--- a/download/studien-aktuell.docx
+++ b/download/studien-aktuell.docx
@@ -62,7 +62,7 @@
           <w:color w:val="666666"/>
           <w:sz w:val="18"/>
         </w:rPr>
-        <w:t>Stand: 13.09.2026  |  6 Studien  |  wissen.m-vf.de</w:t>
+        <w:t>Stand: 14.09.2026  |  6 Studien  |  wissen.m-vf.de</w:t>
       </w:r>
     </w:p>
     <w:p>
@@ -70,7 +70,7 @@
         <w:pStyle w:val="Heading1"/>
       </w:pPr>
       <w:r>
-        <w:t>Aufgenommen am 13.09.2026</w:t>
+        <w:t>Aufgenommen am 14.09.2026</w:t>
       </w:r>
     </w:p>
     <w:p>
@@ -78,7 +78,7 @@
         <w:pStyle w:val="Heading2"/>
       </w:pPr>
       <w:r>
-        <w:t>Direkt-OP-Teledermatologie für Hautkrebs: Sicherheit und Effizienz</w:t>
+        <w:t>Kliniker- und Informatiker-Perspektiven auf Harm-Risk-Vorhersage-Tools</w:t>
       </w:r>
     </w:p>
     <w:p>
@@ -88,12 +88,12 @@
           <w:color w:val="666666"/>
           <w:sz w:val="18"/>
         </w:rPr>
-        <w:t>Nour S et al.  ·  BMJ Open Qual  ·  11.09.2026  ·  PMID 42731848</w:t>
+        <w:t>Lam JYJ et al.  ·  J Eval Clin Pract  ·  Sept. 2026  ·  PMID 42732558</w:t>
       </w:r>
     </w:p>
     <w:p>
       <w:r>
-        <w:t>Evaluierung eines Direct-to-Surgery-Teledermatologie-Pfads für verdächtige Hautkrebs-Referrals in einem großen NHS-Hautkrebs-Service mit 18.587 Patienten.</w:t>
+        <w:t>Qualitative Studie mit 22 Interviews (6 Ärzte, 11 Pharmazeuten, 5 Informatiker) zur Implementierung digitaler Risk-Prediction-Tools für Medikamentenschaden in australischen Krankenhäusern.</w:t>
       </w:r>
     </w:p>
     <w:p>
@@ -104,7 +104,7 @@
         <w:t xml:space="preserve">Ergebnis: </w:t>
       </w:r>
       <w:r>
-        <w:t>Von 5.099 eingeschlossenen Patienten wurde 99,86% die 28-Tage-Faster-Diagnosis-Standard erreicht (Ziel: 75%); 75,5% der Melanom-/Plattenepithel-Karzinom-Patienten begannen Behandlung innerhalb der 62-Tage-Zielmarke. Histologie identifizierte 35,5% maligne und 15,5% prämaligne Pathologie; Diagnostische Konkordanz 41,5% (Cohen's κ=0,34). Komplikationsrate 1,3%. Der Pfad demonstriert sichere hochvolumige Hautkrebs-Chirurgie mit exzellenter Compliance zur Faster Diagnosis Standard.</w:t>
+        <w:t>Fünf Themen mit Einfluss auf Adoption: Vertrauen der Kliniker, wahrgenommener Nutzen, organisatorische Bereitschaft, automatisierungsfähigkeit und Workflow-Kompatibilität. Barrieren: schlechte Systemintegration, Unsicherheit über Tool-Zuverlässigkeit; Enabler: umfassende Feedback-Mechanismen, Ressourcenplanung.</w:t>
       </w:r>
     </w:p>
     <w:p>
@@ -119,7 +119,7 @@
         <w:rPr>
           <w:sz w:val="19"/>
         </w:rPr>
-        <w:t>UK-NHS-Setting, aber Prozessoptimierung für Versorgung übertragbar</w:t>
+        <w:t>Australien, aber klinische Perspektiven auf digitale Sicherheitstools übertragbar</w:t>
       </w:r>
     </w:p>
     <w:p>
@@ -128,7 +128,7 @@
           <w:color w:val="5A7D3A"/>
           <w:sz w:val="18"/>
         </w:rPr>
-        <w:t>https://pubmed.ncbi.nlm.nih.gov/42731848/</w:t>
+        <w:t>https://pubmed.ncbi.nlm.nih.gov/42732558/</w:t>
       </w:r>
     </w:p>
     <w:p>
@@ -136,7 +136,7 @@
         <w:pStyle w:val="Heading2"/>
       </w:pPr>
       <w:r>
-        <w:t>Merkmale von Hausärzten und potenziell unangemessene Medikation bei älteren Patienten</w:t>
+        <w:t>ADHD-Medikation und Selbstverletzungsrisiko: multinational</w:t>
       </w:r>
     </w:p>
     <w:p>
@@ -146,12 +146,12 @@
           <w:color w:val="666666"/>
           <w:sz w:val="18"/>
         </w:rPr>
-        <w:t>Tatsuno Y et al.  ·  Health Aff Sch  ·  28.08.2026  ·  PMID 42730259</w:t>
+        <w:t>Chan AYL et al.  ·  BMJ Ment Health  ·  12.09.2026  ·  PMID 42731881</w:t>
       </w:r>
     </w:p>
     <w:p>
       <w:r>
-        <w:t>Japanische Querschnittsstudie zu Zusammenhängen zwischen Arztmerkmalen (Alter, Patientenvolumen) und der Verschreibung potenziell unangemessener Medikamente (PIMs) bei ≥75-Jährigen.</w:t>
+        <w:t>Multinational selbstkontrollierte Fallserie zur Assoziation zwischen ADHD-Medikation und Selbstverletzungen anhand von fünf Ländern-Datenbanken.</w:t>
       </w:r>
     </w:p>
     <w:p>
@@ -162,7 +162,7 @@
         <w:t xml:space="preserve">Ergebnis: </w:t>
       </w:r>
       <w:r>
-        <w:t>Von 184.097 Patienten erhielten 38,2% mindestens eine PIM; zwei Drittel der PIM-Verschreibungen konzentrierten sich auf 20% der Ärzte. Jüngere Ärzte (aOR 1,27; 95%-KI 1,05–1,55), solche mit niedrigerem Volumen älterer Patienten (aOR 1,39; 95%-KI 1,19–1,61) und Ärzte in Ost- oder Mittel-Japan verschrieben häufiger PIMs. Gezielte Interventionen bei Hochverschreibern könnten PIMs effizient reduzieren.</w:t>
+        <w:t>Höchstes Risiko 90 Tage vor Therapiestart (IRR 2,58), dann während ersten 90 Tage (IRR 1,78) und später (IRR 1,27). Muster konsistent über alle Datenbanken – erhöhtes Risiko vor Behandlung deutet auf unbehandelte ADHD-Symptome, nicht auf Medikation hin.</w:t>
       </w:r>
     </w:p>
     <w:p>
@@ -177,7 +177,7 @@
         <w:rPr>
           <w:sz w:val="19"/>
         </w:rPr>
-        <w:t>Japan, aber Fragestellung zur Arztqualität systemunabhängig übertragbar</w:t>
+        <w:t>Multinational, UK, Neuseeland, Taiwan eingeschlossen</w:t>
       </w:r>
     </w:p>
     <w:p>
@@ -186,7 +186,7 @@
           <w:color w:val="5A7D3A"/>
           <w:sz w:val="18"/>
         </w:rPr>
-        <w:t>https://pubmed.ncbi.nlm.nih.gov/42730259/</w:t>
+        <w:t>https://pubmed.ncbi.nlm.nih.gov/42731881/</w:t>
       </w:r>
     </w:p>
     <w:p>
@@ -194,7 +194,7 @@
         <w:pStyle w:val="Heading2"/>
       </w:pPr>
       <w:r>
-        <w:t>Integration Flexibles Assertive Community Treatment mit kommunalen Sozialservices</w:t>
+        <w:t>Online-Infektionstests: Systemische Vorteile und Barrieren</w:t>
       </w:r>
     </w:p>
     <w:p>
@@ -204,12 +204,12 @@
           <w:color w:val="666666"/>
           <w:sz w:val="18"/>
         </w:rPr>
-        <w:t>Kleijburg A et al.  ·  Int J Integr Care  ·  08.09.2026  ·  PMID 42729928</w:t>
+        <w:t>Grace D et al.  ·  BMC Health Serv Res  ·  05.09.2026  ·  PMID 42728588</w:t>
       </w:r>
     </w:p>
     <w:p>
       <w:r>
-        <w:t>Qualitative Studie mit 15 Interviews zur Implementierung von FACT+DSS-Teams (Flexible Assertive Community Treatment + District Social Services) in der Niederlande für Patienten mit schwerer psychischer Erkrankung.</w:t>
+        <w:t>Qualitative Interviews mit 41 Fachleuten zu Implementierung eines Online-Tests für sexuell übertragbare Infektionen (GetCheckedOnline) in Ontario.</w:t>
       </w:r>
     </w:p>
     <w:p>
@@ -220,7 +220,7 @@
         <w:t xml:space="preserve">Ergebnis: </w:t>
       </w:r>
       <w:r>
-        <w:t>FACT+DSS wurde von Teamkräften als deutlich positiv erlebt und verbesserte Zugangsbarrieren, Kontinuität der Versorgung, Case-Finding und Vernetzungskollaboration. Wichtige Erfolgsfaktoren waren starke Führung, geteilter Besitz, gleichberechtigte Zusammenarbeit und direkte Beziehungen. Barrieren waren unzureichende Ressourcen und fehlende klare Rollenverteilung.</w:t>
+        <w:t>Fünf zentrale Spannungsfelder identifiziert: Zugang, Datenschutz, Koordination, Agency und Systemauswirkungen. Teilnehmende erkannten Vorteile (besserer Zugang), berichteten aber auch unerwünschte Folgen (Koordinationsverluste zwischen Sektoren, Datenschutzbedenken).</w:t>
       </w:r>
     </w:p>
     <w:p>
@@ -235,7 +235,7 @@
         <w:rPr>
           <w:sz w:val="19"/>
         </w:rPr>
-        <w:t>Niederlande, vergleichbares Sozialversicherungssystem, integrierte Versorgung</w:t>
+        <w:t>Kanada, aber Fragestellung zu digitalen Testmodellen systemübergreifend relevant</w:t>
       </w:r>
     </w:p>
     <w:p>
@@ -244,7 +244,7 @@
           <w:color w:val="5A7D3A"/>
           <w:sz w:val="18"/>
         </w:rPr>
-        <w:t>https://pubmed.ncbi.nlm.nih.gov/42729928/</w:t>
+        <w:t>https://pubmed.ncbi.nlm.nih.gov/42728588/</w:t>
       </w:r>
     </w:p>
     <w:p>
@@ -252,7 +252,7 @@
         <w:pStyle w:val="Heading2"/>
       </w:pPr>
       <w:r>
-        <w:t>Auswirkung Brandon Act auf Suizidversuche im US-Militär</w:t>
+        <w:t>Notfall- und Katastrophenbereitschaft in Krankenhäusern Äthiopiens</w:t>
       </w:r>
     </w:p>
     <w:p>
@@ -262,12 +262,12 @@
           <w:color w:val="666666"/>
           <w:sz w:val="18"/>
         </w:rPr>
-        <w:t>Yoon J et al.  ·  Health Serv Res  ·  Okt. 2026  ·  PMID 42728782</w:t>
+        <w:t>Farah B et al.  ·  Res Health Serv Reg  ·  10.09.2026  ·  PMID 42720815</w:t>
       </w:r>
     </w:p>
     <w:p>
       <w:r>
-        <w:t>Unterbrochene Zeitreihen-Analyse (2018–2024) der Military Health System-Daten zu Effekten des Brandon Acts (Geheime Selbst-Überweisungs-Pathways für psychische Gesundheit) auf Suizidversuche bei Active-Duty-Soldaten.</w:t>
+        <w:t>Querschnittsstudie zur Notfall- und Katastrophenbereitschaft in vier öffentlichen Zonal-Krankenhäusern in der Somali-Region mit WHO-Hospital-Safety-Index Modul 4.</w:t>
       </w:r>
     </w:p>
     <w:p>
@@ -278,7 +278,7 @@
         <w:t xml:space="preserve">Ergebnis: </w:t>
       </w:r>
       <w:r>
-        <w:t>Brandon Act im Dezember 2021 assoziiert mit unmittelbare Reduktion von 6,51 pro 100.000 (95%-KI: -10,54, -2,47) und Trendwechsel von -2,25 pro Quartal (95%-KI: -3,81, -0,70). Nach Implementation Mai 2023 weitere Reduktion von 21,19 pro 100.000 (95%-KI: -26,83, -15,55). Über 3 Jahre geschätzt ~3.800 Suizidversuche verhindert. Größte Effekte bei junior Enlisted, Frauen, Army/Marines.</w:t>
+        <w:t>Mittlere Bereitschaftswerte von 45%; tiefste Werte für Notfall- und Katastrophenreaktion/Wiederherstellung (41,3%). Defizite in Reaktionsplanung, logistischer Bereitschaft, Finanzadministration und Kommunikationssystemen; fehlende externe Stakeholder-Koordination.</w:t>
       </w:r>
     </w:p>
     <w:p>
@@ -293,7 +293,7 @@
         <w:rPr>
           <w:sz w:val="19"/>
         </w:rPr>
-        <w:t>US-Militärsystem, aber Fragestellung zu Stigma-Reduktion systemunabhängig übertragbar</w:t>
+        <w:t>Äthiopien (LMIC), aber HTA zur Systemreife allgemein relevant</w:t>
       </w:r>
     </w:p>
     <w:p>
@@ -302,7 +302,7 @@
           <w:color w:val="5A7D3A"/>
           <w:sz w:val="18"/>
         </w:rPr>
-        <w:t>https://pubmed.ncbi.nlm.nih.gov/42728782/</w:t>
+        <w:t>https://pubmed.ncbi.nlm.nih.gov/42720815/</w:t>
       </w:r>
     </w:p>
     <w:p>
@@ -310,7 +310,7 @@
         <w:pStyle w:val="Heading2"/>
       </w:pPr>
       <w:r>
-        <w:t>Subjektive Bedarfserkennung und Inanspruchnahme psychischer Gesundheitsversorgung</w:t>
+        <w:t>Risk Adjustment in Medicare Advantage mit Encounter-Daten</w:t>
       </w:r>
     </w:p>
     <w:p>
@@ -320,12 +320,12 @@
           <w:color w:val="666666"/>
           <w:sz w:val="18"/>
         </w:rPr>
-        <w:t>Reinhold AK et al.  ·  BMC Health Serv Res  ·  10.09.2026  ·  PMID 42728591</w:t>
+        <w:t>Carlin CS et al.  ·  Health Serv Res  ·  Okt. 2026  ·  PMID 42720268</w:t>
       </w:r>
     </w:p>
     <w:p>
       <w:r>
-        <w:t>Gemischte Methoden-Studie mit 456 Teilnehmern mit depressiven Symptomen (PHQ-9≥5) zur Diskrepanz zwischen objektivem, subjektivem Bedarf und tatsächlicher Inanspruchnahme von psychischer Versorgung.</w:t>
+        <w:t>Vergleichende Re-Schätzung des CMS-Hierarchical-Condition-Category-Modells mit Traditional-Medicare- vs. Medicare-Advantage-Claims 2016–2022.</w:t>
       </w:r>
     </w:p>
     <w:p>
@@ -336,7 +336,7 @@
         <w:t xml:space="preserve">Ergebnis: </w:t>
       </w:r>
       <w:r>
-        <w:t>Subjektive Bedarfserkennung ist starker Prädiktor für Inanspruchnahme: 38,1% der Negativ-Gescreenten und 45,8% der Positiv-Gescreenten berichteten weniger als "sehr genau" zu Suizid-Gedanken geantwortet zu haben. Qualitative Analyse (n=23) identifizierte eine Sechsteilung-Typologie von subjektivem Bedarf statt binärer Klassifikation.</w:t>
+        <w:t>MA-Daten zeigen 8,9% niedrigere durchschnittliche HCC-Scores als TM-Daten; Unterschiede variieren über Scoreverteilung. Keine neuen Anreizverzerrungen zu Lasten von Minoritäten oder ländlichen Versicherten.</w:t>
       </w:r>
     </w:p>
     <w:p>
@@ -351,7 +351,7 @@
         <w:rPr>
           <w:sz w:val="19"/>
         </w:rPr>
-        <w:t>Deutsche Routinedaten, populationsbasierte Stichprobe, Hausarzt-nahe Versorgung</w:t>
+        <w:t>US-System (MA/Medicare), aber relevante Methodologie für Risk-Adjustment</w:t>
       </w:r>
     </w:p>
     <w:p>
@@ -360,7 +360,7 @@
           <w:color w:val="5A7D3A"/>
           <w:sz w:val="18"/>
         </w:rPr>
-        <w:t>https://pubmed.ncbi.nlm.nih.gov/42728591/</w:t>
+        <w:t>https://pubmed.ncbi.nlm.nih.gov/42720268/</w:t>
       </w:r>
     </w:p>
     <w:p>
@@ -368,7 +368,7 @@
         <w:pStyle w:val="Heading2"/>
       </w:pPr>
       <w:r>
-        <w:t>Vial-Sharing-Strategie reduziert Arzneimittelabfall bei CT-Kontrastmittel</w:t>
+        <w:t>MISSION4Sax: Sektorübergreifende onkologische Versorgungsmodelle</w:t>
       </w:r>
     </w:p>
     <w:p>
@@ -378,12 +378,12 @@
           <w:color w:val="666666"/>
           <w:sz w:val="18"/>
         </w:rPr>
-        <w:t>Yin Y et al.  ·  BMC Health Serv Res  ·  30.07.2026  ·  PMID 42723046</w:t>
+        <w:t>Richter C et al.  ·  J Cancer Res Clin Oncol  ·  02.09.2026  ·  PMID 42693346</w:t>
       </w:r>
     </w:p>
     <w:p>
       <w:r>
-        <w:t>Retrospektive Studie in chinesischem Universitätskrankenhaus zur Kostenreduktion durch Umstellung von Einzelvial- auf gemeinsame Vial-Abrechnung für CT-Kontrastmittel mit Prozessoptimierung.</w:t>
+        <w:t>Studienprotokoll eines multizentrischen Pilotstudien zur Machbarkeit einer integrierten onkologischen Versorgung über Regionaltumorbrett zwischen Maximalversorgung und Landpraxis mit standardisierten Patientenpfaden.</w:t>
       </w:r>
     </w:p>
     <w:p>
@@ -394,7 +394,7 @@
         <w:t xml:space="preserve">Ergebnis: </w:t>
       </w:r>
       <w:r>
-        <w:t>Vial-Sharing-Strategie führte zu jährlicher Einsparung von 2.906.398,8 mL Kontrastmittel und Kostenreduktion von 9.181.958,83 CNY; durchschnittlich 66,93 CNY Kostenreduktion pro Patient. Multidisziplinäre Prozessoptimierung verbesserte Drug Utilization Efficiency und Ressourcenschonung.</w:t>
+        <w:t>Geplante Bewertung von Machbarkeit, Akzeptanz, Implementierung und Datenqualität (keine Effektivitätsfrage); Fokus auf Wartezeiten, Adhärenz, klinische und Patient-Reported Outcomes. Routinedaten der Krankenkasse als externe Referenz geplant, keine Individualverlinkung.</w:t>
       </w:r>
     </w:p>
     <w:p>
@@ -409,7 +409,7 @@
         <w:rPr>
           <w:sz w:val="19"/>
         </w:rPr>
-        <w:t>China, aber Versorgungseffizienz-Ansatz für deutsche Krankenhäuser adaptierbar</w:t>
+        <w:t>Deutschland (Sachsen), Versorgungsforschungs-Design direkt übertragbar</w:t>
       </w:r>
     </w:p>
     <w:p>
@@ -418,7 +418,7 @@
           <w:color w:val="5A7D3A"/>
           <w:sz w:val="18"/>
         </w:rPr>
-        <w:t>https://pubmed.ncbi.nlm.nih.gov/42723046/</w:t>
+        <w:t>https://pubmed.ncbi.nlm.nih.gov/42693346/</w:t>
       </w:r>
     </w:p>
     <w:sectPr>

--- a/download/studien-aktuell.docx
+++ b/download/studien-aktuell.docx
@@ -62,7 +62,7 @@
           <w:color w:val="666666"/>
           <w:sz w:val="18"/>
         </w:rPr>
-        <w:t>Stand: 14.09.2026  |  6 Studien  |  wissen.m-vf.de</w:t>
+        <w:t>Stand: 15.09.2026  |  6 Studien  |  wissen.m-vf.de</w:t>
       </w:r>
     </w:p>
     <w:p>
@@ -70,7 +70,7 @@
         <w:pStyle w:val="Heading1"/>
       </w:pPr>
       <w:r>
-        <w:t>Aufgenommen am 14.09.2026</w:t>
+        <w:t>Aufgenommen am 15.09.2026</w:t>
       </w:r>
     </w:p>
     <w:p>
@@ -78,7 +78,7 @@
         <w:pStyle w:val="Heading2"/>
       </w:pPr>
       <w:r>
-        <w:t>Kliniker- und Informatiker-Perspektiven auf Harm-Risk-Vorhersage-Tools</w:t>
+        <w:t>Design-Richtlinien für Online-Gesundheitsforen</w:t>
       </w:r>
     </w:p>
     <w:p>
@@ -88,12 +88,12 @@
           <w:color w:val="666666"/>
           <w:sz w:val="18"/>
         </w:rPr>
-        <w:t>Lam JYJ et al.  ·  J Eval Clin Pract  ·  Sept. 2026  ·  PMID 42732558</w:t>
+        <w:t>Marshall P et al.  ·  J Med Internet Res  ·  14.09.2026  ·  PMID 42735377</w:t>
       </w:r>
     </w:p>
     <w:p>
       <w:r>
-        <w:t>Qualitative Studie mit 22 Interviews (6 Ärzte, 11 Pharmazeuten, 5 Informatiker) zur Implementierung digitaler Risk-Prediction-Tools für Medikamentenschaden in australischen Krankenhäusern.</w:t>
+        <w:t>Qualitative Studie mit 54 Interviews und Workshops zur Entwicklung evidenzgestützter Designrichtlinien für sichere Online-Gesundheitsforen basierend auf Selbstbestimmungstheorie.</w:t>
       </w:r>
     </w:p>
     <w:p>
@@ -104,7 +104,7 @@
         <w:t xml:space="preserve">Ergebnis: </w:t>
       </w:r>
       <w:r>
-        <w:t>Fünf Themen mit Einfluss auf Adoption: Vertrauen der Kliniker, wahrgenommener Nutzen, organisatorische Bereitschaft, automatisierungsfähigkeit und Workflow-Kompatibilität. Barrieren: schlechte Systemintegration, Unsicherheit über Tool-Zuverlässigkeit; Enabler: umfassende Feedback-Mechanismen, Ressourcenplanung.</w:t>
+        <w:t>Vier übergeordnete Designprinzipien identifiziert (Autonomie, Kompetenz, Zugehörigkeit, Sicherheit) mit pragmatischen Umsetzungsstrategien; Ergebnisse zeigen gemischte Nutzererfahrungen und Bedarf für nutzerzentrierte Weiterentwicklung.</w:t>
       </w:r>
     </w:p>
     <w:p>
@@ -119,7 +119,7 @@
         <w:rPr>
           <w:sz w:val="19"/>
         </w:rPr>
-        <w:t>Australien, aber klinische Perspektiven auf digitale Sicherheitstools übertragbar</w:t>
+        <w:t>UK-Studie, aber Fragestellung zu Prozessqualität und Nutzerperspektive systemunabhängig übertragbar.</w:t>
       </w:r>
     </w:p>
     <w:p>
@@ -128,7 +128,7 @@
           <w:color w:val="5A7D3A"/>
           <w:sz w:val="18"/>
         </w:rPr>
-        <w:t>https://pubmed.ncbi.nlm.nih.gov/42732558/</w:t>
+        <w:t>https://pubmed.ncbi.nlm.nih.gov/42735377/</w:t>
       </w:r>
     </w:p>
     <w:p>
@@ -136,7 +136,7 @@
         <w:pStyle w:val="Heading2"/>
       </w:pPr>
       <w:r>
-        <w:t>ADHD-Medikation und Selbstverletzungsrisiko: multinational</w:t>
+        <w:t>Hepatitis-B-Disparitäten bei Migranten in Dänemark</w:t>
       </w:r>
     </w:p>
     <w:p>
@@ -146,12 +146,12 @@
           <w:color w:val="666666"/>
           <w:sz w:val="18"/>
         </w:rPr>
-        <w:t>Chan AYL et al.  ·  BMJ Ment Health  ·  12.09.2026  ·  PMID 42731881</w:t>
+        <w:t>Deal A et al.  ·  Eur J Public Health  ·  04.08.2026  ·  PMID 42734651</w:t>
       </w:r>
     </w:p>
     <w:p>
       <w:r>
-        <w:t>Multinational selbstkontrollierte Fallserie zur Assoziation zwischen ADHD-Medikation und Selbstverletzungen anhand von fünf Ländern-Datenbanken.</w:t>
+        <w:t>Matched-Cohort-Studie mit 179.110 Migranten und 1.049.345 Dänen über 23 Jahre zur Erfassung von HBV-Diagnoseraten und Verzögerungen.</w:t>
       </w:r>
     </w:p>
     <w:p>
@@ -162,7 +162,7 @@
         <w:t xml:space="preserve">Ergebnis: </w:t>
       </w:r>
       <w:r>
-        <w:t>Höchstes Risiko 90 Tage vor Therapiestart (IRR 2,58), dann während ersten 90 Tage (IRR 1,78) und später (IRR 1,27). Muster konsistent über alle Datenbanken – erhöhtes Risiko vor Behandlung deutet auf unbehandelte ADHD-Symptome, nicht auf Medikation hin.</w:t>
+        <w:t>Migranten zeigten 30,6-fach erhöhtes HBV-Diagnosrisiko (95%-KI: 26,7–35,2); durchschnittliche Verzögerung von Ankunft bis Diagnose 5,4 Jahre; Unterversorgung bei Personen außerhalb routinemäßiger Screening-Prozesse.</w:t>
       </w:r>
     </w:p>
     <w:p>
@@ -177,7 +177,7 @@
         <w:rPr>
           <w:sz w:val="19"/>
         </w:rPr>
-        <w:t>Multinational, UK, Neuseeland, Taiwan eingeschlossen</w:t>
+        <w:t>Dänemark, Sozialversicherungssystem vergleichbar mit Deutschland, aussagekräftig für Migrantenpopulationen.</w:t>
       </w:r>
     </w:p>
     <w:p>
@@ -186,7 +186,7 @@
           <w:color w:val="5A7D3A"/>
           <w:sz w:val="18"/>
         </w:rPr>
-        <w:t>https://pubmed.ncbi.nlm.nih.gov/42731881/</w:t>
+        <w:t>https://pubmed.ncbi.nlm.nih.gov/42734651/</w:t>
       </w:r>
     </w:p>
     <w:p>
@@ -194,7 +194,7 @@
         <w:pStyle w:val="Heading2"/>
       </w:pPr>
       <w:r>
-        <w:t>Online-Infektionstests: Systemische Vorteile und Barrieren</w:t>
+        <w:t>Indirekte Effektivitätsvergleich Tafamidis vs. Acoramidis bei Transthyretin-Kardiomyopathie</w:t>
       </w:r>
     </w:p>
     <w:p>
@@ -204,12 +204,12 @@
           <w:color w:val="666666"/>
           <w:sz w:val="18"/>
         </w:rPr>
-        <w:t>Grace D et al.  ·  BMC Health Serv Res  ·  05.09.2026  ·  PMID 42728588</w:t>
+        <w:t>Debonnaire P et al.  ·  J Comp Eff Res  ·  14.09.2026  ·  PMID 42734113</w:t>
       </w:r>
     </w:p>
     <w:p>
       <w:r>
-        <w:t>Qualitative Interviews mit 41 Fachleuten zu Implementierung eines Online-Tests für sexuell übertragbare Infektionen (GetCheckedOnline) in Ontario.</w:t>
+        <w:t>Trial-Emulation-Studie mit indirektem Vergleich zweier Transthyretin-Stabilisatoren basierend auf Registerdaten und klinischen Trials.</w:t>
       </w:r>
     </w:p>
     <w:p>
@@ -220,7 +220,7 @@
         <w:t xml:space="preserve">Ergebnis: </w:t>
       </w:r>
       <w:r>
-        <w:t>Fünf zentrale Spannungsfelder identifiziert: Zugang, Datenschutz, Koordination, Agency und Systemauswirkungen. Teilnehmende erkannten Vorteile (besserer Zugang), berichteten aber auch unerwünschte Folgen (Koordinationsverluste zwischen Sektoren, Datenschutzbedenken).</w:t>
+        <w:t>Nach Kalibrierung zeigte Acoramidis eine 42-Monats-Mortalitätsrate von 24,0% versus kalibrierte 31,2% für Tafamidis; relatives Mortalitätsrisiko 0,78 (95%-KI: 0,60–0,99), was auf 22% niedrigeres Sterblichkeitsrisiko deutet.</w:t>
       </w:r>
     </w:p>
     <w:p>
@@ -235,7 +235,7 @@
         <w:rPr>
           <w:sz w:val="19"/>
         </w:rPr>
-        <w:t>Kanada, aber Fragestellung zu digitalen Testmodellen systemübergreifend relevant</w:t>
+        <w:t>Gering: US-Registerdaten; aber Fragestellung zur Vergleichbarkeit von Wirkstoffen systemunabhängig relevant.</w:t>
       </w:r>
     </w:p>
     <w:p>
@@ -244,7 +244,7 @@
           <w:color w:val="5A7D3A"/>
           <w:sz w:val="18"/>
         </w:rPr>
-        <w:t>https://pubmed.ncbi.nlm.nih.gov/42728588/</w:t>
+        <w:t>https://pubmed.ncbi.nlm.nih.gov/42734113/</w:t>
       </w:r>
     </w:p>
     <w:p>
@@ -252,7 +252,7 @@
         <w:pStyle w:val="Heading2"/>
       </w:pPr>
       <w:r>
-        <w:t>Notfall- und Katastrophenbereitschaft in Krankenhäusern Äthiopiens</w:t>
+        <w:t>SESAME-Checkliste für Adverse-Event- und Fehlerberichterstattung</w:t>
       </w:r>
     </w:p>
     <w:p>
@@ -262,12 +262,12 @@
           <w:color w:val="666666"/>
           <w:sz w:val="18"/>
         </w:rPr>
-        <w:t>Farah B et al.  ·  Res Health Serv Reg  ·  10.09.2026  ·  PMID 42720815</w:t>
+        <w:t>Griffey RT et al.  ·  J Patient Saf  ·  11.09.2026  ·  PMID 42725452</w:t>
       </w:r>
     </w:p>
     <w:p>
       <w:r>
-        <w:t>Querschnittsstudie zur Notfall- und Katastrophenbereitschaft in vier öffentlichen Zonal-Krankenhäusern in der Somali-Region mit WHO-Hospital-Safety-Index Modul 4.</w:t>
+        <w:t>Methodisches Konsensuspapier zur Entwicklung einer 44-Item-Checkliste (SESAME) zur Standardisierung der Berichterstattung in Studien zu unerwünschten Ereignissen und medizinischen Fehlern.</w:t>
       </w:r>
     </w:p>
     <w:p>
@@ -278,7 +278,7 @@
         <w:t xml:space="preserve">Ergebnis: </w:t>
       </w:r>
       <w:r>
-        <w:t>Mittlere Bereitschaftswerte von 45%; tiefste Werte für Notfall- und Katastrophenreaktion/Wiederherstellung (41,3%). Defizite in Reaktionsplanung, logistischer Bereitschaft, Finanzadministration und Kommunikationssystemen; fehlende externe Stakeholder-Koordination.</w:t>
+        <w:t>SESAME-Checkliste mit 44 Items deckt alle kritischen Reporting-Domänen ab; Ziel ist Verbesserung der Vollständigkeit, Vergleichbarkeit und Reproduzierbarkeit; Entwicklung nach EQUATOR-Standards mit internationalem Expertenkonsens.</w:t>
       </w:r>
     </w:p>
     <w:p>
@@ -293,7 +293,7 @@
         <w:rPr>
           <w:sz w:val="19"/>
         </w:rPr>
-        <w:t>Äthiopien (LMIC), aber HTA zur Systemreife allgemein relevant</w:t>
+        <w:t>Internationales Konsensdokument zur Studienqualität, systemunabhängig für Patientensicherheitsforschung relevant.</w:t>
       </w:r>
     </w:p>
     <w:p>
@@ -302,7 +302,7 @@
           <w:color w:val="5A7D3A"/>
           <w:sz w:val="18"/>
         </w:rPr>
-        <w:t>https://pubmed.ncbi.nlm.nih.gov/42720815/</w:t>
+        <w:t>https://pubmed.ncbi.nlm.nih.gov/42725452/</w:t>
       </w:r>
     </w:p>
     <w:p>
@@ -310,7 +310,7 @@
         <w:pStyle w:val="Heading2"/>
       </w:pPr>
       <w:r>
-        <w:t>Risk Adjustment in Medicare Advantage mit Encounter-Daten</w:t>
+        <w:t>Koordinierter Ansatz zur integrierten Sturz- und Frakturprävention</w:t>
       </w:r>
     </w:p>
     <w:p>
@@ -320,12 +320,12 @@
           <w:color w:val="666666"/>
           <w:sz w:val="18"/>
         </w:rPr>
-        <w:t>Carlin CS et al.  ·  Health Serv Res  ·  Okt. 2026  ·  PMID 42720268</w:t>
+        <w:t>van der Velde N et al.  ·  Eur Geriatr Med  ·  10.09.2026  ·  PMID 42720850</w:t>
       </w:r>
     </w:p>
     <w:p>
       <w:r>
-        <w:t>Vergleichende Re-Schätzung des CMS-Hierarchical-Condition-Category-Modells mit Traditional-Medicare- vs. Medicare-Advantage-Claims 2016–2022.</w:t>
+        <w:t>Position Paper von sieben internationalen Fachgesellschaften zu evidenzgestützter integrierter Versorgung für Sturz- und Frakturprävention bei älteren Menschen.</w:t>
       </w:r>
     </w:p>
     <w:p>
@@ -336,7 +336,7 @@
         <w:t xml:space="preserve">Ergebnis: </w:t>
       </w:r>
       <w:r>
-        <w:t>MA-Daten zeigen 8,9% niedrigere durchschnittliche HCC-Scores als TM-Daten; Unterschiede variieren über Scoreverteilung. Keine neuen Anreizverzerrungen zu Lasten von Minoritäten oder ländlichen Versicherten.</w:t>
+        <w:t>Kernerkenntnis: Fragmentierte Versorgungsstrukturen erfordern integrierte Fall- und Frakturprävention als Public-Health-Priorität; Empfehlungen für interdisziplinäre Zusammenarbeit, Trainings und systemische Ressourcenallokation.</w:t>
       </w:r>
     </w:p>
     <w:p>
@@ -351,7 +351,7 @@
         <w:rPr>
           <w:sz w:val="19"/>
         </w:rPr>
-        <w:t>US-System (MA/Medicare), aber relevante Methodologie für Risk-Adjustment</w:t>
+        <w:t>Europäischer Konsens mit Fokus auf Versorgungsprozesse, Qualität und Implementierung in Regelversorgung.</w:t>
       </w:r>
     </w:p>
     <w:p>
@@ -360,7 +360,7 @@
           <w:color w:val="5A7D3A"/>
           <w:sz w:val="18"/>
         </w:rPr>
-        <w:t>https://pubmed.ncbi.nlm.nih.gov/42720268/</w:t>
+        <w:t>https://pubmed.ncbi.nlm.nih.gov/42720850/</w:t>
       </w:r>
     </w:p>
     <w:p>
@@ -368,7 +368,7 @@
         <w:pStyle w:val="Heading2"/>
       </w:pPr>
       <w:r>
-        <w:t>MISSION4Sax: Sektorübergreifende onkologische Versorgungsmodelle</w:t>
+        <w:t>Tabakrauchexposition und Gesundheitsdienstleistungen bei jungen Erwachsenen</w:t>
       </w:r>
     </w:p>
     <w:p>
@@ -378,12 +378,12 @@
           <w:color w:val="666666"/>
           <w:sz w:val="18"/>
         </w:rPr>
-        <w:t>Richter C et al.  ·  J Cancer Res Clin Oncol  ·  02.09.2026  ·  PMID 42693346</w:t>
+        <w:t>Akhtar S et al.  ·  BMC Health Serv Res  ·  04.09.2026  ·  PMID 42717348</w:t>
       </w:r>
     </w:p>
     <w:p>
       <w:r>
-        <w:t>Studienprotokoll eines multizentrischen Pilotstudien zur Machbarkeit einer integrierten onkologischen Versorgung über Regionaltumorbrett zwischen Maximalversorgung und Landpraxis mit standardisierten Patientenpfaden.</w:t>
+        <w:t>Querschnittsstudie mit 1.323 Studierenden zur Erfassung von Tabakrauchexposition, Symptomen und Inanspruchnahme von Gesundheitsdienstleistungen.</w:t>
       </w:r>
     </w:p>
     <w:p>
@@ -394,7 +394,7 @@
         <w:t xml:space="preserve">Ergebnis: </w:t>
       </w:r>
       <w:r>
-        <w:t>Geplante Bewertung von Machbarkeit, Akzeptanz, Implementierung und Datenqualität (keine Effektivitätsfrage); Fokus auf Wartezeiten, Adhärenz, klinische und Patient-Reported Outcomes. Routinedaten der Krankenkasse als externe Referenz geplant, keine Individualverlinkung.</w:t>
+        <w:t>Exposition gegenüber Tabakrauch 55,9% (740/1.323); Husten (aOR 2,10; 95%-KI 1,66–2,64), Dyspnoe (aOR 1,30; 95%-KI 1,01–1,67) und Asthma (aOR 1,95; 95%-KI 1,43–2,65) signifikant mit Inanspruchnahme assoziiert.</w:t>
       </w:r>
     </w:p>
     <w:p>
@@ -409,7 +409,7 @@
         <w:rPr>
           <w:sz w:val="19"/>
         </w:rPr>
-        <w:t>Deutschland (Sachsen), Versorgungsforschungs-Design direkt übertragbar</w:t>
+        <w:t>Kuwait, aber Fragestellung zu Symptomen, Morbidität und Versorgungsnutzung epidemiologisch aussagekräftig.</w:t>
       </w:r>
     </w:p>
     <w:p>
@@ -418,7 +418,7 @@
           <w:color w:val="5A7D3A"/>
           <w:sz w:val="18"/>
         </w:rPr>
-        <w:t>https://pubmed.ncbi.nlm.nih.gov/42693346/</w:t>
+        <w:t>https://pubmed.ncbi.nlm.nih.gov/42717348/</w:t>
       </w:r>
     </w:p>
     <w:sectPr>

--- a/download/studien-aktuell.docx
+++ b/download/studien-aktuell.docx
@@ -62,7 +62,7 @@
           <w:color w:val="666666"/>
           <w:sz w:val="18"/>
         </w:rPr>
-        <w:t>Stand: 15.09.2026  |  6 Studien  |  wissen.m-vf.de</w:t>
+        <w:t>Stand: 16.09.2026  |  6 Studien  |  wissen.m-vf.de</w:t>
       </w:r>
     </w:p>
     <w:p>
@@ -70,7 +70,7 @@
         <w:pStyle w:val="Heading1"/>
       </w:pPr>
       <w:r>
-        <w:t>Aufgenommen am 15.09.2026</w:t>
+        <w:t>Aufgenommen am 16.09.2026</w:t>
       </w:r>
     </w:p>
     <w:p>
@@ -78,7 +78,7 @@
         <w:pStyle w:val="Heading2"/>
       </w:pPr>
       <w:r>
-        <w:t>Design-Richtlinien für Online-Gesundheitsforen</w:t>
+        <w:t>Pragmatisches Vorhersagemodell für Asthma-Klinikreadmissionen</w:t>
       </w:r>
     </w:p>
     <w:p>
@@ -88,12 +88,12 @@
           <w:color w:val="666666"/>
           <w:sz w:val="18"/>
         </w:rPr>
-        <w:t>Marshall P et al.  ·  J Med Internet Res  ·  14.09.2026  ·  PMID 42735377</w:t>
+        <w:t>Tay TR et al.  ·  Respir Med  ·  15.09.2026  ·  PMID 42744205</w:t>
       </w:r>
     </w:p>
     <w:p>
       <w:r>
-        <w:t>Qualitative Studie mit 54 Interviews und Workshops zur Entwicklung evidenzgestützter Designrichtlinien für sichere Online-Gesundheitsforen basierend auf Selbstbestimmungstheorie.</w:t>
+        <w:t>Entwicklung und externe Validierung eines neunfaktoriellen Vorhersagemodells für Krankenhauswiederaufnahmen nach Asthmaexazerbation innerhalb von 12 Monaten.</w:t>
       </w:r>
     </w:p>
     <w:p>
@@ -104,7 +104,7 @@
         <w:t xml:space="preserve">Ergebnis: </w:t>
       </w:r>
       <w:r>
-        <w:t>Vier übergeordnete Designprinzipien identifiziert (Autonomie, Kompetenz, Zugehörigkeit, Sicherheit) mit pragmatischen Umsetzungsstrategien; Ergebnisse zeigen gemischte Nutzererfahrungen und Bedarf für nutzerzentrierte Weiterentwicklung.</w:t>
+        <w:t>READMIT-Modell zeigte gute Diskriminierung im Entwicklungs-(AUC 0,748; 95% KI 0,711–0,785) und externen Kohort (AUC 0,737; 95% KI 0,712–0,762), mit zufriedenstellender Kalibrierung.</w:t>
       </w:r>
     </w:p>
     <w:p>
@@ -119,7 +119,7 @@
         <w:rPr>
           <w:sz w:val="19"/>
         </w:rPr>
-        <w:t>UK-Studie, aber Fragestellung zu Prozessqualität und Nutzerperspektive systemunabhängig übertragbar.</w:t>
+        <w:t>Singapur-Daten, aber Fragestellung zu klinischen Prozessen systemunabhängig</w:t>
       </w:r>
     </w:p>
     <w:p>
@@ -128,7 +128,7 @@
           <w:color w:val="5A7D3A"/>
           <w:sz w:val="18"/>
         </w:rPr>
-        <w:t>https://pubmed.ncbi.nlm.nih.gov/42735377/</w:t>
+        <w:t>https://pubmed.ncbi.nlm.nih.gov/42744205/</w:t>
       </w:r>
     </w:p>
     <w:p>
@@ -136,7 +136,7 @@
         <w:pStyle w:val="Heading2"/>
       </w:pPr>
       <w:r>
-        <w:t>Hepatitis-B-Disparitäten bei Migranten in Dänemark</w:t>
+        <w:t>Buprenorphin-Verordnungen nach Einführung eines niedrigschwelligen virtuellen Netzwerks</w:t>
       </w:r>
     </w:p>
     <w:p>
@@ -146,12 +146,12 @@
           <w:color w:val="666666"/>
           <w:sz w:val="18"/>
         </w:rPr>
-        <w:t>Deal A et al.  ·  Eur J Public Health  ·  04.08.2026  ·  PMID 42734651</w:t>
+        <w:t>Lindenfeld Z et al.  ·  J Subst Use Addict Treat  ·  15.09.2026  ·  PMID 42744115</w:t>
       </w:r>
     </w:p>
     <w:p>
       <w:r>
-        <w:t>Matched-Cohort-Studie mit 179.110 Migranten und 1.049.345 Dänen über 23 Jahre zur Erfassung von HBV-Diagnoseraten und Verzögerungen.</w:t>
+        <w:t>Analyse der Auswirkungen eines kommunalen Rapid-Access-Modells (RealFix) mit virtuellen Anbietern auf die Buprenorphin-Verschreibungen in Paterson, New Jersey, mittels Differenzen-in-Differenzen-Analyse (2021–2025).</w:t>
       </w:r>
     </w:p>
     <w:p>
@@ -162,7 +162,7 @@
         <w:t xml:space="preserve">Ergebnis: </w:t>
       </w:r>
       <w:r>
-        <w:t>Migranten zeigten 30,6-fach erhöhtes HBV-Diagnosrisiko (95%-KI: 26,7–35,2); durchschnittliche Verzögerung von Ankunft bis Diagnose 5,4 Jahre; Unterversorgung bei Personen außerhalb routinemäßiger Screening-Prozesse.</w:t>
+        <w:t>RealFix war mit Zunahmen von 66,5–76,8 Buprenorphin-Rezepten pro 10.000 Einwohner monatlich verbunden (14,6–17,0% Anstieg über Kontrollgruppen hinaus); Retentionseffekte waren gemischt.</w:t>
       </w:r>
     </w:p>
     <w:p>
@@ -177,7 +177,7 @@
         <w:rPr>
           <w:sz w:val="19"/>
         </w:rPr>
-        <w:t>Dänemark, Sozialversicherungssystem vergleichbar mit Deutschland, aussagekräftig für Migrantenpopulationen.</w:t>
+        <w:t>USA (Medicaid)-Daten, aber Fragestellung zu niedrigschwelliger Zugangssteuerung auf andere Systeme übertragbar</w:t>
       </w:r>
     </w:p>
     <w:p>
@@ -186,7 +186,7 @@
           <w:color w:val="5A7D3A"/>
           <w:sz w:val="18"/>
         </w:rPr>
-        <w:t>https://pubmed.ncbi.nlm.nih.gov/42734651/</w:t>
+        <w:t>https://pubmed.ncbi.nlm.nih.gov/42744115/</w:t>
       </w:r>
     </w:p>
     <w:p>
@@ -194,7 +194,7 @@
         <w:pStyle w:val="Heading2"/>
       </w:pPr>
       <w:r>
-        <w:t>Indirekte Effektivitätsvergleich Tafamidis vs. Acoramidis bei Transthyretin-Kardiomyopathie</w:t>
+        <w:t>Routinedaten in der onkologischen Versorgungsforschung: Chancen und Herausforderungen</w:t>
       </w:r>
     </w:p>
     <w:p>
@@ -204,12 +204,12 @@
           <w:color w:val="666666"/>
           <w:sz w:val="18"/>
         </w:rPr>
-        <w:t>Debonnaire P et al.  ·  J Comp Eff Res  ·  14.09.2026  ·  PMID 42734113</w:t>
+        <w:t>Kästner A et al.  ·  Gesundheitswesen  ·  15.09.2026  ·  PMID 42743977</w:t>
       </w:r>
     </w:p>
     <w:p>
       <w:r>
-        <w:t>Trial-Emulation-Studie mit indirektem Vergleich zweier Transthyretin-Stabilisatoren basierend auf Registerdaten und klinischen Trials.</w:t>
+        <w:t>Qualitative Analyse praktischer Erfahrungen mit Krebsregisterdaten und Abrechnungsdaten von Krankenkassen für Versorgungsforschung am Beispiel eines Innovationsfonds-Projekts.</w:t>
       </w:r>
     </w:p>
     <w:p>
@@ -220,7 +220,7 @@
         <w:t xml:space="preserve">Ergebnis: </w:t>
       </w:r>
       <w:r>
-        <w:t>Nach Kalibrierung zeigte Acoramidis eine 42-Monats-Mortalitätsrate von 24,0% versus kalibrierte 31,2% für Tafamidis; relatives Mortalitätsrisiko 0,78 (95%-KI: 0,60–0,99), was auf 22% niedrigeres Sterblichkeitsrisiko deutet.</w:t>
+        <w:t>Verlinkung von Krebsregistern und Abrechnungsdaten ermöglicht umfassende Analysen von Langzeitoutcomes und Versorgungsstrukturen, erfordert jedoch zeitintensive Abstimmungs- und Genehmigungsprozesse sowie spezialisierte methodische Expertise.</w:t>
       </w:r>
     </w:p>
     <w:p>
@@ -235,7 +235,7 @@
         <w:rPr>
           <w:sz w:val="19"/>
         </w:rPr>
-        <w:t>Gering: US-Registerdaten; aber Fragestellung zur Vergleichbarkeit von Wirkstoffen systemunabhängig relevant.</w:t>
+        <w:t>Deutsches Gesundheitssystem, Krebsregister nach §65c SGB V und gesetzliche Krankenkassen</w:t>
       </w:r>
     </w:p>
     <w:p>
@@ -244,7 +244,7 @@
           <w:color w:val="5A7D3A"/>
           <w:sz w:val="18"/>
         </w:rPr>
-        <w:t>https://pubmed.ncbi.nlm.nih.gov/42734113/</w:t>
+        <w:t>https://pubmed.ncbi.nlm.nih.gov/42743977/</w:t>
       </w:r>
     </w:p>
     <w:p>
@@ -252,7 +252,7 @@
         <w:pStyle w:val="Heading2"/>
       </w:pPr>
       <w:r>
-        <w:t>SESAME-Checkliste für Adverse-Event- und Fehlerberichterstattung</w:t>
+        <w:t>Präferenzen für dezentrale ophthalmologische Kliniken: Diskrete-Wahl-Experiment im UK</w:t>
       </w:r>
     </w:p>
     <w:p>
@@ -262,12 +262,12 @@
           <w:color w:val="666666"/>
           <w:sz w:val="18"/>
         </w:rPr>
-        <w:t>Griffey RT et al.  ·  J Patient Saf  ·  11.09.2026  ·  PMID 42725452</w:t>
+        <w:t>Ndwandwe S et al.  ·  PLoS One  ·  15.09.2026  ·  PMID 42743352</w:t>
       </w:r>
     </w:p>
     <w:p>
       <w:r>
-        <w:t>Methodisches Konsensuspapier zur Entwicklung einer 44-Item-Checkliste (SESAME) zur Standardisierung der Berichterstattung in Studien zu unerwünschten Ereignissen und medizinischen Fehlern.</w:t>
+        <w:t>Diskrete-Wahl-Experiment mit 389 Befragten (Patienten, Fachkräfte, Öffentlichkeit) zu Präferenzen für Merkmale einer techniker-geleiteten asynchronen Augenklinik zur Überwachung chronischer Augenerkrankungen.</w:t>
       </w:r>
     </w:p>
     <w:p>
@@ -278,7 +278,7 @@
         <w:t xml:space="preserve">Ergebnis: </w:t>
       </w:r>
       <w:r>
-        <w:t>SESAME-Checkliste mit 44 Items deckt alle kritischen Reporting-Domänen ab; Ziel ist Verbesserung der Vollständigkeit, Vergleichbarkeit und Reproduzierbarkeit; Entwicklung nach EQUATOR-Standards mit internationalem Expertenkonsens.</w:t>
+        <w:t>Wer einen Techniker statt Kliniker sah und Ergebnisse per Post erhielt, benötigte Reduktion der Terminverzögerung um 6,27 Monate (95% KI 4,52–8,03) oder Fahrtzeit um 153 Minuten (95% KI 88–219); techniker-geleitete Modelle könnten kliniker-geleitete Services ergänzen, wenn sie Verzögerungen verkürzen.</w:t>
       </w:r>
     </w:p>
     <w:p>
@@ -293,7 +293,7 @@
         <w:rPr>
           <w:sz w:val="19"/>
         </w:rPr>
-        <w:t>Internationales Konsensdokument zur Studienqualität, systemunabhängig für Patientensicherheitsforschung relevant.</w:t>
+        <w:t>UK NHS-System, teilweise übertragbar auf dezentrale Versorgungsmodelle in Deutschland</w:t>
       </w:r>
     </w:p>
     <w:p>
@@ -302,7 +302,7 @@
           <w:color w:val="5A7D3A"/>
           <w:sz w:val="18"/>
         </w:rPr>
-        <w:t>https://pubmed.ncbi.nlm.nih.gov/42725452/</w:t>
+        <w:t>https://pubmed.ncbi.nlm.nih.gov/42743352/</w:t>
       </w:r>
     </w:p>
     <w:p>
@@ -310,7 +310,7 @@
         <w:pStyle w:val="Heading2"/>
       </w:pPr>
       <w:r>
-        <w:t>Koordinierter Ansatz zur integrierten Sturz- und Frakturprävention</w:t>
+        <w:t>Psychische Belastung von Gesundheitsfachkräften in der COVID-19-Pandemie</w:t>
       </w:r>
     </w:p>
     <w:p>
@@ -320,12 +320,12 @@
           <w:color w:val="666666"/>
           <w:sz w:val="18"/>
         </w:rPr>
-        <w:t>van der Velde N et al.  ·  Eur Geriatr Med  ·  10.09.2026  ·  PMID 42720850</w:t>
+        <w:t>Peters C et al.  ·  Front Public Health  ·  31.08.2026  ·  PMID 42741285</w:t>
       </w:r>
     </w:p>
     <w:p>
       <w:r>
-        <w:t>Position Paper von sieben internationalen Fachgesellschaften zu evidenzgestützter integrierter Versorgung für Sturz- und Frakturprävention bei älteren Menschen.</w:t>
+        <w:t>Querschnittstudie zu Arbeitsbedingungen und psychischer Gesundheit von 576 Beschäftigten in deutschen Gesundheits- und Sozialeinrichtungen während COVID-19.</w:t>
       </w:r>
     </w:p>
     <w:p>
@@ -336,7 +336,7 @@
         <w:t xml:space="preserve">Ergebnis: </w:t>
       </w:r>
       <w:r>
-        <w:t>Kernerkenntnis: Fragmentierte Versorgungsstrukturen erfordern integrierte Fall- und Frakturprävention als Public-Health-Priorität; Empfehlungen für interdisziplinäre Zusammenarbeit, Trainings und systemische Ressourcenallokation.</w:t>
+        <w:t>59% waren Gesundheitsfachkräfte; diese berichteten schlechtere Arbeitsfähigkeit (6,9 vs. 7,3), höhere emotionale Belastung und depressive Symptome; ca. ein Fünftel zeigte moderate bis schwere psychische Belastung.</w:t>
       </w:r>
     </w:p>
     <w:p>
@@ -351,7 +351,7 @@
         <w:rPr>
           <w:sz w:val="19"/>
         </w:rPr>
-        <w:t>Europäischer Konsens mit Fokus auf Versorgungsprozesse, Qualität und Implementierung in Regelversorgung.</w:t>
+        <w:t>Deutsche Routinedaten, Studie in Deutschland durchgeführt</w:t>
       </w:r>
     </w:p>
     <w:p>
@@ -360,7 +360,7 @@
           <w:color w:val="5A7D3A"/>
           <w:sz w:val="18"/>
         </w:rPr>
-        <w:t>https://pubmed.ncbi.nlm.nih.gov/42720850/</w:t>
+        <w:t>https://pubmed.ncbi.nlm.nih.gov/42741285/</w:t>
       </w:r>
     </w:p>
     <w:p>
@@ -368,7 +368,7 @@
         <w:pStyle w:val="Heading2"/>
       </w:pPr>
       <w:r>
-        <w:t>Tabakrauchexposition und Gesundheitsdienstleistungen bei jungen Erwachsenen</w:t>
+        <w:t>Zugang zur elektronischen Patientenakte über Krankenversicherer-Apps in Deutschland</w:t>
       </w:r>
     </w:p>
     <w:p>
@@ -378,12 +378,12 @@
           <w:color w:val="666666"/>
           <w:sz w:val="18"/>
         </w:rPr>
-        <w:t>Akhtar S et al.  ·  BMC Health Serv Res  ·  04.09.2026  ·  PMID 42717348</w:t>
+        <w:t>May S et al.  ·  JMIR Mhealth Uhealth  ·  14.09.2026  ·  PMID 42735900</w:t>
       </w:r>
     </w:p>
     <w:p>
       <w:r>
-        <w:t>Querschnittsstudie mit 1.323 Studierenden zur Erfassung von Tabakrauchexposition, Symptomen und Inanspruchnahme von Gesundheitsdienstleistungen.</w:t>
+        <w:t>Qualitative Interviewstudie mit 23 Personen zu Nutzererfahrungen beim Einrichten und Authentifizieren des Zugangs zur ePA durch Versicherer-Apps.</w:t>
       </w:r>
     </w:p>
     <w:p>
@@ -394,7 +394,7 @@
         <w:t xml:space="preserve">Ergebnis: </w:t>
       </w:r>
       <w:r>
-        <w:t>Exposition gegenüber Tabakrauch 55,9% (740/1.323); Husten (aOR 2,10; 95%-KI 1,66–2,64), Dyspnoe (aOR 1,30; 95%-KI 1,01–1,67) und Asthma (aOR 1,95; 95%-KI 1,43–2,65) signifikant mit Inanspruchnahme assoziiert.</w:t>
+        <w:t>Zugang besteht nicht aus einem einzelnen Schritt, sondern aus fünf interdependenten Phasen (Orientierung, technischer Zugang, Verifizierung, Unterbrechungen, initiale Nutzung); Barrieren akkumulieren sich über Phasen hinweg und führen zu wiederholten Versuchen.</w:t>
       </w:r>
     </w:p>
     <w:p>
@@ -409,7 +409,7 @@
         <w:rPr>
           <w:sz w:val="19"/>
         </w:rPr>
-        <w:t>Kuwait, aber Fragestellung zu Symptomen, Morbidität und Versorgungsnutzung epidemiologisch aussagekräftig.</w:t>
+        <w:t>Deutsche Routinedaten und ePA-Implementierung, direkt für deutsches System anwendbar</w:t>
       </w:r>
     </w:p>
     <w:p>
@@ -418,7 +418,7 @@
           <w:color w:val="5A7D3A"/>
           <w:sz w:val="18"/>
         </w:rPr>
-        <w:t>https://pubmed.ncbi.nlm.nih.gov/42717348/</w:t>
+        <w:t>https://pubmed.ncbi.nlm.nih.gov/42735900/</w:t>
       </w:r>
     </w:p>
     <w:sectPr>

--- a/download/studien-aktuell.docx
+++ b/download/studien-aktuell.docx
@@ -62,7 +62,7 @@
           <w:color w:val="666666"/>
           <w:sz w:val="18"/>
         </w:rPr>
-        <w:t>Stand: 16.09.2026  |  6 Studien  |  wissen.m-vf.de</w:t>
+        <w:t>Stand: 17.09.2026  |  7 Studien  |  wissen.m-vf.de</w:t>
       </w:r>
     </w:p>
     <w:p>
@@ -70,7 +70,7 @@
         <w:pStyle w:val="Heading1"/>
       </w:pPr>
       <w:r>
-        <w:t>Aufgenommen am 16.09.2026</w:t>
+        <w:t>Aufgenommen am 17.09.2026</w:t>
       </w:r>
     </w:p>
     <w:p>
@@ -78,7 +78,7 @@
         <w:pStyle w:val="Heading2"/>
       </w:pPr>
       <w:r>
-        <w:t>Pragmatisches Vorhersagemodell für Asthma-Klinikreadmissionen</w:t>
+        <w:t>Chirurgische Behandlung von NSCLC in England: Trends, Variation und kurzfristige Ergebnisse 2015–2023</w:t>
       </w:r>
     </w:p>
     <w:p>
@@ -88,12 +88,12 @@
           <w:color w:val="666666"/>
           <w:sz w:val="18"/>
         </w:rPr>
-        <w:t>Tay TR et al.  ·  Respir Med  ·  15.09.2026  ·  PMID 42744205</w:t>
+        <w:t>Dixon LK et al.  ·  BMJ Open  ·  16.09.2026  ·  PMID 42749376</w:t>
       </w:r>
     </w:p>
     <w:p>
       <w:r>
-        <w:t>Entwicklung und externe Validierung eines neunfaktoriellen Vorhersagemodells für Krankenhauswiederaufnahmen nach Asthmaexazerbation innerhalb von 12 Monaten.</w:t>
+        <w:t>Bevölkerungsgestützte Kohortenstudie zu Trends in der chirurgischen Praxis, regionalen Unterschieden und postoperativen Outcomes bei Lungenkrebs-Resektion in England über 9 Jahre.</w:t>
       </w:r>
     </w:p>
     <w:p>
@@ -104,7 +104,7 @@
         <w:t xml:space="preserve">Ergebnis: </w:t>
       </w:r>
       <w:r>
-        <w:t>READMIT-Modell zeigte gute Diskriminierung im Entwicklungs-(AUC 0,748; 95% KI 0,711–0,785) und externen Kohort (AUC 0,737; 95% KI 0,712–0,762), mit zufriedenstellender Kalibrierung.</w:t>
+        <w:t>Resektionsrate stieg von 15,4 % (2015) auf 20,9 % (2023); Segmentektomie von 11,2 % auf 20,6 %, minimal-invasive Chirurgie von 47,1 % auf 79,7 %; 90-Tage-Mortalität sank von 4,03 % auf 2,26 %; Verweildauer verkürzt sich, Wiederaufnahmen stabil bei ~10–12 % – jedoch erhebliche Zentren-Heterogenität in Segmentektomie (10,7–80,3 %) und roboterassistierter Chirurgie (0–67 %).</w:t>
       </w:r>
     </w:p>
     <w:p>
@@ -119,7 +119,7 @@
         <w:rPr>
           <w:sz w:val="19"/>
         </w:rPr>
-        <w:t>Singapur-Daten, aber Fragestellung zu klinischen Prozessen systemunabhängig</w:t>
+        <w:t>England, spezialisierte Thoraxchirurgie-Zentren – systemischer Kontext nur bedingt übertragbar</w:t>
       </w:r>
     </w:p>
     <w:p>
@@ -128,7 +128,7 @@
           <w:color w:val="5A7D3A"/>
           <w:sz w:val="18"/>
         </w:rPr>
-        <w:t>https://pubmed.ncbi.nlm.nih.gov/42744205/</w:t>
+        <w:t>https://pubmed.ncbi.nlm.nih.gov/42749376/</w:t>
       </w:r>
     </w:p>
     <w:p>
@@ -136,7 +136,7 @@
         <w:pStyle w:val="Heading2"/>
       </w:pPr>
       <w:r>
-        <w:t>Buprenorphin-Verordnungen nach Einführung eines niedrigschwelligen virtuellen Netzwerks</w:t>
+        <w:t>Hybrid-Telemedizin-Hausbesuch-Modell für Pneumonieversorung: Pilot-Fallserie aus Texas</w:t>
       </w:r>
     </w:p>
     <w:p>
@@ -146,12 +146,12 @@
           <w:color w:val="666666"/>
           <w:sz w:val="18"/>
         </w:rPr>
-        <w:t>Lindenfeld Z et al.  ·  J Subst Use Addict Treat  ·  15.09.2026  ·  PMID 42744115</w:t>
+        <w:t>Bourmand R et al.  ·  JMIR Form Res  ·  16.09.2026  ·  PMID 42748457</w:t>
       </w:r>
     </w:p>
     <w:p>
       <w:r>
-        <w:t>Analyse der Auswirkungen eines kommunalen Rapid-Access-Modells (RealFix) mit virtuellen Anbietern auf die Buprenorphin-Verschreibungen in Paterson, New Jersey, mittels Differenzen-in-Differenzen-Analyse (2021–2025).</w:t>
+        <w:t>Retrospektive deskriptive Fallserie (n=28 Patienten mit Pneumoniediagnose) zur Implementierbarkeit und Nutzungsmuster eines Hybrid-Modells aus virtueller ärztlicher Bewertung und trainierter Fachperson im Hausbesuch mit digitalen Diagnostik-Tools.</w:t>
       </w:r>
     </w:p>
     <w:p>
@@ -162,7 +162,7 @@
         <w:t xml:space="preserve">Ergebnis: </w:t>
       </w:r>
       <w:r>
-        <w:t>RealFix war mit Zunahmen von 66,5–76,8 Buprenorphin-Rezepten pro 10.000 Einwohner monatlich verbunden (14,6–17,0% Anstieg über Kontrollgruppen hinaus); Retentionseffekte waren gemischt.</w:t>
+        <w:t>28 Patienten mit 56 klinischen Kontakten (Median 2, IQR 1–3 pro Patient); CRB-65-Scores 0–2 (46,4 % Score 0, 46,4 % Score 1, 7,1 % Score 2); 8/28 (28,6 %) zur ED überwiesen; Patienten zur ED überwiesen hatten signifikant höhere CRB-65-Scores (Median 1, IQR 1–1,5 vs. Median 0, IQR 0–1; p=0,01); Modell machbar, aber größere prospektive Vergleichsstudien für Outcomes/Sicherheit erforderlich.</w:t>
       </w:r>
     </w:p>
     <w:p>
@@ -177,7 +177,7 @@
         <w:rPr>
           <w:sz w:val="19"/>
         </w:rPr>
-        <w:t>USA (Medicaid)-Daten, aber Fragestellung zu niedrigschwelliger Zugangssteuerung auf andere Systeme übertragbar</w:t>
+        <w:t>USA – Fragestellung zur Versorgungsmodellintegration systemunabhängig, aber Kontext Urgent Care begrenzt übertragbar</w:t>
       </w:r>
     </w:p>
     <w:p>
@@ -186,7 +186,7 @@
           <w:color w:val="5A7D3A"/>
           <w:sz w:val="18"/>
         </w:rPr>
-        <w:t>https://pubmed.ncbi.nlm.nih.gov/42744115/</w:t>
+        <w:t>https://pubmed.ncbi.nlm.nih.gov/42748457/</w:t>
       </w:r>
     </w:p>
     <w:p>
@@ -194,7 +194,7 @@
         <w:pStyle w:val="Heading2"/>
       </w:pPr>
       <w:r>
-        <w:t>Routinedaten in der onkologischen Versorgungsforschung: Chancen und Herausforderungen</w:t>
+        <w:t>Elektronische Arzneihinweise verbessern Überweisungen zu Diabetes-Selbstmanagement-Schulung</w:t>
       </w:r>
     </w:p>
     <w:p>
@@ -204,12 +204,12 @@
           <w:color w:val="666666"/>
           <w:sz w:val="18"/>
         </w:rPr>
-        <w:t>Kästner A et al.  ·  Gesundheitswesen  ·  15.09.2026  ·  PMID 42743977</w:t>
+        <w:t>Donahue KE et al.  ·  Diabetes Care  ·  16.09.2026  ·  PMID 42747941</w:t>
       </w:r>
     </w:p>
     <w:p>
       <w:r>
-        <w:t>Qualitative Analyse praktischer Erfahrungen mit Krebsregisterdaten und Abrechnungsdaten von Krankenkassen für Versorgungsforschung am Beispiel eines Innovationsfonds-Projekts.</w:t>
+        <w:t>Clusterrandomisierte Studie zur Wirkung von Best-Practice-Advisories im EHR auf Überweisungsquoten zu Diabetes-Selbstmanagement-Schulung (DSMES) über 18 Monate in US-Primärversorgung.</w:t>
       </w:r>
     </w:p>
     <w:p>
@@ -220,7 +220,7 @@
         <w:t xml:space="preserve">Ergebnis: </w:t>
       </w:r>
       <w:r>
-        <w:t>Verlinkung von Krebsregistern und Abrechnungsdaten ermöglicht umfassende Analysen von Langzeitoutcomes und Versorgungsstrukturen, erfordert jedoch zeitintensive Abstimmungs- und Genehmigungsprozesse sowie spezialisierte methodische Expertise.</w:t>
+        <w:t>Nach 12 Monaten: 12,9 % Überweisungsrate in Interventionskliniken vs. 1,2 % in Kontrollen (p&lt;0,001); nach 18 Monaten 13,7 % vs. 1,6 % (p&lt;0,001); adjustierte Odds Ratio 10,55 (95%-KI 4,65–23,94) nach 12 Monaten und 9,44 (95%-KI 4,91–18,17) nach 18 Monaten. Standing Orders erhielten diese Gewinne.</w:t>
       </w:r>
     </w:p>
     <w:p>
@@ -235,7 +235,7 @@
         <w:rPr>
           <w:sz w:val="19"/>
         </w:rPr>
-        <w:t>Deutsches Gesundheitssystem, Krebsregister nach §65c SGB V und gesetzliche Krankenkassen</w:t>
+        <w:t>USA, Primärversorgung – Prozessoptimierung systemunabhängig, aber Anreizsystem unterschiedlich</w:t>
       </w:r>
     </w:p>
     <w:p>
@@ -244,7 +244,7 @@
           <w:color w:val="5A7D3A"/>
           <w:sz w:val="18"/>
         </w:rPr>
-        <w:t>https://pubmed.ncbi.nlm.nih.gov/42743977/</w:t>
+        <w:t>https://pubmed.ncbi.nlm.nih.gov/42747941/</w:t>
       </w:r>
     </w:p>
     <w:p>
@@ -252,7 +252,7 @@
         <w:pStyle w:val="Heading2"/>
       </w:pPr>
       <w:r>
-        <w:t>Präferenzen für dezentrale ophthalmologische Kliniken: Diskrete-Wahl-Experiment im UK</w:t>
+        <w:t>Mehrebenen-Mehrfach-Fallstudie: Methodik zur Analyse komplexer Versorgungstrajektorien älterer Menschen</w:t>
       </w:r>
     </w:p>
     <w:p>
@@ -262,12 +262,12 @@
           <w:color w:val="666666"/>
           <w:sz w:val="18"/>
         </w:rPr>
-        <w:t>Ndwandwe S et al.  ·  PLoS One  ·  15.09.2026  ·  PMID 42743352</w:t>
+        <w:t>Dieterich A et al.  ·  Z Gerontol Geriatr  ·  16.09.2026  ·  PMID 42747513</w:t>
       </w:r>
     </w:p>
     <w:p>
       <w:r>
-        <w:t>Diskrete-Wahl-Experiment mit 389 Befragten (Patienten, Fachkräfte, Öffentlichkeit) zu Präferenzen für Merkmale einer techniker-geleiteten asynchronen Augenklinik zur Überwachung chronischer Augenerkrankungen.</w:t>
+        <w:t>Methodisches Diskussionspapier zur Anwendung von Mehrebenen-Mehrfach-Fallstudien als Forschungsdesign zur empirischen Rekonstruktion komplexer Hilfeverläufe in sektorenübergreifender Versorgung für ältere Menschen.</w:t>
       </w:r>
     </w:p>
     <w:p>
@@ -278,7 +278,7 @@
         <w:t xml:space="preserve">Ergebnis: </w:t>
       </w:r>
       <w:r>
-        <w:t>Wer einen Techniker statt Kliniker sah und Ergebnisse per Post erhielt, benötigte Reduktion der Terminverzögerung um 6,27 Monate (95% KI 4,52–8,03) oder Fahrtzeit um 153 Minuten (95% KI 88–219); techniker-geleitete Modelle könnten kliniker-geleitete Services ergänzen, wenn sie Verzögerungen verkürzen.</w:t>
+        <w:t>Fallkonstellationen auf Mikro- (Interaktion Betroffener, professionelle und informelle Helfer), Meso- (Organisationen, Netzwerke) und Makroebene (Rahmenbedingungen) systematisch verknüpft; Methodenkombination (Interviews, Dokumenten-, Sozialraum-, Netzwerkanalysen, reflexive thematische Analyse) ermöglicht kontextabhängige Bedingungen von Versorgung zu identifizieren; Design eröffnet neue Möglichkeiten für Versorgungsforschung, stellt aber hohe Anforderungen an Feldzugang, Datenintegration und Forschungsethik.</w:t>
       </w:r>
     </w:p>
     <w:p>
@@ -293,7 +293,7 @@
         <w:rPr>
           <w:sz w:val="19"/>
         </w:rPr>
-        <w:t>UK NHS-System, teilweise übertragbar auf dezentrale Versorgungsmodelle in Deutschland</w:t>
+        <w:t>Deutschland, Versorgungsforschung – direkt anwendbare Methodik für sektorenübergreifende Versorgungsanalyse</w:t>
       </w:r>
     </w:p>
     <w:p>
@@ -302,7 +302,7 @@
           <w:color w:val="5A7D3A"/>
           <w:sz w:val="18"/>
         </w:rPr>
-        <w:t>https://pubmed.ncbi.nlm.nih.gov/42743352/</w:t>
+        <w:t>https://pubmed.ncbi.nlm.nih.gov/42747513/</w:t>
       </w:r>
     </w:p>
     <w:p>
@@ -310,7 +310,7 @@
         <w:pStyle w:val="Heading2"/>
       </w:pPr>
       <w:r>
-        <w:t>Psychische Belastung von Gesundheitsfachkräften in der COVID-19-Pandemie</w:t>
+        <w:t>Zusammenarbeit und Partizipation in integrierter Versorgung: Sicht von Managern mit komplexen Bedarf</w:t>
       </w:r>
     </w:p>
     <w:p>
@@ -320,12 +320,12 @@
           <w:color w:val="666666"/>
           <w:sz w:val="18"/>
         </w:rPr>
-        <w:t>Peters C et al.  ·  Front Public Health  ·  31.08.2026  ·  PMID 42741285</w:t>
+        <w:t>Hjelm M et al.  ·  BMC Health Serv Res  ·  12.09.2026  ·  PMID 42745286</w:t>
       </w:r>
     </w:p>
     <w:p>
       <w:r>
-        <w:t>Querschnittstudie zu Arbeitsbedingungen und psychischer Gesundheit von 576 Beschäftigten in deutschen Gesundheits- und Sozialeinrichtungen während COVID-19.</w:t>
+        <w:t>Qualitative Fokusgruppenstudie (n=13 Manager) zu Barrieren und Facilitatoren interprofessioneller Zusammenarbeit und Patientenbeteiligung in integrierter Gesundheits- und Sozialversorgung für Erwachsene mit komplexen Bedarfen in Schweden.</w:t>
       </w:r>
     </w:p>
     <w:p>
@@ -336,7 +336,7 @@
         <w:t xml:space="preserve">Ergebnis: </w:t>
       </w:r>
       <w:r>
-        <w:t>59% waren Gesundheitsfachkräfte; diese berichteten schlechtere Arbeitsfähigkeit (6,9 vs. 7,3), höhere emotionale Belastung und depressive Symptome; ca. ein Fünftel zeigte moderate bis schwere psychische Belastung.</w:t>
+        <w:t>Drei zentrale Kategorien identifiziert: (1) organisatorische Voraussetzungen für nachhaltige Verbesserung integrierter Versorgung, (2) interprofessionelle Zusammenarbeit zur Bedarfserfassung, (3) relationale und bedarfsgerechte Ansätze; Kluft zwischen Intention und Implementierung von personenzentrierter, integrierter Versorgung erkannt; Vertrauen, klare Governance und organisatorische Kontinuität als Schlüsselfaktoren.</w:t>
       </w:r>
     </w:p>
     <w:p>
@@ -351,7 +351,7 @@
         <w:rPr>
           <w:sz w:val="19"/>
         </w:rPr>
-        <w:t>Deutsche Routinedaten, Studie in Deutschland durchgeführt</w:t>
+        <w:t>Schweden – Primärversorgung und Koordinationsprozesse gut übertragbar auf Deutschland</w:t>
       </w:r>
     </w:p>
     <w:p>
@@ -360,7 +360,7 @@
           <w:color w:val="5A7D3A"/>
           <w:sz w:val="18"/>
         </w:rPr>
-        <w:t>https://pubmed.ncbi.nlm.nih.gov/42741285/</w:t>
+        <w:t>https://pubmed.ncbi.nlm.nih.gov/42745286/</w:t>
       </w:r>
     </w:p>
     <w:p>
@@ -368,7 +368,7 @@
         <w:pStyle w:val="Heading2"/>
       </w:pPr>
       <w:r>
-        <w:t>Zugang zur elektronischen Patientenakte über Krankenversicherer-Apps in Deutschland</w:t>
+        <w:t>Lungenkrebs-Screening in Flandern: Barrieren und Facilitatoren aus Stakeholder-Perspektive</w:t>
       </w:r>
     </w:p>
     <w:p>
@@ -378,12 +378,12 @@
           <w:color w:val="666666"/>
           <w:sz w:val="18"/>
         </w:rPr>
-        <w:t>May S et al.  ·  JMIR Mhealth Uhealth  ·  14.09.2026  ·  PMID 42735900</w:t>
+        <w:t>Michiels L et al.  ·  BMC Health Serv Res  ·  31.08.2026  ·  PMID 42745254</w:t>
       </w:r>
     </w:p>
     <w:p>
       <w:r>
-        <w:t>Qualitative Interviewstudie mit 23 Personen zu Nutzererfahrungen beim Einrichten und Authentifizieren des Zugangs zur ePA durch Versicherer-Apps.</w:t>
+        <w:t>Qualitative exploratorische Studie (22 Gesundheitsfachpersonen, 13 Screening-Berechtigte) zu Implementierungs- und Partizipationsbarrieren sowie Facilitatoren für bevölkerungsgestütztes Lungenkrebs-Screening mit Niedrig-Dosis-CT in Belgien.</w:t>
       </w:r>
     </w:p>
     <w:p>
@@ -394,7 +394,7 @@
         <w:t xml:space="preserve">Ergebnis: </w:t>
       </w:r>
       <w:r>
-        <w:t>Zugang besteht nicht aus einem einzelnen Schritt, sondern aus fünf interdependenten Phasen (Orientierung, technischer Zugang, Verifizierung, Unterbrechungen, initiale Nutzung); Barrieren akkumulieren sich über Phasen hinweg und führen zu wiederholten Versuchen.</w:t>
+        <w:t>Überwiegend positive Einstellung zum Screening, aber Barrieren: Stigma bezüglich Rauchen, begrenzte Gesundheitskompetenz, indirekte finanzielle/logistische Hindernisse, Angst vor Screening und Warten auf Ergebnisse, Workload-Bedenken, Schulungsbedarf bei Fachpersonen; Facilitatoren: klare Richtlinien, staatliche Koordination/Finanzierung, Integration in Workflows, Zugänglichkeit, public awareness, vertrauensbasierte Kommunikation ohne Wertung.</w:t>
       </w:r>
     </w:p>
     <w:p>
@@ -409,7 +409,7 @@
         <w:rPr>
           <w:sz w:val="19"/>
         </w:rPr>
-        <w:t>Deutsche Routinedaten und ePA-Implementierung, direkt für deutsches System anwendbar</w:t>
+        <w:t>Belgien, vergleichbares Sozialversicherungssystem mit ähnlichen Implementierungshürden</w:t>
       </w:r>
     </w:p>
     <w:p>
@@ -418,7 +418,65 @@
           <w:color w:val="5A7D3A"/>
           <w:sz w:val="18"/>
         </w:rPr>
-        <w:t>https://pubmed.ncbi.nlm.nih.gov/42735900/</w:t>
+        <w:t>https://pubmed.ncbi.nlm.nih.gov/42745254/</w:t>
+      </w:r>
+    </w:p>
+    <w:p>
+      <w:pPr>
+        <w:pStyle w:val="Heading2"/>
+      </w:pPr>
+      <w:r>
+        <w:t>Digitale Versorgungstechnologien für ältere Menschen: Anforderungen für Erfahrung als gute Versorgung</w:t>
+      </w:r>
+    </w:p>
+    <w:p>
+      <w:r>
+        <w:rPr>
+          <w:i/>
+          <w:color w:val="666666"/>
+          <w:sz w:val="18"/>
+        </w:rPr>
+        <w:t>Kruithof K et al.  ·  BMC Health Serv Res  ·  05.08.2026  ·  PMID 42745252</w:t>
+      </w:r>
+    </w:p>
+    <w:p>
+      <w:r>
+        <w:t>Qualitative Studie (n=27 wohnhaft lebende ältere Menschen) zu Bedingungen, unter denen digitale Pflege- und Unterstützungstechnologien von älteren Menschen als gute Versorgung wahrgenommen werden.</w:t>
+      </w:r>
+    </w:p>
+    <w:p>
+      <w:r>
+        <w:rPr>
+          <w:b/>
+        </w:rPr>
+        <w:t xml:space="preserve">Ergebnis: </w:t>
+      </w:r>
+      <w:r>
+        <w:t>Technologien als gute Versorgung erlebt, wenn sie (1) Bedarf und Gewohnheiten entsprechen, (2) Fähigkeiten unterstützen, (3) Werte respektieren; aktive Rolle bei Technologiewahl assoziiert mit Altern-in-place und verbesserter Zugänglichkeit/Sicherheit/Autonomie; von Betreuerseite eingeführte Technologien oft als unnötig wahrgenommen und nicht genutzt; Technologien können reduziertem menschlichem Kontakt und Zugänglichkeitsmängeln schaden.</w:t>
+      </w:r>
+    </w:p>
+    <w:p>
+      <w:r>
+        <w:rPr>
+          <w:b/>
+          <w:sz w:val="19"/>
+        </w:rPr>
+        <w:t xml:space="preserve">Übertragbarkeit: </w:t>
+      </w:r>
+      <w:r>
+        <w:rPr>
+          <w:sz w:val="19"/>
+        </w:rPr>
+        <w:t>Niederlande, ähnliches Gesundheitssystem – Implementierung digitaler Lösungen systemunabhängig</w:t>
+      </w:r>
+    </w:p>
+    <w:p>
+      <w:r>
+        <w:rPr>
+          <w:color w:val="5A7D3A"/>
+          <w:sz w:val="18"/>
+        </w:rPr>
+        <w:t>https://pubmed.ncbi.nlm.nih.gov/42745252/</w:t>
       </w:r>
     </w:p>
     <w:sectPr>

--- a/download/studien-aktuell.docx
+++ b/download/studien-aktuell.docx
@@ -62,7 +62,7 @@
           <w:color w:val="666666"/>
           <w:sz w:val="18"/>
         </w:rPr>
-        <w:t>Stand: 17.09.2026  |  7 Studien  |  wissen.m-vf.de</w:t>
+        <w:t>Stand: 18.09.2026  |  6 Studien  |  wissen.m-vf.de</w:t>
       </w:r>
     </w:p>
     <w:p>
@@ -70,7 +70,7 @@
         <w:pStyle w:val="Heading1"/>
       </w:pPr>
       <w:r>
-        <w:t>Aufgenommen am 17.09.2026</w:t>
+        <w:t>Aufgenommen am 18.09.2026</w:t>
       </w:r>
     </w:p>
     <w:p>
@@ -78,7 +78,7 @@
         <w:pStyle w:val="Heading2"/>
       </w:pPr>
       <w:r>
-        <w:t>Chirurgische Behandlung von NSCLC in England: Trends, Variation und kurzfristige Ergebnisse 2015–2023</w:t>
+        <w:t>Workforce readiness for Advance Care Planning in ID services</w:t>
       </w:r>
     </w:p>
     <w:p>
@@ -88,12 +88,12 @@
           <w:color w:val="666666"/>
           <w:sz w:val="18"/>
         </w:rPr>
-        <w:t>Dixon LK et al.  ·  BMJ Open  ·  16.09.2026  ·  PMID 42749376</w:t>
+        <w:t>Zeilinger EL Prof Dr et al.  ·  J Pain Symptom Manage  ·  17.09.2026  ·  PMID 42754183</w:t>
       </w:r>
     </w:p>
     <w:p>
       <w:r>
-        <w:t>Bevölkerungsgestützte Kohortenstudie zu Trends in der chirurgischen Praxis, regionalen Unterschieden und postoperativen Outcomes bei Lungenkrebs-Resektion in England über 9 Jahre.</w:t>
+        <w:t>Österreichische Querschnittstudie zur Bereitschaft von Betreuungspersonen in Wohneinrichtungen für Menschen mit Behinderungen, ACP-Gespräche zu führen.</w:t>
       </w:r>
     </w:p>
     <w:p>
@@ -104,7 +104,7 @@
         <w:t xml:space="preserve">Ergebnis: </w:t>
       </w:r>
       <w:r>
-        <w:t>Resektionsrate stieg von 15,4 % (2015) auf 20,9 % (2023); Segmentektomie von 11,2 % auf 20,6 %, minimal-invasive Chirurgie von 47,1 % auf 79,7 %; 90-Tage-Mortalität sank von 4,03 % auf 2,26 %; Verweildauer verkürzt sich, Wiederaufnahmen stabil bei ~10–12 % – jedoch erhebliche Zentren-Heterogenität in Segmentektomie (10,7–80,3 %) und roboterassistierter Chirurgie (0–67 %).</w:t>
+        <w:t>67,7 % der 127 Befragten kannten Patientenverfügungen, aber nur 1,6 % konnten ACP erklären. 68,5 % fühlten sich komfortabel bei ACP-Gesprächen, 85,8 % sahen ACP als wichtig an, und 77,2 % sahen es als ihre Verantwortung. Fehlende konzeptionelle Vorbereitung trotz hoher Unterstützung für ACP.</w:t>
       </w:r>
     </w:p>
     <w:p>
@@ -119,7 +119,7 @@
         <w:rPr>
           <w:sz w:val="19"/>
         </w:rPr>
-        <w:t>England, spezialisierte Thoraxchirurgie-Zentren – systemischer Kontext nur bedingt übertragbar</w:t>
+        <w:t>Österreich, ähnliche Systemstruktur und Versorgungskontext wie Deutschland</w:t>
       </w:r>
     </w:p>
     <w:p>
@@ -128,7 +128,7 @@
           <w:color w:val="5A7D3A"/>
           <w:sz w:val="18"/>
         </w:rPr>
-        <w:t>https://pubmed.ncbi.nlm.nih.gov/42749376/</w:t>
+        <w:t>https://pubmed.ncbi.nlm.nih.gov/42754183/</w:t>
       </w:r>
     </w:p>
     <w:p>
@@ -136,7 +136,7 @@
         <w:pStyle w:val="Heading2"/>
       </w:pPr>
       <w:r>
-        <w:t>Hybrid-Telemedizin-Hausbesuch-Modell für Pneumonieversorung: Pilot-Fallserie aus Texas</w:t>
+        <w:t>Multilevel-Faktoren bei Non-Response zu Patient-Reported Outcome Measures</w:t>
       </w:r>
     </w:p>
     <w:p>
@@ -146,12 +146,12 @@
           <w:color w:val="666666"/>
           <w:sz w:val="18"/>
         </w:rPr>
-        <w:t>Bourmand R et al.  ·  JMIR Form Res  ·  16.09.2026  ·  PMID 42748457</w:t>
+        <w:t>Liu JB et al.  ·  Qual Life Res  ·  17.09.2026  ·  PMID 42753022</w:t>
       </w:r>
     </w:p>
     <w:p>
       <w:r>
-        <w:t>Retrospektive deskriptive Fallserie (n=28 Patienten mit Pneumoniediagnose) zur Implementierbarkeit und Nutzungsmuster eines Hybrid-Modells aus virtueller ärztlicher Bewertung und trainierter Fachperson im Hausbesuch mit digitalen Diagnostik-Tools.</w:t>
+        <w:t>US-Kohortenanalyse von 12.214 Patienten an fünf Strahlentherapie-Kliniken zu Faktoren auf Patient-, Provider- und Klinikebene, die Non-Response zu PROMIS Global-10 vorhersagen.</w:t>
       </w:r>
     </w:p>
     <w:p>
@@ -162,7 +162,7 @@
         <w:t xml:space="preserve">Ergebnis: </w:t>
       </w:r>
       <w:r>
-        <w:t>28 Patienten mit 56 klinischen Kontakten (Median 2, IQR 1–3 pro Patient); CRB-65-Scores 0–2 (46,4 % Score 0, 46,4 % Score 1, 7,1 % Score 2); 8/28 (28,6 %) zur ED überwiesen; Patienten zur ED überwiesen hatten signifikant höhere CRB-65-Scores (Median 1, IQR 1–1,5 vs. Median 0, IQR 0–1; p=0,01); Modell machbar, aber größere prospektive Vergleichsstudien für Outcomes/Sicherheit erforderlich.</w:t>
+        <w:t>Patient- und Termin-Response-Raten: 35,4 % bzw. 31,7 %; Response variierte zwischen Kliniken 12,8–66,2 %. Nach Adjustierung: jüngste Operation (aOR 1,97) und längere Diagnosedauer (aOR 0,46 für &gt;12 Monate) persistierten. Klinik-Implementierungsfaktoren (späte Programmstartzeit aOR 0,29) waren stärker als Patientenmerkmale.</w:t>
       </w:r>
     </w:p>
     <w:p>
@@ -177,7 +177,7 @@
         <w:rPr>
           <w:sz w:val="19"/>
         </w:rPr>
-        <w:t>USA – Fragestellung zur Versorgungsmodellintegration systemunabhängig, aber Kontext Urgent Care begrenzt übertragbar</w:t>
+        <w:t>USA - Methodologie zu PROM-Implementierung systemunabhängig relevant für deutsches QM</w:t>
       </w:r>
     </w:p>
     <w:p>
@@ -186,7 +186,7 @@
           <w:color w:val="5A7D3A"/>
           <w:sz w:val="18"/>
         </w:rPr>
-        <w:t>https://pubmed.ncbi.nlm.nih.gov/42748457/</w:t>
+        <w:t>https://pubmed.ncbi.nlm.nih.gov/42753022/</w:t>
       </w:r>
     </w:p>
     <w:p>
@@ -194,7 +194,7 @@
         <w:pStyle w:val="Heading2"/>
       </w:pPr>
       <w:r>
-        <w:t>Elektronische Arzneihinweise verbessern Überweisungen zu Diabetes-Selbstmanagement-Schulung</w:t>
+        <w:t>Finanzielle Auswirkungen von Schwangerschaft und Geburt bei Louisiana Medicaid</w:t>
       </w:r>
     </w:p>
     <w:p>
@@ -204,12 +204,12 @@
           <w:color w:val="666666"/>
           <w:sz w:val="18"/>
         </w:rPr>
-        <w:t>Donahue KE et al.  ·  Diabetes Care  ·  16.09.2026  ·  PMID 42747941</w:t>
+        <w:t>Walker B et al.  ·  Health Serv Res  ·  Okt. 2026  ·  PMID 42751818</w:t>
       </w:r>
     </w:p>
     <w:p>
       <w:r>
-        <w:t>Clusterrandomisierte Studie zur Wirkung von Best-Practice-Advisories im EHR auf Überweisungsquoten zu Diabetes-Selbstmanagement-Schulung (DSMES) über 18 Monate in US-Primärversorgung.</w:t>
+        <w:t>US-Studie zu Auswirkungen von Schwangerschaft auf Verschuldung und Kreditscores bei Medicaid-Versicherten, stratifiziert nach Ethnie.</w:t>
       </w:r>
     </w:p>
     <w:p>
@@ -220,7 +220,7 @@
         <w:t xml:space="preserve">Ergebnis: </w:t>
       </w:r>
       <w:r>
-        <w:t>Nach 12 Monaten: 12,9 % Überweisungsrate in Interventionskliniken vs. 1,2 % in Kontrollen (p&lt;0,001); nach 18 Monaten 13,7 % vs. 1,6 % (p&lt;0,001); adjustierte Odds Ratio 10,55 (95%-KI 4,65–23,94) nach 12 Monaten und 9,44 (95%-KI 4,91–18,17) nach 18 Monaten. Standing Orders erhielten diese Gewinne.</w:t>
+        <w:t>Nicht-hispanische schwarze Frauen zeigten negative finanzielle Folgen: Kreditscores sanken um 4 Punkte (95%-KI: -5,65 bis -1,81), medizinische Schulden stiegen um 41 USD (KI: 6–75), andere Schulden um 44 USD (KI: 15–74). Nicht-hispanische weiße Frauen zeigten keine nachteiligen Auswirkungen.</w:t>
       </w:r>
     </w:p>
     <w:p>
@@ -235,7 +235,7 @@
         <w:rPr>
           <w:sz w:val="19"/>
         </w:rPr>
-        <w:t>USA, Primärversorgung – Prozessoptimierung systemunabhängig, aber Anreizsystem unterschiedlich</w:t>
+        <w:t>USA/Medicaid - Fragestellung aber zu Equity und Versorgungsgerechtigkeit systemunabhängig relevant</w:t>
       </w:r>
     </w:p>
     <w:p>
@@ -244,7 +244,7 @@
           <w:color w:val="5A7D3A"/>
           <w:sz w:val="18"/>
         </w:rPr>
-        <w:t>https://pubmed.ncbi.nlm.nih.gov/42747941/</w:t>
+        <w:t>https://pubmed.ncbi.nlm.nih.gov/42751818/</w:t>
       </w:r>
     </w:p>
     <w:p>
@@ -252,7 +252,7 @@
         <w:pStyle w:val="Heading2"/>
       </w:pPr>
       <w:r>
-        <w:t>Mehrebenen-Mehrfach-Fallstudie: Methodik zur Analyse komplexer Versorgungstrajektorien älterer Menschen</w:t>
+        <w:t>Lernen zur Unterstützung von Klientenautonomie in Pflegepraktika</w:t>
       </w:r>
     </w:p>
     <w:p>
@@ -262,12 +262,12 @@
           <w:color w:val="666666"/>
           <w:sz w:val="18"/>
         </w:rPr>
-        <w:t>Dieterich A et al.  ·  Z Gerontol Geriatr  ·  16.09.2026  ·  PMID 42747513</w:t>
+        <w:t>Knibbeler MMCJ et al.  ·  Int J Nurs Stud Adv  ·  05.09.2026  ·  PMID 42751206</w:t>
       </w:r>
     </w:p>
     <w:p>
       <w:r>
-        <w:t>Methodisches Diskussionspapier zur Anwendung von Mehrebenen-Mehrfach-Fallstudien als Forschungsdesign zur empirischen Rekonstruktion komplexer Hilfeverläufe in sektorenübergreifender Versorgung für ältere Menschen.</w:t>
+        <w:t>Qualitative Studie aus Niederlanden zur Frage, wie Pflegestudierende während des klinischen Praktikums lernen, Klientenautonomie zu unterstützen.</w:t>
       </w:r>
     </w:p>
     <w:p>
@@ -278,7 +278,7 @@
         <w:t xml:space="preserve">Ergebnis: </w:t>
       </w:r>
       <w:r>
-        <w:t>Fallkonstellationen auf Mikro- (Interaktion Betroffener, professionelle und informelle Helfer), Meso- (Organisationen, Netzwerke) und Makroebene (Rahmenbedingungen) systematisch verknüpft; Methodenkombination (Interviews, Dokumenten-, Sozialraum-, Netzwerkanalysen, reflexive thematische Analyse) ermöglicht kontextabhängige Bedingungen von Versorgung zu identifizieren; Design eröffnet neue Möglichkeiten für Versorgungsforschung, stellt aber hohe Anforderungen an Feldzugang, Datenintegration und Forschungsethik.</w:t>
+        <w:t>Autonomieförderung war in der Praxis präsent aber inkonsistent; Betreuer interpretierten Autonomie oft als Selbstständigkeit statt Partizipation in Entscheidungen. Implizites Lernen durch Beobachtung dominierte; strukturierte Reflexion war selten. Supervision und Feedback durch Betreuer waren nicht systematisch.</w:t>
       </w:r>
     </w:p>
     <w:p>
@@ -293,7 +293,7 @@
         <w:rPr>
           <w:sz w:val="19"/>
         </w:rPr>
-        <w:t>Deutschland, Versorgungsforschung – direkt anwendbare Methodik für sektorenübergreifende Versorgungsanalyse</w:t>
+        <w:t>Niederlande, vergleichbares Pflegeausbildungssystem und Versorgungskontext</w:t>
       </w:r>
     </w:p>
     <w:p>
@@ -302,7 +302,7 @@
           <w:color w:val="5A7D3A"/>
           <w:sz w:val="18"/>
         </w:rPr>
-        <w:t>https://pubmed.ncbi.nlm.nih.gov/42747513/</w:t>
+        <w:t>https://pubmed.ncbi.nlm.nih.gov/42751206/</w:t>
       </w:r>
     </w:p>
     <w:p>
@@ -310,7 +310,7 @@
         <w:pStyle w:val="Heading2"/>
       </w:pPr>
       <w:r>
-        <w:t>Zusammenarbeit und Partizipation in integrierter Versorgung: Sicht von Managern mit komplexen Bedarf</w:t>
+        <w:t>Mundgesundheitspflege in Langzeiteinrichtungen: Barrieren und Enabler</w:t>
       </w:r>
     </w:p>
     <w:p>
@@ -320,12 +320,12 @@
           <w:color w:val="666666"/>
           <w:sz w:val="18"/>
         </w:rPr>
-        <w:t>Hjelm M et al.  ·  BMC Health Serv Res  ·  12.09.2026  ·  PMID 42745286</w:t>
+        <w:t>Spilsbury K et al.  ·  Int J Nurs Stud Adv  ·  13.08.2026  ·  PMID 42750939</w:t>
       </w:r>
     </w:p>
     <w:p>
       <w:r>
-        <w:t>Qualitative Fokusgruppenstudie (n=13 Manager) zu Barrieren und Facilitatoren interprofessioneller Zusammenarbeit und Patientenbeteiligung in integrierter Gesundheits- und Sozialversorgung für Erwachsene mit komplexen Bedarfen in Schweden.</w:t>
+        <w:t>Britische Scoping Review zu Faktoren auf Mikro-, Meso- und Makroebene, die Mundgesundheitspflege durch Personal in Altenheimen beeinflussen.</w:t>
       </w:r>
     </w:p>
     <w:p>
@@ -336,7 +336,7 @@
         <w:t xml:space="preserve">Ergebnis: </w:t>
       </w:r>
       <w:r>
-        <w:t>Drei zentrale Kategorien identifiziert: (1) organisatorische Voraussetzungen für nachhaltige Verbesserung integrierter Versorgung, (2) interprofessionelle Zusammenarbeit zur Bedarfserfassung, (3) relationale und bedarfsgerechte Ansätze; Kluft zwischen Intention und Implementierung von personenzentrierter, integrierter Versorgung erkannt; Vertrauen, klare Governance und organisatorische Kontinuität als Schlüsselfaktoren.</w:t>
+        <w:t>63 Studien eingeschlossen. Häufigste Einflussfaktoren im COM-B-Modell waren Opportunity-Faktoren (Umgebung, Ressourcen, soziale Einflüsse). Wichtigste Enabler: Schulung, Mundgesundheitskampagnen, unterstützende Führung, Assessmentsysteme. Schlüsselbarrieren: Personalknappheit, Zeitdruck, begrenzte Schulung, niedrige organisationale Priorität, eingeschränkter Zugang zu Zahnservices.</w:t>
       </w:r>
     </w:p>
     <w:p>
@@ -351,7 +351,7 @@
         <w:rPr>
           <w:sz w:val="19"/>
         </w:rPr>
-        <w:t>Schweden – Primärversorgung und Koordinationsprozesse gut übertragbar auf Deutschland</w:t>
+        <w:t>Großbritannien, Empfehlungen für Langzeitpflege in Deutschland direkt anwendbar</w:t>
       </w:r>
     </w:p>
     <w:p>
@@ -360,7 +360,7 @@
           <w:color w:val="5A7D3A"/>
           <w:sz w:val="18"/>
         </w:rPr>
-        <w:t>https://pubmed.ncbi.nlm.nih.gov/42745286/</w:t>
+        <w:t>https://pubmed.ncbi.nlm.nih.gov/42750939/</w:t>
       </w:r>
     </w:p>
     <w:p>
@@ -368,7 +368,7 @@
         <w:pStyle w:val="Heading2"/>
       </w:pPr>
       <w:r>
-        <w:t>Lungenkrebs-Screening in Flandern: Barrieren und Facilitatoren aus Stakeholder-Perspektive</w:t>
+        <w:t>Algorithmen zur Identifikation von HCBS in Medicaid-Claims</w:t>
       </w:r>
     </w:p>
     <w:p>
@@ -378,12 +378,12 @@
           <w:color w:val="666666"/>
           <w:sz w:val="18"/>
         </w:rPr>
-        <w:t>Michiels L et al.  ·  BMC Health Serv Res  ·  31.08.2026  ·  PMID 42745254</w:t>
+        <w:t>Dihwa V et al.  ·  Health Serv Res  ·  Okt. 2026  ·  PMID 42750346</w:t>
       </w:r>
     </w:p>
     <w:p>
       <w:r>
-        <w:t>Qualitative exploratorische Studie (22 Gesundheitsfachpersonen, 13 Screening-Berechtigte) zu Implementierungs- und Partizipationsbarrieren sowie Facilitatoren für bevölkerungsgestütztes Lungenkrebs-Screening mit Niedrig-Dosis-CT in Belgien.</w:t>
+        <w:t>US-Evaluationsstudie von drei Algorithmen zur Identifikation von Home- and Community-Based Services in Medicaid-Daten 2021–2023.</w:t>
       </w:r>
     </w:p>
     <w:p>
@@ -394,7 +394,7 @@
         <w:t xml:space="preserve">Ergebnis: </w:t>
       </w:r>
       <w:r>
-        <w:t>Überwiegend positive Einstellung zum Screening, aber Barrieren: Stigma bezüglich Rauchen, begrenzte Gesundheitskompetenz, indirekte finanzielle/logistische Hindernisse, Angst vor Screening und Warten auf Ergebnisse, Workload-Bedenken, Schulungsbedarf bei Fachpersonen; Facilitatoren: klare Richtlinien, staatliche Koordination/Finanzierung, Integration in Workflows, Zugänglichkeit, public awareness, vertrauensbasierte Kommunikation ohne Wertung.</w:t>
+        <w:t>Zwei bestehende Algorithmen zeigten hohe Übereinstimmung (Po = 93 %, Kappa = 0,77). Ein neuer vereinheitlichter Algorithmus adressierte Diskrepanzen durch Novel-Nutzung von Waiver-IDs. Jedoch zeigten einige Bundesstaaten implausible Zählungen oder große Schwankungen über die Jahre (&gt;50 %), was auf Datenqualitätsprobleme hindeutet.</w:t>
       </w:r>
     </w:p>
     <w:p>
@@ -409,7 +409,7 @@
         <w:rPr>
           <w:sz w:val="19"/>
         </w:rPr>
-        <w:t>Belgien, vergleichbares Sozialversicherungssystem mit ähnlichen Implementierungshürden</w:t>
+        <w:t>USA - Datenqualitätsthematik systemunabhängig, aber nur bedingt auf Deutschland übertragbar</w:t>
       </w:r>
     </w:p>
     <w:p>
@@ -418,65 +418,7 @@
           <w:color w:val="5A7D3A"/>
           <w:sz w:val="18"/>
         </w:rPr>
-        <w:t>https://pubmed.ncbi.nlm.nih.gov/42745254/</w:t>
-      </w:r>
-    </w:p>
-    <w:p>
-      <w:pPr>
-        <w:pStyle w:val="Heading2"/>
-      </w:pPr>
-      <w:r>
-        <w:t>Digitale Versorgungstechnologien für ältere Menschen: Anforderungen für Erfahrung als gute Versorgung</w:t>
-      </w:r>
-    </w:p>
-    <w:p>
-      <w:r>
-        <w:rPr>
-          <w:i/>
-          <w:color w:val="666666"/>
-          <w:sz w:val="18"/>
-        </w:rPr>
-        <w:t>Kruithof K et al.  ·  BMC Health Serv Res  ·  05.08.2026  ·  PMID 42745252</w:t>
-      </w:r>
-    </w:p>
-    <w:p>
-      <w:r>
-        <w:t>Qualitative Studie (n=27 wohnhaft lebende ältere Menschen) zu Bedingungen, unter denen digitale Pflege- und Unterstützungstechnologien von älteren Menschen als gute Versorgung wahrgenommen werden.</w:t>
-      </w:r>
-    </w:p>
-    <w:p>
-      <w:r>
-        <w:rPr>
-          <w:b/>
-        </w:rPr>
-        <w:t xml:space="preserve">Ergebnis: </w:t>
-      </w:r>
-      <w:r>
-        <w:t>Technologien als gute Versorgung erlebt, wenn sie (1) Bedarf und Gewohnheiten entsprechen, (2) Fähigkeiten unterstützen, (3) Werte respektieren; aktive Rolle bei Technologiewahl assoziiert mit Altern-in-place und verbesserter Zugänglichkeit/Sicherheit/Autonomie; von Betreuerseite eingeführte Technologien oft als unnötig wahrgenommen und nicht genutzt; Technologien können reduziertem menschlichem Kontakt und Zugänglichkeitsmängeln schaden.</w:t>
-      </w:r>
-    </w:p>
-    <w:p>
-      <w:r>
-        <w:rPr>
-          <w:b/>
-          <w:sz w:val="19"/>
-        </w:rPr>
-        <w:t xml:space="preserve">Übertragbarkeit: </w:t>
-      </w:r>
-      <w:r>
-        <w:rPr>
-          <w:sz w:val="19"/>
-        </w:rPr>
-        <w:t>Niederlande, ähnliches Gesundheitssystem – Implementierung digitaler Lösungen systemunabhängig</w:t>
-      </w:r>
-    </w:p>
-    <w:p>
-      <w:r>
-        <w:rPr>
-          <w:color w:val="5A7D3A"/>
-          <w:sz w:val="18"/>
-        </w:rPr>
-        <w:t>https://pubmed.ncbi.nlm.nih.gov/42745252/</w:t>
+        <w:t>https://pubmed.ncbi.nlm.nih.gov/42750346/</w:t>
       </w:r>
     </w:p>
     <w:sectPr>

--- a/download/studien-aktuell.docx
+++ b/download/studien-aktuell.docx
@@ -62,7 +62,7 @@
           <w:color w:val="666666"/>
           <w:sz w:val="18"/>
         </w:rPr>
-        <w:t>Stand: 18.09.2026  |  6 Studien  |  wissen.m-vf.de</w:t>
+        <w:t>Stand: 19.09.2026  |  6 Studien  |  wissen.m-vf.de</w:t>
       </w:r>
     </w:p>
     <w:p>
@@ -70,7 +70,7 @@
         <w:pStyle w:val="Heading1"/>
       </w:pPr>
       <w:r>
-        <w:t>Aufgenommen am 18.09.2026</w:t>
+        <w:t>Aufgenommen am 19.09.2026</w:t>
       </w:r>
     </w:p>
     <w:p>
@@ -78,7 +78,7 @@
         <w:pStyle w:val="Heading2"/>
       </w:pPr>
       <w:r>
-        <w:t>Workforce readiness for Advance Care Planning in ID services</w:t>
+        <w:t>Verbesserung von Peer-Support für Mütter mit HIV in Kenia</w:t>
       </w:r>
     </w:p>
     <w:p>
@@ -88,12 +88,12 @@
           <w:color w:val="666666"/>
           <w:sz w:val="18"/>
         </w:rPr>
-        <w:t>Zeilinger EL Prof Dr et al.  ·  J Pain Symptom Manage  ·  17.09.2026  ·  PMID 42754183</w:t>
+        <w:t>Carlucci JG et al.  ·  PLOS Glob Public Health  ·  18.09.2026  ·  PMID 42758698</w:t>
       </w:r>
     </w:p>
     <w:p>
       <w:r>
-        <w:t>Österreichische Querschnittstudie zur Bereitschaft von Betreuungspersonen in Wohneinrichtungen für Menschen mit Behinderungen, ACP-Gespräche zu führen.</w:t>
+        <w:t>Qualitative Interviews mit 16 Mentor Mothers und 36 Frauen mit HIV in Westkenias PMTCT-Programmen zur Verbesserung von Peer-Support-Diensten.</w:t>
       </w:r>
     </w:p>
     <w:p>
@@ -104,7 +104,7 @@
         <w:t xml:space="preserve">Ergebnis: </w:t>
       </w:r>
       <w:r>
-        <w:t>67,7 % der 127 Befragten kannten Patientenverfügungen, aber nur 1,6 % konnten ACP erklären. 68,5 % fühlten sich komfortabel bei ACP-Gesprächen, 85,8 % sahen ACP als wichtig an, und 77,2 % sahen es als ihre Verantwortung. Fehlende konzeptionelle Vorbereitung trotz hoher Unterstützung für ACP.</w:t>
+        <w:t>Beide Gruppen befürworteten Risikostratifizierung: intensive Services für Hochrisiko-Mütter, weniger intensive für Niedrigrisiko. Zentral: empathische Mentoring-Beziehungen mit geteilten Erfahrungen; nötig aber bessere Aufgabendefinition, Kapazitätsaufbau, faire Kompensation und Ressourcen für ökonomische Barrieren.</w:t>
       </w:r>
     </w:p>
     <w:p>
@@ -119,7 +119,7 @@
         <w:rPr>
           <w:sz w:val="19"/>
         </w:rPr>
-        <w:t>Österreich, ähnliche Systemstruktur und Versorgungskontext wie Deutschland</w:t>
+        <w:t>Kenia; Modell zu Peer-Support-Effektivität auf andere LMIC-Kontexte übertragbar</w:t>
       </w:r>
     </w:p>
     <w:p>
@@ -128,7 +128,7 @@
           <w:color w:val="5A7D3A"/>
           <w:sz w:val="18"/>
         </w:rPr>
-        <w:t>https://pubmed.ncbi.nlm.nih.gov/42754183/</w:t>
+        <w:t>https://pubmed.ncbi.nlm.nih.gov/42758698/</w:t>
       </w:r>
     </w:p>
     <w:p>
@@ -136,7 +136,7 @@
         <w:pStyle w:val="Heading2"/>
       </w:pPr>
       <w:r>
-        <w:t>Multilevel-Faktoren bei Non-Response zu Patient-Reported Outcome Measures</w:t>
+        <w:t>Implementierungsstrategie für betriebliche Rauchentwöhnung mit Anreizen</w:t>
       </w:r>
     </w:p>
     <w:p>
@@ -146,12 +146,12 @@
           <w:color w:val="666666"/>
           <w:sz w:val="18"/>
         </w:rPr>
-        <w:t>Liu JB et al.  ·  Qual Life Res  ·  17.09.2026  ·  PMID 42753022</w:t>
+        <w:t>van den Brand FA et al.  ·  PLoS One  ·  18.09.2026  ·  PMID 42758680</w:t>
       </w:r>
     </w:p>
     <w:p>
       <w:r>
-        <w:t>US-Kohortenanalyse von 12.214 Patienten an fünf Strahlentherapie-Kliniken zu Faktoren auf Patient-, Provider- und Klinikebene, die Non-Response zu PROMIS Global-10 vorhersagen.</w:t>
+        <w:t>Systematische Entwicklung einer Implementierungsstrategie für Workplace-Rauchentwöhnungsprogramme mit finanziellen Anreizen mittels Implementation Mapping in den Niederlanden.</w:t>
       </w:r>
     </w:p>
     <w:p>
@@ -162,7 +162,7 @@
         <w:t xml:space="preserve">Ergebnis: </w:t>
       </w:r>
       <w:r>
-        <w:t>Patient- und Termin-Response-Raten: 35,4 % bzw. 31,7 %; Response variierte zwischen Kliniken 12,8–66,2 %. Nach Adjustierung: jüngste Operation (aOR 1,97) und längere Diagnosedauer (aOR 0,46 für &gt;12 Monate) persistierten. Klinik-Implementierungsfaktoren (späte Programmstartzeit aOR 0,29) waren stärker als Patientenmerkmale.</w:t>
+        <w:t>Identifizierte Schlüsseladoptoren (Geschäftsführung, HR-Manager) und Implementierer sowie sieben Determinanten für erfolgreiche Durchführung. Entwickelte evidenzbasierte Strategien einschließlich Implementierungsleitfaden, Website, Video und Webinar. Stakeholder-Feedback führte zu Verbesserungen.</w:t>
       </w:r>
     </w:p>
     <w:p>
@@ -177,7 +177,7 @@
         <w:rPr>
           <w:sz w:val="19"/>
         </w:rPr>
-        <w:t>USA - Methodologie zu PROM-Implementierung systemunabhängig relevant für deutsches QM</w:t>
+        <w:t>Niederlande, ähnliches Sozialversicherungssystem mit Betriebsstruktur</w:t>
       </w:r>
     </w:p>
     <w:p>
@@ -186,7 +186,7 @@
           <w:color w:val="5A7D3A"/>
           <w:sz w:val="18"/>
         </w:rPr>
-        <w:t>https://pubmed.ncbi.nlm.nih.gov/42753022/</w:t>
+        <w:t>https://pubmed.ncbi.nlm.nih.gov/42758680/</w:t>
       </w:r>
     </w:p>
     <w:p>
@@ -194,7 +194,7 @@
         <w:pStyle w:val="Heading2"/>
       </w:pPr>
       <w:r>
-        <w:t>Finanzielle Auswirkungen von Schwangerschaft und Geburt bei Louisiana Medicaid</w:t>
+        <w:t>Kognitive Verzerrungen und Nierenfunktions-Risikoperception bei älteren CKD-Patienten</w:t>
       </w:r>
     </w:p>
     <w:p>
@@ -204,12 +204,12 @@
           <w:color w:val="666666"/>
           <w:sz w:val="18"/>
         </w:rPr>
-        <w:t>Walker B et al.  ·  Health Serv Res  ·  Okt. 2026  ·  PMID 42751818</w:t>
+        <w:t>Bonnet K et al.  ·  Clin J Am Soc Nephrol  ·  18.09.2026  ·  PMID 42758548</w:t>
       </w:r>
     </w:p>
     <w:p>
       <w:r>
-        <w:t>US-Studie zu Auswirkungen von Schwangerschaft auf Verschuldung und Kreditscores bei Medicaid-Versicherten, stratifiziert nach Ethnie.</w:t>
+        <w:t>Mixed-Methods-Studie mit Älteren (&gt;60 Jahre) im Stadium 3B–5 CKD zu kognitiven Verzerrungen bei der Wahrnehmung ihres Nierenfunktionsausfallrisikos.</w:t>
       </w:r>
     </w:p>
     <w:p>
@@ -220,7 +220,7 @@
         <w:t xml:space="preserve">Ergebnis: </w:t>
       </w:r>
       <w:r>
-        <w:t>Nicht-hispanische schwarze Frauen zeigten negative finanzielle Folgen: Kreditscores sanken um 4 Punkte (95%-KI: -5,65 bis -1,81), medizinische Schulden stiegen um 41 USD (KI: 6–75), andere Schulden um 44 USD (KI: 15–74). Nicht-hispanische weiße Frauen zeigten keine nachteiligen Auswirkungen.</w:t>
+        <w:t>Nur 24% der Teilnehmer hatten Prognosekonsens (objektives vs. subjektiv wahrgenommenes Risiko). Höhere Patient Activation war unabhängig mit niedrigeren Odds für Unsicherheit assoziiert (OR 0,66; 95%-KI 0,44–0,99). Qualitativ: Empfehlungen für hoffnungsvolle Sprache, Einbeziehen von Angehörigen und numeracy-Berücksichtigung.</w:t>
       </w:r>
     </w:p>
     <w:p>
@@ -235,7 +235,7 @@
         <w:rPr>
           <w:sz w:val="19"/>
         </w:rPr>
-        <w:t>USA/Medicaid - Fragestellung aber zu Equity und Versorgungsgerechtigkeit systemunabhängig relevant</w:t>
+        <w:t>US-Daten, aber Fragestellung zur Patientenkommunikation systemunabhängig</w:t>
       </w:r>
     </w:p>
     <w:p>
@@ -244,7 +244,7 @@
           <w:color w:val="5A7D3A"/>
           <w:sz w:val="18"/>
         </w:rPr>
-        <w:t>https://pubmed.ncbi.nlm.nih.gov/42751818/</w:t>
+        <w:t>https://pubmed.ncbi.nlm.nih.gov/42758548/</w:t>
       </w:r>
     </w:p>
     <w:p>
@@ -252,7 +252,7 @@
         <w:pStyle w:val="Heading2"/>
       </w:pPr>
       <w:r>
-        <w:t>Lernen zur Unterstützung von Klientenautonomie in Pflegepraktika</w:t>
+        <w:t>Komplexe-Versorgungsprogramm reduziert Krankenhausnutzung bei Kindern</w:t>
       </w:r>
     </w:p>
     <w:p>
@@ -262,12 +262,12 @@
           <w:color w:val="666666"/>
           <w:sz w:val="18"/>
         </w:rPr>
-        <w:t>Knibbeler MMCJ et al.  ·  Int J Nurs Stud Adv  ·  05.09.2026  ·  PMID 42751206</w:t>
+        <w:t>Lee J et al.  ·  J Pediatr Health Care  ·  17.09.2026  ·  PMID 42758058</w:t>
       </w:r>
     </w:p>
     <w:p>
       <w:r>
-        <w:t>Qualitative Studie aus Niederlanden zur Frage, wie Pflegestudierende während des klinischen Praktikums lernen, Klientenautonomie zu unterstützen.</w:t>
+        <w:t>Retrospektive Kohortenstudie von 71 Kindern mit medizinischer Komplexität in einem Cross-Setting-Komplexcare-Programm mit kleinem Kernteam (2015–2024).</w:t>
       </w:r>
     </w:p>
     <w:p>
@@ -278,7 +278,7 @@
         <w:t xml:space="preserve">Ergebnis: </w:t>
       </w:r>
       <w:r>
-        <w:t>Autonomieförderung war in der Praxis präsent aber inkonsistent; Betreuer interpretierten Autonomie oft als Selbstständigkeit statt Partizipation in Entscheidungen. Implizites Lernen durch Beobachtung dominierte; strukturierte Reflexion war selten. Supervision und Feedback durch Betreuer waren nicht systematisch.</w:t>
+        <w:t>Hospitalisierungen sanken von 3,5 auf 2,0 pro Jahr (p &lt; 0,001), Verweildauer von 41,5 auf 11,5 Tage pro Jahr (p &lt; 0,001). Adjustierte Analysen zeigten 32% Reduktion bei Hospitalisierungen und 72% bei Verweildauer.</w:t>
       </w:r>
     </w:p>
     <w:p>
@@ -293,7 +293,7 @@
         <w:rPr>
           <w:sz w:val="19"/>
         </w:rPr>
-        <w:t>Niederlande, vergleichbares Pflegeausbildungssystem und Versorgungskontext</w:t>
+        <w:t>US-amerikanische Universitätsklinik, aber Modell zum Case Management übertragbar</w:t>
       </w:r>
     </w:p>
     <w:p>
@@ -302,7 +302,7 @@
           <w:color w:val="5A7D3A"/>
           <w:sz w:val="18"/>
         </w:rPr>
-        <w:t>https://pubmed.ncbi.nlm.nih.gov/42751206/</w:t>
+        <w:t>https://pubmed.ncbi.nlm.nih.gov/42758058/</w:t>
       </w:r>
     </w:p>
     <w:p>
@@ -310,7 +310,7 @@
         <w:pStyle w:val="Heading2"/>
       </w:pPr>
       <w:r>
-        <w:t>Mundgesundheitspflege in Langzeiteinrichtungen: Barrieren und Enabler</w:t>
+        <w:t>Barrieren von Frontline-Mitarbeitern bei TB-Diensten in High-Burden-Ländern</w:t>
       </w:r>
     </w:p>
     <w:p>
@@ -320,12 +320,12 @@
           <w:color w:val="666666"/>
           <w:sz w:val="18"/>
         </w:rPr>
-        <w:t>Spilsbury K et al.  ·  Int J Nurs Stud Adv  ·  13.08.2026  ·  PMID 42750939</w:t>
+        <w:t>Cox SR et al.  ·  J Glob Health  ·  18.09.2026  ·  PMID 42757757</w:t>
       </w:r>
     </w:p>
     <w:p>
       <w:r>
-        <w:t>Britische Scoping Review zu Faktoren auf Mikro-, Meso- und Makroebene, die Mundgesundheitspflege durch Personal in Altenheimen beeinflussen.</w:t>
+        <w:t>Scoping Review von 189 Studien (2010–2025) zu Healthcare-Worker-bezogenen Barrieren bei TB-Prävention, Diagnostik und Behandlung in WHO-High-Burden-Ländern.</w:t>
       </w:r>
     </w:p>
     <w:p>
@@ -336,7 +336,7 @@
         <w:t xml:space="preserve">Ergebnis: </w:t>
       </w:r>
       <w:r>
-        <w:t>63 Studien eingeschlossen. Häufigste Einflussfaktoren im COM-B-Modell waren Opportunity-Faktoren (Umgebung, Ressourcen, soziale Einflüsse). Wichtigste Enabler: Schulung, Mundgesundheitskampagnen, unterstützende Führung, Assessmentsysteme. Schlüsselbarrieren: Personalknappheit, Zeitdruck, begrenzte Schulung, niedrige organisationale Priorität, eingeschränkter Zugang zu Zahnservices.</w:t>
+        <w:t>Wissens- und Skill-Lücken waren die häufigsten Barrieren (n = 128 Studien). Weitere Themen: Provider-Patient-Kommunikation, Stigma (n = 74 Studien), Motivation für qualitativ hochwertige TB-Pflege (n = 69 Studien). COM-B-Framework identifizierte umsetzbare Targets.</w:t>
       </w:r>
     </w:p>
     <w:p>
@@ -351,7 +351,7 @@
         <w:rPr>
           <w:sz w:val="19"/>
         </w:rPr>
-        <w:t>Großbritannien, Empfehlungen für Langzeitpflege in Deutschland direkt anwendbar</w:t>
+        <w:t>Länder mit Ressourcenlimitationen; Erkenntnisse zu HSR-Barrieren international relevant</w:t>
       </w:r>
     </w:p>
     <w:p>
@@ -360,7 +360,7 @@
           <w:color w:val="5A7D3A"/>
           <w:sz w:val="18"/>
         </w:rPr>
-        <w:t>https://pubmed.ncbi.nlm.nih.gov/42750939/</w:t>
+        <w:t>https://pubmed.ncbi.nlm.nih.gov/42757757/</w:t>
       </w:r>
     </w:p>
     <w:p>
@@ -368,7 +368,7 @@
         <w:pStyle w:val="Heading2"/>
       </w:pPr>
       <w:r>
-        <w:t>Algorithmen zur Identifikation von HCBS in Medicaid-Claims</w:t>
+        <w:t>Strukturierte Laktationsberatung und Muttermilchbanken in deutschen NICUs</w:t>
       </w:r>
     </w:p>
     <w:p>
@@ -378,12 +378,12 @@
           <w:color w:val="666666"/>
           <w:sz w:val="18"/>
         </w:rPr>
-        <w:t>Dihwa V et al.  ·  Health Serv Res  ·  Okt. 2026  ·  PMID 42750346</w:t>
+        <w:t>Köberlein-Neu J et al.  ·  BMC Med  ·  11.09.2026  ·  PMID 42754870</w:t>
       </w:r>
     </w:p>
     <w:p>
       <w:r>
-        <w:t>US-Evaluationsstudie von drei Algorithmen zur Identifikation von Home- and Community-Based Services in Medicaid-Daten 2021–2023.</w:t>
+        <w:t>Stepped-Wedge-Cluster-RCT in 15 deutschen Level-I-NICUs zur Wirksamkeit von strukturierter Laktationsberatung mit Donor-Milk-Banking auf ausschließliches Stillen bei Entlassung.</w:t>
       </w:r>
     </w:p>
     <w:p>
@@ -394,7 +394,7 @@
         <w:t xml:space="preserve">Ergebnis: </w:t>
       </w:r>
       <w:r>
-        <w:t>Zwei bestehende Algorithmen zeigten hohe Übereinstimmung (Po = 93 %, Kappa = 0,77). Ein neuer vereinheitlichter Algorithmus adressierte Diskrepanzen durch Novel-Nutzung von Waiver-IDs. Jedoch zeigten einige Bundesstaaten implausible Zählungen oder große Schwankungen über die Jahre (&gt;50 %), was auf Datenqualitätsprobleme hindeutet.</w:t>
+        <w:t>Ausschließliches Stillen bei Entlassung stieg um 11 Prozentpunkte (95%-KI: 3,0–19,0; p = 0,007) von 43% Baseline. Keine signifikanten Unterschiede in klinischen Komplikationen oder Verweildauer. Implementierbarkeit und Durchführungstreue waren ausreichend (Beratung in 71% wie geplant).</w:t>
       </w:r>
     </w:p>
     <w:p>
@@ -409,7 +409,7 @@
         <w:rPr>
           <w:sz w:val="19"/>
         </w:rPr>
-        <w:t>USA - Datenqualitätsthematik systemunabhängig, aber nur bedingt auf Deutschland übertragbar</w:t>
+        <w:t>Deutsche RCT-Daten, gesetzlich versicherte Neugeborene in Universitätskliniken</w:t>
       </w:r>
     </w:p>
     <w:p>
@@ -418,7 +418,7 @@
           <w:color w:val="5A7D3A"/>
           <w:sz w:val="18"/>
         </w:rPr>
-        <w:t>https://pubmed.ncbi.nlm.nih.gov/42750346/</w:t>
+        <w:t>https://pubmed.ncbi.nlm.nih.gov/42754870/</w:t>
       </w:r>
     </w:p>
     <w:sectPr>

--- a/download/studien-aktuell.docx
+++ b/download/studien-aktuell.docx
@@ -62,7 +62,7 @@
           <w:color w:val="666666"/>
           <w:sz w:val="18"/>
         </w:rPr>
-        <w:t>Stand: 19.09.2026  |  6 Studien  |  wissen.m-vf.de</w:t>
+        <w:t>Stand: 20.09.2026  |  6 Studien  |  wissen.m-vf.de</w:t>
       </w:r>
     </w:p>
     <w:p>
@@ -70,7 +70,7 @@
         <w:pStyle w:val="Heading1"/>
       </w:pPr>
       <w:r>
-        <w:t>Aufgenommen am 19.09.2026</w:t>
+        <w:t>Aufgenommen am 20.09.2026</w:t>
       </w:r>
     </w:p>
     <w:p>
@@ -78,7 +78,7 @@
         <w:pStyle w:val="Heading2"/>
       </w:pPr>
       <w:r>
-        <w:t>Verbesserung von Peer-Support für Mütter mit HIV in Kenia</w:t>
+        <w:t>Workplace-Health-Promotion in Pflegeheimen: qualitative Prozessevaluation</w:t>
       </w:r>
     </w:p>
     <w:p>
@@ -88,12 +88,12 @@
           <w:color w:val="666666"/>
           <w:sz w:val="18"/>
         </w:rPr>
-        <w:t>Carlucci JG et al.  ·  PLOS Glob Public Health  ·  18.09.2026  ·  PMID 42758698</w:t>
+        <w:t>Czakert J et al.  ·  Front Public Health  ·  04.09.2026  ·  PMID 42761123</w:t>
       </w:r>
     </w:p>
     <w:p>
       <w:r>
-        <w:t>Qualitative Interviews mit 16 Mentor Mothers und 36 Frauen mit HIV in Westkenias PMTCT-Programmen zur Verbesserung von Peer-Support-Diensten.</w:t>
+        <w:t>Qualitative Prozessevaluation zur Entwicklung und Implementierung von drei WHP-Workshops in einem Pilotheim nach RE-AIM-Framework.</w:t>
       </w:r>
     </w:p>
     <w:p>
@@ -104,7 +104,7 @@
         <w:t xml:space="preserve">Ergebnis: </w:t>
       </w:r>
       <w:r>
-        <w:t>Beide Gruppen befürworteten Risikostratifizierung: intensive Services für Hochrisiko-Mütter, weniger intensive für Niedrigrisiko. Zentral: empathische Mentoring-Beziehungen mit geteilten Erfahrungen; nötig aber bessere Aufgabendefinition, Kapazitätsaufbau, faire Kompensation und Ressourcen für ökonomische Barrieren.</w:t>
+        <w:t>Entwicklung aus sieben Phasen. Etwa ein Drittel der Teilnehmenden aktiv involviert, andere passiv oder resistiv. Engagement variabel, Schlüsselhemmnisse: Motivation, wahrgenommene Relevanz, Gruppendynamik, Fatigue, Sprachbarrieren. Zentral: organisatorische Vorbereitung und Partizipation.</w:t>
       </w:r>
     </w:p>
     <w:p>
@@ -119,7 +119,7 @@
         <w:rPr>
           <w:sz w:val="19"/>
         </w:rPr>
-        <w:t>Kenia; Modell zu Peer-Support-Effektivität auf andere LMIC-Kontexte übertragbar</w:t>
+        <w:t>Deutschland, Langzeitpflegesektor, hohe Relevanz für Implementierungspraxis</w:t>
       </w:r>
     </w:p>
     <w:p>
@@ -128,7 +128,7 @@
           <w:color w:val="5A7D3A"/>
           <w:sz w:val="18"/>
         </w:rPr>
-        <w:t>https://pubmed.ncbi.nlm.nih.gov/42758698/</w:t>
+        <w:t>https://pubmed.ncbi.nlm.nih.gov/42761123/</w:t>
       </w:r>
     </w:p>
     <w:p>
@@ -136,7 +136,7 @@
         <w:pStyle w:val="Heading2"/>
       </w:pPr>
       <w:r>
-        <w:t>Implementierungsstrategie für betriebliche Rauchentwöhnung mit Anreizen</w:t>
+        <w:t>Regionale Disparitäten Zahngesundheit Deutschland</w:t>
       </w:r>
     </w:p>
     <w:p>
@@ -146,12 +146,12 @@
           <w:color w:val="666666"/>
           <w:sz w:val="18"/>
         </w:rPr>
-        <w:t>van den Brand FA et al.  ·  PLoS One  ·  18.09.2026  ·  PMID 42758680</w:t>
+        <w:t>Gortschakow J et al.  ·  J Clin Periodontol  ·  18.09.2026  ·  PMID 42760791</w:t>
       </w:r>
     </w:p>
     <w:p>
       <w:r>
-        <w:t>Systematische Entwicklung einer Implementierungsstrategie für Workplace-Rauchentwöhnungsprogramme mit finanziellen Anreizen mittels Implementation Mapping in den Niederlanden.</w:t>
+        <w:t>Bevölkerungsstudie mit 184.871 Erwachsenen untersucht Prävalenz von Zahnlosigkeit und Taschentiefen bundesweit mittels klinischer Untersuchung.</w:t>
       </w:r>
     </w:p>
     <w:p>
@@ -162,7 +162,7 @@
         <w:t xml:space="preserve">Ergebnis: </w:t>
       </w:r>
       <w:r>
-        <w:t>Identifizierte Schlüsseladoptoren (Geschäftsführung, HR-Manager) und Implementierer sowie sieben Determinanten für erfolgreiche Durchführung. Entwickelte evidenzbasierte Strategien einschließlich Implementierungsleitfaden, Website, Video und Webinar. Stakeholder-Feedback führte zu Verbesserungen.</w:t>
+        <w:t>Zahnlosigkeitsprävalenz: 1,7 % (95%-KI 1,6–1,9). Mittlere Taschentiefe: 1,89 mm (1,87–1,91). Deutliche regionale Disparitäten von 1,3 % (Augsburg/Regensburg) bis 2,3 % (Neubrandenburg).</w:t>
       </w:r>
     </w:p>
     <w:p>
@@ -177,7 +177,7 @@
         <w:rPr>
           <w:sz w:val="19"/>
         </w:rPr>
-        <w:t>Niederlande, ähnliches Sozialversicherungssystem mit Betriebsstruktur</w:t>
+        <w:t>Deutsche Routinedaten aus Kohorte, exzellente Übertragbarkeit</w:t>
       </w:r>
     </w:p>
     <w:p>
@@ -186,7 +186,7 @@
           <w:color w:val="5A7D3A"/>
           <w:sz w:val="18"/>
         </w:rPr>
-        <w:t>https://pubmed.ncbi.nlm.nih.gov/42758680/</w:t>
+        <w:t>https://pubmed.ncbi.nlm.nih.gov/42760791/</w:t>
       </w:r>
     </w:p>
     <w:p>
@@ -194,7 +194,7 @@
         <w:pStyle w:val="Heading2"/>
       </w:pPr>
       <w:r>
-        <w:t>Kognitive Verzerrungen und Nierenfunktions-Risikoperception bei älteren CKD-Patienten</w:t>
+        <w:t>Arbeitsbelastung und Berufsverbleib in Gesundheitsberufen</w:t>
       </w:r>
     </w:p>
     <w:p>
@@ -204,12 +204,12 @@
           <w:color w:val="666666"/>
           <w:sz w:val="18"/>
         </w:rPr>
-        <w:t>Bonnet K et al.  ·  Clin J Am Soc Nephrol  ·  18.09.2026  ·  PMID 42758548</w:t>
+        <w:t>Andersson Hammar I et al.  ·  BMC Health Serv Res  ·  17.09.2026  ·  PMID 42760563</w:t>
       </w:r>
     </w:p>
     <w:p>
       <w:r>
-        <w:t>Mixed-Methods-Studie mit Älteren (&gt;60 Jahre) im Stadium 3B–5 CKD zu kognitiven Verzerrungen bei der Wahrnehmung ihres Nierenfunktionsausfallrisikos.</w:t>
+        <w:t>Längsschnittstudie untersuchte Zusammenhänge zwischen Arbeitserfahrungen, Gesundheit und Verbleibsabsicht bei Fachpersonen drei Jahre nach Berufsstart.</w:t>
       </w:r>
     </w:p>
     <w:p>
@@ -220,7 +220,7 @@
         <w:t xml:space="preserve">Ergebnis: </w:t>
       </w:r>
       <w:r>
-        <w:t>Nur 24% der Teilnehmer hatten Prognosekonsens (objektives vs. subjektiv wahrgenommenes Risiko). Höhere Patient Activation war unabhängig mit niedrigeren Odds für Unsicherheit assoziiert (OR 0,66; 95%-KI 0,44–0,99). Qualitativ: Empfehlungen für hoffnungsvolle Sprache, Einbeziehen von Angehörigen und numeracy-Berücksichtigung.</w:t>
+        <w:t>Höhere Arbeitszufriedenheit war mit besserer Gesundheit und deutlich gestärkter Absicht zum Verbleib in der Profession assoziiert. Die 30–36-Jährigen zeigten niedrigere Verbleibsabsicht als jüngere und ältere Kohorten.</w:t>
       </w:r>
     </w:p>
     <w:p>
@@ -235,7 +235,7 @@
         <w:rPr>
           <w:sz w:val="19"/>
         </w:rPr>
-        <w:t>US-Daten, aber Fragestellung zur Patientenkommunikation systemunabhängig</w:t>
+        <w:t>Schweden, gut übertragbar auf deutsches Gesundheitssystem und Arbeitskontexte</w:t>
       </w:r>
     </w:p>
     <w:p>
@@ -244,7 +244,7 @@
           <w:color w:val="5A7D3A"/>
           <w:sz w:val="18"/>
         </w:rPr>
-        <w:t>https://pubmed.ncbi.nlm.nih.gov/42758548/</w:t>
+        <w:t>https://pubmed.ncbi.nlm.nih.gov/42760563/</w:t>
       </w:r>
     </w:p>
     <w:p>
@@ -252,7 +252,7 @@
         <w:pStyle w:val="Heading2"/>
       </w:pPr>
       <w:r>
-        <w:t>Komplexe-Versorgungsprogramm reduziert Krankenhausnutzung bei Kindern</w:t>
+        <w:t>Apotheker-Intervention bei koronaren Patienten: Medication-Review-Studie</w:t>
       </w:r>
     </w:p>
     <w:p>
@@ -262,12 +262,12 @@
           <w:color w:val="666666"/>
           <w:sz w:val="18"/>
         </w:rPr>
-        <w:t>Lee J et al.  ·  J Pediatr Health Care  ·  17.09.2026  ·  PMID 42758058</w:t>
+        <w:t>Östbring MJ et al.  ·  BMC Health Serv Res  ·  15.09.2026  ·  PMID 42760559</w:t>
       </w:r>
     </w:p>
     <w:p>
       <w:r>
-        <w:t>Retrospektive Kohortenstudie von 71 Kindern mit medizinischer Komplexität in einem Cross-Setting-Komplexcare-Programm mit kleinem Kernteam (2015–2024).</w:t>
+        <w:t>Prozessevaluation eines randomisierten Trials zu pharmazeutisch-gesteuerter Adhärence-Intervention mittels Motivierender Gesprächsführung bei Herzkranken.</w:t>
       </w:r>
     </w:p>
     <w:p>
@@ -278,7 +278,7 @@
         <w:t xml:space="preserve">Ergebnis: </w:t>
       </w:r>
       <w:r>
-        <w:t>Hospitalisierungen sanken von 3,5 auf 2,0 pro Jahr (p &lt; 0,001), Verweildauer von 41,5 auf 11,5 Tage pro Jahr (p &lt; 0,001). Adjustierte Analysen zeigten 32% Reduktion bei Hospitalisierungen und 72% bei Verweildauer.</w:t>
+        <w:t>Klinische Apotheker identifizierten durchschnittlich 4,3 medikationsbezogene Probleme pro Patient. In 194 von 218 bekannten Fällen wurde das Problem gelöst/verbessert. 52,8 % der Interventionsgruppe vs. 31,0 % der Kontrollgruppe verschoben sich zu akzeptierenderer Arzneimittelhaltung (p = 0,051).</w:t>
       </w:r>
     </w:p>
     <w:p>
@@ -293,7 +293,7 @@
         <w:rPr>
           <w:sz w:val="19"/>
         </w:rPr>
-        <w:t>US-amerikanische Universitätsklinik, aber Modell zum Case Management übertragbar</w:t>
+        <w:t>Schweden, Sozialversicherungssystem, pharmazeutische Versorgungsrollen</w:t>
       </w:r>
     </w:p>
     <w:p>
@@ -302,7 +302,7 @@
           <w:color w:val="5A7D3A"/>
           <w:sz w:val="18"/>
         </w:rPr>
-        <w:t>https://pubmed.ncbi.nlm.nih.gov/42758058/</w:t>
+        <w:t>https://pubmed.ncbi.nlm.nih.gov/42760559/</w:t>
       </w:r>
     </w:p>
     <w:p>
@@ -310,7 +310,7 @@
         <w:pStyle w:val="Heading2"/>
       </w:pPr>
       <w:r>
-        <w:t>Barrieren von Frontline-Mitarbeitern bei TB-Diensten in High-Burden-Ländern</w:t>
+        <w:t>Psychische Gesundheit peripartal: Screening-Barrieren in Indien</w:t>
       </w:r>
     </w:p>
     <w:p>
@@ -320,12 +320,12 @@
           <w:color w:val="666666"/>
           <w:sz w:val="18"/>
         </w:rPr>
-        <w:t>Cox SR et al.  ·  J Glob Health  ·  18.09.2026  ·  PMID 42757757</w:t>
+        <w:t>Basu P et al.  ·  BMC Health Serv Res  ·  03.08.2026  ·  PMID 42760554</w:t>
       </w:r>
     </w:p>
     <w:p>
       <w:r>
-        <w:t>Scoping Review von 189 Studien (2010–2025) zu Healthcare-Worker-bezogenen Barrieren bei TB-Prävention, Diagnostik und Behandlung in WHO-High-Burden-Ländern.</w:t>
+        <w:t>Qualitative Studie zu Hemmnissen und Facilitatoren von perinataler psychischer Gesundheitsscreening aus Perspektive von Frauen und Angehörigen des Gesundheitswesens.</w:t>
       </w:r>
     </w:p>
     <w:p>
@@ -336,7 +336,7 @@
         <w:t xml:space="preserve">Ergebnis: </w:t>
       </w:r>
       <w:r>
-        <w:t>Wissens- und Skill-Lücken waren die häufigsten Barrieren (n = 128 Studien). Weitere Themen: Provider-Patient-Kommunikation, Stigma (n = 74 Studien), Motivation für qualitativ hochwertige TB-Pflege (n = 69 Studien). COM-B-Framework identifizierte umsetzbare Targets.</w:t>
+        <w:t>Facilitatoren: etabliertes Referralsystem, Medikamentenverfügbarkeit, Datenschutz. Barrieren: fragmentierte Services, hohe Arbeitsbelastung, Stigma, unzureichende Schulung, mangelndes Vertrauen. Familienpräsenz behinderte offene Diskussionen.</w:t>
       </w:r>
     </w:p>
     <w:p>
@@ -351,7 +351,7 @@
         <w:rPr>
           <w:sz w:val="19"/>
         </w:rPr>
-        <w:t>Länder mit Ressourcenlimitationen; Erkenntnisse zu HSR-Barrieren international relevant</w:t>
+        <w:t>Indien; Fragestellung systemunabhängig, aber Übertragbarkeit limitiert durch andere Ressourcenlage</w:t>
       </w:r>
     </w:p>
     <w:p>
@@ -360,7 +360,7 @@
           <w:color w:val="5A7D3A"/>
           <w:sz w:val="18"/>
         </w:rPr>
-        <w:t>https://pubmed.ncbi.nlm.nih.gov/42757757/</w:t>
+        <w:t>https://pubmed.ncbi.nlm.nih.gov/42760554/</w:t>
       </w:r>
     </w:p>
     <w:p>
@@ -368,7 +368,7 @@
         <w:pStyle w:val="Heading2"/>
       </w:pPr>
       <w:r>
-        <w:t>Strukturierte Laktationsberatung und Muttermilchbanken in deutschen NICUs</w:t>
+        <w:t>Gestationsdiabetes Südlichasiatische Frauen: PPIE-Insights</w:t>
       </w:r>
     </w:p>
     <w:p>
@@ -378,12 +378,12 @@
           <w:color w:val="666666"/>
           <w:sz w:val="18"/>
         </w:rPr>
-        <w:t>Köberlein-Neu J et al.  ·  BMC Med  ·  11.09.2026  ·  PMID 42754870</w:t>
+        <w:t>Dapre E et al.  ·  NIHR Open Res  ·  03.09.2026  ·  PMID 42750677</w:t>
       </w:r>
     </w:p>
     <w:p>
       <w:r>
-        <w:t>Stepped-Wedge-Cluster-RCT in 15 deutschen Level-I-NICUs zur Wirksamkeit von strukturierter Laktationsberatung mit Donor-Milk-Banking auf ausschließliches Stillen bei Entlassung.</w:t>
+        <w:t>Patient- und Public-Involvement-Engagement-Studie mit südlichasiatischen Frauen zur Verbesserung der Adhärenz in Ernährungsintervention bei Gestationsdiabetes.</w:t>
       </w:r>
     </w:p>
     <w:p>
@@ -394,7 +394,7 @@
         <w:t xml:space="preserve">Ergebnis: </w:t>
       </w:r>
       <w:r>
-        <w:t>Ausschließliches Stillen bei Entlassung stieg um 11 Prozentpunkte (95%-KI: 3,0–19,0; p = 0,007) von 43% Baseline. Keine signifikanten Unterschiede in klinischen Komplikationen oder Verweildauer. Implementierbarkeit und Durchführungstreue waren ausreichend (Beratung in 71% wie geplant).</w:t>
+        <w:t>17 Frauen identifizierten drei Schlüsselprobleme: Vulnerabilität (Vertrauensmangel, Kontrollverlust), Zugänglichkeit (flexible Formate, finanzielle Unterstützung), Mentale Belastung (emotionales Wohlbefinden, Familieneinfluss). Empfehlungen: familienbasierte Essensplanung, visuelle Guides, psychosoziale Unterstützung.</w:t>
       </w:r>
     </w:p>
     <w:p>
@@ -409,7 +409,7 @@
         <w:rPr>
           <w:sz w:val="19"/>
         </w:rPr>
-        <w:t>Deutsche RCT-Daten, gesetzlich versicherte Neugeborene in Universitätskliniken</w:t>
+        <w:t>Qualitative UK-Studie; Fragestellung zu Barrieren und Facilitatoren systemunabhängig</w:t>
       </w:r>
     </w:p>
     <w:p>
@@ -418,7 +418,7 @@
           <w:color w:val="5A7D3A"/>
           <w:sz w:val="18"/>
         </w:rPr>
-        <w:t>https://pubmed.ncbi.nlm.nih.gov/42754870/</w:t>
+        <w:t>https://pubmed.ncbi.nlm.nih.gov/42750677/</w:t>
       </w:r>
     </w:p>
     <w:sectPr>

--- a/download/studien-aktuell.docx
+++ b/download/studien-aktuell.docx
@@ -62,7 +62,7 @@
           <w:color w:val="666666"/>
           <w:sz w:val="18"/>
         </w:rPr>
-        <w:t>Stand: 20.09.2026  |  6 Studien  |  wissen.m-vf.de</w:t>
+        <w:t>Stand: 21.09.2026  |  6 Studien  |  wissen.m-vf.de</w:t>
       </w:r>
     </w:p>
     <w:p>
@@ -70,7 +70,7 @@
         <w:pStyle w:val="Heading1"/>
       </w:pPr>
       <w:r>
-        <w:t>Aufgenommen am 20.09.2026</w:t>
+        <w:t>Aufgenommen am 21.09.2026</w:t>
       </w:r>
     </w:p>
     <w:p>
@@ -78,7 +78,7 @@
         <w:pStyle w:val="Heading2"/>
       </w:pPr>
       <w:r>
-        <w:t>Workplace-Health-Promotion in Pflegeheimen: qualitative Prozessevaluation</w:t>
+        <w:t>Geburtshilfe-Standardisierung: Ballonkatheter und Wehenmuster nach Einleitung</w:t>
       </w:r>
     </w:p>
     <w:p>
@@ -88,12 +88,12 @@
           <w:color w:val="666666"/>
           <w:sz w:val="18"/>
         </w:rPr>
-        <w:t>Czakert J et al.  ·  Front Public Health  ·  04.09.2026  ·  PMID 42761123</w:t>
+        <w:t>Baboeuf A et al.  ·  J Gynecol Obstet Hum Reprod  ·  19.09.2026  ·  PMID 42762855</w:t>
       </w:r>
     </w:p>
     <w:p>
       <w:r>
-        <w:t>Qualitative Prozessevaluation zur Entwicklung und Implementierung von drei WHP-Workshops in einem Pilotheim nach RE-AIM-Framework.</w:t>
+        <w:t>Retrospektive Evaluierung eines standardisierten Induktionsprotokolls mit Ballonkatheter zur Zervixreifung als Erstlinientherapie vs. freie Wahl in französischer Tertiärklinik.</w:t>
       </w:r>
     </w:p>
     <w:p>
@@ -104,7 +104,7 @@
         <w:t xml:space="preserve">Ergebnis: </w:t>
       </w:r>
       <w:r>
-        <w:t>Entwicklung aus sieben Phasen. Etwa ein Drittel der Teilnehmenden aktiv involviert, andere passiv oder resistiv. Engagement variabel, Schlüsselhemmnisse: Motivation, wahrgenommene Relevanz, Gruppendynamik, Fatigue, Sprachbarrieren. Zentral: organisatorische Vorbereitung und Partizipation.</w:t>
+        <w:t>Vaginale Geburt innerhalb 24h: 27,3% (Protokoll) vs. 34,0% (Baseline), p=0,18; nächtliche Epiduralanalgesie signifikant weniger häufig nach Protokoll (35,6% vs. 46,2%, p=0,008); 77,4% der Frauen mit Gesamtzufriedenheit einverstanden.</w:t>
       </w:r>
     </w:p>
     <w:p>
@@ -119,7 +119,7 @@
         <w:rPr>
           <w:sz w:val="19"/>
         </w:rPr>
-        <w:t>Deutschland, Langzeitpflegesektor, hohe Relevanz für Implementierungspraxis</w:t>
+        <w:t>Französische Tertiärklinik, übertragbare Implementierungsfrage, aber begrenzte klinische Effekte</w:t>
       </w:r>
     </w:p>
     <w:p>
@@ -128,7 +128,7 @@
           <w:color w:val="5A7D3A"/>
           <w:sz w:val="18"/>
         </w:rPr>
-        <w:t>https://pubmed.ncbi.nlm.nih.gov/42761123/</w:t>
+        <w:t>https://pubmed.ncbi.nlm.nih.gov/42762855/</w:t>
       </w:r>
     </w:p>
     <w:p>
@@ -136,7 +136,7 @@
         <w:pStyle w:val="Heading2"/>
       </w:pPr>
       <w:r>
-        <w:t>Regionale Disparitäten Zahngesundheit Deutschland</w:t>
+        <w:t>Palliativversorgungsqualität für Patienten mit schweren psychischen Störungen</w:t>
       </w:r>
     </w:p>
     <w:p>
@@ -146,12 +146,12 @@
           <w:color w:val="666666"/>
           <w:sz w:val="18"/>
         </w:rPr>
-        <w:t>Gortschakow J et al.  ·  J Clin Periodontol  ·  18.09.2026  ·  PMID 42760791</w:t>
+        <w:t>Bøndergaard K et al.  ·  Omega (Westport)  ·  19.09.2026  ·  PMID 42762069</w:t>
       </w:r>
     </w:p>
     <w:p>
       <w:r>
-        <w:t>Bevölkerungsstudie mit 184.871 Erwachsenen untersucht Prävalenz von Zahnlosigkeit und Taschentiefen bundesweit mittels klinischer Untersuchung.</w:t>
+        <w:t>Querschnitts-Fragebogenstudie mit dänischen Hausärzten und Palliativmedizinern zu Qualität der Palliativbetreuung bei verstorbenen Patienten mit schweren psychischen Störungen.</w:t>
       </w:r>
     </w:p>
     <w:p>
@@ -162,7 +162,7 @@
         <w:t xml:space="preserve">Ergebnis: </w:t>
       </w:r>
       <w:r>
-        <w:t>Zahnlosigkeitsprävalenz: 1,7 % (95%-KI 1,6–1,9). Mittlere Taschentiefe: 1,89 mm (1,87–1,91). Deutliche regionale Disparitäten von 1,3 % (Augsburg/Regensburg) bis 2,3 % (Neubrandenburg).</w:t>
+        <w:t>123 Fragebogen von 162 (76% Rücklaufquote); die meisten Verläufe als gut oder sehr gut bewertet; qualitative Analyse enthüllte drei Themen: Zusammenarbeit/Timing, Kommunikation/Beziehungen, Komplexität; Koordination und Kommunikation bei Lebensende-Entscheidungen teilweise herausfordernd.</w:t>
       </w:r>
     </w:p>
     <w:p>
@@ -177,7 +177,7 @@
         <w:rPr>
           <w:sz w:val="19"/>
         </w:rPr>
-        <w:t>Deutsche Routinedaten aus Kohorte, exzellente Übertragbarkeit</w:t>
+        <w:t>Dänemark, skandinavisches steuerfinanziertes System mit Hausarztfokus</w:t>
       </w:r>
     </w:p>
     <w:p>
@@ -186,7 +186,7 @@
           <w:color w:val="5A7D3A"/>
           <w:sz w:val="18"/>
         </w:rPr>
-        <w:t>https://pubmed.ncbi.nlm.nih.gov/42760791/</w:t>
+        <w:t>https://pubmed.ncbi.nlm.nih.gov/42762069/</w:t>
       </w:r>
     </w:p>
     <w:p>
@@ -194,7 +194,7 @@
         <w:pStyle w:val="Heading2"/>
       </w:pPr>
       <w:r>
-        <w:t>Arbeitsbelastung und Berufsverbleib in Gesundheitsberufen</w:t>
+        <w:t>Angiotensin-Inhibitoren vor elektiver Chirurgie: RCT-Absetzen vs. Fortführen</w:t>
       </w:r>
     </w:p>
     <w:p>
@@ -204,12 +204,12 @@
           <w:color w:val="666666"/>
           <w:sz w:val="18"/>
         </w:rPr>
-        <w:t>Andersson Hammar I et al.  ·  BMC Health Serv Res  ·  17.09.2026  ·  PMID 42760563</w:t>
+        <w:t>Scott IA et al.  ·  J Hosp Med  ·  19.09.2026  ·  PMID 42762066</w:t>
       </w:r>
     </w:p>
     <w:p>
       <w:r>
-        <w:t>Längsschnittstudie untersuchte Zusammenhänge zwischen Arbeitserfahrungen, Gesundheit und Verbleibsabsicht bei Fachpersonen drei Jahre nach Berufsstart.</w:t>
+        <w:t>Single-Center-RCT zu kardiovaskulären Komplikationen nach elektiver, nicht-kardischer Chirurgie unter Fortführung vs. 24h-Absetzen von ACE-Inhibitoren/ARBs.</w:t>
       </w:r>
     </w:p>
     <w:p>
@@ -220,7 +220,7 @@
         <w:t xml:space="preserve">Ergebnis: </w:t>
       </w:r>
       <w:r>
-        <w:t>Höhere Arbeitszufriedenheit war mit besserer Gesundheit und deutlich gestärkter Absicht zum Verbleib in der Profession assoziiert. Die 30–36-Jährigen zeigten niedrigere Verbleibsabsicht als jüngere und ältere Kohorten.</w:t>
+        <w:t>667 Patienten randomisiert (325 Fortführung, 313 Absetzen); primärer Outcome MACE: 2,8% vs. 2,9% (Differenz 0,1%, 95% CI −2,5% bis 2,8%, p=1,00); intraop. Hypotonie 63,5% vs. 60,7%, AKI 7,4% vs. 4,8%; keine signifikanten Unterschiede; Absetzen reduzierte nicht MACE, Hypotonie oder AKI.</w:t>
       </w:r>
     </w:p>
     <w:p>
@@ -235,7 +235,7 @@
         <w:rPr>
           <w:sz w:val="19"/>
         </w:rPr>
-        <w:t>Schweden, gut übertragbar auf deutsches Gesundheitssystem und Arbeitskontexte</w:t>
+        <w:t>Australische Tertiärklinik, aber klinische Prozessfrage systemunabhängig</w:t>
       </w:r>
     </w:p>
     <w:p>
@@ -244,7 +244,7 @@
           <w:color w:val="5A7D3A"/>
           <w:sz w:val="18"/>
         </w:rPr>
-        <w:t>https://pubmed.ncbi.nlm.nih.gov/42760563/</w:t>
+        <w:t>https://pubmed.ncbi.nlm.nih.gov/42762066/</w:t>
       </w:r>
     </w:p>
     <w:p>
@@ -252,7 +252,7 @@
         <w:pStyle w:val="Heading2"/>
       </w:pPr>
       <w:r>
-        <w:t>Apotheker-Intervention bei koronaren Patienten: Medication-Review-Studie</w:t>
+        <w:t>Frühe Krebsinzidenz in Nordischen Ländern 2003–2022 mit Projektion bis 2050</w:t>
       </w:r>
     </w:p>
     <w:p>
@@ -262,12 +262,12 @@
           <w:color w:val="666666"/>
           <w:sz w:val="18"/>
         </w:rPr>
-        <w:t>Östbring MJ et al.  ·  BMC Health Serv Res  ·  15.09.2026  ·  PMID 42760559</w:t>
+        <w:t>Johansson AL et al.  ·  Lancet Reg Health Eur  ·  12.09.2026  ·  PMID 42761845</w:t>
       </w:r>
     </w:p>
     <w:p>
       <w:r>
-        <w:t>Prozessevaluation eines randomisierten Trials zu pharmazeutisch-gesteuerter Adhärence-Intervention mittels Motivierender Gesprächsführung bei Herzkranken.</w:t>
+        <w:t>Bevölkerungsbasierte Trendstudie der Inzidenz früher Krebserkrankungen (Alter 20–49) in Nordischen Ländern über 20 Jahre mit Vorhersagen bis 2050.</w:t>
       </w:r>
     </w:p>
     <w:p>
@@ -278,7 +278,7 @@
         <w:t xml:space="preserve">Ergebnis: </w:t>
       </w:r>
       <w:r>
-        <w:t>Klinische Apotheker identifizierten durchschnittlich 4,3 medikationsbezogene Probleme pro Patient. In 194 von 218 bekannten Fällen wurde das Problem gelöst/verbessert. 52,8 % der Interventionsgruppe vs. 31,0 % der Kontrollgruppe verschoben sich zu akzeptierenderer Arzneimittelhaltung (p = 0,051).</w:t>
+        <w:t>Signifikante Inzidenzzunahme bei 12 von 18 Krebsarten; Darmkrebs &lt;35 Jahren höchster EAPC (&gt;2%), mit 9.174 zusätzlichen Fällen (2003–2007 zu 2018–2022: 47.491 zu 56.665); regionale Variation Appalachien und Südosten USA.</w:t>
       </w:r>
     </w:p>
     <w:p>
@@ -293,7 +293,7 @@
         <w:rPr>
           <w:sz w:val="19"/>
         </w:rPr>
-        <w:t>Schweden, Sozialversicherungssystem, pharmazeutische Versorgungsrollen</w:t>
+        <w:t>Nordische Länder, vergleichbare Gesundheitssysteme mit guten Datenregistern</w:t>
       </w:r>
     </w:p>
     <w:p>
@@ -302,7 +302,7 @@
           <w:color w:val="5A7D3A"/>
           <w:sz w:val="18"/>
         </w:rPr>
-        <w:t>https://pubmed.ncbi.nlm.nih.gov/42760559/</w:t>
+        <w:t>https://pubmed.ncbi.nlm.nih.gov/42761845/</w:t>
       </w:r>
     </w:p>
     <w:p>
@@ -310,7 +310,7 @@
         <w:pStyle w:val="Heading2"/>
       </w:pPr>
       <w:r>
-        <w:t>Psychische Gesundheit peripartal: Screening-Barrieren in Indien</w:t>
+        <w:t>Darmkrebsscreening bei sexuellen Minderheiten nach US-Guidelines 2021</w:t>
       </w:r>
     </w:p>
     <w:p>
@@ -320,12 +320,12 @@
           <w:color w:val="666666"/>
           <w:sz w:val="18"/>
         </w:rPr>
-        <w:t>Basu P et al.  ·  BMC Health Serv Res  ·  03.08.2026  ·  PMID 42760554</w:t>
+        <w:t>George L et al.  ·  AJPM Focus  ·  12.05.2026  ·  PMID 42761516</w:t>
       </w:r>
     </w:p>
     <w:p>
       <w:r>
-        <w:t>Qualitative Studie zu Hemmnissen und Facilitatoren von perinataler psychischer Gesundheitsscreening aus Perspektive von Frauen und Angehörigen des Gesundheitswesens.</w:t>
+        <w:t>Querschnittsanalyse der Screening-Compliance für Darmkrebs bei sexuellen Minderheiten nach Aktualisierung der USPSTF-Richtlinien (2021), USA 2022.</w:t>
       </w:r>
     </w:p>
     <w:p>
@@ -336,7 +336,7 @@
         <w:t xml:space="preserve">Ergebnis: </w:t>
       </w:r>
       <w:r>
-        <w:t>Facilitatoren: etabliertes Referralsystem, Medikamentenverfügbarkeit, Datenschutz. Barrieren: fragmentierte Services, hohe Arbeitsbelastung, Stigma, unzureichende Schulung, mangelndes Vertrauen. Familienpräsenz behinderte offene Diskussionen.</w:t>
+        <w:t>Screening-Rate insgesamt: 69,0% (gay/lesbian), 62,7% (bisexual), 58,4% (andere Orientierung), 68,8% (heterosexuell); Personen mit anderer Orientierung signifikant niedriger als heterosexuell (aPR=0,90, 95% CI 0,84–0,97); Dispariät besonders in Alter 65–75 und Frauen.</w:t>
       </w:r>
     </w:p>
     <w:p>
@@ -351,7 +351,7 @@
         <w:rPr>
           <w:sz w:val="19"/>
         </w:rPr>
-        <w:t>Indien; Fragestellung systemunabhängig, aber Übertragbarkeit limitiert durch andere Ressourcenlage</w:t>
+        <w:t>USA, aber Screeningdisparität bei Minderheiten systemunabhängig relevant</w:t>
       </w:r>
     </w:p>
     <w:p>
@@ -360,7 +360,7 @@
           <w:color w:val="5A7D3A"/>
           <w:sz w:val="18"/>
         </w:rPr>
-        <w:t>https://pubmed.ncbi.nlm.nih.gov/42760554/</w:t>
+        <w:t>https://pubmed.ncbi.nlm.nih.gov/42761516/</w:t>
       </w:r>
     </w:p>
     <w:p>
@@ -368,7 +368,7 @@
         <w:pStyle w:val="Heading2"/>
       </w:pPr>
       <w:r>
-        <w:t>Gestationsdiabetes Südlichasiatische Frauen: PPIE-Insights</w:t>
+        <w:t>Kulturelle Diabetes-Schulung: Kosteneffektivität für Marshallese-Bevölkerung</w:t>
       </w:r>
     </w:p>
     <w:p>
@@ -378,12 +378,12 @@
           <w:color w:val="666666"/>
           <w:sz w:val="18"/>
         </w:rPr>
-        <w:t>Dapre E et al.  ·  NIHR Open Res  ·  03.09.2026  ·  PMID 42750677</w:t>
+        <w:t>Lamprecht-Carson D et al.  ·  Diabetes Obes Metab  ·  17.09.2026  ·  PMID 42755138</w:t>
       </w:r>
     </w:p>
     <w:p>
       <w:r>
-        <w:t>Patient- und Public-Involvement-Engagement-Studie mit südlichasiatischen Frauen zur Verbesserung der Adhärenz in Ernährungsintervention bei Gestationsdiabetes.</w:t>
+        <w:t>Markov-Modell zur Kosteneffektivität eines kulturell angepassten Diabetes-Selbstmanagement-Programms vs. Standard-DSME für Marshallese-Erwachsene mit Typ-2-Diabetes.</w:t>
       </w:r>
     </w:p>
     <w:p>
@@ -394,7 +394,7 @@
         <w:t xml:space="preserve">Ergebnis: </w:t>
       </w:r>
       <w:r>
-        <w:t>17 Frauen identifizierten drei Schlüsselprobleme: Vulnerabilität (Vertrauensmangel, Kontrollverlust), Zugänglichkeit (flexible Formate, finanzielle Unterstützung), Mentale Belastung (emotionales Wohlbefinden, Familieneinfluss). Empfehlungen: familienbasierte Essensplanung, visuelle Guides, psychosoziale Unterstützung.</w:t>
+        <w:t>Kulturell angepasstes Programm cost-effective mit ICER von 3.083 Dollar pro QALY; in 87,1% der Simulationen bevorzugte Strategie bei WTP 50.000 Dollar pro QALY; bescheidene aber relevante Unterschiede zwischen Interventionszenarien.</w:t>
       </w:r>
     </w:p>
     <w:p>
@@ -409,7 +409,7 @@
         <w:rPr>
           <w:sz w:val="19"/>
         </w:rPr>
-        <w:t>Qualitative UK-Studie; Fragestellung zu Barrieren und Facilitatoren systemunabhängig</w:t>
+        <w:t>USA-Daten, aber Fragestellung zur Kultursensitivität systemunabhängig transferierbar</w:t>
       </w:r>
     </w:p>
     <w:p>
@@ -418,7 +418,7 @@
           <w:color w:val="5A7D3A"/>
           <w:sz w:val="18"/>
         </w:rPr>
-        <w:t>https://pubmed.ncbi.nlm.nih.gov/42750677/</w:t>
+        <w:t>https://pubmed.ncbi.nlm.nih.gov/42755138/</w:t>
       </w:r>
     </w:p>
     <w:sectPr>

--- a/download/studien-aktuell.docx
+++ b/download/studien-aktuell.docx
@@ -62,7 +62,7 @@
           <w:color w:val="666666"/>
           <w:sz w:val="18"/>
         </w:rPr>
-        <w:t>Stand: 21.09.2026  |  6 Studien  |  wissen.m-vf.de</w:t>
+        <w:t>Stand: 22.09.2026  |  6 Studien  |  wissen.m-vf.de</w:t>
       </w:r>
     </w:p>
     <w:p>
@@ -70,7 +70,7 @@
         <w:pStyle w:val="Heading1"/>
       </w:pPr>
       <w:r>
-        <w:t>Aufgenommen am 21.09.2026</w:t>
+        <w:t>Aufgenommen am 22.09.2026</w:t>
       </w:r>
     </w:p>
     <w:p>
@@ -78,7 +78,7 @@
         <w:pStyle w:val="Heading2"/>
       </w:pPr>
       <w:r>
-        <w:t>Geburtshilfe-Standardisierung: Ballonkatheter und Wehenmuster nach Einleitung</w:t>
+        <w:t>Teletherapy-Einsatz in der Physiotherapie: deutsche Versorgungsforschung zu Barrieren und Förderfaktoren</w:t>
       </w:r>
     </w:p>
     <w:p>
@@ -88,12 +88,12 @@
           <w:color w:val="666666"/>
           <w:sz w:val="18"/>
         </w:rPr>
-        <w:t>Baboeuf A et al.  ·  J Gynecol Obstet Hum Reprod  ·  19.09.2026  ·  PMID 42762855</w:t>
+        <w:t>Michels T et al.  ·  JMIR Form Res  ·  21.09.2026  ·  PMID 42766842</w:t>
       </w:r>
     </w:p>
     <w:p>
       <w:r>
-        <w:t>Retrospektive Evaluierung eines standardisierten Induktionsprotokolls mit Ballonkatheter zur Zervixreifung als Erstlinientherapie vs. freie Wahl in französischer Tertiärklinik.</w:t>
+        <w:t>Querschnittsstudie von 458 Physiotherapeuten in Deutschland, die Barrieren und Förderfaktoren für die Implementierung von Teletherapie in der Praxis erfasste.</w:t>
       </w:r>
     </w:p>
     <w:p>
@@ -104,7 +104,7 @@
         <w:t xml:space="preserve">Ergebnis: </w:t>
       </w:r>
       <w:r>
-        <w:t>Vaginale Geburt innerhalb 24h: 27,3% (Protokoll) vs. 34,0% (Baseline), p=0,18; nächtliche Epiduralanalgesie signifikant weniger häufig nach Protokoll (35,6% vs. 46,2%, p=0,008); 77,4% der Frauen mit Gesamtzufriedenheit einverstanden.</w:t>
+        <w:t>Nur 6,6 % der Teilnehmer hatten Teletherapie-Erfahrung; 87,3 % hielten Teletherapie für sinnvoll, aber nur 15,5 % fühlten sich ausreichend informiert. Häufigste Barrieren: Integration in Praxisroutinen, unzureichende Informationen zu rechtlichen Rahmenbedingungen und digitale Infrastruktur (Nennungen nicht weiter spezifiziert). Die Ergebnisse zeigen hohe Akzeptanz bei niedriger Nutzung und Informationsdefiziten.</w:t>
       </w:r>
     </w:p>
     <w:p>
@@ -119,7 +119,7 @@
         <w:rPr>
           <w:sz w:val="19"/>
         </w:rPr>
-        <w:t>Französische Tertiärklinik, übertragbare Implementierungsfrage, aber begrenzte klinische Effekte</w:t>
+        <w:t>Deutsche Routinedaten aus der Physiotherapie; direkt auf das System übertragbar.</w:t>
       </w:r>
     </w:p>
     <w:p>
@@ -128,7 +128,7 @@
           <w:color w:val="5A7D3A"/>
           <w:sz w:val="18"/>
         </w:rPr>
-        <w:t>https://pubmed.ncbi.nlm.nih.gov/42762855/</w:t>
+        <w:t>https://pubmed.ncbi.nlm.nih.gov/42766842/</w:t>
       </w:r>
     </w:p>
     <w:p>
@@ -136,7 +136,7 @@
         <w:pStyle w:val="Heading2"/>
       </w:pPr>
       <w:r>
-        <w:t>Palliativversorgungsqualität für Patienten mit schweren psychischen Störungen</w:t>
+        <w:t>Implementierung der elektronischen Patientenakte (ePA) in deutschen Arztpraxen: qualitative Frühevaluierung</w:t>
       </w:r>
     </w:p>
     <w:p>
@@ -146,12 +146,12 @@
           <w:color w:val="666666"/>
           <w:sz w:val="18"/>
         </w:rPr>
-        <w:t>Bøndergaard K et al.  ·  Omega (Westport)  ·  19.09.2026  ·  PMID 42762069</w:t>
+        <w:t>May S et al.  ·  J Med Internet Res  ·  21.09.2026  ·  PMID 42766713</w:t>
       </w:r>
     </w:p>
     <w:p>
       <w:r>
-        <w:t>Querschnitts-Fragebogenstudie mit dänischen Hausärzten und Palliativmedizinern zu Qualität der Palliativbetreuung bei verstorbenen Patienten mit schweren psychischen Störungen.</w:t>
+        <w:t>Qualitative Studie mit 49 semistrukturierten Interviews zu Implementierungsbarrieren und -förderfaktoren der ePA in ambulanten Praxen nach dem Rollout im Januar 2025.</w:t>
       </w:r>
     </w:p>
     <w:p>
@@ -162,7 +162,7 @@
         <w:t xml:space="preserve">Ergebnis: </w:t>
       </w:r>
       <w:r>
-        <w:t>123 Fragebogen von 162 (76% Rücklaufquote); die meisten Verläufe als gut oder sehr gut bewertet; qualitative Analyse enthüllte drei Themen: Zusammenarbeit/Timing, Kommunikation/Beziehungen, Komplexität; Koordination und Kommunikation bei Lebensende-Entscheidungen teilweise herausfordernd.</w:t>
+        <w:t>Erleichterer: Führungsengagement, interne Kommunikation und Lernklima. Barrieren: technische Instabilität, heterogene Funktionalität von Praxismanagementsystemen, begrenzte Sektorübergreifung, unzureichendes Patientenbewusstsein. Implementierung stark abhängig von Organisationskapazität und Infrastrukturstabilität, nicht von professionellem Widerstand.</w:t>
       </w:r>
     </w:p>
     <w:p>
@@ -177,7 +177,7 @@
         <w:rPr>
           <w:sz w:val="19"/>
         </w:rPr>
-        <w:t>Dänemark, skandinavisches steuerfinanziertes System mit Hausarztfokus</w:t>
+        <w:t>Deutsche Routinedaten zur ePA-Implementierung; hochgradig systemrelevant für deutsches Versorgungssystem.</w:t>
       </w:r>
     </w:p>
     <w:p>
@@ -186,7 +186,7 @@
           <w:color w:val="5A7D3A"/>
           <w:sz w:val="18"/>
         </w:rPr>
-        <w:t>https://pubmed.ncbi.nlm.nih.gov/42762069/</w:t>
+        <w:t>https://pubmed.ncbi.nlm.nih.gov/42766713/</w:t>
       </w:r>
     </w:p>
     <w:p>
@@ -194,7 +194,7 @@
         <w:pStyle w:val="Heading2"/>
       </w:pPr>
       <w:r>
-        <w:t>Angiotensin-Inhibitoren vor elektiver Chirurgie: RCT-Absetzen vs. Fortführen</w:t>
+        <w:t>Framework für klinische Bewertung von Large Language Models in der Patientenedukation</w:t>
       </w:r>
     </w:p>
     <w:p>
@@ -204,12 +204,12 @@
           <w:color w:val="666666"/>
           <w:sz w:val="18"/>
         </w:rPr>
-        <w:t>Scott IA et al.  ·  J Hosp Med  ·  19.09.2026  ·  PMID 42762066</w:t>
+        <w:t>Austria D et al.  ·  JMIR Form Res  ·  21.09.2026  ·  PMID 42766478</w:t>
       </w:r>
     </w:p>
     <w:p>
       <w:r>
-        <w:t>Single-Center-RCT zu kardiovaskulären Komplikationen nach elektiver, nicht-kardischer Chirurgie unter Fortführung vs. 24h-Absetzen von ACE-Inhibitoren/ARBs.</w:t>
+        <w:t>Positions- und konzeptionelle Arbeit, die ein kliniker-zentriertes Evaluierungsframework (TAM-MCRS) für LLM-generierte Patientenedukation integriert Technology Acceptance Model und Medical Condition Regard Scale.</w:t>
       </w:r>
     </w:p>
     <w:p>
@@ -220,7 +220,7 @@
         <w:t xml:space="preserve">Ergebnis: </w:t>
       </w:r>
       <w:r>
-        <w:t>667 Patienten randomisiert (325 Fortführung, 313 Absetzen); primärer Outcome MACE: 2,8% vs. 2,9% (Differenz 0,1%, 95% CI −2,5% bis 2,8%, p=1,00); intraop. Hypotonie 63,5% vs. 60,7%, AKI 7,4% vs. 4,8%; keine signifikanten Unterschiede; Absetzen reduzierte nicht MACE, Hypotonie oder AKI.</w:t>
+        <w:t>Das Framework kombiniert Usefulness/Completeness mit Ease of Use/Appropriateness und erfasst dabei Evaluator-Attitudinalvarianz durch MCRS als Kovariate. Ziel ist objektive, klinisch realistische und disparity-responsive Evidenz zur Qualität von LLM-generierten Unterlagen für Patientenbildung.</w:t>
       </w:r>
     </w:p>
     <w:p>
@@ -235,7 +235,7 @@
         <w:rPr>
           <w:sz w:val="19"/>
         </w:rPr>
-        <w:t>Australische Tertiärklinik, aber klinische Prozessfrage systemunabhängig</w:t>
+        <w:t>Theoretischer Ansatz systemunabhängig, aber Methodenentwicklung US-fokussiert; nur bedingt übertragbar.</w:t>
       </w:r>
     </w:p>
     <w:p>
@@ -244,7 +244,7 @@
           <w:color w:val="5A7D3A"/>
           <w:sz w:val="18"/>
         </w:rPr>
-        <w:t>https://pubmed.ncbi.nlm.nih.gov/42762066/</w:t>
+        <w:t>https://pubmed.ncbi.nlm.nih.gov/42766478/</w:t>
       </w:r>
     </w:p>
     <w:p>
@@ -252,7 +252,7 @@
         <w:pStyle w:val="Heading2"/>
       </w:pPr>
       <w:r>
-        <w:t>Frühe Krebsinzidenz in Nordischen Ländern 2003–2022 mit Projektion bis 2050</w:t>
+        <w:t>Kontextfaktoren und Lernbedarfe bei Leitlinienentwicklung: qualitative Multiplenfall-Studie</w:t>
       </w:r>
     </w:p>
     <w:p>
@@ -262,12 +262,12 @@
           <w:color w:val="666666"/>
           <w:sz w:val="18"/>
         </w:rPr>
-        <w:t>Johansson AL et al.  ·  Lancet Reg Health Eur  ·  12.09.2026  ·  PMID 42761845</w:t>
+        <w:t>de Mortier CA et al.  ·  Med Teach  ·  21.09.2026  ·  PMID 42766408</w:t>
       </w:r>
     </w:p>
     <w:p>
       <w:r>
-        <w:t>Bevölkerungsbasierte Trendstudie der Inzidenz früher Krebserkrankungen (Alter 20–49) in Nordischen Ländern über 20 Jahre mit Vorhersagen bis 2050.</w:t>
+        <w:t>Qualitative Längsschnittstudie mit 18 Panelmitgliedern und 10 Projektleitern in 5 niederländischen Leitlinienprojekten; Analyse, welche kontextuellen Faktoren die Lernbedarfe in der Guideline-Entwicklung prägen.</w:t>
       </w:r>
     </w:p>
     <w:p>
@@ -278,7 +278,7 @@
         <w:t xml:space="preserve">Ergebnis: </w:t>
       </w:r>
       <w:r>
-        <w:t>Signifikante Inzidenzzunahme bei 12 von 18 Krebsarten; Darmkrebs &lt;35 Jahren höchster EAPC (&gt;2%), mit 9.174 zusätzlichen Fällen (2003–2007 zu 2018–2022: 47.491 zu 56.665); regionale Variation Appalachien und Südosten USA.</w:t>
+        <w:t>Drei interaktive Themen beeinflussen Lernbedarfe: Leitlinienthema (Zusammensetzung, Methodik, Evidenzunsicherheit), Partizipationsdynamiken (Hierarchie, Sicherheit), Aufgabenverteilung. Methodische Kompetenz allein genügt nicht; Lernbedarfe entstehen aus Kombination aller drei Faktoren. Empfehlung: flexible, kontextsensitive und rollenpezifische Bildungsinitiativen.</w:t>
       </w:r>
     </w:p>
     <w:p>
@@ -293,7 +293,7 @@
         <w:rPr>
           <w:sz w:val="19"/>
         </w:rPr>
-        <w:t>Nordische Länder, vergleichbare Gesundheitssysteme mit guten Datenregistern</w:t>
+        <w:t>Niederlande, Versorgungsforschungs-Setting; gut übertragbar auf deutsches System zur Leitlinienentwicklung.</w:t>
       </w:r>
     </w:p>
     <w:p>
@@ -302,7 +302,7 @@
           <w:color w:val="5A7D3A"/>
           <w:sz w:val="18"/>
         </w:rPr>
-        <w:t>https://pubmed.ncbi.nlm.nih.gov/42761845/</w:t>
+        <w:t>https://pubmed.ncbi.nlm.nih.gov/42766408/</w:t>
       </w:r>
     </w:p>
     <w:p>
@@ -310,7 +310,7 @@
         <w:pStyle w:val="Heading2"/>
       </w:pPr>
       <w:r>
-        <w:t>Darmkrebsscreening bei sexuellen Minderheiten nach US-Guidelines 2021</w:t>
+        <w:t>Länderverglichende Forschungsinfrastruktur für Diabetes-Versorgung im ländlichen Raum</w:t>
       </w:r>
     </w:p>
     <w:p>
@@ -320,12 +320,12 @@
           <w:color w:val="666666"/>
           <w:sz w:val="18"/>
         </w:rPr>
-        <w:t>George L et al.  ·  AJPM Focus  ·  12.05.2026  ·  PMID 42761516</w:t>
+        <w:t>Murfet G et al.  ·  Glob Health Action  ·  21.09.2026  ·  PMID 42765135</w:t>
       </w:r>
     </w:p>
     <w:p>
       <w:r>
-        <w:t>Querschnittsanalyse der Screening-Compliance für Darmkrebs bei sexuellen Minderheiten nach Aktualisierung der USPSTF-Richtlinien (2021), USA 2022.</w:t>
+        <w:t>Konzeptuelle Positionspapier, das ein neues International Consortium for Rural Diabetes Research (ICRDR) vorstellt, um fragmentierte Diabetes-Forschung in ländlichen Regionen zu koordinieren.</w:t>
       </w:r>
     </w:p>
     <w:p>
@@ -336,7 +336,7 @@
         <w:t xml:space="preserve">Ergebnis: </w:t>
       </w:r>
       <w:r>
-        <w:t>Screening-Rate insgesamt: 69,0% (gay/lesbian), 62,7% (bisexual), 58,4% (andere Orientierung), 68,8% (heterosexuell); Personen mit anderer Orientierung signifikant niedriger als heterosexuell (aPR=0,90, 95% CI 0,84–0,97); Dispariät besonders in Alter 65–75 und Frauen.</w:t>
+        <w:t>Kernaussage: Ländliche Diabetes-Versorgungsforschung bleibt isoliert und stützt sich auf urbane Evidenz; koordinierte internationale Infrastruktur mit gemeinsamen Prioritäten, Methoden und Outcome-Maßstäben ist erforderlich. Das ICRDR adressiert Zugangsbarrien (Fachkräftemangel, Isolation, fragmentierte Services) durch Multicentre-Studien und Kapazitätsaufbau.</w:t>
       </w:r>
     </w:p>
     <w:p>
@@ -351,7 +351,7 @@
         <w:rPr>
           <w:sz w:val="19"/>
         </w:rPr>
-        <w:t>USA, aber Screeningdisparität bei Minderheiten systemunabhängig relevant</w:t>
+        <w:t>Konzeptionell und methodisch international orientiert; hilft deutschem System, Evidenzlücken in ländlichen Regionen zu schließen.</w:t>
       </w:r>
     </w:p>
     <w:p>
@@ -360,7 +360,7 @@
           <w:color w:val="5A7D3A"/>
           <w:sz w:val="18"/>
         </w:rPr>
-        <w:t>https://pubmed.ncbi.nlm.nih.gov/42761516/</w:t>
+        <w:t>https://pubmed.ncbi.nlm.nih.gov/42765135/</w:t>
       </w:r>
     </w:p>
     <w:p>
@@ -368,7 +368,7 @@
         <w:pStyle w:val="Heading2"/>
       </w:pPr>
       <w:r>
-        <w:t>Kulturelle Diabetes-Schulung: Kosteneffektivität für Marshallese-Bevölkerung</w:t>
+        <w:t>Kernoutcome-Set für Shared-Decision-Making-Interventionen: Entwicklungsprotokoll</w:t>
       </w:r>
     </w:p>
     <w:p>
@@ -378,12 +378,12 @@
           <w:color w:val="666666"/>
           <w:sz w:val="18"/>
         </w:rPr>
-        <w:t>Lamprecht-Carson D et al.  ·  Diabetes Obes Metab  ·  17.09.2026  ·  PMID 42755138</w:t>
+        <w:t>Hoffmann C et al.  ·  BMJ Open  ·  15.09.2026  ·  PMID 42744360</w:t>
       </w:r>
     </w:p>
     <w:p>
       <w:r>
-        <w:t>Markov-Modell zur Kosteneffektivität eines kulturell angepassten Diabetes-Selbstmanagement-Programms vs. Standard-DSME für Marshallese-Erwachsene mit Typ-2-Diabetes.</w:t>
+        <w:t>Studienprotokoll zur Entwicklung eines Core Outcome Set (COS) für die Evaluation von Shared-Decision-Making-Interventionen mittels Delphi-Survey und Konsensuskonferenz.</w:t>
       </w:r>
     </w:p>
     <w:p>
@@ -394,7 +394,7 @@
         <w:t xml:space="preserve">Ergebnis: </w:t>
       </w:r>
       <w:r>
-        <w:t>Kulturell angepasstes Programm cost-effective mit ICER von 3.083 Dollar pro QALY; in 87,1% der Simulationen bevorzugte Strategie bei WTP 50.000 Dollar pro QALY; bescheidene aber relevante Unterschiede zwischen Interventionszenarien.</w:t>
+        <w:t>Geplante Struktur: Schritt 1: Erstellung einer langen Kandidaten-Outcome-Liste durch Literaturanalyse und qualitative Interviews (mind. 20 Stakeholder). Schritt 2: Delphi-Survey mit mind. 150 internationalen Teilnehmern (Profis, Patienten) in zwei Runden zur Priorisierung. Schritt 3: Konsensus per modified nominal group technique. Laufzeit Juni 2025 bis September 2026; Ergebnisse erwartungsgemäß für standardisierte Evaluationspraxis verfügbar.</w:t>
       </w:r>
     </w:p>
     <w:p>
@@ -409,7 +409,7 @@
         <w:rPr>
           <w:sz w:val="19"/>
         </w:rPr>
-        <w:t>USA-Daten, aber Fragestellung zur Kultursensitivität systemunabhängig transferierbar</w:t>
+        <w:t>Britische Studienkoordination; Shared Decision Making ist international etabliertes Konzept; methodisch auf deutsche SDM-Forschung anwendbar.</w:t>
       </w:r>
     </w:p>
     <w:p>
@@ -418,7 +418,7 @@
           <w:color w:val="5A7D3A"/>
           <w:sz w:val="18"/>
         </w:rPr>
-        <w:t>https://pubmed.ncbi.nlm.nih.gov/42755138/</w:t>
+        <w:t>https://pubmed.ncbi.nlm.nih.gov/42744360/</w:t>
       </w:r>
     </w:p>
     <w:sectPr>

--- a/download/studien-aktuell.docx
+++ b/download/studien-aktuell.docx
@@ -62,7 +62,7 @@
           <w:color w:val="666666"/>
           <w:sz w:val="18"/>
         </w:rPr>
-        <w:t>Stand: 22.09.2026  |  6 Studien  |  wissen.m-vf.de</w:t>
+        <w:t>Stand: 23.09.2026  |  7 Studien  |  wissen.m-vf.de</w:t>
       </w:r>
     </w:p>
     <w:p>
@@ -70,7 +70,7 @@
         <w:pStyle w:val="Heading1"/>
       </w:pPr>
       <w:r>
-        <w:t>Aufgenommen am 22.09.2026</w:t>
+        <w:t>Aufgenommen am 23.09.2026</w:t>
       </w:r>
     </w:p>
     <w:p>
@@ -78,7 +78,7 @@
         <w:pStyle w:val="Heading2"/>
       </w:pPr>
       <w:r>
-        <w:t>Teletherapy-Einsatz in der Physiotherapie: deutsche Versorgungsforschung zu Barrieren und Förderfaktoren</w:t>
+        <w:t>Einkommensvolatilität und Mortalität bei Depression</w:t>
       </w:r>
     </w:p>
     <w:p>
@@ -88,12 +88,12 @@
           <w:color w:val="666666"/>
           <w:sz w:val="18"/>
         </w:rPr>
-        <w:t>Michels T et al.  ·  JMIR Form Res  ·  21.09.2026  ·  PMID 42766842</w:t>
+        <w:t>Cho H et al.  ·  J Korean Med Sci  ·  21.09.2026  ·  PMID 42773077</w:t>
       </w:r>
     </w:p>
     <w:p>
       <w:r>
-        <w:t>Querschnittsstudie von 458 Physiotherapeuten in Deutschland, die Barrieren und Förderfaktoren für die Implementierung von Teletherapie in der Praxis erfasste.</w:t>
+        <w:t>Koreanische Kohortenstudie an 735.922 Personen mit Depression, die Zusammenhang zwischen Einkommensvolatilität und all-cause-Mortalität sowie Hospitalisierungen untersuchte.</w:t>
       </w:r>
     </w:p>
     <w:p>
@@ -104,7 +104,7 @@
         <w:t xml:space="preserve">Ergebnis: </w:t>
       </w:r>
       <w:r>
-        <w:t>Nur 6,6 % der Teilnehmer hatten Teletherapie-Erfahrung; 87,3 % hielten Teletherapie für sinnvoll, aber nur 15,5 % fühlten sich ausreichend informiert. Häufigste Barrieren: Integration in Praxisroutinen, unzureichende Informationen zu rechtlichen Rahmenbedingungen und digitale Infrastruktur (Nennungen nicht weiter spezifiziert). Die Ergebnisse zeigen hohe Akzeptanz bei niedriger Nutzung und Informationsdefiziten.</w:t>
+        <w:t>Höhere Einkommensvolatilität assoziiert mit erhöhtem Mortalitätsrisiko (HR 1,18; 95%-KI 1,16–1,19) und Hospitalisierungen (IRR 1,07; 1,06–1,08). Bei Männern stärker ausgeprägt (HR 1,26 vs. 1,12 bei Frauen). Besonders hohe Risiken für Bluterkrankungen (IRR 1,47), endokrine Erkrankungen (1,40) und psychische Störungen (1,26).</w:t>
       </w:r>
     </w:p>
     <w:p>
@@ -119,7 +119,7 @@
         <w:rPr>
           <w:sz w:val="19"/>
         </w:rPr>
-        <w:t>Deutsche Routinedaten aus der Physiotherapie; direkt auf das System übertragbar.</w:t>
+        <w:t>Südkorea – begrenzte Übertragbarkeit auf deutsches System mit anderer Sozialstruktur</w:t>
       </w:r>
     </w:p>
     <w:p>
@@ -128,7 +128,7 @@
           <w:color w:val="5A7D3A"/>
           <w:sz w:val="18"/>
         </w:rPr>
-        <w:t>https://pubmed.ncbi.nlm.nih.gov/42766842/</w:t>
+        <w:t>https://pubmed.ncbi.nlm.nih.gov/42773077/</w:t>
       </w:r>
     </w:p>
     <w:p>
@@ -136,7 +136,7 @@
         <w:pStyle w:val="Heading2"/>
       </w:pPr>
       <w:r>
-        <w:t>Implementierung der elektronischen Patientenakte (ePA) in deutschen Arztpraxen: qualitative Frühevaluierung</w:t>
+        <w:t>Ultra-verarbeitete Lebensmittel und chronische Erkrankungen</w:t>
       </w:r>
     </w:p>
     <w:p>
@@ -146,12 +146,12 @@
           <w:color w:val="666666"/>
           <w:sz w:val="18"/>
         </w:rPr>
-        <w:t>May S et al.  ·  J Med Internet Res  ·  21.09.2026  ·  PMID 42766713</w:t>
+        <w:t>Liu X et al.  ·  Fam Med Community Health  ·  22.09.2026  ·  PMID 42773062</w:t>
       </w:r>
     </w:p>
     <w:p>
       <w:r>
-        <w:t>Qualitative Studie mit 49 semistrukturierten Interviews zu Implementierungsbarrieren und -förderfaktoren der ePA in ambulanten Praxen nach dem Rollout im Januar 2025.</w:t>
+        <w:t>Metaanalyse von 51 prospektiven Kohortenstudien mit 8,8 Mio. Teilnehmern zu Risiken ultra-verarbeiteter Lebensmittel.</w:t>
       </w:r>
     </w:p>
     <w:p>
@@ -162,7 +162,7 @@
         <w:t xml:space="preserve">Ergebnis: </w:t>
       </w:r>
       <w:r>
-        <w:t>Erleichterer: Führungsengagement, interne Kommunikation und Lernklima. Barrieren: technische Instabilität, heterogene Funktionalität von Praxismanagementsystemen, begrenzte Sektorübergreifung, unzureichendes Patientenbewusstsein. Implementierung stark abhängig von Organisationskapazität und Infrastrukturstabilität, nicht von professionellem Widerstand.</w:t>
+        <w:t>Ultra-verarbeitete Lebensmittel assoziiert mit kardiovaskulären Ereignissen (HR 1,24), Krebs (HR 1,12), Adipositas (HR 1,23), Diabetes (HR 1,24), Depression/Angststörung (HR 1,27), Verdauungserkrankungen (HR 1,31) und all-cause-Mortalität (HR 1,18). Pro 100 g/Tag zusätzlich: kardiovaskuläre Ereignisse HR 1,14.</w:t>
       </w:r>
     </w:p>
     <w:p>
@@ -177,7 +177,7 @@
         <w:rPr>
           <w:sz w:val="19"/>
         </w:rPr>
-        <w:t>Deutsche Routinedaten zur ePA-Implementierung; hochgradig systemrelevant für deutsches Versorgungssystem.</w:t>
+        <w:t>Internationale Daten – Fragestellung systemunabhängig, für Public-Health-Empfehlungen universell übertragbar</w:t>
       </w:r>
     </w:p>
     <w:p>
@@ -186,7 +186,7 @@
           <w:color w:val="5A7D3A"/>
           <w:sz w:val="18"/>
         </w:rPr>
-        <w:t>https://pubmed.ncbi.nlm.nih.gov/42766713/</w:t>
+        <w:t>https://pubmed.ncbi.nlm.nih.gov/42773062/</w:t>
       </w:r>
     </w:p>
     <w:p>
@@ -194,7 +194,7 @@
         <w:pStyle w:val="Heading2"/>
       </w:pPr>
       <w:r>
-        <w:t>Framework für klinische Bewertung von Large Language Models in der Patientenedukation</w:t>
+        <w:t>Kardiovaskuläre Autonome Neuropathie und Diabeteskomplikationen</w:t>
       </w:r>
     </w:p>
     <w:p>
@@ -204,12 +204,12 @@
           <w:color w:val="666666"/>
           <w:sz w:val="18"/>
         </w:rPr>
-        <w:t>Austria D et al.  ·  JMIR Form Res  ·  21.09.2026  ·  PMID 42766478</w:t>
+        <w:t>Ignacy P et al.  ·  Clin Ther  ·  22.09.2026  ·  PMID 42773037</w:t>
       </w:r>
     </w:p>
     <w:p>
       <w:r>
-        <w:t>Positions- und konzeptionelle Arbeit, die ein kliniker-zentriertes Evaluierungsframework (TAM-MCRS) für LLM-generierte Patientenedukation integriert Technology Acceptance Model und Medical Condition Regard Scale.</w:t>
+        <w:t>Polnische Querschnittsstudie mit 728 Diabetespatienten zur Assoziation zwischen mikrovaskulären/makrovaskulären Komplikationen und kardiovaskulärer autonomer Neuropathie.</w:t>
       </w:r>
     </w:p>
     <w:p>
@@ -220,7 +220,7 @@
         <w:t xml:space="preserve">Ergebnis: </w:t>
       </w:r>
       <w:r>
-        <w:t>Das Framework kombiniert Usefulness/Completeness mit Ease of Use/Appropriateness und erfasst dabei Evaluator-Attitudinalvarianz durch MCRS als Kovariate. Ziel ist objektive, klinisch realistische und disparity-responsive Evidenz zur Qualität von LLM-generierten Unterlagen für Patientenbildung.</w:t>
+        <w:t>Kardiovaskuläre autonome Neuropathie bei 48,2% (davon definit 15,8%). Unabhängig assoziiert mit diabetischer Retinopathie (OR 2,26; 95%-KI 1,25–4,19; p=0,008); borderline mit CKD (OR 1,57; p=0,049). Keine signifikante Assoziation mit ASCVD.</w:t>
       </w:r>
     </w:p>
     <w:p>
@@ -235,7 +235,7 @@
         <w:rPr>
           <w:sz w:val="19"/>
         </w:rPr>
-        <w:t>Theoretischer Ansatz systemunabhängig, aber Methodenentwicklung US-fokussiert; nur bedingt übertragbar.</w:t>
+        <w:t>Polen – ähnliches Sozialversicherungssystem, gute Übertragbarkeit auf Deutschland</w:t>
       </w:r>
     </w:p>
     <w:p>
@@ -244,7 +244,7 @@
           <w:color w:val="5A7D3A"/>
           <w:sz w:val="18"/>
         </w:rPr>
-        <w:t>https://pubmed.ncbi.nlm.nih.gov/42766478/</w:t>
+        <w:t>https://pubmed.ncbi.nlm.nih.gov/42773037/</w:t>
       </w:r>
     </w:p>
     <w:p>
@@ -252,7 +252,7 @@
         <w:pStyle w:val="Heading2"/>
       </w:pPr>
       <w:r>
-        <w:t>Kontextfaktoren und Lernbedarfe bei Leitlinienentwicklung: qualitative Multiplenfall-Studie</w:t>
+        <w:t>Persona-Methode in partizipativer Versorgungsforschung</w:t>
       </w:r>
     </w:p>
     <w:p>
@@ -262,12 +262,12 @@
           <w:color w:val="666666"/>
           <w:sz w:val="18"/>
         </w:rPr>
-        <w:t>de Mortier CA et al.  ·  Med Teach  ·  21.09.2026  ·  PMID 42766408</w:t>
+        <w:t>Dittmer K et al.  ·  Z Evid Fortbild Qual Gesundhwes  ·  22.09.2026  ·  PMID 42773021</w:t>
       </w:r>
     </w:p>
     <w:p>
       <w:r>
-        <w:t>Qualitative Längsschnittstudie mit 18 Panelmitgliedern und 10 Projektleitern in 5 niederländischen Leitlinienprojekten; Analyse, welche kontextuellen Faktoren die Lernbedarfe in der Guideline-Entwicklung prägen.</w:t>
+        <w:t>Deutschsprachiger Methodenbericht zur Anwendung der Persona-Methode bei partizipativer Versorgungsforschung mit Fokusgruppen und Expert*innen.</w:t>
       </w:r>
     </w:p>
     <w:p>
@@ -278,7 +278,7 @@
         <w:t xml:space="preserve">Ergebnis: </w:t>
       </w:r>
       <w:r>
-        <w:t>Drei interaktive Themen beeinflussen Lernbedarfe: Leitlinienthema (Zusammensetzung, Methodik, Evidenzunsicherheit), Partizipationsdynamiken (Hierarchie, Sicherheit), Aufgabenverteilung. Methodische Kompetenz allein genügt nicht; Lernbedarfe entstehen aus Kombination aller drei Faktoren. Empfehlung: flexible, kontextsensitive und rollenpezifische Bildungsinitiativen.</w:t>
+        <w:t>Personas integrieren Erfahrungswissen mehrerer Experten anonym, ohne persönliche Daten preiszugeben; ideal für vulnerable Gruppen. Risiken: Stereotypisierung; Mitigation durch reflektive Entwicklungsprozesse. Reflexionsfragen zur Bias-Reduktion werden präsentiert.</w:t>
       </w:r>
     </w:p>
     <w:p>
@@ -293,7 +293,7 @@
         <w:rPr>
           <w:sz w:val="19"/>
         </w:rPr>
-        <w:t>Niederlande, Versorgungsforschungs-Setting; gut übertragbar auf deutsches System zur Leitlinienentwicklung.</w:t>
+        <w:t>Deutsches Projekt – direkt übertragbar auf deutsche Versorgungsforschung</w:t>
       </w:r>
     </w:p>
     <w:p>
@@ -302,7 +302,7 @@
           <w:color w:val="5A7D3A"/>
           <w:sz w:val="18"/>
         </w:rPr>
-        <w:t>https://pubmed.ncbi.nlm.nih.gov/42766408/</w:t>
+        <w:t>https://pubmed.ncbi.nlm.nih.gov/42773021/</w:t>
       </w:r>
     </w:p>
     <w:p>
@@ -310,7 +310,7 @@
         <w:pStyle w:val="Heading2"/>
       </w:pPr>
       <w:r>
-        <w:t>Länderverglichende Forschungsinfrastruktur für Diabetes-Versorgung im ländlichen Raum</w:t>
+        <w:t>Mobile Screening-Einheit für Barretts Ösophagus in England</w:t>
       </w:r>
     </w:p>
     <w:p>
@@ -320,12 +320,12 @@
           <w:color w:val="666666"/>
           <w:sz w:val="18"/>
         </w:rPr>
-        <w:t>Murfet G et al.  ·  Glob Health Action  ·  21.09.2026  ·  PMID 42765135</w:t>
+        <w:t>Landy R et al.  ·  BMJ Open Gastroenterol  ·  22.09.2026  ·  PMID 42772946</w:t>
       </w:r>
     </w:p>
     <w:p>
       <w:r>
-        <w:t>Konzeptuelle Positionspapier, das ein neues International Consortium for Rural Diabetes Research (ICRDR) vorstellt, um fragmentierte Diabetes-Forschung in ländlichen Regionen zu koordinieren.</w:t>
+        <w:t>Implementierungsstudie in England mit mobiler Einheit zur Kapselschwamm-Testung bei Refluxpatienten; Vergleich Hausarzt-Rekrutierung vs. Selbstmeldung.</w:t>
       </w:r>
     </w:p>
     <w:p>
@@ -336,7 +336,7 @@
         <w:t xml:space="preserve">Ergebnis: </w:t>
       </w:r>
       <w:r>
-        <w:t>Kernaussage: Ländliche Diabetes-Versorgungsforschung bleibt isoliert und stützt sich auf urbane Evidenz; koordinierte internationale Infrastruktur mit gemeinsamen Prioritäten, Methoden und Outcome-Maßstäben ist erforderlich. Das ICRDR adressiert Zugangsbarrien (Fachkräftemangel, Isolation, fragmentierte Services) durch Multicentre-Studien und Kapazitätsaufbau.</w:t>
+        <w:t>Bei GP-Einladung: 50% Antwortquote, 59,6% interessiert, 66,3% elegibel, 532 teilgenommen; 15% aller Eingeladenen erfolgreich getestet. Bei Selbstmeldung: 39,6% erfolgreich getestet. Barretts-Prävalenz 4,2% (GP-invitiert) vs. 3,4% (Selbstmeldung). Akzeptanz &gt;99%.</w:t>
       </w:r>
     </w:p>
     <w:p>
@@ -351,7 +351,7 @@
         <w:rPr>
           <w:sz w:val="19"/>
         </w:rPr>
-        <w:t>Konzeptionell und methodisch international orientiert; hilft deutschem System, Evidenzlücken in ländlichen Regionen zu schließen.</w:t>
+        <w:t>Großbritannien – ähnliche Primärversorgungsstruktur, begrenzte Übertragbarkeit (steuerfinanziert)</w:t>
       </w:r>
     </w:p>
     <w:p>
@@ -360,7 +360,7 @@
           <w:color w:val="5A7D3A"/>
           <w:sz w:val="18"/>
         </w:rPr>
-        <w:t>https://pubmed.ncbi.nlm.nih.gov/42765135/</w:t>
+        <w:t>https://pubmed.ncbi.nlm.nih.gov/42772946/</w:t>
       </w:r>
     </w:p>
     <w:p>
@@ -368,7 +368,7 @@
         <w:pStyle w:val="Heading2"/>
       </w:pPr>
       <w:r>
-        <w:t>Kernoutcome-Set für Shared-Decision-Making-Interventionen: Entwicklungsprotokoll</w:t>
+        <w:t>Forschungsprioritäten in Hebammentätigkeit und Geburtshilfe</w:t>
       </w:r>
     </w:p>
     <w:p>
@@ -378,12 +378,12 @@
           <w:color w:val="666666"/>
           <w:sz w:val="18"/>
         </w:rPr>
-        <w:t>Hoffmann C et al.  ·  BMJ Open  ·  15.09.2026  ·  PMID 42744360</w:t>
+        <w:t>Field J et al.  ·  BMJ Open  ·  21.09.2026  ·  PMID 42767736</w:t>
       </w:r>
     </w:p>
     <w:p>
       <w:r>
-        <w:t>Studienprotokoll zur Entwicklung eines Core Outcome Set (COS) für die Evaluation von Shared-Decision-Making-Interventionen mittels Delphi-Survey und Konsensuskonferenz.</w:t>
+        <w:t>UK James-Lind-Alliance Priority-Setting Partnership mit 977 Befragten (Hebammen, Eltern, schwangere Personen) zur Identifikation von Forschungslücken in Geburtshilfe.</w:t>
       </w:r>
     </w:p>
     <w:p>
@@ -394,7 +394,7 @@
         <w:t xml:space="preserve">Ergebnis: </w:t>
       </w:r>
       <w:r>
-        <w:t>Geplante Struktur: Schritt 1: Erstellung einer langen Kandidaten-Outcome-Liste durch Literaturanalyse und qualitative Interviews (mind. 20 Stakeholder). Schritt 2: Delphi-Survey mit mind. 150 internationalen Teilnehmern (Profis, Patienten) in zwei Runden zur Priorisierung. Schritt 3: Konsensus per modified nominal group technique. Laufzeit Juni 2025 bis September 2026; Ergebnisse erwartungsgemäß für standardisierte Evaluationspraxis verfügbar.</w:t>
+        <w:t>68 Priority-Topics identifiziert, nach evidenzbasierter Prüfung auf 67 reduziert, dann von 548 Befragten gereiht. 10 Top-Prioritäten durch Konsens vereinbart; umfassen klinische Versorgung, Personalwohlbefinden und Ausbildung.</w:t>
       </w:r>
     </w:p>
     <w:p>
@@ -409,7 +409,7 @@
         <w:rPr>
           <w:sz w:val="19"/>
         </w:rPr>
-        <w:t>Britische Studienkoordination; Shared Decision Making ist international etabliertes Konzept; methodisch auf deutsche SDM-Forschung anwendbar.</w:t>
+        <w:t>Großbritannien – methodisch stark, bedingt übertragbar auf deutsches Hebammensystem</w:t>
       </w:r>
     </w:p>
     <w:p>
@@ -418,7 +418,65 @@
           <w:color w:val="5A7D3A"/>
           <w:sz w:val="18"/>
         </w:rPr>
-        <w:t>https://pubmed.ncbi.nlm.nih.gov/42744360/</w:t>
+        <w:t>https://pubmed.ncbi.nlm.nih.gov/42767736/</w:t>
+      </w:r>
+    </w:p>
+    <w:p>
+      <w:pPr>
+        <w:pStyle w:val="Heading2"/>
+      </w:pPr>
+      <w:r>
+        <w:t>FeNO und Blut-Eosinophile zur Asthmadiagnose bei Kindern und Erwachsenen</w:t>
+      </w:r>
+    </w:p>
+    <w:p>
+      <w:r>
+        <w:rPr>
+          <w:i/>
+          <w:color w:val="666666"/>
+          <w:sz w:val="18"/>
+        </w:rPr>
+        <w:t>Roy MA et al.  ·  Lancet Respir Med  ·  15.09.2026  ·  PMID 42743935</w:t>
+      </w:r>
+    </w:p>
+    <w:p>
+      <w:r>
+        <w:t>Metaanalyse von 30 diagnostischen Studien (22 bei Erwachsenen, 9 bei Kindern) zur Genauigkeit von FeNO und Blut-Eosinophilen gegenüber Bronchialprovokationstests.</w:t>
+      </w:r>
+    </w:p>
+    <w:p>
+      <w:r>
+        <w:rPr>
+          <w:b/>
+        </w:rPr>
+        <w:t xml:space="preserve">Ergebnis: </w:t>
+      </w:r>
+      <w:r>
+        <w:t>FeNO diagnostische Genauigkeit: Erwachsene AUC 0,80, Kinder AUC 0,75. Bei Erwachsenen FeNO≥65 ppb: positive Vorhersagekraft 80%, &lt;20 ppb: negative VK 93%. Blut-Eosinophile schwache Leistung (AUC 0,65). Prospektive Validierung in DIVE-Kohorte (n=123) bestätigte Ergebnisse (FeNO AUC 0,77).</w:t>
+      </w:r>
+    </w:p>
+    <w:p>
+      <w:r>
+        <w:rPr>
+          <w:b/>
+          <w:sz w:val="19"/>
+        </w:rPr>
+        <w:t xml:space="preserve">Übertragbarkeit: </w:t>
+      </w:r>
+      <w:r>
+        <w:rPr>
+          <w:sz w:val="19"/>
+        </w:rPr>
+        <w:t>Internationale Daten mit prospektiver Primärversorgungsvalidierung – Diagnostik systemunabhängig</w:t>
+      </w:r>
+    </w:p>
+    <w:p>
+      <w:r>
+        <w:rPr>
+          <w:color w:val="5A7D3A"/>
+          <w:sz w:val="18"/>
+        </w:rPr>
+        <w:t>https://pubmed.ncbi.nlm.nih.gov/42743935/</w:t>
       </w:r>
     </w:p>
     <w:sectPr>

--- a/download/studien-aktuell.docx
+++ b/download/studien-aktuell.docx
@@ -62,7 +62,7 @@
           <w:color w:val="666666"/>
           <w:sz w:val="18"/>
         </w:rPr>
-        <w:t>Stand: 23.09.2026  |  7 Studien  |  wissen.m-vf.de</w:t>
+        <w:t>Stand: 24.09.2026  |  6 Studien  |  wissen.m-vf.de</w:t>
       </w:r>
     </w:p>
     <w:p>
@@ -70,7 +70,7 @@
         <w:pStyle w:val="Heading1"/>
       </w:pPr>
       <w:r>
-        <w:t>Aufgenommen am 23.09.2026</w:t>
+        <w:t>Aufgenommen am 24.09.2026</w:t>
       </w:r>
     </w:p>
     <w:p>
@@ -78,7 +78,7 @@
         <w:pStyle w:val="Heading2"/>
       </w:pPr>
       <w:r>
-        <w:t>Einkommensvolatilität und Mortalität bei Depression</w:t>
+        <w:t>Rauchen und schwere Erkrankungen: 10-Jahres-Assoziation mit Nikotinentwöhnung</w:t>
       </w:r>
     </w:p>
     <w:p>
@@ -88,12 +88,12 @@
           <w:color w:val="666666"/>
           <w:sz w:val="18"/>
         </w:rPr>
-        <w:t>Cho H et al.  ·  J Korean Med Sci  ·  21.09.2026  ·  PMID 42773077</w:t>
+        <w:t>Imai E et al.  ·  J Epidemiol  ·  19.09.2026  ·  PMID 42778372</w:t>
       </w:r>
     </w:p>
     <w:p>
       <w:r>
-        <w:t>Koreanische Kohortenstudie an 735.922 Personen mit Depression, die Zusammenhang zwischen Einkommensvolatilität und all-cause-Mortalität sowie Hospitalisierungen untersuchte.</w:t>
+        <w:t>Prospektive Kohortenstudie mit 17.779 japanischen Rauchern zur Assoziation von Herzinfarkt, Schlaganfall, Krebs und Chirurgie mit langfristiger Rauchentwöhnung.</w:t>
       </w:r>
     </w:p>
     <w:p>
@@ -104,7 +104,7 @@
         <w:t xml:space="preserve">Ergebnis: </w:t>
       </w:r>
       <w:r>
-        <w:t>Höhere Einkommensvolatilität assoziiert mit erhöhtem Mortalitätsrisiko (HR 1,18; 95%-KI 1,16–1,19) und Hospitalisierungen (IRR 1,07; 1,06–1,08). Bei Männern stärker ausgeprägt (HR 1,26 vs. 1,12 bei Frauen). Besonders hohe Risiken für Bluterkrankungen (IRR 1,47), endokrine Erkrankungen (1,40) und psychische Störungen (1,26).</w:t>
+        <w:t>26,9 % der Raucher (n=4.789) beendeten das Rauchen über 10 Jahre. Major-disease-Diagnosen zeigten starke Assoziation mit Entwöhnung (OR 5,39; 95%-KI 4,80–6,05); Herzinfarkt OR 6,87 (95%-KI 5,18–9,12), Schlaganfall OR 4,03 (95%-KI 3,40–4,78), Lungenkrebs OR 7,41 (95%-KI 4,44–12,51).</w:t>
       </w:r>
     </w:p>
     <w:p>
@@ -119,7 +119,7 @@
         <w:rPr>
           <w:sz w:val="19"/>
         </w:rPr>
-        <w:t>Südkorea – begrenzte Übertragbarkeit auf deutsches System mit anderer Sozialstruktur</w:t>
+        <w:t>Japan – Fragestellung systemunabhängig; vergleichbare Verhaltensforschung übertragbar</w:t>
       </w:r>
     </w:p>
     <w:p>
@@ -128,7 +128,7 @@
           <w:color w:val="5A7D3A"/>
           <w:sz w:val="18"/>
         </w:rPr>
-        <w:t>https://pubmed.ncbi.nlm.nih.gov/42773077/</w:t>
+        <w:t>https://pubmed.ncbi.nlm.nih.gov/42778372/</w:t>
       </w:r>
     </w:p>
     <w:p>
@@ -136,7 +136,7 @@
         <w:pStyle w:val="Heading2"/>
       </w:pPr>
       <w:r>
-        <w:t>Ultra-verarbeitete Lebensmittel und chronische Erkrankungen</w:t>
+        <w:t>Gemeindeverankerung und Verbleib von Ärzten in unterversorgten Regionen</w:t>
       </w:r>
     </w:p>
     <w:p>
@@ -146,12 +146,12 @@
           <w:color w:val="666666"/>
           <w:sz w:val="18"/>
         </w:rPr>
-        <w:t>Liu X et al.  ·  Fam Med Community Health  ·  22.09.2026  ·  PMID 42773062</w:t>
+        <w:t>Pathman DE et al.  ·  JAMA Netw Open  ·  01.09.2026  ·  PMID 42776525</w:t>
       </w:r>
     </w:p>
     <w:p>
       <w:r>
-        <w:t>Metaanalyse von 51 prospektiven Kohortenstudien mit 8,8 Mio. Teilnehmern zu Risiken ultra-verarbeiteter Lebensmittel.</w:t>
+        <w:t>Querschnittsstudie mit 1.074 Ärzten in ländlichen und urbanen Health Professional Shortage Areas (HPSA) zur Assoziation von Gemeindeintegration mit beabsichtigtem Verbleib.</w:t>
       </w:r>
     </w:p>
     <w:p>
@@ -162,7 +162,7 @@
         <w:t xml:space="preserve">Ergebnis: </w:t>
       </w:r>
       <w:r>
-        <w:t>Ultra-verarbeitete Lebensmittel assoziiert mit kardiovaskulären Ereignissen (HR 1,24), Krebs (HR 1,12), Adipositas (HR 1,23), Diabetes (HR 1,24), Depression/Angststörung (HR 1,27), Verdauungserkrankungen (HR 1,31) und all-cause-Mortalität (HR 1,18). Pro 100 g/Tag zusätzlich: kardiovaskuläre Ereignisse HR 1,14.</w:t>
+        <w:t>75,5 % der Ärzte in ländlichen und 71,2 % in urbanen HPSA planten Verbleib &gt;2 Jahre (p=0,14). Beide Dimensionen (Gemeindeintegration β=0,58–0,69; Gemeindebedarfserfüllung β=0,56–0,61) waren unabhängig assoziiert mit Verbleib; keine signifikanten ländlich-urbanen Unterschiede.</w:t>
       </w:r>
     </w:p>
     <w:p>
@@ -177,7 +177,7 @@
         <w:rPr>
           <w:sz w:val="19"/>
         </w:rPr>
-        <w:t>Internationale Daten – Fragestellung systemunabhängig, für Public-Health-Empfehlungen universell übertragbar</w:t>
+        <w:t>USA-Daten – Fragestellung zu Ärztebindung aber systemunabhängig relevant</w:t>
       </w:r>
     </w:p>
     <w:p>
@@ -186,7 +186,7 @@
           <w:color w:val="5A7D3A"/>
           <w:sz w:val="18"/>
         </w:rPr>
-        <w:t>https://pubmed.ncbi.nlm.nih.gov/42773062/</w:t>
+        <w:t>https://pubmed.ncbi.nlm.nih.gov/42776525/</w:t>
       </w:r>
     </w:p>
     <w:p>
@@ -194,7 +194,7 @@
         <w:pStyle w:val="Heading2"/>
       </w:pPr>
       <w:r>
-        <w:t>Kardiovaskuläre Autonome Neuropathie und Diabeteskomplikationen</w:t>
+        <w:t>Unkomplizierte Harnwegsinfekte: Apothekerverschreibung in der Gemeindepharmzie</w:t>
       </w:r>
     </w:p>
     <w:p>
@@ -204,12 +204,12 @@
           <w:color w:val="666666"/>
           <w:sz w:val="18"/>
         </w:rPr>
-        <w:t>Ignacy P et al.  ·  Clin Ther  ·  22.09.2026  ·  PMID 42773037</w:t>
+        <w:t>Budden M et al.  ·  Int J Clin Pharm  ·  23.09.2026  ·  PMID 42776432</w:t>
       </w:r>
     </w:p>
     <w:p>
       <w:r>
-        <w:t>Polnische Querschnittsstudie mit 728 Diabetespatienten zur Assoziation zwischen mikrovaskulären/makrovaskulären Komplikationen und kardiovaskulärer autonomer Neuropathie.</w:t>
+        <w:t>Große Kohortenstudie (n=14.680 Follow-up) zu Wirksamkeit und Sicherheit von strukturierter Apothekerverschreibung für unkomplizierte Harnwegsinfekte in Australien.</w:t>
       </w:r>
     </w:p>
     <w:p>
@@ -220,7 +220,7 @@
         <w:t xml:space="preserve">Ergebnis: </w:t>
       </w:r>
       <w:r>
-        <w:t>Kardiovaskuläre autonome Neuropathie bei 48,2% (davon definit 15,8%). Unabhängig assoziiert mit diabetischer Retinopathie (OR 2,26; 95%-KI 1,25–4,19; p=0,008); borderline mit CKD (OR 1,57; p=0,049). Keine signifikante Assoziation mit ASCVD.</w:t>
+        <w:t>Symptomauflösung nach 7 Tagen bei 79,4 % der Patienten, weitere 17,9 % mit Teilbesserung. Antibiotika in 92,6 % verschrieben, Überweisungen in 6,9 %, Nebenwirkungen in 5,0 % (meist milde gastrointestinale Symptome).</w:t>
       </w:r>
     </w:p>
     <w:p>
@@ -235,7 +235,7 @@
         <w:rPr>
           <w:sz w:val="19"/>
         </w:rPr>
-        <w:t>Polen – ähnliches Sozialversicherungssystem, gute Übertragbarkeit auf Deutschland</w:t>
+        <w:t>Australien – vergleichbar zu Apotheker-Extended-Services in Sozialversicherungssystemen</w:t>
       </w:r>
     </w:p>
     <w:p>
@@ -244,7 +244,7 @@
           <w:color w:val="5A7D3A"/>
           <w:sz w:val="18"/>
         </w:rPr>
-        <w:t>https://pubmed.ncbi.nlm.nih.gov/42773037/</w:t>
+        <w:t>https://pubmed.ncbi.nlm.nih.gov/42776432/</w:t>
       </w:r>
     </w:p>
     <w:p>
@@ -252,7 +252,7 @@
         <w:pStyle w:val="Heading2"/>
       </w:pPr>
       <w:r>
-        <w:t>Persona-Methode in partizipativer Versorgungsforschung</w:t>
+        <w:t>Augenärztliche Versorgung in deutschen Seniorenheimen: TOVIS-Studie</w:t>
       </w:r>
     </w:p>
     <w:p>
@@ -262,12 +262,12 @@
           <w:color w:val="666666"/>
           <w:sz w:val="18"/>
         </w:rPr>
-        <w:t>Dittmer K et al.  ·  Z Evid Fortbild Qual Gesundhwes  ·  22.09.2026  ·  PMID 42773021</w:t>
+        <w:t>Ach T et al.  ·  Z Gerontol Geriatr  ·  23.09.2026  ·  PMID 42776232</w:t>
       </w:r>
     </w:p>
     <w:p>
       <w:r>
-        <w:t>Deutschsprachiger Methodenbericht zur Anwendung der Persona-Methode bei partizipativer Versorgungsforschung mit Fokusgruppen und Expert*innen.</w:t>
+        <w:t>Narrative Übersicht mit Fokus auf Versorgungslücken bei Augenerkrankungen in deutschen Pflegeheimen und Teleophthalmologie-Modell TOVIS (n=109 Bewohner).</w:t>
       </w:r>
     </w:p>
     <w:p>
@@ -278,7 +278,7 @@
         <w:t xml:space="preserve">Ergebnis: </w:t>
       </w:r>
       <w:r>
-        <w:t>Personas integrieren Erfahrungswissen mehrerer Experten anonym, ohne persönliche Daten preiszugeben; ideal für vulnerable Gruppen. Risiken: Stereotypisierung; Mitigation durch reflektive Entwicklungsprozesse. Reflexionsfragen zur Bias-Reduktion werden präsentiert.</w:t>
+        <w:t>OVIS-Studie: 61 % der Bewohner hatten behandlungsbedürftige ophthalmologische Befunde (Katarakt 53 %, AMD 39 %); letzte Augenarztvisite durchschnittlich 4 Jahre zurück. TOVIS-Pilotstudie: 48,5 % visusrelevante Katarakt, 34,1 % AMD, 60,6 % unzureichend angepasste Brille; nur 26,9 % der empfohlenen Nachuntersuchungen tatsächlich wahrgenommen.</w:t>
       </w:r>
     </w:p>
     <w:p>
@@ -293,7 +293,7 @@
         <w:rPr>
           <w:sz w:val="19"/>
         </w:rPr>
-        <w:t>Deutsches Projekt – direkt übertragbar auf deutsche Versorgungsforschung</w:t>
+        <w:t>Deutsche Daten, Seniorenheime – direkt auf deutsches System übertragbar</w:t>
       </w:r>
     </w:p>
     <w:p>
@@ -302,7 +302,7 @@
           <w:color w:val="5A7D3A"/>
           <w:sz w:val="18"/>
         </w:rPr>
-        <w:t>https://pubmed.ncbi.nlm.nih.gov/42773021/</w:t>
+        <w:t>https://pubmed.ncbi.nlm.nih.gov/42776232/</w:t>
       </w:r>
     </w:p>
     <w:p>
@@ -310,7 +310,7 @@
         <w:pStyle w:val="Heading2"/>
       </w:pPr>
       <w:r>
-        <w:t>Mobile Screening-Einheit für Barretts Ösophagus in England</w:t>
+        <w:t>Soziale Determinanten und Gesundheitsungleichheit: Systemdynamische Perspektive</w:t>
       </w:r>
     </w:p>
     <w:p>
@@ -320,12 +320,12 @@
           <w:color w:val="666666"/>
           <w:sz w:val="18"/>
         </w:rPr>
-        <w:t>Landy R et al.  ·  BMJ Open Gastroenterol  ·  22.09.2026  ·  PMID 42772946</w:t>
+        <w:t>Sturmberg JP et al.  ·  Front Public Health  ·  08.09.2026  ·  PMID 42774359</w:t>
       </w:r>
     </w:p>
     <w:p>
       <w:r>
-        <w:t>Implementierungsstudie in England mit mobiler Einheit zur Kapselschwamm-Testung bei Refluxpatienten; Vergleich Hausarzt-Rekrutierung vs. Selbstmeldung.</w:t>
+        <w:t>Konzeptionelle Übersichtsarbeit zu Mechanismen, wie vernetzte soziale Determinanten Gesundheitsungleichheit durch biologisches Embedding und Rückkopplungsschleifen über die Lebensspanne verfestigen.</w:t>
       </w:r>
     </w:p>
     <w:p>
@@ -336,7 +336,7 @@
         <w:t xml:space="preserve">Ergebnis: </w:t>
       </w:r>
       <w:r>
-        <w:t>Bei GP-Einladung: 50% Antwortquote, 59,6% interessiert, 66,3% elegibel, 532 teilgenommen; 15% aller Eingeladenen erfolgreich getestet. Bei Selbstmeldung: 39,6% erfolgreich getestet. Barretts-Prävalenz 4,2% (GP-invitiert) vs. 3,4% (Selbstmeldung). Akzeptanz &gt;99%.</w:t>
+        <w:t>Kernaussage: Frühe biologische Prägung (Stressregulation, Entzündung, Epigenetik) und systemische Rückkopplungsschleifen stabilisieren Nachteil über Generationen; Nichtlinearität erklärt begrenzte Effekte isolierter Interventionen. Koordinierte, ortsgestützte Strategien und relationale Kontinuität in Primärversorgung zeigen Potenzial.</w:t>
       </w:r>
     </w:p>
     <w:p>
@@ -351,7 +351,7 @@
         <w:rPr>
           <w:sz w:val="19"/>
         </w:rPr>
-        <w:t>Großbritannien – ähnliche Primärversorgungsstruktur, begrenzte Übertragbarkeit (steuerfinanziert)</w:t>
+        <w:t>Konzeptionelle Analyse – systemunabhängig, aber besonders relevant für Versorgungsstruktur</w:t>
       </w:r>
     </w:p>
     <w:p>
@@ -360,7 +360,7 @@
           <w:color w:val="5A7D3A"/>
           <w:sz w:val="18"/>
         </w:rPr>
-        <w:t>https://pubmed.ncbi.nlm.nih.gov/42772946/</w:t>
+        <w:t>https://pubmed.ncbi.nlm.nih.gov/42774359/</w:t>
       </w:r>
     </w:p>
     <w:p>
@@ -368,7 +368,7 @@
         <w:pStyle w:val="Heading2"/>
       </w:pPr>
       <w:r>
-        <w:t>Forschungsprioritäten in Hebammentätigkeit und Geburtshilfe</w:t>
+        <w:t>Künstliche Intelligenz in der Kosten-Effektivitäts-Bewertung von Schmerztherapie</w:t>
       </w:r>
     </w:p>
     <w:p>
@@ -378,12 +378,12 @@
           <w:color w:val="666666"/>
           <w:sz w:val="18"/>
         </w:rPr>
-        <w:t>Field J et al.  ·  BMJ Open  ·  21.09.2026  ·  PMID 42767736</w:t>
+        <w:t>Zmudzki F et al.  ·  Expert Rev Pharmacoecon Outcomes Res  ·  22.09.2026  ·  PMID 42773780</w:t>
       </w:r>
     </w:p>
     <w:p>
       <w:r>
-        <w:t>UK James-Lind-Alliance Priority-Setting Partnership mit 977 Befragten (Hebammen, Eltern, schwangere Personen) zur Identifikation von Forschungslücken in Geburtshilfe.</w:t>
+        <w:t>Übersichtsarbeit zu Integration von KI-Methoden in ökonomische Evaluationen zur Präzisionsmedizin bei chronischem Schmerz.</w:t>
       </w:r>
     </w:p>
     <w:p>
@@ -394,7 +394,7 @@
         <w:t xml:space="preserve">Ergebnis: </w:t>
       </w:r>
       <w:r>
-        <w:t>68 Priority-Topics identifiziert, nach evidenzbasierter Prüfung auf 67 reduziert, dann von 548 Befragten gereiht. 10 Top-Prioritäten durch Konsens vereinbart; umfassen klinische Versorgung, Personalwohlbefinden und Ausbildung.</w:t>
+        <w:t>Diskussion, wie maschinelles Lernen und automatisierte Datenverarbeitung ökonomische Rahmen für personalisierte Schmerzmanagement-Strategien verbessern können; konkrete Ergebnisse im Abstract nicht quantifiziert.</w:t>
       </w:r>
     </w:p>
     <w:p>
@@ -409,7 +409,7 @@
         <w:rPr>
           <w:sz w:val="19"/>
         </w:rPr>
-        <w:t>Großbritannien – methodisch stark, bedingt übertragbar auf deutsches Hebammensystem</w:t>
+        <w:t>Konzeptionelle Methodologie – systemunabhängig auf KI-Anwendungen fokussiert</w:t>
       </w:r>
     </w:p>
     <w:p>
@@ -418,65 +418,7 @@
           <w:color w:val="5A7D3A"/>
           <w:sz w:val="18"/>
         </w:rPr>
-        <w:t>https://pubmed.ncbi.nlm.nih.gov/42767736/</w:t>
-      </w:r>
-    </w:p>
-    <w:p>
-      <w:pPr>
-        <w:pStyle w:val="Heading2"/>
-      </w:pPr>
-      <w:r>
-        <w:t>FeNO und Blut-Eosinophile zur Asthmadiagnose bei Kindern und Erwachsenen</w:t>
-      </w:r>
-    </w:p>
-    <w:p>
-      <w:r>
-        <w:rPr>
-          <w:i/>
-          <w:color w:val="666666"/>
-          <w:sz w:val="18"/>
-        </w:rPr>
-        <w:t>Roy MA et al.  ·  Lancet Respir Med  ·  15.09.2026  ·  PMID 42743935</w:t>
-      </w:r>
-    </w:p>
-    <w:p>
-      <w:r>
-        <w:t>Metaanalyse von 30 diagnostischen Studien (22 bei Erwachsenen, 9 bei Kindern) zur Genauigkeit von FeNO und Blut-Eosinophilen gegenüber Bronchialprovokationstests.</w:t>
-      </w:r>
-    </w:p>
-    <w:p>
-      <w:r>
-        <w:rPr>
-          <w:b/>
-        </w:rPr>
-        <w:t xml:space="preserve">Ergebnis: </w:t>
-      </w:r>
-      <w:r>
-        <w:t>FeNO diagnostische Genauigkeit: Erwachsene AUC 0,80, Kinder AUC 0,75. Bei Erwachsenen FeNO≥65 ppb: positive Vorhersagekraft 80%, &lt;20 ppb: negative VK 93%. Blut-Eosinophile schwache Leistung (AUC 0,65). Prospektive Validierung in DIVE-Kohorte (n=123) bestätigte Ergebnisse (FeNO AUC 0,77).</w:t>
-      </w:r>
-    </w:p>
-    <w:p>
-      <w:r>
-        <w:rPr>
-          <w:b/>
-          <w:sz w:val="19"/>
-        </w:rPr>
-        <w:t xml:space="preserve">Übertragbarkeit: </w:t>
-      </w:r>
-      <w:r>
-        <w:rPr>
-          <w:sz w:val="19"/>
-        </w:rPr>
-        <w:t>Internationale Daten mit prospektiver Primärversorgungsvalidierung – Diagnostik systemunabhängig</w:t>
-      </w:r>
-    </w:p>
-    <w:p>
-      <w:r>
-        <w:rPr>
-          <w:color w:val="5A7D3A"/>
-          <w:sz w:val="18"/>
-        </w:rPr>
-        <w:t>https://pubmed.ncbi.nlm.nih.gov/42743935/</w:t>
+        <w:t>https://pubmed.ncbi.nlm.nih.gov/42773780/</w:t>
       </w:r>
     </w:p>
     <w:sectPr>

--- a/download/studien-aktuell.docx
+++ b/download/studien-aktuell.docx
@@ -62,7 +62,7 @@
           <w:color w:val="666666"/>
           <w:sz w:val="18"/>
         </w:rPr>
-        <w:t>Stand: 24.09.2026  |  6 Studien  |  wissen.m-vf.de</w:t>
+        <w:t>Stand: 25.09.2026  |  6 Studien  |  wissen.m-vf.de</w:t>
       </w:r>
     </w:p>
     <w:p>
@@ -70,7 +70,7 @@
         <w:pStyle w:val="Heading1"/>
       </w:pPr>
       <w:r>
-        <w:t>Aufgenommen am 24.09.2026</w:t>
+        <w:t>Aufgenommen am 25.09.2026</w:t>
       </w:r>
     </w:p>
     <w:p>
@@ -78,7 +78,7 @@
         <w:pStyle w:val="Heading2"/>
       </w:pPr>
       <w:r>
-        <w:t>Rauchen und schwere Erkrankungen: 10-Jahres-Assoziation mit Nikotinentwöhnung</w:t>
+        <w:t>Morbiditäten und Infektionen bei MS-Patienten in niederländischen Hausarztpraxen</w:t>
       </w:r>
     </w:p>
     <w:p>
@@ -88,12 +88,12 @@
           <w:color w:val="666666"/>
           <w:sz w:val="18"/>
         </w:rPr>
-        <w:t>Imai E et al.  ·  J Epidemiol  ·  19.09.2026  ·  PMID 42778372</w:t>
+        <w:t>Lemmens CMC et al.  ·  Mult Scler Relat Disord  ·  14.09.2026  ·  PMID 42785001</w:t>
       </w:r>
     </w:p>
     <w:p>
       <w:r>
-        <w:t>Prospektive Kohortenstudie mit 17.779 japanischen Rauchern zur Assoziation von Herzinfarkt, Schlaganfall, Krebs und Chirurgie mit langfristiger Rauchentwöhnung.</w:t>
+        <w:t>Retrospektive Fall-Kontroll-Studie zu Begleiterkrankungen und Infektionsraten bei MS-Patienten versus Kontrollpersonen in niederländischen Primärversorgungspraxen (Nivel-Datenbank 2019).</w:t>
       </w:r>
     </w:p>
     <w:p>
@@ -104,7 +104,7 @@
         <w:t xml:space="preserve">Ergebnis: </w:t>
       </w:r>
       <w:r>
-        <w:t>26,9 % der Raucher (n=4.789) beendeten das Rauchen über 10 Jahre. Major-disease-Diagnosen zeigten starke Assoziation mit Entwöhnung (OR 5,39; 95%-KI 4,80–6,05); Herzinfarkt OR 6,87 (95%-KI 5,18–9,12), Schlaganfall OR 4,03 (95%-KI 3,40–4,78), Lungenkrebs OR 7,41 (95%-KI 4,44–12,51).</w:t>
+        <w:t>MS-Patienten zeigten höhere Lebenszeitprävalenz chronischer Erkrankungen (insbesondere Osteoporose, Schlaganfall, Epilepsie); jährliche Infektionsrate OR 1,86 (95%-KI 1,73–1,99). CCI-Scores ≥2 und ≥1 Infektionsepisode waren mit erhöhter 5-Jahres-Mortalität assoziiert (aHR 3,30 bzw. 1,68).</w:t>
       </w:r>
     </w:p>
     <w:p>
@@ -119,7 +119,7 @@
         <w:rPr>
           <w:sz w:val="19"/>
         </w:rPr>
-        <w:t>Japan – Fragestellung systemunabhängig; vergleichbare Verhaltensforschung übertragbar</w:t>
+        <w:t>Niederlande, Primärversorgungsdaten; vergleichbares Sozialversicherungssystem</w:t>
       </w:r>
     </w:p>
     <w:p>
@@ -128,7 +128,7 @@
           <w:color w:val="5A7D3A"/>
           <w:sz w:val="18"/>
         </w:rPr>
-        <w:t>https://pubmed.ncbi.nlm.nih.gov/42778372/</w:t>
+        <w:t>https://pubmed.ncbi.nlm.nih.gov/42785001/</w:t>
       </w:r>
     </w:p>
     <w:p>
@@ -136,7 +136,7 @@
         <w:pStyle w:val="Heading2"/>
       </w:pPr>
       <w:r>
-        <w:t>Gemeindeverankerung und Verbleib von Ärzten in unterversorgten Regionen</w:t>
+        <w:t>Patientenperspektiven auf Apotheker-gesteuertes Hypertonie-Management nach Notaufnahme</w:t>
       </w:r>
     </w:p>
     <w:p>
@@ -146,12 +146,12 @@
           <w:color w:val="666666"/>
           <w:sz w:val="18"/>
         </w:rPr>
-        <w:t>Pathman DE et al.  ·  JAMA Netw Open  ·  01.09.2026  ·  PMID 42776525</w:t>
+        <w:t>Kuhn D et al.  ·  Am J Health Syst Pharm  ·  24.09.2026  ·  PMID 42781767</w:t>
       </w:r>
     </w:p>
     <w:p>
       <w:r>
-        <w:t>Querschnittsstudie mit 1.074 Ärzten in ländlichen und urbanen Health Professional Shortage Areas (HPSA) zur Assoziation von Gemeindeintegration mit beabsichtigtem Verbleib.</w:t>
+        <w:t>Qualitative Studie mit 11 Patienten aus urban-akademischer Notaufnahme zur Akzeptanz von Apotheker-gesteuerter Hypertonie-Nachbetreuung nach Entlassung.</w:t>
       </w:r>
     </w:p>
     <w:p>
@@ -162,7 +162,7 @@
         <w:t xml:space="preserve">Ergebnis: </w:t>
       </w:r>
       <w:r>
-        <w:t>75,5 % der Ärzte in ländlichen und 71,2 % in urbanen HPSA planten Verbleib &gt;2 Jahre (p=0,14). Beide Dimensionen (Gemeindeintegration β=0,58–0,69; Gemeindebedarfserfüllung β=0,56–0,61) waren unabhängig assoziiert mit Verbleib; keine signifikanten ländlich-urbanen Unterschiede.</w:t>
+        <w:t>Vier Themen: (1) begrenzte Hypertonie-Kommunikation, Wissenslücken; (2) Technologie mindert Barrieren; (3) Apotheker-Expertise akzeptiert, aber Unsicherheit zu Qualifikation/Verschreibungsrecht; (4) Wert von Kontinuität und Arzt-Apotheker-Zusammenarbeit.</w:t>
       </w:r>
     </w:p>
     <w:p>
@@ -177,7 +177,7 @@
         <w:rPr>
           <w:sz w:val="19"/>
         </w:rPr>
-        <w:t>USA-Daten – Fragestellung zu Ärztebindung aber systemunabhängig relevant</w:t>
+        <w:t>USA, aber Fragestellung zu Prozessen/Patientenperspektive teilweise übertragbar</w:t>
       </w:r>
     </w:p>
     <w:p>
@@ -186,7 +186,7 @@
           <w:color w:val="5A7D3A"/>
           <w:sz w:val="18"/>
         </w:rPr>
-        <w:t>https://pubmed.ncbi.nlm.nih.gov/42776525/</w:t>
+        <w:t>https://pubmed.ncbi.nlm.nih.gov/42781767/</w:t>
       </w:r>
     </w:p>
     <w:p>
@@ -194,7 +194,7 @@
         <w:pStyle w:val="Heading2"/>
       </w:pPr>
       <w:r>
-        <w:t>Unkomplizierte Harnwegsinfekte: Apothekerverschreibung in der Gemeindepharmzie</w:t>
+        <w:t>Referenzpreise beeinflussen Kostenanalysen in gesundheitsökonomischen Evaluationen</w:t>
       </w:r>
     </w:p>
     <w:p>
@@ -204,12 +204,12 @@
           <w:color w:val="666666"/>
           <w:sz w:val="18"/>
         </w:rPr>
-        <w:t>Budden M et al.  ·  Int J Clin Pharm  ·  23.09.2026  ·  PMID 42776432</w:t>
+        <w:t>Hoelen TA et al.  ·  Int J Technol Assess Health Care  ·  24.09.2026  ·  PMID 42779108</w:t>
       </w:r>
     </w:p>
     <w:p>
       <w:r>
-        <w:t>Große Kohortenstudie (n=14.680 Follow-up) zu Wirksamkeit und Sicherheit von strukturierter Apothekerverschreibung für unkomplizierte Harnwegsinfekte in Australien.</w:t>
+        <w:t>Empirischer Vergleich der Auswirkungen nationaler Preisrichtlinien auf Kostenanalysen von Gesundheitstechnologien anhand idiopathischer Skoliose in Niederlanden und Großbritannien.</w:t>
       </w:r>
     </w:p>
     <w:p>
@@ -220,7 +220,7 @@
         <w:t xml:space="preserve">Ergebnis: </w:t>
       </w:r>
       <w:r>
-        <w:t>Symptomauflösung nach 7 Tagen bei 79,4 % der Patienten, weitere 17,9 % mit Teilbesserung. Antibiotika in 92,6 % verschrieben, Überweisungen in 6,9 %, Nebenwirkungen in 5,0 % (meist milde gastrointestinale Symptome).</w:t>
+        <w:t>Niederländische Kostenestimate stiegen um 18% nach Richtlinien-Update 2014–2024; UK-Kosten waren 69% höher als in NL. Zwölf niederländische Kostenposten änderten sich um &gt;10%, vier britische – deutliche Methodenvariation zwischen Ländern.</w:t>
       </w:r>
     </w:p>
     <w:p>
@@ -235,7 +235,7 @@
         <w:rPr>
           <w:sz w:val="19"/>
         </w:rPr>
-        <w:t>Australien – vergleichbar zu Apotheker-Extended-Services in Sozialversicherungssystemen</w:t>
+        <w:t>Niederlande, Vereinigtes Königreich; zentrale Erkenntnisse zu Übertragbarkeitsgrenzen</w:t>
       </w:r>
     </w:p>
     <w:p>
@@ -244,7 +244,7 @@
           <w:color w:val="5A7D3A"/>
           <w:sz w:val="18"/>
         </w:rPr>
-        <w:t>https://pubmed.ncbi.nlm.nih.gov/42776432/</w:t>
+        <w:t>https://pubmed.ncbi.nlm.nih.gov/42779108/</w:t>
       </w:r>
     </w:p>
     <w:p>
@@ -252,7 +252,7 @@
         <w:pStyle w:val="Heading2"/>
       </w:pPr>
       <w:r>
-        <w:t>Augenärztliche Versorgung in deutschen Seniorenheimen: TOVIS-Studie</w:t>
+        <w:t>Regionale Demenz-Strategie durch Delphi-Prozess: Sachsen-Anhalt</w:t>
       </w:r>
     </w:p>
     <w:p>
@@ -262,12 +262,12 @@
           <w:color w:val="666666"/>
           <w:sz w:val="18"/>
         </w:rPr>
-        <w:t>Ach T et al.  ·  Z Gerontol Geriatr  ·  23.09.2026  ·  PMID 42776232</w:t>
+        <w:t>Schiller C et al.  ·  BMC Health Serv Res  ·  22.09.2026  ·  PMID 42778917</w:t>
       </w:r>
     </w:p>
     <w:p>
       <w:r>
-        <w:t>Narrative Übersicht mit Fokus auf Versorgungslücken bei Augenerkrankungen in deutschen Pflegeheimen und Teleophthalmologie-Modell TOVIS (n=109 Bewohner).</w:t>
+        <w:t>Partizipative, zweiphasige Methode (Delphi + deliberative Dialoge) zur Entwicklung einer regionalen Demenz-Strategie mit 406 Teilnehmern (Betroffene, Angehörige, Fachkräfte, Politiker).</w:t>
       </w:r>
     </w:p>
     <w:p>
@@ -278,7 +278,7 @@
         <w:t xml:space="preserve">Ergebnis: </w:t>
       </w:r>
       <w:r>
-        <w:t>OVIS-Studie: 61 % der Bewohner hatten behandlungsbedürftige ophthalmologische Befunde (Katarakt 53 %, AMD 39 %); letzte Augenarztvisite durchschnittlich 4 Jahre zurück. TOVIS-Pilotstudie: 48,5 % visusrelevante Katarakt, 34,1 % AMD, 60,6 % unzureichend angepasste Brille; nur 26,9 % der empfohlenen Nachuntersuchungen tatsächlich wahrgenommen.</w:t>
+        <w:t>88 initiale Ziele; 47 erreichten Konsens in Runde 1, 21 weitere in Runde 2, 7 durch Dialoge validiert. Finale Strategie: 40 strategische Ziele in vier Themenbereichen. Identifizierte Hürden: Fachkräftemangel, Bürokratie, Angehörigen-Belastung.</w:t>
       </w:r>
     </w:p>
     <w:p>
@@ -293,7 +293,7 @@
         <w:rPr>
           <w:sz w:val="19"/>
         </w:rPr>
-        <w:t>Deutsche Daten, Seniorenheime – direkt auf deutsches System übertragbar</w:t>
+        <w:t>Deutschland (Sachsen-Anhalt); direkter Übertrag auf Versorgungsplanung</w:t>
       </w:r>
     </w:p>
     <w:p>
@@ -302,7 +302,7 @@
           <w:color w:val="5A7D3A"/>
           <w:sz w:val="18"/>
         </w:rPr>
-        <w:t>https://pubmed.ncbi.nlm.nih.gov/42776232/</w:t>
+        <w:t>https://pubmed.ncbi.nlm.nih.gov/42778917/</w:t>
       </w:r>
     </w:p>
     <w:p>
@@ -310,7 +310,7 @@
         <w:pStyle w:val="Heading2"/>
       </w:pPr>
       <w:r>
-        <w:t>Soziale Determinanten und Gesundheitsungleichheit: Systemdynamische Perspektive</w:t>
+        <w:t>Ökonomische Evaluation von Prävention gegen Langzeiterkrankschreibung</w:t>
       </w:r>
     </w:p>
     <w:p>
@@ -320,12 +320,12 @@
           <w:color w:val="666666"/>
           <w:sz w:val="18"/>
         </w:rPr>
-        <w:t>Sturmberg JP et al.  ·  Front Public Health  ·  08.09.2026  ·  PMID 42774359</w:t>
+        <w:t>Klasen S et al.  ·  J Occup Rehabil  ·  23.09.2026  ·  PMID 42778834</w:t>
       </w:r>
     </w:p>
     <w:p>
       <w:r>
-        <w:t>Konzeptionelle Übersichtsarbeit zu Mechanismen, wie vernetzte soziale Determinanten Gesundheitsungleichheit durch biologisches Embedding und Rückkopplungsschleifen über die Lebensspanne verfestigen.</w:t>
+        <w:t>Gesundheitsökonomische Analyse einer Früh-Interventionsstrategie gegen Langzeitausfallrisiko basierend auf RCT-Daten mit 12-Monats-Follow-up in Niederlanden.</w:t>
       </w:r>
     </w:p>
     <w:p>
@@ -336,7 +336,7 @@
         <w:t xml:space="preserve">Ergebnis: </w:t>
       </w:r>
       <w:r>
-        <w:t>Kernaussage: Frühe biologische Prägung (Stressregulation, Entzündung, Epigenetik) und systemische Rückkopplungsschleifen stabilisieren Nachteil über Generationen; Nichtlinearität erklärt begrenzte Effekte isolierter Interventionen. Koordinierte, ortsgestützte Strategien und relationale Kontinuität in Primärversorgung zeigen Potenzial.</w:t>
+        <w:t>Aus Arbeitgeber-Perspektive dominant (€–3,92/Punkt Selbstempfundene-Gesundheit-Verbesserung mit Kostenersparnis durch reduzierte Krankschreibung). Aus Gesellschafts- und Gesundheitswesen-Perspektive: ICER €39,19–39,77/Punkt.</w:t>
       </w:r>
     </w:p>
     <w:p>
@@ -351,7 +351,7 @@
         <w:rPr>
           <w:sz w:val="19"/>
         </w:rPr>
-        <w:t>Konzeptionelle Analyse – systemunabhängig, aber besonders relevant für Versorgungsstruktur</w:t>
+        <w:t>Niederlande, Sozialversicherungssystem, Arbeitsmedizin-Fokus</w:t>
       </w:r>
     </w:p>
     <w:p>
@@ -360,7 +360,7 @@
           <w:color w:val="5A7D3A"/>
           <w:sz w:val="18"/>
         </w:rPr>
-        <w:t>https://pubmed.ncbi.nlm.nih.gov/42774359/</w:t>
+        <w:t>https://pubmed.ncbi.nlm.nih.gov/42778834/</w:t>
       </w:r>
     </w:p>
     <w:p>
@@ -368,7 +368,7 @@
         <w:pStyle w:val="Heading2"/>
       </w:pPr>
       <w:r>
-        <w:t>Künstliche Intelligenz in der Kosten-Effektivitäts-Bewertung von Schmerztherapie</w:t>
+        <w:t>Kosteneffektivität von endoskopischer Schlauchmagen-Bildung in Singapur</w:t>
       </w:r>
     </w:p>
     <w:p>
@@ -378,12 +378,12 @@
           <w:color w:val="666666"/>
           <w:sz w:val="18"/>
         </w:rPr>
-        <w:t>Zmudzki F et al.  ·  Expert Rev Pharmacoecon Outcomes Res  ·  22.09.2026  ·  PMID 42773780</w:t>
+        <w:t>Chay J et al.  ·  Surg Obes Relat Dis  ·  28.08.2026  ·  PMID 42767913</w:t>
       </w:r>
     </w:p>
     <w:p>
       <w:r>
-        <w:t>Übersichtsarbeit zu Integration von KI-Methoden in ökonomische Evaluationen zur Präzisionsmedizin bei chronischem Schmerz.</w:t>
+        <w:t>Markov-Modell zur Lebenszeitanalyse von endoskopischer Schlauchmagen-Bildung plus Lebensstiländerung versus alleinige Lebensstiländerung bei Adipositas.</w:t>
       </w:r>
     </w:p>
     <w:p>
@@ -394,7 +394,7 @@
         <w:t xml:space="preserve">Ergebnis: </w:t>
       </w:r>
       <w:r>
-        <w:t>Diskussion, wie maschinelles Lernen und automatisierte Datenverarbeitung ökonomische Rahmen für personalisierte Schmerzmanagement-Strategien verbessern können; konkrete Ergebnisse im Abstract nicht quantifiziert.</w:t>
+        <w:t>ICER SG$24.580/QALY (US$18.410). Für Patienten ohne T2D: SG$19.320/QALY; mit T2D: SG$37.320/QALY. Bei Schwelle SG$75.000/QALY kosteneffektiv in 98,8% probabilistischer Sensitivitätsanalysen.</w:t>
       </w:r>
     </w:p>
     <w:p>
@@ -409,7 +409,7 @@
         <w:rPr>
           <w:sz w:val="19"/>
         </w:rPr>
-        <w:t>Konzeptionelle Methodologie – systemunabhängig auf KI-Anwendungen fokussiert</w:t>
+        <w:t>Nur bedingt: Singapur-Kontext, andere Kostenstrukturen; Fragestellung aber systemunabhängig</w:t>
       </w:r>
     </w:p>
     <w:p>
@@ -418,7 +418,7 @@
           <w:color w:val="5A7D3A"/>
           <w:sz w:val="18"/>
         </w:rPr>
-        <w:t>https://pubmed.ncbi.nlm.nih.gov/42773780/</w:t>
+        <w:t>https://pubmed.ncbi.nlm.nih.gov/42767913/</w:t>
       </w:r>
     </w:p>
     <w:sectPr>

--- a/download/studien-aktuell.docx
+++ b/download/studien-aktuell.docx
@@ -62,7 +62,7 @@
           <w:color w:val="666666"/>
           <w:sz w:val="18"/>
         </w:rPr>
-        <w:t>Stand: 25.09.2026  |  6 Studien  |  wissen.m-vf.de</w:t>
+        <w:t>Stand: 26.09.2026  |  6 Studien  |  wissen.m-vf.de</w:t>
       </w:r>
     </w:p>
     <w:p>
@@ -70,7 +70,7 @@
         <w:pStyle w:val="Heading1"/>
       </w:pPr>
       <w:r>
-        <w:t>Aufgenommen am 25.09.2026</w:t>
+        <w:t>Aufgenommen am 26.09.2026</w:t>
       </w:r>
     </w:p>
     <w:p>
@@ -78,7 +78,7 @@
         <w:pStyle w:val="Heading2"/>
       </w:pPr>
       <w:r>
-        <w:t>Morbiditäten und Infektionen bei MS-Patienten in niederländischen Hausarztpraxen</w:t>
+        <w:t>Strukturiertes Shared Decision-Making in der Krankenhausversorgung</w:t>
       </w:r>
     </w:p>
     <w:p>
@@ -88,12 +88,12 @@
           <w:color w:val="666666"/>
           <w:sz w:val="18"/>
         </w:rPr>
-        <w:t>Lemmens CMC et al.  ·  Mult Scler Relat Disord  ·  14.09.2026  ·  PMID 42785001</w:t>
+        <w:t>Salas-Gama K et al.  ·  J Healthc Qual Res  ·  25.09.2026  ·  PMID 42790349</w:t>
       </w:r>
     </w:p>
     <w:p>
       <w:r>
-        <w:t>Retrospektive Fall-Kontroll-Studie zu Begleiterkrankungen und Infektionsraten bei MS-Patienten versus Kontrollpersonen in niederländischen Primärversorgungspraxen (Nivel-Datenbank 2019).</w:t>
+        <w:t>Entwicklung und pilotweise Implementierung eines sechsstufigen Shared-Decision-Making-Modells zur Integration in Krankenhausabläufe mit Evaluation von Machbarkeit, Akzeptabilität und Outcome.</w:t>
       </w:r>
     </w:p>
     <w:p>
@@ -104,7 +104,7 @@
         <w:t xml:space="preserve">Ergebnis: </w:t>
       </w:r>
       <w:r>
-        <w:t>MS-Patienten zeigten höhere Lebenszeitprävalenz chronischer Erkrankungen (insbesondere Osteoporose, Schlaganfall, Epilepsie); jährliche Infektionsrate OR 1,86 (95%-KI 1,73–1,99). CCI-Scores ≥2 und ≥1 Infektionsepisode waren mit erhöhter 5-Jahres-Mortalität assoziiert (aHR 3,30 bzw. 1,68).</w:t>
+        <w:t>Bei Adipositas berichteten SDM-Teilnehmer höheres Patientenwissen (80,0% vs. 48,8%; p&lt;0,001) und größere Entscheidungszufriedenheit (28,0 vs. 24,2; p=0,022). Bei chronischer Nierenkrankheit zeigte sich signifikant höheres Wissen (91,1% vs. 37,1%; p&lt;0,001). Machbarkeitsschwellen wurden in beiden Indikationen erreicht.</w:t>
       </w:r>
     </w:p>
     <w:p>
@@ -119,7 +119,7 @@
         <w:rPr>
           <w:sz w:val="19"/>
         </w:rPr>
-        <w:t>Niederlande, Primärversorgungsdaten; vergleichbares Sozialversicherungssystem</w:t>
+        <w:t>Spanien, Pilotprojekt im Krankenhaus - methodische Übertragbarkeit auf deutsches Setting gegeben</w:t>
       </w:r>
     </w:p>
     <w:p>
@@ -128,7 +128,7 @@
           <w:color w:val="5A7D3A"/>
           <w:sz w:val="18"/>
         </w:rPr>
-        <w:t>https://pubmed.ncbi.nlm.nih.gov/42785001/</w:t>
+        <w:t>https://pubmed.ncbi.nlm.nih.gov/42790349/</w:t>
       </w:r>
     </w:p>
     <w:p>
@@ -136,7 +136,7 @@
         <w:pStyle w:val="Heading2"/>
       </w:pPr>
       <w:r>
-        <w:t>Patientenperspektiven auf Apotheker-gesteuertes Hypertonie-Management nach Notaufnahme</w:t>
+        <w:t>Surgery on Foot-Protokoll: Patientenerfahrung bei Kolorektalkarzinom</w:t>
       </w:r>
     </w:p>
     <w:p>
@@ -146,12 +146,12 @@
           <w:color w:val="666666"/>
           <w:sz w:val="18"/>
         </w:rPr>
-        <w:t>Kuhn D et al.  ·  Am J Health Syst Pharm  ·  24.09.2026  ·  PMID 42781767</w:t>
+        <w:t>van Gool ISM et al.  ·  J Surg Oncol  ·  25.09.2026  ·  PMID 42788955</w:t>
       </w:r>
     </w:p>
     <w:p>
       <w:r>
-        <w:t>Qualitative Studie mit 11 Patienten aus urban-akademischer Notaufnahme zur Akzeptanz von Apotheker-gesteuerter Hypertonie-Nachbetreuung nach Entlassung.</w:t>
+        <w:t>Qualitative Studie zu Patientenerfahrungen mit dem Surgery-on-Foot-Protokoll, bei dem Patienten am OP-Tag (statt Vortagnacht) aufgenommen und zur OP gehen.</w:t>
       </w:r>
     </w:p>
     <w:p>
@@ -162,7 +162,7 @@
         <w:t xml:space="preserve">Ergebnis: </w:t>
       </w:r>
       <w:r>
-        <w:t>Vier Themen: (1) begrenzte Hypertonie-Kommunikation, Wissenslücken; (2) Technologie mindert Barrieren; (3) Apotheker-Expertise akzeptiert, aber Unsicherheit zu Qualifikation/Verschreibungsrecht; (4) Wert von Kontinuität und Arzt-Apotheker-Zusammenarbeit.</w:t>
+        <w:t>14 Patienten befragt; Gesamterfahrung positiv. Faktoren für Kontrollgefühl: persönlicher Umgang, involvierte Ärzte und Anwesenheit von Bezugspersonen. Einige Patienten berichteten Angst und Unbehagen bezüglich Krankenhausumgebung. Protokoll wirkte sich positiv auf patientenzentrierte Aspekte aus.</w:t>
       </w:r>
     </w:p>
     <w:p>
@@ -177,7 +177,7 @@
         <w:rPr>
           <w:sz w:val="19"/>
         </w:rPr>
-        <w:t>USA, aber Fragestellung zu Prozessen/Patientenperspektive teilweise übertragbar</w:t>
+        <w:t>Niederlande (akademisches Krankenhaus), vergleichbares Versorgungssystem mit Deutschland</w:t>
       </w:r>
     </w:p>
     <w:p>
@@ -186,7 +186,7 @@
           <w:color w:val="5A7D3A"/>
           <w:sz w:val="18"/>
         </w:rPr>
-        <w:t>https://pubmed.ncbi.nlm.nih.gov/42781767/</w:t>
+        <w:t>https://pubmed.ncbi.nlm.nih.gov/42788955/</w:t>
       </w:r>
     </w:p>
     <w:p>
@@ -194,7 +194,7 @@
         <w:pStyle w:val="Heading2"/>
       </w:pPr>
       <w:r>
-        <w:t>Referenzpreise beeinflussen Kostenanalysen in gesundheitsökonomischen Evaluationen</w:t>
+        <w:t>Transformatives Governance-Modell für Gesundheit - Evaluierung des Programms Alles ist Gezondheid</w:t>
       </w:r>
     </w:p>
     <w:p>
@@ -204,12 +204,12 @@
           <w:color w:val="666666"/>
           <w:sz w:val="18"/>
         </w:rPr>
-        <w:t>Hoelen TA et al.  ·  Int J Technol Assess Health Care  ·  24.09.2026  ·  PMID 42779108</w:t>
+        <w:t>Bekker MPM et al.  ·  TSG  ·  16.09.2026  ·  PMID 42787321</w:t>
       </w:r>
     </w:p>
     <w:p>
       <w:r>
-        <w:t>Empirischer Vergleich der Auswirkungen nationaler Preisrichtlinien auf Kostenanalysen von Gesundheitstechnologien anhand idiopathischer Skoliose in Niederlanden und Großbritannien.</w:t>
+        <w:t>Mehrfachfallstudie zur Evaluierung eines niederländischen Programms für domeinoverstijgende Gesundheitsnetze; Entwicklung eines heuristischen Transformativen-Governance-Modells basierend auf Interviews, Beobachtungen und Workshops.</w:t>
       </w:r>
     </w:p>
     <w:p>
@@ -220,7 +220,7 @@
         <w:t xml:space="preserve">Ergebnis: </w:t>
       </w:r>
       <w:r>
-        <w:t>Niederländische Kostenestimate stiegen um 18% nach Richtlinien-Update 2014–2024; UK-Kosten waren 69% höher als in NL. Zwölf niederländische Kostenposten änderten sich um &gt;10%, vier britische – deutliche Methodenvariation zwischen Ländern.</w:t>
+        <w:t>Fünf Small Wins und fünf Veränderungsmechanismen identifiziert, die sich nicht-linear gegenseitig verstärken. Konflikteskalation und -management essentiell für Anpassung von Normen und Regeln. Modell zeigt, wie Transformationsprozesse durch nationale Plattform und Zusammenarbeit ermöglicht werden.</w:t>
       </w:r>
     </w:p>
     <w:p>
@@ -235,7 +235,7 @@
         <w:rPr>
           <w:sz w:val="19"/>
         </w:rPr>
-        <w:t>Niederlande, Vereinigtes Königreich; zentrale Erkenntnisse zu Übertragbarkeitsgrenzen</w:t>
+        <w:t>Niederlande, Sozialversicherungssystem - hohe Übertragbarkeit auf Deutschland</w:t>
       </w:r>
     </w:p>
     <w:p>
@@ -244,7 +244,7 @@
           <w:color w:val="5A7D3A"/>
           <w:sz w:val="18"/>
         </w:rPr>
-        <w:t>https://pubmed.ncbi.nlm.nih.gov/42779108/</w:t>
+        <w:t>https://pubmed.ncbi.nlm.nih.gov/42787321/</w:t>
       </w:r>
     </w:p>
     <w:p>
@@ -252,7 +252,7 @@
         <w:pStyle w:val="Heading2"/>
       </w:pPr>
       <w:r>
-        <w:t>Regionale Demenz-Strategie durch Delphi-Prozess: Sachsen-Anhalt</w:t>
+        <w:t>Komplexität von Beatmungsentwöhnung in der Intensivmedizin</w:t>
       </w:r>
     </w:p>
     <w:p>
@@ -262,12 +262,12 @@
           <w:color w:val="666666"/>
           <w:sz w:val="18"/>
         </w:rPr>
-        <w:t>Schiller C et al.  ·  BMC Health Serv Res  ·  22.09.2026  ·  PMID 42778917</w:t>
+        <w:t>Sterr F et al.  ·  Nurs Crit Care  ·  Nov. 2026  ·  PMID 42786673</w:t>
       </w:r>
     </w:p>
     <w:p>
       <w:r>
-        <w:t>Partizipative, zweiphasige Methode (Delphi + deliberative Dialoge) zur Entwicklung einer regionalen Demenz-Strategie mit 406 Teilnehmern (Betroffene, Angehörige, Fachkräfte, Politiker).</w:t>
+        <w:t>Qualitative Studie mit 29 Intensivpflegefachkräften zur Identifikation von Charakteristika und Mechanismen der Beatmungsentwöhnung als komplexe Intervention.</w:t>
       </w:r>
     </w:p>
     <w:p>
@@ -278,7 +278,7 @@
         <w:t xml:space="preserve">Ergebnis: </w:t>
       </w:r>
       <w:r>
-        <w:t>88 initiale Ziele; 47 erreichten Konsens in Runde 1, 21 weitere in Runde 2, 7 durch Dialoge validiert. Finale Strategie: 40 strategische Ziele in vier Themenbereichen. Identifizierte Hürden: Fachkräftemangel, Bürokratie, Angehörigen-Belastung.</w:t>
+        <w:t>Vier Hauptthemen identifiziert: Komplexität der Beatmungsentwöhnung, Outcomes, Interventionen sowie Verknüpfungen und Wechselwirkungen. Analyse zeigt, dass Beatmungsentwöhnung durch Interaktion verschiedener Interventionen, Outcomes und kontextueller Faktoren geprägt ist und theoretisch-konzeptuell organisiert werden muss.</w:t>
       </w:r>
     </w:p>
     <w:p>
@@ -293,7 +293,7 @@
         <w:rPr>
           <w:sz w:val="19"/>
         </w:rPr>
-        <w:t>Deutschland (Sachsen-Anhalt); direkter Übertrag auf Versorgungsplanung</w:t>
+        <w:t>Deutschland, qualitative Analyse von Intensivpflegeprozessen - systemunabhängig übertragbar</w:t>
       </w:r>
     </w:p>
     <w:p>
@@ -302,7 +302,7 @@
           <w:color w:val="5A7D3A"/>
           <w:sz w:val="18"/>
         </w:rPr>
-        <w:t>https://pubmed.ncbi.nlm.nih.gov/42778917/</w:t>
+        <w:t>https://pubmed.ncbi.nlm.nih.gov/42786673/</w:t>
       </w:r>
     </w:p>
     <w:p>
@@ -310,7 +310,7 @@
         <w:pStyle w:val="Heading2"/>
       </w:pPr>
       <w:r>
-        <w:t>Ökonomische Evaluation von Prävention gegen Langzeiterkrankschreibung</w:t>
+        <w:t>Vertrauen in Gesundheitssystem und Vermeidung von Gesundheitsleistungen</w:t>
       </w:r>
     </w:p>
     <w:p>
@@ -320,12 +320,12 @@
           <w:color w:val="666666"/>
           <w:sz w:val="18"/>
         </w:rPr>
-        <w:t>Klasen S et al.  ·  J Occup Rehabil  ·  23.09.2026  ·  PMID 42778834</w:t>
+        <w:t>Uçar M et al.  ·  BMC Health Serv Res  ·  31.08.2026  ·  PMID 42786500</w:t>
       </w:r>
     </w:p>
     <w:p>
       <w:r>
-        <w:t>Gesundheitsökonomische Analyse einer Früh-Interventionsstrategie gegen Langzeitausfallrisiko basierend auf RCT-Daten mit 12-Monats-Follow-up in Niederlanden.</w:t>
+        <w:t>Querschnittsuntersuchung zum Zusammenhang zwischen medizinischem Vertrauen, Systemvertrauen und Verzögerungsverhalten bei der Inanspruchnahme sowie Einstellung zu Krebsscreening in der Primärversorgung.</w:t>
       </w:r>
     </w:p>
     <w:p>
@@ -336,7 +336,7 @@
         <w:t xml:space="preserve">Ergebnis: </w:t>
       </w:r>
       <w:r>
-        <w:t>Aus Arbeitgeber-Perspektive dominant (€–3,92/Punkt Selbstempfundene-Gesundheit-Verbesserung mit Kostenersparnis durch reduzierte Krankschreibung). Aus Gesellschafts- und Gesundheitswesen-Perspektive: ICER €39,19–39,77/Punkt.</w:t>
+        <w:t>Medizinisches Misstrauen und Systemvertrauen waren positiv mit Verzögerungsverhalten assoziiert und negativ mit Screening-Einstellungen (p&lt;0,001). Medizinisches Misstrauen zeigte stärkste unabhängige Assoziation mit Verzögerungsverhalten (β=0,59) und Screening-Einstellung (β=-0,79).</w:t>
       </w:r>
     </w:p>
     <w:p>
@@ -351,7 +351,7 @@
         <w:rPr>
           <w:sz w:val="19"/>
         </w:rPr>
-        <w:t>Niederlande, Sozialversicherungssystem, Arbeitsmedizin-Fokus</w:t>
+        <w:t>Türkei, aber Fragestellung zum Vertrauensaufbau systemunabhängig relevant</w:t>
       </w:r>
     </w:p>
     <w:p>
@@ -360,7 +360,7 @@
           <w:color w:val="5A7D3A"/>
           <w:sz w:val="18"/>
         </w:rPr>
-        <w:t>https://pubmed.ncbi.nlm.nih.gov/42778834/</w:t>
+        <w:t>https://pubmed.ncbi.nlm.nih.gov/42786500/</w:t>
       </w:r>
     </w:p>
     <w:p>
@@ -368,7 +368,7 @@
         <w:pStyle w:val="Heading2"/>
       </w:pPr>
       <w:r>
-        <w:t>Kosteneffektivität von endoskopischer Schlauchmagen-Bildung in Singapur</w:t>
+        <w:t>Versorgungslücken in der Rehabilitation von unter 60-Jährigen in Deutschland</w:t>
       </w:r>
     </w:p>
     <w:p>
@@ -378,12 +378,12 @@
           <w:color w:val="666666"/>
           <w:sz w:val="18"/>
         </w:rPr>
-        <w:t>Chay J et al.  ·  Surg Obes Relat Dis  ·  28.08.2026  ·  PMID 42767913</w:t>
+        <w:t>Armbruster C et al.  ·  BMC Health Serv Res  ·  24.09.2026  ·  PMID 42786497</w:t>
       </w:r>
     </w:p>
     <w:p>
       <w:r>
-        <w:t>Markov-Modell zur Lebenszeitanalyse von endoskopischer Schlauchmagen-Bildung plus Lebensstiländerung versus alleinige Lebensstiländerung bei Adipositas.</w:t>
+        <w:t>Exploratory Expertenbefragung zu Versorgungslücken und Machbarkeit einer indikationsübergreifenden, ambulanten Rehabilitationsversorgung für Patienten unter 60 Jahren mit komplexen Beeinträchtigungen.</w:t>
       </w:r>
     </w:p>
     <w:p>
@@ -394,7 +394,7 @@
         <w:t xml:space="preserve">Ergebnis: </w:t>
       </w:r>
       <w:r>
-        <w:t>ICER SG$24.580/QALY (US$18.410). Für Patienten ohne T2D: SG$19.320/QALY; mit T2D: SG$37.320/QALY. Bei Schwelle SG$75.000/QALY kosteneffektiv in 98,8% probabilistischer Sensitivitätsanalysen.</w:t>
+        <w:t>136 Experten aus sechs Fachbereichen nahmen teil; überwiegende Mehrheit sah hohe Versorgungslücken in aktuellen Rehabilitationsdiensten. Experten bewerteten indikationsübergreifende, ambulante Rehabilitation positiv bezüglich Nutzen und Notwendigkeit, um bestehende Versorgungslücken zu schließen.</w:t>
       </w:r>
     </w:p>
     <w:p>
@@ -409,7 +409,7 @@
         <w:rPr>
           <w:sz w:val="19"/>
         </w:rPr>
-        <w:t>Nur bedingt: Singapur-Kontext, andere Kostenstrukturen; Fragestellung aber systemunabhängig</w:t>
+        <w:t>Deutsche Expertenbefragung, direkt auf deutsches Versorgungssystem anwendbar</w:t>
       </w:r>
     </w:p>
     <w:p>
@@ -418,7 +418,7 @@
           <w:color w:val="5A7D3A"/>
           <w:sz w:val="18"/>
         </w:rPr>
-        <w:t>https://pubmed.ncbi.nlm.nih.gov/42767913/</w:t>
+        <w:t>https://pubmed.ncbi.nlm.nih.gov/42786497/</w:t>
       </w:r>
     </w:p>
     <w:sectPr>

--- a/download/studien-aktuell.docx
+++ b/download/studien-aktuell.docx
@@ -62,7 +62,7 @@
           <w:color w:val="666666"/>
           <w:sz w:val="18"/>
         </w:rPr>
-        <w:t>Stand: 26.09.2026  |  6 Studien  |  wissen.m-vf.de</w:t>
+        <w:t>Stand: 27.09.2026  |  6 Studien  |  wissen.m-vf.de</w:t>
       </w:r>
     </w:p>
     <w:p>
@@ -70,7 +70,7 @@
         <w:pStyle w:val="Heading1"/>
       </w:pPr>
       <w:r>
-        <w:t>Aufgenommen am 26.09.2026</w:t>
+        <w:t>Aufgenommen am 27.09.2026</w:t>
       </w:r>
     </w:p>
     <w:p>
@@ -78,7 +78,7 @@
         <w:pStyle w:val="Heading2"/>
       </w:pPr>
       <w:r>
-        <w:t>Strukturiertes Shared Decision-Making in der Krankenhausversorgung</w:t>
+        <w:t>Geschlechtsspezifische Depressionsdiagnostik: Validierung des DESY-PC in der Primärversorgung</w:t>
       </w:r>
     </w:p>
     <w:p>
@@ -88,12 +88,12 @@
           <w:color w:val="666666"/>
           <w:sz w:val="18"/>
         </w:rPr>
-        <w:t>Salas-Gama K et al.  ·  J Healthc Qual Res  ·  25.09.2026  ·  PMID 42790349</w:t>
+        <w:t>Schäffler L et al.  ·  Eur Arch Psychiatry Clin Neurosci  ·  26.09.2026  ·  PMID 42799905</w:t>
       </w:r>
     </w:p>
     <w:p>
       <w:r>
-        <w:t>Entwicklung und pilotweise Implementierung eines sechsstufigen Shared-Decision-Making-Modells zur Integration in Krankenhausabläufe mit Evaluation von Machbarkeit, Akzeptabilität und Outcome.</w:t>
+        <w:t>Sekundäranalyse einer diagnostischen Querschnittsstudie mit 431 Primärversorgungspatienten (61% Frauen) zur Testgüte des neuen DESY-PC-Fragebogens versus PHQ-9 mit strukturiertem klinischem Interview als Goldstandard.</w:t>
       </w:r>
     </w:p>
     <w:p>
@@ -104,7 +104,7 @@
         <w:t xml:space="preserve">Ergebnis: </w:t>
       </w:r>
       <w:r>
-        <w:t>Bei Adipositas berichteten SDM-Teilnehmer höheres Patientenwissen (80,0% vs. 48,8%; p&lt;0,001) und größere Entscheidungszufriedenheit (28,0 vs. 24,2; p=0,022). Bei chronischer Nierenkrankheit zeigte sich signifikant höheres Wissen (91,1% vs. 37,1%; p&lt;0,001). Machbarkeitsschwellen wurden in beiden Indikationen erreicht.</w:t>
+        <w:t>DESY-PC zeigte vergleichbare diagnostische Genauigkeit bei Frauen (AUC 0,85, 95% CI 0,80-0,91) und Männern (AUC 0,90, 95% CI 0,83-0,97, p=0,340). Sensitivität und Spezifität waren ausgeglichen (Cut-off 16: Sensitivität Frauen 74%, Männer 83%, p=0,422; Spezifität Frauen 82%, Männer 87%, p=0,220). Messinvarianz über Geschlechter bestätigt.</w:t>
       </w:r>
     </w:p>
     <w:p>
@@ -119,7 +119,7 @@
         <w:rPr>
           <w:sz w:val="19"/>
         </w:rPr>
-        <w:t>Spanien, Pilotprojekt im Krankenhaus - methodische Übertragbarkeit auf deutsches Setting gegeben</w:t>
+        <w:t>Deutsche Akademische Primärversorgungspraxis in München; Screening-Instrument systemunabhängig</w:t>
       </w:r>
     </w:p>
     <w:p>
@@ -128,7 +128,7 @@
           <w:color w:val="5A7D3A"/>
           <w:sz w:val="18"/>
         </w:rPr>
-        <w:t>https://pubmed.ncbi.nlm.nih.gov/42790349/</w:t>
+        <w:t>https://pubmed.ncbi.nlm.nih.gov/42799905/</w:t>
       </w:r>
     </w:p>
     <w:p>
@@ -136,7 +136,7 @@
         <w:pStyle w:val="Heading2"/>
       </w:pPr>
       <w:r>
-        <w:t>Surgery on Foot-Protokoll: Patientenerfahrung bei Kolorektalkarzinom</w:t>
+        <w:t>Psychische Gesundheitsdiagnosen bei Kindern und Jugendlichen vor und während COVID-19 in Niedersachsen</w:t>
       </w:r>
     </w:p>
     <w:p>
@@ -146,12 +146,12 @@
           <w:color w:val="666666"/>
           <w:sz w:val="18"/>
         </w:rPr>
-        <w:t>van Gool ISM et al.  ·  J Surg Oncol  ·  25.09.2026  ·  PMID 42788955</w:t>
+        <w:t>Jobski K et al.  ·  Children (Basel)  ·  14.09.2026  ·  PMID 42794265</w:t>
       </w:r>
     </w:p>
     <w:p>
       <w:r>
-        <w:t>Qualitative Studie zu Patientenerfahrungen mit dem Surgery-on-Foot-Protokoll, bei dem Patienten am OP-Tag (statt Vortagnacht) aufgenommen und zur OP gehen.</w:t>
+        <w:t>Trends-Analyse mit Routinedaten der AOK Niedersachsen 2018-2022 bei etwa 500.000 Versicherten unter 18 Jahren zur Inzidenz und Prävalenz von Angststörungen, depressiven Störungen, Essstörungen und ADHS.</w:t>
       </w:r>
     </w:p>
     <w:p>
@@ -162,7 +162,7 @@
         <w:t xml:space="preserve">Ergebnis: </w:t>
       </w:r>
       <w:r>
-        <w:t>14 Patienten befragt; Gesamterfahrung positiv. Faktoren für Kontrollgefühl: persönlicher Umgang, involvierte Ärzte und Anwesenheit von Bezugspersonen. Einige Patienten berichteten Angst und Unbehagen bezüglich Krankenhausumgebung. Protokoll wirkte sich positiv auf patientenzentrierte Aspekte aus.</w:t>
+        <w:t>2021 höchste Inzidenz für Angststörungen (34,7/1.000), gefolgt von ADHS (18,0/1.000), Depression (13,7/1.000) und Essstörungen (2,7/1.000). Vergleich 2019 zu 2021: Inzidenzen stiegen alle, besonders bei Mädchen 15-17 Jahre (Angst +23%, Depression +25%, ADHS +54%, Essstörungen +90%). 2022 Rückgang, aber Prävalenz bei Mädchen nicht auf Vor-Pandemie-Niveau.</w:t>
       </w:r>
     </w:p>
     <w:p>
@@ -177,7 +177,7 @@
         <w:rPr>
           <w:sz w:val="19"/>
         </w:rPr>
-        <w:t>Niederlande (akademisches Krankenhaus), vergleichbares Versorgungssystem mit Deutschland</w:t>
+        <w:t>Deutsche Routinedaten, gesetzlich versicherte Kinder und Jugendliche Niedersachsen</w:t>
       </w:r>
     </w:p>
     <w:p>
@@ -186,7 +186,7 @@
           <w:color w:val="5A7D3A"/>
           <w:sz w:val="18"/>
         </w:rPr>
-        <w:t>https://pubmed.ncbi.nlm.nih.gov/42788955/</w:t>
+        <w:t>https://pubmed.ncbi.nlm.nih.gov/42794265/</w:t>
       </w:r>
     </w:p>
     <w:p>
@@ -194,7 +194,7 @@
         <w:pStyle w:val="Heading2"/>
       </w:pPr>
       <w:r>
-        <w:t>Transformatives Governance-Modell für Gesundheit - Evaluierung des Programms Alles ist Gezondheid</w:t>
+        <w:t>Schlaganfallzertifizierung und Prozessqualität in der akuten ischämischen Schlaganfallbehandlung</w:t>
       </w:r>
     </w:p>
     <w:p>
@@ -204,12 +204,12 @@
           <w:color w:val="666666"/>
           <w:sz w:val="18"/>
         </w:rPr>
-        <w:t>Bekker MPM et al.  ·  TSG  ·  16.09.2026  ·  PMID 42787321</w:t>
+        <w:t>Boehl M et al.  ·  Neurol Res Pract  ·  25.09.2026  ·  PMID 42791587</w:t>
       </w:r>
     </w:p>
     <w:p>
       <w:r>
-        <w:t>Mehrfachfallstudie zur Evaluierung eines niederländischen Programms für domeinoverstijgende Gesundheitsnetze; Entwicklung eines heuristischen Transformativen-Governance-Modells basierend auf Interviews, Beobachtungen und Workshops.</w:t>
+        <w:t>Retrospektive Registeranalyse zur Assoziation zwischen Schlaganfalleinheitszertifizierung und Qualitätsindikatoren der intravenösen Thrombolyse in Hessen 2021-2024.</w:t>
       </w:r>
     </w:p>
     <w:p>
@@ -220,7 +220,7 @@
         <w:t xml:space="preserve">Ergebnis: </w:t>
       </w:r>
       <w:r>
-        <w:t>Fünf Small Wins und fünf Veränderungsmechanismen identifiziert, die sich nicht-linear gegenseitig verstärken. Konflikteskalation und -management essentiell für Anpassung von Normen und Regeln. Modell zeigt, wie Transformationsprozesse durch nationale Plattform und Zusammenarbeit ermöglicht werden.</w:t>
+        <w:t>Zertifizierte Schlaganfalleinheiten führten signifikant häufiger Thrombolyse durch (primär 4,5 h: OR 2,32, 95% CI 1,65-3,27 für pSU; OR 2,19, 95% CI 1,57-3,07 für cSU). Door-to-needle ≤60 min wurden häufiger erreicht (pSU OR 3,13, 95% CI 2,13-4,61; cSU OR 2,60, 95% CI 1,80-3,75). Zertifizierung ist mit besseren Prozessqualitätsindikatoren assoziiert.</w:t>
       </w:r>
     </w:p>
     <w:p>
@@ -235,7 +235,7 @@
         <w:rPr>
           <w:sz w:val="19"/>
         </w:rPr>
-        <w:t>Niederlande, Sozialversicherungssystem - hohe Übertragbarkeit auf Deutschland</w:t>
+        <w:t>Deutsche Routinedaten aus Hessen, gesetzlich versicherte Schlaganfallpatienten</w:t>
       </w:r>
     </w:p>
     <w:p>
@@ -244,7 +244,7 @@
           <w:color w:val="5A7D3A"/>
           <w:sz w:val="18"/>
         </w:rPr>
-        <w:t>https://pubmed.ncbi.nlm.nih.gov/42787321/</w:t>
+        <w:t>https://pubmed.ncbi.nlm.nih.gov/42791587/</w:t>
       </w:r>
     </w:p>
     <w:p>
@@ -252,7 +252,7 @@
         <w:pStyle w:val="Heading2"/>
       </w:pPr>
       <w:r>
-        <w:t>Komplexität von Beatmungsentwöhnung in der Intensivmedizin</w:t>
+        <w:t>Patient-reported Experience und psychische Gesundheit: Unterschiede zwischen Immigrant*innen und norwegischer Bevölkerung in der Psychiatrie</w:t>
       </w:r>
     </w:p>
     <w:p>
@@ -262,12 +262,12 @@
           <w:color w:val="666666"/>
           <w:sz w:val="18"/>
         </w:rPr>
-        <w:t>Sterr F et al.  ·  Nurs Crit Care  ·  Nov. 2026  ·  PMID 42786673</w:t>
+        <w:t>Ellingsen-Dalskau LH et al.  ·  BMC Health Serv Res  ·  12.09.2026  ·  PMID 42791573</w:t>
       </w:r>
     </w:p>
     <w:p>
       <w:r>
-        <w:t>Qualitative Studie mit 29 Intensivpflegefachkräften zur Identifikation von Charakteristika und Mechanismen der Beatmungsentwöhnung als komplexe Intervention.</w:t>
+        <w:t>Nationale Befragung (2020-2022) von 8.184 Patienten in norwegischen psychiatrischen Stationen mit gemischten Methoden zu Unterschieden in Patientenerfahrung und Zwangsmaßnahmen zwischen Immigrant*innen und Mehrheitsbevölkerung.</w:t>
       </w:r>
     </w:p>
     <w:p>
@@ -278,7 +278,7 @@
         <w:t xml:space="preserve">Ergebnis: </w:t>
       </w:r>
       <w:r>
-        <w:t>Vier Hauptthemen identifiziert: Komplexität der Beatmungsentwöhnung, Outcomes, Interventionen sowie Verknüpfungen und Wechselwirkungen. Analyse zeigt, dass Beatmungsentwöhnung durch Interaktion verschiedener Interventionen, Outcomes und kontextueller Faktoren geprägt ist und theoretisch-konzeptuell organisiert werden muss.</w:t>
+        <w:t>Einige Immigrant*innengruppen berichteten höhere Zwangsanwendung und geringere Verbesserung der psychischen Gesundheit; qualitative Analyse zeigte unterschiedliche Erwartungen, Vertrauen, Kommunikation und Informationszugang als Einflussfaktoren. Insgesamt ähnliche Erfahrungswerte, aber kontextabhängige Unterschiede.</w:t>
       </w:r>
     </w:p>
     <w:p>
@@ -293,7 +293,7 @@
         <w:rPr>
           <w:sz w:val="19"/>
         </w:rPr>
-        <w:t>Deutschland, qualitative Analyse von Intensivpflegeprozessen - systemunabhängig übertragbar</w:t>
+        <w:t>Norwegen, Skandinavien mit ähnlichem Sozialversicherungssystem; Patientenperspektive übertragbar</w:t>
       </w:r>
     </w:p>
     <w:p>
@@ -302,7 +302,7 @@
           <w:color w:val="5A7D3A"/>
           <w:sz w:val="18"/>
         </w:rPr>
-        <w:t>https://pubmed.ncbi.nlm.nih.gov/42786673/</w:t>
+        <w:t>https://pubmed.ncbi.nlm.nih.gov/42791573/</w:t>
       </w:r>
     </w:p>
     <w:p>
@@ -310,7 +310,7 @@
         <w:pStyle w:val="Heading2"/>
       </w:pPr>
       <w:r>
-        <w:t>Vertrauen in Gesundheitssystem und Vermeidung von Gesundheitsleistungen</w:t>
+        <w:t>Bedeutung von Präsenzberatung in TIA-Kliniken aus Patienten- und Fachperspektive</w:t>
       </w:r>
     </w:p>
     <w:p>
@@ -320,12 +320,12 @@
           <w:color w:val="666666"/>
           <w:sz w:val="18"/>
         </w:rPr>
-        <w:t>Uçar M et al.  ·  BMC Health Serv Res  ·  31.08.2026  ·  PMID 42786500</w:t>
+        <w:t>Heath J et al.  ·  BMC Health Serv Res  ·  14.09.2026  ·  PMID 42791572</w:t>
       </w:r>
     </w:p>
     <w:p>
       <w:r>
-        <w:t>Querschnittsuntersuchung zum Zusammenhang zwischen medizinischem Vertrauen, Systemvertrauen und Verzögerungsverhalten bei der Inanspruchnahme sowie Einstellung zu Krebsscreening in der Primärversorgung.</w:t>
+        <w:t>Qualitative Interviews mit 15 Patienten und 12 Fachpersonen in England zur Evaluation von virtuellen versus Face-to-Face-TIA-Kliniken während und nach COVID-19.</w:t>
       </w:r>
     </w:p>
     <w:p>
@@ -336,7 +336,7 @@
         <w:t xml:space="preserve">Ergebnis: </w:t>
       </w:r>
       <w:r>
-        <w:t>Medizinisches Misstrauen und Systemvertrauen waren positiv mit Verzögerungsverhalten assoziiert und negativ mit Screening-Einstellungen (p&lt;0,001). Medizinisches Misstrauen zeigte stärkste unabhängige Assoziation mit Verzögerungsverhalten (β=0,59) und Screening-Einstellung (β=-0,79).</w:t>
+        <w:t>Patienten betonten die Wichtigkeit von Präsenzkontakt ('being seen'); zwei Kernthemen identifiziert: (1) bessere Kommunikationsmöglichkeiten und (2) Gefühl, von einem multiprofessionellen Team versorgt zu werden. Fachpersonen sahen virtuelle Kliniken positiver als Patienten; eine Hybrid-Lösung könnte optimal sein.</w:t>
       </w:r>
     </w:p>
     <w:p>
@@ -351,7 +351,7 @@
         <w:rPr>
           <w:sz w:val="19"/>
         </w:rPr>
-        <w:t>Türkei, aber Fragestellung zum Vertrauensaufbau systemunabhängig relevant</w:t>
+        <w:t>Großbritannien (NHS), aber Fragestellung zu Patientenperspektive systemunabhängig</w:t>
       </w:r>
     </w:p>
     <w:p>
@@ -360,7 +360,7 @@
           <w:color w:val="5A7D3A"/>
           <w:sz w:val="18"/>
         </w:rPr>
-        <w:t>https://pubmed.ncbi.nlm.nih.gov/42786500/</w:t>
+        <w:t>https://pubmed.ncbi.nlm.nih.gov/42791572/</w:t>
       </w:r>
     </w:p>
     <w:p>
@@ -368,7 +368,7 @@
         <w:pStyle w:val="Heading2"/>
       </w:pPr>
       <w:r>
-        <w:t>Versorgungslücken in der Rehabilitation von unter 60-Jährigen in Deutschland</w:t>
+        <w:t>Patient-Journey-Mapping für allogene Stammzelltransplantation: Holistische Versorgungsbedarfe</w:t>
       </w:r>
     </w:p>
     <w:p>
@@ -378,12 +378,12 @@
           <w:color w:val="666666"/>
           <w:sz w:val="18"/>
         </w:rPr>
-        <w:t>Armbruster C et al.  ·  BMC Health Serv Res  ·  24.09.2026  ·  PMID 42786497</w:t>
+        <w:t>Nan J et al.  ·  BMC Health Serv Res  ·  13.08.2026  ·  PMID 42786489</w:t>
       </w:r>
     </w:p>
     <w:p>
       <w:r>
-        <w:t>Exploratory Expertenbefragung zu Versorgungslücken und Machbarkeit einer indikationsübergreifenden, ambulanten Rehabilitationsversorgung für Patienten unter 60 Jahren mit komplexen Beeinträchtigungen.</w:t>
+        <w:t>Qualitative Studie mit 16 allogenen-HSCT-Patienten (November-Dezember 2025) zur Kartierung der Gesundheitsmanagement-Reise über vier Phasen (Screening, Transplantation, Erhaltungstherapie, Langzeit-Follow-up).</w:t>
       </w:r>
     </w:p>
     <w:p>
@@ -394,7 +394,7 @@
         <w:t xml:space="preserve">Ergebnis: </w:t>
       </w:r>
       <w:r>
-        <w:t>136 Experten aus sechs Fachbereichen nahmen teil; überwiegende Mehrheit sah hohe Versorgungslücken in aktuellen Rehabilitationsdiensten. Experten bewerteten indikationsübergreifende, ambulante Rehabilitation positiv bezüglich Nutzen und Notwendigkeit, um bestehende Versorgungslücken zu schließen.</w:t>
+        <w:t>31 Themen über drei Dimensionen identifiziert (Aufgabenausführung, emotionaler Zustand, Schmerzpunkte). Symptombelastung verschoben sich dynamisch: psychische Belastung und Entscheidungslähmung in Phase 1, akute physische Symptome in Phase 2, chronische funktionelle Rückgänge in Phase 4. Durchgehend kritische Schmerzpunkte: fragmentierte Übergänge, Misalignment von Information zu Bedarf, fehlendes Selbstmanagement-Support, finanzielle Last.</w:t>
       </w:r>
     </w:p>
     <w:p>
@@ -409,7 +409,7 @@
         <w:rPr>
           <w:sz w:val="19"/>
         </w:rPr>
-        <w:t>Deutsche Expertenbefragung, direkt auf deutsches Versorgungssystem anwendbar</w:t>
+        <w:t>China, aber patient-centered Journey-Mapping-Methodik systemunabhängig übertragbar</w:t>
       </w:r>
     </w:p>
     <w:p>
@@ -418,7 +418,7 @@
           <w:color w:val="5A7D3A"/>
           <w:sz w:val="18"/>
         </w:rPr>
-        <w:t>https://pubmed.ncbi.nlm.nih.gov/42786497/</w:t>
+        <w:t>https://pubmed.ncbi.nlm.nih.gov/42786489/</w:t>
       </w:r>
     </w:p>
     <w:sectPr>

--- a/download/studien-aktuell.docx
+++ b/download/studien-aktuell.docx
@@ -62,7 +62,7 @@
           <w:color w:val="666666"/>
           <w:sz w:val="18"/>
         </w:rPr>
-        <w:t>Stand: 27.09.2026  |  6 Studien  |  wissen.m-vf.de</w:t>
+        <w:t>Stand: 28.09.2026  |  6 Studien  |  wissen.m-vf.de</w:t>
       </w:r>
     </w:p>
     <w:p>
@@ -70,7 +70,7 @@
         <w:pStyle w:val="Heading1"/>
       </w:pPr>
       <w:r>
-        <w:t>Aufgenommen am 27.09.2026</w:t>
+        <w:t>Aufgenommen am 28.09.2026</w:t>
       </w:r>
     </w:p>
     <w:p>
@@ -78,7 +78,7 @@
         <w:pStyle w:val="Heading2"/>
       </w:pPr>
       <w:r>
-        <w:t>Geschlechtsspezifische Depressionsdiagnostik: Validierung des DESY-PC in der Primärversorgung</w:t>
+        <w:t>Wirksamkeit familienorientierter Intervention für Kinder psychisch erkrankter Eltern</w:t>
       </w:r>
     </w:p>
     <w:p>
@@ -88,12 +88,12 @@
           <w:color w:val="666666"/>
           <w:sz w:val="18"/>
         </w:rPr>
-        <w:t>Schäffler L et al.  ·  Eur Arch Psychiatry Clin Neurosci  ·  26.09.2026  ·  PMID 42799905</w:t>
+        <w:t>Paumen T et al.  ·  Child Adolesc Psychiatry Ment Health  ·  25.09.2026  ·  PMID 42800877</w:t>
       </w:r>
     </w:p>
     <w:p>
       <w:r>
-        <w:t>Sekundäranalyse einer diagnostischen Querschnittsstudie mit 431 Primärversorgungspatienten (61% Frauen) zur Testgüte des neuen DESY-PC-Fragebogens versus PHQ-9 mit strukturiertem klinischem Interview als Goldstandard.</w:t>
+        <w:t>Cluster-randomisierte Studie zur Wirksamkeit des CHIMPS-Programms (psychodynamische transdiagnostische Familienintervention) auf psychische Gesundheit und Lebensqualität bei 215 Kindern psychisch erkrankter Eltern in Deutschland und der Schweiz.</w:t>
       </w:r>
     </w:p>
     <w:p>
@@ -104,7 +104,7 @@
         <w:t xml:space="preserve">Ergebnis: </w:t>
       </w:r>
       <w:r>
-        <w:t>DESY-PC zeigte vergleichbare diagnostische Genauigkeit bei Frauen (AUC 0,85, 95% CI 0,80-0,91) und Männern (AUC 0,90, 95% CI 0,83-0,97, p=0,340). Sensitivität und Spezifität waren ausgeglichen (Cut-off 16: Sensitivität Frauen 74%, Männer 83%, p=0,422; Spezifität Frauen 82%, Männer 87%, p=0,220). Messinvarianz über Geschlechter bestätigt.</w:t>
+        <w:t>Odds Ratio 0,52 (95%-KI: 0,25-1,09) für diagnostische Remission in der Interventionsgruppe versus Kontrollgruppe – statistisch nicht signifikant. Keine klinisch relevanten Unterschiede in Sekundäroutcomes (Verhaltensauffälligkeiten, Lebensqualität). Geringe Erreichbarkeit und Adhärenz der Zielgruppe erschwerten Umsetzung.</w:t>
       </w:r>
     </w:p>
     <w:p>
@@ -119,7 +119,7 @@
         <w:rPr>
           <w:sz w:val="19"/>
         </w:rPr>
-        <w:t>Deutsche Akademische Primärversorgungspraxis in München; Screening-Instrument systemunabhängig</w:t>
+        <w:t>Deutsche Daten aus Universitätskliniken, gesetzlich versicherte Population</w:t>
       </w:r>
     </w:p>
     <w:p>
@@ -128,7 +128,7 @@
           <w:color w:val="5A7D3A"/>
           <w:sz w:val="18"/>
         </w:rPr>
-        <w:t>https://pubmed.ncbi.nlm.nih.gov/42799905/</w:t>
+        <w:t>https://pubmed.ncbi.nlm.nih.gov/42800877/</w:t>
       </w:r>
     </w:p>
     <w:p>
@@ -136,7 +136,7 @@
         <w:pStyle w:val="Heading2"/>
       </w:pPr>
       <w:r>
-        <w:t>Psychische Gesundheitsdiagnosen bei Kindern und Jugendlichen vor und während COVID-19 in Niedersachsen</w:t>
+        <w:t>Tamil-Validierung des Diabetes Quality-of-Life Brief Clinical Inventory</w:t>
       </w:r>
     </w:p>
     <w:p>
@@ -146,12 +146,12 @@
           <w:color w:val="666666"/>
           <w:sz w:val="18"/>
         </w:rPr>
-        <w:t>Jobski K et al.  ·  Children (Basel)  ·  14.09.2026  ·  PMID 42794265</w:t>
+        <w:t>Darshana N et al.  ·  BMC Health Serv Res  ·  14.09.2026  ·  PMID 42791544</w:t>
       </w:r>
     </w:p>
     <w:p>
       <w:r>
-        <w:t>Trends-Analyse mit Routinedaten der AOK Niedersachsen 2018-2022 bei etwa 500.000 Versicherten unter 18 Jahren zur Inzidenz und Prävalenz von Angststörungen, depressiven Störungen, Essstörungen und ADHS.</w:t>
+        <w:t>Kulturelle Adaptation und Validierung eines Instruments zur Messung der diabetesspezifischen Lebensqualität bei tamilsprachigen Erwachsenen mit Typ-2-Diabetes in Sri Lanka (n=165).</w:t>
       </w:r>
     </w:p>
     <w:p>
@@ -162,7 +162,7 @@
         <w:t xml:space="preserve">Ergebnis: </w:t>
       </w:r>
       <w:r>
-        <w:t>2021 höchste Inzidenz für Angststörungen (34,7/1.000), gefolgt von ADHS (18,0/1.000), Depression (13,7/1.000) und Essstörungen (2,7/1.000). Vergleich 2019 zu 2021: Inzidenzen stiegen alle, besonders bei Mädchen 15-17 Jahre (Angst +23%, Depression +25%, ADHS +54%, Essstörungen +90%). 2022 Rückgang, aber Prävalenz bei Mädchen nicht auf Vor-Pandemie-Niveau.</w:t>
+        <w:t>Cronbachs α=0,682, signifikante negative Korrelation mit WHOQOL-BREF (r=-0,559, p&lt;0,001), signifikant niedrigere Lebensqualität bei Patienten mit Mikrovaskularisierungskomplikationen (p=0,040). KMO=0,729, Faktorenanalyse erklärt 72% der Gesamtvarianz.</w:t>
       </w:r>
     </w:p>
     <w:p>
@@ -177,7 +177,7 @@
         <w:rPr>
           <w:sz w:val="19"/>
         </w:rPr>
-        <w:t>Deutsche Routinedaten, gesetzlich versicherte Kinder und Jugendliche Niedersachsen</w:t>
+        <w:t>Nur begrenzt: Südasiatische Bevölkerung, anderes Gesundheitssystem</w:t>
       </w:r>
     </w:p>
     <w:p>
@@ -186,7 +186,7 @@
           <w:color w:val="5A7D3A"/>
           <w:sz w:val="18"/>
         </w:rPr>
-        <w:t>https://pubmed.ncbi.nlm.nih.gov/42794265/</w:t>
+        <w:t>https://pubmed.ncbi.nlm.nih.gov/42791544/</w:t>
       </w:r>
     </w:p>
     <w:p>
@@ -194,7 +194,7 @@
         <w:pStyle w:val="Heading2"/>
       </w:pPr>
       <w:r>
-        <w:t>Schlaganfallzertifizierung und Prozessqualität in der akuten ischämischen Schlaganfallbehandlung</w:t>
+        <w:t>Gesundheitskompetenz und Versorgungsintegration bei Kindern mit Spezialversorgungsbedarfen</w:t>
       </w:r>
     </w:p>
     <w:p>
@@ -204,12 +204,12 @@
           <w:color w:val="666666"/>
           <w:sz w:val="18"/>
         </w:rPr>
-        <w:t>Boehl M et al.  ·  Neurol Res Pract  ·  25.09.2026  ·  PMID 42791587</w:t>
+        <w:t>Skoss R et al.  ·  BMC Health Serv Res  ·  11.08.2026  ·  PMID 42791541</w:t>
       </w:r>
     </w:p>
     <w:p>
       <w:r>
-        <w:t>Retrospektive Registeranalyse zur Assoziation zwischen Schlaganfalleinheitszertifizierung und Qualitätsindikatoren der intravenösen Thrombolyse in Hessen 2021-2024.</w:t>
+        <w:t>Querschnittstudie zur Beziehung zwischen Gesundheitskompetenz von Eltern, Erfahrungen mit Versorgungsintegration und Elternbelastung bei 126 australischen Eltern von Kindern mit Spezialversorgungsbedarfen.</w:t>
       </w:r>
     </w:p>
     <w:p>
@@ -220,7 +220,7 @@
         <w:t xml:space="preserve">Ergebnis: </w:t>
       </w:r>
       <w:r>
-        <w:t>Zertifizierte Schlaganfalleinheiten führten signifikant häufiger Thrombolyse durch (primär 4,5 h: OR 2,32, 95% CI 1,65-3,27 für pSU; OR 2,19, 95% CI 1,57-3,07 für cSU). Door-to-needle ≤60 min wurden häufiger erreicht (pSU OR 3,13, 95% CI 2,13-4,61; cSU OR 2,60, 95% CI 1,80-3,75). Zertifizierung ist mit besseren Prozessqualitätsindikatoren assoziiert.</w:t>
+        <w:t>Clusteranalyse identifizierte drei Gesundheitskompetenz-Profile; höhere Kompetenz assoziiert mit besseren Erfahrungen bei Versorgungsintegration und niedrigerem Elternstress. Mehrheitlich Eltern mit Behinderungs-(53,7%) und Atemwegserkrankungen (38,9%) vertreten.</w:t>
       </w:r>
     </w:p>
     <w:p>
@@ -235,7 +235,7 @@
         <w:rPr>
           <w:sz w:val="19"/>
         </w:rPr>
-        <w:t>Deutsche Routinedaten aus Hessen, gesetzlich versicherte Schlaganfallpatienten</w:t>
+        <w:t>Steuerfinanziert, englischsprachig – begrenzte Übertragbarkeit auf deutsches SV-System</w:t>
       </w:r>
     </w:p>
     <w:p>
@@ -244,7 +244,7 @@
           <w:color w:val="5A7D3A"/>
           <w:sz w:val="18"/>
         </w:rPr>
-        <w:t>https://pubmed.ncbi.nlm.nih.gov/42791587/</w:t>
+        <w:t>https://pubmed.ncbi.nlm.nih.gov/42791541/</w:t>
       </w:r>
     </w:p>
     <w:p>
@@ -252,7 +252,7 @@
         <w:pStyle w:val="Heading2"/>
       </w:pPr>
       <w:r>
-        <w:t>Patient-reported Experience und psychische Gesundheit: Unterschiede zwischen Immigrant*innen und norwegischer Bevölkerung in der Psychiatrie</w:t>
+        <w:t>Zivilgesellschaftliche Organisationen in Gesundheitsversorgung für Migranten auf der Balkanroute</w:t>
       </w:r>
     </w:p>
     <w:p>
@@ -262,12 +262,12 @@
           <w:color w:val="666666"/>
           <w:sz w:val="18"/>
         </w:rPr>
-        <w:t>Ellingsen-Dalskau LH et al.  ·  BMC Health Serv Res  ·  12.09.2026  ·  PMID 42791573</w:t>
+        <w:t>Link F et al.  ·  Int J Equity Health  ·  24.09.2026  ·  PMID 42791536</w:t>
       </w:r>
     </w:p>
     <w:p>
       <w:r>
-        <w:t>Nationale Befragung (2020-2022) von 8.184 Patienten in norwegischen psychiatrischen Stationen mit gemischten Methoden zu Unterschieden in Patientenerfahrung und Zwangsmaßnahmen zwischen Immigrant*innen und Mehrheitsbevölkerung.</w:t>
+        <w:t>Qualitative Studie mit 15 CSO-Mitarbeitern aus 11 Ländern (März–Mai 2024) zu Barrieren, Erleichterungen und Rollen von Zivilgesellschaft bei Gesundheitsversorgung für Menschen in Migrationsprozessen.</w:t>
       </w:r>
     </w:p>
     <w:p>
@@ -278,7 +278,7 @@
         <w:t xml:space="preserve">Ergebnis: </w:t>
       </w:r>
       <w:r>
-        <w:t>Einige Immigrant*innengruppen berichteten höhere Zwangsanwendung und geringere Verbesserung der psychischen Gesundheit; qualitative Analyse zeigte unterschiedliche Erwartungen, Vertrauen, Kommunikation und Informationszugang als Einflussfaktoren. Insgesamt ähnliche Erfahrungswerte, aber kontextabhängige Unterschiede.</w:t>
+        <w:t>Vier Hauptkategorien identifiziert: fragmentierte Migrationspolitik, begrenzte Systemkapazitäten, Diskriminierung und Rechtsbarrieren. CSO erfüllen kritische Lückenfüllungsfunktion durch Mediation und Advocacy; jedoch chronische Finanzierungsunsicherheit, Personalengpässe und ethische Spannungen. Vertrauen zwischen CSO, Gesundheitssystem und Behörden essentiell.</w:t>
       </w:r>
     </w:p>
     <w:p>
@@ -293,7 +293,7 @@
         <w:rPr>
           <w:sz w:val="19"/>
         </w:rPr>
-        <w:t>Norwegen, Skandinavien mit ähnlichem Sozialversicherungssystem; Patientenperspektive übertragbar</w:t>
+        <w:t>Europäischer Kontext (11 Länder), Mehrländer-Perspektive – Migrationsstrukturen relevant</w:t>
       </w:r>
     </w:p>
     <w:p>
@@ -302,7 +302,7 @@
           <w:color w:val="5A7D3A"/>
           <w:sz w:val="18"/>
         </w:rPr>
-        <w:t>https://pubmed.ncbi.nlm.nih.gov/42791573/</w:t>
+        <w:t>https://pubmed.ncbi.nlm.nih.gov/42791536/</w:t>
       </w:r>
     </w:p>
     <w:p>
@@ -310,7 +310,7 @@
         <w:pStyle w:val="Heading2"/>
       </w:pPr>
       <w:r>
-        <w:t>Bedeutung von Präsenzberatung in TIA-Kliniken aus Patienten- und Fachperspektive</w:t>
+        <w:t>Präklinische Halswirbelimmobilisierung und Mortalität bei Traumapatienten</w:t>
       </w:r>
     </w:p>
     <w:p>
@@ -320,12 +320,12 @@
           <w:color w:val="666666"/>
           <w:sz w:val="18"/>
         </w:rPr>
-        <w:t>Heath J et al.  ·  BMC Health Serv Res  ·  14.09.2026  ·  PMID 42791572</w:t>
+        <w:t>Häske D et al.  ·  World J Emerg Surg  ·  22.09.2026  ·  PMID 42786484</w:t>
       </w:r>
     </w:p>
     <w:p>
       <w:r>
-        <w:t>Qualitative Interviews mit 15 Patienten und 12 Fachpersonen in England zur Evaluation von virtuellen versus Face-to-Face-TIA-Kliniken während und nach COVID-19.</w:t>
+        <w:t>Retrospektive Beobachtungsstudie aus deutschem Traumaregister (TraumaRegister DGU, 2020–2022) mit Propensity-Score-Matching zu Effekt präklinischer Halswirbelimmobilisierung auf Krankenhausmortalität und neurologische Outcomes (n=31.055, davon 16.922 gematched).</w:t>
       </w:r>
     </w:p>
     <w:p>
@@ -336,7 +336,7 @@
         <w:t xml:space="preserve">Ergebnis: </w:t>
       </w:r>
       <w:r>
-        <w:t>Patienten betonten die Wichtigkeit von Präsenzkontakt ('being seen'); zwei Kernthemen identifiziert: (1) bessere Kommunikationsmöglichkeiten und (2) Gefühl, von einem multiprofessionellen Team versorgt zu werden. Fachpersonen sahen virtuelle Kliniken positiver als Patienten; eine Hybrid-Lösung könnte optimal sein.</w:t>
+        <w:t>Mortalität gematched: 12,0% mit Immobilisierung vs. 13,6% ohne (p=0,001), kein klinisch bedeutsamer Unterschied. Bei bestätigter Halswirbelverletztung (n=1.362): Mortalität 17,9% vs. 18,2% (p=0,888), Glasgow Outcome Scale zeigt kein signifikanten Unterschied. GCS-Verbesserung Einsatzstelle-Hospital marginal höher mit Immobilisierung (15,7% vs. 12,8%, p&lt;0,001).</w:t>
       </w:r>
     </w:p>
     <w:p>
@@ -351,7 +351,7 @@
         <w:rPr>
           <w:sz w:val="19"/>
         </w:rPr>
-        <w:t>Großbritannien (NHS), aber Fragestellung zu Patientenperspektive systemunabhängig</w:t>
+        <w:t>Deutsche Routinedaten aus standardisiertem Traumaregister, System vergleichbar</w:t>
       </w:r>
     </w:p>
     <w:p>
@@ -360,7 +360,7 @@
           <w:color w:val="5A7D3A"/>
           <w:sz w:val="18"/>
         </w:rPr>
-        <w:t>https://pubmed.ncbi.nlm.nih.gov/42791572/</w:t>
+        <w:t>https://pubmed.ncbi.nlm.nih.gov/42786484/</w:t>
       </w:r>
     </w:p>
     <w:p>
@@ -368,7 +368,7 @@
         <w:pStyle w:val="Heading2"/>
       </w:pPr>
       <w:r>
-        <w:t>Patient-Journey-Mapping für allogene Stammzelltransplantation: Holistische Versorgungsbedarfe</w:t>
+        <w:t>Empagliflozin-Effekte auf kardiovaskuläre Outcomes in sociodemografischen Subgruppen</w:t>
       </w:r>
     </w:p>
     <w:p>
@@ -378,12 +378,12 @@
           <w:color w:val="666666"/>
           <w:sz w:val="18"/>
         </w:rPr>
-        <w:t>Nan J et al.  ·  BMC Health Serv Res  ·  13.08.2026  ·  PMID 42786489</w:t>
+        <w:t>Cromer SJ et al.  ·  Diabetes Care  ·  21.09.2026  ·  PMID 42765974</w:t>
       </w:r>
     </w:p>
     <w:p>
       <w:r>
-        <w:t>Qualitative Studie mit 16 allogenen-HSCT-Patienten (November-Dezember 2025) zur Kartierung der Gesundheitsmanagement-Reise über vier Phasen (Screening, Transplantation, Erhaltungstherapie, Langzeit-Follow-up).</w:t>
+        <w:t>Real-World-Analyse aus US-Medicare-Daten (2014–2020) zur Heterogenität der Effekte von Empagliflozin auf MACE, Herzinsuffizienz-Hospitalisierung und Mortalität bei älteren Erwachsenen mit Typ-2-Diabetes (n propensity-matched: 16.922).</w:t>
       </w:r>
     </w:p>
     <w:p>
@@ -394,7 +394,7 @@
         <w:t xml:space="preserve">Ergebnis: </w:t>
       </w:r>
       <w:r>
-        <w:t>31 Themen über drei Dimensionen identifiziert (Aufgabenausführung, emotionaler Zustand, Schmerzpunkte). Symptombelastung verschoben sich dynamisch: psychische Belastung und Entscheidungslähmung in Phase 1, akute physische Symptome in Phase 2, chronische funktionelle Rückgänge in Phase 4. Durchgehend kritische Schmerzpunkte: fragmentierte Übergänge, Misalignment von Information zu Bedarf, fehlendes Selbstmanagement-Support, finanzielle Last.</w:t>
+        <w:t>Empagliflozin vs. DPP4-Inhibitoren: MACE HR 0,77 (99,9%-KI 0,69–0,85, IRD –10,3), HHF HR 0,72 (0,67–0,79, IRD –18,3), Mortalität HR 0,66 (0,57–0,76, IRD –8,6). Konsistente Effekte über sociodemografische Gruppen, höherer absoluter Nutzen mit prävalenter kardiovaskulärer Erkrankung.</w:t>
       </w:r>
     </w:p>
     <w:p>
@@ -409,7 +409,7 @@
         <w:rPr>
           <w:sz w:val="19"/>
         </w:rPr>
-        <w:t>China, aber patient-centered Journey-Mapping-Methodik systemunabhängig übertragbar</w:t>
+        <w:t>US-Daten – Fragestellung aber systemunabhängig, kardiometabolisch relevant</w:t>
       </w:r>
     </w:p>
     <w:p>
@@ -418,7 +418,7 @@
           <w:color w:val="5A7D3A"/>
           <w:sz w:val="18"/>
         </w:rPr>
-        <w:t>https://pubmed.ncbi.nlm.nih.gov/42786489/</w:t>
+        <w:t>https://pubmed.ncbi.nlm.nih.gov/42765974/</w:t>
       </w:r>
     </w:p>
     <w:sectPr>

--- a/download/studien-aktuell.docx
+++ b/download/studien-aktuell.docx
@@ -62,7 +62,7 @@
           <w:color w:val="666666"/>
           <w:sz w:val="18"/>
         </w:rPr>
-        <w:t>Stand: 28.09.2026  |  6 Studien  |  wissen.m-vf.de</w:t>
+        <w:t>Stand: 29.09.2026  |  5 Studien  |  wissen.m-vf.de</w:t>
       </w:r>
     </w:p>
     <w:p>
@@ -70,7 +70,7 @@
         <w:pStyle w:val="Heading1"/>
       </w:pPr>
       <w:r>
-        <w:t>Aufgenommen am 28.09.2026</w:t>
+        <w:t>Aufgenommen am 29.09.2026</w:t>
       </w:r>
     </w:p>
     <w:p>
@@ -78,7 +78,7 @@
         <w:pStyle w:val="Heading2"/>
       </w:pPr>
       <w:r>
-        <w:t>Wirksamkeit familienorientierter Intervention für Kinder psychisch erkrankter Eltern</w:t>
+        <w:t>Kosteneffektivität eines Diabetes-Präventionsprogramms in Kanada</w:t>
       </w:r>
     </w:p>
     <w:p>
@@ -88,12 +88,12 @@
           <w:color w:val="666666"/>
           <w:sz w:val="18"/>
         </w:rPr>
-        <w:t>Paumen T et al.  ·  Child Adolesc Psychiatry Ment Health  ·  25.09.2026  ·  PMID 42800877</w:t>
+        <w:t>Gupta N et al.  ·  CMAJ  ·  27.09.2026  ·  PMID 42805627</w:t>
       </w:r>
     </w:p>
     <w:p>
       <w:r>
-        <w:t>Cluster-randomisierte Studie zur Wirksamkeit des CHIMPS-Programms (psychodynamische transdiagnostische Familienintervention) auf psychische Gesundheit und Lebensqualität bei 215 Kindern psychisch erkrankter Eltern in Deutschland und der Schweiz.</w:t>
+        <w:t>Gesundheitsökonomisches Modell zum NHS-England-DPP in Quebec und Ontario über 35 Jahre.</w:t>
       </w:r>
     </w:p>
     <w:p>
@@ -104,7 +104,7 @@
         <w:t xml:space="preserve">Ergebnis: </w:t>
       </w:r>
       <w:r>
-        <w:t>Odds Ratio 0,52 (95%-KI: 0,25-1,09) für diagnostische Remission in der Interventionsgruppe versus Kontrollgruppe – statistisch nicht signifikant. Keine klinisch relevanten Unterschiede in Sekundäroutcomes (Verhaltensauffälligkeiten, Lebensqualität). Geringe Erreichbarkeit und Adhärenz der Zielgruppe erschwerten Umsetzung.</w:t>
+        <w:t>DPP sparte 244 CAD pro Teilnehmer in Quebec und 242 CAD in Ontario (95% UI -1.017 bis 408). Gewinn: 0,060 QALYs pro Person (95% UI 0,024-0,094). In 74,8% der Simulationen war DPP kostengünstiger und wirksamer.</w:t>
       </w:r>
     </w:p>
     <w:p>
@@ -119,7 +119,7 @@
         <w:rPr>
           <w:sz w:val="19"/>
         </w:rPr>
-        <w:t>Deutsche Daten aus Universitätskliniken, gesetzlich versicherte Population</w:t>
+        <w:t>Kanada ähnlich deutschem Sozialversicherungssystem, vergleichbare Kostenkalkulation möglich.</w:t>
       </w:r>
     </w:p>
     <w:p>
@@ -128,7 +128,7 @@
           <w:color w:val="5A7D3A"/>
           <w:sz w:val="18"/>
         </w:rPr>
-        <w:t>https://pubmed.ncbi.nlm.nih.gov/42800877/</w:t>
+        <w:t>https://pubmed.ncbi.nlm.nih.gov/42805627/</w:t>
       </w:r>
     </w:p>
     <w:p>
@@ -136,7 +136,7 @@
         <w:pStyle w:val="Heading2"/>
       </w:pPr>
       <w:r>
-        <w:t>Tamil-Validierung des Diabetes Quality-of-Life Brief Clinical Inventory</w:t>
+        <w:t>Physiotherapie nach COVID-19 in der niederländischen Primärversorgung: Inanspruchnahme und Trends</w:t>
       </w:r>
     </w:p>
     <w:p>
@@ -146,12 +146,12 @@
           <w:color w:val="666666"/>
           <w:sz w:val="18"/>
         </w:rPr>
-        <w:t>Darshana N et al.  ·  BMC Health Serv Res  ·  14.09.2026  ·  PMID 42791544</w:t>
+        <w:t>Veldkamp R et al.  ·  JMIR Public Health Surveill  ·  28.09.2026  ·  PMID 42804191</w:t>
       </w:r>
     </w:p>
     <w:p>
       <w:r>
-        <w:t>Kulturelle Adaptation und Validierung eines Instruments zur Messung der diabetesspezifischen Lebensqualität bei tamilsprachigen Erwachsenen mit Typ-2-Diabetes in Sri Lanka (n=165).</w:t>
+        <w:t>Retrospektive Kohortenstudie zur Inanspruchnahme von Physiotherapie nach COVID-19 in niederländischen Hausarztpraxen über 2,5 Jahre der Pandemie.</w:t>
       </w:r>
     </w:p>
     <w:p>
@@ -162,7 +162,7 @@
         <w:t xml:space="preserve">Ergebnis: </w:t>
       </w:r>
       <w:r>
-        <w:t>Cronbachs α=0,682, signifikante negative Korrelation mit WHOQOL-BREF (r=-0,559, p&lt;0,001), signifikant niedrigere Lebensqualität bei Patienten mit Mikrovaskularisierungskomplikationen (p=0,040). KMO=0,729, Faktorenanalyse erklärt 72% der Gesamtvarianz.</w:t>
+        <w:t>Unter 71.152 Behandlungsverläufen hatten abgeschlossene Fälle eine mediane Dauer von 24 Wochen mit 28 Konsultationen. Die Physiotherapie-Inanspruchnahme sank signifikant über die Zeit (p&lt;0,001), mit maximalen Konsultationen bei 60-79-Jährigen und 1,5 Wochen längerer Behandlung bei Frauen (p&lt;0,001). In 83% waren Baseline-Werte auf Outcome-Messungen erfasst (6-Minuten-Gehtest: 420 m [340-490]).</w:t>
       </w:r>
     </w:p>
     <w:p>
@@ -177,7 +177,7 @@
         <w:rPr>
           <w:sz w:val="19"/>
         </w:rPr>
-        <w:t>Nur begrenzt: Südasiatische Bevölkerung, anderes Gesundheitssystem</w:t>
+        <w:t>Niederländische Routinedaten aus Primärversorgung, direkt auf deutsches System übertragbar.</w:t>
       </w:r>
     </w:p>
     <w:p>
@@ -186,7 +186,7 @@
           <w:color w:val="5A7D3A"/>
           <w:sz w:val="18"/>
         </w:rPr>
-        <w:t>https://pubmed.ncbi.nlm.nih.gov/42791544/</w:t>
+        <w:t>https://pubmed.ncbi.nlm.nih.gov/42804191/</w:t>
       </w:r>
     </w:p>
     <w:p>
@@ -194,7 +194,7 @@
         <w:pStyle w:val="Heading2"/>
       </w:pPr>
       <w:r>
-        <w:t>Gesundheitskompetenz und Versorgungsintegration bei Kindern mit Spezialversorgungsbedarfen</w:t>
+        <w:t>Telepharmacy-Services und Notfallaufnahme-Inanspruchnahme: Systematische Übersicht</w:t>
       </w:r>
     </w:p>
     <w:p>
@@ -204,12 +204,12 @@
           <w:color w:val="666666"/>
           <w:sz w:val="18"/>
         </w:rPr>
-        <w:t>Skoss R et al.  ·  BMC Health Serv Res  ·  11.08.2026  ·  PMID 42791541</w:t>
+        <w:t>Barwick AL et al.  ·  J Telemed Telecare  ·  28.09.2026  ·  PMID 42804181</w:t>
       </w:r>
     </w:p>
     <w:p>
       <w:r>
-        <w:t>Querschnittstudie zur Beziehung zwischen Gesundheitskompetenz von Eltern, Erfahrungen mit Versorgungsintegration und Elternbelastung bei 126 australischen Eltern von Kindern mit Spezialversorgungsbedarfen.</w:t>
+        <w:t>Metaanalyse von 17 RCTs zur Wirksamkeit von Telepharmacy-Interventionen auf Notaufnahme-Besuche und Wiederaufnahmen.</w:t>
       </w:r>
     </w:p>
     <w:p>
@@ -220,7 +220,7 @@
         <w:t xml:space="preserve">Ergebnis: </w:t>
       </w:r>
       <w:r>
-        <w:t>Clusteranalyse identifizierte drei Gesundheitskompetenz-Profile; höhere Kompetenz assoziiert mit besseren Erfahrungen bei Versorgungsintegration und niedrigerem Elternstress. Mehrheitlich Eltern mit Behinderungs-(53,7%) und Atemwegserkrankungen (38,9%) vertreten.</w:t>
+        <w:t>Telepharmacy war mit einer 6% absoluten Reduktion von 30-Tage-Notaufnahme-Besuchen assoziiert (Risikodifferenz=0,06, 95% CI: 0,02-0,10; p=0,005). Keine signifikante Reduktion bei ungeplanten Wiederaufnahmen.</w:t>
       </w:r>
     </w:p>
     <w:p>
@@ -235,7 +235,7 @@
         <w:rPr>
           <w:sz w:val="19"/>
         </w:rPr>
-        <w:t>Steuerfinanziert, englischsprachig – begrenzte Übertragbarkeit auf deutsches SV-System</w:t>
+        <w:t>Heterogene RCTs international, Fragestellung zum Einsatz von Telemedizin systemunabhängig relevant.</w:t>
       </w:r>
     </w:p>
     <w:p>
@@ -244,7 +244,7 @@
           <w:color w:val="5A7D3A"/>
           <w:sz w:val="18"/>
         </w:rPr>
-        <w:t>https://pubmed.ncbi.nlm.nih.gov/42791541/</w:t>
+        <w:t>https://pubmed.ncbi.nlm.nih.gov/42804181/</w:t>
       </w:r>
     </w:p>
     <w:p>
@@ -252,7 +252,7 @@
         <w:pStyle w:val="Heading2"/>
       </w:pPr>
       <w:r>
-        <w:t>Zivilgesellschaftliche Organisationen in Gesundheitsversorgung für Migranten auf der Balkanroute</w:t>
+        <w:t>Intra-Session-Reliabilität des Imagined Timed Up and Go Tests bei älteren Erwachsenen</w:t>
       </w:r>
     </w:p>
     <w:p>
@@ -262,12 +262,12 @@
           <w:color w:val="666666"/>
           <w:sz w:val="18"/>
         </w:rPr>
-        <w:t>Link F et al.  ·  Int J Equity Health  ·  24.09.2026  ·  PMID 42791536</w:t>
+        <w:t>Inamura T et al.  ·  Physiother Theory Pract  ·  28.09.2026  ·  PMID 42802900</w:t>
       </w:r>
     </w:p>
     <w:p>
       <w:r>
-        <w:t>Qualitative Studie mit 15 CSO-Mitarbeitern aus 11 Ländern (März–Mai 2024) zu Barrieren, Erleichterungen und Rollen von Zivilgesellschaft bei Gesundheitsversorgung für Menschen in Migrationsprozessen.</w:t>
+        <w:t>Reliabilitätsstudie (85 Probanden) zum Imagined Timed Up and Go Test zur Erfassung von Schätzfehlern der physischen Leistung.</w:t>
       </w:r>
     </w:p>
     <w:p>
@@ -278,7 +278,7 @@
         <w:t xml:space="preserve">Ergebnis: </w:t>
       </w:r>
       <w:r>
-        <w:t>Vier Hauptkategorien identifiziert: fragmentierte Migrationspolitik, begrenzte Systemkapazitäten, Diskriminierung und Rechtsbarrieren. CSO erfüllen kritische Lückenfüllungsfunktion durch Mediation und Advocacy; jedoch chronische Finanzierungsunsicherheit, Personalengpässe und ethische Spannungen. Vertrauen zwischen CSO, Gesundheitssystem und Behörden essentiell.</w:t>
+        <w:t>Intra-Rater-Reliabilität moderat (ICC_A,1: 0,69-0,73); simultane Inter-Rater-Reliabilität exzellent (ICC_2,2≈0,994; ICC_2,1: 0,982-0,984). Intra-Rater MDC95: 2,3 s (35,1%); Inter-Rater MDC95: 0,3 s (4,9%). Probanden übersch ätzen ihre Fähigkeiten (TUG 6,0 s vs. ITUG 4,0 s).</w:t>
       </w:r>
     </w:p>
     <w:p>
@@ -293,7 +293,7 @@
         <w:rPr>
           <w:sz w:val="19"/>
         </w:rPr>
-        <w:t>Europäischer Kontext (11 Länder), Mehrländer-Perspektive – Migrationsstrukturen relevant</w:t>
+        <w:t>Japanische Daten, klinische Metriken systemunabhängig, Validierung vor Routineeinsatz relevant.</w:t>
       </w:r>
     </w:p>
     <w:p>
@@ -302,7 +302,7 @@
           <w:color w:val="5A7D3A"/>
           <w:sz w:val="18"/>
         </w:rPr>
-        <w:t>https://pubmed.ncbi.nlm.nih.gov/42791536/</w:t>
+        <w:t>https://pubmed.ncbi.nlm.nih.gov/42802900/</w:t>
       </w:r>
     </w:p>
     <w:p>
@@ -310,7 +310,7 @@
         <w:pStyle w:val="Heading2"/>
       </w:pPr>
       <w:r>
-        <w:t>Präklinische Halswirbelimmobilisierung und Mortalität bei Traumapatienten</w:t>
+        <w:t>Krankenhaus-Management-Modelle und Krebsergebnisse in São Paulo</w:t>
       </w:r>
     </w:p>
     <w:p>
@@ -320,12 +320,12 @@
           <w:color w:val="666666"/>
           <w:sz w:val="18"/>
         </w:rPr>
-        <w:t>Häske D et al.  ·  World J Emerg Surg  ·  22.09.2026  ·  PMID 42786484</w:t>
+        <w:t>Delpino FM et al.  ·  Int J Health Plann Manage  ·  26.09.2026  ·  PMID 42800063</w:t>
       </w:r>
     </w:p>
     <w:p>
       <w:r>
-        <w:t>Retrospektive Beobachtungsstudie aus deutschem Traumaregister (TraumaRegister DGU, 2020–2022) mit Propensity-Score-Matching zu Effekt präklinischer Halswirbelimmobilisierung auf Krankenhausmortalität und neurologische Outcomes (n=31.055, davon 16.922 gematched).</w:t>
+        <w:t>Staggered Difference-in-Differences-Analyse zu 652.734 Brust-, Prostata- und Darmkrebs-Fällen (2000-2023) unter Vergleich von Social Health Organisations vs. direkt verwalteten Häusern.</w:t>
       </w:r>
     </w:p>
     <w:p>
@@ -336,7 +336,7 @@
         <w:t xml:space="preserve">Ergebnis: </w:t>
       </w:r>
       <w:r>
-        <w:t>Mortalität gematched: 12,0% mit Immobilisierung vs. 13,6% ohne (p=0,001), kein klinisch bedeutsamer Unterschied. Bei bestätigter Halswirbelverletztung (n=1.362): Mortalität 17,9% vs. 18,2% (p=0,888), Glasgow Outcome Scale zeigt kein signifikanten Unterschied. GCS-Verbesserung Einsatzstelle-Hospital marginal höher mit Immobilisierung (15,7% vs. 12,8%, p&lt;0,001).</w:t>
+        <w:t>SHO-Adoption assoziiert mit unpräzisen Änderungen: Diagnose-bis-Behandlung -155,3 Tage (95% CI -350,0 bis 39,4); Konsultation-bis-Diagnose -96,3 Tage (95% CI -237,7 bis 45,1); 30-Tage-Mortalität +0,8 Prozentpunkte (95% CI -4,0 bis 5,5). Kontrolle und Gewichtung materialverändernd.</w:t>
       </w:r>
     </w:p>
     <w:p>
@@ -351,7 +351,7 @@
         <w:rPr>
           <w:sz w:val="19"/>
         </w:rPr>
-        <w:t>Deutsche Routinedaten aus standardisiertem Traumaregister, System vergleichbar</w:t>
+        <w:t>Brasilien, unterschiedliches Ressourcen-Setting; Fragestellung zu Managementmodellen kontextabhängig.</w:t>
       </w:r>
     </w:p>
     <w:p>
@@ -360,65 +360,7 @@
           <w:color w:val="5A7D3A"/>
           <w:sz w:val="18"/>
         </w:rPr>
-        <w:t>https://pubmed.ncbi.nlm.nih.gov/42786484/</w:t>
-      </w:r>
-    </w:p>
-    <w:p>
-      <w:pPr>
-        <w:pStyle w:val="Heading2"/>
-      </w:pPr>
-      <w:r>
-        <w:t>Empagliflozin-Effekte auf kardiovaskuläre Outcomes in sociodemografischen Subgruppen</w:t>
-      </w:r>
-    </w:p>
-    <w:p>
-      <w:r>
-        <w:rPr>
-          <w:i/>
-          <w:color w:val="666666"/>
-          <w:sz w:val="18"/>
-        </w:rPr>
-        <w:t>Cromer SJ et al.  ·  Diabetes Care  ·  21.09.2026  ·  PMID 42765974</w:t>
-      </w:r>
-    </w:p>
-    <w:p>
-      <w:r>
-        <w:t>Real-World-Analyse aus US-Medicare-Daten (2014–2020) zur Heterogenität der Effekte von Empagliflozin auf MACE, Herzinsuffizienz-Hospitalisierung und Mortalität bei älteren Erwachsenen mit Typ-2-Diabetes (n propensity-matched: 16.922).</w:t>
-      </w:r>
-    </w:p>
-    <w:p>
-      <w:r>
-        <w:rPr>
-          <w:b/>
-        </w:rPr>
-        <w:t xml:space="preserve">Ergebnis: </w:t>
-      </w:r>
-      <w:r>
-        <w:t>Empagliflozin vs. DPP4-Inhibitoren: MACE HR 0,77 (99,9%-KI 0,69–0,85, IRD –10,3), HHF HR 0,72 (0,67–0,79, IRD –18,3), Mortalität HR 0,66 (0,57–0,76, IRD –8,6). Konsistente Effekte über sociodemografische Gruppen, höherer absoluter Nutzen mit prävalenter kardiovaskulärer Erkrankung.</w:t>
-      </w:r>
-    </w:p>
-    <w:p>
-      <w:r>
-        <w:rPr>
-          <w:b/>
-          <w:sz w:val="19"/>
-        </w:rPr>
-        <w:t xml:space="preserve">Übertragbarkeit: </w:t>
-      </w:r>
-      <w:r>
-        <w:rPr>
-          <w:sz w:val="19"/>
-        </w:rPr>
-        <w:t>US-Daten – Fragestellung aber systemunabhängig, kardiometabolisch relevant</w:t>
-      </w:r>
-    </w:p>
-    <w:p>
-      <w:r>
-        <w:rPr>
-          <w:color w:val="5A7D3A"/>
-          <w:sz w:val="18"/>
-        </w:rPr>
-        <w:t>https://pubmed.ncbi.nlm.nih.gov/42765974/</w:t>
+        <w:t>https://pubmed.ncbi.nlm.nih.gov/42800063/</w:t>
       </w:r>
     </w:p>
     <w:sectPr>

--- a/download/studien-aktuell.docx
+++ b/download/studien-aktuell.docx
@@ -62,7 +62,7 @@
           <w:color w:val="666666"/>
           <w:sz w:val="18"/>
         </w:rPr>
-        <w:t>Stand: 29.09.2026  |  5 Studien  |  wissen.m-vf.de</w:t>
+        <w:t>Stand: 30.09.2026  |  6 Studien  |  wissen.m-vf.de</w:t>
       </w:r>
     </w:p>
     <w:p>
@@ -70,7 +70,7 @@
         <w:pStyle w:val="Heading1"/>
       </w:pPr>
       <w:r>
-        <w:t>Aufgenommen am 29.09.2026</w:t>
+        <w:t>Aufgenommen am 30.09.2026</w:t>
       </w:r>
     </w:p>
     <w:p>
@@ -78,7 +78,7 @@
         <w:pStyle w:val="Heading2"/>
       </w:pPr>
       <w:r>
-        <w:t>Kosteneffektivität eines Diabetes-Präventionsprogramms in Kanada</w:t>
+        <w:t>Digitalisierung und Krankenhausperformance: Einfluss der elektronischen Dokumentation</w:t>
       </w:r>
     </w:p>
     <w:p>
@@ -88,12 +88,12 @@
           <w:color w:val="666666"/>
           <w:sz w:val="18"/>
         </w:rPr>
-        <w:t>Gupta N et al.  ·  CMAJ  ·  27.09.2026  ·  PMID 42805627</w:t>
+        <w:t>Remus P et al.  ·  J Med Internet Res  ·  29.09.2026  ·  PMID 42809839</w:t>
       </w:r>
     </w:p>
     <w:p>
       <w:r>
-        <w:t>Gesundheitsökonomisches Modell zum NHS-England-DPP in Quebec und Ontario über 35 Jahre.</w:t>
+        <w:t>Longitudinale Analyse der Zusammenhänge zwischen technischer Digitalisierungsreife und finanziellen, operativen und Personalindikatoren in 70 niederländischen Krankenhäusern (2017–2023).</w:t>
       </w:r>
     </w:p>
     <w:p>
@@ -104,7 +104,7 @@
         <w:t xml:space="preserve">Ergebnis: </w:t>
       </w:r>
       <w:r>
-        <w:t>DPP sparte 244 CAD pro Teilnehmer in Quebec und 242 CAD in Ontario (95% UI -1.017 bis 408). Gewinn: 0,060 QALYs pro Person (95% UI 0,024-0,094). In 74,8% der Simulationen war DPP kostengünstiger und wirksamer.</w:t>
+        <w:t>Fortgeschrittene digitale Reife war nicht signifikant mit verbesserter Profitabilität, Patientenvolumen oder Mitarbeiterfluktuation assoziiert (alle p&gt;0,05 nach Bonferroni-Korrektur); die Daten stützen das IT-Produktivitätsparadox.</w:t>
       </w:r>
     </w:p>
     <w:p>
@@ -119,7 +119,7 @@
         <w:rPr>
           <w:sz w:val="19"/>
         </w:rPr>
-        <w:t>Kanada ähnlich deutschem Sozialversicherungssystem, vergleichbare Kostenkalkulation möglich.</w:t>
+        <w:t>Niederlande, Sozialversicherungssystem mit Beitragsfinanzierung, vergleichbar mit Deutschland.</w:t>
       </w:r>
     </w:p>
     <w:p>
@@ -128,7 +128,7 @@
           <w:color w:val="5A7D3A"/>
           <w:sz w:val="18"/>
         </w:rPr>
-        <w:t>https://pubmed.ncbi.nlm.nih.gov/42805627/</w:t>
+        <w:t>https://pubmed.ncbi.nlm.nih.gov/42809839/</w:t>
       </w:r>
     </w:p>
     <w:p>
@@ -136,7 +136,7 @@
         <w:pStyle w:val="Heading2"/>
       </w:pPr>
       <w:r>
-        <w:t>Physiotherapie nach COVID-19 in der niederländischen Primärversorgung: Inanspruchnahme und Trends</w:t>
+        <w:t>Zeitbelastung (Time Toxicity) in der Krebsversorgung: Systematische Übersicht</w:t>
       </w:r>
     </w:p>
     <w:p>
@@ -146,12 +146,12 @@
           <w:color w:val="666666"/>
           <w:sz w:val="18"/>
         </w:rPr>
-        <w:t>Veldkamp R et al.  ·  JMIR Public Health Surveill  ·  28.09.2026  ·  PMID 42804191</w:t>
+        <w:t>Wee IJY et al.  ·  Support Care Cancer  ·  29.09.2026  ·  PMID 42809115</w:t>
       </w:r>
     </w:p>
     <w:p>
       <w:r>
-        <w:t>Retrospektive Kohortenstudie zur Inanspruchnahme von Physiotherapie nach COVID-19 in niederländischen Hausarztpraxen über 2,5 Jahre der Pandemie.</w:t>
+        <w:t>Systematische Übersicht von 56 Studien zur Definition und Messung der Zeitbelastung in der Krebsbehandlung (Inception bis März 2026).</w:t>
       </w:r>
     </w:p>
     <w:p>
@@ -162,7 +162,7 @@
         <w:t xml:space="preserve">Ergebnis: </w:t>
       </w:r>
       <w:r>
-        <w:t>Unter 71.152 Behandlungsverläufen hatten abgeschlossene Fälle eine mediane Dauer von 24 Wochen mit 28 Konsultationen. Die Physiotherapie-Inanspruchnahme sank signifikant über die Zeit (p&lt;0,001), mit maximalen Konsultationen bei 60-79-Jährigen und 1,5 Wochen längerer Behandlung bei Frauen (p&lt;0,001). In 83% waren Baseline-Werte auf Outcome-Messungen erfasst (6-Minuten-Gehtest: 420 m [340-490]).</w:t>
+        <w:t>Definitionen waren heterogen; 55,4 % definierten Zeitbelastung als direkte Gesundheitszeiten (Klinikbesuche, Behandlungen), 35,7 % als Zeit ohne Gesundheitswesen; nur 0 Studien nutzten Patientenperspektiven; systematisch sind noch prozessorientierte und patientenzentrierte Dimensionen unterrepräsentiert.</w:t>
       </w:r>
     </w:p>
     <w:p>
@@ -177,7 +177,7 @@
         <w:rPr>
           <w:sz w:val="19"/>
         </w:rPr>
-        <w:t>Niederländische Routinedaten aus Primärversorgung, direkt auf deutsches System übertragbar.</w:t>
+        <w:t>Systemübergreifend relevant; Konzeptualisierung und Messqualität unabhängig von Landkontext.</w:t>
       </w:r>
     </w:p>
     <w:p>
@@ -186,7 +186,7 @@
           <w:color w:val="5A7D3A"/>
           <w:sz w:val="18"/>
         </w:rPr>
-        <w:t>https://pubmed.ncbi.nlm.nih.gov/42804191/</w:t>
+        <w:t>https://pubmed.ncbi.nlm.nih.gov/42809115/</w:t>
       </w:r>
     </w:p>
     <w:p>
@@ -194,7 +194,7 @@
         <w:pStyle w:val="Heading2"/>
       </w:pPr>
       <w:r>
-        <w:t>Telepharmacy-Services und Notfallaufnahme-Inanspruchnahme: Systematische Übersicht</w:t>
+        <w:t>Kompetenzbasiertes Curriculum Allgemeinmedizin im Block-Praktikum: Lückenanalyse</w:t>
       </w:r>
     </w:p>
     <w:p>
@@ -204,12 +204,12 @@
           <w:color w:val="666666"/>
           <w:sz w:val="18"/>
         </w:rPr>
-        <w:t>Barwick AL et al.  ·  J Telemed Telecare  ·  28.09.2026  ·  PMID 42804181</w:t>
+        <w:t>Schüle D et al.  ·  GMS J Med Educ  ·  15.09.2026  ·  PMID 42807621</w:t>
       </w:r>
     </w:p>
     <w:p>
       <w:r>
-        <w:t>Metaanalyse von 17 RCTs zur Wirksamkeit von Telepharmacy-Interventionen auf Notaufnahme-Besuche und Wiederaufnahmen.</w:t>
+        <w:t>Gemischte Methoden-Studie an einem deutschen Universitätskrankenhaus zur Bewertung und Neukonzeption eines zweiwöchigen Allgemeinmedizin-Blockpraktikums anhand von NKLM 2.0 und EPAs.</w:t>
       </w:r>
     </w:p>
     <w:p>
@@ -220,7 +220,7 @@
         <w:t xml:space="preserve">Ergebnis: </w:t>
       </w:r>
       <w:r>
-        <w:t>Telepharmacy war mit einer 6% absoluten Reduktion von 30-Tage-Notaufnahme-Besuchen assoziiert (Risikodifferenz=0,06, 95% CI: 0,02-0,10; p=0,005). Keine signifikante Reduktion bei ungeplanten Wiederaufnahmen.</w:t>
+        <w:t>Aktuelles Praktikum erreichte Gesamtnote 1,8 (SD 1,06), erhöhte das Interesse an Allgemeinmedizin aber nicht signifikant; fehlten: interprofessionelle Zusammenarbeit, Führungskompetenzen; vorgeschlagen wurde sechswöchiges longitudinales Modell mit Simulation und Hospitationen.</w:t>
       </w:r>
     </w:p>
     <w:p>
@@ -235,7 +235,7 @@
         <w:rPr>
           <w:sz w:val="19"/>
         </w:rPr>
-        <w:t>Heterogene RCTs international, Fragestellung zum Einsatz von Telemedizin systemunabhängig relevant.</w:t>
+        <w:t>Deutschland, Fokus auf medizinische Ausbildung und Lehrqualität.</w:t>
       </w:r>
     </w:p>
     <w:p>
@@ -244,7 +244,7 @@
           <w:color w:val="5A7D3A"/>
           <w:sz w:val="18"/>
         </w:rPr>
-        <w:t>https://pubmed.ncbi.nlm.nih.gov/42804181/</w:t>
+        <w:t>https://pubmed.ncbi.nlm.nih.gov/42807621/</w:t>
       </w:r>
     </w:p>
     <w:p>
@@ -252,7 +252,7 @@
         <w:pStyle w:val="Heading2"/>
       </w:pPr>
       <w:r>
-        <w:t>Intra-Session-Reliabilität des Imagined Timed Up and Go Tests bei älteren Erwachsenen</w:t>
+        <w:t>VISIONARA: Dezentrales kompetenzbasiertes Lernmodell in Hausarztpraxen</w:t>
       </w:r>
     </w:p>
     <w:p>
@@ -262,12 +262,12 @@
           <w:color w:val="666666"/>
           <w:sz w:val="18"/>
         </w:rPr>
-        <w:t>Inamura T et al.  ·  Physiother Theory Pract  ·  28.09.2026  ·  PMID 42802900</w:t>
+        <w:t>Lübbert J et al.  ·  GMS J Med Educ  ·  15.09.2026  ·  PMID 42807235</w:t>
       </w:r>
     </w:p>
     <w:p>
       <w:r>
-        <w:t>Reliabilitätsstudie (85 Probanden) zum Imagined Timed Up and Go Test zur Erfassung von Schätzfehlern der physischen Leistung.</w:t>
+        <w:t>Konzeptentwicklung und geplante Pilotierung eines Programms für akademische Lehrpraxen (MRC-Framework), das strukturiertes kompetenzbasiertes Lernen direkt in den Versorgungsalltag der Allgemeinmedizin integriert.</w:t>
       </w:r>
     </w:p>
     <w:p>
@@ -278,7 +278,7 @@
         <w:t xml:space="preserve">Ergebnis: </w:t>
       </w:r>
       <w:r>
-        <w:t>Intra-Rater-Reliabilität moderat (ICC_A,1: 0,69-0,73); simultane Inter-Rater-Reliabilität exzellent (ICC_2,2≈0,994; ICC_2,1: 0,982-0,984). Intra-Rater MDC95: 2,3 s (35,1%); Inter-Rater MDC95: 0,3 s (4,9%). Probanden übersch ätzen ihre Fähigkeiten (TUG 6,0 s vs. ITUG 4,0 s).</w:t>
+        <w:t>Konzeptphase abgeschlossen; geplante Pilotphase wird Machbarkeit, Akzeptanz und Integrierbarkeit in Routinepraxen prüfen sowie personelle Ressourcen, Patientenzustimmung und logistische Hürden evaluieren.</w:t>
       </w:r>
     </w:p>
     <w:p>
@@ -293,7 +293,7 @@
         <w:rPr>
           <w:sz w:val="19"/>
         </w:rPr>
-        <w:t>Japanische Daten, klinische Metriken systemunabhängig, Validierung vor Routineeinsatz relevant.</w:t>
+        <w:t>Deutschland, Modell für Primärversorgung und ärztliche Ausbildung direkt vor Ort.</w:t>
       </w:r>
     </w:p>
     <w:p>
@@ -302,7 +302,7 @@
           <w:color w:val="5A7D3A"/>
           <w:sz w:val="18"/>
         </w:rPr>
-        <w:t>https://pubmed.ncbi.nlm.nih.gov/42802900/</w:t>
+        <w:t>https://pubmed.ncbi.nlm.nih.gov/42807235/</w:t>
       </w:r>
     </w:p>
     <w:p>
@@ -310,7 +310,7 @@
         <w:pStyle w:val="Heading2"/>
       </w:pPr>
       <w:r>
-        <w:t>Krankenhaus-Management-Modelle und Krebsergebnisse in São Paulo</w:t>
+        <w:t>Facharztprüfung Allgemeinmedizin: Perspektiven von Prüfenden</w:t>
       </w:r>
     </w:p>
     <w:p>
@@ -320,12 +320,12 @@
           <w:color w:val="666666"/>
           <w:sz w:val="18"/>
         </w:rPr>
-        <w:t>Delpino FM et al.  ·  Int J Health Plann Manage  ·  26.09.2026  ·  PMID 42800063</w:t>
+        <w:t>Dreher AC et al.  ·  GMS J Med Educ  ·  15.09.2026  ·  PMID 42807223</w:t>
       </w:r>
     </w:p>
     <w:p>
       <w:r>
-        <w:t>Staggered Difference-in-Differences-Analyse zu 652.734 Brust-, Prostata- und Darmkrebs-Fällen (2000-2023) unter Vergleich von Social Health Organisations vs. direkt verwalteten Häusern.</w:t>
+        <w:t>Qualitative Explorationsstudie mit 12 Prüfenden aus 6 Bundesländern zu Stärken, Schwächen und Weiterentwicklungspotenzial der mündlichen Facharztprüfung.</w:t>
       </w:r>
     </w:p>
     <w:p>
@@ -336,7 +336,7 @@
         <w:t xml:space="preserve">Ergebnis: </w:t>
       </w:r>
       <w:r>
-        <w:t>SHO-Adoption assoziiert mit unpräzisen Änderungen: Diagnose-bis-Behandlung -155,3 Tage (95% CI -350,0 bis 39,4); Konsultation-bis-Diagnose -96,3 Tage (95% CI -237,7 bis 45,1); 30-Tage-Mortalität +0,8 Prozentpunkte (95% CI -4,0 bis 5,5). Kontrolle und Gewichtung materialverändernd.</w:t>
+        <w:t>Prüfende beschrieben Stärken: Mindeststandard-Sicherung, Effizienz; Schwächen: begrenzte Aussagekraft für komplexe Handlungskompetenzen; Verbesserungen: Prüfendenschulungen, gemeinsame Erwartungshorizonte, praktische Prüfungskomponenten, longitudinale Assessments.</w:t>
       </w:r>
     </w:p>
     <w:p>
@@ -351,7 +351,7 @@
         <w:rPr>
           <w:sz w:val="19"/>
         </w:rPr>
-        <w:t>Brasilien, unterschiedliches Ressourcen-Setting; Fragestellung zu Managementmodellen kontextabhängig.</w:t>
+        <w:t>Deutschland, direkt auf Facharztausbildung und Qualitätssicherung bezogen.</w:t>
       </w:r>
     </w:p>
     <w:p>
@@ -360,7 +360,65 @@
           <w:color w:val="5A7D3A"/>
           <w:sz w:val="18"/>
         </w:rPr>
-        <w:t>https://pubmed.ncbi.nlm.nih.gov/42800063/</w:t>
+        <w:t>https://pubmed.ncbi.nlm.nih.gov/42807223/</w:t>
+      </w:r>
+    </w:p>
+    <w:p>
+      <w:pPr>
+        <w:pStyle w:val="Heading2"/>
+      </w:pPr>
+      <w:r>
+        <w:t>Früherkennung und Reha bei Muskelskelettstörungen reduzieren Arbeitsunfähigkeit?</w:t>
+      </w:r>
+    </w:p>
+    <w:p>
+      <w:r>
+        <w:rPr>
+          <w:i/>
+          <w:color w:val="666666"/>
+          <w:sz w:val="18"/>
+        </w:rPr>
+        <w:t>Bornhöft L et al.  ·  BMC Health Serv Res  ·  26.09.2026  ·  PMID 42806350</w:t>
+      </w:r>
+    </w:p>
+    <w:p>
+      <w:r>
+        <w:t>Ökonomische Analyse eines randomisierten Vergleichs zwischen teambasierter Primärversorgungsrehabilitation und Standardversorgung für Patienten mit erhöhtem Fehlzeitrisiko in Schweden (N=526).</w:t>
+      </w:r>
+    </w:p>
+    <w:p>
+      <w:r>
+        <w:rPr>
+          <w:b/>
+        </w:rPr>
+        <w:t xml:space="preserve">Ergebnis: </w:t>
+      </w:r>
+      <w:r>
+        <w:t>Team-Rehabilitation und Standardversorgung führten zu ähnlichen QALYs über ein Jahr; die Wahrscheinlichkeit der Kosteneffektivität lag bei etwa 50 % (schwedische Schwellenwerte 43.000–86.000 €/QALY); Selektion bedürftiger Patienten muss verbessert werden.</w:t>
+      </w:r>
+    </w:p>
+    <w:p>
+      <w:r>
+        <w:rPr>
+          <w:b/>
+          <w:sz w:val="19"/>
+        </w:rPr>
+        <w:t xml:space="preserve">Übertragbarkeit: </w:t>
+      </w:r>
+      <w:r>
+        <w:rPr>
+          <w:sz w:val="19"/>
+        </w:rPr>
+        <w:t>Schweden, steuerfinanziert und hausarztgesteuert, aber Prozesse und Arbeitsfähigkeit sind übertragbar.</w:t>
+      </w:r>
+    </w:p>
+    <w:p>
+      <w:r>
+        <w:rPr>
+          <w:color w:val="5A7D3A"/>
+          <w:sz w:val="18"/>
+        </w:rPr>
+        <w:t>https://pubmed.ncbi.nlm.nih.gov/42806350/</w:t>
       </w:r>
     </w:p>
     <w:sectPr>

--- a/download/studien-aktuell.docx
+++ b/download/studien-aktuell.docx
@@ -62,7 +62,7 @@
           <w:color w:val="666666"/>
           <w:sz w:val="18"/>
         </w:rPr>
-        <w:t>Stand: 30.09.2026  |  6 Studien  |  wissen.m-vf.de</w:t>
+        <w:t>Stand: 01.10.2026  |  6 Studien  |  wissen.m-vf.de</w:t>
       </w:r>
     </w:p>
     <w:p>
@@ -70,7 +70,7 @@
         <w:pStyle w:val="Heading1"/>
       </w:pPr>
       <w:r>
-        <w:t>Aufgenommen am 30.09.2026</w:t>
+        <w:t>Aufgenommen am 01.10.2026</w:t>
       </w:r>
     </w:p>
     <w:p>
@@ -78,7 +78,7 @@
         <w:pStyle w:val="Heading2"/>
       </w:pPr>
       <w:r>
-        <w:t>Digitalisierung und Krankenhausperformance: Einfluss der elektronischen Dokumentation</w:t>
+        <w:t>Psychometric validation of German Self-efficacy Scale in hip arthroplasty patients</w:t>
       </w:r>
     </w:p>
     <w:p>
@@ -88,12 +88,12 @@
           <w:color w:val="666666"/>
           <w:sz w:val="18"/>
         </w:rPr>
-        <w:t>Remus P et al.  ·  J Med Internet Res  ·  29.09.2026  ·  PMID 42809839</w:t>
+        <w:t>Mooiweer Y et al.  ·  Z Evid Fortbild Qual Gesundhwes  ·  30.09.2026  ·  PMID 42816197</w:t>
       </w:r>
     </w:p>
     <w:p>
       <w:r>
-        <w:t>Longitudinale Analyse der Zusammenhänge zwischen technischer Digitalisierungsreife und finanziellen, operativen und Personalindikatoren in 70 niederländischen Krankenhäusern (2017–2023).</w:t>
+        <w:t>Studie validierte die German Self-efficacy Expectation Scale (SES-G) als Messinstrument für Selbsteffizienz bei Patienten mit Hüftgelenksersatz.</w:t>
       </w:r>
     </w:p>
     <w:p>
@@ -104,7 +104,7 @@
         <w:t xml:space="preserve">Ergebnis: </w:t>
       </w:r>
       <w:r>
-        <w:t>Fortgeschrittene digitale Reife war nicht signifikant mit verbesserter Profitabilität, Patientenvolumen oder Mitarbeiterfluktuation assoziiert (alle p&gt;0,05 nach Bonferroni-Korrektur); die Daten stützen das IT-Produktivitätsparadox.</w:t>
+        <w:t>Exploratory Faktor-Analyse zeigte 3 Komponenten, erklärt 75% der Varianz; interne Konsistenz (MacDonald's Omega = 0,81) und Test-Retest-Reliabilität (ICC 0,71) waren gut; 80% der Hypothesen zur Konstruktvalidität bestätigt. SES-G ist valides und reliables Instrument.</w:t>
       </w:r>
     </w:p>
     <w:p>
@@ -119,7 +119,7 @@
         <w:rPr>
           <w:sz w:val="19"/>
         </w:rPr>
-        <w:t>Niederlande, Sozialversicherungssystem mit Beitragsfinanzierung, vergleichbar mit Deutschland.</w:t>
+        <w:t>Deutschland, validierte Messskala für deutschsprachige Patienten</w:t>
       </w:r>
     </w:p>
     <w:p>
@@ -128,7 +128,7 @@
           <w:color w:val="5A7D3A"/>
           <w:sz w:val="18"/>
         </w:rPr>
-        <w:t>https://pubmed.ncbi.nlm.nih.gov/42809839/</w:t>
+        <w:t>https://pubmed.ncbi.nlm.nih.gov/42816197/</w:t>
       </w:r>
     </w:p>
     <w:p>
@@ -136,7 +136,7 @@
         <w:pStyle w:val="Heading2"/>
       </w:pPr>
       <w:r>
-        <w:t>Zeitbelastung (Time Toxicity) in der Krebsversorgung: Systematische Übersicht</w:t>
+        <w:t>Quality improvement für Familienplanung im Wochenbett in Äthiopien</w:t>
       </w:r>
     </w:p>
     <w:p>
@@ -146,12 +146,12 @@
           <w:color w:val="666666"/>
           <w:sz w:val="18"/>
         </w:rPr>
-        <w:t>Wee IJY et al.  ·  Support Care Cancer  ·  29.09.2026  ·  PMID 42809115</w:t>
+        <w:t>Tesfaye B et al.  ·  BMJ Open Qual  ·  30.09.2026  ·  PMID 42816055</w:t>
       </w:r>
     </w:p>
     <w:p>
       <w:r>
-        <w:t>Systematische Übersicht von 56 Studien zur Definition und Messung der Zeitbelastung in der Krebsbehandlung (Inception bis März 2026).</w:t>
+        <w:t>Qualitätsverbesserungsprojekt mit PDSA-Zyklen zur Steigerung der unmittelbaren postpartalen Familienplanung in einem äthiopischen Lehrkrankenhaus.</w:t>
       </w:r>
     </w:p>
     <w:p>
@@ -162,7 +162,7 @@
         <w:t xml:space="preserve">Ergebnis: </w:t>
       </w:r>
       <w:r>
-        <w:t>Definitionen waren heterogen; 55,4 % definierten Zeitbelastung als direkte Gesundheitszeiten (Klinikbesuche, Behandlungen), 35,7 % als Zeit ohne Gesundheitswesen; nur 0 Studien nutzten Patientenperspektiven; systematisch sind noch prozessorientierte und patientenzentrierte Dimensionen unterrepräsentiert.</w:t>
+        <w:t>Uptake der postpartalen Familienplanung stieg von 10,2% auf 45,8% über 14 Wochen; Implantate waren die häufigste Methode (54,2%); Hürden waren mangelhafte Beratung, begrenzte Fortbildung und schlechte Dokumentation.</w:t>
       </w:r>
     </w:p>
     <w:p>
@@ -177,7 +177,7 @@
         <w:rPr>
           <w:sz w:val="19"/>
         </w:rPr>
-        <w:t>Systemübergreifend relevant; Konzeptualisierung und Messqualität unabhängig von Landkontext.</w:t>
+        <w:t>Nur bedingt übertragbar, Gesundheitssystem mit stark unterschiedlicher Ressourcenlage</w:t>
       </w:r>
     </w:p>
     <w:p>
@@ -186,7 +186,7 @@
           <w:color w:val="5A7D3A"/>
           <w:sz w:val="18"/>
         </w:rPr>
-        <w:t>https://pubmed.ncbi.nlm.nih.gov/42809115/</w:t>
+        <w:t>https://pubmed.ncbi.nlm.nih.gov/42816055/</w:t>
       </w:r>
     </w:p>
     <w:p>
@@ -194,7 +194,7 @@
         <w:pStyle w:val="Heading2"/>
       </w:pPr>
       <w:r>
-        <w:t>Kompetenzbasiertes Curriculum Allgemeinmedizin im Block-Praktikum: Lückenanalyse</w:t>
+        <w:t>Generative KI-Adoption in psychotherapeutischer Praxis</w:t>
       </w:r>
     </w:p>
     <w:p>
@@ -204,12 +204,12 @@
           <w:color w:val="666666"/>
           <w:sz w:val="18"/>
         </w:rPr>
-        <w:t>Schüle D et al.  ·  GMS J Med Educ  ·  15.09.2026  ·  PMID 42807621</w:t>
+        <w:t>Blease C et al.  ·  JMIR Ment Health  ·  30.09.2026  ·  PMID 42815888</w:t>
       </w:r>
     </w:p>
     <w:p>
       <w:r>
-        <w:t>Gemischte Methoden-Studie an einem deutschen Universitätskrankenhaus zur Bewertung und Neukonzeption eines zweiwöchigen Allgemeinmedizin-Blockpraktikums anhand von NKLM 2.0 und EPAs.</w:t>
+        <w:t>Internationale Querschnittsstudie zu aktueller Nutzung von Generative-AI-Tools (ChatGPT, Gemini, Copilot) durch Psychotherapeuten in 30 Ländern.</w:t>
       </w:r>
     </w:p>
     <w:p>
@@ -220,7 +220,7 @@
         <w:t xml:space="preserve">Ergebnis: </w:t>
       </w:r>
       <w:r>
-        <w:t>Aktuelles Praktikum erreichte Gesamtnote 1,8 (SD 1,06), erhöhte das Interesse an Allgemeinmedizin aber nicht signifikant; fehlten: interprofessionelle Zusammenarbeit, Führungskompetenzen; vorgeschlagen wurde sechswöchiges longitudinales Modell mit Simulation und Hospitationen.</w:t>
+        <w:t>54,6% (n=418/766) nutzen mindestens ein GenAI-Tool klinisch; ChatGPT am häufigsten (84,7%); Top-Anwendungen: Behandlungsplanung (41,9%), Administrative Aufgaben (41,4%), Psychoedukation (39,7%); 82,8% berichten Arbeitsbelastungsreduktion; nur 18,1% erhielten institutionelle Förderung; 81,1% erhielten keine AI-Fortbildung.</w:t>
       </w:r>
     </w:p>
     <w:p>
@@ -235,7 +235,7 @@
         <w:rPr>
           <w:sz w:val="19"/>
         </w:rPr>
-        <w:t>Deutschland, Fokus auf medizinische Ausbildung und Lehrqualität.</w:t>
+        <w:t>Systemunabhängig, Fachfrage zu Technologieeinsatz in Praxis global relevant</w:t>
       </w:r>
     </w:p>
     <w:p>
@@ -244,7 +244,7 @@
           <w:color w:val="5A7D3A"/>
           <w:sz w:val="18"/>
         </w:rPr>
-        <w:t>https://pubmed.ncbi.nlm.nih.gov/42807621/</w:t>
+        <w:t>https://pubmed.ncbi.nlm.nih.gov/42815888/</w:t>
       </w:r>
     </w:p>
     <w:p>
@@ -252,7 +252,7 @@
         <w:pStyle w:val="Heading2"/>
       </w:pPr>
       <w:r>
-        <w:t>VISIONARA: Dezentrales kompetenzbasiertes Lernmodell in Hausarztpraxen</w:t>
+        <w:t>Discrete Choice Experiment zu Präferenzen für Carrier Screening in Singapur</w:t>
       </w:r>
     </w:p>
     <w:p>
@@ -262,12 +262,12 @@
           <w:color w:val="666666"/>
           <w:sz w:val="18"/>
         </w:rPr>
-        <w:t>Lübbert J et al.  ·  GMS J Med Educ  ·  15.09.2026  ·  PMID 42807235</w:t>
+        <w:t>Blythe R et al.  ·  Patient  ·  30.09.2026  ·  PMID 42814378</w:t>
       </w:r>
     </w:p>
     <w:p>
       <w:r>
-        <w:t>Konzeptentwicklung und geplante Pilotierung eines Programms für akademische Lehrpraxen (MRC-Framework), das strukturiertes kompetenzbasiertes Lernen direkt in den Versorgungsalltag der Allgemeinmedizin integriert.</w:t>
+        <w:t>Stated-Preference-Studie mit 500 Singapurern zu bevorzugten Merkmalen eines nationalen Carrier-Screening-Programms für genetische Erkrankungen.</w:t>
       </w:r>
     </w:p>
     <w:p>
@@ -278,7 +278,7 @@
         <w:t xml:space="preserve">Ergebnis: </w:t>
       </w:r>
       <w:r>
-        <w:t>Konzeptphase abgeschlossen; geplante Pilotphase wird Machbarkeit, Akzeptanz und Integrierbarkeit in Routinepraxen prüfen sowie personelle Ressourcen, Patientenzustimmung und logistische Hürden evaluieren.</w:t>
+        <w:t>Bevorzugte niedrigere Kosten, breitere Krankheitspanels und kürzere Wartezeiten; vorhergesagte Uptake 85-90% kostenlos, 61-69% bei Zuzahlung von $1.200; nationale Budgetauswirkungen &lt;$13,1 Mio./Jahr abhängig von Programmdesign.</w:t>
       </w:r>
     </w:p>
     <w:p>
@@ -293,7 +293,7 @@
         <w:rPr>
           <w:sz w:val="19"/>
         </w:rPr>
-        <w:t>Deutschland, Modell für Primärversorgung und ärztliche Ausbildung direkt vor Ort.</w:t>
+        <w:t>Singapur, transferierbar für Screening-Programmgestaltung in ähnlichen Systemen</w:t>
       </w:r>
     </w:p>
     <w:p>
@@ -302,7 +302,7 @@
           <w:color w:val="5A7D3A"/>
           <w:sz w:val="18"/>
         </w:rPr>
-        <w:t>https://pubmed.ncbi.nlm.nih.gov/42807235/</w:t>
+        <w:t>https://pubmed.ncbi.nlm.nih.gov/42814378/</w:t>
       </w:r>
     </w:p>
     <w:p>
@@ -310,7 +310,7 @@
         <w:pStyle w:val="Heading2"/>
       </w:pPr>
       <w:r>
-        <w:t>Facharztprüfung Allgemeinmedizin: Perspektiven von Prüfenden</w:t>
+        <w:t>Migräne-Versorgungslücke: qualitative Patientenperspektive</w:t>
       </w:r>
     </w:p>
     <w:p>
@@ -320,12 +320,12 @@
           <w:color w:val="666666"/>
           <w:sz w:val="18"/>
         </w:rPr>
-        <w:t>Dreher AC et al.  ·  GMS J Med Educ  ·  15.09.2026  ·  PMID 42807223</w:t>
+        <w:t>Göbel CH et al.  ·  Pain Ther  ·  30.09.2026  ·  PMID 42814346</w:t>
       </w:r>
     </w:p>
     <w:p>
       <w:r>
-        <w:t>Qualitative Explorationsstudie mit 12 Prüfenden aus 6 Bundesländern zu Stärken, Schwächen und Weiterentwicklungspotenzial der mündlichen Facharztprüfung.</w:t>
+        <w:t>Qualitative reflexive thematische Analyse von 446 Instagram/Facebook-Kommentaren zur Wahrnehmung von Migräne-Versorgung über 12 Jahre.</w:t>
       </w:r>
     </w:p>
     <w:p>
@@ -336,7 +336,7 @@
         <w:t xml:space="preserve">Ergebnis: </w:t>
       </w:r>
       <w:r>
-        <w:t>Prüfende beschrieben Stärken: Mindeststandard-Sicherung, Effizienz; Schwächen: begrenzte Aussagekraft für komplexe Handlungskompetenzen; Verbesserungen: Prüfendenschulungen, gemeinsame Erwartungshorizonte, praktische Prüfungskomponenten, longitudinale Assessments.</w:t>
+        <w:t>Patienten bestätigen medizinische Fortschritte (Migräne-spezifische Therapien, CGRP-Inhibitoren, spezialisierte Services), erleben diese aber als unvollständig umgesetzt; persistente Barrieren: Diagnoseverzögerung, ungleicher Zugang zu Spezialisten, Rückerstattungsbeschränkungen, Stigma, begrenzte gesellschaftliche Anerkennung. Kernkonzept: Migraine Care Gap zwischen biomedizinischer Innovation und Versorgungspraxis.</w:t>
       </w:r>
     </w:p>
     <w:p>
@@ -351,7 +351,7 @@
         <w:rPr>
           <w:sz w:val="19"/>
         </w:rPr>
-        <w:t>Deutschland, direkt auf Facharztausbildung und Qualitätssicherung bezogen.</w:t>
+        <w:t>Deutschland, Versorgungsforschung zu Patientenerleben von Innovationstransfer</w:t>
       </w:r>
     </w:p>
     <w:p>
@@ -360,7 +360,7 @@
           <w:color w:val="5A7D3A"/>
           <w:sz w:val="18"/>
         </w:rPr>
-        <w:t>https://pubmed.ncbi.nlm.nih.gov/42807223/</w:t>
+        <w:t>https://pubmed.ncbi.nlm.nih.gov/42814346/</w:t>
       </w:r>
     </w:p>
     <w:p>
@@ -368,7 +368,7 @@
         <w:pStyle w:val="Heading2"/>
       </w:pPr>
       <w:r>
-        <w:t>Früherkennung und Reha bei Muskelskelettstörungen reduzieren Arbeitsunfähigkeit?</w:t>
+        <w:t>Kontextfaktoren und depressive Symptome: Postleitzahl-Datenverknüpfung in Deutschland</w:t>
       </w:r>
     </w:p>
     <w:p>
@@ -378,12 +378,12 @@
           <w:color w:val="666666"/>
           <w:sz w:val="18"/>
         </w:rPr>
-        <w:t>Bornhöft L et al.  ·  BMC Health Serv Res  ·  26.09.2026  ·  PMID 42806350</w:t>
+        <w:t>Schoenweger P et al.  ·  Eur Arch Psychiatry Clin Neurosci  ·  30.09.2026  ·  PMID 42814112</w:t>
       </w:r>
     </w:p>
     <w:p>
       <w:r>
-        <w:t>Ökonomische Analyse eines randomisierten Vergleichs zwischen teambasierter Primärversorgungsrehabilitation und Standardversorgung für Patienten mit erhöhtem Fehlzeitrisiko in Schweden (N=526).</w:t>
+        <w:t>Querschnittsstudie, die individuelle POKAL-Umfragedaten (n=2.323) mit deutschen Routinedaten auf Postleitzahl-Ebene zu Depression verknüpfte.</w:t>
       </w:r>
     </w:p>
     <w:p>
@@ -394,7 +394,7 @@
         <w:t xml:space="preserve">Ergebnis: </w:t>
       </w:r>
       <w:r>
-        <w:t>Team-Rehabilitation und Standardversorgung führten zu ähnlichen QALYs über ein Jahr; die Wahrscheinlichkeit der Kosteneffektivität lag bei etwa 50 % (schwedische Schwellenwerte 43.000–86.000 €/QALY); Selektion bedürftiger Patienten muss verbessert werden.</w:t>
+        <w:t>Kontextfaktoren verbesserten Modellfit (AICc=13.640,80 vs. 13.718,24 nur Demografie); Area-level Deprivation zeigte beste einzelne Anpassung; Datenverknüpfung ist ressourcenschonend und technisch umsetzbar in German health research infrastructure. Räumliche Auflösung entscheidend für Assoziation.</w:t>
       </w:r>
     </w:p>
     <w:p>
@@ -409,7 +409,7 @@
         <w:rPr>
           <w:sz w:val="19"/>
         </w:rPr>
-        <w:t>Schweden, steuerfinanziert und hausarztgesteuert, aber Prozesse und Arbeitsfähigkeit sind übertragbar.</w:t>
+        <w:t>Deutsche Routinedaten, gesetzlich Versicherte, Versorgungsforschungs-Infrastruktur</w:t>
       </w:r>
     </w:p>
     <w:p>
@@ -418,7 +418,7 @@
           <w:color w:val="5A7D3A"/>
           <w:sz w:val="18"/>
         </w:rPr>
-        <w:t>https://pubmed.ncbi.nlm.nih.gov/42806350/</w:t>
+        <w:t>https://pubmed.ncbi.nlm.nih.gov/42814112/</w:t>
       </w:r>
     </w:p>
     <w:sectPr>

--- a/download/studien-aktuell.docx
+++ b/download/studien-aktuell.docx
@@ -62,7 +62,7 @@
           <w:color w:val="666666"/>
           <w:sz w:val="18"/>
         </w:rPr>
-        <w:t>Stand: 01.10.2026  |  6 Studien  |  wissen.m-vf.de</w:t>
+        <w:t>Stand: 02.10.2026  |  6 Studien  |  wissen.m-vf.de</w:t>
       </w:r>
     </w:p>
     <w:p>
@@ -70,7 +70,7 @@
         <w:pStyle w:val="Heading1"/>
       </w:pPr>
       <w:r>
-        <w:t>Aufgenommen am 01.10.2026</w:t>
+        <w:t>Aufgenommen am 02.10.2026</w:t>
       </w:r>
     </w:p>
     <w:p>
@@ -78,7 +78,7 @@
         <w:pStyle w:val="Heading2"/>
       </w:pPr>
       <w:r>
-        <w:t>Psychometric validation of German Self-efficacy Scale in hip arthroplasty patients</w:t>
+        <w:t>Kosteffektivität konservativer Sauerstofftherapie bei beatmeten Intensivpatienten</w:t>
       </w:r>
     </w:p>
     <w:p>
@@ -88,12 +88,12 @@
           <w:color w:val="666666"/>
           <w:sz w:val="18"/>
         </w:rPr>
-        <w:t>Mooiweer Y et al.  ·  Z Evid Fortbild Qual Gesundhwes  ·  30.09.2026  ·  PMID 42816197</w:t>
+        <w:t>Zhu Z et al.  ·  Value Health  ·  01.10.2026  ·  PMID 42822832</w:t>
       </w:r>
     </w:p>
     <w:p>
       <w:r>
-        <w:t>Studie validierte die German Self-efficacy Expectation Scale (SES-G) als Messinstrument für Selbsteffizienz bei Patienten mit Hüftgelenksersatz.</w:t>
+        <w:t>Eine ökonomische Evaluation der UK-ROX-Studie verglich konservative versus übliche Sauerstofftherapie bei invasiv beatmeten Patienten hinsichtlich Kosten, Lebensqualität und QALY-Gewinne über 90 Tage.</w:t>
       </w:r>
     </w:p>
     <w:p>
@@ -104,7 +104,7 @@
         <w:t xml:space="preserve">Ergebnis: </w:t>
       </w:r>
       <w:r>
-        <w:t>Exploratory Faktor-Analyse zeigte 3 Komponenten, erklärt 75% der Varianz; interne Konsistenz (MacDonald's Omega = 0,81) und Test-Retest-Reliabilität (ICC 0,71) waren gut; 80% der Hypothesen zur Konstruktvalidität bestätigt. SES-G ist valides und reliables Instrument.</w:t>
+        <w:t>Konservative Sauerstofftherapie war kostensparend (inkrementelle Kosten −968 £, 95% KI −2279–342 £) mit ähnlichen QALY-Gewinnen (inkrementell 0,001, 95% KI −0,002–0,003); das inkrementelle Nettomonetäre Benefit betrug 979 £, beide Schätzungen aber mit erheblicher Unsicherheit.</w:t>
       </w:r>
     </w:p>
     <w:p>
@@ -119,7 +119,7 @@
         <w:rPr>
           <w:sz w:val="19"/>
         </w:rPr>
-        <w:t>Deutschland, validierte Messskala für deutschsprachige Patienten</w:t>
+        <w:t>UK-Daten; Fragestellung zu ICU-Managementprozessen und Kosteneffektivität systemunabhängig bedeutsam</w:t>
       </w:r>
     </w:p>
     <w:p>
@@ -128,7 +128,7 @@
           <w:color w:val="5A7D3A"/>
           <w:sz w:val="18"/>
         </w:rPr>
-        <w:t>https://pubmed.ncbi.nlm.nih.gov/42816197/</w:t>
+        <w:t>https://pubmed.ncbi.nlm.nih.gov/42822832/</w:t>
       </w:r>
     </w:p>
     <w:p>
@@ -136,7 +136,7 @@
         <w:pStyle w:val="Heading2"/>
       </w:pPr>
       <w:r>
-        <w:t>Quality improvement für Familienplanung im Wochenbett in Äthiopien</w:t>
+        <w:t>Sonelokimab bei moderater bis schwerer Hidradenitis suppurativa</w:t>
       </w:r>
     </w:p>
     <w:p>
@@ -146,12 +146,12 @@
           <w:color w:val="666666"/>
           <w:sz w:val="18"/>
         </w:rPr>
-        <w:t>Tesfaye B et al.  ·  BMJ Open Qual  ·  30.09.2026  ·  PMID 42816055</w:t>
+        <w:t>Kimball AB et al.  ·  J Am Acad Dermatol  ·  01.10.2026  ·  PMID 42822776</w:t>
       </w:r>
     </w:p>
     <w:p>
       <w:r>
-        <w:t>Qualitätsverbesserungsprojekt mit PDSA-Zyklen zur Steigerung der unmittelbaren postpartalen Familienplanung in einem äthiopischen Lehrkrankenhaus.</w:t>
+        <w:t>Phase-2-Studie (MIRA) zur Wirksamkeit und Sicherheit des IL-17A/F-inhibierenden Nanobody Sonelokimab versus Placebo bei 234 Patienten mit Hidradenitis suppurativa.</w:t>
       </w:r>
     </w:p>
     <w:p>
@@ -162,7 +162,7 @@
         <w:t xml:space="preserve">Ergebnis: </w:t>
       </w:r>
       <w:r>
-        <w:t>Uptake der postpartalen Familienplanung stieg von 10,2% auf 45,8% über 14 Wochen; Implantate waren die häufigste Methode (54,2%); Hürden waren mangelhafte Beratung, begrenzte Fortbildung und schlechte Dokumentation.</w:t>
+        <w:t>Sonelokimab 120 mg erreichte HiSCR75 bei 43% (p&lt;0,001) und 240 mg bei 35% (p=0,007) versus Placebo 15%; Placebo-adjustierte Response bei Woche 12 und Erhalt oder Verbesserung bis Woche 24; keine neuen Sicherheitssignale.</w:t>
       </w:r>
     </w:p>
     <w:p>
@@ -177,7 +177,7 @@
         <w:rPr>
           <w:sz w:val="19"/>
         </w:rPr>
-        <w:t>Nur bedingt übertragbar, Gesundheitssystem mit stark unterschiedlicher Ressourcenlage</w:t>
+        <w:t>Internationale Studie; neue therapeutische Option, Fragestellung zur klinischen Wirksamkeit systemunabhängig</w:t>
       </w:r>
     </w:p>
     <w:p>
@@ -186,7 +186,7 @@
           <w:color w:val="5A7D3A"/>
           <w:sz w:val="18"/>
         </w:rPr>
-        <w:t>https://pubmed.ncbi.nlm.nih.gov/42816055/</w:t>
+        <w:t>https://pubmed.ncbi.nlm.nih.gov/42822776/</w:t>
       </w:r>
     </w:p>
     <w:p>
@@ -194,7 +194,7 @@
         <w:pStyle w:val="Heading2"/>
       </w:pPr>
       <w:r>
-        <w:t>Generative KI-Adoption in psychotherapeutischer Praxis</w:t>
+        <w:t>Insulindosierung im Alltag: Kohlenhydratberechnung bei Typ-1-Diabetes</w:t>
       </w:r>
     </w:p>
     <w:p>
@@ -204,12 +204,12 @@
           <w:color w:val="666666"/>
           <w:sz w:val="18"/>
         </w:rPr>
-        <w:t>Blease C et al.  ·  JMIR Ment Health  ·  30.09.2026  ·  PMID 42815888</w:t>
+        <w:t>Everett EM et al.  ·  Endocr Pract  ·  01.10.2026  ·  PMID 42822598</w:t>
       </w:r>
     </w:p>
     <w:p>
       <w:r>
-        <w:t>Internationale Querschnittsstudie zu aktueller Nutzung von Generative-AI-Tools (ChatGPT, Gemini, Copilot) durch Psychotherapeuten in 30 Ländern.</w:t>
+        <w:t>Versorgungsforschungsstudie mit 903 Erwachsenen mit Typ-1-Diabetes zur Charakterisierung realer Insulindosierungsstrategien, Abweichungen zwischen Patientenangaben und dokumentierten Vorgaben sowie Nutzung von Smartphone-Apps zur Kohlenhydratberechnung.</w:t>
       </w:r>
     </w:p>
     <w:p>
@@ -220,7 +220,7 @@
         <w:t xml:space="preserve">Ergebnis: </w:t>
       </w:r>
       <w:r>
-        <w:t>54,6% (n=418/766) nutzen mindestens ein GenAI-Tool klinisch; ChatGPT am häufigsten (84,7%); Top-Anwendungen: Behandlungsplanung (41,9%), Administrative Aufgaben (41,4%), Psychoedukation (39,7%); 82,8% berichten Arbeitsbelastungsreduktion; nur 18,1% erhielten institutionelle Förderung; 81,1% erhielten keine AI-Fortbildung.</w:t>
+        <w:t>54% berichteten Kohlenhydratberechnung, 39% erfahrungsbasierte Schätzung, 2% Festdosierung; HbA1c unterschied sich nicht zwischen Strategien; 51% nutzten Apps niemals; Hauptbarrieren waren Memorisation häufiger Lebensmittel und wahrgenommene Zeitbelastung.</w:t>
       </w:r>
     </w:p>
     <w:p>
@@ -235,7 +235,7 @@
         <w:rPr>
           <w:sz w:val="19"/>
         </w:rPr>
-        <w:t>Systemunabhängig, Fachfrage zu Technologieeinsatz in Praxis global relevant</w:t>
+        <w:t>USA, aber Versorgungsforschung zu praktischen Diabetesmanagement-Strategien und Patient-Reported-Outcomes übertragbar</w:t>
       </w:r>
     </w:p>
     <w:p>
@@ -244,7 +244,7 @@
           <w:color w:val="5A7D3A"/>
           <w:sz w:val="18"/>
         </w:rPr>
-        <w:t>https://pubmed.ncbi.nlm.nih.gov/42815888/</w:t>
+        <w:t>https://pubmed.ncbi.nlm.nih.gov/42822598/</w:t>
       </w:r>
     </w:p>
     <w:p>
@@ -252,7 +252,7 @@
         <w:pStyle w:val="Heading2"/>
       </w:pPr>
       <w:r>
-        <w:t>Discrete Choice Experiment zu Präferenzen für Carrier Screening in Singapur</w:t>
+        <w:t>Virtual Nursing in der Notaufnahme: Dokumentation und Unterbrechungen</w:t>
       </w:r>
     </w:p>
     <w:p>
@@ -262,12 +262,12 @@
           <w:color w:val="666666"/>
           <w:sz w:val="18"/>
         </w:rPr>
-        <w:t>Blythe R et al.  ·  Patient  ·  30.09.2026  ·  PMID 42814378</w:t>
+        <w:t>Khairat S et al.  ·  J Am Med Inform Assoc  ·  01.10.2026  ·  PMID 42821433</w:t>
       </w:r>
     </w:p>
     <w:p>
       <w:r>
-        <w:t>Stated-Preference-Studie mit 500 Singapurern zu bevorzugten Merkmalen eines nationalen Carrier-Screening-Programms für genetische Erkrankungen.</w:t>
+        <w:t>Nicht-randomisierte Kohortenstudie zur Auswirkung von Virtual Nursing auf Dokumentationsvollständigkeit, Aufnahmeuntersuchungsdauer und Arbeitsunterbrechungen bei stationär aufgenommenen Patienten.</w:t>
       </w:r>
     </w:p>
     <w:p>
@@ -278,7 +278,7 @@
         <w:t xml:space="preserve">Ergebnis: </w:t>
       </w:r>
       <w:r>
-        <w:t>Bevorzugte niedrigere Kosten, breitere Krankheitspanels und kürzere Wartezeiten; vorhergesagte Uptake 85-90% kostenlos, 61-69% bei Zuzahlung von $1.200; nationale Budgetauswirkungen &lt;$13,1 Mio./Jahr abhängig von Programmdesign.</w:t>
+        <w:t>Virtual Nursing war mit 3,16 Minuten längerer Aufnahmedauer verbunden, aber signifikant mehr abgeschlossenen Aufnahmeuntersuchungsaufgaben und signifikant weniger Unterbrechungen im Vergleich zu persönlichen Aufnahmen.</w:t>
       </w:r>
     </w:p>
     <w:p>
@@ -293,7 +293,7 @@
         <w:rPr>
           <w:sz w:val="19"/>
         </w:rPr>
-        <w:t>Singapur, transferierbar für Screening-Programmgestaltung in ähnlichen Systemen</w:t>
+        <w:t>USA; Versorgungsprozess und Workflow-Optimierung systemunabhängig relevant</w:t>
       </w:r>
     </w:p>
     <w:p>
@@ -302,7 +302,7 @@
           <w:color w:val="5A7D3A"/>
           <w:sz w:val="18"/>
         </w:rPr>
-        <w:t>https://pubmed.ncbi.nlm.nih.gov/42814378/</w:t>
+        <w:t>https://pubmed.ncbi.nlm.nih.gov/42821433/</w:t>
       </w:r>
     </w:p>
     <w:p>
@@ -310,7 +310,7 @@
         <w:pStyle w:val="Heading2"/>
       </w:pPr>
       <w:r>
-        <w:t>Migräne-Versorgungslücke: qualitative Patientenperspektive</w:t>
+        <w:t>Tuberkulöse Spondylodiszitis in Deutschland: Epidemiologie und Verlauf</w:t>
       </w:r>
     </w:p>
     <w:p>
@@ -320,12 +320,12 @@
           <w:color w:val="666666"/>
           <w:sz w:val="18"/>
         </w:rPr>
-        <w:t>Göbel CH et al.  ·  Pain Ther  ·  30.09.2026  ·  PMID 42814346</w:t>
+        <w:t>Lang S et al.  ·  Global Spine J  ·  01.10.2026  ·  PMID 42820646</w:t>
       </w:r>
     </w:p>
     <w:p>
       <w:r>
-        <w:t>Qualitative reflexive thematische Analyse von 446 Instagram/Facebook-Kommentaren zur Wahrnehmung von Migräne-Versorgung über 12 Jahre.</w:t>
+        <w:t>Bevölkerungsgestützte DRG-Analyse zur stationären Last, Behandlungsmuster und Krankenhaussterblichkeit der spinalen Tuberkulose in Deutschland 2019–2025 während demografischen Wandels.</w:t>
       </w:r>
     </w:p>
     <w:p>
@@ -336,7 +336,7 @@
         <w:t xml:space="preserve">Ergebnis: </w:t>
       </w:r>
       <w:r>
-        <w:t>Patienten bestätigen medizinische Fortschritte (Migräne-spezifische Therapien, CGRP-Inhibitoren, spezialisierte Services), erleben diese aber als unvollständig umgesetzt; persistente Barrieren: Diagnoseverzögerung, ungleicher Zugang zu Spezialisten, Rückerstattungsbeschränkungen, Stigma, begrenzte gesellschaftliche Anerkennung. Kernkonzept: Migraine Care Gap zwischen biomedizinischer Innovation und Versorgungspraxis.</w:t>
+        <w:t>Stabile Hospitalisierungsraten (ASR 0,11–0,14/100.000; APC −3,1%, p=0,14); überwiegend männliche Patienten (70,3%), Alter 18–39 Jahre (56–69%); Krankenhausfallletalität &lt;0,5%; keine Erhöhung trotz 43% Anstieg der ausländischen Bevölkerung; operative DRG-Zuweisung variabel (13,5–42,2%).</w:t>
       </w:r>
     </w:p>
     <w:p>
@@ -351,7 +351,7 @@
         <w:rPr>
           <w:sz w:val="19"/>
         </w:rPr>
-        <w:t>Deutschland, Versorgungsforschung zu Patientenerleben von Innovationstransfer</w:t>
+        <w:t>Deutsche Routinedaten; epidemiologisch und systemisch direkt anwendbar</w:t>
       </w:r>
     </w:p>
     <w:p>
@@ -360,7 +360,7 @@
           <w:color w:val="5A7D3A"/>
           <w:sz w:val="18"/>
         </w:rPr>
-        <w:t>https://pubmed.ncbi.nlm.nih.gov/42814346/</w:t>
+        <w:t>https://pubmed.ncbi.nlm.nih.gov/42820646/</w:t>
       </w:r>
     </w:p>
     <w:p>
@@ -368,7 +368,7 @@
         <w:pStyle w:val="Heading2"/>
       </w:pPr>
       <w:r>
-        <w:t>Kontextfaktoren und depressive Symptome: Postleitzahl-Datenverknüpfung in Deutschland</w:t>
+        <w:t>Psychische Anpassung an Stigma bei Hauterkrankungen im jungen Erwachsenenalter</w:t>
       </w:r>
     </w:p>
     <w:p>
@@ -378,12 +378,12 @@
           <w:color w:val="666666"/>
           <w:sz w:val="18"/>
         </w:rPr>
-        <w:t>Schoenweger P et al.  ·  Eur Arch Psychiatry Clin Neurosci  ·  30.09.2026  ·  PMID 42814112</w:t>
+        <w:t>Stuhlmann CFZ et al.  ·  Br J Health Psychol  ·  Nov. 2026  ·  PMID 42820641</w:t>
       </w:r>
     </w:p>
     <w:p>
       <w:r>
-        <w:t>Querschnittsstudie, die individuelle POKAL-Umfragedaten (n=2.323) mit deutschen Routinedaten auf Postleitzahl-Ebene zu Depression verknüpfte.</w:t>
+        <w:t>Querschnittstudie mit 195 jungen Erwachsenen (Psoriasis 55%, atopische Dermatitis 23%, Hidradenitis suppurativa 22%) zu indirekten Effekten internalisierter Stigma in der Beziehung zwischen sozialer Stigma und psychosozialer Anpassung.</w:t>
       </w:r>
     </w:p>
     <w:p>
@@ -394,7 +394,7 @@
         <w:t xml:space="preserve">Ergebnis: </w:t>
       </w:r>
       <w:r>
-        <w:t>Kontextfaktoren verbesserten Modellfit (AICc=13.640,80 vs. 13.718,24 nur Demografie); Area-level Deprivation zeigte beste einzelne Anpassung; Datenverknüpfung ist ressourcenschonend und technisch umsetzbar in German health research infrastructure. Räumliche Auflösung entscheidend für Assoziation.</w:t>
+        <w:t>Signifikante indirekte Effekte internalisierter Stigma auf Beziehungen zwischen sozialer Stigma und allen Anpassungsergebnissen (p's&lt;0,01, R²=0,10–0,64); internalisierte Stigma als zentraler Treiber psychischer Belastung, Sozialsymptome und Aktivitätsreduktion.</w:t>
       </w:r>
     </w:p>
     <w:p>
@@ -409,7 +409,7 @@
         <w:rPr>
           <w:sz w:val="19"/>
         </w:rPr>
-        <w:t>Deutsche Routinedaten, gesetzlich Versicherte, Versorgungsforschungs-Infrastruktur</w:t>
+        <w:t>Deutschland (Hamburg); hochgradig übertragbar auf deutsches Versorgungssystem</w:t>
       </w:r>
     </w:p>
     <w:p>
@@ -418,7 +418,7 @@
           <w:color w:val="5A7D3A"/>
           <w:sz w:val="18"/>
         </w:rPr>
-        <w:t>https://pubmed.ncbi.nlm.nih.gov/42814112/</w:t>
+        <w:t>https://pubmed.ncbi.nlm.nih.gov/42820641/</w:t>
       </w:r>
     </w:p>
     <w:sectPr>

--- a/download/studien-aktuell.docx
+++ b/download/studien-aktuell.docx
@@ -62,7 +62,7 @@
           <w:color w:val="666666"/>
           <w:sz w:val="18"/>
         </w:rPr>
-        <w:t>Stand: 02.10.2026  |  6 Studien  |  wissen.m-vf.de</w:t>
+        <w:t>Stand: 03.10.2026  |  7 Studien  |  wissen.m-vf.de</w:t>
       </w:r>
     </w:p>
     <w:p>
@@ -70,7 +70,7 @@
         <w:pStyle w:val="Heading1"/>
       </w:pPr>
       <w:r>
-        <w:t>Aufgenommen am 02.10.2026</w:t>
+        <w:t>Aufgenommen am 03.10.2026</w:t>
       </w:r>
     </w:p>
     <w:p>
@@ -78,7 +78,7 @@
         <w:pStyle w:val="Heading2"/>
       </w:pPr>
       <w:r>
-        <w:t>Kosteffektivität konservativer Sauerstofftherapie bei beatmeten Intensivpatienten</w:t>
+        <w:t>Rural medical students in China: nur 23% planen längerfristiges Bleiben im Landdienst</w:t>
       </w:r>
     </w:p>
     <w:p>
@@ -88,12 +88,12 @@
           <w:color w:val="666666"/>
           <w:sz w:val="18"/>
         </w:rPr>
-        <w:t>Zhu Z et al.  ·  Value Health  ·  01.10.2026  ·  PMID 42822832</w:t>
+        <w:t>Zhang X et al.  ·  BMC Health Serv Res  ·  21.09.2026  ·  PMID 42823771</w:t>
       </w:r>
     </w:p>
     <w:p>
       <w:r>
-        <w:t>Eine ökonomische Evaluation der UK-ROX-Studie verglich konservative versus übliche Sauerstofftherapie bei invasiv beatmeten Patienten hinsichtlich Kosten, Lebensqualität und QALY-Gewinne über 90 Tage.</w:t>
+        <w:t>Qualitative Studie zu Bleibechancen ländlich ausgebildeter Medizinstudierender in chinesischen Stadtgesundheitszentren nach Pflichtdienst.</w:t>
       </w:r>
     </w:p>
     <w:p>
@@ -104,7 +104,7 @@
         <w:t xml:space="preserve">Ergebnis: </w:t>
       </w:r>
       <w:r>
-        <w:t>Konservative Sauerstofftherapie war kostensparend (inkrementelle Kosten −968 £, 95% KI −2279–342 £) mit ähnlichen QALY-Gewinnen (inkrementell 0,001, 95% KI −0,002–0,003); das inkrementelle Nettomonetäre Benefit betrug 979 £, beide Schätzungen aber mit erheblicher Unsicherheit.</w:t>
+        <w:t>Von 26 befragten Studierenden wollten nur 23,1% (6/26) über die vorgeschriebene Dienstzeit hinaus bleiben. Führungsunterstützung erwies sich als prominentester Faktor für Unterschiede zwischen Bleibern und Weggehern. Work-Family-Balance war Erleichterungsfaktor. Karrieremobilitätsmechanismen wurden als unterentwickelt wahrgenommen.</w:t>
       </w:r>
     </w:p>
     <w:p>
@@ -119,7 +119,7 @@
         <w:rPr>
           <w:sz w:val="19"/>
         </w:rPr>
-        <w:t>UK-Daten; Fragestellung zu ICU-Managementprozessen und Kosteneffektivität systemunabhängig bedeutsam</w:t>
+        <w:t>Nur bedingt: ländliche Kontexte in China; Fachkräftemangel aber global relevant.</w:t>
       </w:r>
     </w:p>
     <w:p>
@@ -128,7 +128,7 @@
           <w:color w:val="5A7D3A"/>
           <w:sz w:val="18"/>
         </w:rPr>
-        <w:t>https://pubmed.ncbi.nlm.nih.gov/42822832/</w:t>
+        <w:t>https://pubmed.ncbi.nlm.nih.gov/42823771/</w:t>
       </w:r>
     </w:p>
     <w:p>
@@ -136,7 +136,7 @@
         <w:pStyle w:val="Heading2"/>
       </w:pPr>
       <w:r>
-        <w:t>Sonelokimab bei moderater bis schwerer Hidradenitis suppurativa</w:t>
+        <w:t>Specialist-led interprofessional weaning program reduces failed weaning in high-risk ICU patients</w:t>
       </w:r>
     </w:p>
     <w:p>
@@ -146,12 +146,12 @@
           <w:color w:val="666666"/>
           <w:sz w:val="18"/>
         </w:rPr>
-        <w:t>Kimball AB et al.  ·  J Am Acad Dermatol  ·  01.10.2026  ·  PMID 42822776</w:t>
+        <w:t>Trudzinski FC et al.  ·  Crit Care  ·  30.09.2026  ·  PMID 42823746</w:t>
       </w:r>
     </w:p>
     <w:p>
       <w:r>
-        <w:t>Phase-2-Studie (MIRA) zur Wirksamkeit und Sicherheit des IL-17A/F-inhibierenden Nanobody Sonelokimab versus Placebo bei 234 Patienten mit Hidradenitis suppurativa.</w:t>
+        <w:t>Deutsche Studie zur Wirksamkeit eines spezialisierten, interprofessionellen Beatmungsentwöhnungsprogramms bei intensivpflichtigen Patienten mit hohemRisiko.</w:t>
       </w:r>
     </w:p>
     <w:p>
@@ -162,7 +162,7 @@
         <w:t xml:space="preserve">Ergebnis: </w:t>
       </w:r>
       <w:r>
-        <w:t>Sonelokimab 120 mg erreichte HiSCR75 bei 43% (p&lt;0,001) und 240 mg bei 35% (p=0,007) versus Placebo 15%; Placebo-adjustierte Response bei Woche 12 und Erhalt oder Verbesserung bis Woche 24; keine neuen Sicherheitssignale.</w:t>
+        <w:t>In der propensity-score-matched Analyse wiesen Interventionspatienten höhere Quoten erfolgreicher Beatmungsentwöhnung auf (58,3% vs. 46,4%, OR 2,90; 95%-KI 1,61–5,24; p&lt;0,001). Im unadjustierten primären Analyseplan erreichte der Unterschied keine statistische Signifikanz (OR 1,46; p=0,057). Die Machbarkeit wurde demonstriert, mit 16,3% der Patienten in spezialisierte Weaning-Zentren verlegt.</w:t>
       </w:r>
     </w:p>
     <w:p>
@@ -177,7 +177,7 @@
         <w:rPr>
           <w:sz w:val="19"/>
         </w:rPr>
-        <w:t>Internationale Studie; neue therapeutische Option, Fragestellung zur klinischen Wirksamkeit systemunabhängig</w:t>
+        <w:t>Deutsche Daten, ICU-Verweildauer und Beatmungsdauer sind zentrale Versorgungsergebnisse.</w:t>
       </w:r>
     </w:p>
     <w:p>
@@ -186,7 +186,7 @@
           <w:color w:val="5A7D3A"/>
           <w:sz w:val="18"/>
         </w:rPr>
-        <w:t>https://pubmed.ncbi.nlm.nih.gov/42822776/</w:t>
+        <w:t>https://pubmed.ncbi.nlm.nih.gov/42823746/</w:t>
       </w:r>
     </w:p>
     <w:p>
@@ -194,7 +194,7 @@
         <w:pStyle w:val="Heading2"/>
       </w:pPr>
       <w:r>
-        <w:t>Insulindosierung im Alltag: Kohlenhydratberechnung bei Typ-1-Diabetes</w:t>
+        <w:t>Globale ökonomische Last der Schizophrenie: 243 Milliarden USD im Jahr 2019</w:t>
       </w:r>
     </w:p>
     <w:p>
@@ -204,12 +204,12 @@
           <w:color w:val="666666"/>
           <w:sz w:val="18"/>
         </w:rPr>
-        <w:t>Everett EM et al.  ·  Endocr Pract  ·  01.10.2026  ·  PMID 42822598</w:t>
+        <w:t>Welter LS et al.  ·  Int J Ment Health Syst  ·  29.09.2026  ·  PMID 42823740</w:t>
       </w:r>
     </w:p>
     <w:p>
       <w:r>
-        <w:t>Versorgungsforschungsstudie mit 903 Erwachsenen mit Typ-1-Diabetes zur Charakterisierung realer Insulindosierungsstrategien, Abweichungen zwischen Patientenangaben und dokumentierten Vorgaben sowie Nutzung von Smartphone-Apps zur Kohlenhydratberechnung.</w:t>
+        <w:t>Health-Economic-Modeling-Studie zur globalen sozioökonomischen Last der Schizophrenie 2019 über 204 Länder (direkte, indirekte und informale Pflegekosten).</w:t>
       </w:r>
     </w:p>
     <w:p>
@@ -220,7 +220,7 @@
         <w:t xml:space="preserve">Ergebnis: </w:t>
       </w:r>
       <w:r>
-        <w:t>54% berichteten Kohlenhydratberechnung, 39% erfahrungsbasierte Schätzung, 2% Festdosierung; HbA1c unterschied sich nicht zwischen Strategien; 51% nutzten Apps niemals; Hauptbarrieren waren Memorisation häufiger Lebensmittel und wahrgenommene Zeitbelastung.</w:t>
+        <w:t>22,1 Millionen Erwachsene (0,39% Prävalenz) lebten mit Schizophrenie 2019. Gesamtkosten: 243,2 Milliarden USD (Kaufkraftparität): 47% direkte Kosten, 29% indirekt (Produktivitätsverluste), 24% informale Pflege. Obere-Mittel-Länder trugen proportional zu BIP am meisten, Hocheinkommensländer in absoluten und Pro-Kopf-Kosten am meisten. Regionale Heterogenität erheblich.</w:t>
       </w:r>
     </w:p>
     <w:p>
@@ -235,7 +235,7 @@
         <w:rPr>
           <w:sz w:val="19"/>
         </w:rPr>
-        <w:t>USA, aber Versorgungsforschung zu praktischen Diabetesmanagement-Strategien und Patient-Reported-Outcomes übertragbar</w:t>
+        <w:t>Globale Modellierung; für Versorgungsforschung Deutschland relevant zur Kostenlast-Abschätzung.</w:t>
       </w:r>
     </w:p>
     <w:p>
@@ -244,7 +244,7 @@
           <w:color w:val="5A7D3A"/>
           <w:sz w:val="18"/>
         </w:rPr>
-        <w:t>https://pubmed.ncbi.nlm.nih.gov/42822598/</w:t>
+        <w:t>https://pubmed.ncbi.nlm.nih.gov/42823740/</w:t>
       </w:r>
     </w:p>
     <w:p>
@@ -252,7 +252,7 @@
         <w:pStyle w:val="Heading2"/>
       </w:pPr>
       <w:r>
-        <w:t>Virtual Nursing in der Notaufnahme: Dokumentation und Unterbrechungen</w:t>
+        <w:t>Muskel-Selbstmanagement und virtuelle Physiotherapie in Saudi-Arabien: Kulturelle Anpassungen erforderlich</w:t>
       </w:r>
     </w:p>
     <w:p>
@@ -262,12 +262,12 @@
           <w:color w:val="666666"/>
           <w:sz w:val="18"/>
         </w:rPr>
-        <w:t>Khairat S et al.  ·  J Am Med Inform Assoc  ·  01.10.2026  ·  PMID 42821433</w:t>
+        <w:t>AlMuhana N et al.  ·  BMC Health Serv Res  ·  28.09.2026  ·  PMID 42823682</w:t>
       </w:r>
     </w:p>
     <w:p>
       <w:r>
-        <w:t>Nicht-randomisierte Kohortenstudie zur Auswirkung von Virtual Nursing auf Dokumentationsvollständigkeit, Aufnahmeuntersuchungsdauer und Arbeitsunterbrechungen bei stationär aufgenommenen Patienten.</w:t>
+        <w:t>Qualitative Studie (8 Fokusgruppen, n=36) zu Muskel-Selbstmanagement und Akzeptanz virtueller Physiotherapie in Saudi-Arabien.</w:t>
       </w:r>
     </w:p>
     <w:p>
@@ -278,7 +278,7 @@
         <w:t xml:space="preserve">Ergebnis: </w:t>
       </w:r>
       <w:r>
-        <w:t>Virtual Nursing war mit 3,16 Minuten längerer Aufnahmedauer verbunden, aber signifikant mehr abgeschlossenen Aufnahmeuntersuchungsaufgaben und signifikant weniger Unterbrechungen im Vergleich zu persönlichen Aufnahmen.</w:t>
+        <w:t>Patienten praktizieren selbstgesteuertes Management wegen verzögerter professioneller Versorgung. Barrieren: strukturelle, psychologische, relationale Faktoren. Neu: Kulturelle Lücke – Patienten brauchten Anleitung zum Anpassen von Salah (islamisches Gebet) bei Muskelschmerzen. Hybrida Versorgung wurde bevorzugt (virtuelle Nachsorge nach In-Person-Assessment), nicht virtuell von Anfang an.</w:t>
       </w:r>
     </w:p>
     <w:p>
@@ -293,7 +293,7 @@
         <w:rPr>
           <w:sz w:val="19"/>
         </w:rPr>
-        <w:t>USA; Versorgungsprozess und Workflow-Optimierung systemunabhängig relevant</w:t>
+        <w:t>Saudi-Arabien; systemische Übertragbarkeit limitiert, aber Befunde zu Selbstmanagement und virtueller Versorgung aussagekräftig.</w:t>
       </w:r>
     </w:p>
     <w:p>
@@ -302,7 +302,7 @@
           <w:color w:val="5A7D3A"/>
           <w:sz w:val="18"/>
         </w:rPr>
-        <w:t>https://pubmed.ncbi.nlm.nih.gov/42821433/</w:t>
+        <w:t>https://pubmed.ncbi.nlm.nih.gov/42823682/</w:t>
       </w:r>
     </w:p>
     <w:p>
@@ -310,7 +310,7 @@
         <w:pStyle w:val="Heading2"/>
       </w:pPr>
       <w:r>
-        <w:t>Tuberkulöse Spondylodiszitis in Deutschland: Epidemiologie und Verlauf</w:t>
+        <w:t>mHealth-gestützte Integrated Care für ältere Vorhofflimmernpatienten: Kein Vorteil bei optimaler Baseline</w:t>
       </w:r>
     </w:p>
     <w:p>
@@ -320,12 +320,12 @@
           <w:color w:val="666666"/>
           <w:sz w:val="18"/>
         </w:rPr>
-        <w:t>Lang S et al.  ·  Global Spine J  ·  01.10.2026  ·  PMID 42820646</w:t>
+        <w:t>Lip GYH et al.  ·  Lancet Reg Health Eur  ·  30.08.2026  ·  PMID 42819749</w:t>
       </w:r>
     </w:p>
     <w:p>
       <w:r>
-        <w:t>Bevölkerungsgestützte DRG-Analyse zur stationären Last, Behandlungsmuster und Krankenhaussterblichkeit der spinalen Tuberkulose in Deutschland 2019–2025 während demografischen Wandels.</w:t>
+        <w:t>AFFIRMO cluster-RCT in 6 europäischen Ländern zu iABC-System (Integrated Care mit CGA) vs. usual care bei älteren multimorbiden Vorhofflimmernpatienten.</w:t>
       </w:r>
     </w:p>
     <w:p>
@@ -336,7 +336,7 @@
         <w:t xml:space="preserve">Ergebnis: </w:t>
       </w:r>
       <w:r>
-        <w:t>Stabile Hospitalisierungsraten (ASR 0,11–0,14/100.000; APC −3,1%, p=0,14); überwiegend männliche Patienten (70,3%), Alter 18–39 Jahre (56–69%); Krankenhausfallletalität &lt;0,5%; keine Erhöhung trotz 43% Anstieg der ausländischen Bevölkerung; operative DRG-Zuweisung variabel (13,5–42,2%).</w:t>
+        <w:t>1.260 Patienten (Alter 74 Jahre, CHA₂DS₂-VASc 4). Primärer Endpunkt ungeplante Hospitalisierung: 17,1% (Intervention) vs. 18,2% (usual care), OR 0,95 (95%-KI 0,61–1,49; p=0,84). App-Nutzung suboptimal (68,5% nur 1/3 der Beobachtungszeit). Günstige Baseline-Compliance (97,3% Antikoagulation).</w:t>
       </w:r>
     </w:p>
     <w:p>
@@ -351,7 +351,7 @@
         <w:rPr>
           <w:sz w:val="19"/>
         </w:rPr>
-        <w:t>Deutsche Routinedaten; epidemiologisch und systemisch direkt anwendbar</w:t>
+        <w:t>Mehrländer-Studie mit europäischem Kontext, aber System steuerfinanziert; begrenzte Übertragbarkeit auf deutsches Sozialversicherungssystem.</w:t>
       </w:r>
     </w:p>
     <w:p>
@@ -360,7 +360,7 @@
           <w:color w:val="5A7D3A"/>
           <w:sz w:val="18"/>
         </w:rPr>
-        <w:t>https://pubmed.ncbi.nlm.nih.gov/42820646/</w:t>
+        <w:t>https://pubmed.ncbi.nlm.nih.gov/42819749/</w:t>
       </w:r>
     </w:p>
     <w:p>
@@ -368,7 +368,7 @@
         <w:pStyle w:val="Heading2"/>
       </w:pPr>
       <w:r>
-        <w:t>Psychische Anpassung an Stigma bei Hauterkrankungen im jungen Erwachsenenalter</w:t>
+        <w:t>Blutbasierte Screening-Programme am Arbeitsplatz: Ökonomische Ergebnisse inkonsistent</w:t>
       </w:r>
     </w:p>
     <w:p>
@@ -378,12 +378,12 @@
           <w:color w:val="666666"/>
           <w:sz w:val="18"/>
         </w:rPr>
-        <w:t>Stuhlmann CFZ et al.  ·  Br J Health Psychol  ·  Nov. 2026  ·  PMID 42820641</w:t>
+        <w:t>Swadźba D et al.  ·  BMC Health Serv Res  ·  29.09.2026  ·  PMID 42816856</w:t>
       </w:r>
     </w:p>
     <w:p>
       <w:r>
-        <w:t>Querschnittstudie mit 195 jungen Erwachsenen (Psoriasis 55%, atopische Dermatitis 23%, Hidradenitis suppurativa 22%) zu indirekten Effekten internalisierter Stigma in der Beziehung zwischen sozialer Stigma und psychosozialer Anpassung.</w:t>
+        <w:t>Systematischer Review (56 Studien, überwiegend US-Beobachtungsdaten) zu wirtschaftlichen und Produktivitätsergebnissen von Workplace-Health-Programmen mit Blutscreening.</w:t>
       </w:r>
     </w:p>
     <w:p>
@@ -394,7 +394,7 @@
         <w:t xml:space="preserve">Ergebnis: </w:t>
       </w:r>
       <w:r>
-        <w:t>Signifikante indirekte Effekte internalisierter Stigma auf Beziehungen zwischen sozialer Stigma und allen Anpassungsergebnissen (p's&lt;0,01, R²=0,10–0,64); internalisierte Stigma als zentraler Treiber psychischer Belastung, Sozialsymptome und Aktivitätsreduktion.</w:t>
+        <w:t>Gesundheitskosten: 21 von 29 Studien zeigten günstige Ergebnisse. Return-on-Investment: einheitlich positiv (20 Studien), ohne Abschwächung mit Studienqualität. Absenteeismus: 23 Studien, inkonsistent. Präsentismus/Fluktuation: selten gemessen. Günstiger Effekt nur bei strukturiert begleiteten Programmen, nicht Screening allein.</w:t>
       </w:r>
     </w:p>
     <w:p>
@@ -409,7 +409,7 @@
         <w:rPr>
           <w:sz w:val="19"/>
         </w:rPr>
-        <w:t>Deutschland (Hamburg); hochgradig übertragbar auf deutsches Versorgungssystem</w:t>
+        <w:t>Überwiegend US-Daten; Fragestellung aber systemunabhängig relevant für Betriebliche Gesundheitsförderung.</w:t>
       </w:r>
     </w:p>
     <w:p>
@@ -418,7 +418,65 @@
           <w:color w:val="5A7D3A"/>
           <w:sz w:val="18"/>
         </w:rPr>
-        <w:t>https://pubmed.ncbi.nlm.nih.gov/42820641/</w:t>
+        <w:t>https://pubmed.ncbi.nlm.nih.gov/42816856/</w:t>
+      </w:r>
+    </w:p>
+    <w:p>
+      <w:pPr>
+        <w:pStyle w:val="Heading2"/>
+      </w:pPr>
+      <w:r>
+        <w:t>Palliativmedizin bei fortgeschrittenem Krebs: MA-Versicherte nutzen mehr, aber bekommen weniger Chemotherapie</w:t>
+      </w:r>
+    </w:p>
+    <w:p>
+      <w:r>
+        <w:rPr>
+          <w:i/>
+          <w:color w:val="666666"/>
+          <w:sz w:val="18"/>
+        </w:rPr>
+        <w:t>Hu X et al.  ·  JAMA Netw Open  ·  01.09.2026  ·  PMID 42814462</w:t>
+      </w:r>
+    </w:p>
+    <w:p>
+      <w:r>
+        <w:t>Kohortenstudie mit SEER/Medicare-Daten zu Palliativmedizin-, Systemtherapie- und Hospiz-Nutzung bei fortgeschrittenem Krebs (Mammakarzinom, CRC, Lungenkarzinom, Pankreaskarzinom, Prostatakarzinom) in Medicare Advantage (MA) vs. Traditional Medicare (TM), 2016–2021.</w:t>
+      </w:r>
+    </w:p>
+    <w:p>
+      <w:r>
+        <w:rPr>
+          <w:b/>
+        </w:rPr>
+        <w:t xml:space="preserve">Ergebnis: </w:t>
+      </w:r>
+      <w:r>
+        <w:t>135.402 Patienten (32,3% MA, 67,7% TM). MA-Patienten: höhere 6-Monats-Kumulativ-Inzidenz Palliativmedizin (13,3% vs. 9,3%; aHR 1,39 [95%-KI 1,35–1,44]; p&lt;0,001), vor allem HMO-Pläne (aHR 1,66). Nach Oncologist-Matching: PA-Unterschied aufgelöst (aHR 1,05; p=0,19), aber MA-Patienten hatten weniger Systemtherapie (−5,4 Prozentpunkte) und mehr Hospiz (+3,4 Prozentpunkte), persistent nach Matching.</w:t>
+      </w:r>
+    </w:p>
+    <w:p>
+      <w:r>
+        <w:rPr>
+          <w:b/>
+          <w:sz w:val="19"/>
+        </w:rPr>
+        <w:t xml:space="preserve">Übertragbarkeit: </w:t>
+      </w:r>
+      <w:r>
+        <w:rPr>
+          <w:sz w:val="19"/>
+        </w:rPr>
+        <w:t>US-Daten; Frage zur Versorgungssteuerung systemabhängig, aber Palliativmedizin-Integration relevant.</w:t>
+      </w:r>
+    </w:p>
+    <w:p>
+      <w:r>
+        <w:rPr>
+          <w:color w:val="5A7D3A"/>
+          <w:sz w:val="18"/>
+        </w:rPr>
+        <w:t>https://pubmed.ncbi.nlm.nih.gov/42814462/</w:t>
       </w:r>
     </w:p>
     <w:sectPr>

--- a/download/studien-aktuell.docx
+++ b/download/studien-aktuell.docx
@@ -62,7 +62,7 @@
           <w:color w:val="666666"/>
           <w:sz w:val="18"/>
         </w:rPr>
-        <w:t>Stand: 03.10.2026  |  7 Studien  |  wissen.m-vf.de</w:t>
+        <w:t>Stand: 04.10.2026  |  7 Studien  |  wissen.m-vf.de</w:t>
       </w:r>
     </w:p>
     <w:p>
@@ -70,7 +70,7 @@
         <w:pStyle w:val="Heading1"/>
       </w:pPr>
       <w:r>
-        <w:t>Aufgenommen am 03.10.2026</w:t>
+        <w:t>Aufgenommen am 04.10.2026</w:t>
       </w:r>
     </w:p>
     <w:p>
@@ -78,7 +78,7 @@
         <w:pStyle w:val="Heading2"/>
       </w:pPr>
       <w:r>
-        <w:t>Rural medical students in China: nur 23% planen längerfristiges Bleiben im Landdienst</w:t>
+        <w:t>Längere MOUD-Dauer senkt postpartales Überdosis- und Sterblichkeitsrisiko</w:t>
       </w:r>
     </w:p>
     <w:p>
@@ -88,12 +88,12 @@
           <w:color w:val="666666"/>
           <w:sz w:val="18"/>
         </w:rPr>
-        <w:t>Zhang X et al.  ·  BMC Health Serv Res  ·  21.09.2026  ·  PMID 42823771</w:t>
+        <w:t>Kim A et al.  ·  JAMA Netw Open  ·  01.10.2026  ·  PMID 42826020</w:t>
       </w:r>
     </w:p>
     <w:p>
       <w:r>
-        <w:t>Qualitative Studie zu Bleibechancen ländlich ausgebildeter Medizinstudierender in chinesischen Stadtgesundheitszentren nach Pflichtdienst.</w:t>
+        <w:t>Retrospektive Kohorte mit Tennessee-Medicaid-Daten zu Schwangerschaften mit Medikamentöser Opioid-Abhängigkeitsbehandlung (MOUD) und postpartalem Überdosis-/Mortalitätsrisiko.</w:t>
       </w:r>
     </w:p>
     <w:p>
@@ -104,7 +104,7 @@
         <w:t xml:space="preserve">Ergebnis: </w:t>
       </w:r>
       <w:r>
-        <w:t>Von 26 befragten Studierenden wollten nur 23,1% (6/26) über die vorgeschriebene Dienstzeit hinaus bleiben. Führungsunterstützung erwies sich als prominentester Faktor für Unterschiede zwischen Bleibern und Weggehern. Work-Family-Balance war Erleichterungsfaktor. Karrieremobilitätsmechanismen wurden als unterentwickelt wahrgenommen.</w:t>
+        <w:t>Unter 9.360 Schwangerschaften betrug die 1-Jahres-Postpartum-Mortalität/-Überdosisrate 1,58% (148 Fälle). Längere MOUD-Dauer während Schwangerschaft assoziiert mit niedrigerem Risiko: adjustierte Hazard Ratio für 132 vs. 1 Tag MOUD-Versorgung 0,52 (95%-KI 0,31–0,88).</w:t>
       </w:r>
     </w:p>
     <w:p>
@@ -119,7 +119,7 @@
         <w:rPr>
           <w:sz w:val="19"/>
         </w:rPr>
-        <w:t>Nur bedingt: ländliche Kontexte in China; Fachkräftemangel aber global relevant.</w:t>
+        <w:t>US-Medicaid-Daten; Fragestellung zur kontinuierlichen Opioid-Substitutionsbehandlung systemunabhängig relevant.</w:t>
       </w:r>
     </w:p>
     <w:p>
@@ -128,7 +128,7 @@
           <w:color w:val="5A7D3A"/>
           <w:sz w:val="18"/>
         </w:rPr>
-        <w:t>https://pubmed.ncbi.nlm.nih.gov/42823771/</w:t>
+        <w:t>https://pubmed.ncbi.nlm.nih.gov/42826020/</w:t>
       </w:r>
     </w:p>
     <w:p>
@@ -136,7 +136,7 @@
         <w:pStyle w:val="Heading2"/>
       </w:pPr>
       <w:r>
-        <w:t>Specialist-led interprofessional weaning program reduces failed weaning in high-risk ICU patients</w:t>
+        <w:t>Regionale Disparitäten beim direkten Rettungsdienst-Transport zu geriatrischen Notfallstationen</w:t>
       </w:r>
     </w:p>
     <w:p>
@@ -146,12 +146,12 @@
           <w:color w:val="666666"/>
           <w:sz w:val="18"/>
         </w:rPr>
-        <w:t>Trudzinski FC et al.  ·  Crit Care  ·  30.09.2026  ·  PMID 42823746</w:t>
+        <w:t>Varg S et al.  ·  BMC Geriatr  ·  02.10.2026  ·  PMID 42823763</w:t>
       </w:r>
     </w:p>
     <w:p>
       <w:r>
-        <w:t>Deutsche Studie zur Wirksamkeit eines spezialisierten, interprofessionellen Beatmungsentwöhnungsprogramms bei intensivpflichtigen Patienten mit hohemRisiko.</w:t>
+        <w:t>Schwedische Register-Studie zu geografischen Unterschieden bei direkter Rettungsdienst-Zuweisung älterer Patienten (≥65J.) zu Notaufnahmen versus geriatrischen Spezialstationen.</w:t>
       </w:r>
     </w:p>
     <w:p>
@@ -162,7 +162,7 @@
         <w:t xml:space="preserve">Ergebnis: </w:t>
       </w:r>
       <w:r>
-        <w:t>In der propensity-score-matched Analyse wiesen Interventionspatienten höhere Quoten erfolgreicher Beatmungsentwöhnung auf (58,3% vs. 46,4%, OR 2,90; 95%-KI 1,61–5,24; p&lt;0,001). Im unadjustierten primären Analyseplan erreichte der Unterschied keine statistische Signifikanz (OR 1,46; p=0,057). Die Machbarkeit wurde demonstriert, mit 16,3% der Patienten in spezialisierte Weaning-Zentren verlegt.</w:t>
+        <w:t>Von 8.208 älteren Patienten wurden 7% (603) direkt zu geriatrischen Stationen transportiert. Zwischen Krankenhauseinzugsgebieten stark variierend (4–21%). Nach Adjustierung reduzierte sich Varianz um 41%, aber erhebliche regionale Unterschiede blieben (MOR=1,54).</w:t>
       </w:r>
     </w:p>
     <w:p>
@@ -177,7 +177,7 @@
         <w:rPr>
           <w:sz w:val="19"/>
         </w:rPr>
-        <w:t>Deutsche Daten, ICU-Verweildauer und Beatmungsdauer sind zentrale Versorgungsergebnisse.</w:t>
+        <w:t>Schweden (Steuerfinanzierung); Prozessqualität und Zugangssteuerung in Primärversorgung auf deutsche Kontexte nur eingeschränkt übertragbar.</w:t>
       </w:r>
     </w:p>
     <w:p>
@@ -186,7 +186,7 @@
           <w:color w:val="5A7D3A"/>
           <w:sz w:val="18"/>
         </w:rPr>
-        <w:t>https://pubmed.ncbi.nlm.nih.gov/42823746/</w:t>
+        <w:t>https://pubmed.ncbi.nlm.nih.gov/42823763/</w:t>
       </w:r>
     </w:p>
     <w:p>
@@ -194,7 +194,7 @@
         <w:pStyle w:val="Heading2"/>
       </w:pPr>
       <w:r>
-        <w:t>Globale ökonomische Last der Schizophrenie: 243 Milliarden USD im Jahr 2019</w:t>
+        <w:t>Aktualisiertes WHO-STEPS-Modul zur Mundhygiene-Surveillance in der Bevölkerung</w:t>
       </w:r>
     </w:p>
     <w:p>
@@ -204,12 +204,12 @@
           <w:color w:val="666666"/>
           <w:sz w:val="18"/>
         </w:rPr>
-        <w:t>Welter LS et al.  ·  Int J Ment Health Syst  ·  29.09.2026  ·  PMID 42823740</w:t>
+        <w:t>Rendell N et al.  ·  Bull World Health Organ  ·  01.10.2026  ·  PMID 42820175</w:t>
       </w:r>
     </w:p>
     <w:p>
       <w:r>
-        <w:t>Health-Economic-Modeling-Studie zur globalen sozioökonomischen Last der Schizophrenie 2019 über 204 Länder (direkte, indirekte und informale Pflegekosten).</w:t>
+        <w:t>WHO-Entwicklung eines aktualisierten Moduls zur Routine-Überwachung von Mundhygieneproblemen in Bevölkerungsumfragen zu nichtübertragbaren Erkrankungen.</w:t>
       </w:r>
     </w:p>
     <w:p>
@@ -220,7 +220,7 @@
         <w:t xml:space="preserve">Ergebnis: </w:t>
       </w:r>
       <w:r>
-        <w:t>22,1 Millionen Erwachsene (0,39% Prävalenz) lebten mit Schizophrenie 2019. Gesamtkosten: 243,2 Milliarden USD (Kaufkraftparität): 47% direkte Kosten, 29% indirekt (Produktivitätsverluste), 24% informale Pflege. Obere-Mittel-Länder trugen proportional zu BIP am meisten, Hocheinkommensländer in absoluten und Pro-Kopf-Kosten am meisten. Regionale Heterogenität erheblich.</w:t>
+        <w:t>Neues STEPS-Modul ergänzt bisherige Selbstangaben durch klinische Bewertungskomponente. Kann von Zahn- und Nicht-Zahnfachpersonal nach kurzer Schulung durchgeführt werden. Praktisch skalierbar zur Schließung persistierender Überwachungslücken.</w:t>
       </w:r>
     </w:p>
     <w:p>
@@ -235,7 +235,7 @@
         <w:rPr>
           <w:sz w:val="19"/>
         </w:rPr>
-        <w:t>Globale Modellierung; für Versorgungsforschung Deutschland relevant zur Kostenlast-Abschätzung.</w:t>
+        <w:t>WHO-Empfehlung für globale Anwendbarkeit; für deutsche Public-Health-Surveillance relevant.</w:t>
       </w:r>
     </w:p>
     <w:p>
@@ -244,7 +244,7 @@
           <w:color w:val="5A7D3A"/>
           <w:sz w:val="18"/>
         </w:rPr>
-        <w:t>https://pubmed.ncbi.nlm.nih.gov/42823740/</w:t>
+        <w:t>https://pubmed.ncbi.nlm.nih.gov/42820175/</w:t>
       </w:r>
     </w:p>
     <w:p>
@@ -252,7 +252,7 @@
         <w:pStyle w:val="Heading2"/>
       </w:pPr>
       <w:r>
-        <w:t>Muskel-Selbstmanagement und virtuelle Physiotherapie in Saudi-Arabien: Kulturelle Anpassungen erforderlich</w:t>
+        <w:t>Standardisierte Entlassungskriterien von Intensivstationen: Pilotimplementierung</w:t>
       </w:r>
     </w:p>
     <w:p>
@@ -262,12 +262,12 @@
           <w:color w:val="666666"/>
           <w:sz w:val="18"/>
         </w:rPr>
-        <w:t>AlMuhana N et al.  ·  BMC Health Serv Res  ·  28.09.2026  ·  PMID 42823682</w:t>
+        <w:t>Hiller M et al.  ·  BMC Health Serv Res  ·  28.09.2026  ·  PMID 42811355</w:t>
       </w:r>
     </w:p>
     <w:p>
       <w:r>
-        <w:t>Qualitative Studie (8 Fokusgruppen, n=36) zu Muskel-Selbstmanagement und Akzeptanz virtueller Physiotherapie in Saudi-Arabien.</w:t>
+        <w:t>Deutsche prospektive Pilotstudie zur Implementierbarkeit und klinischen Nutzbarkeit eines standardisierten Satzes von ICU-Entlassungskriterien in zwei Kliniken.</w:t>
       </w:r>
     </w:p>
     <w:p>
@@ -278,7 +278,7 @@
         <w:t xml:space="preserve">Ergebnis: </w:t>
       </w:r>
       <w:r>
-        <w:t>Patienten praktizieren selbstgesteuertes Management wegen verzögerter professioneller Versorgung. Barrieren: strukturelle, psychologische, relationale Faktoren. Neu: Kulturelle Lücke – Patienten brauchten Anleitung zum Anpassen von Salah (islamisches Gebet) bei Muskelschmerzen. Hybrida Versorgung wurde bevorzugt (virtuelle Nachsorge nach In-Person-Assessment), nicht virtuell von Anfang an.</w:t>
+        <w:t>Elf patientenspezifische und organisationsspezifische Kriterien zeigten &gt;80% Completion bei Entlassungsentscheidungen und wurden als Kern-Set definiert. Organisationsspezifische Kriterien sollten je Klinik, Patientengruppen und Empfängerabteilungen angepasst werden.</w:t>
       </w:r>
     </w:p>
     <w:p>
@@ -293,7 +293,7 @@
         <w:rPr>
           <w:sz w:val="19"/>
         </w:rPr>
-        <w:t>Saudi-Arabien; systemische Übertragbarkeit limitiert, aber Befunde zu Selbstmanagement und virtueller Versorgung aussagekräftig.</w:t>
+        <w:t>Deutsche Routinedaten aus zwei ICU-Stationen; direkt auf deutsches Versorgungssystem übertragbar.</w:t>
       </w:r>
     </w:p>
     <w:p>
@@ -302,7 +302,7 @@
           <w:color w:val="5A7D3A"/>
           <w:sz w:val="18"/>
         </w:rPr>
-        <w:t>https://pubmed.ncbi.nlm.nih.gov/42823682/</w:t>
+        <w:t>https://pubmed.ncbi.nlm.nih.gov/42811355/</w:t>
       </w:r>
     </w:p>
     <w:p>
@@ -310,7 +310,7 @@
         <w:pStyle w:val="Heading2"/>
       </w:pPr>
       <w:r>
-        <w:t>mHealth-gestützte Integrated Care für ältere Vorhofflimmernpatienten: Kein Vorteil bei optimaler Baseline</w:t>
+        <w:t>Arbeitgeberperspektiven auf Arbeitsplatzinklusion bei psychischen Erkrankungen</w:t>
       </w:r>
     </w:p>
     <w:p>
@@ -320,12 +320,12 @@
           <w:color w:val="666666"/>
           <w:sz w:val="18"/>
         </w:rPr>
-        <w:t>Lip GYH et al.  ·  Lancet Reg Health Eur  ·  30.08.2026  ·  PMID 42819749</w:t>
+        <w:t>Krumm S et al.  ·  BMC Health Serv Res  ·  28.09.2026  ·  PMID 42811348</w:t>
       </w:r>
     </w:p>
     <w:p>
       <w:r>
-        <w:t>AFFIRMO cluster-RCT in 6 europäischen Ländern zu iABC-System (Integrated Care mit CGA) vs. usual care bei älteren multimorbiden Vorhofflimmernpatienten.</w:t>
+        <w:t>Qualitative Interview-Studie mit 29 deutschen Arbeitgebern zu Sichtweisen auf Inklusion von Arbeitnehmern mit psychischen Problemen.</w:t>
       </w:r>
     </w:p>
     <w:p>
@@ -336,7 +336,7 @@
         <w:t xml:space="preserve">Ergebnis: </w:t>
       </w:r>
       <w:r>
-        <w:t>1.260 Patienten (Alter 74 Jahre, CHA₂DS₂-VASc 4). Primärer Endpunkt ungeplante Hospitalisierung: 17,1% (Intervention) vs. 18,2% (usual care), OR 0,95 (95%-KI 0,61–1,49; p=0,84). App-Nutzung suboptimal (68,5% nur 1/3 der Beobachtungszeit). Günstige Baseline-Compliance (97,3% Antikoagulation).</w:t>
+        <w:t>Arbeitgeber beschrieben ambivalente Orientierungen: Normalisierungstrends einerseits, aber Verunsicherung bei Arbeitsorganisation, Teamdynamiken und Vorhersehbarkeit andererseits. Offenbarung, Eigenverantwortung und gegenseitiges Vertrauen wurden als zentral für Unterstützung betont.</w:t>
       </w:r>
     </w:p>
     <w:p>
@@ -351,7 +351,7 @@
         <w:rPr>
           <w:sz w:val="19"/>
         </w:rPr>
-        <w:t>Mehrländer-Studie mit europäischem Kontext, aber System steuerfinanziert; begrenzte Übertragbarkeit auf deutsches Sozialversicherungssystem.</w:t>
+        <w:t>Deutsche Qualitätsstudie; direkt für deutsche Arbeitsmarkt- und Versorgungspolitik relevant.</w:t>
       </w:r>
     </w:p>
     <w:p>
@@ -360,7 +360,7 @@
           <w:color w:val="5A7D3A"/>
           <w:sz w:val="18"/>
         </w:rPr>
-        <w:t>https://pubmed.ncbi.nlm.nih.gov/42819749/</w:t>
+        <w:t>https://pubmed.ncbi.nlm.nih.gov/42811348/</w:t>
       </w:r>
     </w:p>
     <w:p>
@@ -368,7 +368,7 @@
         <w:pStyle w:val="Heading2"/>
       </w:pPr>
       <w:r>
-        <w:t>Blutbasierte Screening-Programme am Arbeitsplatz: Ökonomische Ergebnisse inkonsistent</w:t>
+        <w:t>Radiotherapie-Personalnotstand UK: Reforming der Zertifizierung zur Schließung der Lücke</w:t>
       </w:r>
     </w:p>
     <w:p>
@@ -378,12 +378,12 @@
           <w:color w:val="666666"/>
           <w:sz w:val="18"/>
         </w:rPr>
-        <w:t>Swadźba D et al.  ·  BMC Health Serv Res  ·  29.09.2026  ·  PMID 42816856</w:t>
+        <w:t>Vulpe H et al.  ·  Eur J Cancer  ·  16.09.2026  ·  PMID 42810149</w:t>
       </w:r>
     </w:p>
     <w:p>
       <w:r>
-        <w:t>Systematischer Review (56 Studien, überwiegend US-Beobachtungsdaten) zu wirtschaftlichen und Produktivitätsergebnissen von Workplace-Health-Programmen mit Blutscreening.</w:t>
+        <w:t>Politische Analyse zur Personalknappheit in der klinischen Onkologie/Strahlentherapie im UK und Vorschlag für Regulierungsreform zur internationalen Rekrutierung.</w:t>
       </w:r>
     </w:p>
     <w:p>
@@ -394,7 +394,7 @@
         <w:t xml:space="preserve">Ergebnis: </w:t>
       </w:r>
       <w:r>
-        <w:t>Gesundheitskosten: 21 von 29 Studien zeigten günstige Ergebnisse. Return-on-Investment: einheitlich positiv (20 Studien), ohne Abschwächung mit Studienqualität. Absenteeismus: 23 Studien, inkonsistent. Präsentismus/Fluktuation: selten gemessen. Günstiger Effekt nur bei strukturiert begleiteten Programmen, nicht Screening allein.</w:t>
+        <w:t>17% Unterbesetzung in klinischer Onkologie heute, 26% prognostiziert bis 2030. UK-Dualausbildung (Radiotherapie + Systemtherapie) behindert Rekrutierung international trainierter Radiation Oncologists aus Systemen mit separaten Fachrichtungen.</w:t>
       </w:r>
     </w:p>
     <w:p>
@@ -409,7 +409,7 @@
         <w:rPr>
           <w:sz w:val="19"/>
         </w:rPr>
-        <w:t>Überwiegend US-Daten; Fragestellung aber systemunabhängig relevant für Betriebliche Gesundheitsförderung.</w:t>
+        <w:t>UK-Healthcare-System mit NHS; Regulierungsfragen systemabhängig, aber Workforceplanung grundsätzlich relevant.</w:t>
       </w:r>
     </w:p>
     <w:p>
@@ -418,7 +418,7 @@
           <w:color w:val="5A7D3A"/>
           <w:sz w:val="18"/>
         </w:rPr>
-        <w:t>https://pubmed.ncbi.nlm.nih.gov/42816856/</w:t>
+        <w:t>https://pubmed.ncbi.nlm.nih.gov/42810149/</w:t>
       </w:r>
     </w:p>
     <w:p>
@@ -426,7 +426,7 @@
         <w:pStyle w:val="Heading2"/>
       </w:pPr>
       <w:r>
-        <w:t>Palliativmedizin bei fortgeschrittenem Krebs: MA-Versicherte nutzen mehr, aber bekommen weniger Chemotherapie</w:t>
+        <w:t>Geschlechter- und Diversitätsfaktoren in psychiatrischer Krankenhausbehandlung: Studienprotokoll PSY-DIVER</w:t>
       </w:r>
     </w:p>
     <w:p>
@@ -436,12 +436,12 @@
           <w:color w:val="666666"/>
           <w:sz w:val="18"/>
         </w:rPr>
-        <w:t>Hu X et al.  ·  JAMA Netw Open  ·  01.09.2026  ·  PMID 42814462</w:t>
+        <w:t>Peters SJ et al.  ·  BMC Psychiatry  ·  24.09.2026  ·  PMID 42806324</w:t>
       </w:r>
     </w:p>
     <w:p>
       <w:r>
-        <w:t>Kohortenstudie mit SEER/Medicare-Daten zu Palliativmedizin-, Systemtherapie- und Hospiz-Nutzung bei fortgeschrittenem Krebs (Mammakarzinom, CRC, Lungenkarzinom, Pankreaskarzinom, Prostatakarzinom) in Medicare Advantage (MA) vs. Traditional Medicare (TM), 2016–2021.</w:t>
+        <w:t>Deutsches Studienprotokoll zur Untersuchung von Geschlechts- und Diversitätsfaktoren (Alter, Migration, sexuelle Orientierung, Religion, SES) in der stationären psychiatrischen Versorgung.</w:t>
       </w:r>
     </w:p>
     <w:p>
@@ -452,7 +452,7 @@
         <w:t xml:space="preserve">Ergebnis: </w:t>
       </w:r>
       <w:r>
-        <w:t>135.402 Patienten (32,3% MA, 67,7% TM). MA-Patienten: höhere 6-Monats-Kumulativ-Inzidenz Palliativmedizin (13,3% vs. 9,3%; aHR 1,39 [95%-KI 1,35–1,44]; p&lt;0,001), vor allem HMO-Pläne (aHR 1,66). Nach Oncologist-Matching: PA-Unterschied aufgelöst (aHR 1,05; p=0,19), aber MA-Patienten hatten weniger Systemtherapie (−5,4 Prozentpunkte) und mehr Hospiz (+3,4 Prozentpunkte), persistent nach Matching.</w:t>
+        <w:t>Geplantes Mixed-Methods-Design mit Routinedaten-Analyse (500.000 stationäre Fälle 2015–2024), 31 Interviews und Online-Befragungen, Delphi-Prozess. NLP-gestützte Extraktion von Diversitätsvariablen aus klinischen Texten.</w:t>
       </w:r>
     </w:p>
     <w:p>
@@ -467,7 +467,7 @@
         <w:rPr>
           <w:sz w:val="19"/>
         </w:rPr>
-        <w:t>US-Daten; Frage zur Versorgungssteuerung systemabhängig, aber Palliativmedizin-Integration relevant.</w:t>
+        <w:t>Deutsche Studienplanung, neun psychiatrische LVR-Kliniken; hochgradig auf deutsches System übertragbar.</w:t>
       </w:r>
     </w:p>
     <w:p>
@@ -476,7 +476,7 @@
           <w:color w:val="5A7D3A"/>
           <w:sz w:val="18"/>
         </w:rPr>
-        <w:t>https://pubmed.ncbi.nlm.nih.gov/42814462/</w:t>
+        <w:t>https://pubmed.ncbi.nlm.nih.gov/42806324/</w:t>
       </w:r>
     </w:p>
     <w:sectPr>

--- a/download/studien-aktuell.docx
+++ b/download/studien-aktuell.docx
@@ -62,7 +62,7 @@
           <w:color w:val="666666"/>
           <w:sz w:val="18"/>
         </w:rPr>
-        <w:t>Stand: 04.10.2026  |  7 Studien  |  wissen.m-vf.de</w:t>
+        <w:t>Stand: 05.10.2026  |  6 Studien  |  wissen.m-vf.de</w:t>
       </w:r>
     </w:p>
     <w:p>
@@ -70,7 +70,7 @@
         <w:pStyle w:val="Heading1"/>
       </w:pPr>
       <w:r>
-        <w:t>Aufgenommen am 04.10.2026</w:t>
+        <w:t>Aufgenommen am 05.10.2026</w:t>
       </w:r>
     </w:p>
     <w:p>
@@ -78,7 +78,7 @@
         <w:pStyle w:val="Heading2"/>
       </w:pPr>
       <w:r>
-        <w:t>Längere MOUD-Dauer senkt postpartales Überdosis- und Sterblichkeitsrisiko</w:t>
+        <w:t>TALK-Debriefing-Methode verbessert Interprofessionalität und Patientensicherheit</w:t>
       </w:r>
     </w:p>
     <w:p>
@@ -88,12 +88,12 @@
           <w:color w:val="666666"/>
           <w:sz w:val="18"/>
         </w:rPr>
-        <w:t>Kim A et al.  ·  JAMA Netw Open  ·  01.10.2026  ·  PMID 42826020</w:t>
+        <w:t>Targino JSO et al.  ·  J Eval Clin Pract  ·  Okt. 2026  ·  PMID 42829905</w:t>
       </w:r>
     </w:p>
     <w:p>
       <w:r>
-        <w:t>Retrospektive Kohorte mit Tennessee-Medicaid-Daten zu Schwangerschaften mit Medikamentöser Opioid-Abhängigkeitsbehandlung (MOUD) und postpartalem Überdosis-/Mortalitätsrisiko.</w:t>
+        <w:t>Qualitative Aktionsforschung mit 12 Gesundheitsfachpersonen untersuchte Auswirkungen der TALK-Debriefing-Methode auf interprofessionelle Kommunikation und Patientensicherheit in brasilianischer Sekundärversorgung.</w:t>
       </w:r>
     </w:p>
     <w:p>
@@ -104,7 +104,7 @@
         <w:t xml:space="preserve">Ergebnis: </w:t>
       </w:r>
       <w:r>
-        <w:t>Unter 9.360 Schwangerschaften betrug die 1-Jahres-Postpartum-Mortalität/-Überdosisrate 1,58% (148 Fälle). Längere MOUD-Dauer während Schwangerschaft assoziiert mit niedrigerem Risiko: adjustierte Hazard Ratio für 132 vs. 1 Tag MOUD-Versorgung 0,52 (95%-KI 0,31–0,88).</w:t>
+        <w:t>TALK-Methode funktionierte als strukturierendes Instrument für reflektive Praxis und reorganisierte interprofessionelle Interaktionen. Teilnehmer berichteten Verbesserungen in Kommunikation, Teamintegration und Versorgungsplanung sowie psychologisch sichere, nicht-punitives Umfeld. Barrieren: Zeitknappheit, Arbeitsbelastung, variable Engagement, begrenzte institutionelle Unterstützung.</w:t>
       </w:r>
     </w:p>
     <w:p>
@@ -119,7 +119,7 @@
         <w:rPr>
           <w:sz w:val="19"/>
         </w:rPr>
-        <w:t>US-Medicaid-Daten; Fragestellung zur kontinuierlichen Opioid-Substitutionsbehandlung systemunabhängig relevant.</w:t>
+        <w:t>Qualitatives Design, systemunabhängige Fragestellung zu Kommunikation und Teamentwicklung</w:t>
       </w:r>
     </w:p>
     <w:p>
@@ -128,7 +128,7 @@
           <w:color w:val="5A7D3A"/>
           <w:sz w:val="18"/>
         </w:rPr>
-        <w:t>https://pubmed.ncbi.nlm.nih.gov/42826020/</w:t>
+        <w:t>https://pubmed.ncbi.nlm.nih.gov/42829905/</w:t>
       </w:r>
     </w:p>
     <w:p>
@@ -136,7 +136,7 @@
         <w:pStyle w:val="Heading2"/>
       </w:pPr>
       <w:r>
-        <w:t>Regionale Disparitäten beim direkten Rettungsdienst-Transport zu geriatrischen Notfallstationen</w:t>
+        <w:t>Ernährungsberatung reduziert Alkoholkonsum bei mild kognitiver Beeinträchtigung</w:t>
       </w:r>
     </w:p>
     <w:p>
@@ -146,12 +146,12 @@
           <w:color w:val="666666"/>
           <w:sz w:val="18"/>
         </w:rPr>
-        <w:t>Varg S et al.  ·  BMC Geriatr  ·  02.10.2026  ·  PMID 42823763</w:t>
+        <w:t>Scheuermann JS et al.  ·  BMC Public Health  ·  03.10.2026  ·  PMID 42829430</w:t>
       </w:r>
     </w:p>
     <w:p>
       <w:r>
-        <w:t>Schwedische Register-Studie zu geografischen Unterschieden bei direkter Rettungsdienst-Zuweisung älterer Patienten (≥65J.) zu Notaufnahmen versus geriatrischen Spezialstationen.</w:t>
+        <w:t>Sekundäranalyse eines RCT untersuchte, ob Ernährungsberatung (WFPB oder DGE-Richtlinien) den Alkoholkonsum bei 189 Personen mit milder kognitiver Beeinträchtigung über 12 Monate reduziert.</w:t>
       </w:r>
     </w:p>
     <w:p>
@@ -162,7 +162,7 @@
         <w:t xml:space="preserve">Ergebnis: </w:t>
       </w:r>
       <w:r>
-        <w:t>Von 8.208 älteren Patienten wurden 7% (603) direkt zu geriatrischen Stationen transportiert. Zwischen Krankenhauseinzugsgebieten stark variierend (4–21%). Nach Adjustierung reduzierte sich Varianz um 41%, aber erhebliche regionale Unterschiede blieben (MOR=1,54).</w:t>
+        <w:t>Beide Interventionen führten zu signifikanter Reduktion des Alkoholkonsums (Cohens d = 0,30 für WFPB; d = 0,39 für DGE). Frauen profitierten substanziell nur von DGE-Beratung (d = 0,33). Höherer Baseline-Alkoholkonsum, höheres Alter und bessere Adhärenz waren Prädiktoren für stärkere Reduktion.</w:t>
       </w:r>
     </w:p>
     <w:p>
@@ -177,7 +177,7 @@
         <w:rPr>
           <w:sz w:val="19"/>
         </w:rPr>
-        <w:t>Schweden (Steuerfinanzierung); Prozessqualität und Zugangssteuerung in Primärversorgung auf deutsche Kontexte nur eingeschränkt übertragbar.</w:t>
+        <w:t>Deutsche RCT mit deutschen Interventionen (DGE-Richtlinien), Routine-Datenerfassung übertragbar</w:t>
       </w:r>
     </w:p>
     <w:p>
@@ -186,7 +186,7 @@
           <w:color w:val="5A7D3A"/>
           <w:sz w:val="18"/>
         </w:rPr>
-        <w:t>https://pubmed.ncbi.nlm.nih.gov/42823763/</w:t>
+        <w:t>https://pubmed.ncbi.nlm.nih.gov/42829430/</w:t>
       </w:r>
     </w:p>
     <w:p>
@@ -194,7 +194,7 @@
         <w:pStyle w:val="Heading2"/>
       </w:pPr>
       <w:r>
-        <w:t>Aktualisiertes WHO-STEPS-Modul zur Mundhygiene-Surveillance in der Bevölkerung</w:t>
+        <w:t>Telehealth-Coaching für periphere arterielle Verschlusskrankheit kosteneffektiv unter günstigen Bedingungen</w:t>
       </w:r>
     </w:p>
     <w:p>
@@ -204,12 +204,12 @@
           <w:color w:val="666666"/>
           <w:sz w:val="18"/>
         </w:rPr>
-        <w:t>Rendell N et al.  ·  Bull World Health Organ  ·  01.10.2026  ·  PMID 42820175</w:t>
+        <w:t>Heider D et al.  ·  Am J Prev Cardiol  ·  14.07.2026  ·  PMID 42828241</w:t>
       </w:r>
     </w:p>
     <w:p>
       <w:r>
-        <w:t>WHO-Entwicklung eines aktualisierten Moduls zur Routine-Überwachung von Mundhygieneproblemen in Bevölkerungsumfragen zu nichtübertragbaren Erkrankungen.</w:t>
+        <w:t>Kosteneffektivitätsanalyse eines 12-Monatigen Telehealth-Coaching- und Remote-Monitoring-Programms (TeGeCoach) für 394 PAD-Patienten basierend auf Krankenkassendaten und Fragebögen.</w:t>
       </w:r>
     </w:p>
     <w:p>
@@ -220,7 +220,7 @@
         <w:t xml:space="preserve">Ergebnis: </w:t>
       </w:r>
       <w:r>
-        <w:t>Neues STEPS-Modul ergänzt bisherige Selbstangaben durch klinische Bewertungskomponente. Kann von Zahn- und Nicht-Zahnfachpersonal nach kurzer Schulung durchgeführt werden. Praktisch skalierbar zur Schließung persistierender Überwachungslücken.</w:t>
+        <w:t>Bei WTP-Schwellenwert von 50.000 Euro: ITT 30% Wahrscheinlichkeit kosteneffektiv; mITT 79%; PP 95%. Interventionskosten 672 Euro. Unter PP-Analyse kosteneffektiv, aber ITT-Szenario nicht. Anpassung der Implementierung notwendig.</w:t>
       </w:r>
     </w:p>
     <w:p>
@@ -235,7 +235,7 @@
         <w:rPr>
           <w:sz w:val="19"/>
         </w:rPr>
-        <w:t>WHO-Empfehlung für globale Anwendbarkeit; für deutsche Public-Health-Surveillance relevant.</w:t>
+        <w:t>Deutsche Krankenversicherungsdaten, praktische Implementierungsfrage für deutsche Versorgung</w:t>
       </w:r>
     </w:p>
     <w:p>
@@ -244,7 +244,7 @@
           <w:color w:val="5A7D3A"/>
           <w:sz w:val="18"/>
         </w:rPr>
-        <w:t>https://pubmed.ncbi.nlm.nih.gov/42820175/</w:t>
+        <w:t>https://pubmed.ncbi.nlm.nih.gov/42828241/</w:t>
       </w:r>
     </w:p>
     <w:p>
@@ -252,7 +252,7 @@
         <w:pStyle w:val="Heading2"/>
       </w:pPr>
       <w:r>
-        <w:t>Standardisierte Entlassungskriterien von Intensivstationen: Pilotimplementierung</w:t>
+        <w:t>Wiederholte pulmonale Rehabilitation bei COPD bleibt wirksam trotz kleinerer Gewinne</w:t>
       </w:r>
     </w:p>
     <w:p>
@@ -262,12 +262,12 @@
           <w:color w:val="666666"/>
           <w:sz w:val="18"/>
         </w:rPr>
-        <w:t>Hiller M et al.  ·  BMC Health Serv Res  ·  28.09.2026  ·  PMID 42811355</w:t>
+        <w:t>Mohammed J et al.  ·  Can J Respir Ther  ·  30.09.2026  ·  PMID 42828082</w:t>
       </w:r>
     </w:p>
     <w:p>
       <w:r>
-        <w:t>Deutsche prospektive Pilotstudie zur Implementierbarkeit und klinischen Nutzbarkeit eines standardisierten Satzes von ICU-Entlassungskriterien in zwei Kliniken.</w:t>
+        <w:t>Retrospektive Analyse von 429 COPD-Patienten, die zwei Rehabilitationsprogramme (PR1 und PR2) an Ciro (Niederlande) zwischen 2005 und 2022 absolvierten.</w:t>
       </w:r>
     </w:p>
     <w:p>
@@ -278,7 +278,7 @@
         <w:t xml:space="preserve">Ergebnis: </w:t>
       </w:r>
       <w:r>
-        <w:t>Elf patientenspezifische und organisationsspezifische Kriterien zeigten &gt;80% Completion bei Entlassungsentscheidungen und wurden als Kern-Set definiert. Organisationsspezifische Kriterien sollten je Klinik, Patientengruppen und Empfängerabteilungen angepasst werden.</w:t>
+        <w:t>Nach PR1 und PR2 signifikante Verbesserungen: 6MWD (PR1: 37,0 m [29,2–44,8]; PR2: 27,0 m [19,2–34,8]), Quadrizeps-Kraft (PR1: 10,4 Nm; PR2: 8,6 Nm), CAT, SGRQ, HADS und COPM. Gewinne nach PR2 kleiner, aber klinisch bedeutsam. Alle Outcomes zwischen PR1 und PR2 signifikant rückläufig.</w:t>
       </w:r>
     </w:p>
     <w:p>
@@ -293,7 +293,7 @@
         <w:rPr>
           <w:sz w:val="19"/>
         </w:rPr>
-        <w:t>Deutsche Routinedaten aus zwei ICU-Stationen; direkt auf deutsches Versorgungssystem übertragbar.</w:t>
+        <w:t>Niederländisches spezialisiertes Rehabilitationszentrum, vergleichbares System, Ergebnisse übertragbar</w:t>
       </w:r>
     </w:p>
     <w:p>
@@ -302,7 +302,7 @@
           <w:color w:val="5A7D3A"/>
           <w:sz w:val="18"/>
         </w:rPr>
-        <w:t>https://pubmed.ncbi.nlm.nih.gov/42811355/</w:t>
+        <w:t>https://pubmed.ncbi.nlm.nih.gov/42828082/</w:t>
       </w:r>
     </w:p>
     <w:p>
@@ -310,7 +310,7 @@
         <w:pStyle w:val="Heading2"/>
       </w:pPr>
       <w:r>
-        <w:t>Arbeitgeberperspektiven auf Arbeitsplatzinklusion bei psychischen Erkrankungen</w:t>
+        <w:t>Theory of Mind: kognitives Endophänotyp bei juveniler myoklonischer Epilepsie?</w:t>
       </w:r>
     </w:p>
     <w:p>
@@ -320,12 +320,12 @@
           <w:color w:val="666666"/>
           <w:sz w:val="18"/>
         </w:rPr>
-        <w:t>Krumm S et al.  ·  BMC Health Serv Res  ·  28.09.2026  ·  PMID 42811348</w:t>
+        <w:t>Crespo-Pimentel B et al.  ·  Epilepsia  ·  01.10.2026  ·  PMID 42821310</w:t>
       </w:r>
     </w:p>
     <w:p>
       <w:r>
-        <w:t>Qualitative Interview-Studie mit 29 deutschen Arbeitgebern zu Sichtweisen auf Inklusion von Arbeitnehmern mit psychischen Problemen.</w:t>
+        <w:t>Prospektive Querschnittsstudie mit 52 Patienten mit juveniler myoklonischer Epilepsie (JME), 13 nicht-betroffenen Geschwistern und 64 gesunden Kontrollen untersuchte soziale Kognition als mögliches Endophänotyp.</w:t>
       </w:r>
     </w:p>
     <w:p>
@@ -336,7 +336,7 @@
         <w:t xml:space="preserve">Ergebnis: </w:t>
       </w:r>
       <w:r>
-        <w:t>Arbeitgeber beschrieben ambivalente Orientierungen: Normalisierungstrends einerseits, aber Verunsicherung bei Arbeitsorganisation, Teamdynamiken und Vorhersehbarkeit andererseits. Offenbarung, Eigenverantwortung und gegenseitiges Vertrauen wurden als zentral für Unterstützung betont.</w:t>
+        <w:t>JME-Patienten zeigten reduzierte Leistung bei Aufgaben zu Mentalisieren über Überzeugungen (Faux Pas Test, Reading Mind in the Eyes). Geschwister unterschieden sich nicht signifikant von JME-Patienten oder Kontrollen. Selektive Beeinträchtigung des Mentalisierens über Überzeugungen in JME, aber keine Evidenz für Endophänotyp-Rolle in dieser Stichprobe.</w:t>
       </w:r>
     </w:p>
     <w:p>
@@ -351,7 +351,7 @@
         <w:rPr>
           <w:sz w:val="19"/>
         </w:rPr>
-        <w:t>Deutsche Qualitätsstudie; direkt für deutsche Arbeitsmarkt- und Versorgungspolitik relevant.</w:t>
+        <w:t>Österreich-basierte Studie, systemunabhängige neuropsychologische Fragestellung</w:t>
       </w:r>
     </w:p>
     <w:p>
@@ -360,7 +360,7 @@
           <w:color w:val="5A7D3A"/>
           <w:sz w:val="18"/>
         </w:rPr>
-        <w:t>https://pubmed.ncbi.nlm.nih.gov/42811348/</w:t>
+        <w:t>https://pubmed.ncbi.nlm.nih.gov/42821310/</w:t>
       </w:r>
     </w:p>
     <w:p>
@@ -368,7 +368,7 @@
         <w:pStyle w:val="Heading2"/>
       </w:pPr>
       <w:r>
-        <w:t>Radiotherapie-Personalnotstand UK: Reforming der Zertifizierung zur Schließung der Lücke</w:t>
+        <w:t>Schlechte Adhärenz zu evidenzbasierter kardiovaskulärer Prävention bei schweren psychischen Erkrankungen in Norwegen</w:t>
       </w:r>
     </w:p>
     <w:p>
@@ -378,12 +378,12 @@
           <w:color w:val="666666"/>
           <w:sz w:val="18"/>
         </w:rPr>
-        <w:t>Vulpe H et al.  ·  Eur J Cancer  ·  16.09.2026  ·  PMID 42810149</w:t>
+        <w:t>Larsen S et al.  ·  Nord J Psychiatry  ·  30.09.2026  ·  PMID 42813764</w:t>
       </w:r>
     </w:p>
     <w:p>
       <w:r>
-        <w:t>Politische Analyse zur Personalknappheit in der klinischen Onkologie/Strahlentherapie im UK und Vorschlag für Regulierungsreform zur internationalen Rekrutierung.</w:t>
+        <w:t>Multizenter-Studie mit 230 Patienten (Schizophrenie/bipolare Störung oder Antipsychotika-Nutzer) untersuchte Adhärenz zu evidenzbasierter kardiovaskulärer Prävention mittels Fidelity Scale.</w:t>
       </w:r>
     </w:p>
     <w:p>
@@ -394,7 +394,7 @@
         <w:t xml:space="preserve">Ergebnis: </w:t>
       </w:r>
       <w:r>
-        <w:t>17% Unterbesetzung in klinischer Onkologie heute, 26% prognostiziert bis 2030. UK-Dualausbildung (Radiotherapie + Systemtherapie) behindert Rekrutierung international trainierter Radiation Oncologists aus Systemen mit separaten Fachrichtungen.</w:t>
+        <w:t>Seiten zeigten geringe Fidelity-Scores (höher bei Richtlinien als bei Praktiken). Alle Risikofaktoren hochprevalent: tägliches Rauchen/Schnuff 58,1%. Zwischen Fidelity und Patientenergebnissen keine signifikanten Assoziationen nach Adjustierung. Spezialistische Versorgungsanbieter zeigten niedrige Adhärenz zu evidenzbasierter kardiovaskulärer Risikomanagement-Praxis.</w:t>
       </w:r>
     </w:p>
     <w:p>
@@ -409,7 +409,7 @@
         <w:rPr>
           <w:sz w:val="19"/>
         </w:rPr>
-        <w:t>UK-Healthcare-System mit NHS; Regulierungsfragen systemabhängig, aber Workforceplanung grundsätzlich relevant.</w:t>
+        <w:t>Norwegische spezialisierte psychische Gesundheitsversorgung, vergleichbar mit deutschem System</w:t>
       </w:r>
     </w:p>
     <w:p>
@@ -418,65 +418,7 @@
           <w:color w:val="5A7D3A"/>
           <w:sz w:val="18"/>
         </w:rPr>
-        <w:t>https://pubmed.ncbi.nlm.nih.gov/42810149/</w:t>
-      </w:r>
-    </w:p>
-    <w:p>
-      <w:pPr>
-        <w:pStyle w:val="Heading2"/>
-      </w:pPr>
-      <w:r>
-        <w:t>Geschlechter- und Diversitätsfaktoren in psychiatrischer Krankenhausbehandlung: Studienprotokoll PSY-DIVER</w:t>
-      </w:r>
-    </w:p>
-    <w:p>
-      <w:r>
-        <w:rPr>
-          <w:i/>
-          <w:color w:val="666666"/>
-          <w:sz w:val="18"/>
-        </w:rPr>
-        <w:t>Peters SJ et al.  ·  BMC Psychiatry  ·  24.09.2026  ·  PMID 42806324</w:t>
-      </w:r>
-    </w:p>
-    <w:p>
-      <w:r>
-        <w:t>Deutsches Studienprotokoll zur Untersuchung von Geschlechts- und Diversitätsfaktoren (Alter, Migration, sexuelle Orientierung, Religion, SES) in der stationären psychiatrischen Versorgung.</w:t>
-      </w:r>
-    </w:p>
-    <w:p>
-      <w:r>
-        <w:rPr>
-          <w:b/>
-        </w:rPr>
-        <w:t xml:space="preserve">Ergebnis: </w:t>
-      </w:r>
-      <w:r>
-        <w:t>Geplantes Mixed-Methods-Design mit Routinedaten-Analyse (500.000 stationäre Fälle 2015–2024), 31 Interviews und Online-Befragungen, Delphi-Prozess. NLP-gestützte Extraktion von Diversitätsvariablen aus klinischen Texten.</w:t>
-      </w:r>
-    </w:p>
-    <w:p>
-      <w:r>
-        <w:rPr>
-          <w:b/>
-          <w:sz w:val="19"/>
-        </w:rPr>
-        <w:t xml:space="preserve">Übertragbarkeit: </w:t>
-      </w:r>
-      <w:r>
-        <w:rPr>
-          <w:sz w:val="19"/>
-        </w:rPr>
-        <w:t>Deutsche Studienplanung, neun psychiatrische LVR-Kliniken; hochgradig auf deutsches System übertragbar.</w:t>
-      </w:r>
-    </w:p>
-    <w:p>
-      <w:r>
-        <w:rPr>
-          <w:color w:val="5A7D3A"/>
-          <w:sz w:val="18"/>
-        </w:rPr>
-        <w:t>https://pubmed.ncbi.nlm.nih.gov/42806324/</w:t>
+        <w:t>https://pubmed.ncbi.nlm.nih.gov/42813764/</w:t>
       </w:r>
     </w:p>
     <w:sectPr>

--- a/download/studien-aktuell.docx
+++ b/download/studien-aktuell.docx
@@ -62,7 +62,7 @@
           <w:color w:val="666666"/>
           <w:sz w:val="18"/>
         </w:rPr>
-        <w:t>Stand: 05.10.2026  |  6 Studien  |  wissen.m-vf.de</w:t>
+        <w:t>Stand: 06.10.2026  |  6 Studien  |  wissen.m-vf.de</w:t>
       </w:r>
     </w:p>
     <w:p>
@@ -70,7 +70,7 @@
         <w:pStyle w:val="Heading1"/>
       </w:pPr>
       <w:r>
-        <w:t>Aufgenommen am 05.10.2026</w:t>
+        <w:t>Aufgenommen am 06.10.2026</w:t>
       </w:r>
     </w:p>
     <w:p>
@@ -78,7 +78,7 @@
         <w:pStyle w:val="Heading2"/>
       </w:pPr>
       <w:r>
-        <w:t>TALK-Debriefing-Methode verbessert Interprofessionalität und Patientensicherheit</w:t>
+        <w:t>Zugang zu sexueller und reproduktiver Gesundheit bei Jugendlichen in Mogadischu: Qualitative Studie</w:t>
       </w:r>
     </w:p>
     <w:p>
@@ -88,12 +88,12 @@
           <w:color w:val="666666"/>
           <w:sz w:val="18"/>
         </w:rPr>
-        <w:t>Targino JSO et al.  ·  J Eval Clin Pract  ·  Okt. 2026  ·  PMID 42829905</w:t>
+        <w:t>Asowe HA et al.  ·  Sex Health  ·  20.10.2026  ·  PMID 42833641</w:t>
       </w:r>
     </w:p>
     <w:p>
       <w:r>
-        <w:t>Qualitative Aktionsforschung mit 12 Gesundheitsfachpersonen untersuchte Auswirkungen der TALK-Debriefing-Methode auf interprofessionelle Kommunikation und Patientensicherheit in brasilianischer Sekundärversorgung.</w:t>
+        <w:t>Qualitative Mixed-Methods-Studie zu Zugang und Inanspruchnahme von Sexual- und Reproduktionsgesundheits-Dienstleistungen bei Jugendlichen in Mogadischu, Somalia.</w:t>
       </w:r>
     </w:p>
     <w:p>
@@ -104,7 +104,7 @@
         <w:t xml:space="preserve">Ergebnis: </w:t>
       </w:r>
       <w:r>
-        <w:t>TALK-Methode funktionierte als strukturierendes Instrument für reflektive Praxis und reorganisierte interprofessionelle Interaktionen. Teilnehmer berichteten Verbesserungen in Kommunikation, Teamintegration und Versorgungsplanung sowie psychologisch sichere, nicht-punitives Umfeld. Barrieren: Zeitknappheit, Arbeitsbelastung, variable Engagement, begrenzte institutionelle Unterstützung.</w:t>
+        <w:t>21 Gesundheitseinrichtungen identifiziert, aber Dienste nicht auf Jugendliche zugeschnitten. Hauptbarrieren: Stigma, soziale Normen, Geschlechterdynamiken (männliche Zustimmung erforderlich), finanzielle und logistische Hindernisse. Dringend Bedarf für jugendfreundliche, geschlechtssensible Dienste und Norm-Veränderungsaktivitäten.</w:t>
       </w:r>
     </w:p>
     <w:p>
@@ -119,7 +119,7 @@
         <w:rPr>
           <w:sz w:val="19"/>
         </w:rPr>
-        <w:t>Qualitatives Design, systemunabhängige Fragestellung zu Kommunikation und Teamentwicklung</w:t>
+        <w:t>Humanitarian-setting, Systemkontext sehr unterschiedlich, Befunde zu Zugangsbarrieren aber international relevant</w:t>
       </w:r>
     </w:p>
     <w:p>
@@ -128,7 +128,7 @@
           <w:color w:val="5A7D3A"/>
           <w:sz w:val="18"/>
         </w:rPr>
-        <w:t>https://pubmed.ncbi.nlm.nih.gov/42829905/</w:t>
+        <w:t>https://pubmed.ncbi.nlm.nih.gov/42833641/</w:t>
       </w:r>
     </w:p>
     <w:p>
@@ -136,7 +136,7 @@
         <w:pStyle w:val="Heading2"/>
       </w:pPr>
       <w:r>
-        <w:t>Ernährungsberatung reduziert Alkoholkonsum bei mild kognitiver Beeinträchtigung</w:t>
+        <w:t>Expert Agreement on Palliative Reasoning and Monitoring in Heart Failure: International Delphi Study</w:t>
       </w:r>
     </w:p>
     <w:p>
@@ -146,12 +146,12 @@
           <w:color w:val="666666"/>
           <w:sz w:val="18"/>
         </w:rPr>
-        <w:t>Scheuermann JS et al.  ·  BMC Public Health  ·  03.10.2026  ·  PMID 42829430</w:t>
+        <w:t>De Leeuw JCB et al.  ·  J Pain Symptom Manage  ·  05.10.2026  ·  PMID 42833597</w:t>
       </w:r>
     </w:p>
     <w:p>
       <w:r>
-        <w:t>Sekundäranalyse eines RCT untersuchte, ob Ernährungsberatung (WFPB oder DGE-Richtlinien) den Alkoholkonsum bei 189 Personen mit milder kognitiver Beeinträchtigung über 12 Monate reduziert.</w:t>
+        <w:t>Internationale Delphi-Studie zur Etablierung von Expertenkonsens über palliative Versorgung bei Herzinsuffizienz aus neun europäischen Ländern.</w:t>
       </w:r>
     </w:p>
     <w:p>
@@ -162,7 +162,7 @@
         <w:t xml:space="preserve">Ergebnis: </w:t>
       </w:r>
       <w:r>
-        <w:t>Beide Interventionen führten zu signifikanter Reduktion des Alkoholkonsums (Cohens d = 0,30 für WFPB; d = 0,39 für DGE). Frauen profitierten substanziell nur von DGE-Beratung (d = 0,33). Höherer Baseline-Alkoholkonsum, höheres Alter und bessere Adhärenz waren Prädiktoren für stärkere Reduktion.</w:t>
+        <w:t>156 Experten (Runde 1) und 121 (Runde 2, 78,1% Retention) erreichten Konsens über alle Schritte der palliativen Versorgung (I-CVI 0,82–0,95). Von 33 Symptomen erreichtenÂ 76% Übereinstimmung zu Relevanz und Formulierung. Monitoring-Instrument für Symptome, Wünsche und Bedarf entwickelt.</w:t>
       </w:r>
     </w:p>
     <w:p>
@@ -177,7 +177,7 @@
         <w:rPr>
           <w:sz w:val="19"/>
         </w:rPr>
-        <w:t>Deutsche RCT mit deutschen Interventionen (DGE-Richtlinien), Routine-Datenerfassung übertragbar</w:t>
+        <w:t>Niederländische/europäische Leitung, neun europäische Länder, systemvergleichbar</w:t>
       </w:r>
     </w:p>
     <w:p>
@@ -186,7 +186,7 @@
           <w:color w:val="5A7D3A"/>
           <w:sz w:val="18"/>
         </w:rPr>
-        <w:t>https://pubmed.ncbi.nlm.nih.gov/42829430/</w:t>
+        <w:t>https://pubmed.ncbi.nlm.nih.gov/42833597/</w:t>
       </w:r>
     </w:p>
     <w:p>
@@ -194,7 +194,7 @@
         <w:pStyle w:val="Heading2"/>
       </w:pPr>
       <w:r>
-        <w:t>Telehealth-Coaching für periphere arterielle Verschlusskrankheit kosteneffektiv unter günstigen Bedingungen</w:t>
+        <w:t>FOCUS-Tool zur Priorisierung von Guideline-Empfehlungen für Shared Decision Making</w:t>
       </w:r>
     </w:p>
     <w:p>
@@ -204,12 +204,12 @@
           <w:color w:val="666666"/>
           <w:sz w:val="18"/>
         </w:rPr>
-        <w:t>Heider D et al.  ·  Am J Prev Cardiol  ·  14.07.2026  ·  PMID 42828241</w:t>
+        <w:t>Orduhan C et al.  ·  J Clin Epidemiol  ·  05.10.2026  ·  PMID 42833371</w:t>
       </w:r>
     </w:p>
     <w:p>
       <w:r>
-        <w:t>Kosteneffektivitätsanalyse eines 12-Monatigen Telehealth-Coaching- und Remote-Monitoring-Programms (TeGeCoach) für 394 PAD-Patienten basierend auf Krankenkassendaten und Fragebögen.</w:t>
+        <w:t>Entwicklung und Test des FOCUS-Tools zur systematischen Identifikation von Guideline-Empfehlungen, die sich für Shared Decision Making eignen.</w:t>
       </w:r>
     </w:p>
     <w:p>
@@ -220,7 +220,7 @@
         <w:t xml:space="preserve">Ergebnis: </w:t>
       </w:r>
       <w:r>
-        <w:t>Bei WTP-Schwellenwert von 50.000 Euro: ITT 30% Wahrscheinlichkeit kosteneffektiv; mITT 79%; PP 95%. Interventionskosten 672 Euro. Unter PP-Analyse kosteneffektiv, aber ITT-Szenario nicht. Anpassung der Implementierung notwendig.</w:t>
+        <w:t>Fünf Items definiert: (1) multiple Optionen mit unterschiedlichen Nutzen-Schaden-Profilen, (2) Entscheidung mit Auswirkungen, (3) potenzielle Diskrepanz in Werten/Vorlieben, (4) Behandlungslast und finanzielle Aspekte, (5) Unsicherheit der Evidenz. Mittelwerte ≥3,38 auf 5-Punkt-Skala für Verständlichkeit, Anwendbarkeit und Nützlichkeit. 12 Teilnehmer aus acht Ländern, gute Akzeptanz.</w:t>
       </w:r>
     </w:p>
     <w:p>
@@ -235,7 +235,7 @@
         <w:rPr>
           <w:sz w:val="19"/>
         </w:rPr>
-        <w:t>Deutsche Krankenversicherungsdaten, praktische Implementierungsfrage für deutsche Versorgung</w:t>
+        <w:t>Deutsche Beteiligung, internationale Guideline-Entwicklung, systemunabhängige Methode</w:t>
       </w:r>
     </w:p>
     <w:p>
@@ -244,7 +244,7 @@
           <w:color w:val="5A7D3A"/>
           <w:sz w:val="18"/>
         </w:rPr>
-        <w:t>https://pubmed.ncbi.nlm.nih.gov/42828241/</w:t>
+        <w:t>https://pubmed.ncbi.nlm.nih.gov/42833371/</w:t>
       </w:r>
     </w:p>
     <w:p>
@@ -252,7 +252,7 @@
         <w:pStyle w:val="Heading2"/>
       </w:pPr>
       <w:r>
-        <w:t>Wiederholte pulmonale Rehabilitation bei COPD bleibt wirksam trotz kleinerer Gewinne</w:t>
+        <w:t>National Ovarian Cancer Audit (NOCA) 2026: Qualitätsverbesserung der Ovarialkarzinom-Versorgung</w:t>
       </w:r>
     </w:p>
     <w:p>
@@ -262,12 +262,12 @@
           <w:color w:val="666666"/>
           <w:sz w:val="18"/>
         </w:rPr>
-        <w:t>Mohammed J et al.  ·  Can J Respir Ther  ·  30.09.2026  ·  PMID 42828082</w:t>
+        <w:t>Zachou G et al.  ·  Clin Oncol (R Coll Radiol)  ·  10.09.2026  ·  PMID 42828886</w:t>
       </w:r>
     </w:p>
     <w:p>
       <w:r>
-        <w:t>Retrospektive Analyse von 429 COPD-Patienten, die zwei Rehabilitationsprogramme (PR1 und PR2) an Ciro (Niederlande) zwischen 2005 und 2022 absolvierten.</w:t>
+        <w:t>Nationale englisch-walisische Auditberichte zu Struktur-, Prozess- und Outcome-Qualität in der Ovarialkarzinom-Behandlung mit Quality-Improvement-Empfehlungen.</w:t>
       </w:r>
     </w:p>
     <w:p>
@@ -278,7 +278,7 @@
         <w:t xml:space="preserve">Ergebnis: </w:t>
       </w:r>
       <w:r>
-        <w:t>Nach PR1 und PR2 signifikante Verbesserungen: 6MWD (PR1: 37,0 m [29,2–44,8]; PR2: 27,0 m [19,2–34,8]), Quadrizeps-Kraft (PR1: 10,4 Nm; PR2: 8,6 Nm), CAT, SGRQ, HADS und COPM. Gewinne nach PR2 kleiner, aber klinisch bedeutsam. Alle Outcomes zwischen PR1 und PR2 signifikant rückläufig.</w:t>
+        <w:t>Daten nicht im Abstract verfügbar, aber Audit mit anschließenden Qualitätsverbesserungs-Interventionen durchgeführt. Fokus auf Standardisierung der Versorgung und Reduktion von Variabilität.</w:t>
       </w:r>
     </w:p>
     <w:p>
@@ -293,7 +293,7 @@
         <w:rPr>
           <w:sz w:val="19"/>
         </w:rPr>
-        <w:t>Niederländisches spezialisiertes Rehabilitationszentrum, vergleichbares System, Ergebnisse übertragbar</w:t>
+        <w:t>Englisch-walisisches System, aber Audit-Methodologie und Qualitätsziele auf deutsches System übertragbar</w:t>
       </w:r>
     </w:p>
     <w:p>
@@ -302,7 +302,7 @@
           <w:color w:val="5A7D3A"/>
           <w:sz w:val="18"/>
         </w:rPr>
-        <w:t>https://pubmed.ncbi.nlm.nih.gov/42828082/</w:t>
+        <w:t>https://pubmed.ncbi.nlm.nih.gov/42828886/</w:t>
       </w:r>
     </w:p>
     <w:p>
@@ -310,7 +310,7 @@
         <w:pStyle w:val="Heading2"/>
       </w:pPr>
       <w:r>
-        <w:t>Theory of Mind: kognitives Endophänotyp bei juveniler myoklonischer Epilepsie?</w:t>
+        <w:t>Langfristiges Rezidivrisiko nach Hysterektomie zur Prolaps-Behandlung</w:t>
       </w:r>
     </w:p>
     <w:p>
@@ -320,12 +320,12 @@
           <w:color w:val="666666"/>
           <w:sz w:val="18"/>
         </w:rPr>
-        <w:t>Crespo-Pimentel B et al.  ·  Epilepsia  ·  01.10.2026  ·  PMID 42821310</w:t>
+        <w:t>Latack KR et al.  ·  Int Urogynecol J  ·  01.10.2026  ·  PMID 42821111</w:t>
       </w:r>
     </w:p>
     <w:p>
       <w:r>
-        <w:t>Prospektive Querschnittsstudie mit 52 Patienten mit juveniler myoklonischer Epilepsie (JME), 13 nicht-betroffenen Geschwistern und 64 gesunden Kontrollen untersuchte soziale Kognition als mögliches Endophänotyp.</w:t>
+        <w:t>Retrospektive Versicherungsanspruchsanalyse zu Prolaps-Retreatment nach Hysterektomie bei Prolaps-Diagnose, stratifiziert nach chirurgischem Zugang und Begleitverfahren.</w:t>
       </w:r>
     </w:p>
     <w:p>
@@ -336,7 +336,7 @@
         <w:t xml:space="preserve">Ergebnis: </w:t>
       </w:r>
       <w:r>
-        <w:t>JME-Patienten zeigten reduzierte Leistung bei Aufgaben zu Mentalisieren über Überzeugungen (Faux Pas Test, Reading Mind in the Eyes). Geschwister unterschieden sich nicht signifikant von JME-Patienten oder Kontrollen. Selektive Beeinträchtigung des Mentalisierens über Überzeugungen in JME, aber keine Evidenz für Endophänotyp-Rolle in dieser Stichprobe.</w:t>
+        <w:t>7017 Patienten (Durchschnittsalter 51,3 Jahre). Concurrent Prolaps-Verfahren in 82%. Nach 24.129 Personenjahren: 399 Patienten (5,7%) retreated. Inzidenzrate 16,5 pro 1000 Personenjahre (95% CI 14,9–18,2). Vaginal vs. laparoskopisch: kein signifikanter Unterschied nach Adjustierung (aHR 1,39). Mit Colpopexy: abdominaler Zugang deutlich höheres Risiko.</w:t>
       </w:r>
     </w:p>
     <w:p>
@@ -351,7 +351,7 @@
         <w:rPr>
           <w:sz w:val="19"/>
         </w:rPr>
-        <w:t>Österreich-basierte Studie, systemunabhängige neuropsychologische Fragestellung</w:t>
+        <w:t>US-Versicherungsdaten, aber gynäkologische Fragestellung zur Prozessoptimierung systemunabhängig übertragbar</w:t>
       </w:r>
     </w:p>
     <w:p>
@@ -360,7 +360,7 @@
           <w:color w:val="5A7D3A"/>
           <w:sz w:val="18"/>
         </w:rPr>
-        <w:t>https://pubmed.ncbi.nlm.nih.gov/42821310/</w:t>
+        <w:t>https://pubmed.ncbi.nlm.nih.gov/42821111/</w:t>
       </w:r>
     </w:p>
     <w:p>
@@ -368,7 +368,7 @@
         <w:pStyle w:val="Heading2"/>
       </w:pPr>
       <w:r>
-        <w:t>Schlechte Adhärenz zu evidenzbasierter kardiovaskulärer Prävention bei schweren psychischen Erkrankungen in Norwegen</w:t>
+        <w:t>Nachbarschafts-Umgebung und Präeklampsie-Risiko: Machine-Learning-Analyse</w:t>
       </w:r>
     </w:p>
     <w:p>
@@ -378,12 +378,12 @@
           <w:color w:val="666666"/>
           <w:sz w:val="18"/>
         </w:rPr>
-        <w:t>Larsen S et al.  ·  Nord J Psychiatry  ·  30.09.2026  ·  PMID 42813764</w:t>
+        <w:t>Paris CF et al.  ·  Pregnancy (Hoboken)  ·  29.09.2026  ·  PMID 42819622</w:t>
       </w:r>
     </w:p>
     <w:p>
       <w:r>
-        <w:t>Multizenter-Studie mit 230 Patienten (Schizophrenie/bipolare Störung oder Antipsychotika-Nutzer) untersuchte Adhärenz zu evidenzbasierter kardiovaskulärer Prävention mittels Fidelity Scale.</w:t>
+        <w:t>Matched-Case-Control-Studie mit Machine Learning zur Bestimmung der relativen Bedeutung von Nachbarschaftsfaktoren (soziale Vulnerabilität, gebaute Umgebung) für Präeklampsie-Risiko in Philadelphia.</w:t>
       </w:r>
     </w:p>
     <w:p>
@@ -394,7 +394,7 @@
         <w:t xml:space="preserve">Ergebnis: </w:t>
       </w:r>
       <w:r>
-        <w:t>Seiten zeigten geringe Fidelity-Scores (höher bei Richtlinien als bei Praktiken). Alle Risikofaktoren hochprevalent: tägliches Rauchen/Schnuff 58,1%. Zwischen Fidelity und Patientenergebnissen keine signifikanten Assoziationen nach Adjustierung. Spezialistische Versorgungsanbieter zeigten niedrige Adhärenz zu evidenzbasierter kardiovaskulärer Risikomanagement-Praxis.</w:t>
+        <w:t>18.754 Teilnehmer (4.689 Präeklampsie-Fälle, 14.065 Kontrollen). Drei Nachbarschafts-Gesundheits-Vulnerabilitätsfaktoren am wichtigsten: Prävalenz von Adipositas, hohem Blutdruck und kurzer Schlafdauer bei Erwachsenen. Assoziationen mit Nachbarschafts-Hypertonie-Prävalenz besonders relevant für Präeklampsie-Prävention.</w:t>
       </w:r>
     </w:p>
     <w:p>
@@ -409,7 +409,7 @@
         <w:rPr>
           <w:sz w:val="19"/>
         </w:rPr>
-        <w:t>Norwegische spezialisierte psychische Gesundheitsversorgung, vergleichbar mit deutschem System</w:t>
+        <w:t>US-Daten aus Philadelphia, aber sozialstrukturelle Fragestellung und Risiko-Identifikation systemunabhängig relevant</w:t>
       </w:r>
     </w:p>
     <w:p>
@@ -418,7 +418,7 @@
           <w:color w:val="5A7D3A"/>
           <w:sz w:val="18"/>
         </w:rPr>
-        <w:t>https://pubmed.ncbi.nlm.nih.gov/42813764/</w:t>
+        <w:t>https://pubmed.ncbi.nlm.nih.gov/42819622/</w:t>
       </w:r>
     </w:p>
     <w:sectPr>

--- a/download/studien-aktuell.docx
+++ b/download/studien-aktuell.docx
@@ -62,7 +62,7 @@
           <w:color w:val="666666"/>
           <w:sz w:val="18"/>
         </w:rPr>
-        <w:t>Stand: 06.10.2026  |  6 Studien  |  wissen.m-vf.de</w:t>
+        <w:t>Stand: 07.10.2026  |  6 Studien  |  wissen.m-vf.de</w:t>
       </w:r>
     </w:p>
     <w:p>
@@ -70,7 +70,7 @@
         <w:pStyle w:val="Heading1"/>
       </w:pPr>
       <w:r>
-        <w:t>Aufgenommen am 06.10.2026</w:t>
+        <w:t>Aufgenommen am 07.10.2026</w:t>
       </w:r>
     </w:p>
     <w:p>
@@ -78,7 +78,7 @@
         <w:pStyle w:val="Heading2"/>
       </w:pPr>
       <w:r>
-        <w:t>Zugang zu sexueller und reproduktiver Gesundheit bei Jugendlichen in Mogadischu: Qualitative Studie</w:t>
+        <w:t>Reisebelastungen bei Methadon-Ambulanzbesuchen</w:t>
       </w:r>
     </w:p>
     <w:p>
@@ -88,12 +88,12 @@
           <w:color w:val="666666"/>
           <w:sz w:val="18"/>
         </w:rPr>
-        <w:t>Asowe HA et al.  ·  Sex Health  ·  20.10.2026  ·  PMID 42833641</w:t>
+        <w:t>Austin EJ et al.  ·  JAMA Netw Open  ·  01.10.2026  ·  PMID 42837152</w:t>
       </w:r>
     </w:p>
     <w:p>
       <w:r>
-        <w:t>Qualitative Mixed-Methods-Studie zu Zugang und Inanspruchnahme von Sexual- und Reproduktionsgesundheits-Dienstleistungen bei Jugendlichen in Mogadischu, Somalia.</w:t>
+        <w:t>Mixed-Methods-Studie (Befragung + qualitative Interviews) zu Reiseerfahrungen von 98 Patienten an Opioid-Behandlungsprogrammen in Washington State.</w:t>
       </w:r>
     </w:p>
     <w:p>
@@ -104,7 +104,7 @@
         <w:t xml:space="preserve">Ergebnis: </w:t>
       </w:r>
       <w:r>
-        <w:t>21 Gesundheitseinrichtungen identifiziert, aber Dienste nicht auf Jugendliche zugeschnitten. Hauptbarrieren: Stigma, soziale Normen, Geschlechterdynamiken (männliche Zustimmung erforderlich), finanzielle und logistische Hindernisse. Dringend Bedarf für jugendfreundliche, geschlechtssensible Dienste und Norm-Veränderungsaktivitäten.</w:t>
+        <w:t>Mittlere Reisedauer 82,5 Min (Spannweite 10–330 Min) und durchschnittliche Kosten 15,80 USD pro Besuch. 55,1% fuhren selbst, 21,4% wurden gefahren, 12,3% nutzten ÖPNV. Kernproblem: Unpredictable Wartezeiten und Konflikte mit Beruf/Familie beeinträchtigen Adhärenz.</w:t>
       </w:r>
     </w:p>
     <w:p>
@@ -119,7 +119,7 @@
         <w:rPr>
           <w:sz w:val="19"/>
         </w:rPr>
-        <w:t>Humanitarian-setting, Systemkontext sehr unterschiedlich, Befunde zu Zugangsbarrieren aber international relevant</w:t>
+        <w:t>USA-Kontext, aber Problematik der Behandlungszugang für marginalisierte Gruppen systemübergreifend</w:t>
       </w:r>
     </w:p>
     <w:p>
@@ -128,7 +128,7 @@
           <w:color w:val="5A7D3A"/>
           <w:sz w:val="18"/>
         </w:rPr>
-        <w:t>https://pubmed.ncbi.nlm.nih.gov/42833641/</w:t>
+        <w:t>https://pubmed.ncbi.nlm.nih.gov/42837152/</w:t>
       </w:r>
     </w:p>
     <w:p>
@@ -136,7 +136,7 @@
         <w:pStyle w:val="Heading2"/>
       </w:pPr>
       <w:r>
-        <w:t>Expert Agreement on Palliative Reasoning and Monitoring in Heart Failure: International Delphi Study</w:t>
+        <w:t>Palliative care in chronic heart failure in the Netherlands</w:t>
       </w:r>
     </w:p>
     <w:p>
@@ -146,12 +146,12 @@
           <w:color w:val="666666"/>
           <w:sz w:val="18"/>
         </w:rPr>
-        <w:t>De Leeuw JCB et al.  ·  J Pain Symptom Manage  ·  05.10.2026  ·  PMID 42833597</w:t>
+        <w:t>Aertsen-van der Kuip MSA et al.  ·  Neth Heart J  ·  06.10.2026  ·  PMID 42837105</w:t>
       </w:r>
     </w:p>
     <w:p>
       <w:r>
-        <w:t>Internationale Delphi-Studie zur Etablierung von Expertenkonsens über palliative Versorgung bei Herzinsuffizienz aus neun europäischen Ländern.</w:t>
+        <w:t>Befragung von 120 niederländischen Fachleuten zur Implementierung von Palliativversorgung und Advance Care Planning bei chronischer Herzinsuffizienz.</w:t>
       </w:r>
     </w:p>
     <w:p>
@@ -162,7 +162,7 @@
         <w:t xml:space="preserve">Ergebnis: </w:t>
       </w:r>
       <w:r>
-        <w:t>156 Experten (Runde 1) und 121 (Runde 2, 78,1% Retention) erreichten Konsens über alle Schritte der palliativen Versorgung (I-CVI 0,82–0,95). Von 33 Symptomen erreichtenÂ 76% Übereinstimmung zu Relevanz und Formulierung. Monitoring-Instrument für Symptome, Wünsche und Bedarf entwickelt.</w:t>
+        <w:t>97% der Fachleute bewerteten Palliativversorgung als (sehr) wichtig, aber nur etwa ein Drittel bot diese regelmäßig an. 78% konnten Palliativbedarf erkennen, nur 23% fühlten sich ausreichend qualifiziert. Hauptprobleme: fehlende Fähigkeiten und Zeitmangel.</w:t>
       </w:r>
     </w:p>
     <w:p>
@@ -177,7 +177,7 @@
         <w:rPr>
           <w:sz w:val="19"/>
         </w:rPr>
-        <w:t>Niederländische/europäische Leitung, neun europäische Länder, systemvergleichbar</w:t>
+        <w:t>Niederlande, Sozialversicherungssystem, direkt übertragbar auf Deutschland</w:t>
       </w:r>
     </w:p>
     <w:p>
@@ -186,7 +186,7 @@
           <w:color w:val="5A7D3A"/>
           <w:sz w:val="18"/>
         </w:rPr>
-        <w:t>https://pubmed.ncbi.nlm.nih.gov/42833597/</w:t>
+        <w:t>https://pubmed.ncbi.nlm.nih.gov/42837105/</w:t>
       </w:r>
     </w:p>
     <w:p>
@@ -194,7 +194,7 @@
         <w:pStyle w:val="Heading2"/>
       </w:pPr>
       <w:r>
-        <w:t>FOCUS-Tool zur Priorisierung von Guideline-Empfehlungen für Shared Decision Making</w:t>
+        <w:t>Unterversorgung mit Kompressionstherapie bei Ulcus cruris venosum</w:t>
       </w:r>
     </w:p>
     <w:p>
@@ -204,12 +204,12 @@
           <w:color w:val="666666"/>
           <w:sz w:val="18"/>
         </w:rPr>
-        <w:t>Orduhan C et al.  ·  J Clin Epidemiol  ·  05.10.2026  ·  PMID 42833371</w:t>
+        <w:t>Stücker M et al.  ·  Int Wound J  ·  Okt. 2026  ·  PMID 42834577</w:t>
       </w:r>
     </w:p>
     <w:p>
       <w:r>
-        <w:t>Entwicklung und Test des FOCUS-Tools zur systematischen Identifikation von Guideline-Empfehlungen, die sich für Shared Decision Making eignen.</w:t>
+        <w:t>Retrospektive Kohortenanalyse von Routinedaten von 3,35 Millionen Versicherten zu Häufigkeit und Determinanten der Kompressionstherapie bei venösen Beindoloren und Ulzera.</w:t>
       </w:r>
     </w:p>
     <w:p>
@@ -220,7 +220,7 @@
         <w:t xml:space="preserve">Ergebnis: </w:t>
       </w:r>
       <w:r>
-        <w:t>Fünf Items definiert: (1) multiple Optionen mit unterschiedlichen Nutzen-Schaden-Profilen, (2) Entscheidung mit Auswirkungen, (3) potenzielle Diskrepanz in Werten/Vorlieben, (4) Behandlungslast und finanzielle Aspekte, (5) Unsicherheit der Evidenz. Mittelwerte ≥3,38 auf 5-Punkt-Skala für Verständlichkeit, Anwendbarkeit und Nützlichkeit. 12 Teilnehmer aus acht Ländern, gute Akzeptanz.</w:t>
+        <w:t>Prävalenz: 0,50% für Ulcus cruris venosum (n=16.615), 7,27% für chronische Venenerkrankung (n=243.681). Über 5 Jahre: 75,85% mit Ulcus erhielten Kompression, aber 24,15% nicht – obwohl Kompression leitliniengerecht ist. Multimorbidität war höher bei Behandelten.</w:t>
       </w:r>
     </w:p>
     <w:p>
@@ -235,7 +235,7 @@
         <w:rPr>
           <w:sz w:val="19"/>
         </w:rPr>
-        <w:t>Deutsche Beteiligung, internationale Guideline-Entwicklung, systemunabhängige Methode</w:t>
+        <w:t>Deutsche Routinedaten aus der gesetzlichen Krankenversicherung</w:t>
       </w:r>
     </w:p>
     <w:p>
@@ -244,7 +244,7 @@
           <w:color w:val="5A7D3A"/>
           <w:sz w:val="18"/>
         </w:rPr>
-        <w:t>https://pubmed.ncbi.nlm.nih.gov/42833371/</w:t>
+        <w:t>https://pubmed.ncbi.nlm.nih.gov/42834577/</w:t>
       </w:r>
     </w:p>
     <w:p>
@@ -252,7 +252,7 @@
         <w:pStyle w:val="Heading2"/>
       </w:pPr>
       <w:r>
-        <w:t>National Ovarian Cancer Audit (NOCA) 2026: Qualitätsverbesserung der Ovarialkarzinom-Versorgung</w:t>
+        <w:t>Qualität der Pflegeheimversorgung für Veteranen nach Hospitalisierung</w:t>
       </w:r>
     </w:p>
     <w:p>
@@ -262,12 +262,12 @@
           <w:color w:val="666666"/>
           <w:sz w:val="18"/>
         </w:rPr>
-        <w:t>Zachou G et al.  ·  Clin Oncol (R Coll Radiol)  ·  10.09.2026  ·  PMID 42828886</w:t>
+        <w:t>Burke RE et al.  ·  J Gen Intern Med  ·  30.09.2026  ·  PMID 42816723</w:t>
       </w:r>
     </w:p>
     <w:p>
       <w:r>
-        <w:t>Nationale englisch-walisische Auditberichte zu Struktur-, Prozess- und Outcome-Qualität in der Ovarialkarzinom-Behandlung mit Quality-Improvement-Empfehlungen.</w:t>
+        <w:t>Retrospektive Kohortenstudie zur Verfügbarkeit und Nutzung hochqualitativer Pflegeheime (SNF) durch ältere Veteranen nach stationärer Aufnahme.</w:t>
       </w:r>
     </w:p>
     <w:p>
@@ -278,7 +278,7 @@
         <w:t xml:space="preserve">Ergebnis: </w:t>
       </w:r>
       <w:r>
-        <w:t>Daten nicht im Abstract verfügbar, aber Audit mit anschließenden Qualitätsverbesserungs-Interventionen durchgeführt. Fokus auf Standardisierung der Versorgung und Reduktion von Variabilität.</w:t>
+        <w:t>Von 926.860 Veteranen ≥66 Jahre nutzten &gt;92% private Medicare-Pflegeheime. Nur 34,4% wählten das bestbewertete SNF in der Nähe, 15,4% wählten das schlechteste. 64,5% hätten Zugang zu höher bewerteten Einrichtungen gehabt; 43,7% zu 5+ besseren Alternativen.</w:t>
       </w:r>
     </w:p>
     <w:p>
@@ -293,7 +293,7 @@
         <w:rPr>
           <w:sz w:val="19"/>
         </w:rPr>
-        <w:t>Englisch-walisisches System, aber Audit-Methodologie und Qualitätsziele auf deutsches System übertragbar</w:t>
+        <w:t>USA-System, aber Frage der Qualitätssteuerung und Patientenwahl systemübergreifend relevant</w:t>
       </w:r>
     </w:p>
     <w:p>
@@ -302,7 +302,7 @@
           <w:color w:val="5A7D3A"/>
           <w:sz w:val="18"/>
         </w:rPr>
-        <w:t>https://pubmed.ncbi.nlm.nih.gov/42828886/</w:t>
+        <w:t>https://pubmed.ncbi.nlm.nih.gov/42816723/</w:t>
       </w:r>
     </w:p>
     <w:p>
@@ -310,7 +310,7 @@
         <w:pStyle w:val="Heading2"/>
       </w:pPr>
       <w:r>
-        <w:t>Langfristiges Rezidivrisiko nach Hysterektomie zur Prolaps-Behandlung</w:t>
+        <w:t>Partizipation nach Schlaganfall im jungen Erwachsenenalter</w:t>
       </w:r>
     </w:p>
     <w:p>
@@ -320,12 +320,12 @@
           <w:color w:val="666666"/>
           <w:sz w:val="18"/>
         </w:rPr>
-        <w:t>Latack KR et al.  ·  Int Urogynecol J  ·  01.10.2026  ·  PMID 42821111</w:t>
+        <w:t>Donnelly MR et al.  ·  Am J Occup Ther  ·  30.09.2026  ·  PMID 42813599</w:t>
       </w:r>
     </w:p>
     <w:p>
       <w:r>
-        <w:t>Retrospektive Versicherungsanspruchsanalyse zu Prolaps-Retreatment nach Hysterektomie bei Prolaps-Diagnose, stratifiziert nach chirurgischem Zugang und Begleitverfahren.</w:t>
+        <w:t>Scoping Review von 15 Studien zur Partizipation junger Erwachsener (18–45 Jahre) nach Schlaganfall in Rollen und Aktivitäten des Erwachsenenlebens.</w:t>
       </w:r>
     </w:p>
     <w:p>
@@ -336,7 +336,7 @@
         <w:t xml:space="preserve">Ergebnis: </w:t>
       </w:r>
       <w:r>
-        <w:t>7017 Patienten (Durchschnittsalter 51,3 Jahre). Concurrent Prolaps-Verfahren in 82%. Nach 24.129 Personenjahren: 399 Patienten (5,7%) retreated. Inzidenzrate 16,5 pro 1000 Personenjahre (95% CI 14,9–18,2). Vaginal vs. laparoskopisch: kein signifikanter Unterschied nach Adjustierung (aHR 1,39). Mit Colpopexy: abdominaler Zugang deutlich höheres Risiko.</w:t>
+        <w:t>Schlaganfall führt zu Unterbrechung der beruflichen und sozialen Laufbahn; multi-dimensionale Effekte auf Rollen (Partner, Eltern), Bildung und Karriere. Rehabilitation fokussiert typischerweise auf motorische Funktionen, adressiert aber nicht die entwicklungsspezifischen Bedürfnisse junger Erwachsener.</w:t>
       </w:r>
     </w:p>
     <w:p>
@@ -351,7 +351,7 @@
         <w:rPr>
           <w:sz w:val="19"/>
         </w:rPr>
-        <w:t>US-Versicherungsdaten, aber gynäkologische Fragestellung zur Prozessoptimierung systemunabhängig übertragbar</w:t>
+        <w:t>Qualitative HSR-Synthese, Erkenntnisse zur Versorgungsplanung systemunabhängig</w:t>
       </w:r>
     </w:p>
     <w:p>
@@ -360,7 +360,7 @@
           <w:color w:val="5A7D3A"/>
           <w:sz w:val="18"/>
         </w:rPr>
-        <w:t>https://pubmed.ncbi.nlm.nih.gov/42821111/</w:t>
+        <w:t>https://pubmed.ncbi.nlm.nih.gov/42813599/</w:t>
       </w:r>
     </w:p>
     <w:p>
@@ -368,7 +368,7 @@
         <w:pStyle w:val="Heading2"/>
       </w:pPr>
       <w:r>
-        <w:t>Nachbarschafts-Umgebung und Präeklampsie-Risiko: Machine-Learning-Analyse</w:t>
+        <w:t>Atriale Kardiomyopathie und klinische Langzeitfolgen</w:t>
       </w:r>
     </w:p>
     <w:p>
@@ -378,12 +378,12 @@
           <w:color w:val="666666"/>
           <w:sz w:val="18"/>
         </w:rPr>
-        <w:t>Paris CF et al.  ·  Pregnancy (Hoboken)  ·  29.09.2026  ·  PMID 42819622</w:t>
+        <w:t>Kazi K et al.  ·  Europace  ·  02.09.2026  ·  PMID 42809232</w:t>
       </w:r>
     </w:p>
     <w:p>
       <w:r>
-        <w:t>Matched-Case-Control-Studie mit Machine Learning zur Bestimmung der relativen Bedeutung von Nachbarschaftsfaktoren (soziale Vulnerabilität, gebaute Umgebung) für Präeklampsie-Risiko in Philadelphia.</w:t>
+        <w:t>Kohortenstudie zu Assoziationen zwischen echokardiographischen Merkmalen atrialerKardiomyopathie und Inzidenz von Vorhofflimmern, Herzinsuffizienz und Schlaganfall. (Abstract ohne konkrete Ergebnisse verfügbar)</w:t>
       </w:r>
     </w:p>
     <w:p>
@@ -394,7 +394,7 @@
         <w:t xml:space="preserve">Ergebnis: </w:t>
       </w:r>
       <w:r>
-        <w:t>18.754 Teilnehmer (4.689 Präeklampsie-Fälle, 14.065 Kontrollen). Drei Nachbarschafts-Gesundheits-Vulnerabilitätsfaktoren am wichtigsten: Prävalenz von Adipositas, hohem Blutdruck und kurzer Schlafdauer bei Erwachsenen. Assoziationen mit Nachbarschafts-Hypertonie-Prävalenz besonders relevant für Präeklampsie-Prävention.</w:t>
+        <w:t>Abstract enthält keine benennbaren Zahlen oder Ergebnisse; nur Studiendesign beschrieben. Ausschluss.</w:t>
       </w:r>
     </w:p>
     <w:p>
@@ -409,7 +409,7 @@
         <w:rPr>
           <w:sz w:val="19"/>
         </w:rPr>
-        <w:t>US-Daten aus Philadelphia, aber sozialstrukturelle Fragestellung und Risiko-Identifikation systemunabhängig relevant</w:t>
+        <w:t>Ausgeschlossen</w:t>
       </w:r>
     </w:p>
     <w:p>
@@ -418,7 +418,7 @@
           <w:color w:val="5A7D3A"/>
           <w:sz w:val="18"/>
         </w:rPr>
-        <w:t>https://pubmed.ncbi.nlm.nih.gov/42819622/</w:t>
+        <w:t>https://pubmed.ncbi.nlm.nih.gov/42809232/</w:t>
       </w:r>
     </w:p>
     <w:sectPr>

--- a/download/studien-aktuell.docx
+++ b/download/studien-aktuell.docx
@@ -62,7 +62,7 @@
           <w:color w:val="666666"/>
           <w:sz w:val="18"/>
         </w:rPr>
-        <w:t>Stand: 07.10.2026  |  6 Studien  |  wissen.m-vf.de</w:t>
+        <w:t>Stand: 08.10.2026  |  7 Studien  |  wissen.m-vf.de</w:t>
       </w:r>
     </w:p>
     <w:p>
@@ -70,7 +70,7 @@
         <w:pStyle w:val="Heading1"/>
       </w:pPr>
       <w:r>
-        <w:t>Aufgenommen am 07.10.2026</w:t>
+        <w:t>Aufgenommen am 08.10.2026</w:t>
       </w:r>
     </w:p>
     <w:p>
@@ -78,7 +78,7 @@
         <w:pStyle w:val="Heading2"/>
       </w:pPr>
       <w:r>
-        <w:t>Reisebelastungen bei Methadon-Ambulanzbesuchen</w:t>
+        <w:t>Ärztevariabilität dominiert Schicht-Effekte in der ED</w:t>
       </w:r>
     </w:p>
     <w:p>
@@ -88,12 +88,12 @@
           <w:color w:val="666666"/>
           <w:sz w:val="18"/>
         </w:rPr>
-        <w:t>Austin EJ et al.  ·  JAMA Netw Open  ·  01.10.2026  ·  PMID 42837152</w:t>
+        <w:t>Büyükkaya MŞ et al.  ·  Postgrad Med J  ·  07.10.2026  ·  PMID 42842596</w:t>
       </w:r>
     </w:p>
     <w:p>
       <w:r>
-        <w:t>Mixed-Methods-Studie (Befragung + qualitative Interviews) zu Reiseerfahrungen von 98 Patienten an Opioid-Behandlungsprogrammen in Washington State.</w:t>
+        <w:t>Retrospektive Beobachtungsstudie zu diagnostischer Ressourcentechnik (Labor, Bildgebung, Konsile) bei 11.032 niedrig-akuten ED-Besuchen in der Türkei nach Schichtzeit und Arzt.</w:t>
       </w:r>
     </w:p>
     <w:p>
@@ -104,7 +104,7 @@
         <w:t xml:space="preserve">Ergebnis: </w:t>
       </w:r>
       <w:r>
-        <w:t>Mittlere Reisedauer 82,5 Min (Spannweite 10–330 Min) und durchschnittliche Kosten 15,80 USD pro Besuch. 55,1% fuhren selbst, 21,4% wurden gefahren, 12,3% nutzten ÖPNV. Kernproblem: Unpredictable Wartezeiten und Konflikte mit Beruf/Familie beeinträchtigen Adhärenz.</w:t>
+        <w:t>Laborquoten 9,5% (p=0,997), Bildgebung 12,6–13,5% (p=0,485) zeigen keine signifikante Schicht-Variation. Arzt-Level-Variation deutlich größer: Labor 3,5–21,5%, Bildgebung 6,3–28,7%. Ärztliche Spezialisierung dominiert.</w:t>
       </w:r>
     </w:p>
     <w:p>
@@ -119,7 +119,7 @@
         <w:rPr>
           <w:sz w:val="19"/>
         </w:rPr>
-        <w:t>USA-Kontext, aber Problematik der Behandlungszugang für marginalisierte Gruppen systemübergreifend</w:t>
+        <w:t>Türkei, aber Frage zur Ärzte-Variabilität und Ressourcennutzung systemunabhängig</w:t>
       </w:r>
     </w:p>
     <w:p>
@@ -128,7 +128,7 @@
           <w:color w:val="5A7D3A"/>
           <w:sz w:val="18"/>
         </w:rPr>
-        <w:t>https://pubmed.ncbi.nlm.nih.gov/42837152/</w:t>
+        <w:t>https://pubmed.ncbi.nlm.nih.gov/42842596/</w:t>
       </w:r>
     </w:p>
     <w:p>
@@ -136,7 +136,7 @@
         <w:pStyle w:val="Heading2"/>
       </w:pPr>
       <w:r>
-        <w:t>Palliative care in chronic heart failure in the Netherlands</w:t>
+        <w:t>Durst bei Herzinsuffizienz-Patienten auf Transplantwarteliste</w:t>
       </w:r>
     </w:p>
     <w:p>
@@ -146,12 +146,12 @@
           <w:color w:val="666666"/>
           <w:sz w:val="18"/>
         </w:rPr>
-        <w:t>Aertsen-van der Kuip MSA et al.  ·  Neth Heart J  ·  06.10.2026  ·  PMID 42837105</w:t>
+        <w:t>Wefer F et al.  ·  Nurs Crit Care  ·  Nov. 2026  ·  PMID 42841439</w:t>
       </w:r>
     </w:p>
     <w:p>
       <w:r>
-        <w:t>Befragung von 120 niederländischen Fachleuten zur Implementierung von Palliativversorgung und Advance Care Planning bei chronischer Herzinsuffizienz.</w:t>
+        <w:t>Qualitative Mischmethod-Studie mit 10 Patienteninterviews und 2 Fokusgruppen (5 Pflegekräfte) sowie 59 Pflegekräfte-Befragung zur Erfahrung mit Durst bei hochgradig Herzkranken.</w:t>
       </w:r>
     </w:p>
     <w:p>
@@ -162,7 +162,7 @@
         <w:t xml:space="preserve">Ergebnis: </w:t>
       </w:r>
       <w:r>
-        <w:t>97% der Fachleute bewerteten Palliativversorgung als (sehr) wichtig, aber nur etwa ein Drittel bot diese regelmäßig an. 78% konnten Palliativbedarf erkennen, nur 23% fühlten sich ausreichend qualifiziert. Hauptprobleme: fehlende Fähigkeiten und Zeitmangel.</w:t>
+        <w:t>Patienten berichten heterogenes Durstserleben (mild bis schwer). Pflege hält es für relevant, nutzt aber sehr unterschiedliche Assessmentstrategien; &lt;50% bewerten Durst regelmäßig. Patienten und Pflegekräfte wünschen standardisierte Beratung.</w:t>
       </w:r>
     </w:p>
     <w:p>
@@ -177,7 +177,7 @@
         <w:rPr>
           <w:sz w:val="19"/>
         </w:rPr>
-        <w:t>Niederlande, Sozialversicherungssystem, direkt übertragbar auf Deutschland</w:t>
+        <w:t>Deutschland (Ruhr-Universität Bochum, Bad Oeynhausen), direkt übertragbar</w:t>
       </w:r>
     </w:p>
     <w:p>
@@ -186,7 +186,7 @@
           <w:color w:val="5A7D3A"/>
           <w:sz w:val="18"/>
         </w:rPr>
-        <w:t>https://pubmed.ncbi.nlm.nih.gov/42837105/</w:t>
+        <w:t>https://pubmed.ncbi.nlm.nih.gov/42841439/</w:t>
       </w:r>
     </w:p>
     <w:p>
@@ -194,7 +194,7 @@
         <w:pStyle w:val="Heading2"/>
       </w:pPr>
       <w:r>
-        <w:t>Unterversorgung mit Kompressionstherapie bei Ulcus cruris venosum</w:t>
+        <w:t>Primary care accessibility reduces inappropriate ED attendance</w:t>
       </w:r>
     </w:p>
     <w:p>
@@ -204,12 +204,12 @@
           <w:color w:val="666666"/>
           <w:sz w:val="18"/>
         </w:rPr>
-        <w:t>Stücker M et al.  ·  Int Wound J  ·  Okt. 2026  ·  PMID 42834577</w:t>
+        <w:t>Koh JJE et al.  ·  Singapore Med J  ·  05.10.2026  ·  PMID 42839708</w:t>
       </w:r>
     </w:p>
     <w:p>
       <w:r>
-        <w:t>Retrospektive Kohortenanalyse von Routinedaten von 3,35 Millionen Versicherten zu Häufigkeit und Determinanten der Kompressionstherapie bei venösen Beindoloren und Ulzera.</w:t>
+        <w:t>Retrospektive Kohortenstudie untersuchte, wie Erreichbarkeit und Verfügbarkeit von Hausarztpraxen die unangemessene Notfallaufnahmebesuche (12,5% von 135.838 Besuchen) beeinflussen.</w:t>
       </w:r>
     </w:p>
     <w:p>
@@ -220,7 +220,7 @@
         <w:t xml:space="preserve">Ergebnis: </w:t>
       </w:r>
       <w:r>
-        <w:t>Prävalenz: 0,50% für Ulcus cruris venosum (n=16.615), 7,27% für chronische Venenerkrankung (n=243.681). Über 5 Jahre: 75,85% mit Ulcus erhielten Kompression, aber 24,15% nicht – obwohl Kompression leitliniengerecht ist. Multimorbidität war höher bei Behandelten.</w:t>
+        <w:t>Reisezeit &gt;5 Min zu nächster Praxis erhöhte unangemessene ED-Besuche um 13–24%, Reisedistanz &gt;1 km um 10–33%. Mehr als 3 Praxen im 1-km-Radius reduzierten unangemessene Besuche um ≥12%.</w:t>
       </w:r>
     </w:p>
     <w:p>
@@ -235,7 +235,7 @@
         <w:rPr>
           <w:sz w:val="19"/>
         </w:rPr>
-        <w:t>Deutsche Routinedaten aus der gesetzlichen Krankenversicherung</w:t>
+        <w:t>Singapur, aber Fragestellung systemunabhängig zur Primärversorgung</w:t>
       </w:r>
     </w:p>
     <w:p>
@@ -244,7 +244,7 @@
           <w:color w:val="5A7D3A"/>
           <w:sz w:val="18"/>
         </w:rPr>
-        <w:t>https://pubmed.ncbi.nlm.nih.gov/42834577/</w:t>
+        <w:t>https://pubmed.ncbi.nlm.nih.gov/42839708/</w:t>
       </w:r>
     </w:p>
     <w:p>
@@ -252,7 +252,7 @@
         <w:pStyle w:val="Heading2"/>
       </w:pPr>
       <w:r>
-        <w:t>Qualität der Pflegeheimversorgung für Veteranen nach Hospitalisierung</w:t>
+        <w:t>Ärzt- und Praxis-Level-Variation in Studienteilnahme bei Krebs</w:t>
       </w:r>
     </w:p>
     <w:p>
@@ -262,12 +262,12 @@
           <w:color w:val="666666"/>
           <w:sz w:val="18"/>
         </w:rPr>
-        <w:t>Burke RE et al.  ·  J Gen Intern Med  ·  30.09.2026  ·  PMID 42816723</w:t>
+        <w:t>Jiang C et al.  ·  JAMA Netw Open  ·  01.10.2026  ·  PMID 42837155</w:t>
       </w:r>
     </w:p>
     <w:p>
       <w:r>
-        <w:t>Retrospektive Kohortenstudie zur Verfügbarkeit und Nutzung hochqualitativer Pflegeheime (SNF) durch ältere Veteranen nach stationärer Aufnahme.</w:t>
+        <w:t>Kohortenstudie von 205.743 Patienten mit fortgeschrittenem Krebs (2011–2024) zur Klinische-Studien-Teilnahme in 1.664 Arzt-Praxen, 107 Zentren (Flatiron-Daten).</w:t>
       </w:r>
     </w:p>
     <w:p>
@@ -278,7 +278,7 @@
         <w:t xml:space="preserve">Ergebnis: </w:t>
       </w:r>
       <w:r>
-        <w:t>Von 926.860 Veteranen ≥66 Jahre nutzten &gt;92% private Medicare-Pflegeheime. Nur 34,4% wählten das bestbewertete SNF in der Nähe, 15,4% wählten das schlechteste. 64,5% hätten Zugang zu höher bewerteten Einrichtungen gehabt; 43,7% zu 5+ besseren Alternativen.</w:t>
+        <w:t>Studienteilnahme 5,2% (2011: 3,9%, 2024: 6,8%). 23,4% Ärzte mit 83,6% Einschlüssen; 19,6% Praxen mit 80,5% der Patienten. Arzt- (12,3%) und Praxis-Level (15,1%) erklären mehr Variation als beobachtbare Patientenfaktoren (11,4%).</w:t>
       </w:r>
     </w:p>
     <w:p>
@@ -293,7 +293,7 @@
         <w:rPr>
           <w:sz w:val="19"/>
         </w:rPr>
-        <w:t>USA-System, aber Frage der Qualitätssteuerung und Patientenwahl systemübergreifend relevant</w:t>
+        <w:t>USA, aber Fragestellung zu System- und Anbieter-Barrieren in der Forschung systemunabhängig</w:t>
       </w:r>
     </w:p>
     <w:p>
@@ -302,7 +302,7 @@
           <w:color w:val="5A7D3A"/>
           <w:sz w:val="18"/>
         </w:rPr>
-        <w:t>https://pubmed.ncbi.nlm.nih.gov/42816723/</w:t>
+        <w:t>https://pubmed.ncbi.nlm.nih.gov/42837155/</w:t>
       </w:r>
     </w:p>
     <w:p>
@@ -310,7 +310,7 @@
         <w:pStyle w:val="Heading2"/>
       </w:pPr>
       <w:r>
-        <w:t>Partizipation nach Schlaganfall im jungen Erwachsenenalter</w:t>
+        <w:t>Person-zentrierte Demenzpflege durch Coaching umsetzen</w:t>
       </w:r>
     </w:p>
     <w:p>
@@ -320,12 +320,12 @@
           <w:color w:val="666666"/>
           <w:sz w:val="18"/>
         </w:rPr>
-        <w:t>Donnelly MR et al.  ·  Am J Occup Ther  ·  30.09.2026  ·  PMID 42813599</w:t>
+        <w:t>Moczygemba W et al.  ·  Gerontologist  ·  03.10.2026  ·  PMID 42830447</w:t>
       </w:r>
     </w:p>
     <w:p>
       <w:r>
-        <w:t>Scoping Review von 15 Studien zur Partizipation junger Erwachsener (18–45 Jahre) nach Schlaganfall in Rollen und Aktivitäten des Erwachsenenlebens.</w:t>
+        <w:t>Pre-post-Studie zur Implementierung des Care Community Coaching Program (CCCP) in 38 Langzeitpflegeeinrichtungen Ohios zur Umsetzung von Dementia Care Practice Recommendations.</w:t>
       </w:r>
     </w:p>
     <w:p>
@@ -336,7 +336,7 @@
         <w:t xml:space="preserve">Ergebnis: </w:t>
       </w:r>
       <w:r>
-        <w:t>Schlaganfall führt zu Unterbrechung der beruflichen und sozialen Laufbahn; multi-dimensionale Effekte auf Rollen (Partner, Eltern), Bildung und Karriere. Rehabilitation fokussiert typischerweise auf motorische Funktionen, adressiert aber nicht die entwicklungsspezifischen Bedürfnisse junger Erwachsener.</w:t>
+        <w:t>Signifikante Verbesserungen in 8 von 9 Leitlinien-Bereichen für personenzentrierte Versorgung; Baseline-Implementationsrate 61,8%, Arbeitskräfte-Praktiken 78,3%. Barriers und Facilitators dokumentiert.</w:t>
       </w:r>
     </w:p>
     <w:p>
@@ -351,7 +351,7 @@
         <w:rPr>
           <w:sz w:val="19"/>
         </w:rPr>
-        <w:t>Qualitative HSR-Synthese, Erkenntnisse zur Versorgungsplanung systemunabhängig</w:t>
+        <w:t>USA, aber Fragestellung zur Implementierungsforschung systemübergreifend relevant</w:t>
       </w:r>
     </w:p>
     <w:p>
@@ -360,7 +360,7 @@
           <w:color w:val="5A7D3A"/>
           <w:sz w:val="18"/>
         </w:rPr>
-        <w:t>https://pubmed.ncbi.nlm.nih.gov/42813599/</w:t>
+        <w:t>https://pubmed.ncbi.nlm.nih.gov/42830447/</w:t>
       </w:r>
     </w:p>
     <w:p>
@@ -368,7 +368,7 @@
         <w:pStyle w:val="Heading2"/>
       </w:pPr>
       <w:r>
-        <w:t>Atriale Kardiomyopathie und klinische Langzeitfolgen</w:t>
+        <w:t>Stressabbau senkt Blutdruck bei Normotensiven</w:t>
       </w:r>
     </w:p>
     <w:p>
@@ -378,12 +378,12 @@
           <w:color w:val="666666"/>
           <w:sz w:val="18"/>
         </w:rPr>
-        <w:t>Kazi K et al.  ·  Europace  ·  02.09.2026  ·  PMID 42809232</w:t>
+        <w:t>Kamijima J et al.  ·  J Hum Hypertens  ·  03.10.2026  ·  PMID 42829395</w:t>
       </w:r>
     </w:p>
     <w:p>
       <w:r>
-        <w:t>Kohortenstudie zu Assoziationen zwischen echokardiographischen Merkmalen atrialerKardiomyopathie und Inzidenz von Vorhofflimmern, Herzinsuffizienz und Schlaganfall. (Abstract ohne konkrete Ergebnisse verfügbar)</w:t>
+        <w:t>Systematisches Review und Metaanalyse von 22 RCTs (n=3.089) zu Stressmanagement-Interventionen und Blutdruckveränderungen bei gesunden Erwachsenen ohne Hypertonie.</w:t>
       </w:r>
     </w:p>
     <w:p>
@@ -394,7 +394,7 @@
         <w:t xml:space="preserve">Ergebnis: </w:t>
       </w:r>
       <w:r>
-        <w:t>Abstract enthält keine benennbaren Zahlen oder Ergebnisse; nur Studiendesign beschrieben. Ausschluss.</w:t>
+        <w:t>Mind-Body-Übung: −2,17 mmHg systolisch (95% KI −3,29 bis −1,05), −1,69 mmHg diastolisch; Meditation: −1,49/−1,00 mmHg; Relaxation: −4,76/−1,71 mmHg. Primärprävention möglich.</w:t>
       </w:r>
     </w:p>
     <w:p>
@@ -409,7 +409,7 @@
         <w:rPr>
           <w:sz w:val="19"/>
         </w:rPr>
-        <w:t>Ausgeschlossen</w:t>
+        <w:t>Internationale Datenbasis, systemunabhängige Fragestellung zu Prävention</w:t>
       </w:r>
     </w:p>
     <w:p>
@@ -418,7 +418,65 @@
           <w:color w:val="5A7D3A"/>
           <w:sz w:val="18"/>
         </w:rPr>
-        <w:t>https://pubmed.ncbi.nlm.nih.gov/42809232/</w:t>
+        <w:t>https://pubmed.ncbi.nlm.nih.gov/42829395/</w:t>
+      </w:r>
+    </w:p>
+    <w:p>
+      <w:pPr>
+        <w:pStyle w:val="Heading2"/>
+      </w:pPr>
+      <w:r>
+        <w:t>Verweildauer bei Mundkrebs in Deutschland</w:t>
+      </w:r>
+    </w:p>
+    <w:p>
+      <w:r>
+        <w:rPr>
+          <w:i/>
+          <w:color w:val="666666"/>
+          <w:sz w:val="18"/>
+        </w:rPr>
+        <w:t>Cirkel LL et al.  ·  Reports (MDPI)  ·  02.09.2026  ·  PMID 42784021</w:t>
+      </w:r>
+    </w:p>
+    <w:p>
+      <w:r>
+        <w:t>Retrospektive Multizenter-Analyse von 3.957 Krebshospitalisierungen (2019–2024) aus 34 deutschen Krankenhäusern zu Verweildauer und Einflussfaktoren.</w:t>
+      </w:r>
+    </w:p>
+    <w:p>
+      <w:r>
+        <w:rPr>
+          <w:b/>
+        </w:rPr>
+        <w:t xml:space="preserve">Ergebnis: </w:t>
+      </w:r>
+      <w:r>
+        <w:t>Mediane Verweildauer 6 Tage (IQR 3–13), Mittel 10,2 Tage. 49,4% ≥7 Tage, 23,5% ≥14 Tage. Alter &gt;80 Jahre: Rate Ratio 1,17 (95% KI 1,13–1,21); hohe Komorbiditätslast: RR 1,58 (1,54–1,63); Bluttransfusion RR 1,80, komplexe Intensivbehandlung RR 1,70.</w:t>
+      </w:r>
+    </w:p>
+    <w:p>
+      <w:r>
+        <w:rPr>
+          <w:b/>
+          <w:sz w:val="19"/>
+        </w:rPr>
+        <w:t xml:space="preserve">Übertragbarkeit: </w:t>
+      </w:r>
+      <w:r>
+        <w:rPr>
+          <w:sz w:val="19"/>
+        </w:rPr>
+        <w:t>Deutsche Routinedaten, 49 Krankenhäuser, direkt übertragbar</w:t>
+      </w:r>
+    </w:p>
+    <w:p>
+      <w:r>
+        <w:rPr>
+          <w:color w:val="5A7D3A"/>
+          <w:sz w:val="18"/>
+        </w:rPr>
+        <w:t>https://pubmed.ncbi.nlm.nih.gov/42784021/</w:t>
       </w:r>
     </w:p>
     <w:sectPr>

--- a/download/studien-aktuell.docx
+++ b/download/studien-aktuell.docx
@@ -62,7 +62,7 @@
           <w:color w:val="666666"/>
           <w:sz w:val="18"/>
         </w:rPr>
-        <w:t>Stand: 08.10.2026  |  7 Studien  |  wissen.m-vf.de</w:t>
+        <w:t>Stand: 09.10.2026  |  6 Studien  |  wissen.m-vf.de</w:t>
       </w:r>
     </w:p>
     <w:p>
@@ -70,7 +70,7 @@
         <w:pStyle w:val="Heading1"/>
       </w:pPr>
       <w:r>
-        <w:t>Aufgenommen am 08.10.2026</w:t>
+        <w:t>Aufgenommen am 09.10.2026</w:t>
       </w:r>
     </w:p>
     <w:p>
@@ -78,7 +78,7 @@
         <w:pStyle w:val="Heading2"/>
       </w:pPr>
       <w:r>
-        <w:t>Ärztevariabilität dominiert Schicht-Effekte in der ED</w:t>
+        <w:t>Telemedicine-Nutzung in Japan 2020–2024: Persistierende Ungleichheiten</w:t>
       </w:r>
     </w:p>
     <w:p>
@@ -88,12 +88,12 @@
           <w:color w:val="666666"/>
           <w:sz w:val="18"/>
         </w:rPr>
-        <w:t>Büyükkaya MŞ et al.  ·  Postgrad Med J  ·  07.10.2026  ·  PMID 42842596</w:t>
+        <w:t>Ito H et al.  ·  J Med Internet Res  ·  08.10.2026  ·  PMID 42849039</w:t>
       </w:r>
     </w:p>
     <w:p>
       <w:r>
-        <w:t>Retrospektive Beobachtungsstudie zu diagnostischer Ressourcentechnik (Labor, Bildgebung, Konsile) bei 11.032 niedrig-akuten ED-Besuchen in der Türkei nach Schichtzeit und Arzt.</w:t>
+        <w:t>Longitudinale Panelstudie zur Entwicklung von Chancenungleichheiten bei der Telemedizin-Adoption in Japan über vier Jahre mit 10.818 Teilnehmern.</w:t>
       </w:r>
     </w:p>
     <w:p>
@@ -104,7 +104,7 @@
         <w:t xml:space="preserve">Ergebnis: </w:t>
       </w:r>
       <w:r>
-        <w:t>Laborquoten 9,5% (p=0,997), Bildgebung 12,6–13,5% (p=0,485) zeigen keine signifikante Schicht-Variation. Arzt-Level-Variation deutlich größer: Labor 3,5–21,5%, Bildgebung 6,3–28,7%. Ärztliche Spezialisierung dominiert.</w:t>
+        <w:t>Telemedizin-Adoption stieg von 2,6% (2020) auf 7,0% (2024). Altersbedingte Ungleichheiten verschärften sich: Bei 70–75-Jährigen +1,0 Prozentpunkte vs. 18–29-Jährigen +13,1 Prozentpunkte (DID –12,1 PP, 95% KI –18,2 bis –5,9). Arbeitslose zeigten kleinere Zunahmen (+2,8 vs. +5,7 PP bei höheren Angestellten; DID –2,9 PP).</w:t>
       </w:r>
     </w:p>
     <w:p>
@@ -119,7 +119,7 @@
         <w:rPr>
           <w:sz w:val="19"/>
         </w:rPr>
-        <w:t>Türkei, aber Frage zur Ärzte-Variabilität und Ressourcennutzung systemunabhängig</w:t>
+        <w:t>Japan, nationale Kohorte mit berichteten Adoptionsdaten, digitale Gerechtigkeit systemübergreifend relevant</w:t>
       </w:r>
     </w:p>
     <w:p>
@@ -128,7 +128,7 @@
           <w:color w:val="5A7D3A"/>
           <w:sz w:val="18"/>
         </w:rPr>
-        <w:t>https://pubmed.ncbi.nlm.nih.gov/42842596/</w:t>
+        <w:t>https://pubmed.ncbi.nlm.nih.gov/42849039/</w:t>
       </w:r>
     </w:p>
     <w:p>
@@ -136,7 +136,7 @@
         <w:pStyle w:val="Heading2"/>
       </w:pPr>
       <w:r>
-        <w:t>Durst bei Herzinsuffizienz-Patienten auf Transplantwarteliste</w:t>
+        <w:t>Retinoid-Umstellung in vier europäischen Ländern nach Schwangerschaftsprävention 2018</w:t>
       </w:r>
     </w:p>
     <w:p>
@@ -146,12 +146,12 @@
           <w:color w:val="666666"/>
           <w:sz w:val="18"/>
         </w:rPr>
-        <w:t>Wefer F et al.  ·  Nurs Crit Care  ·  Nov. 2026  ·  PMID 42841439</w:t>
+        <w:t>Riera-Arnau J et al.  ·  Drug Saf  ·  08.10.2026  ·  PMID 42848129</w:t>
       </w:r>
     </w:p>
     <w:p>
       <w:r>
-        <w:t>Qualitative Mischmethod-Studie mit 10 Patienteninterviews und 2 Fokusgruppen (5 Pflegekräfte) sowie 59 Pflegekräfte-Befragung zur Erfahrung mit Durst bei hochgradig Herzkranken.</w:t>
+        <w:t>Unterbrochene Zeitreihenanalyse zum Effekt der EU-Schwangerschaftspräventionsprogramm-Aktualisierung 2018 auf Wechsel von oralen Retinoiden zu Alternativmedikamenten bei Frauen im gebärfähigen Alter in vier europäischen Ländern mit 88.992 Frauen.</w:t>
       </w:r>
     </w:p>
     <w:p>
@@ -162,7 +162,7 @@
         <w:t xml:space="preserve">Ergebnis: </w:t>
       </w:r>
       <w:r>
-        <w:t>Patienten berichten heterogenes Durstserleben (mild bis schwer). Pflege hält es für relevant, nutzt aber sehr unterschiedliche Assessmentstrategien; &lt;50% bewerten Durst regelmäßig. Patienten und Pflegekräfte wünschen standardisierte Beratung.</w:t>
+        <w:t>32,0% (28.446/88.992) wechselten zu Alternativmedikamenten über den Studienzeitraum. Mediane Wechselraten: 1,8–6,5% monatlich präimplementiert, 1,2–2,3% postimplementiert. Kleine aber statistisch signifikante Abnahme der Wechselrate nach Intervention in Italien (–0,035%, p&lt;0,01), Spanien VID (–0,04%, p&lt;0,01) und BIFAP (–0,03%, p=0,02); Effekte verschwanden bei Ausschluss COVID-19-Lockdown-Periode.</w:t>
       </w:r>
     </w:p>
     <w:p>
@@ -177,7 +177,7 @@
         <w:rPr>
           <w:sz w:val="19"/>
         </w:rPr>
-        <w:t>Deutschland (Ruhr-Universität Bochum, Bad Oeynhausen), direkt übertragbar</w:t>
+        <w:t>Niederlande, Spanien, Italien, Dänemark – europäische Sozialversicherungssysteme, Pharmacoepidemiology-Daten</w:t>
       </w:r>
     </w:p>
     <w:p>
@@ -186,7 +186,7 @@
           <w:color w:val="5A7D3A"/>
           <w:sz w:val="18"/>
         </w:rPr>
-        <w:t>https://pubmed.ncbi.nlm.nih.gov/42841439/</w:t>
+        <w:t>https://pubmed.ncbi.nlm.nih.gov/42848129/</w:t>
       </w:r>
     </w:p>
     <w:p>
@@ -194,7 +194,7 @@
         <w:pStyle w:val="Heading2"/>
       </w:pPr>
       <w:r>
-        <w:t>Primary care accessibility reduces inappropriate ED attendance</w:t>
+        <w:t>Prähabilitationsakzeptanz bei Hüft- und Kniegelenkersatz: Qualitative Stakeholder-Perspektiven</w:t>
       </w:r>
     </w:p>
     <w:p>
@@ -204,12 +204,12 @@
           <w:color w:val="666666"/>
           <w:sz w:val="18"/>
         </w:rPr>
-        <w:t>Koh JJE et al.  ·  Singapore Med J  ·  05.10.2026  ·  PMID 42839708</w:t>
+        <w:t>Burgess N et al.  ·  Musculoskeletal Care  ·  Dez. 2026  ·  PMID 42847740</w:t>
       </w:r>
     </w:p>
     <w:p>
       <w:r>
-        <w:t>Retrospektive Kohortenstudie untersuchte, wie Erreichbarkeit und Verfügbarkeit von Hausarztpraxen die unangemessene Notfallaufnahmebesuche (12,5% von 135.838 Besuchen) beeinflussen.</w:t>
+        <w:t>Qualitative Studie mit 30 Interviews (15 Patienten, 15 Fachpersonen) zu Akzeptanz, Barrieren und Lösungen bei Prähabilitationsprogrammen vor Hüft- und Kniegelenksersatz in Australien.</w:t>
       </w:r>
     </w:p>
     <w:p>
@@ -220,7 +220,7 @@
         <w:t xml:space="preserve">Ergebnis: </w:t>
       </w:r>
       <w:r>
-        <w:t>Reisezeit &gt;5 Min zu nächster Praxis erhöhte unangemessene ED-Besuche um 13–24%, Reisedistanz &gt;1 km um 10–33%. Mehr als 3 Praxen im 1-km-Radius reduzierten unangemessene Besuche um ≥12%.</w:t>
+        <w:t>Prähabilitationsmaßnahme wurde allgemein als akzeptabel und vorteilhaft bewertet. Drei Hauptkonzepte: (1) Verständnis variierte, aber positive Bewertung überwiegend; (2) Barrieren/Förderfaktoren auf Patienten-, Fachpersonen- und Systemebene identifiziert (lange Wartelisten, mangelndes Vertrauen, Gesprächssicherheit); (3) Beide Gruppen betonten individuelle Anpassung, multimodale Intervention und kontinuierliche Unterstützung im OP-Verlauf als erfolgskritisch.</w:t>
       </w:r>
     </w:p>
     <w:p>
@@ -235,7 +235,7 @@
         <w:rPr>
           <w:sz w:val="19"/>
         </w:rPr>
-        <w:t>Singapur, aber Fragestellung systemunabhängig zur Primärversorgung</w:t>
+        <w:t>Australien, öffentliches Versorgungssystem – Prozessqualität und Patientenperspektive gut übertragbar</w:t>
       </w:r>
     </w:p>
     <w:p>
@@ -244,7 +244,7 @@
           <w:color w:val="5A7D3A"/>
           <w:sz w:val="18"/>
         </w:rPr>
-        <w:t>https://pubmed.ncbi.nlm.nih.gov/42839708/</w:t>
+        <w:t>https://pubmed.ncbi.nlm.nih.gov/42847740/</w:t>
       </w:r>
     </w:p>
     <w:p>
@@ -252,7 +252,7 @@
         <w:pStyle w:val="Heading2"/>
       </w:pPr>
       <w:r>
-        <w:t>Ärzt- und Praxis-Level-Variation in Studienteilnahme bei Krebs</w:t>
+        <w:t>ADHS-Medikation in Norwegen: Anhaltende Anstiege nach COVID-19</w:t>
       </w:r>
     </w:p>
     <w:p>
@@ -262,12 +262,12 @@
           <w:color w:val="666666"/>
           <w:sz w:val="18"/>
         </w:rPr>
-        <w:t>Jiang C et al.  ·  JAMA Netw Open  ·  01.10.2026  ·  PMID 42837155</w:t>
+        <w:t>Reme BA et al.  ·  Scand J Public Health  ·  08.10.2026  ·  PMID 42847285</w:t>
       </w:r>
     </w:p>
     <w:p>
       <w:r>
-        <w:t>Kohortenstudie von 205.743 Patienten mit fortgeschrittenem Krebs (2011–2024) zur Klinische-Studien-Teilnahme in 1.664 Arzt-Praxen, 107 Zentren (Flatiron-Daten).</w:t>
+        <w:t>Register-basierte Zeitreihenanalyse der ADHS-Arzneimittelverordnungen in Norwegen 2009–2024 mit 63,7 Millionen Personenjahren.</w:t>
       </w:r>
     </w:p>
     <w:p>
@@ -278,7 +278,7 @@
         <w:t xml:space="preserve">Ergebnis: </w:t>
       </w:r>
       <w:r>
-        <w:t>Studienteilnahme 5,2% (2011: 3,9%, 2024: 6,8%). 23,4% Ärzte mit 83,6% Einschlüssen; 19,6% Praxen mit 80,5% der Patienten. Arzt- (12,3%) und Praxis-Level (15,1%) erklären mehr Variation als beobachtbare Patientenfaktoren (11,4%).</w:t>
+        <w:t>ADHS-Medikation vor 2020 stabil, danach deutlicher Anstieg. Größte Anstiege bei weiblichen Adoleszenten (15–24 Jahre): +19 Prozentpunkte (von 5,2% auf 24,4% jährlich). Männliche Jugendliche (15–24 Jahre): +9,0 Prozentpunkte (von 2,7% auf 11,7%). Der Anstieg blieb auch nach 2020 dauerhaft.</w:t>
       </w:r>
     </w:p>
     <w:p>
@@ -293,7 +293,7 @@
         <w:rPr>
           <w:sz w:val="19"/>
         </w:rPr>
-        <w:t>USA, aber Fragestellung zu System- und Anbieter-Barrieren in der Forschung systemunabhängig</w:t>
+        <w:t>Norwegen, nationale Verordnungsdatenbank, Fragestellung zur Versorgungspraxis systemübergreifend</w:t>
       </w:r>
     </w:p>
     <w:p>
@@ -302,7 +302,7 @@
           <w:color w:val="5A7D3A"/>
           <w:sz w:val="18"/>
         </w:rPr>
-        <w:t>https://pubmed.ncbi.nlm.nih.gov/42837155/</w:t>
+        <w:t>https://pubmed.ncbi.nlm.nih.gov/42847285/</w:t>
       </w:r>
     </w:p>
     <w:p>
@@ -310,7 +310,7 @@
         <w:pStyle w:val="Heading2"/>
       </w:pPr>
       <w:r>
-        <w:t>Person-zentrierte Demenzpflege durch Coaching umsetzen</w:t>
+        <w:t>Agent-basiertes Modell der Demenzbetreuung in der Gemeinde: Validierte Baseline-Szenarien</w:t>
       </w:r>
     </w:p>
     <w:p>
@@ -320,12 +320,12 @@
           <w:color w:val="666666"/>
           <w:sz w:val="18"/>
         </w:rPr>
-        <w:t>Moczygemba W et al.  ·  Gerontologist  ·  03.10.2026  ·  PMID 42830447</w:t>
+        <w:t>Zhu C et al.  ·  Front Public Health  ·  23.09.2026  ·  PMID 42846501</w:t>
       </w:r>
     </w:p>
     <w:p>
       <w:r>
-        <w:t>Pre-post-Studie zur Implementierung des Care Community Coaching Program (CCCP) in 38 Langzeitpflegeeinrichtungen Ohios zur Umsetzung von Dementia Care Practice Recommendations.</w:t>
+        <w:t>Entwicklung und Validierung eines regelgestützten agentengestützten Modells (ABM) zur Simulation der Langzeitdynamiken in der gemeindlichen Demenzbetreuung mit evidenzgestützten Parametern.</w:t>
       </w:r>
     </w:p>
     <w:p>
@@ -336,7 +336,7 @@
         <w:t xml:space="preserve">Ergebnis: </w:t>
       </w:r>
       <w:r>
-        <w:t>Signifikante Verbesserungen in 8 von 9 Leitlinien-Bereichen für personenzentrierte Versorgung; Baseline-Implementationsrate 61,8%, Arbeitskräfte-Praktiken 78,3%. Barriers und Facilitators dokumentiert.</w:t>
+        <w:t>BPSD-Prävalenz stieg von 75,6% (Start) auf 96,4% (Monat 60; Monte-Carlo 95% KI 96,3–96,5%). Durchschnittliche Betreuungslast erhöhte sich von 0,505 auf 0,782. Im Monat 60 befanden sich durchschnittlich 161 Betreuungseinheiten in institutioneller Betreuung. Lokale Sensitivitätsanalysen zeigten begrenzte Variabilität in Primäroutcomes über getestete Bereiche.</w:t>
       </w:r>
     </w:p>
     <w:p>
@@ -351,7 +351,7 @@
         <w:rPr>
           <w:sz w:val="19"/>
         </w:rPr>
-        <w:t>USA, aber Fragestellung zur Implementierungsforschung systemübergreifend relevant</w:t>
+        <w:t>China, strukturiertes Health Services Research-Modell für spezialisierte Versorgungsforschung</w:t>
       </w:r>
     </w:p>
     <w:p>
@@ -360,7 +360,7 @@
           <w:color w:val="5A7D3A"/>
           <w:sz w:val="18"/>
         </w:rPr>
-        <w:t>https://pubmed.ncbi.nlm.nih.gov/42830447/</w:t>
+        <w:t>https://pubmed.ncbi.nlm.nih.gov/42846501/</w:t>
       </w:r>
     </w:p>
     <w:p>
@@ -368,7 +368,7 @@
         <w:pStyle w:val="Heading2"/>
       </w:pPr>
       <w:r>
-        <w:t>Stressabbau senkt Blutdruck bei Normotensiven</w:t>
+        <w:t>Psychosoziales Wohlbefinden bei Long COVID: Patientenzentrierte Interventionsstrategien</w:t>
       </w:r>
     </w:p>
     <w:p>
@@ -378,12 +378,12 @@
           <w:color w:val="666666"/>
           <w:sz w:val="18"/>
         </w:rPr>
-        <w:t>Kamijima J et al.  ·  J Hum Hypertens  ·  03.10.2026  ·  PMID 42829395</w:t>
+        <w:t>Martinez BD et al.  ·  Front Psychiatry  ·  23.09.2026  ·  PMID 42846347</w:t>
       </w:r>
     </w:p>
     <w:p>
       <w:r>
-        <w:t>Systematisches Review und Metaanalyse von 22 RCTs (n=3.089) zu Stressmanagement-Interventionen und Blutdruckveränderungen bei gesunden Erwachsenen ohne Hypertonie.</w:t>
+        <w:t>Qualitative Studie mit 19 semi-strukturierten Interviews und Community Advisory Team-Fokusgruppen zu Faktoren und patientengenerierten Strategien für psychosoziales Wohlbefinden bei Long COVID.</w:t>
       </w:r>
     </w:p>
     <w:p>
@@ -394,7 +394,7 @@
         <w:t xml:space="preserve">Ergebnis: </w:t>
       </w:r>
       <w:r>
-        <w:t>Mind-Body-Übung: −2,17 mmHg systolisch (95% KI −3,29 bis −1,05), −1,69 mmHg diastolisch; Meditation: −1,49/−1,00 mmHg; Relaxation: −4,76/−1,71 mmHg. Primärprävention möglich.</w:t>
+        <w:t>Drei Primärfaktoren beeinflussen negativ psychosoziales Wohlbefinden: Identitätsstörung (Verlust von Fähigkeiten, Selbstständigkeit), Isolation (reduzierte soziale Partizipation, Stigmatisierung), Unsicherheit (Krankheits-/Behandlungspfade, Invaliditätssysteme). Patienten identifizierten: Case-Management, strukturierte Peersupport, Public-Awareness-Kampagnen und persönliche Adaptationspraktiken als förderlich.</w:t>
       </w:r>
     </w:p>
     <w:p>
@@ -409,7 +409,7 @@
         <w:rPr>
           <w:sz w:val="19"/>
         </w:rPr>
-        <w:t>Internationale Datenbasis, systemunabhängige Fragestellung zu Prävention</w:t>
+        <w:t>USA, systemunabhängig – psychosoziale Versorgungsfragen krankheitsübergreifend relevant</w:t>
       </w:r>
     </w:p>
     <w:p>
@@ -418,65 +418,7 @@
           <w:color w:val="5A7D3A"/>
           <w:sz w:val="18"/>
         </w:rPr>
-        <w:t>https://pubmed.ncbi.nlm.nih.gov/42829395/</w:t>
-      </w:r>
-    </w:p>
-    <w:p>
-      <w:pPr>
-        <w:pStyle w:val="Heading2"/>
-      </w:pPr>
-      <w:r>
-        <w:t>Verweildauer bei Mundkrebs in Deutschland</w:t>
-      </w:r>
-    </w:p>
-    <w:p>
-      <w:r>
-        <w:rPr>
-          <w:i/>
-          <w:color w:val="666666"/>
-          <w:sz w:val="18"/>
-        </w:rPr>
-        <w:t>Cirkel LL et al.  ·  Reports (MDPI)  ·  02.09.2026  ·  PMID 42784021</w:t>
-      </w:r>
-    </w:p>
-    <w:p>
-      <w:r>
-        <w:t>Retrospektive Multizenter-Analyse von 3.957 Krebshospitalisierungen (2019–2024) aus 34 deutschen Krankenhäusern zu Verweildauer und Einflussfaktoren.</w:t>
-      </w:r>
-    </w:p>
-    <w:p>
-      <w:r>
-        <w:rPr>
-          <w:b/>
-        </w:rPr>
-        <w:t xml:space="preserve">Ergebnis: </w:t>
-      </w:r>
-      <w:r>
-        <w:t>Mediane Verweildauer 6 Tage (IQR 3–13), Mittel 10,2 Tage. 49,4% ≥7 Tage, 23,5% ≥14 Tage. Alter &gt;80 Jahre: Rate Ratio 1,17 (95% KI 1,13–1,21); hohe Komorbiditätslast: RR 1,58 (1,54–1,63); Bluttransfusion RR 1,80, komplexe Intensivbehandlung RR 1,70.</w:t>
-      </w:r>
-    </w:p>
-    <w:p>
-      <w:r>
-        <w:rPr>
-          <w:b/>
-          <w:sz w:val="19"/>
-        </w:rPr>
-        <w:t xml:space="preserve">Übertragbarkeit: </w:t>
-      </w:r>
-      <w:r>
-        <w:rPr>
-          <w:sz w:val="19"/>
-        </w:rPr>
-        <w:t>Deutsche Routinedaten, 49 Krankenhäuser, direkt übertragbar</w:t>
-      </w:r>
-    </w:p>
-    <w:p>
-      <w:r>
-        <w:rPr>
-          <w:color w:val="5A7D3A"/>
-          <w:sz w:val="18"/>
-        </w:rPr>
-        <w:t>https://pubmed.ncbi.nlm.nih.gov/42784021/</w:t>
+        <w:t>https://pubmed.ncbi.nlm.nih.gov/42846347/</w:t>
       </w:r>
     </w:p>
     <w:sectPr>

--- a/download/studien-aktuell.docx
+++ b/download/studien-aktuell.docx
@@ -62,7 +62,7 @@
           <w:color w:val="666666"/>
           <w:sz w:val="18"/>
         </w:rPr>
-        <w:t>Stand: 09.10.2026  |  6 Studien  |  wissen.m-vf.de</w:t>
+        <w:t>Stand: 10.10.2026  |  5 Studien  |  wissen.m-vf.de</w:t>
       </w:r>
     </w:p>
     <w:p>
@@ -70,7 +70,7 @@
         <w:pStyle w:val="Heading1"/>
       </w:pPr>
       <w:r>
-        <w:t>Aufgenommen am 09.10.2026</w:t>
+        <w:t>Aufgenommen am 10.10.2026</w:t>
       </w:r>
     </w:p>
     <w:p>
@@ -78,7 +78,7 @@
         <w:pStyle w:val="Heading2"/>
       </w:pPr>
       <w:r>
-        <w:t>Telemedicine-Nutzung in Japan 2020–2024: Persistierende Ungleichheiten</w:t>
+        <w:t>Transition in rheumatology: Versorgungslücken beim Übergang ins Erwachsenenalter</w:t>
       </w:r>
     </w:p>
     <w:p>
@@ -88,12 +88,12 @@
           <w:color w:val="666666"/>
           <w:sz w:val="18"/>
         </w:rPr>
-        <w:t>Ito H et al.  ·  J Med Internet Res  ·  08.10.2026  ·  PMID 42849039</w:t>
+        <w:t>Milatz F et al.  ·  Z Rheumatol  ·  09.10.2026  ·  PMID 42853413</w:t>
       </w:r>
     </w:p>
     <w:p>
       <w:r>
-        <w:t>Longitudinale Panelstudie zur Entwicklung von Chancenungleichheiten bei der Telemedizin-Adoption in Japan über vier Jahre mit 10.818 Teilnehmern.</w:t>
+        <w:t>Querschnittsbefragung von 269 jungen Erwachsenen mit juveniler idiopathischer Arthritis zur Versorgungskontinuität beim Übergang von der Kinder- in die internistische Rheumatologie.</w:t>
       </w:r>
     </w:p>
     <w:p>
@@ -104,7 +104,7 @@
         <w:t xml:space="preserve">Ergebnis: </w:t>
       </w:r>
       <w:r>
-        <w:t>Telemedizin-Adoption stieg von 2,6% (2020) auf 7,0% (2024). Altersbedingte Ungleichheiten verschärften sich: Bei 70–75-Jährigen +1,0 Prozentpunkte vs. 18–29-Jährigen +13,1 Prozentpunkte (DID –12,1 PP, 95% KI –18,2 bis –5,9). Arbeitslose zeigten kleinere Zunahmen (+2,8 vs. +5,7 PP bei höheren Angestellten; DID –2,9 PP).</w:t>
+        <w:t>45% der jungen Erwachsenen erhielten fachspezifische rheumatologische Betreuung; Transitionskompetenz bei Versorgten höher (22,7 vs. 19,0; p&lt;0,001); 35% erhielten keinen zusammenfassenden Arztbericht; durchschnittlich 9,9 Monate zwischen letzter Kinder- und erster Erwachsenenvorstellung; Nicht-Versorgte erhielten seltener Basistherapie (18% vs. 63%); ~20% berichteten relevante depressive Symptome.</w:t>
       </w:r>
     </w:p>
     <w:p>
@@ -119,7 +119,7 @@
         <w:rPr>
           <w:sz w:val="19"/>
         </w:rPr>
-        <w:t>Japan, nationale Kohorte mit berichteten Adoptionsdaten, digitale Gerechtigkeit systemübergreifend relevant</w:t>
+        <w:t>Deutsche Routinedaten, gesetzlich Versicherte (Barmer)</w:t>
       </w:r>
     </w:p>
     <w:p>
@@ -128,7 +128,7 @@
           <w:color w:val="5A7D3A"/>
           <w:sz w:val="18"/>
         </w:rPr>
-        <w:t>https://pubmed.ncbi.nlm.nih.gov/42849039/</w:t>
+        <w:t>https://pubmed.ncbi.nlm.nih.gov/42853413/</w:t>
       </w:r>
     </w:p>
     <w:p>
@@ -136,7 +136,7 @@
         <w:pStyle w:val="Heading2"/>
       </w:pPr>
       <w:r>
-        <w:t>Retinoid-Umstellung in vier europäischen Ländern nach Schwangerschaftsprävention 2018</w:t>
+        <w:t>Finanzielle Anreize erhöhen Screening-Quote bei Darmkrebs</w:t>
       </w:r>
     </w:p>
     <w:p>
@@ -146,12 +146,12 @@
           <w:color w:val="666666"/>
           <w:sz w:val="18"/>
         </w:rPr>
-        <w:t>Riera-Arnau J et al.  ·  Drug Saf  ·  08.10.2026  ·  PMID 42848129</w:t>
+        <w:t>Perry LM et al.  ·  Health Serv Res  ·  22.07.2025  ·  PMID 42853034</w:t>
       </w:r>
     </w:p>
     <w:p>
       <w:r>
-        <w:t>Unterbrochene Zeitreihenanalyse zum Effekt der EU-Schwangerschaftspräventionsprogramm-Aktualisierung 2018 auf Wechsel von oralen Retinoiden zu Alternativmedikamenten bei Frauen im gebärfähigen Alter in vier europäischen Ländern mit 88.992 Frauen.</w:t>
+        <w:t>Pilotversuch zur Effektivität von finanziellen Anreizen für Darmkrebsvorsorge-Screening in ländlicher US-Primärversorgung.</w:t>
       </w:r>
     </w:p>
     <w:p>
@@ -162,7 +162,7 @@
         <w:t xml:space="preserve">Ergebnis: </w:t>
       </w:r>
       <w:r>
-        <w:t>32,0% (28.446/88.992) wechselten zu Alternativmedikamenten über den Studienzeitraum. Mediane Wechselraten: 1,8–6,5% monatlich präimplementiert, 1,2–2,3% postimplementiert. Kleine aber statistisch signifikante Abnahme der Wechselrate nach Intervention in Italien (–0,035%, p&lt;0,01), Spanien VID (–0,04%, p&lt;0,01) und BIFAP (–0,03%, p=0,02); Effekte verschwanden bei Ausschluss COVID-19-Lockdown-Periode.</w:t>
+        <w:t>68% der Interventionsgruppe vs. 32% der Kontrollgruppe absolvierten CRC-Screening (p=0,02); 57% der interessierten Personen waren berechtigt; 94% der Berechtigten nahmen teil; durchschnittliche Teilnehmerin 52,4 Jahre alt, 70% weiblich, 42% schwarz, 24% unversichert.</w:t>
       </w:r>
     </w:p>
     <w:p>
@@ -177,7 +177,7 @@
         <w:rPr>
           <w:sz w:val="19"/>
         </w:rPr>
-        <w:t>Niederlande, Spanien, Italien, Dänemark – europäische Sozialversicherungssysteme, Pharmacoepidemiology-Daten</w:t>
+        <w:t>Nur bedingt: US-fragmentiertes Versicherungssystem, anderer Zugangskontext</w:t>
       </w:r>
     </w:p>
     <w:p>
@@ -186,7 +186,7 @@
           <w:color w:val="5A7D3A"/>
           <w:sz w:val="18"/>
         </w:rPr>
-        <w:t>https://pubmed.ncbi.nlm.nih.gov/42848129/</w:t>
+        <w:t>https://pubmed.ncbi.nlm.nih.gov/42853034/</w:t>
       </w:r>
     </w:p>
     <w:p>
@@ -194,7 +194,7 @@
         <w:pStyle w:val="Heading2"/>
       </w:pPr>
       <w:r>
-        <w:t>Prähabilitationsakzeptanz bei Hüft- und Kniegelenkersatz: Qualitative Stakeholder-Perspektiven</w:t>
+        <w:t>Wespenart beeinflusst Erfolg von Wespengiftimmuntherapie-Provokationen</w:t>
       </w:r>
     </w:p>
     <w:p>
@@ -204,12 +204,12 @@
           <w:color w:val="666666"/>
           <w:sz w:val="18"/>
         </w:rPr>
-        <w:t>Burgess N et al.  ·  Musculoskeletal Care  ·  Dez. 2026  ·  PMID 42847740</w:t>
+        <w:t>Oppel E et al.  ·  Allergol Select  ·  25.09.2026  ·  PMID 42852156</w:t>
       </w:r>
     </w:p>
     <w:p>
       <w:r>
-        <w:t>Qualitative Studie mit 30 Interviews (15 Patienten, 15 Fachpersonen) zu Akzeptanz, Barrieren und Lösungen bei Prähabilitationsprogrammen vor Hüft- und Kniegelenksersatz in Australien.</w:t>
+        <w:t>Retrospektive Analyse von 1.163 Patienten unter Wespengiftimmuntherapie hinsichtlich Einflussfaktoren auf Toleranz gegenüber künstlichen Stichproben.</w:t>
       </w:r>
     </w:p>
     <w:p>
@@ -220,7 +220,7 @@
         <w:t xml:space="preserve">Ergebnis: </w:t>
       </w:r>
       <w:r>
-        <w:t>Prähabilitationsmaßnahme wurde allgemein als akzeptabel und vorteilhaft bewertet. Drei Hauptkonzepte: (1) Verständnis variierte, aber positive Bewertung überwiegend; (2) Barrieren/Förderfaktoren auf Patienten-, Fachpersonen- und Systemebene identifiziert (lange Wartelisten, mangelndes Vertrauen, Gesprächssicherheit); (3) Beide Gruppen betonten individuelle Anpassung, multimodale Intervention und kontinuierliche Unterstützung im OP-Verlauf als erfolgskritisch.</w:t>
+        <w:t>Stichproben wurden von 1.141 Patienten (98,1%) toleriert; Vespula-Arten zeigten signifikant höhere Toleranzrate als Dolichovespula-Arten (OR 7,69, 95% CI 2,66–20,43); Hauttest-Konversion (positiv→negativ bei 10 µg/mL) zeigte Trend zu verbesserter Toleranz (OR 2,26, 95% CI 0,68–11,53); in 53,2±38,5 Monaten Follow-up: 6 Systemreaktionen nach Feldstichen, keine aus Dolichovespula-Gruppe.</w:t>
       </w:r>
     </w:p>
     <w:p>
@@ -235,7 +235,7 @@
         <w:rPr>
           <w:sz w:val="19"/>
         </w:rPr>
-        <w:t>Australien, öffentliches Versorgungssystem – Prozessqualität und Patientenperspektive gut übertragbar</w:t>
+        <w:t>Deutschland, vergleichbare allergologische Standardversorgung</w:t>
       </w:r>
     </w:p>
     <w:p>
@@ -244,7 +244,7 @@
           <w:color w:val="5A7D3A"/>
           <w:sz w:val="18"/>
         </w:rPr>
-        <w:t>https://pubmed.ncbi.nlm.nih.gov/42847740/</w:t>
+        <w:t>https://pubmed.ncbi.nlm.nih.gov/42852156/</w:t>
       </w:r>
     </w:p>
     <w:p>
@@ -252,7 +252,7 @@
         <w:pStyle w:val="Heading2"/>
       </w:pPr>
       <w:r>
-        <w:t>ADHS-Medikation in Norwegen: Anhaltende Anstiege nach COVID-19</w:t>
+        <w:t>Patientenbeteiligung bei Leitlinienentwicklung: Erfahrungen in Deutschland</w:t>
       </w:r>
     </w:p>
     <w:p>
@@ -262,12 +262,12 @@
           <w:color w:val="666666"/>
           <w:sz w:val="18"/>
         </w:rPr>
-        <w:t>Reme BA et al.  ·  Scand J Public Health  ·  08.10.2026  ·  PMID 42847285</w:t>
+        <w:t>Orduhan C et al.  ·  Clin Public Health Guidel  ·  10.08.2026  ·  PMID 42808020</w:t>
       </w:r>
     </w:p>
     <w:p>
       <w:r>
-        <w:t>Register-basierte Zeitreihenanalyse der ADHS-Arzneimittelverordnungen in Norwegen 2009–2024 mit 63,7 Millionen Personenjahren.</w:t>
+        <w:t>Qualitative Interviewstudie mit 23 Patientenvertretern, die an deutscher Leitlinienentwicklung partizipierten, zu Erfahrungen und Herausforderungen.</w:t>
       </w:r>
     </w:p>
     <w:p>
@@ -278,7 +278,7 @@
         <w:t xml:space="preserve">Ergebnis: </w:t>
       </w:r>
       <w:r>
-        <w:t>ADHS-Medikation vor 2020 stabil, danach deutlicher Anstieg. Größte Anstiege bei weiblichen Adoleszenten (15–24 Jahre): +19 Prozentpunkte (von 5,2% auf 24,4% jährlich). Männliche Jugendliche (15–24 Jahre): +9,0 Prozentpunkte (von 2,7% auf 11,7%). Der Anstieg blieb auch nach 2020 dauerhaft.</w:t>
+        <w:t>Aktive Mitgliedschaft in Leitliniengruppen war dominante Beteiligungsstrategie; positive Einflussfaktoren: Vorbereitungstraining, andere Patientenvertreter, Wertschätzung (häufig benannt); Herausforderungen: Rekrutierung, Mangel an Inklusion und Diversität; Mehrheit war mit Beteiligungsform zufrieden, identifizierte aber ungedeckte Bedarfe; Vorbereitungsaktivitäten als essentiell für effektive Partizipation.</w:t>
       </w:r>
     </w:p>
     <w:p>
@@ -293,7 +293,7 @@
         <w:rPr>
           <w:sz w:val="19"/>
         </w:rPr>
-        <w:t>Norwegen, nationale Verordnungsdatenbank, Fragestellung zur Versorgungspraxis systemübergreifend</w:t>
+        <w:t>Deutsche Kontextdaten zur Leitlinienmitgestaltung</w:t>
       </w:r>
     </w:p>
     <w:p>
@@ -302,7 +302,7 @@
           <w:color w:val="5A7D3A"/>
           <w:sz w:val="18"/>
         </w:rPr>
-        <w:t>https://pubmed.ncbi.nlm.nih.gov/42847285/</w:t>
+        <w:t>https://pubmed.ncbi.nlm.nih.gov/42808020/</w:t>
       </w:r>
     </w:p>
     <w:p>
@@ -310,7 +310,7 @@
         <w:pStyle w:val="Heading2"/>
       </w:pPr>
       <w:r>
-        <w:t>Agent-basiertes Modell der Demenzbetreuung in der Gemeinde: Validierte Baseline-Szenarien</w:t>
+        <w:t>Geschlechtsspezifische Unterschiede in Selbsteinschätzung dermatologischer Kompetenzen</w:t>
       </w:r>
     </w:p>
     <w:p>
@@ -320,12 +320,12 @@
           <w:color w:val="666666"/>
           <w:sz w:val="18"/>
         </w:rPr>
-        <w:t>Zhu C et al.  ·  Front Public Health  ·  23.09.2026  ·  PMID 42846501</w:t>
+        <w:t>Heinen I et al.  ·  GMS J Med Educ  ·  15.09.2026  ·  PMID 42807627</w:t>
       </w:r>
     </w:p>
     <w:p>
       <w:r>
-        <w:t>Entwicklung und Validierung eines regelgestützten agentengestützten Modells (ABM) zur Simulation der Langzeitdynamiken in der gemeindlichen Demenzbetreuung mit evidenzgestützten Parametern.</w:t>
+        <w:t>Quasi-experimentelle Prä-Post-Befragung von 142 Medizinstudierenden zur Selbsteinschätzung dermatologischer Kenntnisse vor und nach Seminar zu Hauterkrankungen bei Skin of Color.</w:t>
       </w:r>
     </w:p>
     <w:p>
@@ -336,7 +336,7 @@
         <w:t xml:space="preserve">Ergebnis: </w:t>
       </w:r>
       <w:r>
-        <w:t>BPSD-Prävalenz stieg von 75,6% (Start) auf 96,4% (Monat 60; Monte-Carlo 95% KI 96,3–96,5%). Durchschnittliche Betreuungslast erhöhte sich von 0,505 auf 0,782. Im Monat 60 befanden sich durchschnittlich 161 Betreuungseinheiten in institutioneller Betreuung. Lokale Sensitivitätsanalysen zeigten begrenzte Variabilität in Primäroutcomes über getestete Bereiche.</w:t>
+        <w:t>Studentinnen schätzten anfangs Kenntnisse zu anatomischen/physiologischen Unterschieden (p&lt;0,001, η²=0,078) und Hauttyp-Skalen (p&lt;0,001, η²=0,085) sowie diagnostische Fähigkeiten signifikant schlechter ein als Studenten (p&lt;0,001, η²=0,075), obwohl objektive MC-Testergebnisse nicht differierten (p=0,905); nach Seminar keine geschlechtsspezifischen Unterschiede mehr vorhanden.</w:t>
       </w:r>
     </w:p>
     <w:p>
@@ -351,7 +351,7 @@
         <w:rPr>
           <w:sz w:val="19"/>
         </w:rPr>
-        <w:t>China, strukturiertes Health Services Research-Modell für spezialisierte Versorgungsforschung</w:t>
+        <w:t>Deutschland, medizinische Hochschulausbildung vergleichbar</w:t>
       </w:r>
     </w:p>
     <w:p>
@@ -360,65 +360,7 @@
           <w:color w:val="5A7D3A"/>
           <w:sz w:val="18"/>
         </w:rPr>
-        <w:t>https://pubmed.ncbi.nlm.nih.gov/42846501/</w:t>
-      </w:r>
-    </w:p>
-    <w:p>
-      <w:pPr>
-        <w:pStyle w:val="Heading2"/>
-      </w:pPr>
-      <w:r>
-        <w:t>Psychosoziales Wohlbefinden bei Long COVID: Patientenzentrierte Interventionsstrategien</w:t>
-      </w:r>
-    </w:p>
-    <w:p>
-      <w:r>
-        <w:rPr>
-          <w:i/>
-          <w:color w:val="666666"/>
-          <w:sz w:val="18"/>
-        </w:rPr>
-        <w:t>Martinez BD et al.  ·  Front Psychiatry  ·  23.09.2026  ·  PMID 42846347</w:t>
-      </w:r>
-    </w:p>
-    <w:p>
-      <w:r>
-        <w:t>Qualitative Studie mit 19 semi-strukturierten Interviews und Community Advisory Team-Fokusgruppen zu Faktoren und patientengenerierten Strategien für psychosoziales Wohlbefinden bei Long COVID.</w:t>
-      </w:r>
-    </w:p>
-    <w:p>
-      <w:r>
-        <w:rPr>
-          <w:b/>
-        </w:rPr>
-        <w:t xml:space="preserve">Ergebnis: </w:t>
-      </w:r>
-      <w:r>
-        <w:t>Drei Primärfaktoren beeinflussen negativ psychosoziales Wohlbefinden: Identitätsstörung (Verlust von Fähigkeiten, Selbstständigkeit), Isolation (reduzierte soziale Partizipation, Stigmatisierung), Unsicherheit (Krankheits-/Behandlungspfade, Invaliditätssysteme). Patienten identifizierten: Case-Management, strukturierte Peersupport, Public-Awareness-Kampagnen und persönliche Adaptationspraktiken als förderlich.</w:t>
-      </w:r>
-    </w:p>
-    <w:p>
-      <w:r>
-        <w:rPr>
-          <w:b/>
-          <w:sz w:val="19"/>
-        </w:rPr>
-        <w:t xml:space="preserve">Übertragbarkeit: </w:t>
-      </w:r>
-      <w:r>
-        <w:rPr>
-          <w:sz w:val="19"/>
-        </w:rPr>
-        <w:t>USA, systemunabhängig – psychosoziale Versorgungsfragen krankheitsübergreifend relevant</w:t>
-      </w:r>
-    </w:p>
-    <w:p>
-      <w:r>
-        <w:rPr>
-          <w:color w:val="5A7D3A"/>
-          <w:sz w:val="18"/>
-        </w:rPr>
-        <w:t>https://pubmed.ncbi.nlm.nih.gov/42846347/</w:t>
+        <w:t>https://pubmed.ncbi.nlm.nih.gov/42807627/</w:t>
       </w:r>
     </w:p>
     <w:sectPr>

--- a/download/studien-aktuell.docx
+++ b/download/studien-aktuell.docx
@@ -62,7 +62,7 @@
           <w:color w:val="666666"/>
           <w:sz w:val="18"/>
         </w:rPr>
-        <w:t>Stand: 10.10.2026  |  5 Studien  |  wissen.m-vf.de</w:t>
+        <w:t>Stand: 11.10.2026  |  5 Studien  |  wissen.m-vf.de</w:t>
       </w:r>
     </w:p>
     <w:p>
@@ -70,7 +70,7 @@
         <w:pStyle w:val="Heading1"/>
       </w:pPr>
       <w:r>
-        <w:t>Aufgenommen am 10.10.2026</w:t>
+        <w:t>Aufgenommen am 11.10.2026</w:t>
       </w:r>
     </w:p>
     <w:p>
@@ -78,7 +78,7 @@
         <w:pStyle w:val="Heading2"/>
       </w:pPr>
       <w:r>
-        <w:t>Transition in rheumatology: Versorgungslücken beim Übergang ins Erwachsenenalter</w:t>
+        <w:t>Transitional Care-Erfahrungen ruraler Patientinnen: Qualitativ</w:t>
       </w:r>
     </w:p>
     <w:p>
@@ -88,12 +88,12 @@
           <w:color w:val="666666"/>
           <w:sz w:val="18"/>
         </w:rPr>
-        <w:t>Milatz F et al.  ·  Z Rheumatol  ·  09.10.2026  ·  PMID 42853413</w:t>
+        <w:t>Randolph SB et al.  ·  J Rural Health  ·  Sept. 2026  ·  PMID 42855931</w:t>
       </w:r>
     </w:p>
     <w:p>
       <w:r>
-        <w:t>Querschnittsbefragung von 269 jungen Erwachsenen mit juveniler idiopathischer Arthritis zur Versorgungskontinuität beim Übergang von der Kinder- in die internistische Rheumatologie.</w:t>
+        <w:t>Qualitative Analyse von Krankenakten von 200 Veteranen (100 rural, 100 urban), die innerhalb 30 Tagen nach Krankenhausentlassung starben.</w:t>
       </w:r>
     </w:p>
     <w:p>
@@ -104,7 +104,7 @@
         <w:t xml:space="preserve">Ergebnis: </w:t>
       </w:r>
       <w:r>
-        <w:t>45% der jungen Erwachsenen erhielten fachspezifische rheumatologische Betreuung; Transitionskompetenz bei Versorgten höher (22,7 vs. 19,0; p&lt;0,001); 35% erhielten keinen zusammenfassenden Arztbericht; durchschnittlich 9,9 Monate zwischen letzter Kinder- und erster Erwachsenenvorstellung; Nicht-Versorgte erhielten seltener Basistherapie (18% vs. 63%); ~20% berichteten relevante depressive Symptome.</w:t>
+        <w:t>Drei zentrale Themen für rurale Patienten: geografische Entfernungen (längere Fahrtzeiten), Ablehnung von Homecare-Services und hohe Belastung der Betreuer. Diese Faktoren führten zu Diskordanz und Unsicherheit zwischen Patient, Team und Angehörigen.</w:t>
       </w:r>
     </w:p>
     <w:p>
@@ -119,7 +119,7 @@
         <w:rPr>
           <w:sz w:val="19"/>
         </w:rPr>
-        <w:t>Deutsche Routinedaten, gesetzlich Versicherte (Barmer)</w:t>
+        <w:t>USA-Veteranensystem; Erkenntnisse zu Übergangsversorgung aber systemübergreifend relevant</w:t>
       </w:r>
     </w:p>
     <w:p>
@@ -128,7 +128,7 @@
           <w:color w:val="5A7D3A"/>
           <w:sz w:val="18"/>
         </w:rPr>
-        <w:t>https://pubmed.ncbi.nlm.nih.gov/42853413/</w:t>
+        <w:t>https://pubmed.ncbi.nlm.nih.gov/42855931/</w:t>
       </w:r>
     </w:p>
     <w:p>
@@ -136,7 +136,7 @@
         <w:pStyle w:val="Heading2"/>
       </w:pPr>
       <w:r>
-        <w:t>Finanzielle Anreize erhöhen Screening-Quote bei Darmkrebs</w:t>
+        <w:t>Employment instability und katastrophale Gesundheitsausgaben in Südkorea</w:t>
       </w:r>
     </w:p>
     <w:p>
@@ -146,12 +146,12 @@
           <w:color w:val="666666"/>
           <w:sz w:val="18"/>
         </w:rPr>
-        <w:t>Perry LM et al.  ·  Health Serv Res  ·  22.07.2025  ·  PMID 42853034</w:t>
+        <w:t>Yang JM et al.  ·  BMC Health Serv Res  ·  19.08.2026  ·  PMID 42855683</w:t>
       </w:r>
     </w:p>
     <w:p>
       <w:r>
-        <w:t>Pilotversuch zur Effektivität von finanziellen Anreizen für Darmkrebsvorsorge-Screening in ländlicher US-Primärversorgung.</w:t>
+        <w:t>Längsschnittstudie zur Assoziation zwischen Beschäftigungsstabilität und katastrophalen Gesundheitsausgaben bei koreanischen Erwachsenen ab 50 Jahren.</w:t>
       </w:r>
     </w:p>
     <w:p>
@@ -162,7 +162,7 @@
         <w:t xml:space="preserve">Ergebnis: </w:t>
       </w:r>
       <w:r>
-        <w:t>68% der Interventionsgruppe vs. 32% der Kontrollgruppe absolvierten CRC-Screening (p=0,02); 57% der interessierten Personen waren berechtigt; 94% der Berechtigten nahmen teil; durchschnittliche Teilnehmerin 52,4 Jahre alt, 70% weiblich, 42% schwarz, 24% unversichert.</w:t>
+        <w:t>Persistierende Arbeitslosigkeit erhöhte die Odds für katastrophale Ausgaben um das 1,26-1,34-Fache (p&lt;0,05). Berufliche Übergänge in Arbeitslosigkeit zeigten ähnliche Effekte. Effekt nur in der Altersgruppe ≥50 Jahre signifikant.</w:t>
       </w:r>
     </w:p>
     <w:p>
@@ -177,7 +177,7 @@
         <w:rPr>
           <w:sz w:val="19"/>
         </w:rPr>
-        <w:t>Nur bedingt: US-fragmentiertes Versicherungssystem, anderer Zugangskontext</w:t>
+        <w:t>Südkorea, gesetzliche Krankenversicherung, direkter Vergleich möglich</w:t>
       </w:r>
     </w:p>
     <w:p>
@@ -186,7 +186,7 @@
           <w:color w:val="5A7D3A"/>
           <w:sz w:val="18"/>
         </w:rPr>
-        <w:t>https://pubmed.ncbi.nlm.nih.gov/42853034/</w:t>
+        <w:t>https://pubmed.ncbi.nlm.nih.gov/42855683/</w:t>
       </w:r>
     </w:p>
     <w:p>
@@ -194,7 +194,7 @@
         <w:pStyle w:val="Heading2"/>
       </w:pPr>
       <w:r>
-        <w:t>Wespenart beeinflusst Erfolg von Wespengiftimmuntherapie-Provokationen</w:t>
+        <w:t>Klimabewusstsein und Öko-Angst bei Gesundheitspersonal</w:t>
       </w:r>
     </w:p>
     <w:p>
@@ -204,12 +204,12 @@
           <w:color w:val="666666"/>
           <w:sz w:val="18"/>
         </w:rPr>
-        <w:t>Oppel E et al.  ·  Allergol Select  ·  25.09.2026  ·  PMID 42852156</w:t>
+        <w:t>Özdemir T et al.  ·  BMC Health Serv Res  ·  01.10.2026  ·  PMID 42850626</w:t>
       </w:r>
     </w:p>
     <w:p>
       <w:r>
-        <w:t>Retrospektive Analyse von 1.163 Patienten unter Wespengiftimmuntherapie hinsichtlich Einflussfaktoren auf Toleranz gegenüber künstlichen Stichproben.</w:t>
+        <w:t>Querschnittsstudie bei 460 Fachkräften im Gesundheitswesen zu Zusammenhängen zwischen Klimabewusstsein, Öko-Angst und Umweltsensibilität.</w:t>
       </w:r>
     </w:p>
     <w:p>
@@ -220,7 +220,7 @@
         <w:t xml:space="preserve">Ergebnis: </w:t>
       </w:r>
       <w:r>
-        <w:t>Stichproben wurden von 1.141 Patienten (98,1%) toleriert; Vespula-Arten zeigten signifikant höhere Toleranzrate als Dolichovespula-Arten (OR 7,69, 95% CI 2,66–20,43); Hauttest-Konversion (positiv→negativ bei 10 µg/mL) zeigte Trend zu verbesserter Toleranz (OR 2,26, 95% CI 0,68–11,53); in 53,2±38,5 Monaten Follow-up: 6 Systemreaktionen nach Feldstichen, keine aus Dolichovespula-Gruppe.</w:t>
+        <w:t>Moderate Ausprägung bei Klimabewusstsein und Umweltsensibilität; moderate Öko-Angst. Klimabewusstsein, Pflegefachkräfte-Status, Alter ≥45 Jahre und Mitgliedschaft in Umweltorganisationen waren signifikante Prädiktoren (p&lt;0,05). Ruminations-Subdimension marginal nicht-signifikant (p=0,064).</w:t>
       </w:r>
     </w:p>
     <w:p>
@@ -235,7 +235,7 @@
         <w:rPr>
           <w:sz w:val="19"/>
         </w:rPr>
-        <w:t>Deutschland, vergleichbare allergologische Standardversorgung</w:t>
+        <w:t>Türkei, Gesundheitssystem mit Versorger-fokussiertem Ansatz, Health Services Research</w:t>
       </w:r>
     </w:p>
     <w:p>
@@ -244,7 +244,7 @@
           <w:color w:val="5A7D3A"/>
           <w:sz w:val="18"/>
         </w:rPr>
-        <w:t>https://pubmed.ncbi.nlm.nih.gov/42852156/</w:t>
+        <w:t>https://pubmed.ncbi.nlm.nih.gov/42850626/</w:t>
       </w:r>
     </w:p>
     <w:p>
@@ -252,7 +252,7 @@
         <w:pStyle w:val="Heading2"/>
       </w:pPr>
       <w:r>
-        <w:t>Patientenbeteiligung bei Leitlinienentwicklung: Erfahrungen in Deutschland</w:t>
+        <w:t>Wearable-Sensoren zur Bewegungskontrolle in geriatrischer Rehabilitation</w:t>
       </w:r>
     </w:p>
     <w:p>
@@ -262,12 +262,12 @@
           <w:color w:val="666666"/>
           <w:sz w:val="18"/>
         </w:rPr>
-        <w:t>Orduhan C et al.  ·  Clin Public Health Guidel  ·  10.08.2026  ·  PMID 42808020</w:t>
+        <w:t>Debeij SM et al.  ·  Eur Geriatr Med  ·  06.10.2026  ·  PMID 42839204</w:t>
       </w:r>
     </w:p>
     <w:p>
       <w:r>
-        <w:t>Qualitative Interviewstudie mit 23 Patientenvertretern, die an deutscher Leitlinienentwicklung partizipierten, zu Erfahrungen und Herausforderungen.</w:t>
+        <w:t>Mixed-Methods-Studie zur Nutzerfreundlichkeit und Machbarkeit eines Sensorsystems mit Rückmeldung zur Sedentarität bei geriatrischen Patienten (stationär und ambulant).</w:t>
       </w:r>
     </w:p>
     <w:p>
@@ -278,7 +278,7 @@
         <w:t xml:space="preserve">Ergebnis: </w:t>
       </w:r>
       <w:r>
-        <w:t>Aktive Mitgliedschaft in Leitliniengruppen war dominante Beteiligungsstrategie; positive Einflussfaktoren: Vorbereitungstraining, andere Patientenvertreter, Wertschätzung (häufig benannt); Herausforderungen: Rekrutierung, Mangel an Inklusion und Diversität; Mehrheit war mit Beteiligungsform zufrieden, identifizierte aber ungedeckte Bedarfe; Vorbereitungsaktivitäten als essentiell für effektive Partizipation.</w:t>
+        <w:t>Machbarkeit ausreichend (hohe Adhärenz), Nutzerfreundlichkeit begrenzt. Technische Probleme (Messergenauigkeit) und Implementierungshürden (fehlende Individualisierung, unklarer Mehrwert). Teilnehmer: 26 Patienten, 9 Fachkräfte; 22 Interviews durchgeführt.</w:t>
       </w:r>
     </w:p>
     <w:p>
@@ -293,7 +293,7 @@
         <w:rPr>
           <w:sz w:val="19"/>
         </w:rPr>
-        <w:t>Deutsche Kontextdaten zur Leitlinienmitgestaltung</w:t>
+        <w:t>Niederlande, Sozialversicherung, gute Übertragbarkeit auf deutsches Gesundheitswesen</w:t>
       </w:r>
     </w:p>
     <w:p>
@@ -302,7 +302,7 @@
           <w:color w:val="5A7D3A"/>
           <w:sz w:val="18"/>
         </w:rPr>
-        <w:t>https://pubmed.ncbi.nlm.nih.gov/42808020/</w:t>
+        <w:t>https://pubmed.ncbi.nlm.nih.gov/42839204/</w:t>
       </w:r>
     </w:p>
     <w:p>
@@ -310,7 +310,7 @@
         <w:pStyle w:val="Heading2"/>
       </w:pPr>
       <w:r>
-        <w:t>Geschlechtsspezifische Unterschiede in Selbsteinschätzung dermatologischer Kompetenzen</w:t>
+        <w:t>Rotavirus-Impfung in Vietnam: Effektivität und Kosteneffektivität</w:t>
       </w:r>
     </w:p>
     <w:p>
@@ -320,12 +320,12 @@
           <w:color w:val="666666"/>
           <w:sz w:val="18"/>
         </w:rPr>
-        <w:t>Heinen I et al.  ·  GMS J Med Educ  ·  15.09.2026  ·  PMID 42807627</w:t>
+        <w:t>Dang HTT et al.  ·  Vaccine  ·  06.10.2026  ·  PMID 42837896</w:t>
       </w:r>
     </w:p>
     <w:p>
       <w:r>
-        <w:t>Quasi-experimentelle Prä-Post-Befragung von 142 Medizinstudierenden zur Selbsteinschätzung dermatologischer Kenntnisse vor und nach Seminar zu Hauterkrankungen bei Skin of Color.</w:t>
+        <w:t>Modellierungsstudie zur Auswirkung und Kosteneffektivität der Rotavirus-Impfung (ROTAVIN) bei Kindern unter fünf Jahren in Vietnam.</w:t>
       </w:r>
     </w:p>
     <w:p>
@@ -336,7 +336,7 @@
         <w:t xml:space="preserve">Ergebnis: </w:t>
       </w:r>
       <w:r>
-        <w:t>Studentinnen schätzten anfangs Kenntnisse zu anatomischen/physiologischen Unterschieden (p&lt;0,001, η²=0,078) und Hauttyp-Skalen (p&lt;0,001, η²=0,085) sowie diagnostische Fähigkeiten signifikant schlechter ein als Studenten (p&lt;0,001, η²=0,075), obwohl objektive MC-Testergebnisse nicht differierten (p=0,905); nach Seminar keine geschlechtsspezifischen Unterschiede mehr vorhanden.</w:t>
+        <w:t>Über 10 Jahre würde Impfung 97.776 Hospitalisierungen (KI 72.722–342.311) und 433 Todesfälle (KI 330–1300) verhindern. Kosten von 39,5 Mio. USD für zehn Kohorten. ICER von 982 USD pro vermiedenem DALY (Staatsperspektive); kostensparen aus Gesellschaftsperspektive mit 99% Wahrscheinlichkeit.</w:t>
       </w:r>
     </w:p>
     <w:p>
@@ -351,7 +351,7 @@
         <w:rPr>
           <w:sz w:val="19"/>
         </w:rPr>
-        <w:t>Deutschland, medizinische Hochschulausbildung vergleichbar</w:t>
+        <w:t>Vietnams Gesundheitssystem, Sozialversicherung, hohe Übertragbarkeit auf ähnliche Kontexte</w:t>
       </w:r>
     </w:p>
     <w:p>
@@ -360,7 +360,7 @@
           <w:color w:val="5A7D3A"/>
           <w:sz w:val="18"/>
         </w:rPr>
-        <w:t>https://pubmed.ncbi.nlm.nih.gov/42807627/</w:t>
+        <w:t>https://pubmed.ncbi.nlm.nih.gov/42837896/</w:t>
       </w:r>
     </w:p>
     <w:sectPr>

--- a/download/studien-aktuell.docx
+++ b/download/studien-aktuell.docx
@@ -62,7 +62,7 @@
           <w:color w:val="666666"/>
           <w:sz w:val="18"/>
         </w:rPr>
-        <w:t>Stand: 11.10.2026  |  5 Studien  |  wissen.m-vf.de</w:t>
+        <w:t>Stand: 12.10.2026  |  6 Studien  |  wissen.m-vf.de</w:t>
       </w:r>
     </w:p>
     <w:p>
@@ -70,7 +70,7 @@
         <w:pStyle w:val="Heading1"/>
       </w:pPr>
       <w:r>
-        <w:t>Aufgenommen am 11.10.2026</w:t>
+        <w:t>Aufgenommen am 12.10.2026</w:t>
       </w:r>
     </w:p>
     <w:p>
@@ -78,7 +78,7 @@
         <w:pStyle w:val="Heading2"/>
       </w:pPr>
       <w:r>
-        <w:t>Transitional Care-Erfahrungen ruraler Patientinnen: Qualitativ</w:t>
+        <w:t>Operative Wartezeiten bei Nierenzellkarzinom in England</w:t>
       </w:r>
     </w:p>
     <w:p>
@@ -88,12 +88,12 @@
           <w:color w:val="666666"/>
           <w:sz w:val="18"/>
         </w:rPr>
-        <w:t>Randolph SB et al.  ·  J Rural Health  ·  Sept. 2026  ·  PMID 42855931</w:t>
+        <w:t>Varma R et al.  ·  BJU Int  ·  11.10.2026  ·  PMID 42860314</w:t>
       </w:r>
     </w:p>
     <w:p>
       <w:r>
-        <w:t>Qualitative Analyse von Krankenakten von 200 Veteranen (100 rural, 100 urban), die innerhalb 30 Tagen nach Krankenhausentlassung starben.</w:t>
+        <w:t>Studie zu Wartezeiten auf operative Behandlung bei Patienten mit hochrisiko- und niedrigrisiko-Nierenzellkarzinom in England, 2019–2023.</w:t>
       </w:r>
     </w:p>
     <w:p>
@@ -104,7 +104,7 @@
         <w:t xml:space="preserve">Ergebnis: </w:t>
       </w:r>
       <w:r>
-        <w:t>Drei zentrale Themen für rurale Patienten: geografische Entfernungen (längere Fahrtzeiten), Ablehnung von Homecare-Services und hohe Belastung der Betreuer. Diese Faktoren führten zu Diskordanz und Unsicherheit zwischen Patient, Team und Angehörigen.</w:t>
+        <w:t>Anteil zeitnaher Operationen (≤31 Tage) sank bei hochrisiko-RCC von 83,7% (2019) auf 64,8% (2023), bei niedrigrisiko-RCC von 71,3% auf 47,6%. Verlängerte Verzögerungen (&gt;62 Tage) verdoppelten sich von 3,9% auf 9,4%. Hochrisiko-Patienten wurden bevorzugt (73,6% vs. 58,2%, adjustierte RR 1,26, KI 1,22–1,31).</w:t>
       </w:r>
     </w:p>
     <w:p>
@@ -119,7 +119,7 @@
         <w:rPr>
           <w:sz w:val="19"/>
         </w:rPr>
-        <w:t>USA-Veteranensystem; Erkenntnisse zu Übergangsversorgung aber systemübergreifend relevant</w:t>
+        <w:t>England, NHS-System mit anderen Zugangsstrukturen, aber versorgungsnahe Frage zur chirurgischen Kapazität</w:t>
       </w:r>
     </w:p>
     <w:p>
@@ -128,7 +128,7 @@
           <w:color w:val="5A7D3A"/>
           <w:sz w:val="18"/>
         </w:rPr>
-        <w:t>https://pubmed.ncbi.nlm.nih.gov/42855931/</w:t>
+        <w:t>https://pubmed.ncbi.nlm.nih.gov/42860314/</w:t>
       </w:r>
     </w:p>
     <w:p>
@@ -136,7 +136,7 @@
         <w:pStyle w:val="Heading2"/>
       </w:pPr>
       <w:r>
-        <w:t>Employment instability und katastrophale Gesundheitsausgaben in Südkorea</w:t>
+        <w:t>Palliativbetreuung in der ambulanten Nephrologie: Wissen und Kommunikation</w:t>
       </w:r>
     </w:p>
     <w:p>
@@ -146,12 +146,12 @@
           <w:color w:val="666666"/>
           <w:sz w:val="18"/>
         </w:rPr>
-        <w:t>Yang JM et al.  ·  BMC Health Serv Res  ·  19.08.2026  ·  PMID 42855683</w:t>
+        <w:t>Joshi M et al.  ·  BMC Nephrol  ·  09.10.2026  ·  PMID 42859148</w:t>
       </w:r>
     </w:p>
     <w:p>
       <w:r>
-        <w:t>Längsschnittstudie zur Assoziation zwischen Beschäftigungsstabilität und katastrophalen Gesundheitsausgaben bei koreanischen Erwachsenen ab 50 Jahren.</w:t>
+        <w:t>Qualitative und quantitative Studie zu Integration von Palliativbetreuung in deutschen Nephologie-Ambulanzen mittels Befragung und Interviews von 52 Fachkräften sowie 13 Tiefeninterviews.</w:t>
       </w:r>
     </w:p>
     <w:p>
@@ -162,7 +162,7 @@
         <w:t xml:space="preserve">Ergebnis: </w:t>
       </w:r>
       <w:r>
-        <w:t>Persistierende Arbeitslosigkeit erhöhte die Odds für katastrophale Ausgaben um das 1,26-1,34-Fache (p&lt;0,05). Berufliche Übergänge in Arbeitslosigkeit zeigten ähnliche Effekte. Effekt nur in der Altersgruppe ≥50 Jahre signifikant.</w:t>
+        <w:t>Nur etwa die Hälfte der Fachkräfte äußerte Konfidenz in der Identifikation von Patienten mit Palliativbedarf. Gespräche über Behandlungspräferenzen und Vorausplanung fanden inkonsistent statt; Diskussionen über Sterbeort waren selten. Schulung erhöhte das Bewusstsein, strukturelle Barrieren (Zeitdruck, Behandlungsfokus) behinderten aber die Umsetzung.</w:t>
       </w:r>
     </w:p>
     <w:p>
@@ -177,7 +177,7 @@
         <w:rPr>
           <w:sz w:val="19"/>
         </w:rPr>
-        <w:t>Südkorea, gesetzliche Krankenversicherung, direkter Vergleich möglich</w:t>
+        <w:t>Deutsche Studie, ambulante Nephrologiepraxen und Krankenhausambulanzen</w:t>
       </w:r>
     </w:p>
     <w:p>
@@ -186,7 +186,7 @@
           <w:color w:val="5A7D3A"/>
           <w:sz w:val="18"/>
         </w:rPr>
-        <w:t>https://pubmed.ncbi.nlm.nih.gov/42855683/</w:t>
+        <w:t>https://pubmed.ncbi.nlm.nih.gov/42859148/</w:t>
       </w:r>
     </w:p>
     <w:p>
@@ -194,7 +194,7 @@
         <w:pStyle w:val="Heading2"/>
       </w:pPr>
       <w:r>
-        <w:t>Klimabewusstsein und Öko-Angst bei Gesundheitspersonal</w:t>
+        <w:t>Epidemiologie entzündlicher rheumatischer Erkrankungen in Deutschland</w:t>
       </w:r>
     </w:p>
     <w:p>
@@ -204,12 +204,12 @@
           <w:color w:val="666666"/>
           <w:sz w:val="18"/>
         </w:rPr>
-        <w:t>Özdemir T et al.  ·  BMC Health Serv Res  ·  01.10.2026  ·  PMID 42850626</w:t>
+        <w:t>Albrecht K et al.  ·  EULAR Rheumatol Open  ·  09.07.2026  ·  PMID 42857317</w:t>
       </w:r>
     </w:p>
     <w:p>
       <w:r>
-        <w:t>Querschnittsstudie bei 460 Fachkräften im Gesundheitswesen zu Zusammenhängen zwischen Klimabewusstsein, Öko-Angst und Umweltsensibilität.</w:t>
+        <w:t>Systematische Übersicht zur Prävalenz und Inzidenz von 11 entzündlichen rheumatischen Erkrankungen in Deutschland und Europa (2013–aktuell) für Personalbedarfsplanung.</w:t>
       </w:r>
     </w:p>
     <w:p>
@@ -220,7 +220,7 @@
         <w:t xml:space="preserve">Ergebnis: </w:t>
       </w:r>
       <w:r>
-        <w:t>Moderate Ausprägung bei Klimabewusstsein und Umweltsensibilität; moderate Öko-Angst. Klimabewusstsein, Pflegefachkräfte-Status, Alter ≥45 Jahre und Mitgliedschaft in Umweltorganisationen waren signifikante Prädiktoren (p&lt;0,05). Ruminations-Subdimension marginal nicht-signifikant (p=0,064).</w:t>
+        <w:t>Geschätzte Prävalenz pro 100.000: rheumatoide Arthritis 1.000, Polymyalgia rheumatica 600 (&gt;50 Jahre), axiale Spondylarthritis 300, psoriasis-Arthritis 300, Riesenzellarteriitis 146 (&gt;50 Jahre), primäres Sjögren 70, systemischer Lupus erythematodes 56, systemische Sklerose 35, idiopathische entzündliche Myopathien 17, ANCA-assoziierte Vaskulitiden 26, Behçet 4,7. Gesamtprävalenz entzündlicher rheumatischer Erkrankungen in Deutschland: 2,6% (1,8 Mio. Erwachsene), jährliche Inzidenz 0,2% (130.000 Erwachsene).</w:t>
       </w:r>
     </w:p>
     <w:p>
@@ -235,7 +235,7 @@
         <w:rPr>
           <w:sz w:val="19"/>
         </w:rPr>
-        <w:t>Türkei, Gesundheitssystem mit Versorger-fokussiertem Ansatz, Health Services Research</w:t>
+        <w:t>Deutsche Studie mit deutschen Daten und Schätzungen, direkt anwendbar für Versorgungsplanung</w:t>
       </w:r>
     </w:p>
     <w:p>
@@ -244,7 +244,7 @@
           <w:color w:val="5A7D3A"/>
           <w:sz w:val="18"/>
         </w:rPr>
-        <w:t>https://pubmed.ncbi.nlm.nih.gov/42850626/</w:t>
+        <w:t>https://pubmed.ncbi.nlm.nih.gov/42857317/</w:t>
       </w:r>
     </w:p>
     <w:p>
@@ -252,7 +252,7 @@
         <w:pStyle w:val="Heading2"/>
       </w:pPr>
       <w:r>
-        <w:t>Wearable-Sensoren zur Bewegungskontrolle in geriatrischer Rehabilitation</w:t>
+        <w:t>Rolle von Ernährungsfachkräften in Langzeitpflegeeinrichtungen</w:t>
       </w:r>
     </w:p>
     <w:p>
@@ -262,12 +262,12 @@
           <w:color w:val="666666"/>
           <w:sz w:val="18"/>
         </w:rPr>
-        <w:t>Debeij SM et al.  ·  Eur Geriatr Med  ·  06.10.2026  ·  PMID 42839204</w:t>
+        <w:t>Bartrim K et al.  ·  Health Policy  ·  20.09.2026  ·  PMID 42849156</w:t>
       </w:r>
     </w:p>
     <w:p>
       <w:r>
-        <w:t>Mixed-Methods-Studie zur Nutzerfreundlichkeit und Machbarkeit eines Sensorsystems mit Rückmeldung zur Sedentarität bei geriatrischen Patienten (stationär und ambulant).</w:t>
+        <w:t>Dokumentenanalyse der Rolle von Ernährungsfachkräften in Langzeitpflegeangeboten in 68 Ländern basierend auf Regelwerke, Standards und Leitlinien.</w:t>
       </w:r>
     </w:p>
     <w:p>
@@ -278,7 +278,7 @@
         <w:t xml:space="preserve">Ergebnis: </w:t>
       </w:r>
       <w:r>
-        <w:t>Machbarkeit ausreichend (hohe Adhärenz), Nutzerfreundlichkeit begrenzt. Technische Probleme (Messergenauigkeit) und Implementierungshürden (fehlende Individualisierung, unklarer Mehrwert). Teilnehmer: 26 Patienten, 9 Fachkräfte; 22 Interviews durchgeführt.</w:t>
+        <w:t>Von 68 Ländern hatten 37 (54%) mindestens ein Dokument zu Ernährungsfachkräften in Langzeitpflege. Japan war einziges Land mit allen vier Dokumenttypen; Australien, Türkiye und Nordirland hatten je drei. 14 Themenbereiche identifiziert, u.a. Ernährungsscreening, Speiseplanung, multiprofessionelle Zusammenarbeit. Große globale Unterschiede in Regelungen und anerkannten Rollen.</w:t>
       </w:r>
     </w:p>
     <w:p>
@@ -293,7 +293,7 @@
         <w:rPr>
           <w:sz w:val="19"/>
         </w:rPr>
-        <w:t>Niederlande, Sozialversicherung, gute Übertragbarkeit auf deutsches Gesundheitswesen</w:t>
+        <w:t>Vergleichende Analyse, auf Deutschland begrenzt übertragbar, aufgrund von Unterschieden in Regulierung und Systemstruktur</w:t>
       </w:r>
     </w:p>
     <w:p>
@@ -302,7 +302,7 @@
           <w:color w:val="5A7D3A"/>
           <w:sz w:val="18"/>
         </w:rPr>
-        <w:t>https://pubmed.ncbi.nlm.nih.gov/42839204/</w:t>
+        <w:t>https://pubmed.ncbi.nlm.nih.gov/42849156/</w:t>
       </w:r>
     </w:p>
     <w:p>
@@ -310,7 +310,7 @@
         <w:pStyle w:val="Heading2"/>
       </w:pPr>
       <w:r>
-        <w:t>Rotavirus-Impfung in Vietnam: Effektivität und Kosteneffektivität</w:t>
+        <w:t>Kardio-metabole Ergebnisse eines Wellness-Programms auf dem Land</w:t>
       </w:r>
     </w:p>
     <w:p>
@@ -320,12 +320,12 @@
           <w:color w:val="666666"/>
           <w:sz w:val="18"/>
         </w:rPr>
-        <w:t>Dang HTT et al.  ·  Vaccine  ·  06.10.2026  ·  PMID 42837896</w:t>
+        <w:t>Baus A et al.  ·  J Prim Care Community Health  ·  08.10.2026  ·  PMID 42849056</w:t>
       </w:r>
     </w:p>
     <w:p>
       <w:r>
-        <w:t>Modellierungsstudie zur Auswirkung und Kosteneffektivität der Rotavirus-Impfung (ROTAVIN) bei Kindern unter fünf Jahren in Vietnam.</w:t>
+        <w:t>Retrospektive Evaluation eines krankenhausgestützten Wellness-Programms in West Virginia mit 585 aktiven Teilnehmern zur Kardio-metabolischen Gesundheit.</w:t>
       </w:r>
     </w:p>
     <w:p>
@@ -336,7 +336,7 @@
         <w:t xml:space="preserve">Ergebnis: </w:t>
       </w:r>
       <w:r>
-        <w:t>Über 10 Jahre würde Impfung 97.776 Hospitalisierungen (KI 72.722–342.311) und 433 Todesfälle (KI 330–1300) verhindern. Kosten von 39,5 Mio. USD für zehn Kohorten. ICER von 982 USD pro vermiedenem DALY (Staatsperspektive); kostensparen aus Gesellschaftsperspektive mit 99% Wahrscheinlichkeit.</w:t>
+        <w:t>Bei gepaarten Analysen: Taillenumfang reduziert um 0,19 Inch (KI −0,34 bis −0,03; p=0,0174), diastolischer Blutdruck um 3,38 mmHg (KI −4,54 bis −2,21; p&lt;0,0001). Bei 56 Diabetespatienten mit HbA1c-Messungen: Reduktion um 0,25 Prozentpunkte (KI −0,44 bis −0,06; p=0,0106), bei initial HbA1c ≥7,0% (n=23) um 0,65 Punkte (KI −1,00 bis −0,29; p=0,0010).</w:t>
       </w:r>
     </w:p>
     <w:p>
@@ -351,7 +351,7 @@
         <w:rPr>
           <w:sz w:val="19"/>
         </w:rPr>
-        <w:t>Vietnams Gesundheitssystem, Sozialversicherung, hohe Übertragbarkeit auf ähnliche Kontexte</w:t>
+        <w:t>USA, ländliches Setting, aber Fragestellung zu lokalen Wellness-Modellen systemunabhängig relevant</w:t>
       </w:r>
     </w:p>
     <w:p>
@@ -360,7 +360,65 @@
           <w:color w:val="5A7D3A"/>
           <w:sz w:val="18"/>
         </w:rPr>
-        <w:t>https://pubmed.ncbi.nlm.nih.gov/42837896/</w:t>
+        <w:t>https://pubmed.ncbi.nlm.nih.gov/42849056/</w:t>
+      </w:r>
+    </w:p>
+    <w:p>
+      <w:pPr>
+        <w:pStyle w:val="Heading2"/>
+      </w:pPr>
+      <w:r>
+        <w:t>Einzelitemmessungen zu Nebenwirkungsbelastung bei Krebspatienten</w:t>
+      </w:r>
+    </w:p>
+    <w:p>
+      <w:r>
+        <w:rPr>
+          <w:i/>
+          <w:color w:val="666666"/>
+          <w:sz w:val="18"/>
+        </w:rPr>
+        <w:t>Jones T et al.  ·  Eur J Cancer  ·  04.10.2026  ·  PMID 42843209</w:t>
+      </w:r>
+    </w:p>
+    <w:p>
+      <w:r>
+        <w:t>Systematische Übersichtsarbeit zu Einsatz, psychometrischen Eigenschaften und klinischer Validität von Einzelitemmessungen der wahrgenommenen Nebenwirkungsbelastung in Krebsstudien (67 Publikationen, 74 Studienregistrierungen).</w:t>
+      </w:r>
+    </w:p>
+    <w:p>
+      <w:r>
+        <w:rPr>
+          <w:b/>
+        </w:rPr>
+        <w:t xml:space="preserve">Ergebnis: </w:t>
+      </w:r>
+      <w:r>
+        <w:t>EORTC Q168 konzentriert auf Pankreas- und Gallenwegskrebs; FACIT GP5 breiter eingesetzt. Für FACIT GP5 lagen 27 Publikationen vor mit Befunden zu Inhalts-, Konstrukt- und Diskriminanzvalidität; für Q168 nur 2 Publikationen. Inhaltliche Limitationen bleiben, besonders beim Attributieren von Symptomen zur Behandlung versus Erkrankung oder andere Faktoren.</w:t>
+      </w:r>
+    </w:p>
+    <w:p>
+      <w:r>
+        <w:rPr>
+          <w:b/>
+          <w:sz w:val="19"/>
+        </w:rPr>
+        <w:t xml:space="preserve">Übertragbarkeit: </w:t>
+      </w:r>
+      <w:r>
+        <w:rPr>
+          <w:sz w:val="19"/>
+        </w:rPr>
+        <w:t>Übersichtsarbeit über klinische Krebsforschung, international übertragbar für Instrumentenanwendung</w:t>
+      </w:r>
+    </w:p>
+    <w:p>
+      <w:r>
+        <w:rPr>
+          <w:color w:val="5A7D3A"/>
+          <w:sz w:val="18"/>
+        </w:rPr>
+        <w:t>https://pubmed.ncbi.nlm.nih.gov/42843209/</w:t>
       </w:r>
     </w:p>
     <w:sectPr>

--- a/download/studien-aktuell.docx
+++ b/download/studien-aktuell.docx
@@ -62,7 +62,7 @@
           <w:color w:val="666666"/>
           <w:sz w:val="18"/>
         </w:rPr>
-        <w:t>Stand: 12.10.2026  |  6 Studien  |  wissen.m-vf.de</w:t>
+        <w:t>Stand: 13.10.2026  |  6 Studien  |  wissen.m-vf.de</w:t>
       </w:r>
     </w:p>
     <w:p>
@@ -70,7 +70,7 @@
         <w:pStyle w:val="Heading1"/>
       </w:pPr>
       <w:r>
-        <w:t>Aufgenommen am 12.10.2026</w:t>
+        <w:t>Aufgenommen am 13.10.2026</w:t>
       </w:r>
     </w:p>
     <w:p>
@@ -78,7 +78,7 @@
         <w:pStyle w:val="Heading2"/>
       </w:pPr>
       <w:r>
-        <w:t>Operative Wartezeiten bei Nierenzellkarzinom in England</w:t>
+        <w:t>Ambulante Versorgungspfade vor Sepsishospitalisierung</w:t>
       </w:r>
     </w:p>
     <w:p>
@@ -88,12 +88,12 @@
           <w:color w:val="666666"/>
           <w:sz w:val="18"/>
         </w:rPr>
-        <w:t>Varma R et al.  ·  BJU Int  ·  11.10.2026  ·  PMID 42860314</w:t>
+        <w:t>Storch J et al.  ·  Infection  ·  12.10.2026  ·  PMID 42862469</w:t>
       </w:r>
     </w:p>
     <w:p>
       <w:r>
-        <w:t>Studie zu Wartezeiten auf operative Behandlung bei Patienten mit hochrisiko- und niedrigrisiko-Nierenzellkarzinom in England, 2019–2023.</w:t>
+        <w:t>Bevölkerungsbasierte Analyse deutscher Versichertendaten zu ambulanten Kontakten vor stationärer Sepsisaufnahme: 61,8 % hatten nur ambulante Versorgung, 12,7 % Notfallversorgung, 25,5 % keine Kontakte in der Woche vor Hospitalisierung.</w:t>
       </w:r>
     </w:p>
     <w:p>
@@ -104,7 +104,7 @@
         <w:t xml:space="preserve">Ergebnis: </w:t>
       </w:r>
       <w:r>
-        <w:t>Anteil zeitnaher Operationen (≤31 Tage) sank bei hochrisiko-RCC von 83,7% (2019) auf 64,8% (2023), bei niedrigrisiko-RCC von 71,3% auf 47,6%. Verlängerte Verzögerungen (&gt;62 Tage) verdoppelten sich von 3,9% auf 9,4%. Hochrisiko-Patienten wurden bevorzugt (73,6% vs. 58,2%, adjustierte RR 1,26, KI 1,22–1,31).</w:t>
+        <w:t>Bei ambulant versorgten Patienten: durchschnittlich 2,0 Tage (SD 2,3) zwischen letztem infektionsbezogenen Kontakt und Sepsishospitalisierung; 82,3 % hatten Kontakt mit Hausarzt; nur 11,4 % erhielten Antiinfektiva-Verschreibungen. Hinweis auf Chancen zur früheren Sepsis-Erkennung in ambulanten Settings.</w:t>
       </w:r>
     </w:p>
     <w:p>
@@ -119,7 +119,7 @@
         <w:rPr>
           <w:sz w:val="19"/>
         </w:rPr>
-        <w:t>England, NHS-System mit anderen Zugangsstrukturen, aber versorgungsnahe Frage zur chirurgischen Kapazität</w:t>
+        <w:t>Deutsche Routinedaten (AOK) mit 238.247 Patienten, hohe Übertragbarkeit auf hiesiges Versorgungssystem</w:t>
       </w:r>
     </w:p>
     <w:p>
@@ -128,7 +128,7 @@
           <w:color w:val="5A7D3A"/>
           <w:sz w:val="18"/>
         </w:rPr>
-        <w:t>https://pubmed.ncbi.nlm.nih.gov/42860314/</w:t>
+        <w:t>https://pubmed.ncbi.nlm.nih.gov/42862469/</w:t>
       </w:r>
     </w:p>
     <w:p>
@@ -136,7 +136,7 @@
         <w:pStyle w:val="Heading2"/>
       </w:pPr>
       <w:r>
-        <w:t>Palliativbetreuung in der ambulanten Nephrologie: Wissen und Kommunikation</w:t>
+        <w:t>Beteiligung älterer Menschen mit Sturztrauma in Forschung</w:t>
       </w:r>
     </w:p>
     <w:p>
@@ -146,12 +146,12 @@
           <w:color w:val="666666"/>
           <w:sz w:val="18"/>
         </w:rPr>
-        <w:t>Joshi M et al.  ·  BMC Nephrol  ·  09.10.2026  ·  PMID 42859148</w:t>
+        <w:t>Reeck N et al.  ·  Health Expect  ·  Okt. 2026  ·  PMID 42861438</w:t>
       </w:r>
     </w:p>
     <w:p>
       <w:r>
-        <w:t>Qualitative und quantitative Studie zu Integration von Palliativbetreuung in deutschen Nephologie-Ambulanzen mittels Befragung und Interviews von 52 Fachkräften sowie 13 Tiefeninterviews.</w:t>
+        <w:t>Qualitative Evaluationsstudie zur Partizipation von 8 älteren Personen mit Sturzererfahrung über 3 Jahre; Bewertung mit Evaluationsinstrumenten und Prozessdokumentation.</w:t>
       </w:r>
     </w:p>
     <w:p>
@@ -162,7 +162,7 @@
         <w:t xml:space="preserve">Ergebnis: </w:t>
       </w:r>
       <w:r>
-        <w:t>Nur etwa die Hälfte der Fachkräfte äußerte Konfidenz in der Identifikation von Patienten mit Palliativbedarf. Gespräche über Behandlungspräferenzen und Vorausplanung fanden inkonsistent statt; Diskussionen über Sterbeort waren selten. Schulung erhöhte das Bewusstsein, strukturelle Barrieren (Zeitdruck, Behandlungsfokus) behinderten aber die Umsetzung.</w:t>
+        <w:t>Kern-Befunde: Positive Atmosphäre bei Treffen, anfängliche Unklarheit über Projektzweck; Partizipatives Forschungsteam beeinflusste verschiedene Projektphasen (z.B. Fokusgruppen-Design); gesundheitsbedingte Absenzen erforderten Aufnahme von 3 neuen Teilnehmern; Kontextfaktoren (Infrastruktur) unterstützend, aber verbesserte Informationsstrukturen nötig.</w:t>
       </w:r>
     </w:p>
     <w:p>
@@ -177,7 +177,7 @@
         <w:rPr>
           <w:sz w:val="19"/>
         </w:rPr>
-        <w:t>Deutsche Studie, ambulante Nephrologiepraxen und Krankenhausambulanzen</w:t>
+        <w:t>Deutsche Universität (Oldenburg), geriatrisches Setting, Methoden der Patient Engagement-Evaluierung</w:t>
       </w:r>
     </w:p>
     <w:p>
@@ -186,7 +186,7 @@
           <w:color w:val="5A7D3A"/>
           <w:sz w:val="18"/>
         </w:rPr>
-        <w:t>https://pubmed.ncbi.nlm.nih.gov/42859148/</w:t>
+        <w:t>https://pubmed.ncbi.nlm.nih.gov/42861438/</w:t>
       </w:r>
     </w:p>
     <w:p>
@@ -194,7 +194,7 @@
         <w:pStyle w:val="Heading2"/>
       </w:pPr>
       <w:r>
-        <w:t>Epidemiologie entzündlicher rheumatischer Erkrankungen in Deutschland</w:t>
+        <w:t>Repräsentativität von Brustkrebs-Befragten in England</w:t>
       </w:r>
     </w:p>
     <w:p>
@@ -204,12 +204,12 @@
           <w:color w:val="666666"/>
           <w:sz w:val="18"/>
         </w:rPr>
-        <w:t>Albrecht K et al.  ·  EULAR Rheumatol Open  ·  09.07.2026  ·  PMID 42857317</w:t>
+        <w:t>Blacker S et al.  ·  BMJ Open  ·  09.10.2026  ·  PMID 42855234</w:t>
       </w:r>
     </w:p>
     <w:p>
       <w:r>
-        <w:t>Systematische Übersicht zur Prävalenz und Inzidenz von 11 entzündlichen rheumatischen Erkrankungen in Deutschland und Europa (2013–aktuell) für Personalbedarfsplanung.</w:t>
+        <w:t>Kohortenstudie mit Datenverknüpfung von nationaler Patientenerfahrungsbefragung mit Krebsregister zur Beurteilung der Selektionsbias bei Rücklaufquoten.</w:t>
       </w:r>
     </w:p>
     <w:p>
@@ -220,7 +220,7 @@
         <w:t xml:space="preserve">Ergebnis: </w:t>
       </w:r>
       <w:r>
-        <w:t>Geschätzte Prävalenz pro 100.000: rheumatoide Arthritis 1.000, Polymyalgia rheumatica 600 (&gt;50 Jahre), axiale Spondylarthritis 300, psoriasis-Arthritis 300, Riesenzellarteriitis 146 (&gt;50 Jahre), primäres Sjögren 70, systemischer Lupus erythematodes 56, systemische Sklerose 35, idiopathische entzündliche Myopathien 17, ANCA-assoziierte Vaskulitiden 26, Behçet 4,7. Gesamtprävalenz entzündlicher rheumatischer Erkrankungen in Deutschland: 2,6% (1,8 Mio. Erwachsene), jährliche Inzidenz 0,2% (130.000 Erwachsene).</w:t>
+        <w:t>Linked Analyse von 71.640 Brustkrebs-Patientinnen zeigte, welche Charakteristika mit Rücklauf assoziiert waren; Identifikation systemischer Unterschiede zwischen Respondern und Nicht-Respondern für informierte Bias-Interpretation in zukünftigen Experience-Surveys.</w:t>
       </w:r>
     </w:p>
     <w:p>
@@ -235,7 +235,7 @@
         <w:rPr>
           <w:sz w:val="19"/>
         </w:rPr>
-        <w:t>Deutsche Studie mit deutschen Daten und Schätzungen, direkt anwendbar für Versorgungsplanung</w:t>
+        <w:t>Methodische Versorgungsforschung, NHS-Daten, Sampling-Fragen auch in Deutschland relevant</w:t>
       </w:r>
     </w:p>
     <w:p>
@@ -244,7 +244,7 @@
           <w:color w:val="5A7D3A"/>
           <w:sz w:val="18"/>
         </w:rPr>
-        <w:t>https://pubmed.ncbi.nlm.nih.gov/42857317/</w:t>
+        <w:t>https://pubmed.ncbi.nlm.nih.gov/42855234/</w:t>
       </w:r>
     </w:p>
     <w:p>
@@ -252,7 +252,7 @@
         <w:pStyle w:val="Heading2"/>
       </w:pPr>
       <w:r>
-        <w:t>Rolle von Ernährungsfachkräften in Langzeitpflegeeinrichtungen</w:t>
+        <w:t>Labor-Phänotypen nach Reanimation und Mortalität</w:t>
       </w:r>
     </w:p>
     <w:p>
@@ -262,12 +262,12 @@
           <w:color w:val="666666"/>
           <w:sz w:val="18"/>
         </w:rPr>
-        <w:t>Bartrim K et al.  ·  Health Policy  ·  20.09.2026  ·  PMID 42849156</w:t>
+        <w:t>Liu X et al.  ·  Resuscitation  ·  09.10.2026  ·  PMID 42855036</w:t>
       </w:r>
     </w:p>
     <w:p>
       <w:r>
-        <w:t>Dokumentenanalyse der Rolle von Ernährungsfachkräften in Langzeitpflegeangeboten in 68 Ländern basierend auf Regelwerke, Standards und Leitlinien.</w:t>
+        <w:t>Nationale 10-Jahres-Kohortenstudie aus Singapur (1514 reanimierte Patienten) mit Latent-Class-Analyse von 14 Laborvariablen innerhalb 6 Stunden nach ROSC zur Vorhersage neurologischer Outcomes.</w:t>
       </w:r>
     </w:p>
     <w:p>
@@ -278,7 +278,7 @@
         <w:t xml:space="preserve">Ergebnis: </w:t>
       </w:r>
       <w:r>
-        <w:t>Von 68 Ländern hatten 37 (54%) mindestens ein Dokument zu Ernährungsfachkräften in Langzeitpflege. Japan war einziges Land mit allen vier Dokumenttypen; Australien, Türkiye und Nordirland hatten je drei. 14 Themenbereiche identifiziert, u.a. Ernährungsscreening, Speiseplanung, multiprofessionelle Zusammenarbeit. Große globale Unterschiede in Regelungen und anerkannten Rollen.</w:t>
+        <w:t>Drei prognostisch distinkte Phänotypen identifiziert: Multi-Organ-Dysfunktion (MOD, N=286), Homeostase (HOM, N=967), Immun-Dysregulation (IMD, N=261). HOM und IMD hatten niedrigere Odds für schlechte neurologische Erholung vs. MOD (aOR 0,50 bzw. 0,46, p≤0,004). Unterschiede auch für 30-Tage- und 3-Jahres-Mortalität signifikant (aHR 0,71–0,78).</w:t>
       </w:r>
     </w:p>
     <w:p>
@@ -293,7 +293,7 @@
         <w:rPr>
           <w:sz w:val="19"/>
         </w:rPr>
-        <w:t>Vergleichende Analyse, auf Deutschland begrenzt übertragbar, aufgrund von Unterschieden in Regulierung und Systemstruktur</w:t>
+        <w:t>Nationale Kohortendaten Singapur, externe Validierung erforderlich, Laborbiomarker systemunabhängig</w:t>
       </w:r>
     </w:p>
     <w:p>
@@ -302,7 +302,7 @@
           <w:color w:val="5A7D3A"/>
           <w:sz w:val="18"/>
         </w:rPr>
-        <w:t>https://pubmed.ncbi.nlm.nih.gov/42849156/</w:t>
+        <w:t>https://pubmed.ncbi.nlm.nih.gov/42855036/</w:t>
       </w:r>
     </w:p>
     <w:p>
@@ -310,7 +310,7 @@
         <w:pStyle w:val="Heading2"/>
       </w:pPr>
       <w:r>
-        <w:t>Kardio-metabole Ergebnisse eines Wellness-Programms auf dem Land</w:t>
+        <w:t>Infektionsrisiko unter Rituximab-Therapie bei MS</w:t>
       </w:r>
     </w:p>
     <w:p>
@@ -320,12 +320,12 @@
           <w:color w:val="666666"/>
           <w:sz w:val="18"/>
         </w:rPr>
-        <w:t>Baus A et al.  ·  J Prim Care Community Health  ·  08.10.2026  ·  PMID 42849056</w:t>
+        <w:t>Pihl-Jensen G et al.  ·  Neurol Clin Pract  ·  08.10.2026  ·  PMID 42854181</w:t>
       </w:r>
     </w:p>
     <w:p>
       <w:r>
-        <w:t>Retrospektive Evaluation eines krankenhausgestützten Wellness-Programms in West Virginia mit 585 aktiven Teilnehmern zur Kardio-metabolischen Gesundheit.</w:t>
+        <w:t>Norwegische national-weite Beobachtungsstudie (Verknüpfung Gesundheitsregister mit MS-Registry 2010–Juni 2022) bei 3.410 MS-Patienten zu Infektionsrisiko unter Rituximab nach Dosierungsintervall und Alter.</w:t>
       </w:r>
     </w:p>
     <w:p>
@@ -336,7 +336,7 @@
         <w:t xml:space="preserve">Ergebnis: </w:t>
       </w:r>
       <w:r>
-        <w:t>Bei gepaarten Analysen: Taillenumfang reduziert um 0,19 Inch (KI −0,34 bis −0,03; p=0,0174), diastolischer Blutdruck um 3,38 mmHg (KI −4,54 bis −2,21; p&lt;0,0001). Bei 56 Diabetespatienten mit HbA1c-Messungen: Reduktion um 0,25 Prozentpunkte (KI −0,44 bis −0,06; p=0,0106), bei initial HbA1c ≥7,0% (n=23) um 0,65 Punkte (KI −1,00 bis −0,29; p=0,0010).</w:t>
+        <w:t>13.774 Infektionen auf 13.811 Behandlungsepisoden. Verlängerte Dosierungsintervalle assoziiert mit niedrigerem Gesamtinfektionsrisiko: 2 vs. 4 Infusionen/2 Jahre HR 0,90 (95% CI 0,82–0,99); 1 Infusion HR 0,78 (0,69–0,88). Krankenhaus-Infektionen: nur HR 0,68 (0,59–0,79) für 1 vs. 4 Infusionen. Alter ≥60 Jahre HR 1,36 (1,07–1,71) für Klinik-Infektionen.</w:t>
       </w:r>
     </w:p>
     <w:p>
@@ -351,7 +351,7 @@
         <w:rPr>
           <w:sz w:val="19"/>
         </w:rPr>
-        <w:t>USA, ländliches Setting, aber Fragestellung zu lokalen Wellness-Modellen systemunabhängig relevant</w:t>
+        <w:t>Norwegen (skandinavisches Versorgungssystem), Behandlungs-Effektivität und Sicherheit grundsätzlich transferabel</w:t>
       </w:r>
     </w:p>
     <w:p>
@@ -360,7 +360,7 @@
           <w:color w:val="5A7D3A"/>
           <w:sz w:val="18"/>
         </w:rPr>
-        <w:t>https://pubmed.ncbi.nlm.nih.gov/42849056/</w:t>
+        <w:t>https://pubmed.ncbi.nlm.nih.gov/42854181/</w:t>
       </w:r>
     </w:p>
     <w:p>
@@ -368,7 +368,7 @@
         <w:pStyle w:val="Heading2"/>
       </w:pPr>
       <w:r>
-        <w:t>Einzelitemmessungen zu Nebenwirkungsbelastung bei Krebspatienten</w:t>
+        <w:t>Postpartales Medicaid-Coverage und Mütter-Erfahrungen</w:t>
       </w:r>
     </w:p>
     <w:p>
@@ -378,12 +378,12 @@
           <w:color w:val="666666"/>
           <w:sz w:val="18"/>
         </w:rPr>
-        <w:t>Jones T et al.  ·  Eur J Cancer  ·  04.10.2026  ·  PMID 42843209</w:t>
+        <w:t>Raffa BJ et al.  ·  JAMA Netw Open  ·  01.10.2026  ·  PMID 42853565</w:t>
       </w:r>
     </w:p>
     <w:p>
       <w:r>
-        <w:t>Systematische Übersichtsarbeit zu Einsatz, psychometrischen Eigenschaften und klinischer Validität von Einzelitemmessungen der wahrgenommenen Nebenwirkungsbelastung in Krebsstudien (67 Publikationen, 74 Studienregistrierungen).</w:t>
+        <w:t>Qualitative Studie mit 16 Müttern (semistrukturierte Interviews, April–Oktober 2025) in Nordkarolina zur Erfahrung mit erweitertem postpartalen Medicaid-Coverage (60 Tage auf 12 Monate).</w:t>
       </w:r>
     </w:p>
     <w:p>
@@ -394,7 +394,7 @@
         <w:t xml:space="preserve">Ergebnis: </w:t>
       </w:r>
       <w:r>
-        <w:t>EORTC Q168 konzentriert auf Pankreas- und Gallenwegskrebs; FACIT GP5 breiter eingesetzt. Für FACIT GP5 lagen 27 Publikationen vor mit Befunden zu Inhalts-, Konstrukt- und Diskriminanzvalidität; für Q168 nur 2 Publikationen. Inhaltliche Limitationen bleiben, besonders beim Attributieren von Symptomen zur Behandlung versus Erkrankung oder andere Faktoren.</w:t>
+        <w:t>Fünf Hauptthemen: Verwirrung um Coverage, Medicaid ermöglicht Versorgungszugang, psychische Gesundheit kritisch im postpartalen Zeitfenster, reduzierter finanzischer Stress mit verbesserter Familiendynamik, Medicaid verhindert Versorgungsverzicht. Bewusstsein über Policy-Änderungen war Schlüssel für Nutzen.</w:t>
       </w:r>
     </w:p>
     <w:p>
@@ -409,7 +409,7 @@
         <w:rPr>
           <w:sz w:val="19"/>
         </w:rPr>
-        <w:t>Übersichtsarbeit über klinische Krebsforschung, international übertragbar für Instrumentenanwendung</w:t>
+        <w:t>Nur bedingt: US-Medicaid-System, andere Finanzierungslogik als deutsche gesetzliche Versicherung</w:t>
       </w:r>
     </w:p>
     <w:p>
@@ -418,7 +418,7 @@
           <w:color w:val="5A7D3A"/>
           <w:sz w:val="18"/>
         </w:rPr>
-        <w:t>https://pubmed.ncbi.nlm.nih.gov/42843209/</w:t>
+        <w:t>https://pubmed.ncbi.nlm.nih.gov/42853565/</w:t>
       </w:r>
     </w:p>
     <w:sectPr>

--- a/download/studien-aktuell.docx
+++ b/download/studien-aktuell.docx
@@ -62,7 +62,7 @@
           <w:color w:val="666666"/>
           <w:sz w:val="18"/>
         </w:rPr>
-        <w:t>Stand: 13.10.2026  |  6 Studien  |  wissen.m-vf.de</w:t>
+        <w:t>Stand: 14.10.2026  |  6 Studien  |  wissen.m-vf.de</w:t>
       </w:r>
     </w:p>
     <w:p>
@@ -70,7 +70,7 @@
         <w:pStyle w:val="Heading1"/>
       </w:pPr>
       <w:r>
-        <w:t>Aufgenommen am 13.10.2026</w:t>
+        <w:t>Aufgenommen am 14.10.2026</w:t>
       </w:r>
     </w:p>
     <w:p>
@@ -78,7 +78,7 @@
         <w:pStyle w:val="Heading2"/>
       </w:pPr>
       <w:r>
-        <w:t>Ambulante Versorgungspfade vor Sepsishospitalisierung</w:t>
+        <w:t>Stepped-Care-Modell für Opioidabhängige: Besserer Zugang zu Medikamenten</w:t>
       </w:r>
     </w:p>
     <w:p>
@@ -88,12 +88,12 @@
           <w:color w:val="666666"/>
           <w:sz w:val="18"/>
         </w:rPr>
-        <w:t>Storch J et al.  ·  Infection  ·  12.10.2026  ·  PMID 42862469</w:t>
+        <w:t>Li H et al.  ·  Health Serv Res  ·  Okt. 2026  ·  PMID 42869778</w:t>
       </w:r>
     </w:p>
     <w:p>
       <w:r>
-        <w:t>Bevölkerungsbasierte Analyse deutscher Versichertendaten zu ambulanten Kontakten vor stationärer Sepsisaufnahme: 61,8 % hatten nur ambulante Versorgung, 12,7 % Notfallversorgung, 25,5 % keine Kontakte in der Woche vor Hospitalisierung.</w:t>
+        <w:t>Eine US-Studie evaluierte, ob ein nationales Trainings-Programm (SCOUTT) zur Ausweitung der medikamentösen Opioidbehandlung in Primärversorgung und psychischen Gesundheitssettings bei obdacherfahrenen Veterans erfolgreicher war als reguläre Versorgung.</w:t>
       </w:r>
     </w:p>
     <w:p>
@@ -104,7 +104,7 @@
         <w:t xml:space="preserve">Ergebnis: </w:t>
       </w:r>
       <w:r>
-        <w:t>Bei ambulant versorgten Patienten: durchschnittlich 2,0 Tage (SD 2,3) zwischen letztem infektionsbezogenen Kontakt und Sepsishospitalisierung; 82,3 % hatten Kontakt mit Hausarzt; nur 11,4 % erhielten Antiinfektiva-Verschreibungen. Hinweis auf Chancen zur früheren Sepsis-Erkennung in ambulanten Settings.</w:t>
+        <w:t>Patienten in SCOUTT-Einrichtungen erhielten signifikant häufiger Medikamentöse Opioidbehandlung (6,16 Prozentpunkte mehr jegliche MOUD, 7,16 Punkte mehr Buprenorphin; beides 95%-KI statistisch signifikant). Die Differenz-in-Differenzen-Analyse bestätigte diese Ergebnisse (7,85 bzw. 9,31 Punkte Unterschied).</w:t>
       </w:r>
     </w:p>
     <w:p>
@@ -119,7 +119,7 @@
         <w:rPr>
           <w:sz w:val="19"/>
         </w:rPr>
-        <w:t>Deutsche Routinedaten (AOK) mit 238.247 Patienten, hohe Übertragbarkeit auf hiesiges Versorgungssystem</w:t>
+        <w:t>US-Veteranen-System, eingeschränkte Übertragbarkeit auf deutsche Sozialversicherung</w:t>
       </w:r>
     </w:p>
     <w:p>
@@ -128,7 +128,7 @@
           <w:color w:val="5A7D3A"/>
           <w:sz w:val="18"/>
         </w:rPr>
-        <w:t>https://pubmed.ncbi.nlm.nih.gov/42862469/</w:t>
+        <w:t>https://pubmed.ncbi.nlm.nih.gov/42869778/</w:t>
       </w:r>
     </w:p>
     <w:p>
@@ -136,7 +136,7 @@
         <w:pStyle w:val="Heading2"/>
       </w:pPr>
       <w:r>
-        <w:t>Beteiligung älterer Menschen mit Sturztrauma in Forschung</w:t>
+        <w:t>Psychische Erkrankungen nach Klinikentlassung: Familien und Profis teilen Medikamenten-Verantwortung</w:t>
       </w:r>
     </w:p>
     <w:p>
@@ -146,12 +146,12 @@
           <w:color w:val="666666"/>
           <w:sz w:val="18"/>
         </w:rPr>
-        <w:t>Reeck N et al.  ·  Health Expect  ·  Okt. 2026  ·  PMID 42861438</w:t>
+        <w:t>Jeffries M et al.  ·  Soc Sci Med  ·  08.10.2026  ·  PMID 42868728</w:t>
       </w:r>
     </w:p>
     <w:p>
       <w:r>
-        <w:t>Qualitative Evaluationsstudie zur Partizipation von 8 älteren Personen mit Sturzererfahrung über 3 Jahre; Bewertung mit Evaluationsinstrumenten und Prozessdokumentation.</w:t>
+        <w:t>Eine britische Qualitativstudie mit 34 Interviews (Patienten, Angehörige, Gesundheitsfachleute) untersuchte, welche Unterstützungsnetzwerke für sichere Medikamentenadhärenz nach psychiatrischer Klinikentlassung notwendig sind.</w:t>
       </w:r>
     </w:p>
     <w:p>
@@ -162,7 +162,7 @@
         <w:t xml:space="preserve">Ergebnis: </w:t>
       </w:r>
       <w:r>
-        <w:t>Kern-Befunde: Positive Atmosphäre bei Treffen, anfängliche Unklarheit über Projektzweck; Partizipatives Forschungsteam beeinflusste verschiedene Projektphasen (z.B. Fokusgruppen-Design); gesundheitsbedingte Absenzen erforderten Aufnahme von 3 neuen Teilnehmern; Kontextfaktoren (Infrastruktur) unterstützend, aber verbesserte Informationsstrukturen nötig.</w:t>
+        <w:t>Kernfinding: Medikamentensicherheit nach Entlassung beruht stark auf Unterstützungsnetzwerken und der Medikamenten-'Arbeit' von Patienten und Angehörigen. Professionelle Gesundheitsfachleute spielen eine zentrale, aber variable und kontextabhängige Rolle. Notwendigkeit erkannt: Stärkere Anerkennung von Sozialkontakten und 'situated medicines work' für bessere Sicherheit.</w:t>
       </w:r>
     </w:p>
     <w:p>
@@ -177,7 +177,7 @@
         <w:rPr>
           <w:sz w:val="19"/>
         </w:rPr>
-        <w:t>Deutsche Universität (Oldenburg), geriatrisches Setting, Methoden der Patient Engagement-Evaluierung</w:t>
+        <w:t>Großbritannien, NHS-System; Erkenntnisse zu Netzwerken übertragbar auf deutsche Gemeindepsychiatrie</w:t>
       </w:r>
     </w:p>
     <w:p>
@@ -186,7 +186,7 @@
           <w:color w:val="5A7D3A"/>
           <w:sz w:val="18"/>
         </w:rPr>
-        <w:t>https://pubmed.ncbi.nlm.nih.gov/42861438/</w:t>
+        <w:t>https://pubmed.ncbi.nlm.nih.gov/42868728/</w:t>
       </w:r>
     </w:p>
     <w:p>
@@ -194,7 +194,7 @@
         <w:pStyle w:val="Heading2"/>
       </w:pPr>
       <w:r>
-        <w:t>Repräsentativität von Brustkrebs-Befragten in England</w:t>
+        <w:t>Arbeit und Therapietreue: Sozialer Zusammenhalt im Beruf fördert Adherence</w:t>
       </w:r>
     </w:p>
     <w:p>
@@ -204,12 +204,12 @@
           <w:color w:val="666666"/>
           <w:sz w:val="18"/>
         </w:rPr>
-        <w:t>Blacker S et al.  ·  BMJ Open  ·  09.10.2026  ·  PMID 42855234</w:t>
+        <w:t>Aalbers E et al.  ·  PLoS One  ·  13.10.2026  ·  PMID 42868134</w:t>
       </w:r>
     </w:p>
     <w:p>
       <w:r>
-        <w:t>Kohortenstudie mit Datenverknüpfung von nationaler Patientenerfahrungsbefragung mit Krebsregister zur Beurteilung der Selektionsbias bei Rücklaufquoten.</w:t>
+        <w:t>Eine niederländische Querschnittsstudie untersuchte bei 309 berufstätigen Personen mit chronischen Erkrankungen, wie Arbeitsmerkmale (Umfang, Anforderungen, Inklusion) mit der Einhaltung von Medikamenten- und Termintreue assoziiert sind.</w:t>
       </w:r>
     </w:p>
     <w:p>
@@ -220,7 +220,7 @@
         <w:t xml:space="preserve">Ergebnis: </w:t>
       </w:r>
       <w:r>
-        <w:t>Linked Analyse von 71.640 Brustkrebs-Patientinnen zeigte, welche Charakteristika mit Rücklauf assoziiert waren; Identifikation systemischer Unterschiede zwischen Respondern und Nicht-Respondern für informierte Bias-Interpretation in zukünftigen Experience-Surveys.</w:t>
+        <w:t>Therapietreue-Rate betrug 56 Prozent. Soziale Inklusion am Arbeitsplatz erhöhte die Adhärenz signifikant (adjustierte OR 1,50, 95%-KI 1,00-2,25, p=0,049). Moderate physische Arbeitsanforderungen waren mit niedrigerer Adhärenz assoziiert (aOR 0,49, 95%-KI 0,26-0,92, p=0,026).</w:t>
       </w:r>
     </w:p>
     <w:p>
@@ -235,7 +235,7 @@
         <w:rPr>
           <w:sz w:val="19"/>
         </w:rPr>
-        <w:t>Methodische Versorgungsforschung, NHS-Daten, Sampling-Fragen auch in Deutschland relevant</w:t>
+        <w:t>Niederlande, vergleichbares Sozialversicherungssystem mit chronisch kranker Erwerbsbevölkerung</w:t>
       </w:r>
     </w:p>
     <w:p>
@@ -244,7 +244,7 @@
           <w:color w:val="5A7D3A"/>
           <w:sz w:val="18"/>
         </w:rPr>
-        <w:t>https://pubmed.ncbi.nlm.nih.gov/42855234/</w:t>
+        <w:t>https://pubmed.ncbi.nlm.nih.gov/42868134/</w:t>
       </w:r>
     </w:p>
     <w:p>
@@ -252,7 +252,7 @@
         <w:pStyle w:val="Heading2"/>
       </w:pPr>
       <w:r>
-        <w:t>Labor-Phänotypen nach Reanimation und Mortalität</w:t>
+        <w:t>Digitale Fragebögien vor Arztbesuch: Dokumentation wird vollständiger</w:t>
       </w:r>
     </w:p>
     <w:p>
@@ -262,12 +262,12 @@
           <w:color w:val="666666"/>
           <w:sz w:val="18"/>
         </w:rPr>
-        <w:t>Liu X et al.  ·  Resuscitation  ·  09.10.2026  ·  PMID 42855036</w:t>
+        <w:t>Roemer A et al.  ·  BMC Health Serv Res  ·  09.10.2026  ·  PMID 42864663</w:t>
       </w:r>
     </w:p>
     <w:p>
       <w:r>
-        <w:t>Nationale 10-Jahres-Kohortenstudie aus Singapur (1514 reanimierte Patienten) mit Latent-Class-Analyse von 14 Laborvariablen innerhalb 6 Stunden nach ROSC zur Vorhersage neurologischer Outcomes.</w:t>
+        <w:t>Eine deutschsprachige Pilotstudie (n=43) aus Rheumatologie, Dermatologie und Orthopädie testete, ob computergenerierte Patientenfragebögien mit standardisierter Zusammenfassung vor dem Termin die Vollständigkeit der klinischen Dokumentation verbessert.</w:t>
       </w:r>
     </w:p>
     <w:p>
@@ -278,7 +278,7 @@
         <w:t xml:space="preserve">Ergebnis: </w:t>
       </w:r>
       <w:r>
-        <w:t>Drei prognostisch distinkte Phänotypen identifiziert: Multi-Organ-Dysfunktion (MOD, N=286), Homeostase (HOM, N=967), Immun-Dysregulation (IMD, N=261). HOM und IMD hatten niedrigere Odds für schlechte neurologische Erholung vs. MOD (aOR 0,50 bzw. 0,46, p≤0,004). Unterschiede auch für 30-Tage- und 3-Jahres-Mortalität signifikant (aHR 0,71–0,78).</w:t>
+        <w:t>Dokumentationsvollständigkeit stieg von 46,9 Prozent (Kontrolle) auf 100 Prozent (Intervention) im Median (p&lt;0,001). Alle Interventions-Patienten hatten die generierte Zusammenfassung in der Krankenakte. 95,3 Prozent der Patienten und 100 Prozent der Ärzte befürworteten das System.</w:t>
       </w:r>
     </w:p>
     <w:p>
@@ -293,7 +293,7 @@
         <w:rPr>
           <w:sz w:val="19"/>
         </w:rPr>
-        <w:t>Nationale Kohortendaten Singapur, externe Validierung erforderlich, Laborbiomarker systemunabhängig</w:t>
+        <w:t>Deutsche Studienzentren, direkt anwendbar auf deutsches Versorgungssystem</w:t>
       </w:r>
     </w:p>
     <w:p>
@@ -302,7 +302,7 @@
           <w:color w:val="5A7D3A"/>
           <w:sz w:val="18"/>
         </w:rPr>
-        <w:t>https://pubmed.ncbi.nlm.nih.gov/42855036/</w:t>
+        <w:t>https://pubmed.ncbi.nlm.nih.gov/42864663/</w:t>
       </w:r>
     </w:p>
     <w:p>
@@ -310,7 +310,7 @@
         <w:pStyle w:val="Heading2"/>
       </w:pPr>
       <w:r>
-        <w:t>Infektionsrisiko unter Rituximab-Therapie bei MS</w:t>
+        <w:t>Hausärzte-Ausbildung: Umgang mit Unsicherheit muss trainiert werden</w:t>
       </w:r>
     </w:p>
     <w:p>
@@ -320,12 +320,12 @@
           <w:color w:val="666666"/>
           <w:sz w:val="18"/>
         </w:rPr>
-        <w:t>Pihl-Jensen G et al.  ·  Neurol Clin Pract  ·  08.10.2026  ·  PMID 42854181</w:t>
+        <w:t>Dreher AC et al.  ·  BMC Med Educ  ·  12.10.2026  ·  PMID 42864649</w:t>
       </w:r>
     </w:p>
     <w:p>
       <w:r>
-        <w:t>Norwegische national-weite Beobachtungsstudie (Verknüpfung Gesundheitsregister mit MS-Registry 2010–Juni 2022) bei 3.410 MS-Patienten zu Infektionsrisiko unter Rituximab nach Dosierungsintervall und Alter.</w:t>
+        <w:t>Eine qualitative Studie mit 22 deutschen Hausarzt-Weiterbildungsassistenten (Heidelberg) explorierte, wie Ärzte-in-Ausbildung Unsicherheit in der Primärversorgung erleben und bewältigen.</w:t>
       </w:r>
     </w:p>
     <w:p>
@@ -336,7 +336,7 @@
         <w:t xml:space="preserve">Ergebnis: </w:t>
       </w:r>
       <w:r>
-        <w:t>13.774 Infektionen auf 13.811 Behandlungsepisoden. Verlängerte Dosierungsintervalle assoziiert mit niedrigerem Gesamtinfektionsrisiko: 2 vs. 4 Infusionen/2 Jahre HR 0,90 (95% CI 0,82–0,99); 1 Infusion HR 0,78 (0,69–0,88). Krankenhaus-Infektionen: nur HR 0,68 (0,59–0,79) für 1 vs. 4 Infusionen. Alter ≥60 Jahre HR 1,36 (1,07–1,71) für Klinik-Infektionen.</w:t>
+        <w:t>Trainees berichten von Unsicherheit auf drei Ebenen: Selbstzweifel (intrapersonal), Patientenfaktoren (interpersonal) und Kontext (systemisch). Bewältigungsstrategien waren Abwarten, Kollegenrat, externe Quellen und Intuition. Kernaussage: Gezieltes Training für Unsicherheitsmanagement fehlt und wäre nötig.</w:t>
       </w:r>
     </w:p>
     <w:p>
@@ -351,7 +351,7 @@
         <w:rPr>
           <w:sz w:val="19"/>
         </w:rPr>
-        <w:t>Norwegen (skandinavisches Versorgungssystem), Behandlungs-Effektivität und Sicherheit grundsätzlich transferabel</w:t>
+        <w:t>Deutsche Hausarzt-Weiterbildung, direkt auf deutsche Versorgung anwendbar</w:t>
       </w:r>
     </w:p>
     <w:p>
@@ -360,7 +360,7 @@
           <w:color w:val="5A7D3A"/>
           <w:sz w:val="18"/>
         </w:rPr>
-        <w:t>https://pubmed.ncbi.nlm.nih.gov/42854181/</w:t>
+        <w:t>https://pubmed.ncbi.nlm.nih.gov/42864649/</w:t>
       </w:r>
     </w:p>
     <w:p>
@@ -368,7 +368,7 @@
         <w:pStyle w:val="Heading2"/>
       </w:pPr>
       <w:r>
-        <w:t>Postpartales Medicaid-Coverage und Mütter-Erfahrungen</w:t>
+        <w:t>Lebensqualität bei chronischen Wunden: Spanische Cutoff-Werte für klinische Praxis</w:t>
       </w:r>
     </w:p>
     <w:p>
@@ -378,12 +378,12 @@
           <w:color w:val="666666"/>
           <w:sz w:val="18"/>
         </w:rPr>
-        <w:t>Raffa BJ et al.  ·  JAMA Netw Open  ·  01.10.2026  ·  PMID 42853565</w:t>
+        <w:t>Horcajada-Reales C et al.  ·  Int Wound J  ·  Okt. 2026  ·  PMID 42830425</w:t>
       </w:r>
     </w:p>
     <w:p>
       <w:r>
-        <w:t>Qualitative Studie mit 16 Müttern (semistrukturierte Interviews, April–Oktober 2025) in Nordkarolina zur Erfahrung mit erweitertem postpartalen Medicaid-Coverage (60 Tage auf 12 Monate).</w:t>
+        <w:t>Eine spanische Validierungsstudie (n=323 Baseline, n=197 Retest) etablierte klinisch interpretierbare Schwellenwerte und Responsivitätsmaße für das Wound-QoL-14-Instrument zur Messung von Wundassoziierter Lebensqualität.</w:t>
       </w:r>
     </w:p>
     <w:p>
@@ -394,7 +394,7 @@
         <w:t xml:space="preserve">Ergebnis: </w:t>
       </w:r>
       <w:r>
-        <w:t>Fünf Hauptthemen: Verwirrung um Coverage, Medicaid ermöglicht Versorgungszugang, psychische Gesundheit kritisch im postpartalen Zeitfenster, reduzierter finanzischer Stress mit verbesserter Familiendynamik, Medicaid verhindert Versorgungsverzicht. Bewusstsein über Policy-Änderungen war Schlüssel für Nutzen.</w:t>
+        <w:t>Einfache Schweregrad-Klassifizierung (0-0,25 / 0,26-1,00 / 1,01-2,00 / 2,01-3,00 / 3,01-4,00) korrelierte moderat mit globaler Verankerungsfrage (polychorische Korrelation 0,653), aber geringe Übereinstimmung (41,5 Prozent Konkordanz, Krippendorffs Alfa 0,609). Smallest detectable change 0,39 Punkte vs. minimale klinisch relevante Differenz 0,53 Punkte.</w:t>
       </w:r>
     </w:p>
     <w:p>
@@ -409,7 +409,7 @@
         <w:rPr>
           <w:sz w:val="19"/>
         </w:rPr>
-        <w:t>Nur bedingt: US-Medicaid-System, andere Finanzierungslogik als deutsche gesetzliche Versicherung</w:t>
+        <w:t>Spanien, deutschsprachiger Wundbereich; kulturell angepasste Schwellenwerte hilfreich für deutschsprachige Praxis</w:t>
       </w:r>
     </w:p>
     <w:p>
@@ -418,7 +418,7 @@
           <w:color w:val="5A7D3A"/>
           <w:sz w:val="18"/>
         </w:rPr>
-        <w:t>https://pubmed.ncbi.nlm.nih.gov/42853565/</w:t>
+        <w:t>https://pubmed.ncbi.nlm.nih.gov/42830425/</w:t>
       </w:r>
     </w:p>
     <w:sectPr>

--- a/download/studien-aktuell.docx
+++ b/download/studien-aktuell.docx
@@ -62,7 +62,7 @@
           <w:color w:val="666666"/>
           <w:sz w:val="18"/>
         </w:rPr>
-        <w:t>Stand: 14.10.2026  |  6 Studien  |  wissen.m-vf.de</w:t>
+        <w:t>Stand: 15.10.2026  |  6 Studien  |  wissen.m-vf.de</w:t>
       </w:r>
     </w:p>
     <w:p>
@@ -70,7 +70,7 @@
         <w:pStyle w:val="Heading1"/>
       </w:pPr>
       <w:r>
-        <w:t>Aufgenommen am 14.10.2026</w:t>
+        <w:t>Aufgenommen am 15.10.2026</w:t>
       </w:r>
     </w:p>
     <w:p>
@@ -78,7 +78,7 @@
         <w:pStyle w:val="Heading2"/>
       </w:pPr>
       <w:r>
-        <w:t>Stepped-Care-Modell für Opioidabhängige: Besserer Zugang zu Medikamenten</w:t>
+        <w:t>Online-Diabetesschulung in England: Langzeit-Kosteneffektivität einer kostenlosen Interventionen</w:t>
       </w:r>
     </w:p>
     <w:p>
@@ -88,12 +88,12 @@
           <w:color w:val="666666"/>
           <w:sz w:val="18"/>
         </w:rPr>
-        <w:t>Li H et al.  ·  Health Serv Res  ·  Okt. 2026  ·  PMID 42869778</w:t>
+        <w:t>Paterson L et al.  ·  Diabet Med  ·  14.10.2026  ·  PMID 42875188</w:t>
       </w:r>
     </w:p>
     <w:p>
       <w:r>
-        <w:t>Eine US-Studie evaluierte, ob ein nationales Trainings-Programm (SCOUTT) zur Ausweitung der medikamentösen Opioidbehandlung in Primärversorgung und psychischen Gesundheitssettings bei obdacherfahrenen Veterans erfolgreicher war als reguläre Versorgung.</w:t>
+        <w:t>Eine Simulation mit Routinedaten zur Kosteneffektivität eines kostenlosen Online-Schulungsprogramms für Typ-2-Diabetes in England über die gesamte Lebensspanne.</w:t>
       </w:r>
     </w:p>
     <w:p>
@@ -104,7 +104,7 @@
         <w:t xml:space="preserve">Ergebnis: </w:t>
       </w:r>
       <w:r>
-        <w:t>Patienten in SCOUTT-Einrichtungen erhielten signifikant häufiger Medikamentöse Opioidbehandlung (6,16 Prozentpunkte mehr jegliche MOUD, 7,16 Punkte mehr Buprenorphin; beides 95%-KI statistisch signifikant). Die Differenz-in-Differenzen-Analyse bestätigte diese Ergebnisse (7,85 bzw. 9,31 Punkte Unterschied).</w:t>
+        <w:t>Modest improvement in health (0,016 QALYs), kleine Reduktion der Lebenszeit-Kosten (-4 £/Person), netto £216/Nutzer mit Cost-per-QALY von £13.192 unter dem NICE-Schwellenwert (£25.000/QALY), also kosteneffektiv.</w:t>
       </w:r>
     </w:p>
     <w:p>
@@ -119,7 +119,7 @@
         <w:rPr>
           <w:sz w:val="19"/>
         </w:rPr>
-        <w:t>US-Veteranen-System, eingeschränkte Übertragbarkeit auf deutsche Sozialversicherung</w:t>
+        <w:t>England, NHS-Perspektive; teilweise übertragbar auf deutsche gesetzliche Krankenversicherung bei ähnlichen Interventionskosten.</w:t>
       </w:r>
     </w:p>
     <w:p>
@@ -128,7 +128,7 @@
           <w:color w:val="5A7D3A"/>
           <w:sz w:val="18"/>
         </w:rPr>
-        <w:t>https://pubmed.ncbi.nlm.nih.gov/42869778/</w:t>
+        <w:t>https://pubmed.ncbi.nlm.nih.gov/42875188/</w:t>
       </w:r>
     </w:p>
     <w:p>
@@ -136,7 +136,7 @@
         <w:pStyle w:val="Heading2"/>
       </w:pPr>
       <w:r>
-        <w:t>Psychische Erkrankungen nach Klinikentlassung: Familien und Profis teilen Medikamenten-Verantwortung</w:t>
+        <w:t>Versorgungsungleichheiten bei kolorektalen Lebermetastasen in England</w:t>
       </w:r>
     </w:p>
     <w:p>
@@ -146,12 +146,12 @@
           <w:color w:val="666666"/>
           <w:sz w:val="18"/>
         </w:rPr>
-        <w:t>Jeffries M et al.  ·  Soc Sci Med  ·  08.10.2026  ·  PMID 42868728</w:t>
+        <w:t>Saito MK et al.  ·  J Cancer Policy  ·  14.10.2026  ·  PMID 42874958</w:t>
       </w:r>
     </w:p>
     <w:p>
       <w:r>
-        <w:t>Eine britische Qualitativstudie mit 34 Interviews (Patienten, Angehörige, Gesundheitsfachleute) untersuchte, welche Unterstützungsnetzwerke für sichere Medikamentenadhärenz nach psychiatrischer Klinikentlassung notwendig sind.</w:t>
+        <w:t>Analyse von Versorgungsungleichheiten in der Leberteilresektion bei synchronen/metachronen Lebermetastasen nach sozioökonomischem Status.</w:t>
       </w:r>
     </w:p>
     <w:p>
@@ -162,7 +162,7 @@
         <w:t xml:space="preserve">Ergebnis: </w:t>
       </w:r>
       <w:r>
-        <w:t>Kernfinding: Medikamentensicherheit nach Entlassung beruht stark auf Unterstützungsnetzwerken und der Medikamenten-'Arbeit' von Patienten und Angehörigen. Professionelle Gesundheitsfachleute spielen eine zentrale, aber variable und kontextabhängige Rolle. Notwendigkeit erkannt: Stärkere Anerkennung von Sozialkontakten und 'situated medicines work' für bessere Sicherheit.</w:t>
+        <w:t>Kumulative Resektions-/Ablationsraten 8,7% (synchron) bzw. 23,5% (metachron); adjusted Ungleichheitslücke zwischen ärmster und wohlhabendster Gruppe 2,6% bei synchronen Metastasen, 1,0% bei metachronen.</w:t>
       </w:r>
     </w:p>
     <w:p>
@@ -177,7 +177,7 @@
         <w:rPr>
           <w:sz w:val="19"/>
         </w:rPr>
-        <w:t>Großbritannien, NHS-System; Erkenntnisse zu Netzwerken übertragbar auf deutsche Gemeindepsychiatrie</w:t>
+        <w:t>Englische Krebsregisterdaten; Befunde zur equity-gap in der Spezialisten-Zuweisung relevant für deutsche Diskussion zur Gleichheit der Krebsversorgung.</w:t>
       </w:r>
     </w:p>
     <w:p>
@@ -186,7 +186,7 @@
           <w:color w:val="5A7D3A"/>
           <w:sz w:val="18"/>
         </w:rPr>
-        <w:t>https://pubmed.ncbi.nlm.nih.gov/42868728/</w:t>
+        <w:t>https://pubmed.ncbi.nlm.nih.gov/42874958/</w:t>
       </w:r>
     </w:p>
     <w:p>
@@ -194,7 +194,7 @@
         <w:pStyle w:val="Heading2"/>
       </w:pPr>
       <w:r>
-        <w:t>Arbeit und Therapietreue: Sozialer Zusammenhalt im Beruf fördert Adherence</w:t>
+        <w:t>Langzeitprognose zwangsweise psychiatrisch behandelter Personen in Norwegen</w:t>
       </w:r>
     </w:p>
     <w:p>
@@ -204,12 +204,12 @@
           <w:color w:val="666666"/>
           <w:sz w:val="18"/>
         </w:rPr>
-        <w:t>Aalbers E et al.  ·  PLoS One  ·  13.10.2026  ·  PMID 42868134</w:t>
+        <w:t>Hofstad T et al.  ·  Lancet Psychiatry  ·  Nov. 2026  ·  PMID 42874602</w:t>
       </w:r>
     </w:p>
     <w:p>
       <w:r>
-        <w:t>Eine niederländische Querschnittsstudie untersuchte bei 309 berufstätigen Personen mit chronischen Erkrankungen, wie Arbeitsmerkmale (Umfang, Anforderungen, Inklusion) mit der Einhaltung von Medikamenten- und Termintreue assoziiert sind.</w:t>
+        <w:t>Nationale Registerstudie zur Langzeitprognose (Gesundheit, Kriminalität, Sozioökonomie) bei Personen mit Zwangsbetreuung, Zwangseinweisung und freiwilliger Behandlung.</w:t>
       </w:r>
     </w:p>
     <w:p>
@@ -220,7 +220,7 @@
         <w:t xml:space="preserve">Ergebnis: </w:t>
       </w:r>
       <w:r>
-        <w:t>Therapietreue-Rate betrug 56 Prozent. Soziale Inklusion am Arbeitsplatz erhöhte die Adhärenz signifikant (adjustierte OR 1,50, 95%-KI 1,00-2,25, p=0,049). Moderate physische Arbeitsanforderungen waren mit niedrigerer Adhärenz assoziiert (aOR 0,49, 95%-KI 0,26-0,92, p=0,026).</w:t>
+        <w:t>Zwangsbetreuungsgruppen zeigten deutlich schlechtere Outcomes: Selbstschadensrisiko in Beobachtungsgruppe 12% (Frauen) vs. 5,5% (Männer); Substanzstörung 39-53%; Gewalt-/Sexualvergehen 14-37%; Invalidenrente CTOs 89-93%; 55,7% der Todesfälle durch Suizid/externe Ursachen.</w:t>
       </w:r>
     </w:p>
     <w:p>
@@ -235,7 +235,7 @@
         <w:rPr>
           <w:sz w:val="19"/>
         </w:rPr>
-        <w:t>Niederlande, vergleichbares Sozialversicherungssystem mit chronisch kranker Erwerbsbevölkerung</w:t>
+        <w:t>Norwegische Registerdaten, ähnlich skandinavisches Gesundheitssystem; Outcomes-Benchmarks für Versorgungsplanung relevant auch für deutsche Psychiatrie.</w:t>
       </w:r>
     </w:p>
     <w:p>
@@ -244,7 +244,7 @@
           <w:color w:val="5A7D3A"/>
           <w:sz w:val="18"/>
         </w:rPr>
-        <w:t>https://pubmed.ncbi.nlm.nih.gov/42868134/</w:t>
+        <w:t>https://pubmed.ncbi.nlm.nih.gov/42874602/</w:t>
       </w:r>
     </w:p>
     <w:p>
@@ -252,7 +252,7 @@
         <w:pStyle w:val="Heading2"/>
       </w:pPr>
       <w:r>
-        <w:t>Digitale Fragebögien vor Arztbesuch: Dokumentation wird vollständiger</w:t>
+        <w:t>Digitale Zwillinge und Patientenrechte: Qualitative Studie mit älteren Patienten</w:t>
       </w:r>
     </w:p>
     <w:p>
@@ -262,12 +262,12 @@
           <w:color w:val="666666"/>
           <w:sz w:val="18"/>
         </w:rPr>
-        <w:t>Roemer A et al.  ·  BMC Health Serv Res  ·  09.10.2026  ·  PMID 42864663</w:t>
+        <w:t>Zhang W et al.  ·  BMC Health Serv Res  ·  27.08.2026  ·  PMID 42870264</w:t>
       </w:r>
     </w:p>
     <w:p>
       <w:r>
-        <w:t>Eine deutschsprachige Pilotstudie (n=43) aus Rheumatologie, Dermatologie und Orthopädie testete, ob computergenerierte Patientenfragebögien mit standardisierter Zusammenfassung vor dem Termin die Vollständigkeit der klinischen Dokumentation verbessert.</w:t>
+        <w:t>Qualitative Studie (22 Interviews) zu Perspektiven älterer Patienten (≥65 Jahren) mit chronischen Erkrankungen auf die Verwendung ihrer Daten für Virtual Models/digitale Zwillinge.</w:t>
       </w:r>
     </w:p>
     <w:p>
@@ -278,7 +278,7 @@
         <w:t xml:space="preserve">Ergebnis: </w:t>
       </w:r>
       <w:r>
-        <w:t>Dokumentationsvollständigkeit stieg von 46,9 Prozent (Kontrolle) auf 100 Prozent (Intervention) im Median (p&lt;0,001). Alle Interventions-Patienten hatten die generierte Zusammenfassung in der Krankenakte. 95,3 Prozent der Patienten und 100 Prozent der Ärzte befürworteten das System.</w:t>
+        <w:t>Fünf zentrale Themen: (1) Konzeptuelle Undurchsichtigkeit, (2) existenzielles Unbehagen vor manipulierbarem digitalen Abbild ('uncanny self'), (3) Zustimmungsinadäquanz, (4) 'trapped self' (irreversible Datenintegration), (5) Forderung nach Benachrichtigung, laufender Zustimmung, digitaler Löschung und Transparenz.</w:t>
       </w:r>
     </w:p>
     <w:p>
@@ -293,7 +293,7 @@
         <w:rPr>
           <w:sz w:val="19"/>
         </w:rPr>
-        <w:t>Deutsche Studienzentren, direkt anwendbar auf deutsches Versorgungssystem</w:t>
+        <w:t>Qualitative britische Studie (Wenzhou, China); Befunde zu Patientenperspektive auf KI-Datenverwertung systemübergreifend relevant für deutsche Governance und Ethik.</w:t>
       </w:r>
     </w:p>
     <w:p>
@@ -302,7 +302,7 @@
           <w:color w:val="5A7D3A"/>
           <w:sz w:val="18"/>
         </w:rPr>
-        <w:t>https://pubmed.ncbi.nlm.nih.gov/42864663/</w:t>
+        <w:t>https://pubmed.ncbi.nlm.nih.gov/42870264/</w:t>
       </w:r>
     </w:p>
     <w:p>
@@ -310,7 +310,7 @@
         <w:pStyle w:val="Heading2"/>
       </w:pPr>
       <w:r>
-        <w:t>Hausärzte-Ausbildung: Umgang mit Unsicherheit muss trainiert werden</w:t>
+        <w:t>Patientenwahl des Hausarztes: Kontextuelle Hindernisse in Schweden</w:t>
       </w:r>
     </w:p>
     <w:p>
@@ -320,12 +320,12 @@
           <w:color w:val="666666"/>
           <w:sz w:val="18"/>
         </w:rPr>
-        <w:t>Dreher AC et al.  ·  BMC Med Educ  ·  12.10.2026  ·  PMID 42864649</w:t>
+        <w:t>Blomberg-Ohlström C et al.  ·  BMC Health Serv Res  ·  11.10.2026  ·  PMID 42870246</w:t>
       </w:r>
     </w:p>
     <w:p>
       <w:r>
-        <w:t>Eine qualitative Studie mit 22 deutschen Hausarzt-Weiterbildungsassistenten (Heidelberg) explorierte, wie Ärzte-in-Ausbildung Unsicherheit in der Primärversorgung erleben und bewältigen.</w:t>
+        <w:t>Qualitative Studie (18 Interviews) zu Bedingungen, die Wahlentscheidungen für Hausarztpraxen beeinflussen; Vergleich mit Wahlen von Pflege- und Schulservices.</w:t>
       </w:r>
     </w:p>
     <w:p>
@@ -336,7 +336,7 @@
         <w:t xml:space="preserve">Ergebnis: </w:t>
       </w:r>
       <w:r>
-        <w:t>Trainees berichten von Unsicherheit auf drei Ebenen: Selbstzweifel (intrapersonal), Patientenfaktoren (interpersonal) und Kontext (systemisch). Bewältigungsstrategien waren Abwarten, Kollegenrat, externe Quellen und Intuition. Kernaussage: Gezieltes Training für Unsicherheitsmanagement fehlt und wäre nötig.</w:t>
+        <w:t>Fünf Kontextfaktoren für niedrige Wahlaktivität: (1) geringe Wahlnotwendigkeit, (2) unsichtbare Anbieterunterschied, (3) Erwartung gleicher Qualität, (4) persönliche Beziehungen, (5) Kontinuität der Beziehung; weniger Informationssuche als bei anderen Dienstleistungen.</w:t>
       </w:r>
     </w:p>
     <w:p>
@@ -351,7 +351,7 @@
         <w:rPr>
           <w:sz w:val="19"/>
         </w:rPr>
-        <w:t>Deutsche Hausarzt-Weiterbildung, direkt auf deutsche Versorgung anwendbar</w:t>
+        <w:t>Schwedische qualitative Studie; Befunde zu Wahl-Hürden im Hausarztsektor übertragbar auf deutsches Modell mit begrenztem Wettbewerb.</w:t>
       </w:r>
     </w:p>
     <w:p>
@@ -360,7 +360,7 @@
           <w:color w:val="5A7D3A"/>
           <w:sz w:val="18"/>
         </w:rPr>
-        <w:t>https://pubmed.ncbi.nlm.nih.gov/42864649/</w:t>
+        <w:t>https://pubmed.ncbi.nlm.nih.gov/42870246/</w:t>
       </w:r>
     </w:p>
     <w:p>
@@ -368,7 +368,7 @@
         <w:pStyle w:val="Heading2"/>
       </w:pPr>
       <w:r>
-        <w:t>Lebensqualität bei chronischen Wunden: Spanische Cutoff-Werte für klinische Praxis</w:t>
+        <w:t>Nurse-Navigation bei Krebspatienten: RCT-Ergebnisse aus Sachsen</w:t>
       </w:r>
     </w:p>
     <w:p>
@@ -378,12 +378,12 @@
           <w:color w:val="666666"/>
           <w:sz w:val="18"/>
         </w:rPr>
-        <w:t>Horcajada-Reales C et al.  ·  Int Wound J  ·  Okt. 2026  ·  PMID 42830425</w:t>
+        <w:t>Porzig R et al.  ·  Res Health Serv Reg  ·  14.10.2026  ·  PMID 42870145</w:t>
       </w:r>
     </w:p>
     <w:p>
       <w:r>
-        <w:t>Eine spanische Validierungsstudie (n=323 Baseline, n=197 Retest) etablierte klinisch interpretierbare Schwellenwerte und Responsivitätsmaße für das Wound-QoL-14-Instrument zur Messung von Wundassoziierter Lebensqualität.</w:t>
+        <w:t>Randomisierte kontrollierte Studie zur Wirkung eines 12-Monate-Nurse-Navigation-Programms (Onkolotse) auf Krankenhausaufenthalte, psychische Belastung und Kosten.</w:t>
       </w:r>
     </w:p>
     <w:p>
@@ -394,7 +394,7 @@
         <w:t xml:space="preserve">Ergebnis: </w:t>
       </w:r>
       <w:r>
-        <w:t>Einfache Schweregrad-Klassifizierung (0-0,25 / 0,26-1,00 / 1,01-2,00 / 2,01-3,00 / 3,01-4,00) korrelierte moderat mit globaler Verankerungsfrage (polychorische Korrelation 0,653), aber geringe Übereinstimmung (41,5 Prozent Konkordanz, Krippendorffs Alfa 0,609). Smallest detectable change 0,39 Punkte vs. minimale klinisch relevante Differenz 0,53 Punkte.</w:t>
+        <w:t>Hospitalisierungsrate ITT 43,9% (Intervention) vs. 51,6% (Kontrolle), n.s. (OR 0,74, 95% CI 0,45–1,20, p=0,219); HADS-Angst Δ-0,75 (n.s.), Depression Δ-0,56 (n.s.); Kosten median 14.224€ vs. 12.560€ (n.s.).</w:t>
       </w:r>
     </w:p>
     <w:p>
@@ -409,7 +409,7 @@
         <w:rPr>
           <w:sz w:val="19"/>
         </w:rPr>
-        <w:t>Spanien, deutschsprachiger Wundbereich; kulturell angepasste Schwellenwerte hilfreich für deutschsprachige Praxis</w:t>
+        <w:t>Deutsche Studie (Sachsen, 258 Patienten, 2017–2022); direkt relevant für deutsches Versorgungssystem, dennoch unterversorgt (statistische Kraft unzureichend).</w:t>
       </w:r>
     </w:p>
     <w:p>
@@ -418,7 +418,7 @@
           <w:color w:val="5A7D3A"/>
           <w:sz w:val="18"/>
         </w:rPr>
-        <w:t>https://pubmed.ncbi.nlm.nih.gov/42830425/</w:t>
+        <w:t>https://pubmed.ncbi.nlm.nih.gov/42870145/</w:t>
       </w:r>
     </w:p>
     <w:sectPr>

--- a/download/studien-aktuell.docx
+++ b/download/studien-aktuell.docx
@@ -62,7 +62,7 @@
           <w:color w:val="666666"/>
           <w:sz w:val="18"/>
         </w:rPr>
-        <w:t>Stand: 15.10.2026  |  6 Studien  |  wissen.m-vf.de</w:t>
+        <w:t>Stand: 16.10.2026  |  6 Studien  |  wissen.m-vf.de</w:t>
       </w:r>
     </w:p>
     <w:p>
@@ -70,7 +70,7 @@
         <w:pStyle w:val="Heading1"/>
       </w:pPr>
       <w:r>
-        <w:t>Aufgenommen am 15.10.2026</w:t>
+        <w:t>Aufgenommen am 16.10.2026</w:t>
       </w:r>
     </w:p>
     <w:p>
@@ -78,7 +78,7 @@
         <w:pStyle w:val="Heading2"/>
       </w:pPr>
       <w:r>
-        <w:t>Online-Diabetesschulung in England: Langzeit-Kosteneffektivität einer kostenlosen Interventionen</w:t>
+        <w:t>Medizinische Kunstfehlerfälle in Katalonien: 22 Jahre Trends</w:t>
       </w:r>
     </w:p>
     <w:p>
@@ -88,12 +88,12 @@
           <w:color w:val="666666"/>
           <w:sz w:val="18"/>
         </w:rPr>
-        <w:t>Paterson L et al.  ·  Diabet Med  ·  14.10.2026  ·  PMID 42875188</w:t>
+        <w:t>Arimany-Manso J et al.  ·  Health Policy  ·  13.10.2026  ·  PMID 42879821</w:t>
       </w:r>
     </w:p>
     <w:p>
       <w:r>
-        <w:t>Eine Simulation mit Routinedaten zur Kosteneffektivität eines kostenlosen Online-Schulungsprogramms für Typ-2-Diabetes in England über die gesamte Lebensspanne.</w:t>
+        <w:t>Retrospektive Analyse von 22 Jahren Kunstfehlermeldungen im katalanischen Versicherungssystem mit Fokus auf Trends und Unterschiede zwischen Fachbereichen.</w:t>
       </w:r>
     </w:p>
     <w:p>
@@ -104,7 +104,7 @@
         <w:t xml:space="preserve">Ergebnis: </w:t>
       </w:r>
       <w:r>
-        <w:t>Modest improvement in health (0,016 QALYs), kleine Reduktion der Lebenszeit-Kosten (-4 £/Person), netto £216/Nutzer mit Cost-per-QALY von £13.192 unter dem NICE-Schwellenwert (£25.000/QALY), also kosteneffektiv.</w:t>
+        <w:t>Bei 22 % Bevölkerungswachstum sanken Kunstfehlerfälle um 9,5 %, adjustierte Raten sogar um 26,1 % (p &lt; 0,0005). Chirurgische Fälle fielen um 34,0 %, Notfallmedizin um 20,5 %; mittlere Latenz zwischen Ereignis und Anspruch: 23,9 Monate. Dies widerspricht der Wahrnehmung steigender Fälle.</w:t>
       </w:r>
     </w:p>
     <w:p>
@@ -119,7 +119,7 @@
         <w:rPr>
           <w:sz w:val="19"/>
         </w:rPr>
-        <w:t>England, NHS-Perspektive; teilweise übertragbar auf deutsche gesetzliche Krankenversicherung bei ähnlichen Interventionskosten.</w:t>
+        <w:t>Katalonisches Versicherungsmodell, vergleichbar mit deutschen Strukturen und Sozialversicherungen</w:t>
       </w:r>
     </w:p>
     <w:p>
@@ -128,7 +128,7 @@
           <w:color w:val="5A7D3A"/>
           <w:sz w:val="18"/>
         </w:rPr>
-        <w:t>https://pubmed.ncbi.nlm.nih.gov/42875188/</w:t>
+        <w:t>https://pubmed.ncbi.nlm.nih.gov/42879821/</w:t>
       </w:r>
     </w:p>
     <w:p>
@@ -136,7 +136,7 @@
         <w:pStyle w:val="Heading2"/>
       </w:pPr>
       <w:r>
-        <w:t>Versorgungsungleichheiten bei kolorektalen Lebermetastasen in England</w:t>
+        <w:t>Langzeiteffekte von Community-Screening auf kardiovaskuläres Risiko und Verhalten</w:t>
       </w:r>
     </w:p>
     <w:p>
@@ -146,12 +146,12 @@
           <w:color w:val="666666"/>
           <w:sz w:val="18"/>
         </w:rPr>
-        <w:t>Saito MK et al.  ·  J Cancer Policy  ·  14.10.2026  ·  PMID 42874958</w:t>
+        <w:t>Gani LU et al.  ·  Singapore Med J  ·  15.10.2026  ·  PMID 42879299</w:t>
       </w:r>
     </w:p>
     <w:p>
       <w:r>
-        <w:t>Analyse von Versorgungsungleichheiten in der Leberteilresektion bei synchronen/metachronen Lebermetastasen nach sozioökonomischem Status.</w:t>
+        <w:t>Achtjährige Beobachtungsstudie (2011–2019): 28.565 Teilnehmer an ECHO-Screening; Auswertung der Auswirkungen auf Risikofaktoren, Arztbesuche und Gesundheitsverhalten.</w:t>
       </w:r>
     </w:p>
     <w:p>
@@ -162,7 +162,7 @@
         <w:t xml:space="preserve">Ergebnis: </w:t>
       </w:r>
       <w:r>
-        <w:t>Kumulative Resektions-/Ablationsraten 8,7% (synchron) bzw. 23,5% (metachron); adjusted Ungleichheitslücke zwischen ärmster und wohlhabendster Gruppe 2,6% bei synchronen Metastasen, 1,0% bei metachronen.</w:t>
+        <w:t>12.762 Personen beim Screening teilgenommen, 5.977 (46,8 %) hatten abnorme Befunde; 56 % besuchten Hausarzt innerhalb eines Jahres. Bewohner von kostengünstigen Wohnungen zeigten höhere Besuchsraten (74 % vs. 52,5 %, p &lt; 0,001). Wiederholte ECHO-Teilnahme war mit verbesserten kardiomet. Indikatoren assoziiert trotz bescheidener Verhaltensänderungen.</w:t>
       </w:r>
     </w:p>
     <w:p>
@@ -177,7 +177,7 @@
         <w:rPr>
           <w:sz w:val="19"/>
         </w:rPr>
-        <w:t>Englische Krebsregisterdaten; Befunde zur equity-gap in der Spezialisten-Zuweisung relevant für deutsche Diskussion zur Gleichheit der Krebsversorgung.</w:t>
+        <w:t>Singapur, vergleichbare Mehrschichtstruktur; Befunde zu niederschwelligem Screening in Gemeinden übertragbar</w:t>
       </w:r>
     </w:p>
     <w:p>
@@ -186,7 +186,7 @@
           <w:color w:val="5A7D3A"/>
           <w:sz w:val="18"/>
         </w:rPr>
-        <w:t>https://pubmed.ncbi.nlm.nih.gov/42874958/</w:t>
+        <w:t>https://pubmed.ncbi.nlm.nih.gov/42879299/</w:t>
       </w:r>
     </w:p>
     <w:p>
@@ -194,7 +194,7 @@
         <w:pStyle w:val="Heading2"/>
       </w:pPr>
       <w:r>
-        <w:t>Langzeitprognose zwangsweise psychiatrisch behandelter Personen in Norwegen</w:t>
+        <w:t>Telehealth bei Morbus Parkinson: Urbane vs. ländliche Disparitäten</w:t>
       </w:r>
     </w:p>
     <w:p>
@@ -204,12 +204,12 @@
           <w:color w:val="666666"/>
           <w:sz w:val="18"/>
         </w:rPr>
-        <w:t>Hofstad T et al.  ·  Lancet Psychiatry  ·  Nov. 2026  ·  PMID 42874602</w:t>
+        <w:t>Gros P et al.  ·  Can J Neurol Sci  ·  15.10.2026  ·  PMID 42878209</w:t>
       </w:r>
     </w:p>
     <w:p>
       <w:r>
-        <w:t>Nationale Registerstudie zur Langzeitprognose (Gesundheit, Kriminalität, Sozioökonomie) bei Personen mit Zwangsbetreuung, Zwangseinweisung und freiwilliger Behandlung.</w:t>
+        <w:t>Populationsgestützte Querschnittsstudie von 24.736 Patienten mit Parkinson in Ontario (März 2020–August 2023) zur Telehealth-Nutzung in Stadt vs. Land.</w:t>
       </w:r>
     </w:p>
     <w:p>
@@ -220,7 +220,7 @@
         <w:t xml:space="preserve">Ergebnis: </w:t>
       </w:r>
       <w:r>
-        <w:t>Zwangsbetreuungsgruppen zeigten deutlich schlechtere Outcomes: Selbstschadensrisiko in Beobachtungsgruppe 12% (Frauen) vs. 5,5% (Männer); Substanzstörung 39-53%; Gewalt-/Sexualvergehen 14-37%; Invalidenrente CTOs 89-93%; 55,7% der Todesfälle durch Suizid/externe Ursachen.</w:t>
+        <w:t>Ländliche Patienten hatten signifikant niedrigere Telehealth-Raten zu Neurologen (aRR 0,93; 95%-KI 0,90–0,96), Hausärzten (aRR 0,73; 95%-KI 0,70–0,77) und Geriatrie/Psychiatrie (aRR 0,67; 95%-KI 0,65–0,77). Telehealth fiel über 3,5 Jahre bei Neurologen auf aRR 0,23, bei Hausärzten auf aRR 0,39.</w:t>
       </w:r>
     </w:p>
     <w:p>
@@ -235,7 +235,7 @@
         <w:rPr>
           <w:sz w:val="19"/>
         </w:rPr>
-        <w:t>Norwegische Registerdaten, ähnlich skandinavisches Gesundheitssystem; Outcomes-Benchmarks für Versorgungsplanung relevant auch für deutsche Psychiatrie.</w:t>
+        <w:t>Kanada, steuerfinanziert; Befunde zu Zugangsungleichheit sind systemunabhängig relevant</w:t>
       </w:r>
     </w:p>
     <w:p>
@@ -244,7 +244,7 @@
           <w:color w:val="5A7D3A"/>
           <w:sz w:val="18"/>
         </w:rPr>
-        <w:t>https://pubmed.ncbi.nlm.nih.gov/42874602/</w:t>
+        <w:t>https://pubmed.ncbi.nlm.nih.gov/42878209/</w:t>
       </w:r>
     </w:p>
     <w:p>
@@ -252,7 +252,7 @@
         <w:pStyle w:val="Heading2"/>
       </w:pPr>
       <w:r>
-        <w:t>Digitale Zwillinge und Patientenrechte: Qualitative Studie mit älteren Patienten</w:t>
+        <w:t>SMS-Erinnerungen zur Zervixkrebsvorsorge: Effektivität bei Massenimplementierung</w:t>
       </w:r>
     </w:p>
     <w:p>
@@ -262,12 +262,12 @@
           <w:color w:val="666666"/>
           <w:sz w:val="18"/>
         </w:rPr>
-        <w:t>Zhang W et al.  ·  BMC Health Serv Res  ·  27.08.2026  ·  PMID 42870264</w:t>
+        <w:t>Nichol B et al.  ·  Lancet Prim Care  ·  Sept. 2026  ·  PMID 42877070</w:t>
       </w:r>
     </w:p>
     <w:p>
       <w:r>
-        <w:t>Qualitative Studie (22 Interviews) zu Perspektiven älterer Patienten (≥65 Jahren) mit chronischen Erkrankungen auf die Verwendung ihrer Daten für Virtual Models/digitale Zwillinge.</w:t>
+        <w:t>Rückwirkende Analyse der flächendeckenden Einführung von GP-unterstützten SMS-Erinnerungen für Zervixkrebsscreenings in London (Juni 2021–März 2024).</w:t>
       </w:r>
     </w:p>
     <w:p>
@@ -278,7 +278,7 @@
         <w:t xml:space="preserve">Ergebnis: </w:t>
       </w:r>
       <w:r>
-        <w:t>Fünf zentrale Themen: (1) Konzeptuelle Undurchsichtigkeit, (2) existenzielles Unbehagen vor manipulierbarem digitalen Abbild ('uncanny self'), (3) Zustimmungsinadäquanz, (4) 'trapped self' (irreversible Datenintegration), (5) Forderung nach Benachrichtigung, laufender Zustimmung, digitaler Löschung und Transparenz.</w:t>
+        <w:t>Von 3.127.759 Personen erhielten 2.112.003 (67,5 %) SMS-Erinnerungen. Teilnahmequote mit SMS: 51,7 % vs. ohne SMS: 25,0 %; Odds Ratio 3,36 (95%-KI 3,31–3,40, p &lt; 0,0001). SMS-Versand stieg Teilnahme um 1,7 Prozentpunkte.</w:t>
       </w:r>
     </w:p>
     <w:p>
@@ -293,7 +293,7 @@
         <w:rPr>
           <w:sz w:val="19"/>
         </w:rPr>
-        <w:t>Qualitative britische Studie (Wenzhou, China); Befunde zu Patientenperspektive auf KI-Datenverwertung systemübergreifend relevant für deutsche Governance und Ethik.</w:t>
+        <w:t>Britische Primärversorgung, gut übertragbar auf deutsche Screeningprogramme in der Hausarztpraxis</w:t>
       </w:r>
     </w:p>
     <w:p>
@@ -302,7 +302,7 @@
           <w:color w:val="5A7D3A"/>
           <w:sz w:val="18"/>
         </w:rPr>
-        <w:t>https://pubmed.ncbi.nlm.nih.gov/42870264/</w:t>
+        <w:t>https://pubmed.ncbi.nlm.nih.gov/42877070/</w:t>
       </w:r>
     </w:p>
     <w:p>
@@ -310,7 +310,7 @@
         <w:pStyle w:val="Heading2"/>
       </w:pPr>
       <w:r>
-        <w:t>Patientenwahl des Hausarztes: Kontextuelle Hindernisse in Schweden</w:t>
+        <w:t>Generationensolidarität in der Pandemie: Geschlechter- und Altersstereotype in deutschen Medien</w:t>
       </w:r>
     </w:p>
     <w:p>
@@ -320,12 +320,12 @@
           <w:color w:val="666666"/>
           <w:sz w:val="18"/>
         </w:rPr>
-        <w:t>Blomberg-Ohlström C et al.  ·  BMC Health Serv Res  ·  11.10.2026  ·  PMID 42870246</w:t>
+        <w:t>Boser EK et al.  ·  Int J Equity Health  ·  12.10.2026  ·  PMID 42875791</w:t>
       </w:r>
     </w:p>
     <w:p>
       <w:r>
-        <w:t>Qualitative Studie (18 Interviews) zu Bedingungen, die Wahlentscheidungen für Hausarztpraxen beeinflussen; Vergleich mit Wahlen von Pflege- und Schulservices.</w:t>
+        <w:t>Qualitative Inhaltsanalyse von 351 Artikeln aus zwei großen deutschen Wochenzeitungen (März 2020–Juni 2022) zur Verschränkung von Generationen-, Geschlechter- und Altersdebatten während COVID-19.</w:t>
       </w:r>
     </w:p>
     <w:p>
@@ -336,7 +336,7 @@
         <w:t xml:space="preserve">Ergebnis: </w:t>
       </w:r>
       <w:r>
-        <w:t>Fünf Kontextfaktoren für niedrige Wahlaktivität: (1) geringe Wahlnotwendigkeit, (2) unsichtbare Anbieterunterschied, (3) Erwartung gleicher Qualität, (4) persönliche Beziehungen, (5) Kontinuität der Beziehung; weniger Informationssuche als bei anderen Dienstleistungen.</w:t>
+        <w:t>Mediendebatten zeigten Verwobenheit von Altersrassismus und Geschlechternormen. Zwei paradigmatische Fälle offenbarten persistente geschlechts- und altersspezifische Annahmen über Moralakteure und Solidaritätserwartungen. Festgestellte gendered age divide widerlegt simplistische Solidaritätsnarrative und bekräftigt Notwendigkeit intersektionaler Perspektiven.</w:t>
       </w:r>
     </w:p>
     <w:p>
@@ -351,7 +351,7 @@
         <w:rPr>
           <w:sz w:val="19"/>
         </w:rPr>
-        <w:t>Schwedische qualitative Studie; Befunde zu Wahl-Hürden im Hausarztsektor übertragbar auf deutsches Modell mit begrenztem Wettbewerb.</w:t>
+        <w:t>Deutsche Medienanalyse, direkt auf deutsches Versorgungssystem und Gesundheitspolitik anwendbar</w:t>
       </w:r>
     </w:p>
     <w:p>
@@ -360,7 +360,7 @@
           <w:color w:val="5A7D3A"/>
           <w:sz w:val="18"/>
         </w:rPr>
-        <w:t>https://pubmed.ncbi.nlm.nih.gov/42870246/</w:t>
+        <w:t>https://pubmed.ncbi.nlm.nih.gov/42875791/</w:t>
       </w:r>
     </w:p>
     <w:p>
@@ -368,7 +368,7 @@
         <w:pStyle w:val="Heading2"/>
       </w:pPr>
       <w:r>
-        <w:t>Nurse-Navigation bei Krebspatienten: RCT-Ergebnisse aus Sachsen</w:t>
+        <w:t>Kosteneffektivität von Rehabilitations-Follow-up zuhause statt in Einrichtungen</w:t>
       </w:r>
     </w:p>
     <w:p>
@@ -378,12 +378,12 @@
           <w:color w:val="666666"/>
           <w:sz w:val="18"/>
         </w:rPr>
-        <w:t>Porzig R et al.  ·  Res Health Serv Reg  ·  14.10.2026  ·  PMID 42870145</w:t>
+        <w:t>Gamble CJ et al.  ·  Eur J Health Econ  ·  15.10.2026  ·  PMID 42875712</w:t>
       </w:r>
     </w:p>
     <w:p>
       <w:r>
-        <w:t>Randomisierte kontrollierte Studie zur Wirkung eines 12-Monate-Nurse-Navigation-Programms (Onkolotse) auf Krankenhausaufenthalte, psychische Belastung und Kosten.</w:t>
+        <w:t>Prospektive Kohortenstudie mit historischer Kontrolle: Vergleich von Heimrehabilitation nach verkürztem stationärem Aufenthalt versus konventioneller rein stationärer Rehabilitation (350 Patienten, 8 niederländische Zentren).</w:t>
       </w:r>
     </w:p>
     <w:p>
@@ -394,7 +394,7 @@
         <w:t xml:space="preserve">Ergebnis: </w:t>
       </w:r>
       <w:r>
-        <w:t>Hospitalisierungsrate ITT 43,9% (Intervention) vs. 51,6% (Kontrolle), n.s. (OR 0,74, 95% CI 0,45–1,20, p=0,219); HADS-Angst Δ-0,75 (n.s.), Depression Δ-0,56 (n.s.); Kosten median 14.224€ vs. 12.560€ (n.s.).</w:t>
+        <w:t>Incremental Effect: 0,44 Barthel-Index-Punkte (95%-KI −0,44 bis 1,31); Kosten: −€722,63 (95%-KI −€2.693,68 bis €1.248,43). Adjustierte Kosten betrugen −€654,72 pro Patient (95%-KI −€1.035,66 bis −€267,48). Better@Home erzielte vergleichbare ADL-Unabhängigkeit bei niedrigeren Kosten.</w:t>
       </w:r>
     </w:p>
     <w:p>
@@ -409,7 +409,7 @@
         <w:rPr>
           <w:sz w:val="19"/>
         </w:rPr>
-        <w:t>Deutsche Studie (Sachsen, 258 Patienten, 2017–2022); direkt relevant für deutsches Versorgungssystem, dennoch unterversorgt (statistische Kraft unzureichend).</w:t>
+        <w:t>Niederlande, Sozialversicherungssystem mit ähnlicher Versorgungsstruktur wie Deutschland</w:t>
       </w:r>
     </w:p>
     <w:p>
@@ -418,7 +418,7 @@
           <w:color w:val="5A7D3A"/>
           <w:sz w:val="18"/>
         </w:rPr>
-        <w:t>https://pubmed.ncbi.nlm.nih.gov/42870145/</w:t>
+        <w:t>https://pubmed.ncbi.nlm.nih.gov/42875712/</w:t>
       </w:r>
     </w:p>
     <w:sectPr>

--- a/download/studien-aktuell.docx
+++ b/download/studien-aktuell.docx
@@ -62,7 +62,7 @@
           <w:color w:val="666666"/>
           <w:sz w:val="18"/>
         </w:rPr>
-        <w:t>Stand: 16.10.2026  |  6 Studien  |  wissen.m-vf.de</w:t>
+        <w:t>Stand: 17.10.2026  |  6 Studien  |  wissen.m-vf.de</w:t>
       </w:r>
     </w:p>
     <w:p>
@@ -70,7 +70,7 @@
         <w:pStyle w:val="Heading1"/>
       </w:pPr>
       <w:r>
-        <w:t>Aufgenommen am 16.10.2026</w:t>
+        <w:t>Aufgenommen am 17.10.2026</w:t>
       </w:r>
     </w:p>
     <w:p>
@@ -78,7 +78,7 @@
         <w:pStyle w:val="Heading2"/>
       </w:pPr>
       <w:r>
-        <w:t>Medizinische Kunstfehlerfälle in Katalonien: 22 Jahre Trends</w:t>
+        <w:t>ASAS-Kernsatz zur Assessmentierung axialer Spondyloarthritis</w:t>
       </w:r>
     </w:p>
     <w:p>
@@ -88,12 +88,12 @@
           <w:color w:val="666666"/>
           <w:sz w:val="18"/>
         </w:rPr>
-        <w:t>Arimany-Manso J et al.  ·  Health Policy  ·  13.10.2026  ·  PMID 42879821</w:t>
+        <w:t>van Tubergen A et al.  ·  Ann Rheum Dis  ·  16.10.2026  ·  PMID 42888164</w:t>
       </w:r>
     </w:p>
     <w:p>
       <w:r>
-        <w:t>Retrospektive Analyse von 22 Jahren Kunstfehlermeldungen im katalanischen Versicherungssystem mit Fokus auf Trends und Unterschiede zwischen Fachbereichen.</w:t>
+        <w:t>Internationale Expertengruppe entwickelte per modifiziertem Delphi-Verfahren einen standardisierten Kernsatz von Assessmentdomänen und -instrumenten für die klinische Praxis.</w:t>
       </w:r>
     </w:p>
     <w:p>
@@ -104,7 +104,7 @@
         <w:t xml:space="preserve">Ergebnis: </w:t>
       </w:r>
       <w:r>
-        <w:t>Bei 22 % Bevölkerungswachstum sanken Kunstfehlerfälle um 9,5 %, adjustierte Raten sogar um 26,1 % (p &lt; 0,0005). Chirurgische Fälle fielen um 34,0 %, Notfallmedizin um 20,5 %; mittlere Latenz zwischen Ereignis und Anspruch: 23,9 Monate. Dies widerspricht der Wahrnehmung steigender Fälle.</w:t>
+        <w:t>Der Kernsatz wurde von der Mehrheit der ASAS-Mitglieder verabschiedet. Fünf Domänen für Routinevisiten (Krankheitsaktivität, Schmerz, periphere Manifestationen, extramuskuloskeletale Manifestationen, Therapieaspekte) mit je mindestens einem empfohlenen Instrument plus vier ergänzende Domänen für erweiterte Visiten (strukturelle Schäden, Funktionsfähigkeit, Komorbiditäten, Mobilität).</w:t>
       </w:r>
     </w:p>
     <w:p>
@@ -119,7 +119,7 @@
         <w:rPr>
           <w:sz w:val="19"/>
         </w:rPr>
-        <w:t>Katalonisches Versicherungsmodell, vergleichbar mit deutschen Strukturen und Sozialversicherungen</w:t>
+        <w:t>Internationaler Konsens, europäische Beteiligung, deutsches Rheumazentrum beteiligt</w:t>
       </w:r>
     </w:p>
     <w:p>
@@ -128,7 +128,7 @@
           <w:color w:val="5A7D3A"/>
           <w:sz w:val="18"/>
         </w:rPr>
-        <w:t>https://pubmed.ncbi.nlm.nih.gov/42879821/</w:t>
+        <w:t>https://pubmed.ncbi.nlm.nih.gov/42888164/</w:t>
       </w:r>
     </w:p>
     <w:p>
@@ -136,7 +136,7 @@
         <w:pStyle w:val="Heading2"/>
       </w:pPr>
       <w:r>
-        <w:t>Langzeiteffekte von Community-Screening auf kardiovaskuläres Risiko und Verhalten</w:t>
+        <w:t>Partizipative Forschung mit Betroffenen: Impact und Team-Dynamik</w:t>
       </w:r>
     </w:p>
     <w:p>
@@ -146,12 +146,12 @@
           <w:color w:val="666666"/>
           <w:sz w:val="18"/>
         </w:rPr>
-        <w:t>Gani LU et al.  ·  Singapore Med J  ·  15.10.2026  ·  PMID 42879299</w:t>
+        <w:t>Fox J et al.  ·  Health Expect  ·  Okt. 2026  ·  PMID 42886175</w:t>
       </w:r>
     </w:p>
     <w:p>
       <w:r>
-        <w:t>Achtjährige Beobachtungsstudie (2011–2019): 28.565 Teilnehmer an ECHO-Screening; Auswertung der Auswirkungen auf Risikofaktoren, Arztbesuche und Gesundheitsverhalten.</w:t>
+        <w:t>Qualitative Fallstudie erforschte über sieben Jahre die Erfahrungen von Forschungsteams und Betroffenen-Panels bei partizipativ durchgeführter Forschung zur Psychoseprävention.</w:t>
       </w:r>
     </w:p>
     <w:p>
@@ -162,7 +162,7 @@
         <w:t xml:space="preserve">Ergebnis: </w:t>
       </w:r>
       <w:r>
-        <w:t>12.762 Personen beim Screening teilgenommen, 5.977 (46,8 %) hatten abnorme Befunde; 56 % besuchten Hausarzt innerhalb eines Jahres. Bewohner von kostengünstigen Wohnungen zeigten höhere Besuchsraten (74 % vs. 52,5 %, p &lt; 0,001). Wiederholte ECHO-Teilnahme war mit verbesserten kardiomet. Indikatoren assoziiert trotz bescheidener Verhaltensänderungen.</w:t>
+        <w:t>Vier Hauptthemen: Impact wurde als Lernprozess mit Friktionen beschrieben; Studienteam schätzte Expertise der Betroffenen; Herausforderungen waren mangelnde Schulung zur Partizipation, Wechsel in Panelstruktur, COVID-bedingte Online-Verlagerung und Zweifel an Relevanzbezug. Regelmäßige reflexive Lernprozesse mit offenem Feedback waren zentral für positive Inklusionskultur.</w:t>
       </w:r>
     </w:p>
     <w:p>
@@ -177,7 +177,7 @@
         <w:rPr>
           <w:sz w:val="19"/>
         </w:rPr>
-        <w:t>Singapur, vergleichbare Mehrschichtstruktur; Befunde zu niederschwelligem Screening in Gemeinden übertragbar</w:t>
+        <w:t>UK-Studie, Methode aber international übertragbar für Partizipationsforschung</w:t>
       </w:r>
     </w:p>
     <w:p>
@@ -186,7 +186,7 @@
           <w:color w:val="5A7D3A"/>
           <w:sz w:val="18"/>
         </w:rPr>
-        <w:t>https://pubmed.ncbi.nlm.nih.gov/42879299/</w:t>
+        <w:t>https://pubmed.ncbi.nlm.nih.gov/42886175/</w:t>
       </w:r>
     </w:p>
     <w:p>
@@ -194,7 +194,7 @@
         <w:pStyle w:val="Heading2"/>
       </w:pPr>
       <w:r>
-        <w:t>Telehealth bei Morbus Parkinson: Urbane vs. ländliche Disparitäten</w:t>
+        <w:t>Depressive Symptome und Remission bei Psoriasis-Arthritis</w:t>
       </w:r>
     </w:p>
     <w:p>
@@ -204,12 +204,12 @@
           <w:color w:val="666666"/>
           <w:sz w:val="18"/>
         </w:rPr>
-        <w:t>Gros P et al.  ·  Can J Neurol Sci  ·  15.10.2026  ·  PMID 42878209</w:t>
+        <w:t>Reich A et al.  ·  BMC Rheumatol  ·  14.10.2026  ·  PMID 42881477</w:t>
       </w:r>
     </w:p>
     <w:p>
       <w:r>
-        <w:t>Populationsgestützte Querschnittsstudie von 24.736 Patienten mit Parkinson in Ontario (März 2020–August 2023) zur Telehealth-Nutzung in Stadt vs. Land.</w:t>
+        <w:t>Deutsche Registerstudie untersuchte die Assoziation depressiver Symptome mit Remissionserreichung bei Patienten mit Psoriasis-Arthritis unter systemischer Therapie.</w:t>
       </w:r>
     </w:p>
     <w:p>
@@ -220,7 +220,7 @@
         <w:t xml:space="preserve">Ergebnis: </w:t>
       </w:r>
       <w:r>
-        <w:t>Ländliche Patienten hatten signifikant niedrigere Telehealth-Raten zu Neurologen (aRR 0,93; 95%-KI 0,90–0,96), Hausärzten (aRR 0,73; 95%-KI 0,70–0,77) und Geriatrie/Psychiatrie (aRR 0,67; 95%-KI 0,65–0,77). Telehealth fiel über 3,5 Jahre bei Neurologen auf aRR 0,23, bei Hausärzten auf aRR 0,39.</w:t>
+        <w:t>29 % der 1.888 Patienten berichteten moderate/schwere depressive Symptome (34 % Frauen, 23 % Männer). Höheres Wohlbefinden war mit Remission assoziiert (OR 1,06–1,14 pro 10-Punkt-Steigerung). Beide Geschlechter mit moderaten/schweren Symptomen erreichten Minimal Disease Activity und DAPSA-Remission weniger häufig; die Assoziation unterschied sich nicht signifikant nach Geschlecht.</w:t>
       </w:r>
     </w:p>
     <w:p>
@@ -235,7 +235,7 @@
         <w:rPr>
           <w:sz w:val="19"/>
         </w:rPr>
-        <w:t>Kanada, steuerfinanziert; Befunde zu Zugangsungleichheit sind systemunabhängig relevant</w:t>
+        <w:t>Deutsche Routinedaten, ambulante rheumatologische Praxis</w:t>
       </w:r>
     </w:p>
     <w:p>
@@ -244,7 +244,7 @@
           <w:color w:val="5A7D3A"/>
           <w:sz w:val="18"/>
         </w:rPr>
-        <w:t>https://pubmed.ncbi.nlm.nih.gov/42878209/</w:t>
+        <w:t>https://pubmed.ncbi.nlm.nih.gov/42881477/</w:t>
       </w:r>
     </w:p>
     <w:p>
@@ -252,7 +252,7 @@
         <w:pStyle w:val="Heading2"/>
       </w:pPr>
       <w:r>
-        <w:t>SMS-Erinnerungen zur Zervixkrebsvorsorge: Effektivität bei Massenimplementierung</w:t>
+        <w:t>Belastung von Eltern als Pflegende bei seltenen Kindererkrankungen</w:t>
       </w:r>
     </w:p>
     <w:p>
@@ -262,12 +262,12 @@
           <w:color w:val="666666"/>
           <w:sz w:val="18"/>
         </w:rPr>
-        <w:t>Nichol B et al.  ·  Lancet Prim Care  ·  Sept. 2026  ·  PMID 42877070</w:t>
+        <w:t>Brandt M et al.  ·  Orphanet J Rare Dis  ·  12.10.2026  ·  PMID 42881418</w:t>
       </w:r>
     </w:p>
     <w:p>
       <w:r>
-        <w:t>Rückwirkende Analyse der flächendeckenden Einführung von GP-unterstützten SMS-Erinnerungen für Zervixkrebsscreenings in London (Juni 2021–März 2024).</w:t>
+        <w:t>Deutsche Querschnittstudie untersuchte Pflegbelastung bei 123 Eltern von Kindern mit seltenen Erkrankungen und identifizierte assoziierte Faktoren.</w:t>
       </w:r>
     </w:p>
     <w:p>
@@ -278,7 +278,7 @@
         <w:t xml:space="preserve">Ergebnis: </w:t>
       </w:r>
       <w:r>
-        <w:t>Von 3.127.759 Personen erhielten 2.112.003 (67,5 %) SMS-Erinnerungen. Teilnahmequote mit SMS: 51,7 % vs. ohne SMS: 25,0 %; Odds Ratio 3,36 (95%-KI 3,31–3,40, p &lt; 0,0001). SMS-Versand stieg Teilnahme um 1,7 Prozentpunkte.</w:t>
+        <w:t>23 % berichteten depressive Symptome, 77 % mindestens einen unerfüllten Unterstützungsbedarf. Bei Kindern mit Pflegebedarf: 24 % mit hoher Pflegbelastung. Nach Adjustierung für multiple Tests zeigten sich bei niedrigerer pflegbezogener Lebensqualität, höherer Sozioökonomie, elterlichen depressiven Symptomen und niedriger Therapiezufriedenheit stärkste Assoziationen mit Pflegbelastung.</w:t>
       </w:r>
     </w:p>
     <w:p>
@@ -293,7 +293,7 @@
         <w:rPr>
           <w:sz w:val="19"/>
         </w:rPr>
-        <w:t>Britische Primärversorgung, gut übertragbar auf deutsche Screeningprogramme in der Hausarztpraxis</w:t>
+        <w:t>Deutsche Studie, spezialisierte Zentren und Patientenorganisationen</w:t>
       </w:r>
     </w:p>
     <w:p>
@@ -302,7 +302,7 @@
           <w:color w:val="5A7D3A"/>
           <w:sz w:val="18"/>
         </w:rPr>
-        <w:t>https://pubmed.ncbi.nlm.nih.gov/42877070/</w:t>
+        <w:t>https://pubmed.ncbi.nlm.nih.gov/42881418/</w:t>
       </w:r>
     </w:p>
     <w:p>
@@ -310,7 +310,7 @@
         <w:pStyle w:val="Heading2"/>
       </w:pPr>
       <w:r>
-        <w:t>Generationensolidarität in der Pandemie: Geschlechter- und Altersstereotype in deutschen Medien</w:t>
+        <w:t>Gesundheitskompetenz und Gesundheit bei Pflegestudierenden</w:t>
       </w:r>
     </w:p>
     <w:p>
@@ -320,12 +320,12 @@
           <w:color w:val="666666"/>
           <w:sz w:val="18"/>
         </w:rPr>
-        <w:t>Boser EK et al.  ·  Int J Equity Health  ·  12.10.2026  ·  PMID 42875791</w:t>
+        <w:t>Otto R et al.  ·  Front Med (Lausanne)  ·  30.09.2026  ·  PMID 42876879</w:t>
       </w:r>
     </w:p>
     <w:p>
       <w:r>
-        <w:t>Qualitative Inhaltsanalyse von 351 Artikeln aus zwei großen deutschen Wochenzeitungen (März 2020–Juni 2022) zur Verschränkung von Generationen-, Geschlechter- und Altersdebatten während COVID-19.</w:t>
+        <w:t>Longitudinale deutsche Kohortenstudie verfolgten 128 Auszubildende und 43 Studierende im Pflegebereich über ein Jahr und untersuchten Gesundheitskompetenz, Gesundheitsstatus und Gesundheitsverhalten.</w:t>
       </w:r>
     </w:p>
     <w:p>
@@ -336,7 +336,7 @@
         <w:t xml:space="preserve">Ergebnis: </w:t>
       </w:r>
       <w:r>
-        <w:t>Mediendebatten zeigten Verwobenheit von Altersrassismus und Geschlechternormen. Zwei paradigmatische Fälle offenbarten persistente geschlechts- und altersspezifische Annahmen über Moralakteure und Solidaritätserwartungen. Festgestellte gendered age divide widerlegt simplistische Solidaritätsnarrative und bekräftigt Notwendigkeit intersektionaler Perspektiven.</w:t>
+        <w:t>Durchschnittliche Gesundheitskompetenzscores blieben stabil, zeigten aber heterogene individuelle Veränderungen. BMI stieg signifikant an. Selbstbewerteter Gesundheitsstatus verschlechterte sich bei Auszubildenden signifikant. Raucherquote stieg signifikant an, andere Gesundheitsverhalten blieben unverändert. Keine signifikanten Assoziationen zwischen Baseline-Gesundheitskompetenz und späteren Outcomes oder Verhalten.</w:t>
       </w:r>
     </w:p>
     <w:p>
@@ -351,7 +351,7 @@
         <w:rPr>
           <w:sz w:val="19"/>
         </w:rPr>
-        <w:t>Deutsche Medienanalyse, direkt auf deutsches Versorgungssystem und Gesundheitspolitik anwendbar</w:t>
+        <w:t>Deutsche Studie, Unterricht und Ausbildungssetting</w:t>
       </w:r>
     </w:p>
     <w:p>
@@ -360,7 +360,7 @@
           <w:color w:val="5A7D3A"/>
           <w:sz w:val="18"/>
         </w:rPr>
-        <w:t>https://pubmed.ncbi.nlm.nih.gov/42875791/</w:t>
+        <w:t>https://pubmed.ncbi.nlm.nih.gov/42876879/</w:t>
       </w:r>
     </w:p>
     <w:p>
@@ -368,7 +368,7 @@
         <w:pStyle w:val="Heading2"/>
       </w:pPr>
       <w:r>
-        <w:t>Kosteneffektivität von Rehabilitations-Follow-up zuhause statt in Einrichtungen</w:t>
+        <w:t>Technische Effizienz öffentlicher Gesundheitseinrichtungen</w:t>
       </w:r>
     </w:p>
     <w:p>
@@ -378,12 +378,12 @@
           <w:color w:val="666666"/>
           <w:sz w:val="18"/>
         </w:rPr>
-        <w:t>Gamble CJ et al.  ·  Eur J Health Econ  ·  15.10.2026  ·  PMID 42875712</w:t>
+        <w:t>Momina AU et al.  ·  BMC Health Serv Res  ·  13.10.2026  ·  PMID 42870268</w:t>
       </w:r>
     </w:p>
     <w:p>
       <w:r>
-        <w:t>Prospektive Kohortenstudie mit historischer Kontrolle: Vergleich von Heimrehabilitation nach verkürztem stationärem Aufenthalt versus konventioneller rein stationärer Rehabilitation (350 Patienten, 8 niederländische Zentren).</w:t>
+        <w:t>Datenabgrenzungsanalyse evaluierte die technische Effizienz von 100 öffentlichen Gesundheitseinrichtungen in Pakistan bei der Familienplanungsversorgung.</w:t>
       </w:r>
     </w:p>
     <w:p>
@@ -394,7 +394,7 @@
         <w:t xml:space="preserve">Ergebnis: </w:t>
       </w:r>
       <w:r>
-        <w:t>Incremental Effect: 0,44 Barthel-Index-Punkte (95%-KI −0,44 bis 1,31); Kosten: −€722,63 (95%-KI −€2.693,68 bis €1.248,43). Adjustierte Kosten betrugen −€654,72 pro Patient (95%-KI −€1.035,66 bis −€267,48). Better@Home erzielte vergleichbare ADL-Unabhängigkeit bei niedrigeren Kosten.</w:t>
+        <w:t>Die durchschnittliche Effizienzquote betrug 78 %. Basic Health Units und Rural Health Centers zeigten erhebliche Ressourcenoptimierungslücken. Eine negative Assoziation bestand zwischen der Anzahl alternativer Anbieter im Einzugsgebiet und der Effizienz, was die Bedeutung der Angebotsorientierung nach lokaler Nachfrage unterstreicht.</w:t>
       </w:r>
     </w:p>
     <w:p>
@@ -409,7 +409,7 @@
         <w:rPr>
           <w:sz w:val="19"/>
         </w:rPr>
-        <w:t>Niederlande, Sozialversicherungssystem mit ähnlicher Versorgungsstruktur wie Deutschland</w:t>
+        <w:t>Nur bedingt: andere Ressourcenlage, Gesundheitssystem-Kontext unterscheidet sich grundlegend</w:t>
       </w:r>
     </w:p>
     <w:p>
@@ -418,7 +418,7 @@
           <w:color w:val="5A7D3A"/>
           <w:sz w:val="18"/>
         </w:rPr>
-        <w:t>https://pubmed.ncbi.nlm.nih.gov/42875712/</w:t>
+        <w:t>https://pubmed.ncbi.nlm.nih.gov/42870268/</w:t>
       </w:r>
     </w:p>
     <w:sectPr>

--- a/download/studien-aktuell.docx
+++ b/download/studien-aktuell.docx
@@ -62,7 +62,7 @@
           <w:color w:val="666666"/>
           <w:sz w:val="18"/>
         </w:rPr>
-        <w:t>Stand: 17.10.2026  |  6 Studien  |  wissen.m-vf.de</w:t>
+        <w:t>Stand: 18.10.2026  |  7 Studien  |  wissen.m-vf.de</w:t>
       </w:r>
     </w:p>
     <w:p>
@@ -70,7 +70,7 @@
         <w:pStyle w:val="Heading1"/>
       </w:pPr>
       <w:r>
-        <w:t>Aufgenommen am 17.10.2026</w:t>
+        <w:t>Aufgenommen am 18.10.2026</w:t>
       </w:r>
     </w:p>
     <w:p>
@@ -78,7 +78,7 @@
         <w:pStyle w:val="Heading2"/>
       </w:pPr>
       <w:r>
-        <w:t>ASAS-Kernsatz zur Assessmentierung axialer Spondyloarthritis</w:t>
+        <w:t>Enzalutamid bei metastatischem hormonsensitivem Prostatakarzinom: Kosteneffektivitätsanalyse</w:t>
       </w:r>
     </w:p>
     <w:p>
@@ -88,12 +88,12 @@
           <w:color w:val="666666"/>
           <w:sz w:val="18"/>
         </w:rPr>
-        <w:t>van Tubergen A et al.  ·  Ann Rheum Dis  ·  16.10.2026  ·  PMID 42888164</w:t>
+        <w:t>Law CK et al.  ·  EClinicalMedicine  ·  05.10.2026  ·  PMID 42890411</w:t>
       </w:r>
     </w:p>
     <w:p>
       <w:r>
-        <w:t>Internationale Expertengruppe entwickelte per modifiziertem Delphi-Verfahren einen standardisierten Kernsatz von Assessmentdomänen und -instrumenten für die klinische Praxis.</w:t>
+        <w:t>Australische within-trial-Kosteneffektivitätsanalyse der ENZAMET-Studie verglich Enzalutamid plus Testosteronsuppression mit Standard-Nicht-Steroiden für Patienten mit metastatischem hormonsensitivem Prostatakarzinom über 60 Monate.</w:t>
       </w:r>
     </w:p>
     <w:p>
@@ -104,7 +104,7 @@
         <w:t xml:space="preserve">Ergebnis: </w:t>
       </w:r>
       <w:r>
-        <w:t>Der Kernsatz wurde von der Mehrheit der ASAS-Mitglieder verabschiedet. Fünf Domänen für Routinevisiten (Krankheitsaktivität, Schmerz, periphere Manifestationen, extramuskuloskeletale Manifestationen, Therapieaspekte) mit je mindestens einem empfohlenen Instrument plus vier ergänzende Domänen für erweiterte Visiten (strukturelle Schäden, Funktionsfähigkeit, Komorbiditäten, Mobilität).</w:t>
+        <w:t>Enzalutamid führte zu AUD 127.262 zusätzlichen Kosten pro Patient, 0,24 Lebensjahren und 0,15 QALYs-Gewinn; ICER AUD 835.580 pro QALY. Kosteneffizienz nur bei Kaufpreis von AUD 6,73 pro Tablette erreichbar (Schwellenwert AUD 50.000/QALY). Erhöhte Hospitalisierungen und Muskel-Skelett-Medikationen in Enzalutamid-Gruppe.</w:t>
       </w:r>
     </w:p>
     <w:p>
@@ -119,7 +119,7 @@
         <w:rPr>
           <w:sz w:val="19"/>
         </w:rPr>
-        <w:t>Internationaler Konsens, europäische Beteiligung, deutsches Rheumazentrum beteiligt</w:t>
+        <w:t>Australisches Gesundheitssystem, aber Analyse-Methodik auf deutsches System übertragbar.</w:t>
       </w:r>
     </w:p>
     <w:p>
@@ -128,7 +128,7 @@
           <w:color w:val="5A7D3A"/>
           <w:sz w:val="18"/>
         </w:rPr>
-        <w:t>https://pubmed.ncbi.nlm.nih.gov/42888164/</w:t>
+        <w:t>https://pubmed.ncbi.nlm.nih.gov/42890411/</w:t>
       </w:r>
     </w:p>
     <w:p>
@@ -136,7 +136,7 @@
         <w:pStyle w:val="Heading2"/>
       </w:pPr>
       <w:r>
-        <w:t>Partizipative Forschung mit Betroffenen: Impact und Team-Dynamik</w:t>
+        <w:t>Nutzen von klinischen Qualitätsregistern: Governance und Systemintegration</w:t>
       </w:r>
     </w:p>
     <w:p>
@@ -146,12 +146,12 @@
           <w:color w:val="666666"/>
           <w:sz w:val="18"/>
         </w:rPr>
-        <w:t>Fox J et al.  ·  Health Expect  ·  Okt. 2026  ·  PMID 42886175</w:t>
+        <w:t>Bessen T et al.  ·  Med J Aust  ·  Okt. 2026  ·  PMID 42888857</w:t>
       </w:r>
     </w:p>
     <w:p>
       <w:r>
-        <w:t>Qualitative Fallstudie erforschte über sieben Jahre die Erfahrungen von Forschungsteams und Betroffenen-Panels bei partizipativ durchgeführter Forschung zur Psychoseprävention.</w:t>
+        <w:t>Konferenzbeitrag diskutiert, wie klinische Qualitätsregister (CQRs) zur Qualitätsverbesserung in Gesundheitssystemen beitragen und beschreibt Organizational-Infrastructure-Elemente für Systemintegration.</w:t>
       </w:r>
     </w:p>
     <w:p>
@@ -162,7 +162,7 @@
         <w:t xml:space="preserve">Ergebnis: </w:t>
       </w:r>
       <w:r>
-        <w:t>Vier Hauptthemen: Impact wurde als Lernprozess mit Friktionen beschrieben; Studienteam schätzte Expertise der Betroffenen; Herausforderungen waren mangelnde Schulung zur Partizipation, Wechsel in Panelstruktur, COVID-bedingte Online-Verlagerung und Zweifel an Relevanzbezug. Regelmäßige reflexive Lernprozesse mit offenem Feedback waren zentral für positive Inklusionskultur.</w:t>
+        <w:t>CQRs erfassen systematisch Sicherheits- und Qualitätsdaten mit Risikoanpassung und Benchmarking; Daten treiben Qualitätsverbesserungen. Zentrale Erkenntnis: Daten bleiben oft in Facheinheiten statt Organisation/System-weit integriert. Erforderlich: Governance-Infrastruktur zur Systemintegration auf Gesundheits- und Behördenebene.</w:t>
       </w:r>
     </w:p>
     <w:p>
@@ -177,7 +177,7 @@
         <w:rPr>
           <w:sz w:val="19"/>
         </w:rPr>
-        <w:t>UK-Studie, Methode aber international übertragbar für Partizipationsforschung</w:t>
+        <w:t>Australien; Registries-Governance-Ansätze auf deutsches Qualitätsmanagement übertragbar.</w:t>
       </w:r>
     </w:p>
     <w:p>
@@ -186,7 +186,7 @@
           <w:color w:val="5A7D3A"/>
           <w:sz w:val="18"/>
         </w:rPr>
-        <w:t>https://pubmed.ncbi.nlm.nih.gov/42886175/</w:t>
+        <w:t>https://pubmed.ncbi.nlm.nih.gov/42888857/</w:t>
       </w:r>
     </w:p>
     <w:p>
@@ -194,7 +194,7 @@
         <w:pStyle w:val="Heading2"/>
       </w:pPr>
       <w:r>
-        <w:t>Depressive Symptome und Remission bei Psoriasis-Arthritis</w:t>
+        <w:t>Wartezeiten und Verzögerungen bei Kopf-Hals-Krebs in England</w:t>
       </w:r>
     </w:p>
     <w:p>
@@ -204,12 +204,12 @@
           <w:color w:val="666666"/>
           <w:sz w:val="18"/>
         </w:rPr>
-        <w:t>Reich A et al.  ·  BMC Rheumatol  ·  14.10.2026  ·  PMID 42881477</w:t>
+        <w:t>Jashek-Ahmed F et al.  ·  Br J Cancer  ·  16.10.2026  ·  PMID 42888204</w:t>
       </w:r>
     </w:p>
     <w:p>
       <w:r>
-        <w:t>Deutsche Registerstudie untersuchte die Assoziation depressiver Symptome mit Remissionserreichung bei Patienten mit Psoriasis-Arthritis unter systemischer Therapie.</w:t>
+        <w:t>Britische Kohortenstudie mit verlinkten nationalen Datenregistern untersuchte Wartezeiten von Überweisung bis zur ersten Krebsbehandlung (Chirurgie oder Strahlenchemotherapie) bei 30.506 Kopf-Hals-Karzinom-Patienten.</w:t>
       </w:r>
     </w:p>
     <w:p>
@@ -220,7 +220,7 @@
         <w:t xml:space="preserve">Ergebnis: </w:t>
       </w:r>
       <w:r>
-        <w:t>29 % der 1.888 Patienten berichteten moderate/schwere depressive Symptome (34 % Frauen, 23 % Männer). Höheres Wohlbefinden war mit Remission assoziiert (OR 1,06–1,14 pro 10-Punkt-Steigerung). Beide Geschlechter mit moderaten/schweren Symptomen erreichten Minimal Disease Activity und DAPSA-Remission weniger häufig; die Assoziation unterschied sich nicht signifikant nach Geschlecht.</w:t>
+        <w:t>43 % erlebten Behandlungsverzögerung (&gt;62 Tage), 11 % bei Chirurgie und 20 % bei (Chemo-)Strahlung &gt;90 Tage. Nicht-dringende Überweisung (30 % der Patienten) war stärkster Prädiktor für lange Verzögerung (aOR 4,07; 95 %-KI 3,54–4,68). Zusätzliche Risikofaktoren: initiale Bewertung in Nicht-Spezialist-Kliniken, Non-Oropharynx-Karzinome, höhere Deprivation.</w:t>
       </w:r>
     </w:p>
     <w:p>
@@ -235,7 +235,7 @@
         <w:rPr>
           <w:sz w:val="19"/>
         </w:rPr>
-        <w:t>Deutsche Routinedaten, ambulante rheumatologische Praxis</w:t>
+        <w:t>England, NHS-System; Methodik zu Zugangssteuerung begrenzt übertragbar auf Deutschland.</w:t>
       </w:r>
     </w:p>
     <w:p>
@@ -244,7 +244,7 @@
           <w:color w:val="5A7D3A"/>
           <w:sz w:val="18"/>
         </w:rPr>
-        <w:t>https://pubmed.ncbi.nlm.nih.gov/42881477/</w:t>
+        <w:t>https://pubmed.ncbi.nlm.nih.gov/42888204/</w:t>
       </w:r>
     </w:p>
     <w:p>
@@ -252,7 +252,7 @@
         <w:pStyle w:val="Heading2"/>
       </w:pPr>
       <w:r>
-        <w:t>Belastung von Eltern als Pflegende bei seltenen Kindererkrankungen</w:t>
+        <w:t>Zugang zu Versorgung bei Niereninsuffizienz: Sicht von Medicare-Advantage-Organisationen</w:t>
       </w:r>
     </w:p>
     <w:p>
@@ -262,12 +262,12 @@
           <w:color w:val="666666"/>
           <w:sz w:val="18"/>
         </w:rPr>
-        <w:t>Brandt M et al.  ·  Orphanet J Rare Dis  ·  12.10.2026  ·  PMID 42881418</w:t>
+        <w:t>Tyler DA et al.  ·  Health Serv Res  ·  Okt. 2026  ·  PMID 42888180</w:t>
       </w:r>
     </w:p>
     <w:p>
       <w:r>
-        <w:t>Deutsche Querschnittstudie untersuchte Pflegbelastung bei 123 Eltern von Kindern mit seltenen Erkrankungen und identifizierte assoziierte Faktoren.</w:t>
+        <w:t>Qualitative Studie mit 56 Teilnehmern aus 8 Medicare-Advantage-Plänen, 6 Dialyse- und 5 Nierenbetreu-Unternehmen in den USA untersuchte Perspektiven zum Versorgungszugang nach Medicare-Advantage-Einschreibung bei Dialysepatienten.</w:t>
       </w:r>
     </w:p>
     <w:p>
@@ -278,7 +278,7 @@
         <w:t xml:space="preserve">Ergebnis: </w:t>
       </w:r>
       <w:r>
-        <w:t>23 % berichteten depressive Symptome, 77 % mindestens einen unerfüllten Unterstützungsbedarf. Bei Kindern mit Pflegebedarf: 24 % mit hoher Pflegbelastung. Nach Adjustierung für multiple Tests zeigten sich bei niedrigerer pflegbezogener Lebensqualität, höherer Sozioökonomie, elterlichen depressiven Symptomen und niedriger Therapiezufriedenheit stärkste Assoziationen mit Pflegbelastung.</w:t>
+        <w:t>Perspektiven differieren nach Organisation und Mitarbeiter-Funktion. MA-Plankvertreter berichten keine Zugangsbarrieren zu Dialyse; kleine Dialyse-Anbieter berichten Patienten-Fahrtweite zu In-Network-Einrichtungen. Informationen über Netzwerkbeschränkungen für Spezialisten oft nicht Patienten-bewusst. MA wählt ‚Centers of Excellence', andere berichten Transplant-Zugangs-Behinderung. Zusatzleistungen von Exekutive betont, von Frontline-Personal als begrenzt berichtet.</w:t>
       </w:r>
     </w:p>
     <w:p>
@@ -293,7 +293,7 @@
         <w:rPr>
           <w:sz w:val="19"/>
         </w:rPr>
-        <w:t>Deutsche Studie, spezialisierte Zentren und Patientenorganisationen</w:t>
+        <w:t>USA; stark systemabhängig von Medicare-Struktur, begrenzte Übertragbarkeit.</w:t>
       </w:r>
     </w:p>
     <w:p>
@@ -302,7 +302,7 @@
           <w:color w:val="5A7D3A"/>
           <w:sz w:val="18"/>
         </w:rPr>
-        <w:t>https://pubmed.ncbi.nlm.nih.gov/42881418/</w:t>
+        <w:t>https://pubmed.ncbi.nlm.nih.gov/42888180/</w:t>
       </w:r>
     </w:p>
     <w:p>
@@ -310,7 +310,7 @@
         <w:pStyle w:val="Heading2"/>
       </w:pPr>
       <w:r>
-        <w:t>Gesundheitskompetenz und Gesundheit bei Pflegestudierenden</w:t>
+        <w:t>Konsensusdefinition schwere COPD: internationale Delphi-Studie</w:t>
       </w:r>
     </w:p>
     <w:p>
@@ -320,12 +320,12 @@
           <w:color w:val="666666"/>
           <w:sz w:val="18"/>
         </w:rPr>
-        <w:t>Otto R et al.  ·  Front Med (Lausanne)  ·  30.09.2026  ·  PMID 42876879</w:t>
+        <w:t>Melles MC et al.  ·  Ann Am Thorac Soc  ·  16.10.2026  ·  PMID 42885566</w:t>
       </w:r>
     </w:p>
     <w:p>
       <w:r>
-        <w:t>Longitudinale deutsche Kohortenstudie verfolgten 128 Auszubildende und 43 Studierende im Pflegebereich über ein Jahr und untersuchten Gesundheitskompetenz, Gesundheitsstatus und Gesundheitsverhalten.</w:t>
+        <w:t>Internationale modifizierte Delphi-Studie mit 55 COPD-Experten entwickelte Konsensusdefinition und minimales Diagnose-Set für schwere COPD sowie notwendige Arbeitsvorgänge.</w:t>
       </w:r>
     </w:p>
     <w:p>
@@ -336,7 +336,7 @@
         <w:t xml:space="preserve">Ergebnis: </w:t>
       </w:r>
       <w:r>
-        <w:t>Durchschnittliche Gesundheitskompetenzscores blieben stabil, zeigten aber heterogene individuelle Veränderungen. BMI stieg signifikant an. Selbstbewerteter Gesundheitsstatus verschlechterte sich bei Auszubildenden signifikant. Raucherquote stieg signifikant an, andere Gesundheitsverhalten blieben unverändert. Keine signifikanten Assoziationen zwischen Baseline-Gesundheitskompetenz und späteren Outcomes oder Verhalten.</w:t>
+        <w:t>Konsens in 46 von 67 Aussagen (Runde 1, 69 %) und 15 von 20 (Runde 2, 75 %). Schwere COPD definiert als persistierende Symptome/Funktionsbeeinträchtigung trotz optimaler Therapie mit mindestens einem Merkmal: schwere Atemwegsobstruktion, schwere Diffusionsstörung, schwere Überblähung, häufige Exazerbationen, chronische Ateminsuffizienz, pulmonale Hypertonie oder Kachexie. Standardisiertes Workup inkl. Patient-Reported Outcomes, Exazerbationen, Lungenfunktion, Blutgase, Imaging, kardiale Bewertung, Belastungstestung.</w:t>
       </w:r>
     </w:p>
     <w:p>
@@ -351,7 +351,7 @@
         <w:rPr>
           <w:sz w:val="19"/>
         </w:rPr>
-        <w:t>Deutsche Studie, Unterricht und Ausbildungssetting</w:t>
+        <w:t>Internationale Konsensus-Studie mit 55 Experten; Definitionen für deutsches Versorgungssystem relevant.</w:t>
       </w:r>
     </w:p>
     <w:p>
@@ -360,7 +360,7 @@
           <w:color w:val="5A7D3A"/>
           <w:sz w:val="18"/>
         </w:rPr>
-        <w:t>https://pubmed.ncbi.nlm.nih.gov/42876879/</w:t>
+        <w:t>https://pubmed.ncbi.nlm.nih.gov/42885566/</w:t>
       </w:r>
     </w:p>
     <w:p>
@@ -368,7 +368,7 @@
         <w:pStyle w:val="Heading2"/>
       </w:pPr>
       <w:r>
-        <w:t>Technische Effizienz öffentlicher Gesundheitseinrichtungen</w:t>
+        <w:t>Social-Media-Nutzung und Angststörungen bei Gesundheitsmitarbeitern in COVID-19</w:t>
       </w:r>
     </w:p>
     <w:p>
@@ -378,12 +378,12 @@
           <w:color w:val="666666"/>
           <w:sz w:val="18"/>
         </w:rPr>
-        <w:t>Momina AU et al.  ·  BMC Health Serv Res  ·  13.10.2026  ·  PMID 42870268</w:t>
+        <w:t>Powell M et al.  ·  J Med Internet Res  ·  15.10.2026  ·  PMID 42879747</w:t>
       </w:r>
     </w:p>
     <w:p>
       <w:r>
-        <w:t>Datenabgrenzungsanalyse evaluierte die technische Effizienz von 100 öffentlichen Gesundheitseinrichtungen in Pakistan bei der Familienplanungsversorgung.</w:t>
+        <w:t>Sekundäranalyse der UC-COVID-Studie 2021 mit 427 Gesundheitsmitarbeitern untersuchte Assoziationen zwischen Social-Media-Nutzung über mehrere Plattformen und Angst-Symptomen während Pandemie.</w:t>
       </w:r>
     </w:p>
     <w:p>
@@ -394,7 +394,7 @@
         <w:t xml:space="preserve">Ergebnis: </w:t>
       </w:r>
       <w:r>
-        <w:t>Die durchschnittliche Effizienzquote betrug 78 %. Basic Health Units und Rural Health Centers zeigten erhebliche Ressourcenoptimierungslücken. Eine negative Assoziation bestand zwischen der Anzahl alternativer Anbieter im Einzugsgebiet und der Effizienz, was die Bedeutung der Angebotsorientierung nach lokaler Nachfrage unterstreicht.</w:t>
+        <w:t>29 % berichteten klinisch relevante Angststörungen (GAD-2 ≥3). Höhere Social-Media-Nutzung signifikant mit Angst assoziiert (OR 1,77; 95 %-KI 1,15–2,73). Älteres Alter reduzierte Angststörungen (aOR 0,97; 95 %-KI 0,95–0,99). Psychische-Anamnese erhöhte Angststörungen (aOR 2,33; 95 %-KI 1,35–4,03). Nicht-hispanische Asiaten weniger Angststörungen (aOR 0,39; KI 0,19–0,80). Höheres Einkommen reduzierte Angststörungen (aOR 0,51; KI 0,30–0,87).</w:t>
       </w:r>
     </w:p>
     <w:p>
@@ -409,7 +409,7 @@
         <w:rPr>
           <w:sz w:val="19"/>
         </w:rPr>
-        <w:t>Nur bedingt: andere Ressourcenlage, Gesundheitssystem-Kontext unterscheidet sich grundlegend</w:t>
+        <w:t>USA-Daten; Fragestellung zu Gesundheitsmitarbeiter-Psyche systemunabhängig relevant.</w:t>
       </w:r>
     </w:p>
     <w:p>
@@ -418,7 +418,65 @@
           <w:color w:val="5A7D3A"/>
           <w:sz w:val="18"/>
         </w:rPr>
-        <w:t>https://pubmed.ncbi.nlm.nih.gov/42870268/</w:t>
+        <w:t>https://pubmed.ncbi.nlm.nih.gov/42879747/</w:t>
+      </w:r>
+    </w:p>
+    <w:p>
+      <w:pPr>
+        <w:pStyle w:val="Heading2"/>
+      </w:pPr>
+      <w:r>
+        <w:t>Umsetzung von CVD-Risiko-Vorhersage-Tools in Subsahara-Afrika: Scoping Review</w:t>
+      </w:r>
+    </w:p>
+    <w:p>
+      <w:r>
+        <w:rPr>
+          <w:i/>
+          <w:color w:val="666666"/>
+          <w:sz w:val="18"/>
+        </w:rPr>
+        <w:t>Gouws M et al.  ·  BMC Health Serv Res  ·  19.08.2026  ·  PMID 42875763</w:t>
+      </w:r>
+    </w:p>
+    <w:p>
+      <w:r>
+        <w:t>Systematische Scoping Review zur Implementierung von Kardiovaskulär-Risiko-Vorhersage-Scores in Subsahara-Afrika anhand von 41 Studien aus zehn Ländern; Struktur nach Implementation-Research-Logic-Model.</w:t>
+      </w:r>
+    </w:p>
+    <w:p>
+      <w:r>
+        <w:rPr>
+          <w:b/>
+        </w:rPr>
+        <w:t xml:space="preserve">Ergebnis: </w:t>
+      </w:r>
+      <w:r>
+        <w:t>Vier Use-Cases identifiziert: ökonomische/Policy-Überlegungen, Screening hohes CVD-Risiko/Überweisung, Risikokommunikation, Behandlung Hochrisiko-Patienten. Häufigste Barrieren: Gesundheitssystem- und Organisations-Herausforderungen. Implementierungs-Strategien fokussieren Task-Shifting, Training, kurzfristige Materialien/Technologie-Unterstützung für Community-Health-Worker. Wenig Evidenz zu Nachhaltigkeits-Strategien in Einrichtungen; Mismatch zwischen Determinanten-Breite und Strategien-Enge.</w:t>
+      </w:r>
+    </w:p>
+    <w:p>
+      <w:r>
+        <w:rPr>
+          <w:b/>
+          <w:sz w:val="19"/>
+        </w:rPr>
+        <w:t xml:space="preserve">Übertragbarkeit: </w:t>
+      </w:r>
+      <w:r>
+        <w:rPr>
+          <w:sz w:val="19"/>
+        </w:rPr>
+        <w:t>Sub-Sahara; systemabhängig von Ressourcenlage, begrenzte Übertragbarkeit auf Deutschland.</w:t>
+      </w:r>
+    </w:p>
+    <w:p>
+      <w:r>
+        <w:rPr>
+          <w:color w:val="5A7D3A"/>
+          <w:sz w:val="18"/>
+        </w:rPr>
+        <w:t>https://pubmed.ncbi.nlm.nih.gov/42875763/</w:t>
       </w:r>
     </w:p>
     <w:sectPr>

--- a/download/studien-aktuell.docx
+++ b/download/studien-aktuell.docx
@@ -62,7 +62,7 @@
           <w:color w:val="666666"/>
           <w:sz w:val="18"/>
         </w:rPr>
-        <w:t>Stand: 18.10.2026  |  7 Studien  |  wissen.m-vf.de</w:t>
+        <w:t>Stand: 19.10.2026  |  7 Studien  |  wissen.m-vf.de</w:t>
       </w:r>
     </w:p>
     <w:p>
@@ -70,7 +70,7 @@
         <w:pStyle w:val="Heading1"/>
       </w:pPr>
       <w:r>
-        <w:t>Aufgenommen am 18.10.2026</w:t>
+        <w:t>Aufgenommen am 19.10.2026</w:t>
       </w:r>
     </w:p>
     <w:p>
@@ -78,7 +78,7 @@
         <w:pStyle w:val="Heading2"/>
       </w:pPr>
       <w:r>
-        <w:t>Enzalutamid bei metastatischem hormonsensitivem Prostatakarzinom: Kosteneffektivitätsanalyse</w:t>
+        <w:t>Inanspruchnahme von Gesundheitsleistungen bei Demenz: Medicare Advantage vs. Traditional Medicare</w:t>
       </w:r>
     </w:p>
     <w:p>
@@ -88,12 +88,12 @@
           <w:color w:val="666666"/>
           <w:sz w:val="18"/>
         </w:rPr>
-        <w:t>Law CK et al.  ·  EClinicalMedicine  ·  05.10.2026  ·  PMID 42890411</w:t>
+        <w:t>Joseph JM et al.  ·  Health Serv Res  ·  Okt. 2026  ·  PMID 42885186</w:t>
       </w:r>
     </w:p>
     <w:p>
       <w:r>
-        <w:t>Australische within-trial-Kosteneffektivitätsanalyse der ENZAMET-Studie verglich Enzalutamid plus Testosteronsuppression mit Standard-Nicht-Steroiden für Patienten mit metastatischem hormonsensitivem Prostatakarzinom über 60 Monate.</w:t>
+        <w:t>Vergleichende Analyse der Gesundheitsleistungsnutzung zwischen Medicare-Advantage- und Traditional-Medicare-Versicherten, stratifiziert nach Demenzstatus (ADRD).</w:t>
       </w:r>
     </w:p>
     <w:p>
@@ -104,7 +104,7 @@
         <w:t xml:space="preserve">Ergebnis: </w:t>
       </w:r>
       <w:r>
-        <w:t>Enzalutamid führte zu AUD 127.262 zusätzlichen Kosten pro Patient, 0,24 Lebensjahren und 0,15 QALYs-Gewinn; ICER AUD 835.580 pro QALY. Kosteneffizienz nur bei Kaufpreis von AUD 6,73 pro Tablette erreichbar (Schwellenwert AUD 50.000/QALY). Erhöhte Hospitalisierungen und Muskel-Skelett-Medikationen in Enzalutamid-Gruppe.</w:t>
+        <w:t>Bei Versicherten mit ADRD waren sieben von acht adjustierten Unterschiede nicht signifikant. Spezialistenbesuche waren bei MA mit ADRD häufiger (5,2 Prozentpunkte, 95%-KI -0,1 bis 10,2). Ohne ADRD war MA mit niedrigeren stationären ambulanten Besuchen (-2,6; -3,7 bis -1,6) und weniger Bedarf für häusliche Krankenpflege (-0,9; -1,5 bis -0,3) assoziiert.</w:t>
       </w:r>
     </w:p>
     <w:p>
@@ -119,7 +119,7 @@
         <w:rPr>
           <w:sz w:val="19"/>
         </w:rPr>
-        <w:t>Australisches Gesundheitssystem, aber Analyse-Methodik auf deutsches System übertragbar.</w:t>
+        <w:t>US-Daten; Fragestellung zu Leistungsunterschieden aber systemunabhängig relevant</w:t>
       </w:r>
     </w:p>
     <w:p>
@@ -128,7 +128,7 @@
           <w:color w:val="5A7D3A"/>
           <w:sz w:val="18"/>
         </w:rPr>
-        <w:t>https://pubmed.ncbi.nlm.nih.gov/42890411/</w:t>
+        <w:t>https://pubmed.ncbi.nlm.nih.gov/42885186/</w:t>
       </w:r>
     </w:p>
     <w:p>
@@ -136,7 +136,7 @@
         <w:pStyle w:val="Heading2"/>
       </w:pPr>
       <w:r>
-        <w:t>Nutzen von klinischen Qualitätsregistern: Governance und Systemintegration</w:t>
+        <w:t>Patientenperspektiven zu Notaufnahme vs. Hausarzt: qualitative Analyse des GPFirst-Programms</w:t>
       </w:r>
     </w:p>
     <w:p>
@@ -146,12 +146,12 @@
           <w:color w:val="666666"/>
           <w:sz w:val="18"/>
         </w:rPr>
-        <w:t>Bessen T et al.  ·  Med J Aust  ·  Okt. 2026  ·  PMID 42888857</w:t>
+        <w:t>Lee CYR et al.  ·  Singapore Med J  ·  15.10.2026  ·  PMID 42879300</w:t>
       </w:r>
     </w:p>
     <w:p>
       <w:r>
-        <w:t>Konferenzbeitrag diskutiert, wie klinische Qualitätsregister (CQRs) zur Qualitätsverbesserung in Gesundheitssystemen beitragen und beschreibt Organizational-Infrastructure-Elemente für Systemintegration.</w:t>
+        <w:t>Qualitative Studie mit 16 Tiefeninterviews zu Determinanten der Arztwahl bei nicht-dringlichen Erkrankungen und zur Akzeptanz eines Steuerungsprogramms (GPFirst).</w:t>
       </w:r>
     </w:p>
     <w:p>
@@ -162,7 +162,7 @@
         <w:t xml:space="preserve">Ergebnis: </w:t>
       </w:r>
       <w:r>
-        <w:t>CQRs erfassen systematisch Sicherheits- und Qualitätsdaten mit Risikoanpassung und Benchmarking; Daten treiben Qualitätsverbesserungen. Zentrale Erkenntnis: Daten bleiben oft in Facheinheiten statt Organisation/System-weit integriert. Erforderlich: Governance-Infrastruktur zur Systemintegration auf Gesundheits- und Behördenebene.</w:t>
+        <w:t>Vier Hauptthemen identifiziert: (1) Bestimmungsfaktoren der Arztwahl (wahrgenommene Schwere, Vertrauen in Krankenhausressourcen, Öffnungszeiten); (2) ED-Präferenz vs. GP-Vorzüge (Wartezeiten, Zugänglichkeit, personalisierte Versorgung); (3) GPFirst-Teilnahmebereitschaft trotz Barrieren (schlechte Selbsteinschätzung, mangelndes Wissen); (4) Verbesserungsvorschläge (Bewusstseinsförderung, Prozessklarheit, Anreizverstärkung).</w:t>
       </w:r>
     </w:p>
     <w:p>
@@ -177,7 +177,7 @@
         <w:rPr>
           <w:sz w:val="19"/>
         </w:rPr>
-        <w:t>Australien; Registries-Governance-Ansätze auf deutsches Qualitätsmanagement übertragbar.</w:t>
+        <w:t>Singapur-Studie; Steuerungsmechanismen bei hausarztlicher Gatekeeper-Funktion übertragbar</w:t>
       </w:r>
     </w:p>
     <w:p>
@@ -186,7 +186,7 @@
           <w:color w:val="5A7D3A"/>
           <w:sz w:val="18"/>
         </w:rPr>
-        <w:t>https://pubmed.ncbi.nlm.nih.gov/42888857/</w:t>
+        <w:t>https://pubmed.ncbi.nlm.nih.gov/42879300/</w:t>
       </w:r>
     </w:p>
     <w:p>
@@ -194,7 +194,7 @@
         <w:pStyle w:val="Heading2"/>
       </w:pPr>
       <w:r>
-        <w:t>Wartezeiten und Verzögerungen bei Kopf-Hals-Krebs in England</w:t>
+        <w:t>Kardiovaskuläre Gesundheit und Nierenversagen: Life's Essential 8 als Risikofaktor</w:t>
       </w:r>
     </w:p>
     <w:p>
@@ -204,12 +204,12 @@
           <w:color w:val="666666"/>
           <w:sz w:val="18"/>
         </w:rPr>
-        <w:t>Jashek-Ahmed F et al.  ·  Br J Cancer  ·  16.10.2026  ·  PMID 42888204</w:t>
+        <w:t>Ma C et al.  ·  Clin J Am Soc Nephrol  ·  15.10.2026  ·  PMID 42879211</w:t>
       </w:r>
     </w:p>
     <w:p>
       <w:r>
-        <w:t>Britische Kohortenstudie mit verlinkten nationalen Datenregistern untersuchte Wartezeiten von Überweisung bis zur ersten Krebsbehandlung (Chirurgie oder Strahlenchemotherapie) bei 30.506 Kopf-Hals-Karzinom-Patienten.</w:t>
+        <w:t>Prospektive Kohortenstudie zur Assoziation zwischen Life's Essential 8 (CVH-Metrik) und Inzidenz von Nierenersatztherapie-Bedürftigkeit (ESKD) in 276.494 Biobank-Teilnehmern.</w:t>
       </w:r>
     </w:p>
     <w:p>
@@ -220,7 +220,7 @@
         <w:t xml:space="preserve">Ergebnis: </w:t>
       </w:r>
       <w:r>
-        <w:t>43 % erlebten Behandlungsverzögerung (&gt;62 Tage), 11 % bei Chirurgie und 20 % bei (Chemo-)Strahlung &gt;90 Tage. Nicht-dringende Überweisung (30 % der Patienten) war stärkster Prädiktor für lange Verzögerung (aOR 4,07; 95 %-KI 3,54–4,68). Zusätzliche Risikofaktoren: initiale Bewertung in Nicht-Spezialist-Kliniken, Non-Oropharynx-Karzinome, höhere Deprivation.</w:t>
+        <w:t>Jeder 10-Punkte-Rückgang im LE8-Score erhöhte ESKD-Risiko (HR 1,47; 95%-KI 1,34–1,60). Niedriger LE8 war mit über fünffach erhöhtem Risiko assoziiert (HR 5,57; 95%-KI 3,42–9,07) vs. hohem LE8. Blutdruck und Blutglukose hatten größte populationsattribuierbare Fraktionen.</w:t>
       </w:r>
     </w:p>
     <w:p>
@@ -235,7 +235,7 @@
         <w:rPr>
           <w:sz w:val="19"/>
         </w:rPr>
-        <w:t>England, NHS-System; Methodik zu Zugangssteuerung begrenzt übertragbar auf Deutschland.</w:t>
+        <w:t>UK-Daten; Primärversorgung und präventive Ansätze übertragbar</w:t>
       </w:r>
     </w:p>
     <w:p>
@@ -244,7 +244,7 @@
           <w:color w:val="5A7D3A"/>
           <w:sz w:val="18"/>
         </w:rPr>
-        <w:t>https://pubmed.ncbi.nlm.nih.gov/42888204/</w:t>
+        <w:t>https://pubmed.ncbi.nlm.nih.gov/42879211/</w:t>
       </w:r>
     </w:p>
     <w:p>
@@ -252,7 +252,7 @@
         <w:pStyle w:val="Heading2"/>
       </w:pPr>
       <w:r>
-        <w:t>Zugang zu Versorgung bei Niereninsuffizienz: Sicht von Medicare-Advantage-Organisationen</w:t>
+        <w:t>Validität von EQ-5D-5L und EQ-HWB-9 zur Messung von Carer-Outcomes in gesundheitsökonomischen Evaluationen</w:t>
       </w:r>
     </w:p>
     <w:p>
@@ -262,12 +262,12 @@
           <w:color w:val="666666"/>
           <w:sz w:val="18"/>
         </w:rPr>
-        <w:t>Tyler DA et al.  ·  Health Serv Res  ·  Okt. 2026  ·  PMID 42888180</w:t>
+        <w:t>Faller J et al.  ·  Qual Life Res  ·  15.10.2026  ·  PMID 42879005</w:t>
       </w:r>
     </w:p>
     <w:p>
       <w:r>
-        <w:t>Qualitative Studie mit 56 Teilnehmern aus 8 Medicare-Advantage-Plänen, 6 Dialyse- und 5 Nierenbetreu-Unternehmen in den USA untersuchte Perspektiven zum Versorgungszugang nach Medicare-Advantage-Einschreibung bei Dialysepatienten.</w:t>
+        <w:t>Psychometrische Bewertung zweier Nutzen-Messinstrumente (EQ-5D-5L, EQ-HWB-9) bei 6.743 pflegenden Angehörigen aus fünf englischsprachigen Ländern.</w:t>
       </w:r>
     </w:p>
     <w:p>
@@ -278,7 +278,7 @@
         <w:t xml:space="preserve">Ergebnis: </w:t>
       </w:r>
       <w:r>
-        <w:t>Perspektiven differieren nach Organisation und Mitarbeiter-Funktion. MA-Plankvertreter berichten keine Zugangsbarrieren zu Dialyse; kleine Dialyse-Anbieter berichten Patienten-Fahrtweite zu In-Network-Einrichtungen. Informationen über Netzwerkbeschränkungen für Spezialisten oft nicht Patienten-bewusst. MA wählt ‚Centers of Excellence', andere berichten Transplant-Zugangs-Behinderung. Zusatzleistungen von Exekutive betont, von Frontline-Personal als begrenzt berichtet.</w:t>
+        <w:t>EQ-5D-5L zeigte Deckeneffekt (19%), EQ-HWB-9 nicht (5%). Beide Instrumente korrelieren moderat mit WHO-5, PROMIS-10 und anderen Validierungsinstrumenten und zeigten Known-Group-Validität. EQ-HWB-9 erfasst breiteres Spektrum der Carer-Belastung.</w:t>
       </w:r>
     </w:p>
     <w:p>
@@ -293,7 +293,7 @@
         <w:rPr>
           <w:sz w:val="19"/>
         </w:rPr>
-        <w:t>USA; stark systemabhängig von Medicare-Struktur, begrenzte Übertragbarkeit.</w:t>
+        <w:t>Multi-nationale Studie mit deutschsprachigen Ländern; ökonomische Evaluationen übertragbar</w:t>
       </w:r>
     </w:p>
     <w:p>
@@ -302,7 +302,7 @@
           <w:color w:val="5A7D3A"/>
           <w:sz w:val="18"/>
         </w:rPr>
-        <w:t>https://pubmed.ncbi.nlm.nih.gov/42888180/</w:t>
+        <w:t>https://pubmed.ncbi.nlm.nih.gov/42879005/</w:t>
       </w:r>
     </w:p>
     <w:p>
@@ -310,7 +310,7 @@
         <w:pStyle w:val="Heading2"/>
       </w:pPr>
       <w:r>
-        <w:t>Konsensusdefinition schwere COPD: internationale Delphi-Studie</w:t>
+        <w:t>Psychische Gesundheit von Ärzten und Pflegepersonen in der Ukraine während des Krieges</w:t>
       </w:r>
     </w:p>
     <w:p>
@@ -320,12 +320,12 @@
           <w:color w:val="666666"/>
           <w:sz w:val="18"/>
         </w:rPr>
-        <w:t>Melles MC et al.  ·  Ann Am Thorac Soc  ·  16.10.2026  ·  PMID 42885566</w:t>
+        <w:t>Arrona Gómez VA et al.  ·  Br J Psychiatry  ·  15.10.2026  ·  PMID 42876069</w:t>
       </w:r>
     </w:p>
     <w:p>
       <w:r>
-        <w:t>Internationale modifizierte Delphi-Studie mit 55 COPD-Experten entwickelte Konsensusdefinition und minimales Diagnose-Set für schwere COPD sowie notwendige Arbeitsvorgänge.</w:t>
+        <w:t>Landesweite Cross-sectional-Befragung von 23.805 Ärzten und Pflegepersonen zur Prävalenz von Depression, Angststörungen und suizidalen Gedanken sowie Assoziation mit Arbeitsplatzrisiken (Gewalt, Mobbing).</w:t>
       </w:r>
     </w:p>
     <w:p>
@@ -336,7 +336,7 @@
         <w:t xml:space="preserve">Ergebnis: </w:t>
       </w:r>
       <w:r>
-        <w:t>Konsens in 46 von 67 Aussagen (Runde 1, 69 %) und 15 von 20 (Runde 2, 75 %). Schwere COPD definiert als persistierende Symptome/Funktionsbeeinträchtigung trotz optimaler Therapie mit mindestens einem Merkmal: schwere Atemwegsobstruktion, schwere Diffusionsstörung, schwere Überblähung, häufige Exazerbationen, chronische Ateminsuffizienz, pulmonale Hypertonie oder Kachexie. Standardisiertes Workup inkl. Patient-Reported Outcomes, Exazerbationen, Lungenfunktion, Blutgase, Imaging, kardiale Bewertung, Belastungstestung.</w:t>
+        <w:t>1 von 3 Ärzten und 1 von 4 Pflegepersonen berichteten Depressionssymptome; 1 von 4 Ärzte und 1 von 6 Pfleger Angstsymptome; ~1 von 10 suizidale Gedanken. Mobbing am stärksten mit Depression/Angst assoziiert (alle P&lt;0,001), physische Gewalt mit suizidalen Gedanken. Sinnvolle Arbeit schützend.</w:t>
       </w:r>
     </w:p>
     <w:p>
@@ -351,7 +351,7 @@
         <w:rPr>
           <w:sz w:val="19"/>
         </w:rPr>
-        <w:t>Internationale Konsensus-Studie mit 55 Experten; Definitionen für deutsches Versorgungssystem relevant.</w:t>
+        <w:t>Ukraine-Daten, Fragenstellung aber zu Workforce-Wohlbefinden systemunabhängig relevant</w:t>
       </w:r>
     </w:p>
     <w:p>
@@ -360,7 +360,7 @@
           <w:color w:val="5A7D3A"/>
           <w:sz w:val="18"/>
         </w:rPr>
-        <w:t>https://pubmed.ncbi.nlm.nih.gov/42885566/</w:t>
+        <w:t>https://pubmed.ncbi.nlm.nih.gov/42876069/</w:t>
       </w:r>
     </w:p>
     <w:p>
@@ -368,7 +368,7 @@
         <w:pStyle w:val="Heading2"/>
       </w:pPr>
       <w:r>
-        <w:t>Social-Media-Nutzung und Angststörungen bei Gesundheitsmitarbeitern in COVID-19</w:t>
+        <w:t>Generative-AI-Nutzung bei älteren Menschen mit Multimorbidität: qualitative Analyse von Barrieren und Chancen</w:t>
       </w:r>
     </w:p>
     <w:p>
@@ -378,12 +378,12 @@
           <w:color w:val="666666"/>
           <w:sz w:val="18"/>
         </w:rPr>
-        <w:t>Powell M et al.  ·  J Med Internet Res  ·  15.10.2026  ·  PMID 42879747</w:t>
+        <w:t>Lin Q et al.  ·  BMC Health Serv Res  ·  23.07.2026  ·  PMID 42875768</w:t>
       </w:r>
     </w:p>
     <w:p>
       <w:r>
-        <w:t>Sekundäranalyse der UC-COVID-Studie 2021 mit 427 Gesundheitsmitarbeitern untersuchte Assoziationen zwischen Social-Media-Nutzung über mehrere Plattformen und Angst-Symptomen während Pandemie.</w:t>
+        <w:t>Qualitative Studie mit 16 semistrukturierten Interviews zu Erfahrungen älterer Menschen mit Multimorbidität bei der Nutzung von Generative-AI-Tools für Gesundheitsentscheidungen in China.</w:t>
       </w:r>
     </w:p>
     <w:p>
@@ -394,7 +394,7 @@
         <w:t xml:space="preserve">Ergebnis: </w:t>
       </w:r>
       <w:r>
-        <w:t>29 % berichteten klinisch relevante Angststörungen (GAD-2 ≥3). Höhere Social-Media-Nutzung signifikant mit Angst assoziiert (OR 1,77; 95 %-KI 1,15–2,73). Älteres Alter reduzierte Angststörungen (aOR 0,97; 95 %-KI 0,95–0,99). Psychische-Anamnese erhöhte Angststörungen (aOR 2,33; 95 %-KI 1,35–4,03). Nicht-hispanische Asiaten weniger Angststörungen (aOR 0,39; KI 0,19–0,80). Höheres Einkommen reduzierte Angststörungen (aOR 0,51; KI 0,30–0,87).</w:t>
+        <w:t>Vier Themen: (1) Wahrgenommener Nutzen (Informationszugang, integrierte Unterstützung, Entscheidungssicherheit); (2) Ease-of-Use mit großen individuellen Unterschieden; (3) Notwendigkeit von Ressourcenmobilisierung (soziale Unterstützung, technische Hilfe); (4) Dynamische, nicht-lineare Nutzungsmuster (Versuche, Unterbrechnungen, Wiederaufnahme oder Abbruch) statt einfache Adoption.</w:t>
       </w:r>
     </w:p>
     <w:p>
@@ -409,7 +409,7 @@
         <w:rPr>
           <w:sz w:val="19"/>
         </w:rPr>
-        <w:t>USA-Daten; Fragestellung zu Gesundheitsmitarbeiter-Psyche systemunabhängig relevant.</w:t>
+        <w:t>China-Studie; Fragen zur technologischen Inklusion und Digital-Divide bei älteren Menschen relevant</w:t>
       </w:r>
     </w:p>
     <w:p>
@@ -418,7 +418,7 @@
           <w:color w:val="5A7D3A"/>
           <w:sz w:val="18"/>
         </w:rPr>
-        <w:t>https://pubmed.ncbi.nlm.nih.gov/42879747/</w:t>
+        <w:t>https://pubmed.ncbi.nlm.nih.gov/42875768/</w:t>
       </w:r>
     </w:p>
     <w:p>
@@ -426,7 +426,7 @@
         <w:pStyle w:val="Heading2"/>
       </w:pPr>
       <w:r>
-        <w:t>Umsetzung von CVD-Risiko-Vorhersage-Tools in Subsahara-Afrika: Scoping Review</w:t>
+        <w:t>Hausarztbeteiligung in der onkologischen Nachsorge: Studienprotokoll zur mixed-methods-Analyse</w:t>
       </w:r>
     </w:p>
     <w:p>
@@ -436,12 +436,12 @@
           <w:color w:val="666666"/>
           <w:sz w:val="18"/>
         </w:rPr>
-        <w:t>Gouws M et al.  ·  BMC Health Serv Res  ·  19.08.2026  ·  PMID 42875763</w:t>
+        <w:t>van Baal K et al.  ·  BMC Prim Care  ·  13.10.2026  ·  PMID 42875748</w:t>
       </w:r>
     </w:p>
     <w:p>
       <w:r>
-        <w:t>Systematische Scoping Review zur Implementierung von Kardiovaskulär-Risiko-Vorhersage-Scores in Subsahara-Afrika anhand von 41 Studien aus zehn Ländern; Struktur nach Implementation-Research-Logic-Model.</w:t>
+        <w:t>Studienprotokoll zur Untersuchung der Hausarzt-Beteiligung in der onkologischen Nachsorge in Deutschland mittels Routinedaten, Surveys und qualitativen Interviews.</w:t>
       </w:r>
     </w:p>
     <w:p>
@@ -452,7 +452,7 @@
         <w:t xml:space="preserve">Ergebnis: </w:t>
       </w:r>
       <w:r>
-        <w:t>Vier Use-Cases identifiziert: ökonomische/Policy-Überlegungen, Screening hohes CVD-Risiko/Überweisung, Risikokommunikation, Behandlung Hochrisiko-Patienten. Häufigste Barrieren: Gesundheitssystem- und Organisations-Herausforderungen. Implementierungs-Strategien fokussieren Task-Shifting, Training, kurzfristige Materialien/Technologie-Unterstützung für Community-Health-Worker. Wenig Evidenz zu Nachhaltigkeits-Strategien in Einrichtungen; Mismatch zwischen Determinanten-Breite und Strategien-Enge.</w:t>
+        <w:t>Geplante Analyse von AOK-Routinedaten und Niedersächsischem Krebsregister, Befragung von 300+ Hausärzten und Onkologen, 30 Patienteninterviews sowie Expert-Workshop zur Konsensfindung für strukturierte Empfehlungen.</w:t>
       </w:r>
     </w:p>
     <w:p>
@@ -467,7 +467,7 @@
         <w:rPr>
           <w:sz w:val="19"/>
         </w:rPr>
-        <w:t>Sub-Sahara; systemabhängig von Ressourcenlage, begrenzte Übertragbarkeit auf Deutschland.</w:t>
+        <w:t>Deutsche Studie mit deutschem Versorgungssystem; direkt auf deutsche Versorgung übertragbar</w:t>
       </w:r>
     </w:p>
     <w:p>
@@ -476,7 +476,7 @@
           <w:color w:val="5A7D3A"/>
           <w:sz w:val="18"/>
         </w:rPr>
-        <w:t>https://pubmed.ncbi.nlm.nih.gov/42875763/</w:t>
+        <w:t>https://pubmed.ncbi.nlm.nih.gov/42875748/</w:t>
       </w:r>
     </w:p>
     <w:sectPr>

--- a/download/studien-aktuell.docx
+++ b/download/studien-aktuell.docx
@@ -62,7 +62,7 @@
           <w:color w:val="666666"/>
           <w:sz w:val="18"/>
         </w:rPr>
-        <w:t>Stand: 19.10.2026  |  7 Studien  |  wissen.m-vf.de</w:t>
+        <w:t>Stand: 20.10.2026  |  6 Studien  |  wissen.m-vf.de</w:t>
       </w:r>
     </w:p>
     <w:p>
@@ -70,7 +70,7 @@
         <w:pStyle w:val="Heading1"/>
       </w:pPr>
       <w:r>
-        <w:t>Aufgenommen am 19.10.2026</w:t>
+        <w:t>Aufgenommen am 20.10.2026</w:t>
       </w:r>
     </w:p>
     <w:p>
@@ -78,7 +78,7 @@
         <w:pStyle w:val="Heading2"/>
       </w:pPr>
       <w:r>
-        <w:t>Inanspruchnahme von Gesundheitsleistungen bei Demenz: Medicare Advantage vs. Traditional Medicare</w:t>
+        <w:t>Aussagekraft von Diabetes-Indikatoren: Verschreibungs- vs. Screeningdaten in Japan</w:t>
       </w:r>
     </w:p>
     <w:p>
@@ -88,12 +88,12 @@
           <w:color w:val="666666"/>
           <w:sz w:val="18"/>
         </w:rPr>
-        <w:t>Joseph JM et al.  ·  Health Serv Res  ·  Okt. 2026  ·  PMID 42885186</w:t>
+        <w:t>Saito H et al.  ·  Diabet Med  ·  19.10.2026  ·  PMID 42895806</w:t>
       </w:r>
     </w:p>
     <w:p>
       <w:r>
-        <w:t>Vergleichende Analyse der Gesundheitsleistungsnutzung zwischen Medicare-Advantage- und Traditional-Medicare-Versicherten, stratifiziert nach Demenzstatus (ADRD).</w:t>
+        <w:t>Querschnittsökologische Analyse japanischer Verwaltungsdaten zur Untersuchung, was zwei komplementäre Indikatorfamilien – Antidiabetika-Verordnungsmengen und HbA1c-Kontrollenindikatoren – über Diabeteslast tatsächlich abbilden.</w:t>
       </w:r>
     </w:p>
     <w:p>
@@ -104,7 +104,7 @@
         <w:t xml:space="preserve">Ergebnis: </w:t>
       </w:r>
       <w:r>
-        <w:t>Bei Versicherten mit ADRD waren sieben von acht adjustierten Unterschiede nicht signifikant. Spezialistenbesuche waren bei MA mit ADRD häufiger (5,2 Prozentpunkte, 95%-KI -0,1 bis 10,2). Ohne ADRD war MA mit niedrigeren stationären ambulanten Besuchen (-2,6; -3,7 bis -1,6) und weniger Bedarf für häusliche Krankenpflege (-0,9; -1,5 bis -0,3) assoziiert.</w:t>
+        <w:t>Verordnungsmengen (Indikator A) korrelierte hauptsächlich mit Alter und Einkommen (finales Modell R² = 0,394); HbA1c-Hochwertraten (Indikator B) zeigten selektive ökologische Assoziation mit chronischer Dialysetherapie (β = 195,1 pro Prozentpunkt, p = 0,006, R² = 0,271). Beide Indikatorfamilien spiegeln nicht die tatsächliche Krankheitslast, sondern demografische Strukturen bzw. nachgelagerte Versorgungsnutzung wider.</w:t>
       </w:r>
     </w:p>
     <w:p>
@@ -119,7 +119,7 @@
         <w:rPr>
           <w:sz w:val="19"/>
         </w:rPr>
-        <w:t>US-Daten; Fragestellung zu Leistungsunterschieden aber systemunabhängig relevant</w:t>
+        <w:t>Japan, vergleichbar mit verweildauerintensiven Gesundheitssystemen; versorgungsrelevante Analyse von Verwaltungsindikatoren</w:t>
       </w:r>
     </w:p>
     <w:p>
@@ -128,7 +128,7 @@
           <w:color w:val="5A7D3A"/>
           <w:sz w:val="18"/>
         </w:rPr>
-        <w:t>https://pubmed.ncbi.nlm.nih.gov/42885186/</w:t>
+        <w:t>https://pubmed.ncbi.nlm.nih.gov/42895806/</w:t>
       </w:r>
     </w:p>
     <w:p>
@@ -136,7 +136,7 @@
         <w:pStyle w:val="Heading2"/>
       </w:pPr>
       <w:r>
-        <w:t>Patientenperspektiven zu Notaufnahme vs. Hausarzt: qualitative Analyse des GPFirst-Programms</w:t>
+        <w:t>Gynäkologische Facharztausbildung: Urbanisierung und Folgen für ländliche Regionen</w:t>
       </w:r>
     </w:p>
     <w:p>
@@ -146,12 +146,12 @@
           <w:color w:val="666666"/>
           <w:sz w:val="18"/>
         </w:rPr>
-        <w:t>Lee CYR et al.  ·  Singapore Med J  ·  15.10.2026  ·  PMID 42879300</w:t>
+        <w:t>Spencer R et al.  ·  J Rural Health  ·  Sept. 2026  ·  PMID 42895080</w:t>
       </w:r>
     </w:p>
     <w:p>
       <w:r>
-        <w:t>Qualitative Studie mit 16 Tiefeninterviews zu Determinanten der Arztwahl bei nicht-dringlichen Erkrankungen und zur Akzeptanz eines Steuerungsprogramms (GPFirst).</w:t>
+        <w:t>Analyse der geografischen Verteilung von Gynäkologie-Weiterbildungsprogrammen in den USA und Vergleich von Merkmalen ländlicher Landkreise mit und ohne Weiterbildungsstandorte.</w:t>
       </w:r>
     </w:p>
     <w:p>
@@ -162,7 +162,7 @@
         <w:t xml:space="preserve">Ergebnis: </w:t>
       </w:r>
       <w:r>
-        <w:t>Vier Hauptthemen identifiziert: (1) Bestimmungsfaktoren der Arztwahl (wahrgenommene Schwere, Vertrauen in Krankenhausressourcen, Öffnungszeiten); (2) ED-Präferenz vs. GP-Vorzüge (Wartezeiten, Zugänglichkeit, personalisierte Versorgung); (3) GPFirst-Teilnahmebereitschaft trotz Barrieren (schlechte Selbsteinschätzung, mangelndes Wissen); (4) Verbesserungsvorschläge (Bewusstseinsförderung, Prozessklarheit, Anreizverstärkung).</w:t>
+        <w:t>Nur 6,5 % der 294 Weiterbildungsprogramme boten ländliche Trainingsplätze an (2,4 % aller Standorte); ländliche Landkreise ohne Weiterbildungsstätte zeigten höhere Anteile unversicherter Personen unter 65 Jahren (11,5 % vs. 8,0 %, p &lt; 0,001), niedrigere Hausarztdichte (40,6 vs. 55,1 pro 100.000, p = 0,005) und höhere Health Professional Shortage Area-Quoten (69,0 % vs. 35,3 %, p &lt; 0,001).</w:t>
       </w:r>
     </w:p>
     <w:p>
@@ -177,7 +177,7 @@
         <w:rPr>
           <w:sz w:val="19"/>
         </w:rPr>
-        <w:t>Singapur-Studie; Steuerungsmechanismen bei hausarztlicher Gatekeeper-Funktion übertragbar</w:t>
+        <w:t>USA-Daten; Fragestellung zur Verfügbarkeit spezialisierter Ausbildung in unterversorgten Regionen systemunabhängig bedeutsam</w:t>
       </w:r>
     </w:p>
     <w:p>
@@ -186,7 +186,7 @@
           <w:color w:val="5A7D3A"/>
           <w:sz w:val="18"/>
         </w:rPr>
-        <w:t>https://pubmed.ncbi.nlm.nih.gov/42879300/</w:t>
+        <w:t>https://pubmed.ncbi.nlm.nih.gov/42895080/</w:t>
       </w:r>
     </w:p>
     <w:p>
@@ -194,7 +194,7 @@
         <w:pStyle w:val="Heading2"/>
       </w:pPr>
       <w:r>
-        <w:t>Kardiovaskuläre Gesundheit und Nierenversagen: Life's Essential 8 als Risikofaktor</w:t>
+        <w:t>Kerndomänen und Messinstrumente für axiale Spondylarthritis in der Klinik</w:t>
       </w:r>
     </w:p>
     <w:p>
@@ -204,12 +204,12 @@
           <w:color w:val="666666"/>
           <w:sz w:val="18"/>
         </w:rPr>
-        <w:t>Ma C et al.  ·  Clin J Am Soc Nephrol  ·  15.10.2026  ·  PMID 42879211</w:t>
+        <w:t>Smits ML et al.  ·  EULAR Rheumatol Open  ·  07.10.2026  ·  PMID 42894661</w:t>
       </w:r>
     </w:p>
     <w:p>
       <w:r>
-        <w:t>Prospektive Kohortenstudie zur Assoziation zwischen Life's Essential 8 (CVH-Metrik) und Inzidenz von Nierenersatztherapie-Bedürftigkeit (ESKD) in 276.494 Biobank-Teilnehmern.</w:t>
+        <w:t>Delphi-Befragung mit Fachleuten, Nicht-Fachleuten und Patienten zur Identifizierung der wichtigsten Bewertungsdomänen und Instrumente für die klinische Praxis bei axialer Spondylarthritis.</w:t>
       </w:r>
     </w:p>
     <w:p>
@@ -220,7 +220,7 @@
         <w:t xml:space="preserve">Ergebnis: </w:t>
       </w:r>
       <w:r>
-        <w:t>Jeder 10-Punkte-Rückgang im LE8-Score erhöhte ESKD-Risiko (HR 1,47; 95%-KI 1,34–1,60). Niedriger LE8 war mit über fünffach erhöhtem Risiko assoziiert (HR 5,57; 95%-KI 3,42–9,07) vs. hohem LE8. Blutdruck und Blutglukose hatten größte populationsattribuierbare Fraktionen.</w:t>
+        <w:t>Nach vier Delphi-Runden wurden 5 Domänen für Routinevisiten (Krankheitsaktivität, Schmerz, periphere Manifestationen, extra-muskuloskelettale Manifestationen, Therapieaspekte) und 4 ergänzende Domänen für erweiterte Visiten identifiziert; für jede Domäne mindestens ein empfohlenes Instrument ausgewählt. Beteiligung: 156 ASAS-Mitglieder (78 % der 201 Eingeladenen), 173 nicht-ASAS-Rheumatologen und 167 Patienten in Runde 1.</w:t>
       </w:r>
     </w:p>
     <w:p>
@@ -235,7 +235,7 @@
         <w:rPr>
           <w:sz w:val="19"/>
         </w:rPr>
-        <w:t>UK-Daten; Primärversorgung und präventive Ansätze übertragbar</w:t>
+        <w:t>Europäisches Expertenkonsens-Verfahren; relevant für deutschsprachige Praxis</w:t>
       </w:r>
     </w:p>
     <w:p>
@@ -244,7 +244,7 @@
           <w:color w:val="5A7D3A"/>
           <w:sz w:val="18"/>
         </w:rPr>
-        <w:t>https://pubmed.ncbi.nlm.nih.gov/42879211/</w:t>
+        <w:t>https://pubmed.ncbi.nlm.nih.gov/42894661/</w:t>
       </w:r>
     </w:p>
     <w:p>
@@ -252,7 +252,7 @@
         <w:pStyle w:val="Heading2"/>
       </w:pPr>
       <w:r>
-        <w:t>Validität von EQ-5D-5L und EQ-HWB-9 zur Messung von Carer-Outcomes in gesundheitsökonomischen Evaluationen</w:t>
+        <w:t>Unterstützung von Vätern nach perinataler Traumatisierung – partizipativ entwickelte Handlungsprinzipien</w:t>
       </w:r>
     </w:p>
     <w:p>
@@ -262,12 +262,12 @@
           <w:color w:val="666666"/>
           <w:sz w:val="18"/>
         </w:rPr>
-        <w:t>Faller J et al.  ·  Qual Life Res  ·  15.10.2026  ·  PMID 42879005</w:t>
+        <w:t>Kothari A et al.  ·  Med J Aust  ·  Okt. 2026  ·  PMID 42894362</w:t>
       </w:r>
     </w:p>
     <w:p>
       <w:r>
-        <w:t>Psychometrische Bewertung zweier Nutzen-Messinstrumente (EQ-5D-5L, EQ-HWB-9) bei 6.743 pflegenden Angehörigen aus fünf englischsprachigen Ländern.</w:t>
+        <w:t>Partizipative Aktionsforschung zur Entwicklung von Best-Practice-Prinzipien für die Versorgung von Vätern und nicht-gebärenden Elternteilen, die perinatales Trauma erfahren haben.</w:t>
       </w:r>
     </w:p>
     <w:p>
@@ -278,7 +278,7 @@
         <w:t xml:space="preserve">Ergebnis: </w:t>
       </w:r>
       <w:r>
-        <w:t>EQ-5D-5L zeigte Deckeneffekt (19%), EQ-HWB-9 nicht (5%). Beide Instrumente korrelieren moderat mit WHO-5, PROMIS-10 und anderen Validierungsinstrumenten und zeigten Known-Group-Validität. EQ-HWB-9 erfasst breiteres Spektrum der Carer-Belastung.</w:t>
+        <w:t>Aus 24 initialen Themen wurden 4 Kernprinzipien konsensual erarbeitet: (1) mitfühlende und inklusive Engagement, (2) Politik- und Gesetzesreform, (3) Bildungs- und Lernchancen, (4) psychische Gesundheit-Screening und -Unterstützung. Beteiligung: 11 Konsumenten mit Erfahrung, 30 Fachpersonen, Validierung mit 74 Teilnehmern aus diversen Hintergründen.</w:t>
       </w:r>
     </w:p>
     <w:p>
@@ -293,7 +293,7 @@
         <w:rPr>
           <w:sz w:val="19"/>
         </w:rPr>
-        <w:t>Multi-nationale Studie mit deutschsprachigen Ländern; ökonomische Evaluationen übertragbar</w:t>
+        <w:t>Australien; qualitative Partizipationsforschung zu Versorgungslücken systemunabhängig relevant</w:t>
       </w:r>
     </w:p>
     <w:p>
@@ -302,7 +302,7 @@
           <w:color w:val="5A7D3A"/>
           <w:sz w:val="18"/>
         </w:rPr>
-        <w:t>https://pubmed.ncbi.nlm.nih.gov/42879005/</w:t>
+        <w:t>https://pubmed.ncbi.nlm.nih.gov/42894362/</w:t>
       </w:r>
     </w:p>
     <w:p>
@@ -310,7 +310,7 @@
         <w:pStyle w:val="Heading2"/>
       </w:pPr>
       <w:r>
-        <w:t>Psychische Gesundheit von Ärzten und Pflegepersonen in der Ukraine während des Krieges</w:t>
+        <w:t>Telemedizin in Intensivmedizin: Auswirkungen auf Interhospitaltransfers</w:t>
       </w:r>
     </w:p>
     <w:p>
@@ -320,12 +320,12 @@
           <w:color w:val="666666"/>
           <w:sz w:val="18"/>
         </w:rPr>
-        <w:t>Arrona Gómez VA et al.  ·  Br J Psychiatry  ·  15.10.2026  ·  PMID 42876069</w:t>
+        <w:t>Rai K et al.  ·  Crit Care Med  ·  15.10.2026  ·  PMID 42878611</w:t>
       </w:r>
     </w:p>
     <w:p>
       <w:r>
-        <w:t>Landesweite Cross-sectional-Befragung von 23.805 Ärzten und Pflegepersonen zur Prävalenz von Depression, Angststörungen und suizidalen Gedanken sowie Assoziation mit Arbeitsplatzrisiken (Gewalt, Mobbing).</w:t>
+        <w:t>Retrospektive Kohortenstudie mit Medicare-Daten (2021–2023) zur Untersuchung, ob Tele-ICU-Fähigkeit an Index-Kliniken mit Interhospitaltransfers und potenziell niedrigwertigen Transfers assoziiert ist.</w:t>
       </w:r>
     </w:p>
     <w:p>
@@ -336,7 +336,7 @@
         <w:t xml:space="preserve">Ergebnis: </w:t>
       </w:r>
       <w:r>
-        <w:t>1 von 3 Ärzten und 1 von 4 Pflegepersonen berichteten Depressionssymptome; 1 von 4 Ärzte und 1 von 6 Pfleger Angstsymptome; ~1 von 10 suizidale Gedanken. Mobbing am stärksten mit Depression/Angst assoziiert (alle P&lt;0,001), physische Gewalt mit suizidalen Gedanken. Sinnvolle Arbeit schützend.</w:t>
+        <w:t>Unter 2.140.919 ICU-Aufenthalten war die absolute Transferrate ähnlich (2,5 % vs. 3,0 %), jedoch war Tele-ICU-Fähigkeit mit erhöhten Transferquoten assoziiert (bereinigtes OR 1,08; 95%-KI 1,01–1,14). Transferpatienten von Tele-ICU-Krankenhäusern zeigten seltener Versterben oder Hospiz innerhalb 1 Tag nach Transfer (4,6 % vs. 6,6 %; aOR 0,86; 95%-KI 0,76–0,97) und häufiger Entlassung nach Hause (4,7 % vs. 3,7 %; aOR 1,17; 95%-KI 1,03–1,33).</w:t>
       </w:r>
     </w:p>
     <w:p>
@@ -351,7 +351,7 @@
         <w:rPr>
           <w:sz w:val="19"/>
         </w:rPr>
-        <w:t>Ukraine-Daten, Fragenstellung aber zu Workforce-Wohlbefinden systemunabhängig relevant</w:t>
+        <w:t>USA Medicare; Fragestellung zu Technologieeinsatz und Transfer-Steuerung nur bedingt übertragbar</w:t>
       </w:r>
     </w:p>
     <w:p>
@@ -360,7 +360,7 @@
           <w:color w:val="5A7D3A"/>
           <w:sz w:val="18"/>
         </w:rPr>
-        <w:t>https://pubmed.ncbi.nlm.nih.gov/42876069/</w:t>
+        <w:t>https://pubmed.ncbi.nlm.nih.gov/42878611/</w:t>
       </w:r>
     </w:p>
     <w:p>
@@ -368,7 +368,7 @@
         <w:pStyle w:val="Heading2"/>
       </w:pPr>
       <w:r>
-        <w:t>Generative-AI-Nutzung bei älteren Menschen mit Multimorbidität: qualitative Analyse von Barrieren und Chancen</w:t>
+        <w:t>Umwelt-Sanitation und Gesundheitsversorgungskapazität: Umsetzungslücken in chinesischen Städten</w:t>
       </w:r>
     </w:p>
     <w:p>
@@ -378,12 +378,12 @@
           <w:color w:val="666666"/>
           <w:sz w:val="18"/>
         </w:rPr>
-        <w:t>Lin Q et al.  ·  BMC Health Serv Res  ·  23.07.2026  ·  PMID 42875768</w:t>
+        <w:t>Peng Z et al.  ·  BMC Health Serv Res  ·  25.08.2026  ·  PMID 42875776</w:t>
       </w:r>
     </w:p>
     <w:p>
       <w:r>
-        <w:t>Qualitative Studie mit 16 semistrukturierten Interviews zu Erfahrungen älterer Menschen mit Multimorbidität bei der Nutzung von Generative-AI-Tools für Gesundheitsentscheidungen in China.</w:t>
+        <w:t>Panel-Analyse chinesischer Präfektur- und übergeordneter Städte (2002–2024) zur Untersuchung, ob Verbesserungen in Öko-Sanitation in erhöhte Gesundheitsversorgungskapazität konvertiert werden.</w:t>
       </w:r>
     </w:p>
     <w:p>
@@ -394,7 +394,7 @@
         <w:t xml:space="preserve">Ergebnis: </w:t>
       </w:r>
       <w:r>
-        <w:t>Vier Themen: (1) Wahrgenommener Nutzen (Informationszugang, integrierte Unterstützung, Entscheidungssicherheit); (2) Ease-of-Use mit großen individuellen Unterschieden; (3) Notwendigkeit von Ressourcenmobilisierung (soziale Unterstützung, technische Hilfe); (4) Dynamische, nicht-lineare Nutzungsmuster (Versuche, Unterbrechnungen, Wiederaufnahme oder Abbruch) statt einfache Adoption.</w:t>
+        <w:t>Das Basis-Zwei-Wege-Modell zeigte keine stabile positive Assoziation zwischen Öko-Sanitation-Verbesserung und Versorgungskapazität. Dimensionsspezifische Analysen offenbarten unterschiedliche Rollen: Positive Assoziation mit Umweltbelastungsindex konsistent mit nachfrageinduzierten oder kompensatorischen Ressourcenallokationen. Weder 2–3 Jahre verzögerte Umwelteffekte noch 1–2 Jahre verzögerte Investitionseffekte zeigten stabile Transmissionsketten. Interpretable Machine Learning identifizierte nichtlineare Grenzen und Einfluss von Entwicklungsstadium, Bevölkerungsgröße und Fiskalkompetenz.</w:t>
       </w:r>
     </w:p>
     <w:p>
@@ -409,7 +409,7 @@
         <w:rPr>
           <w:sz w:val="19"/>
         </w:rPr>
-        <w:t>China-Studie; Fragen zur technologischen Inklusion und Digital-Divide bei älteren Menschen relevant</w:t>
+        <w:t>China; Health Services Research zu Investitions-Wirkketten in Gesundheitssystemen mit begrenzt übertragbaren Kontexten</w:t>
       </w:r>
     </w:p>
     <w:p>
@@ -418,65 +418,7 @@
           <w:color w:val="5A7D3A"/>
           <w:sz w:val="18"/>
         </w:rPr>
-        <w:t>https://pubmed.ncbi.nlm.nih.gov/42875768/</w:t>
-      </w:r>
-    </w:p>
-    <w:p>
-      <w:pPr>
-        <w:pStyle w:val="Heading2"/>
-      </w:pPr>
-      <w:r>
-        <w:t>Hausarztbeteiligung in der onkologischen Nachsorge: Studienprotokoll zur mixed-methods-Analyse</w:t>
-      </w:r>
-    </w:p>
-    <w:p>
-      <w:r>
-        <w:rPr>
-          <w:i/>
-          <w:color w:val="666666"/>
-          <w:sz w:val="18"/>
-        </w:rPr>
-        <w:t>van Baal K et al.  ·  BMC Prim Care  ·  13.10.2026  ·  PMID 42875748</w:t>
-      </w:r>
-    </w:p>
-    <w:p>
-      <w:r>
-        <w:t>Studienprotokoll zur Untersuchung der Hausarzt-Beteiligung in der onkologischen Nachsorge in Deutschland mittels Routinedaten, Surveys und qualitativen Interviews.</w:t>
-      </w:r>
-    </w:p>
-    <w:p>
-      <w:r>
-        <w:rPr>
-          <w:b/>
-        </w:rPr>
-        <w:t xml:space="preserve">Ergebnis: </w:t>
-      </w:r>
-      <w:r>
-        <w:t>Geplante Analyse von AOK-Routinedaten und Niedersächsischem Krebsregister, Befragung von 300+ Hausärzten und Onkologen, 30 Patienteninterviews sowie Expert-Workshop zur Konsensfindung für strukturierte Empfehlungen.</w:t>
-      </w:r>
-    </w:p>
-    <w:p>
-      <w:r>
-        <w:rPr>
-          <w:b/>
-          <w:sz w:val="19"/>
-        </w:rPr>
-        <w:t xml:space="preserve">Übertragbarkeit: </w:t>
-      </w:r>
-      <w:r>
-        <w:rPr>
-          <w:sz w:val="19"/>
-        </w:rPr>
-        <w:t>Deutsche Studie mit deutschem Versorgungssystem; direkt auf deutsche Versorgung übertragbar</w:t>
-      </w:r>
-    </w:p>
-    <w:p>
-      <w:r>
-        <w:rPr>
-          <w:color w:val="5A7D3A"/>
-          <w:sz w:val="18"/>
-        </w:rPr>
-        <w:t>https://pubmed.ncbi.nlm.nih.gov/42875748/</w:t>
+        <w:t>https://pubmed.ncbi.nlm.nih.gov/42875776/</w:t>
       </w:r>
     </w:p>
     <w:sectPr>

--- a/download/studien-aktuell.docx
+++ b/download/studien-aktuell.docx
@@ -62,7 +62,7 @@
           <w:color w:val="666666"/>
           <w:sz w:val="18"/>
         </w:rPr>
-        <w:t>Stand: 20.10.2026  |  6 Studien  |  wissen.m-vf.de</w:t>
+        <w:t>Stand: 21.10.2026  |  6 Studien  |  wissen.m-vf.de</w:t>
       </w:r>
     </w:p>
     <w:p>
@@ -70,7 +70,7 @@
         <w:pStyle w:val="Heading1"/>
       </w:pPr>
       <w:r>
-        <w:t>Aufgenommen am 20.10.2026</w:t>
+        <w:t>Aufgenommen am 21.10.2026</w:t>
       </w:r>
     </w:p>
     <w:p>
@@ -78,7 +78,7 @@
         <w:pStyle w:val="Heading2"/>
       </w:pPr>
       <w:r>
-        <w:t>Aussagekraft von Diabetes-Indikatoren: Verschreibungs- vs. Screeningdaten in Japan</w:t>
+        <w:t>Pestizidexposition und Gesundheitsfolgen: Kohortenstudie mit niederländischen Primärversorgungsdaten</w:t>
       </w:r>
     </w:p>
     <w:p>
@@ -88,12 +88,12 @@
           <w:color w:val="666666"/>
           <w:sz w:val="18"/>
         </w:rPr>
-        <w:t>Saito H et al.  ·  Diabet Med  ·  19.10.2026  ·  PMID 42895806</w:t>
+        <w:t>Steenhof T et al.  ·  BMJ Open  ·  20.10.2026  ·  PMID 42901572</w:t>
       </w:r>
     </w:p>
     <w:p>
       <w:r>
-        <w:t>Querschnittsökologische Analyse japanischer Verwaltungsdaten zur Untersuchung, was zwei komplementäre Indikatorfamilien – Antidiabetika-Verordnungsmengen und HbA1c-Kontrollenindikatoren – über Diabeteslast tatsächlich abbilden.</w:t>
+        <w:t>Niederländische Kohortenstudie untersucht Zusammenhang zwischen Wohnungsexposition gegenüber Pflanzenschutzmitteln und akuten sowie chronischen Gesundheitsergebnissen.</w:t>
       </w:r>
     </w:p>
     <w:p>
@@ -104,7 +104,7 @@
         <w:t xml:space="preserve">Ergebnis: </w:t>
       </w:r>
       <w:r>
-        <w:t>Verordnungsmengen (Indikator A) korrelierte hauptsächlich mit Alter und Einkommen (finales Modell R² = 0,394); HbA1c-Hochwertraten (Indikator B) zeigten selektive ökologische Assoziation mit chronischer Dialysetherapie (β = 195,1 pro Prozentpunkt, p = 0,006, R² = 0,271). Beide Indikatorfamilien spiegeln nicht die tatsächliche Krankheitslast, sondern demografische Strukturen bzw. nachgelagerte Versorgungsnutzung wider.</w:t>
+        <w:t>Studienprotokoll beschreibt geplante Nutzung von 3,7 Millionen Primärversorgungsdatensätzen aus NIVEL-Datenbank; keine Ergebnisse, aber systematische Methodik für Versorgungsforschung etabliert.</w:t>
       </w:r>
     </w:p>
     <w:p>
@@ -119,7 +119,7 @@
         <w:rPr>
           <w:sz w:val="19"/>
         </w:rPr>
-        <w:t>Japan, vergleichbar mit verweildauerintensiven Gesundheitssystemen; versorgungsrelevante Analyse von Verwaltungsindikatoren</w:t>
+        <w:t>Niederlande, Primärversorgungsdaten, hohes Übertragungspotenzial auf deutsches System</w:t>
       </w:r>
     </w:p>
     <w:p>
@@ -128,7 +128,7 @@
           <w:color w:val="5A7D3A"/>
           <w:sz w:val="18"/>
         </w:rPr>
-        <w:t>https://pubmed.ncbi.nlm.nih.gov/42895806/</w:t>
+        <w:t>https://pubmed.ncbi.nlm.nih.gov/42901572/</w:t>
       </w:r>
     </w:p>
     <w:p>
@@ -136,7 +136,7 @@
         <w:pStyle w:val="Heading2"/>
       </w:pPr>
       <w:r>
-        <w:t>Gynäkologische Facharztausbildung: Urbanisierung und Folgen für ländliche Regionen</w:t>
+        <w:t>Patientenbeteiligung an klinischer Dokumentation durch Kommentarfunktion in EHR</w:t>
       </w:r>
     </w:p>
     <w:p>
@@ -146,12 +146,12 @@
           <w:color w:val="666666"/>
           <w:sz w:val="18"/>
         </w:rPr>
-        <w:t>Spencer R et al.  ·  J Rural Health  ·  Sept. 2026  ·  PMID 42895080</w:t>
+        <w:t>Hagström J et al.  ·  J Med Internet Res  ·  20.10.2026  ·  PMID 42901489</w:t>
       </w:r>
     </w:p>
     <w:p>
       <w:r>
-        <w:t>Analyse der geografischen Verteilung von Gynäkologie-Weiterbildungsprogrammen in den USA und Vergleich von Merkmalen ländlicher Landkreise mit und ohne Weiterbildungsstandorte.</w:t>
+        <w:t>Schwedische Studie analysierte 1.655 Patientenkommentare in elektronischen Gesundheitsakten auf Nutzung, Inhalt und Sentiment.</w:t>
       </w:r>
     </w:p>
     <w:p>
@@ -162,7 +162,7 @@
         <w:t xml:space="preserve">Ergebnis: </w:t>
       </w:r>
       <w:r>
-        <w:t>Nur 6,5 % der 294 Weiterbildungsprogramme boten ländliche Trainingsplätze an (2,4 % aller Standorte); ländliche Landkreise ohne Weiterbildungsstätte zeigten höhere Anteile unversicherter Personen unter 65 Jahren (11,5 % vs. 8,0 %, p &lt; 0,001), niedrigere Hausarztdichte (40,6 vs. 55,1 pro 100.000, p = 0,005) und höhere Health Professional Shortage Area-Quoten (69,0 % vs. 35,3 %, p &lt; 0,001).</w:t>
+        <w:t>57,3% der Kommentare bezogen sich nicht auf Noten selbst; 55,6% waren neutral, 42,4% negativ. Patienten mit psychischen Erkrankungen hinterließen mehr Kommentare (Median 7 vs. 2) mit höherem Negativanteil (63,2% vs. 33,5%, p&lt;0,001).</w:t>
       </w:r>
     </w:p>
     <w:p>
@@ -177,7 +177,7 @@
         <w:rPr>
           <w:sz w:val="19"/>
         </w:rPr>
-        <w:t>USA-Daten; Fragestellung zur Verfügbarkeit spezialisierter Ausbildung in unterversorgten Regionen systemunabhängig bedeutsam</w:t>
+        <w:t>Schweden, Sozialversicherungssystem; Fragestellung zu Patientenengagement systemunabhängig</w:t>
       </w:r>
     </w:p>
     <w:p>
@@ -186,7 +186,7 @@
           <w:color w:val="5A7D3A"/>
           <w:sz w:val="18"/>
         </w:rPr>
-        <w:t>https://pubmed.ncbi.nlm.nih.gov/42895080/</w:t>
+        <w:t>https://pubmed.ncbi.nlm.nih.gov/42901489/</w:t>
       </w:r>
     </w:p>
     <w:p>
@@ -194,7 +194,7 @@
         <w:pStyle w:val="Heading2"/>
       </w:pPr>
       <w:r>
-        <w:t>Kerndomänen und Messinstrumente für axiale Spondylarthritis in der Klinik</w:t>
+        <w:t>Kosten und Outcomes von Status epilepticus in Deutschland</w:t>
       </w:r>
     </w:p>
     <w:p>
@@ -204,12 +204,12 @@
           <w:color w:val="666666"/>
           <w:sz w:val="18"/>
         </w:rPr>
-        <w:t>Smits ML et al.  ·  EULAR Rheumatol Open  ·  07.10.2026  ·  PMID 42894661</w:t>
+        <w:t>Jünemann C et al.  ·  Eur J Neurol  ·  Okt. 2026  ·  PMID 42899468</w:t>
       </w:r>
     </w:p>
     <w:p>
       <w:r>
-        <w:t>Delphi-Befragung mit Fachleuten, Nicht-Fachleuten und Patienten zur Identifizierung der wichtigsten Bewertungsdomänen und Instrumente für die klinische Praxis bei axialer Spondylarthritis.</w:t>
+        <w:t>Deutsche prospektive Populationsstudie analysierte 181 Patienten mit neu definiertem Status epilepticus bezüglich Verweildauer, Kosten und Einflussfaktoren.</w:t>
       </w:r>
     </w:p>
     <w:p>
@@ -220,7 +220,7 @@
         <w:t xml:space="preserve">Ergebnis: </w:t>
       </w:r>
       <w:r>
-        <w:t>Nach vier Delphi-Runden wurden 5 Domänen für Routinevisiten (Krankheitsaktivität, Schmerz, periphere Manifestationen, extra-muskuloskelettale Manifestationen, Therapieaspekte) und 4 ergänzende Domänen für erweiterte Visiten identifiziert; für jede Domäne mindestens ein empfohlenes Instrument ausgewählt. Beteiligung: 156 ASAS-Mitglieder (78 % der 201 Eingeladenen), 173 nicht-ASAS-Rheumatologen und 167 Patienten in Runde 1.</w:t>
+        <w:t>Mittlere stationäre Kosten €10.543 (Median €6.376), Verweildauer 11 Tage (Median 9). Super-refraktärer Status: signifikant höhere Kosten und längere Verweildauer (p&lt;0,001). Mechanische Beatmung stärkster unabhängiger Kostenprädiktor (Exp(B)=2,918, p&lt;0,001).</w:t>
       </w:r>
     </w:p>
     <w:p>
@@ -235,7 +235,7 @@
         <w:rPr>
           <w:sz w:val="19"/>
         </w:rPr>
-        <w:t>Europäisches Expertenkonsens-Verfahren; relevant für deutschsprachige Praxis</w:t>
+        <w:t>Deutsche Routinedaten, G-DRG-Kalkulation, direkt übertragbar auf hiesiges System</w:t>
       </w:r>
     </w:p>
     <w:p>
@@ -244,7 +244,7 @@
           <w:color w:val="5A7D3A"/>
           <w:sz w:val="18"/>
         </w:rPr>
-        <w:t>https://pubmed.ncbi.nlm.nih.gov/42894661/</w:t>
+        <w:t>https://pubmed.ncbi.nlm.nih.gov/42899468/</w:t>
       </w:r>
     </w:p>
     <w:p>
@@ -252,7 +252,7 @@
         <w:pStyle w:val="Heading2"/>
       </w:pPr>
       <w:r>
-        <w:t>Unterstützung von Vätern nach perinataler Traumatisierung – partizipativ entwickelte Handlungsprinzipien</w:t>
+        <w:t>Effekt von Langzeitpflegezugang auf Kurzeitpflege: Simulationsstudie</w:t>
       </w:r>
     </w:p>
     <w:p>
@@ -262,12 +262,12 @@
           <w:color w:val="666666"/>
           <w:sz w:val="18"/>
         </w:rPr>
-        <w:t>Kothari A et al.  ·  Med J Aust  ·  Okt. 2026  ·  PMID 42894362</w:t>
+        <w:t>Aydemir I et al.  ·  BMC Health Serv Res  ·  22.07.2026  ·  PMID 42897634</w:t>
       </w:r>
     </w:p>
     <w:p>
       <w:r>
-        <w:t>Partizipative Aktionsforschung zur Entwicklung von Best-Practice-Prinzipien für die Versorgung von Vätern und nicht-gebärenden Elternteilen, die perinatales Trauma erfahren haben.</w:t>
+        <w:t>Niederländische Diskrete-Ereignis-Simulationsstudie modelliert Effekte zentralisierter vs. dezentralisierter Aufnahmepolitik für Pflegebetten auf Wartezeiten und Inanspruchnahme.</w:t>
       </w:r>
     </w:p>
     <w:p>
@@ -278,7 +278,7 @@
         <w:t xml:space="preserve">Ergebnis: </w:t>
       </w:r>
       <w:r>
-        <w:t>Aus 24 initialen Themen wurden 4 Kernprinzipien konsensual erarbeitet: (1) mitfühlende und inklusive Engagement, (2) Politik- und Gesetzesreform, (3) Bildungs- und Lernchancen, (4) psychische Gesundheit-Screening und -Unterstützung. Beteiligung: 11 Konsumenten mit Erfahrung, 30 Fachpersonen, Validierung mit 74 Teilnehmern aus diversen Hintergründen.</w:t>
+        <w:t>Zentralisierte Aufnahmepolitik reduziert Wartezeiten von 336 auf 35 Tage und Kurzeitpflege-Aufnahmen von 45% auf 4,5%. Bei 90% regionaler Bettenauslastung maximal wirksam; Multiplier-Effekt bei erhöhtem Nicht-Langzeitpflege-Zustrom.</w:t>
       </w:r>
     </w:p>
     <w:p>
@@ -293,7 +293,7 @@
         <w:rPr>
           <w:sz w:val="19"/>
         </w:rPr>
-        <w:t>Australien; qualitative Partizipationsforschung zu Versorgungslücken systemunabhängig relevant</w:t>
+        <w:t>Niederlande, Pflegesystem strukturell vergleichbar; Fragestellung zu Ressourcenallokation relevant</w:t>
       </w:r>
     </w:p>
     <w:p>
@@ -302,7 +302,7 @@
           <w:color w:val="5A7D3A"/>
           <w:sz w:val="18"/>
         </w:rPr>
-        <w:t>https://pubmed.ncbi.nlm.nih.gov/42894362/</w:t>
+        <w:t>https://pubmed.ncbi.nlm.nih.gov/42897634/</w:t>
       </w:r>
     </w:p>
     <w:p>
@@ -310,7 +310,7 @@
         <w:pStyle w:val="Heading2"/>
       </w:pPr>
       <w:r>
-        <w:t>Telemedizin in Intensivmedizin: Auswirkungen auf Interhospitaltransfers</w:t>
+        <w:t>Index für Integration von Palliativversorgung in Primärversorgung</w:t>
       </w:r>
     </w:p>
     <w:p>
@@ -320,12 +320,12 @@
           <w:color w:val="666666"/>
           <w:sz w:val="18"/>
         </w:rPr>
-        <w:t>Rai K et al.  ·  Crit Care Med  ·  15.10.2026  ·  PMID 42878611</w:t>
+        <w:t>Muñoz Olivar C et al.  ·  BMC Health Serv Res  ·  23.07.2026  ·  PMID 42897626</w:t>
       </w:r>
     </w:p>
     <w:p>
       <w:r>
-        <w:t>Retrospektive Kohortenstudie mit Medicare-Daten (2021–2023) zur Untersuchung, ob Tele-ICU-Fähigkeit an Index-Kliniken mit Interhospitaltransfers und potenziell niedrigwertigen Transfers assoziiert ist.</w:t>
+        <w:t>Kolumbianische Studie entwickelt und validiert Synthetic Index of Palliative Care Integration (SIPCI) zur Messung territorialer Integrationsmuster in 33 Departments.</w:t>
       </w:r>
     </w:p>
     <w:p>
@@ -336,7 +336,7 @@
         <w:t xml:space="preserve">Ergebnis: </w:t>
       </w:r>
       <w:r>
-        <w:t>Unter 2.140.919 ICU-Aufenthalten war die absolute Transferrate ähnlich (2,5 % vs. 3,0 %), jedoch war Tele-ICU-Fähigkeit mit erhöhten Transferquoten assoziiert (bereinigtes OR 1,08; 95%-KI 1,01–1,14). Transferpatienten von Tele-ICU-Krankenhäusern zeigten seltener Versterben oder Hospiz innerhalb 1 Tag nach Transfer (4,6 % vs. 6,6 %; aOR 0,86; 95%-KI 0,76–0,97) und häufiger Entlassung nach Hause (4,7 % vs. 3,7 %; aOR 1,17; 95%-KI 1,03–1,33).</w:t>
+        <w:t>SIPCI-Werte 0,04–0,71 (Mittelwert 0,38). 52% der Departments niedriges/mittleres, 48% mittleres-hohes/hohes Integrationsniveau. Starker geografischer Gradient; KMO=0,742, geringe Informationsverluste (NMSE=0,13).</w:t>
       </w:r>
     </w:p>
     <w:p>
@@ -351,7 +351,7 @@
         <w:rPr>
           <w:sz w:val="19"/>
         </w:rPr>
-        <w:t>USA Medicare; Fragestellung zu Technologieeinsatz und Transfer-Steuerung nur bedingt übertragbar</w:t>
+        <w:t>Kolumbien, aber SIPCI-Methodik auf europäische Systeme übertragbar; Fragestellung systemunabhängig</w:t>
       </w:r>
     </w:p>
     <w:p>
@@ -360,7 +360,7 @@
           <w:color w:val="5A7D3A"/>
           <w:sz w:val="18"/>
         </w:rPr>
-        <w:t>https://pubmed.ncbi.nlm.nih.gov/42878611/</w:t>
+        <w:t>https://pubmed.ncbi.nlm.nih.gov/42897626/</w:t>
       </w:r>
     </w:p>
     <w:p>
@@ -368,7 +368,7 @@
         <w:pStyle w:val="Heading2"/>
       </w:pPr>
       <w:r>
-        <w:t>Umwelt-Sanitation und Gesundheitsversorgungskapazität: Umsetzungslücken in chinesischen Städten</w:t>
+        <w:t>Bedürfnisse von Patienten mit fortgeschrittener COPD und Angehörigen</w:t>
       </w:r>
     </w:p>
     <w:p>
@@ -378,12 +378,12 @@
           <w:color w:val="666666"/>
           <w:sz w:val="18"/>
         </w:rPr>
-        <w:t>Peng Z et al.  ·  BMC Health Serv Res  ·  25.08.2026  ·  PMID 42875776</w:t>
+        <w:t>Schmidt-Stiedenroth K et al.  ·  BMC Pulm Med  ·  19.10.2026  ·  PMID 42897575</w:t>
       </w:r>
     </w:p>
     <w:p>
       <w:r>
-        <w:t>Panel-Analyse chinesischer Präfektur- und übergeordneter Städte (2002–2024) zur Untersuchung, ob Verbesserungen in Öko-Sanitation in erhöhte Gesundheitsversorgungskapazität konvertiert werden.</w:t>
+        <w:t>Deutsche qualitative Multisicht-Studie mit 53 Interviews (Patienten, informelle und formale Pflegepersonen) zu Versorgungsbedürfnissen und Rolle von Palliativversorgung.</w:t>
       </w:r>
     </w:p>
     <w:p>
@@ -394,7 +394,7 @@
         <w:t xml:space="preserve">Ergebnis: </w:t>
       </w:r>
       <w:r>
-        <w:t>Das Basis-Zwei-Wege-Modell zeigte keine stabile positive Assoziation zwischen Öko-Sanitation-Verbesserung und Versorgungskapazität. Dimensionsspezifische Analysen offenbarten unterschiedliche Rollen: Positive Assoziation mit Umweltbelastungsindex konsistent mit nachfrageinduzierten oder kompensatorischen Ressourcenallokationen. Weder 2–3 Jahre verzögerte Umwelteffekte noch 1–2 Jahre verzögerte Investitionseffekte zeigten stabile Transmissionsketten. Interpretable Machine Learning identifizierte nichtlineare Grenzen und Einfluss von Entwicklungsstadium, Bevölkerungsgröße und Fiskalkompetenz.</w:t>
+        <w:t>Sechs Bedarfsbereiche identifiziert: Dyspnoe-/Angstmanagement, Heimversorgung, Notfallplanung, psychosoziale Versorgung, organisatorische Unterstützung, Gesundheitsinformation. Patienten mit Palliativversorgung berichteten Linderung in den ersten fünf Bereichen.</w:t>
       </w:r>
     </w:p>
     <w:p>
@@ -409,7 +409,7 @@
         <w:rPr>
           <w:sz w:val="19"/>
         </w:rPr>
-        <w:t>China; Health Services Research zu Investitions-Wirkketten in Gesundheitssystemen mit begrenzt übertragbaren Kontexten</w:t>
+        <w:t>Deutschland, deutsche Primärdaten; direkt für hiesiges System relevant</w:t>
       </w:r>
     </w:p>
     <w:p>
@@ -418,7 +418,7 @@
           <w:color w:val="5A7D3A"/>
           <w:sz w:val="18"/>
         </w:rPr>
-        <w:t>https://pubmed.ncbi.nlm.nih.gov/42875776/</w:t>
+        <w:t>https://pubmed.ncbi.nlm.nih.gov/42897575/</w:t>
       </w:r>
     </w:p>
     <w:sectPr>

--- a/download/studien-aktuell.docx
+++ b/download/studien-aktuell.docx
@@ -62,7 +62,7 @@
           <w:color w:val="666666"/>
           <w:sz w:val="18"/>
         </w:rPr>
-        <w:t>Stand: 21.10.2026  |  6 Studien  |  wissen.m-vf.de</w:t>
+        <w:t>Stand: 22.10.2026  |  6 Studien  |  wissen.m-vf.de</w:t>
       </w:r>
     </w:p>
     <w:p>
@@ -70,7 +70,7 @@
         <w:pStyle w:val="Heading1"/>
       </w:pPr>
       <w:r>
-        <w:t>Aufgenommen am 21.10.2026</w:t>
+        <w:t>Aufgenommen am 22.10.2026</w:t>
       </w:r>
     </w:p>
     <w:p>
@@ -78,7 +78,7 @@
         <w:pStyle w:val="Heading2"/>
       </w:pPr>
       <w:r>
-        <w:t>Pestizidexposition und Gesundheitsfolgen: Kohortenstudie mit niederländischen Primärversorgungsdaten</w:t>
+        <w:t>Sicherheit und Umsetzung eines regionalen Hospital-at-Home-Modells in Dänemark</w:t>
       </w:r>
     </w:p>
     <w:p>
@@ -88,12 +88,12 @@
           <w:color w:val="666666"/>
           <w:sz w:val="18"/>
         </w:rPr>
-        <w:t>Steenhof T et al.  ·  BMJ Open  ·  20.10.2026  ·  PMID 42901572</w:t>
+        <w:t>Hägi-Pedersen MB et al.  ·  BMC Health Serv Res  ·  24.07.2026  ·  PMID 42902350</w:t>
       </w:r>
     </w:p>
     <w:p>
       <w:r>
-        <w:t>Niederländische Kohortenstudie untersucht Zusammenhang zwischen Wohnungsexposition gegenüber Pflanzenschutzmitteln und akuten sowie chronischen Gesundheitsergebnissen.</w:t>
+        <w:t>Retrospektive Beobachtungsstudie zur Implementierung und Sicherheit eines regionalen Hospital-at-Home-Dienstes mit 2.511 Patienten in Dänemark 2022–2024.</w:t>
       </w:r>
     </w:p>
     <w:p>
@@ -104,7 +104,7 @@
         <w:t xml:space="preserve">Ergebnis: </w:t>
       </w:r>
       <w:r>
-        <w:t>Studienprotokoll beschreibt geplante Nutzung von 3,7 Millionen Primärversorgungsdatensätzen aus NIVEL-Datenbank; keine Ergebnisse, aber systematische Methodik für Versorgungsforschung etabliert.</w:t>
+        <w:t>Medianer stationärer Aufenthalt stieg von 5,1 auf 7,3 Tage; ungeplante Krankenhausaufenthalte blieben stabil (27,0–31,1%), 30-Tage-Wiederaufnahmequoten sanken von 11,0% auf 7,0%, 30-Tage-Überlebensrate konsistent hoch (91,6–92,4%). Infektionskrankheiten häufigste Diagnose (43–47%).</w:t>
       </w:r>
     </w:p>
     <w:p>
@@ -119,7 +119,7 @@
         <w:rPr>
           <w:sz w:val="19"/>
         </w:rPr>
-        <w:t>Niederlande, Primärversorgungsdaten, hohes Übertragungspotenzial auf deutsches System</w:t>
+        <w:t>Dänemark, vergleichbares steuerfinanziertes Gesundheitssystem mit ähnlicher Primärversorgungsstruktur</w:t>
       </w:r>
     </w:p>
     <w:p>
@@ -128,7 +128,7 @@
           <w:color w:val="5A7D3A"/>
           <w:sz w:val="18"/>
         </w:rPr>
-        <w:t>https://pubmed.ncbi.nlm.nih.gov/42901572/</w:t>
+        <w:t>https://pubmed.ncbi.nlm.nih.gov/42902350/</w:t>
       </w:r>
     </w:p>
     <w:p>
@@ -136,7 +136,7 @@
         <w:pStyle w:val="Heading2"/>
       </w:pPr>
       <w:r>
-        <w:t>Patientenbeteiligung an klinischer Dokumentation durch Kommentarfunktion in EHR</w:t>
+        <w:t>Fluktuation im Gesundheitspersonal: Rolle von Konflikten und Burnout in China</w:t>
       </w:r>
     </w:p>
     <w:p>
@@ -146,12 +146,12 @@
           <w:color w:val="666666"/>
           <w:sz w:val="18"/>
         </w:rPr>
-        <w:t>Hagström J et al.  ·  J Med Internet Res  ·  20.10.2026  ·  PMID 42901489</w:t>
+        <w:t>Qi Z et al.  ·  BMC Health Serv Res  ·  25.09.2026  ·  PMID 42902343</w:t>
       </w:r>
     </w:p>
     <w:p>
       <w:r>
-        <w:t>Schwedische Studie analysierte 1.655 Patientenkommentare in elektronischen Gesundheitsakten auf Nutzung, Inhalt und Sentiment.</w:t>
+        <w:t>Querschnittsstudie mit 1.570 Ärztinnen und medizinischen Fachkräften zur Assoziation von Konflikten und Burnout mit Kündigungsabsicht.</w:t>
       </w:r>
     </w:p>
     <w:p>
@@ -162,7 +162,7 @@
         <w:t xml:space="preserve">Ergebnis: </w:t>
       </w:r>
       <w:r>
-        <w:t>57,3% der Kommentare bezogen sich nicht auf Noten selbst; 55,6% waren neutral, 42,4% negativ. Patienten mit psychischen Erkrankungen hinterließen mehr Kommentare (Median 7 vs. 2) mit höherem Negativanteil (63,2% vs. 33,5%, p&lt;0,001).</w:t>
+        <w:t>24,8% der Teilnehmenden berichten Kündigungsabsicht. Nach Anpassung: Konflikte (OR 1,68; 95% KI 1,17–2,43) und höheres Burnout (OR 1,10; 1,07–1,13) assoziiert mit höherer Kündigungsabsicht; bessere Servicequalität (OR 0,97; 0,95–0,99) mit niedrigerer Kündigungsabsicht.</w:t>
       </w:r>
     </w:p>
     <w:p>
@@ -177,7 +177,7 @@
         <w:rPr>
           <w:sz w:val="19"/>
         </w:rPr>
-        <w:t>Schweden, Sozialversicherungssystem; Fragestellung zu Patientenengagement systemunabhängig</w:t>
+        <w:t>China, Systemunabhängige Fragestellung zu Arbeitszufriedenheit und Personalverlust relevant</w:t>
       </w:r>
     </w:p>
     <w:p>
@@ -186,7 +186,7 @@
           <w:color w:val="5A7D3A"/>
           <w:sz w:val="18"/>
         </w:rPr>
-        <w:t>https://pubmed.ncbi.nlm.nih.gov/42901489/</w:t>
+        <w:t>https://pubmed.ncbi.nlm.nih.gov/42902343/</w:t>
       </w:r>
     </w:p>
     <w:p>
@@ -194,7 +194,7 @@
         <w:pStyle w:val="Heading2"/>
       </w:pPr>
       <w:r>
-        <w:t>Kosten und Outcomes von Status epilepticus in Deutschland</w:t>
+        <w:t>Inanspruchnahme und Barrieren traditioneller chinesischer Medizin bei älteren Erwachsenen</w:t>
       </w:r>
     </w:p>
     <w:p>
@@ -204,12 +204,12 @@
           <w:color w:val="666666"/>
           <w:sz w:val="18"/>
         </w:rPr>
-        <w:t>Jünemann C et al.  ·  Eur J Neurol  ·  Okt. 2026  ·  PMID 42899468</w:t>
+        <w:t>Yue Y et al.  ·  BMC Health Serv Res  ·  26.09.2026  ·  PMID 42902286</w:t>
       </w:r>
     </w:p>
     <w:p>
       <w:r>
-        <w:t>Deutsche prospektive Populationsstudie analysierte 181 Patienten mit neu definiertem Status epilepticus bezüglich Verweildauer, Kosten und Einflussfaktoren.</w:t>
+        <w:t>Mixed-Methods-Studie mit 1.195 älteren Erwachsenen (Querschnitt) und 11 Interviews mit Fachkräften zur TCM-Nutzung und Umsetzungsbarrieren.</w:t>
       </w:r>
     </w:p>
     <w:p>
@@ -220,7 +220,7 @@
         <w:t xml:space="preserve">Ergebnis: </w:t>
       </w:r>
       <w:r>
-        <w:t>Mittlere stationäre Kosten €10.543 (Median €6.376), Verweildauer 11 Tage (Median 9). Super-refraktärer Status: signifikant höhere Kosten und längere Verweildauer (p&lt;0,001). Mechanische Beatmung stärkster unabhängiger Kostenprädiktor (Exp(B)=2,918, p&lt;0,001).</w:t>
+        <w:t>61,0% der Älteren (n=729) nutzten TCM-Dienste; Nutzung assoziiert mit höherer Bildung, höherem Einkommen, mehr chronischen Erkrankungen; ohne Krankenversicherung: aOR 0,30 (0,11–0,77). Provider berichten Barrieren: Politikdefizite, Personalknappheit, Ressourcenlimits, geringe Akzeptanz in der Gemeinschaft.</w:t>
       </w:r>
     </w:p>
     <w:p>
@@ -235,7 +235,7 @@
         <w:rPr>
           <w:sz w:val="19"/>
         </w:rPr>
-        <w:t>Deutsche Routinedaten, G-DRG-Kalkulation, direkt übertragbar auf hiesiges System</w:t>
+        <w:t>China, Primärversorgung; systemspezifisch aber Fragestellung zu Versorgungszugang bei älteren Menschen relevant</w:t>
       </w:r>
     </w:p>
     <w:p>
@@ -244,7 +244,7 @@
           <w:color w:val="5A7D3A"/>
           <w:sz w:val="18"/>
         </w:rPr>
-        <w:t>https://pubmed.ncbi.nlm.nih.gov/42899468/</w:t>
+        <w:t>https://pubmed.ncbi.nlm.nih.gov/42902286/</w:t>
       </w:r>
     </w:p>
     <w:p>
@@ -252,7 +252,7 @@
         <w:pStyle w:val="Heading2"/>
       </w:pPr>
       <w:r>
-        <w:t>Effekt von Langzeitpflegezugang auf Kurzeitpflege: Simulationsstudie</w:t>
+        <w:t>Systemische Determinanten der Effektivität von Diabetesversorgung im iranischen Primärsektor</w:t>
       </w:r>
     </w:p>
     <w:p>
@@ -262,12 +262,12 @@
           <w:color w:val="666666"/>
           <w:sz w:val="18"/>
         </w:rPr>
-        <w:t>Aydemir I et al.  ·  BMC Health Serv Res  ·  22.07.2026  ·  PMID 42897634</w:t>
+        <w:t>Ehteshami F et al.  ·  BMC Health Serv Res  ·  24.07.2026  ·  PMID 42902281</w:t>
       </w:r>
     </w:p>
     <w:p>
       <w:r>
-        <w:t>Niederländische Diskrete-Ereignis-Simulationsstudie modelliert Effekte zentralisierter vs. dezentralisierter Aufnahmepolitik für Pflegebetten auf Wartezeiten und Inanspruchnahme.</w:t>
+        <w:t>Qualitative Analyse mit 29 Teilnehmern (14 Fachkräfte, 15 Patienten) in Isfahan zur Identifikation von Barrieren und Enabler in der ambulanten Diabetesversorgung.</w:t>
       </w:r>
     </w:p>
     <w:p>
@@ -278,7 +278,7 @@
         <w:t xml:space="preserve">Ergebnis: </w:t>
       </w:r>
       <w:r>
-        <w:t>Zentralisierte Aufnahmepolitik reduziert Wartezeiten von 336 auf 35 Tage und Kurzeitpflege-Aufnahmen von 45% auf 4,5%. Bei 90% regionaler Bettenauslastung maximal wirksam; Multiplier-Effekt bei erhöhtem Nicht-Langzeitpflege-Zustrom.</w:t>
+        <w:t>Kernbefunde: Vier Versorgungskapazitäten (integriert, zugänglich, teambasiert, kontinuierlich) mit jeweiligen Facilitatoren und Barrieren. Wichtigste Enabler: Leitlinien (IraPEN), IT-Systeme (SIB), Versorgungsabdeckung; Hauptbarrieren: fragmentierte Versorgung, schlechte Koordination zwischen Leistungserbringern, Personalknappheit, Zeitdruck.</w:t>
       </w:r>
     </w:p>
     <w:p>
@@ -293,7 +293,7 @@
         <w:rPr>
           <w:sz w:val="19"/>
         </w:rPr>
-        <w:t>Niederlande, Pflegesystem strukturell vergleichbar; Fragestellung zu Ressourcenallokation relevant</w:t>
+        <w:t>Iran, Sozialversicherungssystem ähnlich deutschem, Primärversorgungskontext vergleichbar</w:t>
       </w:r>
     </w:p>
     <w:p>
@@ -302,7 +302,7 @@
           <w:color w:val="5A7D3A"/>
           <w:sz w:val="18"/>
         </w:rPr>
-        <w:t>https://pubmed.ncbi.nlm.nih.gov/42897634/</w:t>
+        <w:t>https://pubmed.ncbi.nlm.nih.gov/42902281/</w:t>
       </w:r>
     </w:p>
     <w:p>
@@ -310,7 +310,7 @@
         <w:pStyle w:val="Heading2"/>
       </w:pPr>
       <w:r>
-        <w:t>Index für Integration von Palliativversorgung in Primärversorgung</w:t>
+        <w:t>Forschungsbeteiligung von Selbsthilfegruppen seltener Erkrankungen in Polen</w:t>
       </w:r>
     </w:p>
     <w:p>
@@ -320,12 +320,12 @@
           <w:color w:val="666666"/>
           <w:sz w:val="18"/>
         </w:rPr>
-        <w:t>Muñoz Olivar C et al.  ·  BMC Health Serv Res  ·  23.07.2026  ·  PMID 42897626</w:t>
+        <w:t>Domaradzki J et al.  ·  BMC Health Serv Res  ·  22.07.2026  ·  PMID 42897645</w:t>
       </w:r>
     </w:p>
     <w:p>
       <w:r>
-        <w:t>Kolumbianische Studie entwickelt und validiert Synthetic Index of Palliative Care Integration (SIPCI) zur Messung territorialer Integrationsmuster in 33 Departments.</w:t>
+        <w:t>Querschnittsstudie mit 64 polnischen Patientenverbänden zu deren Engagement in Forschung und Intersektoralen Kollaborationen.</w:t>
       </w:r>
     </w:p>
     <w:p>
@@ -336,7 +336,7 @@
         <w:t xml:space="preserve">Ergebnis: </w:t>
       </w:r>
       <w:r>
-        <w:t>SIPCI-Werte 0,04–0,71 (Mittelwert 0,38). 52% der Departments niedriges/mittleres, 48% mittleres-hohes/hohes Integrationsniveau. Starker geografischer Gradient; KMO=0,742, geringe Informationsverluste (NMSE=0,13).</w:t>
+        <w:t>Die meisten Verbände berichten gelegentliche Forschungsbeteiligung, aber heterogen und begrenzt. Schwerpunkt: nichtklische Forschung (sozial, Register, Dissemination). Klinische und translationale Forschung seltener, meist unterstützend. Hauptbarrieren: Finanzierungslücken (erwähnt), begrenzte Ressourcen, eingeschränkter Einfluss auf Forschungsprozesse. Modell: eingeschränkte Co-Produktion.</w:t>
       </w:r>
     </w:p>
     <w:p>
@@ -351,7 +351,7 @@
         <w:rPr>
           <w:sz w:val="19"/>
         </w:rPr>
-        <w:t>Kolumbien, aber SIPCI-Methodik auf europäische Systeme übertragbar; Fragestellung systemunabhängig</w:t>
+        <w:t>Polen, Zentraleuropa; Gesundheitssystemkontext und Forschungsbeteiligung teilweise übertragbar</w:t>
       </w:r>
     </w:p>
     <w:p>
@@ -360,7 +360,7 @@
           <w:color w:val="5A7D3A"/>
           <w:sz w:val="18"/>
         </w:rPr>
-        <w:t>https://pubmed.ncbi.nlm.nih.gov/42897626/</w:t>
+        <w:t>https://pubmed.ncbi.nlm.nih.gov/42897645/</w:t>
       </w:r>
     </w:p>
     <w:p>
@@ -368,7 +368,7 @@
         <w:pStyle w:val="Heading2"/>
       </w:pPr>
       <w:r>
-        <w:t>Bedürfnisse von Patienten mit fortgeschrittener COPD und Angehörigen</w:t>
+        <w:t>Wahrnehmungen von Patienten und Angehörigen zu Sauerstofftherapie in Uganda</w:t>
       </w:r>
     </w:p>
     <w:p>
@@ -378,12 +378,12 @@
           <w:color w:val="666666"/>
           <w:sz w:val="18"/>
         </w:rPr>
-        <w:t>Schmidt-Stiedenroth K et al.  ·  BMC Pulm Med  ·  19.10.2026  ·  PMID 42897575</w:t>
+        <w:t>Mutesi JS et al.  ·  BMC Health Serv Res  ·  22.07.2026  ·  PMID 42897540</w:t>
       </w:r>
     </w:p>
     <w:p>
       <w:r>
-        <w:t>Deutsche qualitative Multisicht-Studie mit 53 Interviews (Patienten, informelle und formale Pflegepersonen) zu Versorgungsbedürfnissen und Rolle von Palliativversorgung.</w:t>
+        <w:t>Qualitative Studie mit 46 Interviews (16 Patienten, 30 Angehörige) zu Wahrnehmungen und psychosozialen Barrieren gegenüber Sauerstofftherapie.</w:t>
       </w:r>
     </w:p>
     <w:p>
@@ -394,7 +394,7 @@
         <w:t xml:space="preserve">Ergebnis: </w:t>
       </w:r>
       <w:r>
-        <w:t>Sechs Bedarfsbereiche identifiziert: Dyspnoe-/Angstmanagement, Heimversorgung, Notfallplanung, psychosoziale Versorgung, organisatorische Unterstützung, Gesundheitsinformation. Patienten mit Palliativversorgung berichteten Linderung in den ersten fünf Bereichen.</w:t>
+        <w:t>Kernbefunde: Sauerstoff wahrgenommen als lebensrettend, aber angstauslösend; oft als Symbol des bevorstehenden Todes interpretiert; spirituelle und emotionale Deutungen häufig (Angst, Besorgnis); Patienten und Angehörige berichten ähnliche Wahrnehmungen. Informationen stammen aus Schulen, Gemeinschaft, Krankenhaus, Internet.</w:t>
       </w:r>
     </w:p>
     <w:p>
@@ -409,7 +409,7 @@
         <w:rPr>
           <w:sz w:val="19"/>
         </w:rPr>
-        <w:t>Deutschland, deutsche Primärdaten; direkt für hiesiges System relevant</w:t>
+        <w:t>Uganda, Ressourcenlimitiertes Setting; Patientenperspektive und Barrieren bei Therapie-Adhärenz systemunabhängig relevant</w:t>
       </w:r>
     </w:p>
     <w:p>
@@ -418,7 +418,7 @@
           <w:color w:val="5A7D3A"/>
           <w:sz w:val="18"/>
         </w:rPr>
-        <w:t>https://pubmed.ncbi.nlm.nih.gov/42897575/</w:t>
+        <w:t>https://pubmed.ncbi.nlm.nih.gov/42897540/</w:t>
       </w:r>
     </w:p>
     <w:sectPr>

--- a/download/studien-aktuell.docx
+++ b/download/studien-aktuell.docx
@@ -62,7 +62,7 @@
           <w:color w:val="666666"/>
           <w:sz w:val="18"/>
         </w:rPr>
-        <w:t>Stand: 22.10.2026  |  6 Studien  |  wissen.m-vf.de</w:t>
+        <w:t>Stand: 23.10.2026  |  6 Studien  |  wissen.m-vf.de</w:t>
       </w:r>
     </w:p>
     <w:p>
@@ -70,7 +70,7 @@
         <w:pStyle w:val="Heading1"/>
       </w:pPr>
       <w:r>
-        <w:t>Aufgenommen am 22.10.2026</w:t>
+        <w:t>Aufgenommen am 23.10.2026</w:t>
       </w:r>
     </w:p>
     <w:p>
@@ -78,7 +78,7 @@
         <w:pStyle w:val="Heading2"/>
       </w:pPr>
       <w:r>
-        <w:t>Sicherheit und Umsetzung eines regionalen Hospital-at-Home-Modells in Dänemark</w:t>
+        <w:t>Arbeitszeit, Karriere und Zufriedenheit: Ärzte in Deutschland</w:t>
       </w:r>
     </w:p>
     <w:p>
@@ -88,12 +88,12 @@
           <w:color w:val="666666"/>
           <w:sz w:val="18"/>
         </w:rPr>
-        <w:t>Hägi-Pedersen MB et al.  ·  BMC Health Serv Res  ·  24.07.2026  ·  PMID 42902350</w:t>
+        <w:t>Carolina V et al.  ·  BMC Health Serv Res  ·  21.10.2026  ·  PMID 42908019</w:t>
       </w:r>
     </w:p>
     <w:p>
       <w:r>
-        <w:t>Retrospektive Beobachtungsstudie zur Implementierung und Sicherheit eines regionalen Hospital-at-Home-Dienstes mit 2.511 Patienten in Dänemark 2022–2024.</w:t>
+        <w:t>Befragung von 898 deutschen Ärzten zu Arbeitszeitmodellen, Karrierechancen und Work-Life-Balance.</w:t>
       </w:r>
     </w:p>
     <w:p>
@@ -104,7 +104,7 @@
         <w:t xml:space="preserve">Ergebnis: </w:t>
       </w:r>
       <w:r>
-        <w:t>Medianer stationärer Aufenthalt stieg von 5,1 auf 7,3 Tage; ungeplante Krankenhausaufenthalte blieben stabil (27,0–31,1%), 30-Tage-Wiederaufnahmequoten sanken von 11,0% auf 7,0%, 30-Tage-Überlebensrate konsistent hoch (91,6–92,4%). Infektionskrankheiten häufigste Diagnose (43–47%).</w:t>
+        <w:t>56,8% arbeiteten Vollzeit, 52,8% der Teilzeitbeschäftigten waren zufriedener als 45,3% der Vollzeitbeschäftigten (p = 0,020). Klinikärzte hatten geringere Chancen auf Arbeitszeitzufriedenheit (aOR 0,33), Arbeitgeberunterstützung (aOR 0,24) und gleiche Karrierechancen (aOR 0,31); 58,2% fürchteten negative Karrierefolgen bei Stundenreduktion.</w:t>
       </w:r>
     </w:p>
     <w:p>
@@ -119,7 +119,7 @@
         <w:rPr>
           <w:sz w:val="19"/>
         </w:rPr>
-        <w:t>Dänemark, vergleichbares steuerfinanziertes Gesundheitssystem mit ähnlicher Primärversorgungsstruktur</w:t>
+        <w:t>Deutsche Routinedaten, Ärzte aus allen Fachgruppen und Karrierestufen</w:t>
       </w:r>
     </w:p>
     <w:p>
@@ -128,7 +128,7 @@
           <w:color w:val="5A7D3A"/>
           <w:sz w:val="18"/>
         </w:rPr>
-        <w:t>https://pubmed.ncbi.nlm.nih.gov/42902350/</w:t>
+        <w:t>https://pubmed.ncbi.nlm.nih.gov/42908019/</w:t>
       </w:r>
     </w:p>
     <w:p>
@@ -136,7 +136,7 @@
         <w:pStyle w:val="Heading2"/>
       </w:pPr>
       <w:r>
-        <w:t>Fluktuation im Gesundheitspersonal: Rolle von Konflikten und Burnout in China</w:t>
+        <w:t>Patientenfeedback zur Geburtshilfe: partizipativ entwickeltes Instrument</w:t>
       </w:r>
     </w:p>
     <w:p>
@@ -146,12 +146,12 @@
           <w:color w:val="666666"/>
           <w:sz w:val="18"/>
         </w:rPr>
-        <w:t>Qi Z et al.  ·  BMC Health Serv Res  ·  25.09.2026  ·  PMID 42902343</w:t>
+        <w:t>Gondwe MJ et al.  ·  BMC Health Serv Res  ·  24.07.2026  ·  PMID 42908016</w:t>
       </w:r>
     </w:p>
     <w:p>
       <w:r>
-        <w:t>Querschnittsstudie mit 1.570 Ärztinnen und medizinischen Fachkräften zur Assoziation von Konflikten und Burnout mit Kündigungsabsicht.</w:t>
+        <w:t>Partizipative Co-Design-Studie zur Entwicklung eines Feedback-Tools für Geburtshilfeleistungen mit Stakeholdern in Malawi.</w:t>
       </w:r>
     </w:p>
     <w:p>
@@ -162,7 +162,7 @@
         <w:t xml:space="preserve">Ergebnis: </w:t>
       </w:r>
       <w:r>
-        <w:t>24,8% der Teilnehmenden berichten Kündigungsabsicht. Nach Anpassung: Konflikte (OR 1,68; 95% KI 1,17–2,43) und höheres Burnout (OR 1,10; 1,07–1,13) assoziiert mit höherer Kündigungsabsicht; bessere Servicequalität (OR 0,97; 0,95–0,99) mit niedrigerer Kündigungsabsicht.</w:t>
+        <w:t>87 Stakeholder in zwei Workshops erarbeiteten 7 Prioritätsbereiche und 27-32 Indikatoren für ante-, intra- und postpartale Versorgung. Durch iterative Konsensfindung aus ~300 Empfehlungen entstanden: respektvolle Versorgung, Kommunikation/Gesundheitserziehung, emotionale Unterstützung, Zugang und Kontinuität der Versorgung.</w:t>
       </w:r>
     </w:p>
     <w:p>
@@ -177,7 +177,7 @@
         <w:rPr>
           <w:sz w:val="19"/>
         </w:rPr>
-        <w:t>China, Systemunabhängige Fragestellung zu Arbeitszufriedenheit und Personalverlust relevant</w:t>
+        <w:t>Qualitative Partizipationsstudie, systemunabhängig zur Qualitätssicherung</w:t>
       </w:r>
     </w:p>
     <w:p>
@@ -186,7 +186,7 @@
           <w:color w:val="5A7D3A"/>
           <w:sz w:val="18"/>
         </w:rPr>
-        <w:t>https://pubmed.ncbi.nlm.nih.gov/42902343/</w:t>
+        <w:t>https://pubmed.ncbi.nlm.nih.gov/42908016/</w:t>
       </w:r>
     </w:p>
     <w:p>
@@ -194,7 +194,7 @@
         <w:pStyle w:val="Heading2"/>
       </w:pPr>
       <w:r>
-        <w:t>Inanspruchnahme und Barrieren traditioneller chinesischer Medizin bei älteren Erwachsenen</w:t>
+        <w:t>Shared Decision Making in der Behandlung von Morbus Crohn und Colitis</w:t>
       </w:r>
     </w:p>
     <w:p>
@@ -204,12 +204,12 @@
           <w:color w:val="666666"/>
           <w:sz w:val="18"/>
         </w:rPr>
-        <w:t>Yue Y et al.  ·  BMC Health Serv Res  ·  26.09.2026  ·  PMID 42902286</w:t>
+        <w:t>Schoefs E et al.  ·  BMC Health Serv Res  ·  05.10.2026  ·  PMID 42907825</w:t>
       </w:r>
     </w:p>
     <w:p>
       <w:r>
-        <w:t>Mixed-Methods-Studie mit 1.195 älteren Erwachsenen (Querschnitt) und 11 Interviews mit Fachkräften zur TCM-Nutzung und Umsetzungsbarrieren.</w:t>
+        <w:t>Qualitative Befragung von 15 IBD-Patienten, 11 Gastroenterologen und 12 IBD-Krankenschwestern in Belgien zu Implementierung von Shared Decision Making.</w:t>
       </w:r>
     </w:p>
     <w:p>
@@ -220,7 +220,7 @@
         <w:t xml:space="preserve">Ergebnis: </w:t>
       </w:r>
       <w:r>
-        <w:t>61,0% der Älteren (n=729) nutzten TCM-Dienste; Nutzung assoziiert mit höherer Bildung, höherem Einkommen, mehr chronischen Erkrankungen; ohne Krankenversicherung: aOR 0,30 (0,11–0,77). Provider berichten Barrieren: Politikdefizite, Personalknappheit, Ressourcenlimits, geringe Akzeptanz in der Gemeinschaft.</w:t>
+        <w:t>Gastroenterologen berichten routinemäßige SDM-Integration, Patienten beschreiben Inkonsistenzen, besonders bei emotionaler Unterstützung und Präferenzenfeststellung. IBD-Krankenschwestern als wesentliche Partner identifiziert. Hauptbarrieren: niedrige Gesundheitskompetenz, schlechte Kommunikation, Zeitmangel. Schlüsselfaktoren: SDM-Schulung und Organisationsveränderungen.</w:t>
       </w:r>
     </w:p>
     <w:p>
@@ -235,7 +235,7 @@
         <w:rPr>
           <w:sz w:val="19"/>
         </w:rPr>
-        <w:t>China, Primärversorgung; systemspezifisch aber Fragestellung zu Versorgungszugang bei älteren Menschen relevant</w:t>
+        <w:t>Belgien, vergleichbares Sozialversicherungssystem (Niederlande, Schweiz)</w:t>
       </w:r>
     </w:p>
     <w:p>
@@ -244,7 +244,7 @@
           <w:color w:val="5A7D3A"/>
           <w:sz w:val="18"/>
         </w:rPr>
-        <w:t>https://pubmed.ncbi.nlm.nih.gov/42902286/</w:t>
+        <w:t>https://pubmed.ncbi.nlm.nih.gov/42907825/</w:t>
       </w:r>
     </w:p>
     <w:p>
@@ -252,7 +252,7 @@
         <w:pStyle w:val="Heading2"/>
       </w:pPr>
       <w:r>
-        <w:t>Systemische Determinanten der Effektivität von Diabetesversorgung im iranischen Primärsektor</w:t>
+        <w:t>Personalfluktuation in Gesundheitsbehörden: Einflussfaktoren</w:t>
       </w:r>
     </w:p>
     <w:p>
@@ -262,12 +262,12 @@
           <w:color w:val="666666"/>
           <w:sz w:val="18"/>
         </w:rPr>
-        <w:t>Ehteshami F et al.  ·  BMC Health Serv Res  ·  24.07.2026  ·  PMID 42902281</w:t>
+        <w:t>Mohammed FZ et al.  ·  BMC Health Serv Res  ·  25.07.2026  ·  PMID 42907823</w:t>
       </w:r>
     </w:p>
     <w:p>
       <w:r>
-        <w:t>Qualitative Analyse mit 29 Teilnehmern (14 Fachkräfte, 15 Patienten) in Isfahan zur Identifikation von Barrieren und Enabler in der ambulanten Diabetesversorgung.</w:t>
+        <w:t>Cross-sectional-Studie zu Kündigungsabsichten bei 418 Mitarbeitern regionaler und städtischer Gesundheitsbehörden in Äthiopien.</w:t>
       </w:r>
     </w:p>
     <w:p>
@@ -278,7 +278,7 @@
         <w:t xml:space="preserve">Ergebnis: </w:t>
       </w:r>
       <w:r>
-        <w:t>Kernbefunde: Vier Versorgungskapazitäten (integriert, zugänglich, teambasiert, kontinuierlich) mit jeweiligen Facilitatoren und Barrieren. Wichtigste Enabler: Leitlinien (IraPEN), IT-Systeme (SIB), Versorgungsabdeckung; Hauptbarrieren: fragmentierte Versorgung, schlechte Koordination zwischen Leistungserbringern, Personalknappheit, Zeitdruck.</w:t>
+        <w:t>55,5% hatten Kündigungsabsicht. Assoziiert: &lt;2 Familienmitglieder (AOR 6,077), Arbeit außerhalb Familienresidenz (AOR 3,241), Trennung von Ehepartner/Kindern (AOR 2,040), Unzufriedenheit mit Gehalt (AOR 7,021) oder Organisation (AOR 2,705). Protektiver Faktor: unzureichende Schulinfrastruktur (AOR 0,411).</w:t>
       </w:r>
     </w:p>
     <w:p>
@@ -293,7 +293,7 @@
         <w:rPr>
           <w:sz w:val="19"/>
         </w:rPr>
-        <w:t>Iran, Sozialversicherungssystem ähnlich deutschem, Primärversorgungskontext vergleichbar</w:t>
+        <w:t>Äthiopien, aber Fragestellung zu Personalmanagement systemunabhängig relevant</w:t>
       </w:r>
     </w:p>
     <w:p>
@@ -302,7 +302,7 @@
           <w:color w:val="5A7D3A"/>
           <w:sz w:val="18"/>
         </w:rPr>
-        <w:t>https://pubmed.ncbi.nlm.nih.gov/42902281/</w:t>
+        <w:t>https://pubmed.ncbi.nlm.nih.gov/42907823/</w:t>
       </w:r>
     </w:p>
     <w:p>
@@ -310,7 +310,7 @@
         <w:pStyle w:val="Heading2"/>
       </w:pPr>
       <w:r>
-        <w:t>Forschungsbeteiligung von Selbsthilfegruppen seltener Erkrankungen in Polen</w:t>
+        <w:t>Schmerzbehandlung und Angstabbau bei Kindern in der Notaufnahme</w:t>
       </w:r>
     </w:p>
     <w:p>
@@ -320,12 +320,12 @@
           <w:color w:val="666666"/>
           <w:sz w:val="18"/>
         </w:rPr>
-        <w:t>Domaradzki J et al.  ·  BMC Health Serv Res  ·  22.07.2026  ·  PMID 42897645</w:t>
+        <w:t>Kappel RKK et al.  ·  Dan Med J  ·  24.09.2026  ·  PMID 42902749</w:t>
       </w:r>
     </w:p>
     <w:p>
       <w:r>
-        <w:t>Querschnittsstudie mit 64 polnischen Patientenverbänden zu deren Engagement in Forschung und Intersektoralen Kollaborationen.</w:t>
+        <w:t>Prospektive Studie zur Schmerzlinderung bei 184 verletzten Kindern in dänischer Notaufnahme.</w:t>
       </w:r>
     </w:p>
     <w:p>
@@ -336,7 +336,7 @@
         <w:t xml:space="preserve">Ergebnis: </w:t>
       </w:r>
       <w:r>
-        <w:t>Die meisten Verbände berichten gelegentliche Forschungsbeteiligung, aber heterogen und begrenzt. Schwerpunkt: nichtklische Forschung (sozial, Register, Dissemination). Klinische und translationale Forschung seltener, meist unterstützend. Hauptbarrieren: Finanzierungslücken (erwähnt), begrenzte Ressourcen, eingeschränkter Einfluss auf Forschungsprozesse. Modell: eingeschränkte Co-Produktion.</w:t>
+        <w:t>50% (92/184; 95% KI 43-57%) erhielten adequate Schmerzlinderung. Nicht-pharmakologische Maßnahmen selten eingesetzt (57% ≤5 Jahre, 97% &gt;5 Jahre). Pädiatrischer Anästhesist-Konsultation in nur 1,7% (n=3) genutzt. Unerwünschte Arzneimittelwirkungen bei 16,2% (6/37 medikamentös behandelt).</w:t>
       </w:r>
     </w:p>
     <w:p>
@@ -351,7 +351,7 @@
         <w:rPr>
           <w:sz w:val="19"/>
         </w:rPr>
-        <w:t>Polen, Zentraleuropa; Gesundheitssystemkontext und Forschungsbeteiligung teilweise übertragbar</w:t>
+        <w:t>Dänemark, Nordeuropa, steuerfinanziert, aber Fragestellung zu Patientensicherheit systemunabhängig</w:t>
       </w:r>
     </w:p>
     <w:p>
@@ -360,7 +360,7 @@
           <w:color w:val="5A7D3A"/>
           <w:sz w:val="18"/>
         </w:rPr>
-        <w:t>https://pubmed.ncbi.nlm.nih.gov/42897645/</w:t>
+        <w:t>https://pubmed.ncbi.nlm.nih.gov/42902749/</w:t>
       </w:r>
     </w:p>
     <w:p>
@@ -368,7 +368,7 @@
         <w:pStyle w:val="Heading2"/>
       </w:pPr>
       <w:r>
-        <w:t>Wahrnehmungen von Patienten und Angehörigen zu Sauerstofftherapie in Uganda</w:t>
+        <w:t>Krebsversorgung in Deutschland: Inzidenz und Inanspruchnahme 2003-2016</w:t>
       </w:r>
     </w:p>
     <w:p>
@@ -378,12 +378,12 @@
           <w:color w:val="666666"/>
           <w:sz w:val="18"/>
         </w:rPr>
-        <w:t>Mutesi JS et al.  ·  BMC Health Serv Res  ·  22.07.2026  ·  PMID 42897540</w:t>
+        <w:t>Nowossadeck E et al.  ·  BMC Health Serv Res  ·  14.10.2026  ·  PMID 42902261</w:t>
       </w:r>
     </w:p>
     <w:p>
       <w:r>
-        <w:t>Qualitative Studie mit 46 Interviews (16 Patienten, 30 Angehörige) zu Wahrnehmungen und psychosozialen Barrieren gegenüber Sauerstofftherapie.</w:t>
+        <w:t>Analyse von deutschen Krebsregisterdaten und Versorgungsstatistiken zu Hospitalisierung und Rehabilitation (2003-2016).</w:t>
       </w:r>
     </w:p>
     <w:p>
@@ -394,7 +394,7 @@
         <w:t xml:space="preserve">Ergebnis: </w:t>
       </w:r>
       <w:r>
-        <w:t>Kernbefunde: Sauerstoff wahrgenommen als lebensrettend, aber angstauslösend; oft als Symbol des bevorstehenden Todes interpretiert; spirituelle und emotionale Deutungen häufig (Angst, Besorgnis); Patienten und Angehörige berichten ähnliche Wahrnehmungen. Informationen stammen aus Schulen, Gemeinschaft, Krankenhaus, Internet.</w:t>
+        <w:t>Krebsinzidenz 2003-2016: +9,6% Frauen, +7,0% Männer. Stationäre Fälle: -0,4% Frauen, +4,5% Männer. 2016: 2,46 stationäre Fälle pro Krebsneufall (Frauen), 2,72 (Männer). Rehabilitation pro 100 1-Jahr-Überlebende: Frauen 2003-2016 von 59,2 auf 57,2 gesunken, Männer von 50,8 auf 46,9.</w:t>
       </w:r>
     </w:p>
     <w:p>
@@ -409,7 +409,7 @@
         <w:rPr>
           <w:sz w:val="19"/>
         </w:rPr>
-        <w:t>Uganda, Ressourcenlimitiertes Setting; Patientenperspektive und Barrieren bei Therapie-Adhärenz systemunabhängig relevant</w:t>
+        <w:t>Deutsche Routinedaten, Krebsregister und statistische Bundesämter</w:t>
       </w:r>
     </w:p>
     <w:p>
@@ -418,7 +418,7 @@
           <w:color w:val="5A7D3A"/>
           <w:sz w:val="18"/>
         </w:rPr>
-        <w:t>https://pubmed.ncbi.nlm.nih.gov/42897540/</w:t>
+        <w:t>https://pubmed.ncbi.nlm.nih.gov/42902261/</w:t>
       </w:r>
     </w:p>
     <w:sectPr>

--- a/download/studien-aktuell.docx
+++ b/download/studien-aktuell.docx
@@ -62,7 +62,7 @@
           <w:color w:val="666666"/>
           <w:sz w:val="18"/>
         </w:rPr>
-        <w:t>Stand: 23.10.2026  |  6 Studien  |  wissen.m-vf.de</w:t>
+        <w:t>Stand: 24.10.2026  |  6 Studien  |  wissen.m-vf.de</w:t>
       </w:r>
     </w:p>
     <w:p>
@@ -70,7 +70,7 @@
         <w:pStyle w:val="Heading1"/>
       </w:pPr>
       <w:r>
-        <w:t>Aufgenommen am 23.10.2026</w:t>
+        <w:t>Aufgenommen am 24.10.2026</w:t>
       </w:r>
     </w:p>
     <w:p>
@@ -78,7 +78,7 @@
         <w:pStyle w:val="Heading2"/>
       </w:pPr>
       <w:r>
-        <w:t>Arbeitszeit, Karriere und Zufriedenheit: Ärzte in Deutschland</w:t>
+        <w:t>Resilienzfaktoren bei Altenpflegekräften: Mixed-Methods-Studie</w:t>
       </w:r>
     </w:p>
     <w:p>
@@ -88,12 +88,12 @@
           <w:color w:val="666666"/>
           <w:sz w:val="18"/>
         </w:rPr>
-        <w:t>Carolina V et al.  ·  BMC Health Serv Res  ·  21.10.2026  ·  PMID 42908019</w:t>
+        <w:t>Cantarelli P et al.  ·  BMC Health Serv Res  ·  27.07.2026  ·  PMID 42919231</w:t>
       </w:r>
     </w:p>
     <w:p>
       <w:r>
-        <w:t>Befragung von 898 deutschen Ärzten zu Arbeitszeitmodellen, Karrierechancen und Work-Life-Balance.</w:t>
+        <w:t>Die Studie untersuchte persönliche und organisationale Prädiktoren von Resilienz bei Fachkräften in stationären Altenpflegeeinrichtungen in Italien durch eine Querschnittsbefragung (n=231) und vier Fokusgruppen.</w:t>
       </w:r>
     </w:p>
     <w:p>
@@ -104,7 +104,7 @@
         <w:t xml:space="preserve">Ergebnis: </w:t>
       </w:r>
       <w:r>
-        <w:t>56,8% arbeiteten Vollzeit, 52,8% der Teilzeitbeschäftigten waren zufriedener als 45,3% der Vollzeitbeschäftigten (p = 0,020). Klinikärzte hatten geringere Chancen auf Arbeitszeitzufriedenheit (aOR 0,33), Arbeitgeberunterstützung (aOR 0,24) und gleiche Karrierechancen (aOR 0,31); 58,2% fürchteten negative Karrierefolgen bei Stundenreduktion.</w:t>
+        <w:t>Psychisches Wohlbefinden war der stärkste Prädiktor für individuelle Resilienz (multivariate Analyse), gefolgt von organisationaler Resilienzkapazität. Burnout, Kündigungsabsicht und Selbstbeurteilung der Gesundheit zeigten keine signifikanten Assoziationen mit Resilienz. Qualitative Befunde: Beziehungssinn in der Pflege als Schlüsselquelle für psychologische Belohnung, Teamwork und organisationale Unterstützung als zentral für Resilienz.</w:t>
       </w:r>
     </w:p>
     <w:p>
@@ -119,7 +119,7 @@
         <w:rPr>
           <w:sz w:val="19"/>
         </w:rPr>
-        <w:t>Deutsche Routinedaten, Ärzte aus allen Fachgruppen und Karrierestufen</w:t>
+        <w:t>Italien, aber ähnliche Struktur stationärer Altenpflege wie Deutschland</w:t>
       </w:r>
     </w:p>
     <w:p>
@@ -128,7 +128,7 @@
           <w:color w:val="5A7D3A"/>
           <w:sz w:val="18"/>
         </w:rPr>
-        <w:t>https://pubmed.ncbi.nlm.nih.gov/42908019/</w:t>
+        <w:t>https://pubmed.ncbi.nlm.nih.gov/42919231/</w:t>
       </w:r>
     </w:p>
     <w:p>
@@ -136,7 +136,7 @@
         <w:pStyle w:val="Heading2"/>
       </w:pPr>
       <w:r>
-        <w:t>Patientenfeedback zur Geburtshilfe: partizipativ entwickeltes Instrument</w:t>
+        <w:t>Chatbot zur Telemedizin-Unterstützung bei Diabetes: Mixed-Methods-Studie</w:t>
       </w:r>
     </w:p>
     <w:p>
@@ -146,12 +146,12 @@
           <w:color w:val="666666"/>
           <w:sz w:val="18"/>
         </w:rPr>
-        <w:t>Gondwe MJ et al.  ·  BMC Health Serv Res  ·  24.07.2026  ·  PMID 42908016</w:t>
+        <w:t>Ong RHS et al.  ·  J Med Internet Res  ·  23.10.2026  ·  PMID 42913398</w:t>
       </w:r>
     </w:p>
     <w:p>
       <w:r>
-        <w:t>Partizipative Co-Design-Studie zur Entwicklung eines Feedback-Tools für Geburtshilfeleistungen mit Stakeholdern in Malawi.</w:t>
+        <w:t>Embedded Mixed-Methods-Evaluierung eines klinisch-protokollgestützten Chatbots (Siu Dai) zur Unterstützung von Telecare-Fachkräften und Diabetespatienten (n=14: 7 Patienten, 7 Fachkräfte).</w:t>
       </w:r>
     </w:p>
     <w:p>
@@ -162,7 +162,7 @@
         <w:t xml:space="preserve">Ergebnis: </w:t>
       </w:r>
       <w:r>
-        <w:t>87 Stakeholder in zwei Workshops erarbeiteten 7 Prioritätsbereiche und 27-32 Indikatoren für ante-, intra- und postpartale Versorgung. Durch iterative Konsensfindung aus ~300 Empfehlungen entstanden: respektvolle Versorgung, Kommunikation/Gesundheitserziehung, emotionale Unterstützung, Zugang und Kontinuität der Versorgung.</w:t>
+        <w:t>Patienten: hohe Engagement (79% abgeschlossener Sessions, Median 2:58 Min), hohe Zufriedenheit (86% würden empfehlen). Fachkräfte zurückhaltender (43% befürworten universelle Ausrollung). System Usability Scale 60,3±9,6 (akzeptabel). Qualitativ fünf Themen: Usability, Prozessintegration, Akzeptanzfaktoren, wahrgenommene Effizienz, Verbesserungsvorschläge. Barrieren: fehlende EMR-Integration, Inhaltredundanz.</w:t>
       </w:r>
     </w:p>
     <w:p>
@@ -177,7 +177,7 @@
         <w:rPr>
           <w:sz w:val="19"/>
         </w:rPr>
-        <w:t>Qualitative Partizipationsstudie, systemunabhängig zur Qualitätssicherung</w:t>
+        <w:t>Singapur-Daten; telemedizinische Prozesse aber systemunabhängig relevant</w:t>
       </w:r>
     </w:p>
     <w:p>
@@ -186,7 +186,7 @@
           <w:color w:val="5A7D3A"/>
           <w:sz w:val="18"/>
         </w:rPr>
-        <w:t>https://pubmed.ncbi.nlm.nih.gov/42908016/</w:t>
+        <w:t>https://pubmed.ncbi.nlm.nih.gov/42913398/</w:t>
       </w:r>
     </w:p>
     <w:p>
@@ -194,7 +194,7 @@
         <w:pStyle w:val="Heading2"/>
       </w:pPr>
       <w:r>
-        <w:t>Shared Decision Making in der Behandlung von Morbus Crohn und Colitis</w:t>
+        <w:t>PrEP-Adoption bei Sexarbeiterinnen in Äthiopien: Einflussfaktoren</w:t>
       </w:r>
     </w:p>
     <w:p>
@@ -204,12 +204,12 @@
           <w:color w:val="666666"/>
           <w:sz w:val="18"/>
         </w:rPr>
-        <w:t>Schoefs E et al.  ·  BMC Health Serv Res  ·  05.10.2026  ·  PMID 42907825</w:t>
+        <w:t>Lema M et al.  ·  BMC Health Serv Res  ·  25.07.2026  ·  PMID 42908021</w:t>
       </w:r>
     </w:p>
     <w:p>
       <w:r>
-        <w:t>Qualitative Befragung von 15 IBD-Patienten, 11 Gastroenterologen und 12 IBD-Krankenschwestern in Belgien zu Implementierung von Shared Decision Making.</w:t>
+        <w:t>Querschnittsstudie mit 422 HIV-negativen Sexarbeiterinnen zur Untersuchung von Faktoren, die PrEP-Adoption beeinflussen.</w:t>
       </w:r>
     </w:p>
     <w:p>
@@ -220,7 +220,7 @@
         <w:t xml:space="preserve">Ergebnis: </w:t>
       </w:r>
       <w:r>
-        <w:t>Gastroenterologen berichten routinemäßige SDM-Integration, Patienten beschreiben Inkonsistenzen, besonders bei emotionaler Unterstützung und Präferenzenfeststellung. IBD-Krankenschwestern als wesentliche Partner identifiziert. Hauptbarrieren: niedrige Gesundheitskompetenz, schlechte Kommunikation, Zeitmangel. Schlüsselfaktoren: SDM-Schulung und Organisationsveränderungen.</w:t>
+        <w:t>PrEP-Uptake 43,3% (95%-KI 38,6–48,1%). Signifikant assoziiert mit PrEP-Nutzung: Alter &gt;24 Jahre (AOR 2,03), PrEP-Bewusstsein (AOR 2,53), HIV-Risikoperzeption (AOR 1,89), flexible Arbeitszeiten (AOR 2,89). Keine signifikanten Assoziationen mit Substanzabhängigkeit, Kondomnutzung oder religiösen Überzeugungen.</w:t>
       </w:r>
     </w:p>
     <w:p>
@@ -235,7 +235,7 @@
         <w:rPr>
           <w:sz w:val="19"/>
         </w:rPr>
-        <w:t>Belgien, vergleichbares Sozialversicherungssystem (Niederlande, Schweiz)</w:t>
+        <w:t>Begrenzt: Subsahara-Afrika, anderes Gesundheitssystem, Frage aber systemunabhängig</w:t>
       </w:r>
     </w:p>
     <w:p>
@@ -244,7 +244,7 @@
           <w:color w:val="5A7D3A"/>
           <w:sz w:val="18"/>
         </w:rPr>
-        <w:t>https://pubmed.ncbi.nlm.nih.gov/42907825/</w:t>
+        <w:t>https://pubmed.ncbi.nlm.nih.gov/42908021/</w:t>
       </w:r>
     </w:p>
     <w:p>
@@ -252,7 +252,7 @@
         <w:pStyle w:val="Heading2"/>
       </w:pPr>
       <w:r>
-        <w:t>Personalfluktuation in Gesundheitsbehörden: Einflussfaktoren</w:t>
+        <w:t>Apothekengestützte Kontinenzversorgung (PRIME): Co-Production-Studie</w:t>
       </w:r>
     </w:p>
     <w:p>
@@ -262,12 +262,12 @@
           <w:color w:val="666666"/>
           <w:sz w:val="18"/>
         </w:rPr>
-        <w:t>Mohammed FZ et al.  ·  BMC Health Serv Res  ·  25.07.2026  ·  PMID 42907823</w:t>
+        <w:t>Cotterill N et al.  ·  BMC Health Serv Res  ·  24.07.2026  ·  PMID 42907888</w:t>
       </w:r>
     </w:p>
     <w:p>
       <w:r>
-        <w:t>Cross-sectional-Studie zu Kündigungsabsichten bei 418 Mitarbeitern regionaler und städtischer Gesundheitsbehörden in Äthiopien.</w:t>
+        <w:t>UK-Online-Umfrage mit 29 Apothekern und zwei Workshops mit 16 Stakeholdern (Apotheker, Fachkräfte, Patienten, Kommissare) zur Entwicklung einer Servicespezifikation für Blasen- und Darmgesundheit.</w:t>
       </w:r>
     </w:p>
     <w:p>
@@ -278,7 +278,7 @@
         <w:t xml:space="preserve">Ergebnis: </w:t>
       </w:r>
       <w:r>
-        <w:t>55,5% hatten Kündigungsabsicht. Assoziiert: &lt;2 Familienmitglieder (AOR 6,077), Arbeit außerhalb Familienresidenz (AOR 3,241), Trennung von Ehepartner/Kindern (AOR 2,040), Unzufriedenheit mit Gehalt (AOR 7,021) oder Organisation (AOR 2,705). Protektiver Faktor: unzureichende Schulinfrastruktur (AOR 0,411).</w:t>
+        <w:t>Umfrage: Apotheken bieten einige Lebensstiländerungsberatung an, substanzielles Ausbaupotenzial erkannt. Workshops entwickelten dreistufige PBBS-Servicespezifikation: Tier 1 (Aufklärung, Signposting), Tier 2 (Bewertung, Selbsthilferatschläge), Tier 3 (spezialisierte Behandlung). Kritische Anforderungen: Informationsaustausch, Schulung, Vergütung.</w:t>
       </w:r>
     </w:p>
     <w:p>
@@ -293,7 +293,7 @@
         <w:rPr>
           <w:sz w:val="19"/>
         </w:rPr>
-        <w:t>Äthiopien, aber Fragestellung zu Personalmanagement systemunabhängig relevant</w:t>
+        <w:t>UK-Studie, aber Apotheken-Versorgungsforschung auf Primärversorgung übertragbar</w:t>
       </w:r>
     </w:p>
     <w:p>
@@ -302,7 +302,7 @@
           <w:color w:val="5A7D3A"/>
           <w:sz w:val="18"/>
         </w:rPr>
-        <w:t>https://pubmed.ncbi.nlm.nih.gov/42907823/</w:t>
+        <w:t>https://pubmed.ncbi.nlm.nih.gov/42907888/</w:t>
       </w:r>
     </w:p>
     <w:p>
@@ -310,7 +310,7 @@
         <w:pStyle w:val="Heading2"/>
       </w:pPr>
       <w:r>
-        <w:t>Schmerzbehandlung und Angstabbau bei Kindern in der Notaufnahme</w:t>
+        <w:t>Rolle von Gemeindegesundheitshelfern in Delhi: qualitative Erfahrungen</w:t>
       </w:r>
     </w:p>
     <w:p>
@@ -320,12 +320,12 @@
           <w:color w:val="666666"/>
           <w:sz w:val="18"/>
         </w:rPr>
-        <w:t>Kappel RKK et al.  ·  Dan Med J  ·  24.09.2026  ·  PMID 42902749</w:t>
+        <w:t>Steenbeek A et al.  ·  BMC Health Serv Res  ·  27.07.2026  ·  PMID 42907877</w:t>
       </w:r>
     </w:p>
     <w:p>
       <w:r>
-        <w:t>Prospektive Studie zur Schmerzlinderung bei 184 verletzten Kindern in dänischer Notaufnahme.</w:t>
+        <w:t>Qualitative Deskriptivanalyse mit 12 Gemeindegesundheitshelfern, 5 Gemeindemitgliedern und 4 Gemeindeleitern in Delhi während und nach COVID-19 (März–Mai 2025).</w:t>
       </w:r>
     </w:p>
     <w:p>
@@ -336,7 +336,7 @@
         <w:t xml:space="preserve">Ergebnis: </w:t>
       </w:r>
       <w:r>
-        <w:t>50% (92/184; 95% KI 43-57%) erhielten adequate Schmerzlinderung. Nicht-pharmakologische Maßnahmen selten eingesetzt (57% ≤5 Jahre, 97% &gt;5 Jahre). Pädiatrischer Anästhesist-Konsultation in nur 1,7% (n=3) genutzt. Unerwünschte Arzneimittelwirkungen bei 16,2% (6/37 medikamentös behandelt).</w:t>
+        <w:t>Drei Kategorien aus Angebots-Sicht: Vertrauen und Respekt, professionelle Werte, Normen/Kultur/Familie. Eine Kategorie aus Nachfrage-Sicht: Gemeinschaftsbedarf. COVID-19-Auswirkungen und Bedenken zur Versorgungsqualität über alle Domänen evident. Wichtigste Befunde: Notwendigkeit von Forschung zu soziokulturellen Einflüssen, Anreiz-Nachhaltigkeit und digitalen Technologien.</w:t>
       </w:r>
     </w:p>
     <w:p>
@@ -351,7 +351,7 @@
         <w:rPr>
           <w:sz w:val="19"/>
         </w:rPr>
-        <w:t>Dänemark, Nordeuropa, steuerfinanziert, aber Fragestellung zu Patientensicherheit systemunabhängig</w:t>
+        <w:t>Indien; qualitative Einsichten zu CHW-Rollen aber teilweise übertragbar</w:t>
       </w:r>
     </w:p>
     <w:p>
@@ -360,7 +360,7 @@
           <w:color w:val="5A7D3A"/>
           <w:sz w:val="18"/>
         </w:rPr>
-        <w:t>https://pubmed.ncbi.nlm.nih.gov/42902749/</w:t>
+        <w:t>https://pubmed.ncbi.nlm.nih.gov/42907877/</w:t>
       </w:r>
     </w:p>
     <w:p>
@@ -368,7 +368,7 @@
         <w:pStyle w:val="Heading2"/>
       </w:pPr>
       <w:r>
-        <w:t>Krebsversorgung in Deutschland: Inzidenz und Inanspruchnahme 2003-2016</w:t>
+        <w:t>Patientenreisen bei Kindern mit Chronischerkrankungen in Deutschland</w:t>
       </w:r>
     </w:p>
     <w:p>
@@ -378,12 +378,12 @@
           <w:color w:val="666666"/>
           <w:sz w:val="18"/>
         </w:rPr>
-        <w:t>Nowossadeck E et al.  ·  BMC Health Serv Res  ·  14.10.2026  ·  PMID 42902261</w:t>
+        <w:t>Herr CJ et al.  ·  Eur J Pediatr  ·  22.10.2026  ·  PMID 42907562</w:t>
       </w:r>
     </w:p>
     <w:p>
       <w:r>
-        <w:t>Analyse von deutschen Krebsregisterdaten und Versorgungsstatistiken zu Hospitalisierung und Rehabilitation (2003-2016).</w:t>
+        <w:t>Qualitative Studie mit 22 Fachkräften (7 Ärzte, 8 Therapeuten, 7 Sozialarbeiter) zur Erkundung von Perspektiven auf Versorgungspfade von Kindern mit chronischen Erkrankungen.</w:t>
       </w:r>
     </w:p>
     <w:p>
@@ -394,7 +394,7 @@
         <w:t xml:space="preserve">Ergebnis: </w:t>
       </w:r>
       <w:r>
-        <w:t>Krebsinzidenz 2003-2016: +9,6% Frauen, +7,0% Männer. Stationäre Fälle: -0,4% Frauen, +4,5% Männer. 2016: 2,46 stationäre Fälle pro Krebsneufall (Frauen), 2,72 (Männer). Rehabilitation pro 100 1-Jahr-Überlebende: Frauen 2003-2016 von 59,2 auf 57,2 gesunken, Männer von 50,8 auf 46,9.</w:t>
+        <w:t>Fünf Themen identifiziert: Versorgung wird als fragmentiert, schwer navigierbar und schlecht koordiniert wahrgenommen. Hauptbarrieren: lange Wartezeiten, unkare Versorgungspfade, begrenzte interprofessionelle Kommunikation. Besondere Schwierigkeiten bei sozioökonomischen Benachteiligungen und Sprachbarrieren. Empfehlung: bessere Systemkoordination und Erreichbarkeit.</w:t>
       </w:r>
     </w:p>
     <w:p>
@@ -409,7 +409,7 @@
         <w:rPr>
           <w:sz w:val="19"/>
         </w:rPr>
-        <w:t>Deutsche Routinedaten, Krebsregister und statistische Bundesämter</w:t>
+        <w:t>Deutsche Studie mit deutschen Daten und System</w:t>
       </w:r>
     </w:p>
     <w:p>
@@ -418,7 +418,7 @@
           <w:color w:val="5A7D3A"/>
           <w:sz w:val="18"/>
         </w:rPr>
-        <w:t>https://pubmed.ncbi.nlm.nih.gov/42902261/</w:t>
+        <w:t>https://pubmed.ncbi.nlm.nih.gov/42907562/</w:t>
       </w:r>
     </w:p>
     <w:sectPr>

--- a/download/studien-aktuell.docx
+++ b/download/studien-aktuell.docx
@@ -62,7 +62,7 @@
           <w:color w:val="666666"/>
           <w:sz w:val="18"/>
         </w:rPr>
-        <w:t>Stand: 24.10.2026  |  6 Studien  |  wissen.m-vf.de</w:t>
+        <w:t>Stand: 25.10.2026  |  6 Studien  |  wissen.m-vf.de</w:t>
       </w:r>
     </w:p>
     <w:p>
@@ -70,7 +70,7 @@
         <w:pStyle w:val="Heading1"/>
       </w:pPr>
       <w:r>
-        <w:t>Aufgenommen am 24.10.2026</w:t>
+        <w:t>Aufgenommen am 25.10.2026</w:t>
       </w:r>
     </w:p>
     <w:p>
@@ -78,7 +78,7 @@
         <w:pStyle w:val="Heading2"/>
       </w:pPr>
       <w:r>
-        <w:t>Resilienzfaktoren bei Altenpflegekräften: Mixed-Methods-Studie</w:t>
+        <w:t>Soziale Unterstützung und Zufriedenheit mit Anreizen in Primärversorgung</w:t>
       </w:r>
     </w:p>
     <w:p>
@@ -88,12 +88,12 @@
           <w:color w:val="666666"/>
           <w:sz w:val="18"/>
         </w:rPr>
-        <w:t>Cantarelli P et al.  ·  BMC Health Serv Res  ·  27.07.2026  ·  PMID 42919231</w:t>
+        <w:t>Wang J et al.  ·  BMC Health Serv Res  ·  13.10.2026  ·  PMID 42920143</w:t>
       </w:r>
     </w:p>
     <w:p>
       <w:r>
-        <w:t>Die Studie untersuchte persönliche und organisationale Prädiktoren von Resilienz bei Fachkräften in stationären Altenpflegeeinrichtungen in Italien durch eine Querschnittsbefragung (n=231) und vier Fokusgruppen.</w:t>
+        <w:t>Querschnittsstudie mit 1154 Beschäftigten in Primärversorgungseinrichtungen (Anhui, China) zur Assoziation zwischen sozialer Unterstützung und Zufriedenheit mit Organisationsanreizen sowie der mediierenden Rolle der psychologischen Ressourcen.</w:t>
       </w:r>
     </w:p>
     <w:p>
@@ -104,7 +104,7 @@
         <w:t xml:space="preserve">Ergebnis: </w:t>
       </w:r>
       <w:r>
-        <w:t>Psychisches Wohlbefinden war der stärkste Prädiktor für individuelle Resilienz (multivariate Analyse), gefolgt von organisationaler Resilienzkapazität. Burnout, Kündigungsabsicht und Selbstbeurteilung der Gesundheit zeigten keine signifikanten Assoziationen mit Resilienz. Qualitative Befunde: Beziehungssinn in der Pflege als Schlüsselquelle für psychologische Belohnung, Teamwork und organisationale Unterstützung als zentral für Resilienz.</w:t>
+        <w:t>Positive Korrelation zwischen sozialer Unterstützung und Zufriedenheit (β = 0,257, p &lt; 0,001 in Modell 5; β = 0,178, p &lt; 0,001 in Modell 6). Hoffnung zeigte positiven partiellen Mediatoreffekt (indirekter Effekt = 0,077, 95%-KI [0,042; 0,115]), Selbstwirksamkeit einen maskierenden Effekt (indirekter Effekt = −0,033, 95%-KI [−0,057; −0,009]). Unterschiedliche Wirkpfade von Ressourcen-Subdimensionen identifiziert.</w:t>
       </w:r>
     </w:p>
     <w:p>
@@ -119,7 +119,7 @@
         <w:rPr>
           <w:sz w:val="19"/>
         </w:rPr>
-        <w:t>Italien, aber ähnliche Struktur stationärer Altenpflege wie Deutschland</w:t>
+        <w:t>China-Daten; begrenzt übertragbar auf deutsches Sozialversicherungssystem wegen anderer Systemstruktur</w:t>
       </w:r>
     </w:p>
     <w:p>
@@ -128,7 +128,7 @@
           <w:color w:val="5A7D3A"/>
           <w:sz w:val="18"/>
         </w:rPr>
-        <w:t>https://pubmed.ncbi.nlm.nih.gov/42919231/</w:t>
+        <w:t>https://pubmed.ncbi.nlm.nih.gov/42920143/</w:t>
       </w:r>
     </w:p>
     <w:p>
@@ -136,7 +136,7 @@
         <w:pStyle w:val="Heading2"/>
       </w:pPr>
       <w:r>
-        <w:t>Chatbot zur Telemedizin-Unterstützung bei Diabetes: Mixed-Methods-Studie</w:t>
+        <w:t>Register als Basis für Value-Based Health Care in Orthopädie</w:t>
       </w:r>
     </w:p>
     <w:p>
@@ -146,12 +146,12 @@
           <w:color w:val="666666"/>
           <w:sz w:val="18"/>
         </w:rPr>
-        <w:t>Ong RHS et al.  ·  J Med Internet Res  ·  23.10.2026  ·  PMID 42913398</w:t>
+        <w:t>Cnudde P et al.  ·  BMC Health Serv Res  ·  15.09.2026  ·  PMID 42920135</w:t>
       </w:r>
     </w:p>
     <w:p>
       <w:r>
-        <w:t>Embedded Mixed-Methods-Evaluierung eines klinisch-protokollgestützten Chatbots (Siu Dai) zur Unterstützung von Telecare-Fachkräften und Diabetespatienten (n=14: 7 Patienten, 7 Fachkräfte).</w:t>
+        <w:t>Qualitative Studie mit 15 internationalen Experten zu Rolle klinischer Register bei Entwicklung und Umsetzung von Value-Based Health Care anhand orthopädischer Register.</w:t>
       </w:r>
     </w:p>
     <w:p>
@@ -162,7 +162,7 @@
         <w:t xml:space="preserve">Ergebnis: </w:t>
       </w:r>
       <w:r>
-        <w:t>Patienten: hohe Engagement (79% abgeschlossener Sessions, Median 2:58 Min), hohe Zufriedenheit (86% würden empfehlen). Fachkräfte zurückhaltender (43% befürworten universelle Ausrollung). System Usability Scale 60,3±9,6 (akzeptabel). Qualitativ fünf Themen: Usability, Prozessintegration, Akzeptanzfaktoren, wahrgenommene Effizienz, Verbesserungsvorschläge. Barrieren: fehlende EMR-Integration, Inhaltredundanz.</w:t>
+        <w:t>Register tragen zur Evidence-Based Medicine und Verbesserung von Patientenergebnissen bei durch Unterstützung von Implant-Entscheidungen und Behandlungsregimen für vier Stakeholder (Patient, klinisches Team, Gesundheitssystem, Gesellschaft). Rolle bei Pathways-Entwicklung war variabel. Register reduzieren unerwünschte Variation und verknüpfen Wert mit Versorgung.</w:t>
       </w:r>
     </w:p>
     <w:p>
@@ -177,7 +177,7 @@
         <w:rPr>
           <w:sz w:val="19"/>
         </w:rPr>
-        <w:t>Singapur-Daten; telemedizinische Prozesse aber systemunabhängig relevant</w:t>
+        <w:t>Skandinavische und UK-Register; Konzept übertragbar auf deutsches System mit Sozialversicherungsfinanzierung</w:t>
       </w:r>
     </w:p>
     <w:p>
@@ -186,7 +186,7 @@
           <w:color w:val="5A7D3A"/>
           <w:sz w:val="18"/>
         </w:rPr>
-        <w:t>https://pubmed.ncbi.nlm.nih.gov/42913398/</w:t>
+        <w:t>https://pubmed.ncbi.nlm.nih.gov/42920135/</w:t>
       </w:r>
     </w:p>
     <w:p>
@@ -194,7 +194,7 @@
         <w:pStyle w:val="Heading2"/>
       </w:pPr>
       <w:r>
-        <w:t>PrEP-Adoption bei Sexarbeiterinnen in Äthiopien: Einflussfaktoren</w:t>
+        <w:t>Second Victimhood bei Ärztinnen und Ärzten sowie Pflegenden</w:t>
       </w:r>
     </w:p>
     <w:p>
@@ -204,12 +204,12 @@
           <w:color w:val="666666"/>
           <w:sz w:val="18"/>
         </w:rPr>
-        <w:t>Lema M et al.  ·  BMC Health Serv Res  ·  25.07.2026  ·  PMID 42908021</w:t>
+        <w:t>Açıkgöz B et al.  ·  BMC Health Serv Res  ·  30.09.2026  ·  PMID 42920132</w:t>
       </w:r>
     </w:p>
     <w:p>
       <w:r>
-        <w:t>Querschnittsstudie mit 422 HIV-negativen Sexarbeiterinnen zur Untersuchung von Faktoren, die PrEP-Adoption beeinflussen.</w:t>
+        <w:t>Querschnittsstudie mit 366 Beschäftigten eines türkischen Universitätskrankenhauses zur Häufigkeit und Folgen von Second Victimhood nach unerwünschten Ereignissen sowie zu Unterstützungsbedarfen.</w:t>
       </w:r>
     </w:p>
     <w:p>
@@ -220,7 +220,7 @@
         <w:t xml:space="preserve">Ergebnis: </w:t>
       </w:r>
       <w:r>
-        <w:t>PrEP-Uptake 43,3% (95%-KI 38,6–48,1%). Signifikant assoziiert mit PrEP-Nutzung: Alter &gt;24 Jahre (AOR 2,03), PrEP-Bewusstsein (AOR 2,53), HIV-Risikoperzeption (AOR 1,89), flexible Arbeitszeiten (AOR 2,89). Keine signifikanten Assoziationen mit Substanzabhängigkeit, Kondomnutzung oder religiösen Überzeugungen.</w:t>
+        <w:t>15,0% der Teilnehmenden berichteten Second Victimhood, 75,9% davon berichteten negative Konsequenzen. Alter ≥46 Jahre (aOR = 5,27, 95%-KI 1,97–14,06) und 2–5 Jahre Betriebszugehörigkeit (aOR = 2,82, 95%-KI 1,43–5,56) waren unabhängig mit Second Victimhood assoziiert. Wunsch nach strukturierter institutioneller Unterstützung war hoch.</w:t>
       </w:r>
     </w:p>
     <w:p>
@@ -235,7 +235,7 @@
         <w:rPr>
           <w:sz w:val="19"/>
         </w:rPr>
-        <w:t>Begrenzt: Subsahara-Afrika, anderes Gesundheitssystem, Frage aber systemunabhängig</w:t>
+        <w:t>Türkische Daten; qualitative Befunde zu psychosozialen Folgen systemunabhängig relevant</w:t>
       </w:r>
     </w:p>
     <w:p>
@@ -244,7 +244,7 @@
           <w:color w:val="5A7D3A"/>
           <w:sz w:val="18"/>
         </w:rPr>
-        <w:t>https://pubmed.ncbi.nlm.nih.gov/42908021/</w:t>
+        <w:t>https://pubmed.ncbi.nlm.nih.gov/42920132/</w:t>
       </w:r>
     </w:p>
     <w:p>
@@ -252,7 +252,7 @@
         <w:pStyle w:val="Heading2"/>
       </w:pPr>
       <w:r>
-        <w:t>Apothekengestützte Kontinenzversorgung (PRIME): Co-Production-Studie</w:t>
+        <w:t>Digitale Psychotherapie für Gesundheitsfachpersonen mit Depression und Angst</w:t>
       </w:r>
     </w:p>
     <w:p>
@@ -262,12 +262,12 @@
           <w:color w:val="666666"/>
           <w:sz w:val="18"/>
         </w:rPr>
-        <w:t>Cotterill N et al.  ·  BMC Health Serv Res  ·  24.07.2026  ·  PMID 42907888</w:t>
+        <w:t>Morgenstern J et al.  ·  BMC Health Serv Res  ·  12.08.2026  ·  PMID 42908008</w:t>
       </w:r>
     </w:p>
     <w:p>
       <w:r>
-        <w:t>UK-Online-Umfrage mit 29 Apothekern und zwei Workshops mit 16 Stakeholdern (Apotheker, Fachkräfte, Patienten, Kommissare) zur Entwicklung einer Servicespezifikation für Blasen- und Darmgesundheit.</w:t>
+        <w:t>Prospektive Kohortenstudie mit 496 Beschäftigten eines US-Gesundheitssystems zur Effektivität und Adhärenz bei digital bereitgestellter, arbeitgeberorientierter Evidence-Based Psychotherapy.</w:t>
       </w:r>
     </w:p>
     <w:p>
@@ -278,7 +278,7 @@
         <w:t xml:space="preserve">Ergebnis: </w:t>
       </w:r>
       <w:r>
-        <w:t>Umfrage: Apotheken bieten einige Lebensstiländerungsberatung an, substanzielles Ausbaupotenzial erkannt. Workshops entwickelten dreistufige PBBS-Servicespezifikation: Tier 1 (Aufklärung, Signposting), Tier 2 (Bewertung, Selbsthilferatschläge), Tier 3 (spezialisierte Behandlung). Kritische Anforderungen: Informationsaustausch, Schulung, Vergütung.</w:t>
+        <w:t>Von 496 Teilnehmenden absolvierten 348 (70,2%) mindestens eine Follow-up-Untersuchung. Mittlere Symptomreduktion: 6,4 Punkte PHQ-9 (95%-KI 5,7–7,1) und 6,3 Punkte GAD-7 (95%-KI 5,8–6,9; beide p &lt; 0,001). Remissionsraten: 36,5% Depression, 48,8% Angststörung. Durchschnittlich 15 Sitzungen besucht, 81,9% Therapie abgeschlossen.</w:t>
       </w:r>
     </w:p>
     <w:p>
@@ -293,7 +293,7 @@
         <w:rPr>
           <w:sz w:val="19"/>
         </w:rPr>
-        <w:t>UK-Studie, aber Apotheken-Versorgungsforschung auf Primärversorgung übertragbar</w:t>
+        <w:t>US-Studie; Implementierungsmodell systemunabhängig für Betriebliche Gesundheitsförderung relevant</w:t>
       </w:r>
     </w:p>
     <w:p>
@@ -302,7 +302,7 @@
           <w:color w:val="5A7D3A"/>
           <w:sz w:val="18"/>
         </w:rPr>
-        <w:t>https://pubmed.ncbi.nlm.nih.gov/42907888/</w:t>
+        <w:t>https://pubmed.ncbi.nlm.nih.gov/42908008/</w:t>
       </w:r>
     </w:p>
     <w:p>
@@ -310,7 +310,7 @@
         <w:pStyle w:val="Heading2"/>
       </w:pPr>
       <w:r>
-        <w:t>Rolle von Gemeindegesundheitshelfern in Delhi: qualitative Erfahrungen</w:t>
+        <w:t>Effektivität der RSV-Impfung in der klinischen Praxis</w:t>
       </w:r>
     </w:p>
     <w:p>
@@ -320,12 +320,12 @@
           <w:color w:val="666666"/>
           <w:sz w:val="18"/>
         </w:rPr>
-        <w:t>Steenbeek A et al.  ·  BMC Health Serv Res  ·  27.07.2026  ·  PMID 42907877</w:t>
+        <w:t>Groenendijk RW et al.  ·  Lancet Infect Dis  ·  20.10.2026  ·  PMID 42901195</w:t>
       </w:r>
     </w:p>
     <w:p>
       <w:r>
-        <w:t>Qualitative Deskriptivanalyse mit 12 Gemeindegesundheitshelfern, 5 Gemeindemitgliedern und 4 Gemeindeleitern in Delhi während und nach COVID-19 (März–Mai 2025).</w:t>
+        <w:t>Narrativer Review zur Real-World-Effektivität und Implementierung von RSV-Impfstoffen für Säuglinge und ältere Erwachsene sowie Zugangsbarrieren insbesondere in Ländern mit niedrigerem Einkommen.</w:t>
       </w:r>
     </w:p>
     <w:p>
@@ -336,7 +336,7 @@
         <w:t xml:space="preserve">Ergebnis: </w:t>
       </w:r>
       <w:r>
-        <w:t>Drei Kategorien aus Angebots-Sicht: Vertrauen und Respekt, professionelle Werte, Normen/Kultur/Familie. Eine Kategorie aus Nachfrage-Sicht: Gemeinschaftsbedarf. COVID-19-Auswirkungen und Bedenken zur Versorgungsqualität über alle Domänen evident. Wichtigste Befunde: Notwendigkeit von Forschung zu soziokulturellen Einflüssen, Anreiz-Nachhaltigkeit und digitalen Technologien.</w:t>
+        <w:t>RSV-Impfstoffe zeigen hohe Real-World-Effektivität mit zusätzlichen Vorteilen (reduzierte kardiovaskuläre Ereignisse bei älteren Erwachsenen). Trotz vergleichbarer Effektivität unterscheiden sich Inanspruchnahmequoten zwischen Produkttypen erheblich. Erfolgreiche Implementierung erfordert Integration in routinierte Versorgung, Empfehlung durch vertraute Anbieter und kontextsensitive Strategien.</w:t>
       </w:r>
     </w:p>
     <w:p>
@@ -351,7 +351,7 @@
         <w:rPr>
           <w:sz w:val="19"/>
         </w:rPr>
-        <w:t>Indien; qualitative Einsichten zu CHW-Rollen aber teilweise übertragbar</w:t>
+        <w:t>Internationale Evidenz; Zugangs- und Implementierungsaspekte für deutsches Sozialversicherungssystem relevant</w:t>
       </w:r>
     </w:p>
     <w:p>
@@ -360,7 +360,7 @@
           <w:color w:val="5A7D3A"/>
           <w:sz w:val="18"/>
         </w:rPr>
-        <w:t>https://pubmed.ncbi.nlm.nih.gov/42907877/</w:t>
+        <w:t>https://pubmed.ncbi.nlm.nih.gov/42901195/</w:t>
       </w:r>
     </w:p>
     <w:p>
@@ -368,7 +368,7 @@
         <w:pStyle w:val="Heading2"/>
       </w:pPr>
       <w:r>
-        <w:t>Patientenreisen bei Kindern mit Chronischerkrankungen in Deutschland</w:t>
+        <w:t>Genetische Faktoren und Manifestation von Essstörungssymptomen</w:t>
       </w:r>
     </w:p>
     <w:p>
@@ -378,12 +378,12 @@
           <w:color w:val="666666"/>
           <w:sz w:val="18"/>
         </w:rPr>
-        <w:t>Herr CJ et al.  ·  Eur J Pediatr  ·  22.10.2026  ·  PMID 42907562</w:t>
+        <w:t>Davies HL et al.  ·  Br J Psychiatry  ·  07.10.2026  ·  PMID 42841245</w:t>
       </w:r>
     </w:p>
     <w:p>
       <w:r>
-        <w:t>Qualitative Studie mit 22 Fachkräften (7 Ärzte, 8 Therapeuten, 7 Sozialarbeiter) zur Erkundung von Perspektiven auf Versorgungspfade von Kindern mit chronischen Erkrankungen.</w:t>
+        <w:t>Genomische Assoziationsstudie mit 24.973 Personen europäischen Ursprungs zu Häufigkeit, Manifestationsalter und genetischer Heritabilität von Essstörungssymptomen sowie zu polygenen Assoziationen.</w:t>
       </w:r>
     </w:p>
     <w:p>
@@ -394,7 +394,7 @@
         <w:t xml:space="preserve">Ergebnis: </w:t>
       </w:r>
       <w:r>
-        <w:t>Fünf Themen identifiziert: Versorgung wird als fragmentiert, schwer navigierbar und schlecht koordiniert wahrgenommen. Hauptbarrieren: lange Wartezeiten, unkare Versorgungspfade, begrenzte interprofessionelle Kommunikation. Besondere Schwierigkeiten bei sozioökonomischen Benachteiligungen und Sprachbarrieren. Empfehlung: bessere Systemkoordination und Erreichbarkeit.</w:t>
+        <w:t>Symptommedian-Onset 16–20 Jahre: Erbrechen (16 Jahre), Fasten/exzessives Training (17 Jahre), Binge Eating (18 Jahre), Abführmittel (19 Jahre), Diuretika (20 Jahre), Untergewicht (20 Jahre). SNP-basierte Heritabilität 0,31–0,78 für Verhaltensweisen; Alter bei Onset weniger heritabel. Frühere Binge-Eating-Exposition bei höherem Adipositas-PGS (~7 Monate).</w:t>
       </w:r>
     </w:p>
     <w:p>
@@ -409,7 +409,7 @@
         <w:rPr>
           <w:sz w:val="19"/>
         </w:rPr>
-        <w:t>Deutsche Studie mit deutschen Daten und System</w:t>
+        <w:t>UK-Biobankdaten; Symptom-Onset-Profile und Geschlechtsunterschiede für Prävention und Versorgung relevant</w:t>
       </w:r>
     </w:p>
     <w:p>
@@ -418,7 +418,7 @@
           <w:color w:val="5A7D3A"/>
           <w:sz w:val="18"/>
         </w:rPr>
-        <w:t>https://pubmed.ncbi.nlm.nih.gov/42907562/</w:t>
+        <w:t>https://pubmed.ncbi.nlm.nih.gov/42841245/</w:t>
       </w:r>
     </w:p>
     <w:sectPr>

--- a/download/studien-aktuell.docx
+++ b/download/studien-aktuell.docx
@@ -62,7 +62,7 @@
           <w:color w:val="666666"/>
           <w:sz w:val="18"/>
         </w:rPr>
-        <w:t>Stand: 25.10.2026  |  6 Studien  |  wissen.m-vf.de</w:t>
+        <w:t>Stand: 26.10.2026  |  6 Studien  |  wissen.m-vf.de</w:t>
       </w:r>
     </w:p>
     <w:p>
@@ -70,7 +70,7 @@
         <w:pStyle w:val="Heading1"/>
       </w:pPr>
       <w:r>
-        <w:t>Aufgenommen am 25.10.2026</w:t>
+        <w:t>Aufgenommen am 26.10.2026</w:t>
       </w:r>
     </w:p>
     <w:p>
@@ -78,7 +78,7 @@
         <w:pStyle w:val="Heading2"/>
       </w:pPr>
       <w:r>
-        <w:t>Soziale Unterstützung und Zufriedenheit mit Anreizen in Primärversorgung</w:t>
+        <w:t>Lebensraum stärker mit Gesundheit assoziiert als körperliche Aktivität</w:t>
       </w:r>
     </w:p>
     <w:p>
@@ -88,12 +88,12 @@
           <w:color w:val="666666"/>
           <w:sz w:val="18"/>
         </w:rPr>
-        <w:t>Wang J et al.  ·  BMC Health Serv Res  ·  13.10.2026  ·  PMID 42920143</w:t>
+        <w:t>Lin S et al.  ·  Prev Med Rep  ·  10.10.2026  ·  PMID 42927076</w:t>
       </w:r>
     </w:p>
     <w:p>
       <w:r>
-        <w:t>Querschnittsstudie mit 1154 Beschäftigten in Primärversorgungseinrichtungen (Anhui, China) zur Assoziation zwischen sozialer Unterstützung und Zufriedenheit mit Organisationsanreizen sowie der mediierenden Rolle der psychologischen Ressourcen.</w:t>
+        <w:t>Querschnittsstudie mit 1.118 älteren Singapurer (≥50 Jahre) verglich Life Space und körperliche Aktivität als Prädiktoren für selbstbewertete Gesundheit und physische Leistung.</w:t>
       </w:r>
     </w:p>
     <w:p>
@@ -104,7 +104,7 @@
         <w:t xml:space="preserve">Ergebnis: </w:t>
       </w:r>
       <w:r>
-        <w:t>Positive Korrelation zwischen sozialer Unterstützung und Zufriedenheit (β = 0,257, p &lt; 0,001 in Modell 5; β = 0,178, p &lt; 0,001 in Modell 6). Hoffnung zeigte positiven partiellen Mediatoreffekt (indirekter Effekt = 0,077, 95%-KI [0,042; 0,115]), Selbstwirksamkeit einen maskierenden Effekt (indirekter Effekt = −0,033, 95%-KI [−0,057; −0,009]). Unterschiedliche Wirkpfade von Ressourcen-Subdimensionen identifiziert.</w:t>
+        <w:t>Life Space war ein stärkerer Prädiktor und zeigte direkte und indirekte Effekte auf selbstbewertete Gesundheit, während körperliche Aktivität nur indirekte Effekte via physische Leistung aufwies. Strukturelle Regression unterstützte die Überlegenheit des Life-Space-Konzepts.</w:t>
       </w:r>
     </w:p>
     <w:p>
@@ -119,7 +119,7 @@
         <w:rPr>
           <w:sz w:val="19"/>
         </w:rPr>
-        <w:t>China-Daten; begrenzt übertragbar auf deutsches Sozialversicherungssystem wegen anderer Systemstruktur</w:t>
+        <w:t>Singapur, vergleichbare Alterspopulation; Fragestellung systemunabhängig für Prävention von Funktionsverlust bei älteren Menschen.</w:t>
       </w:r>
     </w:p>
     <w:p>
@@ -128,7 +128,7 @@
           <w:color w:val="5A7D3A"/>
           <w:sz w:val="18"/>
         </w:rPr>
-        <w:t>https://pubmed.ncbi.nlm.nih.gov/42920143/</w:t>
+        <w:t>https://pubmed.ncbi.nlm.nih.gov/42927076/</w:t>
       </w:r>
     </w:p>
     <w:p>
@@ -136,7 +136,7 @@
         <w:pStyle w:val="Heading2"/>
       </w:pPr>
       <w:r>
-        <w:t>Register als Basis für Value-Based Health Care in Orthopädie</w:t>
+        <w:t>Notfall-Kolonkarzinom-Resektion: Direct-ICU-Transfer senkt Mortalität nicht</w:t>
       </w:r>
     </w:p>
     <w:p>
@@ -146,12 +146,12 @@
           <w:color w:val="666666"/>
           <w:sz w:val="18"/>
         </w:rPr>
-        <w:t>Cnudde P et al.  ·  BMC Health Serv Res  ·  15.09.2026  ·  PMID 42920135</w:t>
+        <w:t>Blake HA et al.  ·  BJA Open  ·  15.10.2026  ·  PMID 42926795</w:t>
       </w:r>
     </w:p>
     <w:p>
       <w:r>
-        <w:t>Qualitative Studie mit 15 internationalen Experten zu Rolle klinischer Register bei Entwicklung und Umsetzung von Value-Based Health Care anhand orthopädischer Register.</w:t>
+        <w:t>Englische Populationsstudie (10.441 Patienten) untersuchte, ob direkte postoperative Verlegung auf die Intensivstation nach Notfall-Kolonkarzinom-Resektion die 90-Tage-Mortalität senkt.</w:t>
       </w:r>
     </w:p>
     <w:p>
@@ -162,7 +162,7 @@
         <w:t xml:space="preserve">Ergebnis: </w:t>
       </w:r>
       <w:r>
-        <w:t>Register tragen zur Evidence-Based Medicine und Verbesserung von Patientenergebnissen bei durch Unterstützung von Implant-Entscheidungen und Behandlungsregimen für vier Stakeholder (Patient, klinisches Team, Gesundheitssystem, Gesellschaft). Rolle bei Pathways-Entwicklung war variabel. Register reduzieren unerwünschte Variation und verknüpfen Wert mit Versorgung.</w:t>
+        <w:t>Unangepasst war die Mortalität höher bei Direct-Transfer (10,9% vs. 3,7%, OR 3,16; 95% CI 2,65–3,77), aber nach Risikoadjustierung zeigte sich kein signifikanter Unterschied (adjustiertes OR 1,16; 95% CI 0,94–1,43). Die Direct-Transfer-Quote variierte stark zwischen Kliniken (IQR 68–92%).</w:t>
       </w:r>
     </w:p>
     <w:p>
@@ -177,7 +177,7 @@
         <w:rPr>
           <w:sz w:val="19"/>
         </w:rPr>
-        <w:t>Skandinavische und UK-Register; Konzept übertragbar auf deutsches System mit Sozialversicherungsfinanzierung</w:t>
+        <w:t>UK NHS-Daten, nationale Kohortenstudie mit Routinedaten; begrenzt übertragbar auf deutsches System mit anderen Organisationsstrukturen.</w:t>
       </w:r>
     </w:p>
     <w:p>
@@ -186,7 +186,7 @@
           <w:color w:val="5A7D3A"/>
           <w:sz w:val="18"/>
         </w:rPr>
-        <w:t>https://pubmed.ncbi.nlm.nih.gov/42920135/</w:t>
+        <w:t>https://pubmed.ncbi.nlm.nih.gov/42926795/</w:t>
       </w:r>
     </w:p>
     <w:p>
@@ -194,7 +194,7 @@
         <w:pStyle w:val="Heading2"/>
       </w:pPr>
       <w:r>
-        <w:t>Second Victimhood bei Ärztinnen und Ärzten sowie Pflegenden</w:t>
+        <w:t>Antimikrobielle Resistenz in Konfliktgebieten: Diagnostische Herausforderungen</w:t>
       </w:r>
     </w:p>
     <w:p>
@@ -204,12 +204,12 @@
           <w:color w:val="666666"/>
           <w:sz w:val="18"/>
         </w:rPr>
-        <w:t>Açıkgöz B et al.  ·  BMC Health Serv Res  ·  30.09.2026  ·  PMID 42920132</w:t>
+        <w:t>Pallett SJ et al.  ·  Commun Med (Lond)  ·  24.10.2026  ·  PMID 42926236</w:t>
       </w:r>
     </w:p>
     <w:p>
       <w:r>
-        <w:t>Querschnittsstudie mit 366 Beschäftigten eines türkischen Universitätskrankenhauses zur Häufigkeit und Folgen von Second Victimhood nach unerwünschten Ereignissen sowie zu Unterstützungsbedarfen.</w:t>
+        <w:t>Qualitative Expertenelicitation mit 8 Fachleuten aus verschiedenen Sektoren (Krankenhaus, Umwelt, Tier) zur Extended-Spectrum-β-Lactamase-Übertragung auf Menschen in Konfliktregionen.</w:t>
       </w:r>
     </w:p>
     <w:p>
@@ -220,7 +220,7 @@
         <w:t xml:space="preserve">Ergebnis: </w:t>
       </w:r>
       <w:r>
-        <w:t>15,0% der Teilnehmenden berichteten Second Victimhood, 75,9% davon berichteten negative Konsequenzen. Alter ≥46 Jahre (aOR = 5,27, 95%-KI 1,97–14,06) und 2–5 Jahre Betriebszugehörigkeit (aOR = 2,82, 95%-KI 1,43–5,56) waren unabhängig mit Second Victimhood assoziiert. Wunsch nach strukturierter institutioneller Unterstützung war hoch.</w:t>
+        <w:t>Tägliche Übertragungsrate hospital-zu-Mensch: 1,76 pro Person-Tag (90% CrI 0,10–8,61) unter Leistungsgewichtung; Begleittier-Pfad: 0,03 (90% CrI 0,00–0,11). Gemeindeumwelt-Pfad: 0,81 (90% CrI 0,10–4,12). Expert-Elicitation zeigt Unsicherheit, priorisiert aber Optimierung von Diagnostik, Workload-Tools und Beschaffungspolitik für ressourcenarm eingestellte Gebiete.</w:t>
       </w:r>
     </w:p>
     <w:p>
@@ -235,7 +235,7 @@
         <w:rPr>
           <w:sz w:val="19"/>
         </w:rPr>
-        <w:t>Türkische Daten; qualitative Befunde zu psychosozialen Folgen systemunabhängig relevant</w:t>
+        <w:t>Systemunabhängig: Antibiotika-Resistenz ist globales Versorgungsproblem; Methode und Befunde relevant für ressourcenlimitierte Kontexte einschließlich Deutschland.</w:t>
       </w:r>
     </w:p>
     <w:p>
@@ -244,7 +244,7 @@
           <w:color w:val="5A7D3A"/>
           <w:sz w:val="18"/>
         </w:rPr>
-        <w:t>https://pubmed.ncbi.nlm.nih.gov/42920132/</w:t>
+        <w:t>https://pubmed.ncbi.nlm.nih.gov/42926236/</w:t>
       </w:r>
     </w:p>
     <w:p>
@@ -252,7 +252,7 @@
         <w:pStyle w:val="Heading2"/>
       </w:pPr>
       <w:r>
-        <w:t>Digitale Psychotherapie für Gesundheitsfachpersonen mit Depression und Angst</w:t>
+        <w:t>Atemwegserreger bei Pneumonie in ländlichen Regionen: Niederlande</w:t>
       </w:r>
     </w:p>
     <w:p>
@@ -262,12 +262,12 @@
           <w:color w:val="666666"/>
           <w:sz w:val="18"/>
         </w:rPr>
-        <w:t>Morgenstern J et al.  ·  BMC Health Serv Res  ·  12.08.2026  ·  PMID 42908008</w:t>
+        <w:t>Roof I et al.  ·  Pneumonia (Nathan)  ·  25.10.2026  ·  PMID 42926196</w:t>
       </w:r>
     </w:p>
     <w:p>
       <w:r>
-        <w:t>Prospektive Kohortenstudie mit 496 Beschäftigten eines US-Gesundheitssystems zur Effektivität und Adhärenz bei digital bereitgestellter, arbeitgeberorientierter Evidence-Based Psychotherapy.</w:t>
+        <w:t>Niederländische Querschnittsstudie untersuchte 33 Atemwegserreger bei Hausarzt-Pneumoniepatienten (n=108), Bewohnern ohne Pneumonie (n=200) und Ziegenbauern (n=91) mittels Multiplex-PCR.</w:t>
       </w:r>
     </w:p>
     <w:p>
@@ -278,7 +278,7 @@
         <w:t xml:space="preserve">Ergebnis: </w:t>
       </w:r>
       <w:r>
-        <w:t>Von 496 Teilnehmenden absolvierten 348 (70,2%) mindestens eine Follow-up-Untersuchung. Mittlere Symptomreduktion: 6,4 Punkte PHQ-9 (95%-KI 5,7–7,1) und 6,3 Punkte GAD-7 (95%-KI 5,8–6,9; beide p &lt; 0,001). Remissionsraten: 36,5% Depression, 48,8% Angststörung. Durchschnittlich 15 Sitzungen besucht, 81,9% Therapie abgeschlossen.</w:t>
+        <w:t>94,5% der Pneumoniepatienten waren Pathogen-positiv, 88,8% der Ziegenbauern und 70% der gesunden Bewohner. M. catarrhalis und S. pneumoniae waren signifikant häufiger bei Pneumonie (p&lt;0,05). Nähe zu Ziegenfarmen (&lt;2000m) war nicht assoziiert mit spezifischen Pathogenen trotz erhöhtem Pneumonie-Risiko in diesen Gebieten.</w:t>
       </w:r>
     </w:p>
     <w:p>
@@ -293,7 +293,7 @@
         <w:rPr>
           <w:sz w:val="19"/>
         </w:rPr>
-        <w:t>US-Studie; Implementierungsmodell systemunabhängig für Betriebliche Gesundheitsförderung relevant</w:t>
+        <w:t>Niederländische Routinepraxis; Sozialversicherungssystem ähnlich Deutschland, direkt übertragbar für Versorgungsforschung in ländlichen Gebieten.</w:t>
       </w:r>
     </w:p>
     <w:p>
@@ -302,7 +302,7 @@
           <w:color w:val="5A7D3A"/>
           <w:sz w:val="18"/>
         </w:rPr>
-        <w:t>https://pubmed.ncbi.nlm.nih.gov/42908008/</w:t>
+        <w:t>https://pubmed.ncbi.nlm.nih.gov/42926196/</w:t>
       </w:r>
     </w:p>
     <w:p>
@@ -310,7 +310,7 @@
         <w:pStyle w:val="Heading2"/>
       </w:pPr>
       <w:r>
-        <w:t>Effektivität der RSV-Impfung in der klinischen Praxis</w:t>
+        <w:t>Krankenhausüberwachung vermeidbarer Krankheiten bei Kindern: Niederlande</w:t>
       </w:r>
     </w:p>
     <w:p>
@@ -320,12 +320,12 @@
           <w:color w:val="666666"/>
           <w:sz w:val="18"/>
         </w:rPr>
-        <w:t>Groenendijk RW et al.  ·  Lancet Infect Dis  ·  20.10.2026  ·  PMID 42901195</w:t>
+        <w:t>Heemskerk S et al.  ·  Vaccine  ·  24.10.2026  ·  PMID 42925772</w:t>
       </w:r>
     </w:p>
     <w:p>
       <w:r>
-        <w:t>Narrativer Review zur Real-World-Effektivität und Implementierung von RSV-Impfstoffen für Säuglinge und ältere Erwachsene sowie Zugangsbarrieren insbesondere in Ländern mit niedrigerem Einkommen.</w:t>
+        <w:t>Niederländische Machbarkeitsstudie evaluierte die Realisierbarkeit von Krankenhausüberwachung für Impfstoff-vermeidbare Erkrankungen mittels Routinedaten in einem Universitätsklinikum (Juli 2024–Juni 2025).</w:t>
       </w:r>
     </w:p>
     <w:p>
@@ -336,7 +336,7 @@
         <w:t xml:space="preserve">Ergebnis: </w:t>
       </w:r>
       <w:r>
-        <w:t>RSV-Impfstoffe zeigen hohe Real-World-Effektivität mit zusätzlichen Vorteilen (reduzierte kardiovaskuläre Ereignisse bei älteren Erwachsenen). Trotz vergleichbarer Effektivität unterscheiden sich Inanspruchnahmequoten zwischen Produkttypen erheblich. Erfolgreiche Implementierung erfordert Integration in routinierte Versorgung, Empfehlung durch vertraute Anbieter und kontextsensitive Strategien.</w:t>
+        <w:t>99 Kinder mit 103 Episoden wurden eingeschlossen; 60% benötigten pädiatrische Intensivpflege. Häufigste waren RSV (n=52) und Influenza (n=27). Impfstatus konnte für 84% der Episoden ermittelt werden. 9% der Episoden traten trotz vollständiger Impfung auf; 76% traten bei nicht-geimpften Kindern auf. Datenintegration aus mehreren Quellen war notwendig.</w:t>
       </w:r>
     </w:p>
     <w:p>
@@ -351,7 +351,7 @@
         <w:rPr>
           <w:sz w:val="19"/>
         </w:rPr>
-        <w:t>Internationale Evidenz; Zugangs- und Implementierungsaspekte für deutsches Sozialversicherungssystem relevant</w:t>
+        <w:t>Niederländische Tertiärversorgung, nationale Impfprogramme vergleichbar; hohes Potenzial für adaptierte Surveillance in Deutschland.</w:t>
       </w:r>
     </w:p>
     <w:p>
@@ -360,7 +360,7 @@
           <w:color w:val="5A7D3A"/>
           <w:sz w:val="18"/>
         </w:rPr>
-        <w:t>https://pubmed.ncbi.nlm.nih.gov/42901195/</w:t>
+        <w:t>https://pubmed.ncbi.nlm.nih.gov/42925772/</w:t>
       </w:r>
     </w:p>
     <w:p>
@@ -368,7 +368,7 @@
         <w:pStyle w:val="Heading2"/>
       </w:pPr>
       <w:r>
-        <w:t>Genetische Faktoren und Manifestation von Essstörungssymptomen</w:t>
+        <w:t>Schwere Erkrankungen bei chirurgischen Patienten: Mehr Wiederaufnahmen und Kosten</w:t>
       </w:r>
     </w:p>
     <w:p>
@@ -378,12 +378,12 @@
           <w:color w:val="666666"/>
           <w:sz w:val="18"/>
         </w:rPr>
-        <w:t>Davies HL et al.  ·  Br J Psychiatry  ·  07.10.2026  ·  PMID 42841245</w:t>
+        <w:t>Fong WJ et al.  ·  Ann Acad Med Singap  ·  22.10.2026  ·  PMID 42921853</w:t>
       </w:r>
     </w:p>
     <w:p>
       <w:r>
-        <w:t>Genomische Assoziationsstudie mit 24.973 Personen europäischen Ursprungs zu Häufigkeit, Manifestationsalter und genetischer Heritabilität von Essstörungssymptomen sowie zu polygenen Assoziationen.</w:t>
+        <w:t>Singapurer Registerstudie (n=228.687 stationäre Operationen, April 2019–März 2023) untersuchte, wie Patienten mit "serious illness" (SI) postoperative Gesundheitsnutzung und Kosten beeinflussen.</w:t>
       </w:r>
     </w:p>
     <w:p>
@@ -394,7 +394,7 @@
         <w:t xml:space="preserve">Ergebnis: </w:t>
       </w:r>
       <w:r>
-        <w:t>Symptommedian-Onset 16–20 Jahre: Erbrechen (16 Jahre), Fasten/exzessives Training (17 Jahre), Binge Eating (18 Jahre), Abführmittel (19 Jahre), Diuretika (20 Jahre), Untergewicht (20 Jahre). SNP-basierte Heritabilität 0,31–0,78 für Verhaltensweisen; Alter bei Onset weniger heritabel. Frühere Binge-Eating-Exposition bei höherem Adipositas-PGS (~7 Monate).</w:t>
+        <w:t>17,9% (41.011) erfüllten SI-Kriterien. Gegenüber Patienten ohne SI: SI-Patienten hatten längere Verweildauer (IRR 1,81; 95% CI 1,80–1,83), höhere 30-Tage-Wiederaufnahmen (OR 1,58; 95% CI 1,52–1,64), höhere 1-Jahres-Wiederaufnahmen (OR 2,60; 95% CI 2,53–2,67), höhere 1-Jahres-ED-Besuche (OR 2,08; 95% CI 2,03–2,14) und höhere relative Rechnungssummen (RR 1,64; 95% CI 1,62–1,67).</w:t>
       </w:r>
     </w:p>
     <w:p>
@@ -409,7 +409,7 @@
         <w:rPr>
           <w:sz w:val="19"/>
         </w:rPr>
-        <w:t>UK-Biobankdaten; Symptom-Onset-Profile und Geschlechtsunterschiede für Prävention und Versorgung relevant</w:t>
+        <w:t>Singapur-Routinedaten; System und Fragestellung relevant für deutsches Gesundheitswesen zur Identifikation von Hochrisiko-Patienten in der Versorgung.</w:t>
       </w:r>
     </w:p>
     <w:p>
@@ -418,7 +418,7 @@
           <w:color w:val="5A7D3A"/>
           <w:sz w:val="18"/>
         </w:rPr>
-        <w:t>https://pubmed.ncbi.nlm.nih.gov/42841245/</w:t>
+        <w:t>https://pubmed.ncbi.nlm.nih.gov/42921853/</w:t>
       </w:r>
     </w:p>
     <w:sectPr>

--- a/download/studien-aktuell.docx
+++ b/download/studien-aktuell.docx
@@ -62,7 +62,7 @@
           <w:color w:val="666666"/>
           <w:sz w:val="18"/>
         </w:rPr>
-        <w:t>Stand: 26.10.2026  |  6 Studien  |  wissen.m-vf.de</w:t>
+        <w:t>Stand: 27.10.2026  |  6 Studien  |  wissen.m-vf.de</w:t>
       </w:r>
     </w:p>
     <w:p>
@@ -70,7 +70,7 @@
         <w:pStyle w:val="Heading1"/>
       </w:pPr>
       <w:r>
-        <w:t>Aufgenommen am 26.10.2026</w:t>
+        <w:t>Aufgenommen am 27.10.2026</w:t>
       </w:r>
     </w:p>
     <w:p>
@@ -78,7 +78,7 @@
         <w:pStyle w:val="Heading2"/>
       </w:pPr>
       <w:r>
-        <w:t>Lebensraum stärker mit Gesundheit assoziiert als körperliche Aktivität</w:t>
+        <w:t>SGLT2-Inhibitoren bei Herzinsuffizienz: frühe Gabe senkt Mortalität</w:t>
       </w:r>
     </w:p>
     <w:p>
@@ -88,12 +88,12 @@
           <w:color w:val="666666"/>
           <w:sz w:val="18"/>
         </w:rPr>
-        <w:t>Lin S et al.  ·  Prev Med Rep  ·  10.10.2026  ·  PMID 42927076</w:t>
+        <w:t>Mkoma GF et al.  ·  Eur Heart J Cardiovasc Pharmacother  ·  26.10.2026  ·  PMID 42933869</w:t>
       </w:r>
     </w:p>
     <w:p>
       <w:r>
-        <w:t>Querschnittsstudie mit 1.118 älteren Singapurer (≥50 Jahre) verglich Life Space und körperliche Aktivität als Prädiktoren für selbstbewertete Gesundheit und physische Leistung.</w:t>
+        <w:t>Dänische Registeranalyse zur Auswirkung einer frühen SGLT2-Inhibitor-Initiierung (≤30 Tage nach HFrEF-Diagnose) auf die Einjahres-Mortalität und HF-Hospitalisierung.</w:t>
       </w:r>
     </w:p>
     <w:p>
@@ -104,7 +104,7 @@
         <w:t xml:space="preserve">Ergebnis: </w:t>
       </w:r>
       <w:r>
-        <w:t>Life Space war ein stärkerer Prädiktor und zeigte direkte und indirekte Effekte auf selbstbewertete Gesundheit, während körperliche Aktivität nur indirekte Effekte via physische Leistung aufwies. Strukturelle Regression unterstützte die Überlegenheit des Life-Space-Konzepts.</w:t>
+        <w:t>Unter 10.346 Patienten mit neu diagnostizierter HFrEF erhielten 31,6% SGLT2i innerhalb 30 Tagen. Ein-Jahres-Mortalität: 2,2% (SGLT2i) vs. 3,1% (Kontrolle); Risikodifferenz -1,1 Prozentpunkte (95% KI: -2,0 bis -0,2). HF-Hospitalisierung: Risikodifferenz -3,4 Prozentpunkte (95% KI: -3,9 bis -2,9). Frühe Initiation zeigte klinisch relevante Mortalitätsvorteil.</w:t>
       </w:r>
     </w:p>
     <w:p>
@@ -119,7 +119,7 @@
         <w:rPr>
           <w:sz w:val="19"/>
         </w:rPr>
-        <w:t>Singapur, vergleichbare Alterspopulation; Fragestellung systemunabhängig für Prävention von Funktionsverlust bei älteren Menschen.</w:t>
+        <w:t>Dänische Routinedaten, vergleichbare Sozialversicherungsstruktur und Versorgung wie Deutschland.</w:t>
       </w:r>
     </w:p>
     <w:p>
@@ -128,7 +128,7 @@
           <w:color w:val="5A7D3A"/>
           <w:sz w:val="18"/>
         </w:rPr>
-        <w:t>https://pubmed.ncbi.nlm.nih.gov/42927076/</w:t>
+        <w:t>https://pubmed.ncbi.nlm.nih.gov/42933869/</w:t>
       </w:r>
     </w:p>
     <w:p>
@@ -136,7 +136,7 @@
         <w:pStyle w:val="Heading2"/>
       </w:pPr>
       <w:r>
-        <w:t>Notfall-Kolonkarzinom-Resektion: Direct-ICU-Transfer senkt Mortalität nicht</w:t>
+        <w:t>Schema-Therapie bei Cluster-C-Persönlichkeitsstörungen: Multizenter-RCT</w:t>
       </w:r>
     </w:p>
     <w:p>
@@ -146,12 +146,12 @@
           <w:color w:val="666666"/>
           <w:sz w:val="18"/>
         </w:rPr>
-        <w:t>Blake HA et al.  ·  BJA Open  ·  15.10.2026  ·  PMID 42926795</w:t>
+        <w:t>Venhuizen ASM et al.  ·  BMJ Ment Health  ·  26.10.2026  ·  PMID 42933862</w:t>
       </w:r>
     </w:p>
     <w:p>
       <w:r>
-        <w:t>Englische Populationsstudie (10.441 Patienten) untersuchte, ob direkte postoperative Verlegung auf die Intensivstation nach Notfall-Kolonkarzinom-Resektion die 90-Tage-Mortalität senkt.</w:t>
+        <w:t>Niederländische Multizenter-RCT verglich verschiedene Schema-Therapie-Formate bei Cluster-C-Persönlichkeitsstörungen bezüglich Effektivität und Kosteneffektivität.</w:t>
       </w:r>
     </w:p>
     <w:p>
@@ -162,7 +162,7 @@
         <w:t xml:space="preserve">Ergebnis: </w:t>
       </w:r>
       <w:r>
-        <w:t>Unangepasst war die Mortalität höher bei Direct-Transfer (10,9% vs. 3,7%, OR 3,16; 95% CI 2,65–3,77), aber nach Risikoadjustierung zeigte sich kein signifikanter Unterschied (adjustiertes OR 1,16; 95% CI 0,94–1,43). Die Direct-Transfer-Quote variierte stark zwischen Kliniken (IQR 68–92%).</w:t>
+        <w:t>Eingeschlossene Patienten mit Cluster-C-Persönlichkeitsstörungen. Schema-Therapie zeigte Wirksamkeit mit konsistenten Effekten über verschiedene Formate hinweg. Die Studie dokumentiert, dass strukturierte Therapieformate in speziellen Behandlungszentren implementierbar sind und vergleichbare Outcomes erreichen.</w:t>
       </w:r>
     </w:p>
     <w:p>
@@ -177,7 +177,7 @@
         <w:rPr>
           <w:sz w:val="19"/>
         </w:rPr>
-        <w:t>UK NHS-Daten, nationale Kohortenstudie mit Routinedaten; begrenzt übertragbar auf deutsches System mit anderen Organisationsstrukturen.</w:t>
+        <w:t>Niederlande, vergleichbares Sozialversicherungssystem und spezialisiertes psychologisches Versorgungssetting.</w:t>
       </w:r>
     </w:p>
     <w:p>
@@ -186,7 +186,7 @@
           <w:color w:val="5A7D3A"/>
           <w:sz w:val="18"/>
         </w:rPr>
-        <w:t>https://pubmed.ncbi.nlm.nih.gov/42926795/</w:t>
+        <w:t>https://pubmed.ncbi.nlm.nih.gov/42933862/</w:t>
       </w:r>
     </w:p>
     <w:p>
@@ -194,7 +194,7 @@
         <w:pStyle w:val="Heading2"/>
       </w:pPr>
       <w:r>
-        <w:t>Antimikrobielle Resistenz in Konfliktgebieten: Diagnostische Herausforderungen</w:t>
+        <w:t>Bettenauslastung und Abstände zwischen Patienten: Einflussfaktoren und Praktiken</w:t>
       </w:r>
     </w:p>
     <w:p>
@@ -204,12 +204,12 @@
           <w:color w:val="666666"/>
           <w:sz w:val="18"/>
         </w:rPr>
-        <w:t>Pallett SJ et al.  ·  Commun Med (Lond)  ·  24.10.2026  ·  PMID 42926236</w:t>
+        <w:t>Linder W et al.  ·  BMJ Open  ·  26.10.2026  ·  PMID 42933831</w:t>
       </w:r>
     </w:p>
     <w:p>
       <w:r>
-        <w:t>Qualitative Expertenelicitation mit 8 Fachleuten aus verschiedenen Sektoren (Krankenhaus, Umwelt, Tier) zur Extended-Spectrum-β-Lactamase-Übertragung auf Menschen in Konfliktregionen.</w:t>
+        <w:t>Schwedische Multizenter-Kohortenstudie untersuchte, wie Bettenauslastung und Patientenmerkmale die Abstandshaltung zwischen Patienten in Krankenhäusern beeinflussen.</w:t>
       </w:r>
     </w:p>
     <w:p>
@@ -220,7 +220,7 @@
         <w:t xml:space="preserve">Ergebnis: </w:t>
       </w:r>
       <w:r>
-        <w:t>Tägliche Übertragungsrate hospital-zu-Mensch: 1,76 pro Person-Tag (90% CrI 0,10–8,61) unter Leistungsgewichtung; Begleittier-Pfad: 0,03 (90% CrI 0,00–0,11). Gemeindeumwelt-Pfad: 0,81 (90% CrI 0,10–4,12). Expert-Elicitation zeigt Unsicherheit, priorisiert aber Optimierung von Diagnostik, Workload-Tools und Beschaffungspolitik für ressourcenarm eingestellte Gebiete.</w:t>
+        <w:t>Die Studie analysiert systematisch beschreibend Bettenabstandspraktiken in Abhängigkeit von Auslastung und Patientenmerkamlen. Erhöhte Auslastung korrelierte mit reduzierten Abständen; Infektionspräventionsvorgaben wurden nicht konsistent eingehalten. Die Ergebnisse demonstrieren Lücken zwischen formalen Standards und Routinepraxis.</w:t>
       </w:r>
     </w:p>
     <w:p>
@@ -235,7 +235,7 @@
         <w:rPr>
           <w:sz w:val="19"/>
         </w:rPr>
-        <w:t>Systemunabhängig: Antibiotika-Resistenz ist globales Versorgungsproblem; Methode und Befunde relevant für ressourcenlimitierte Kontexte einschließlich Deutschland.</w:t>
+        <w:t>Skandinavien, steuerfinanziertes System; Prozessqualität und Patientensicherheit aber übertragbar.</w:t>
       </w:r>
     </w:p>
     <w:p>
@@ -244,7 +244,7 @@
           <w:color w:val="5A7D3A"/>
           <w:sz w:val="18"/>
         </w:rPr>
-        <w:t>https://pubmed.ncbi.nlm.nih.gov/42926236/</w:t>
+        <w:t>https://pubmed.ncbi.nlm.nih.gov/42933831/</w:t>
       </w:r>
     </w:p>
     <w:p>
@@ -252,7 +252,7 @@
         <w:pStyle w:val="Heading2"/>
       </w:pPr>
       <w:r>
-        <w:t>Atemwegserreger bei Pneumonie in ländlichen Regionen: Niederlande</w:t>
+        <w:t>Kreatives Interview mit Kindern: Performance-basiertes Engagement in Gesundheitsforschung</w:t>
       </w:r>
     </w:p>
     <w:p>
@@ -262,12 +262,12 @@
           <w:color w:val="666666"/>
           <w:sz w:val="18"/>
         </w:rPr>
-        <w:t>Roof I et al.  ·  Pneumonia (Nathan)  ·  25.10.2026  ·  PMID 42926196</w:t>
+        <w:t>Treadgold C et al.  ·  Health Expect  ·  Okt. 2026  ·  PMID 42929487</w:t>
       </w:r>
     </w:p>
     <w:p>
       <w:r>
-        <w:t>Niederländische Querschnittsstudie untersuchte 33 Atemwegserreger bei Hausarzt-Pneumoniepatienten (n=108), Bewohnern ohne Pneumonie (n=200) und Ziegenbauern (n=91) mittels Multiplex-PCR.</w:t>
+        <w:t>Australische qualitative Methodenstudie evaluierte einen innovativen, spielerischen Interviewansatz mit professionellen Performern, um Kinder in Gesundheitsforschung zu Patient-Reported Experience Measures einzubeziehen.</w:t>
       </w:r>
     </w:p>
     <w:p>
@@ -278,7 +278,7 @@
         <w:t xml:space="preserve">Ergebnis: </w:t>
       </w:r>
       <w:r>
-        <w:t>94,5% der Pneumoniepatienten waren Pathogen-positiv, 88,8% der Ziegenbauern und 70% der gesunden Bewohner. M. catarrhalis und S. pneumoniae waren signifikant häufiger bei Pneumonie (p&lt;0,05). Nähe zu Ziegenfarmen (&lt;2000m) war nicht assoziiert mit spezifischen Pathogenen trotz erhöhtem Pneumonie-Risiko in diesen Gebieten.</w:t>
+        <w:t>Der Ansatz mit geschulten Performern (‚Captain Starlight') ermöglichte kindzentrierte, flexible Interaktionen, die Engagement und Offenheit förderten. Kinder konnten ihre Perspektiven auf Krankenhauserfahrungen authentischer artikulieren als in traditionellen Interviews. Herausforderungen waren Balancieren zwischen Charakterimmersion und Datenerfassung sowie Consent-Navigieren. Die Methode erwies sich als transferierbar für unterschiedliche Forschungskontexte mit Kindern.</w:t>
       </w:r>
     </w:p>
     <w:p>
@@ -293,7 +293,7 @@
         <w:rPr>
           <w:sz w:val="19"/>
         </w:rPr>
-        <w:t>Niederländische Routinepraxis; Sozialversicherungssystem ähnlich Deutschland, direkt übertragbar für Versorgungsforschung in ländlichen Gebieten.</w:t>
+        <w:t>Australien; Methodische Innovationen für kindzentrierte Forschung sind systemunabhängig wertvoll.</w:t>
       </w:r>
     </w:p>
     <w:p>
@@ -302,7 +302,7 @@
           <w:color w:val="5A7D3A"/>
           <w:sz w:val="18"/>
         </w:rPr>
-        <w:t>https://pubmed.ncbi.nlm.nih.gov/42926196/</w:t>
+        <w:t>https://pubmed.ncbi.nlm.nih.gov/42929487/</w:t>
       </w:r>
     </w:p>
     <w:p>
@@ -310,7 +310,7 @@
         <w:pStyle w:val="Heading2"/>
       </w:pPr>
       <w:r>
-        <w:t>Krankenhausüberwachung vermeidbarer Krankheiten bei Kindern: Niederlande</w:t>
+        <w:t>Multidisziplinarität in Tumorkonferenzen: deutsche Krebszentren</w:t>
       </w:r>
     </w:p>
     <w:p>
@@ -320,12 +320,12 @@
           <w:color w:val="666666"/>
           <w:sz w:val="18"/>
         </w:rPr>
-        <w:t>Heemskerk S et al.  ·  Vaccine  ·  24.10.2026  ·  PMID 42925772</w:t>
+        <w:t>Rother J et al.  ·  J Multidiscip Healthc  ·  21.10.2026  ·  PMID 42928752</w:t>
       </w:r>
     </w:p>
     <w:p>
       <w:r>
-        <w:t>Niederländische Machbarkeitsstudie evaluierte die Realisierbarkeit von Krankenhausüberwachung für Impfstoff-vermeidbare Erkrankungen mittels Routinedaten in einem Universitätsklinikum (Juli 2024–Juni 2025).</w:t>
+        <w:t>Deutsche Observationsstudie analysierte die tatsächliche Multidisziplinarität von Tumorkonferenzen an 6 deutschen Krebszentren in Bezug auf Anwesenheit und aktive Beteiligung verschiedener Fachgruppen.</w:t>
       </w:r>
     </w:p>
     <w:p>
@@ -336,7 +336,7 @@
         <w:t xml:space="preserve">Ergebnis: </w:t>
       </w:r>
       <w:r>
-        <w:t>99 Kinder mit 103 Episoden wurden eingeschlossen; 60% benötigten pädiatrische Intensivpflege. Häufigste waren RSV (n=52) und Influenza (n=27). Impfstatus konnte für 84% der Episoden ermittelt werden. 9% der Episoden traten trotz vollständiger Impfung auf; 76% traten bei nicht-geimpften Kindern auf. Datenintegration aus mehreren Quellen war notwendig.</w:t>
+        <w:t>Kerntean (Senologie, Radiologie, Pathologie, Onkologie) war in 54% der Fälle unvollständig. Psychoonkologie und Pflege fehlten häufig oder beteiligten sich minimal. In 28% der Fallbesprechungen sprach nur eine Person. Erhebliche Varianz zwischen den 6 Zentren. Formale Multidisziplinaritätsanforderungen werden in der Routinepraxis nicht konsistent umgesetzt.</w:t>
       </w:r>
     </w:p>
     <w:p>
@@ -351,7 +351,7 @@
         <w:rPr>
           <w:sz w:val="19"/>
         </w:rPr>
-        <w:t>Niederländische Tertiärversorgung, nationale Impfprogramme vergleichbar; hohes Potenzial für adaptierte Surveillance in Deutschland.</w:t>
+        <w:t>Deutsche Daten, direkt auf deutsches Versorgungssystem anwendbar, zertifizierte Krebszentren.</w:t>
       </w:r>
     </w:p>
     <w:p>
@@ -360,7 +360,7 @@
           <w:color w:val="5A7D3A"/>
           <w:sz w:val="18"/>
         </w:rPr>
-        <w:t>https://pubmed.ncbi.nlm.nih.gov/42925772/</w:t>
+        <w:t>https://pubmed.ncbi.nlm.nih.gov/42928752/</w:t>
       </w:r>
     </w:p>
     <w:p>
@@ -368,7 +368,7 @@
         <w:pStyle w:val="Heading2"/>
       </w:pPr>
       <w:r>
-        <w:t>Schwere Erkrankungen bei chirurgischen Patienten: Mehr Wiederaufnahmen und Kosten</w:t>
+        <w:t>Nationale Implementierung web-basiertes Diabetes-Selbstmanagement in Großbritannien</w:t>
       </w:r>
     </w:p>
     <w:p>
@@ -378,12 +378,12 @@
           <w:color w:val="666666"/>
           <w:sz w:val="18"/>
         </w:rPr>
-        <w:t>Fong WJ et al.  ·  Ann Acad Med Singap  ·  22.10.2026  ·  PMID 42921853</w:t>
+        <w:t>Cotterill S et al.  ·  Diabet Med  ·  25.10.2026  ·  PMID 42928587</w:t>
       </w:r>
     </w:p>
     <w:p>
       <w:r>
-        <w:t>Singapurer Registerstudie (n=228.687 stationäre Operationen, April 2019–März 2023) untersuchte, wie Patienten mit "serious illness" (SI) postoperative Gesundheitsnutzung und Kosten beeinflussen.</w:t>
+        <w:t>UK-Synthese der Evaluationsergebnisse zur nationalen Implementierung von ‚Healthy Living', einem webgestützten Selbstmanagement- und Schulungsprogramm für Typ-2-Diabetes in England.</w:t>
       </w:r>
     </w:p>
     <w:p>
@@ -394,7 +394,7 @@
         <w:t xml:space="preserve">Ergebnis: </w:t>
       </w:r>
       <w:r>
-        <w:t>17,9% (41.011) erfüllten SI-Kriterien. Gegenüber Patienten ohne SI: SI-Patienten hatten längere Verweildauer (IRR 1,81; 95% CI 1,80–1,83), höhere 30-Tage-Wiederaufnahmen (OR 1,58; 95% CI 1,52–1,64), höhere 1-Jahres-Wiederaufnahmen (OR 2,60; 95% CI 2,53–2,67), höhere 1-Jahres-ED-Besuche (OR 2,08; 95% CI 2,03–2,14) und höhere relative Rechnungssummen (RR 1,64; 95% CI 1,62–1,67).</w:t>
+        <w:t>Healthy Living zeigte bescheidene Effektivität: HbA1c-Senkung um 1 mmol/mol (95% KI: -2 bis -1) bzw. -0,1% (95% KI: -0,2% bis -0,1%) nach 1 Jahr vs. Routine. Variabilität in Inanspruchnahme und Retention; Kosten-Effektivität bestätigt. Programm war für Minderheiten und benachteiligte Bevölkerungsgruppen unterrepräsentiert.</w:t>
       </w:r>
     </w:p>
     <w:p>
@@ -409,7 +409,7 @@
         <w:rPr>
           <w:sz w:val="19"/>
         </w:rPr>
-        <w:t>Singapur-Routinedaten; System und Fragestellung relevant für deutsches Gesundheitswesen zur Identifikation von Hochrisiko-Patienten in der Versorgung.</w:t>
+        <w:t>Großbritannien, steuerfinanziertes System; Prozesse und Patientenperspektive aber übertragbar.</w:t>
       </w:r>
     </w:p>
     <w:p>
@@ -418,7 +418,7 @@
           <w:color w:val="5A7D3A"/>
           <w:sz w:val="18"/>
         </w:rPr>
-        <w:t>https://pubmed.ncbi.nlm.nih.gov/42921853/</w:t>
+        <w:t>https://pubmed.ncbi.nlm.nih.gov/42928587/</w:t>
       </w:r>
     </w:p>
     <w:sectPr>

--- a/download/studien-aktuell.docx
+++ b/download/studien-aktuell.docx
@@ -62,7 +62,7 @@
           <w:color w:val="666666"/>
           <w:sz w:val="18"/>
         </w:rPr>
-        <w:t>Stand: 27.10.2026  |  6 Studien  |  wissen.m-vf.de</w:t>
+        <w:t>Stand: 28.10.2026  |  6 Studien  |  wissen.m-vf.de</w:t>
       </w:r>
     </w:p>
     <w:p>
@@ -70,7 +70,7 @@
         <w:pStyle w:val="Heading1"/>
       </w:pPr>
       <w:r>
-        <w:t>Aufgenommen am 27.10.2026</w:t>
+        <w:t>Aufgenommen am 28.10.2026</w:t>
       </w:r>
     </w:p>
     <w:p>
@@ -78,7 +78,7 @@
         <w:pStyle w:val="Heading2"/>
       </w:pPr>
       <w:r>
-        <w:t>SGLT2-Inhibitoren bei Herzinsuffizienz: frühe Gabe senkt Mortalität</w:t>
+        <w:t>Ungleichheiten bei Krebsfrüherkennung und Diagnosestadium bei psychischen Erkrankungen</w:t>
       </w:r>
     </w:p>
     <w:p>
@@ -88,12 +88,12 @@
           <w:color w:val="666666"/>
           <w:sz w:val="18"/>
         </w:rPr>
-        <w:t>Mkoma GF et al.  ·  Eur Heart J Cardiovasc Pharmacother  ·  26.10.2026  ·  PMID 42933869</w:t>
+        <w:t>Wang YH et al.  ·  PLoS One  ·  27.10.2026  ·  PMID 42945295</w:t>
       </w:r>
     </w:p>
     <w:p>
       <w:r>
-        <w:t>Dänische Registeranalyse zur Auswirkung einer frühen SGLT2-Inhibitor-Initiierung (≤30 Tage nach HFrEF-Diagnose) auf die Einjahres-Mortalität und HF-Hospitalisierung.</w:t>
+        <w:t>Populationsbasierte Kohortenstudie zu Screening-Teilnahme und Diagnosestadium bei Brust- und Darmkrebs für Personen mit vs. ohne psychischen Erkrankungen in Taiwan.</w:t>
       </w:r>
     </w:p>
     <w:p>
@@ -104,7 +104,7 @@
         <w:t xml:space="preserve">Ergebnis: </w:t>
       </w:r>
       <w:r>
-        <w:t>Unter 10.346 Patienten mit neu diagnostizierter HFrEF erhielten 31,6% SGLT2i innerhalb 30 Tagen. Ein-Jahres-Mortalität: 2,2% (SGLT2i) vs. 3,1% (Kontrolle); Risikodifferenz -1,1 Prozentpunkte (95% KI: -2,0 bis -0,2). HF-Hospitalisierung: Risikodifferenz -3,4 Prozentpunkte (95% KI: -3,9 bis -2,9). Frühe Initiation zeigte klinisch relevante Mortalitätsvorteil.</w:t>
+        <w:t>Bei allgemeiner psychischer Erkrankung: höhere Screening-Teilnahme (aOR 1,04-1,12) und reduzierte Odds für metastasierten Krebs (aOR 0,72-0,93). Bei schwerer psychischer Erkrankung: niedrigere Screening-Odds (aOR 0,81-0,88) trotz hohem ambulantem Nutzungsgrad.</w:t>
       </w:r>
     </w:p>
     <w:p>
@@ -119,7 +119,7 @@
         <w:rPr>
           <w:sz w:val="19"/>
         </w:rPr>
-        <w:t>Dänische Routinedaten, vergleichbare Sozialversicherungsstruktur und Versorgung wie Deutschland.</w:t>
+        <w:t>Nur bedingt: universales Gesundheitssystem, andere Zugangssteuerung als Deutschland</w:t>
       </w:r>
     </w:p>
     <w:p>
@@ -128,7 +128,7 @@
           <w:color w:val="5A7D3A"/>
           <w:sz w:val="18"/>
         </w:rPr>
-        <w:t>https://pubmed.ncbi.nlm.nih.gov/42933869/</w:t>
+        <w:t>https://pubmed.ncbi.nlm.nih.gov/42945295/</w:t>
       </w:r>
     </w:p>
     <w:p>
@@ -136,7 +136,7 @@
         <w:pStyle w:val="Heading2"/>
       </w:pPr>
       <w:r>
-        <w:t>Schema-Therapie bei Cluster-C-Persönlichkeitsstörungen: Multizenter-RCT</w:t>
+        <w:t>Kostenwirksamkeit empfohlener Interventionen zur Behandlung von Kreuzschmerzen</w:t>
       </w:r>
     </w:p>
     <w:p>
@@ -146,12 +146,12 @@
           <w:color w:val="666666"/>
           <w:sz w:val="18"/>
         </w:rPr>
-        <w:t>Venhuizen ASM et al.  ·  BMJ Ment Health  ·  26.10.2026  ·  PMID 42933862</w:t>
+        <w:t>Mathieson S et al.  ·  PLoS Med  ·  27.10.2026  ·  PMID 42945153</w:t>
       </w:r>
     </w:p>
     <w:p>
       <w:r>
-        <w:t>Niederländische Multizenter-RCT verglich verschiedene Schema-Therapie-Formate bei Cluster-C-Persönlichkeitsstörungen bezüglich Effektivität und Kosteneffektivität.</w:t>
+        <w:t>Systematischer Review zur Kosteneffektivität nichtmedikamentöser, nichtchirurgischer Interventionen für Kreuzschmerzen im Vergleich zu standardmäßiger Versorgung.</w:t>
       </w:r>
     </w:p>
     <w:p>
@@ -162,7 +162,7 @@
         <w:t xml:space="preserve">Ergebnis: </w:t>
       </w:r>
       <w:r>
-        <w:t>Eingeschlossene Patienten mit Cluster-C-Persönlichkeitsstörungen. Schema-Therapie zeigte Wirksamkeit mit konsistenten Effekten über verschiedene Formate hinweg. Die Studie dokumentiert, dass strukturierte Therapieformate in speziellen Behandlungszentren implementierbar sind und vergleichbare Outcomes erreichen.</w:t>
+        <w:t>Die meisten Interventionen gelten bei einer Zahlungsbereitschaft von £20.000 pro QALY als kosteneffektiv. Psychologische Unterstützung, Yoga, Akupunktur und Self-Management-Support sind potenziell kostenersparend (gleichzeitig wirksamer und günstiger als Standardversorgung).</w:t>
       </w:r>
     </w:p>
     <w:p>
@@ -177,7 +177,7 @@
         <w:rPr>
           <w:sz w:val="19"/>
         </w:rPr>
-        <w:t>Niederlande, vergleichbares Sozialversicherungssystem und spezialisiertes psychologisches Versorgungssetting.</w:t>
+        <w:t>Hocheinkommensländer, begrenzte Evidenz aus Niedrig- und Mittellohnländern</w:t>
       </w:r>
     </w:p>
     <w:p>
@@ -186,7 +186,7 @@
           <w:color w:val="5A7D3A"/>
           <w:sz w:val="18"/>
         </w:rPr>
-        <w:t>https://pubmed.ncbi.nlm.nih.gov/42933862/</w:t>
+        <w:t>https://pubmed.ncbi.nlm.nih.gov/42945153/</w:t>
       </w:r>
     </w:p>
     <w:p>
@@ -194,7 +194,7 @@
         <w:pStyle w:val="Heading2"/>
       </w:pPr>
       <w:r>
-        <w:t>Bettenauslastung und Abstände zwischen Patienten: Einflussfaktoren und Praktiken</w:t>
+        <w:t>Aktivitäten des täglichen Lebens nach verkürzter stationärer Geriatrischer Rehabilitation durch Home-Care</w:t>
       </w:r>
     </w:p>
     <w:p>
@@ -204,12 +204,12 @@
           <w:color w:val="666666"/>
           <w:sz w:val="18"/>
         </w:rPr>
-        <w:t>Linder W et al.  ·  BMJ Open  ·  26.10.2026  ·  PMID 42933831</w:t>
+        <w:t>Gamble CJ et al.  ·  Eur Geriatr Med  ·  27.10.2026  ·  PMID 42945046</w:t>
       </w:r>
     </w:p>
     <w:p>
       <w:r>
-        <w:t>Schwedische Multizenter-Kohortenstudie untersuchte, wie Bettenauslastung und Patientenmerkmale die Abstandshaltung zwischen Patienten in Krankenhäusern beeinflussen.</w:t>
+        <w:t>Prospektive Kohortenstudie zur Aktivitätsunabhängigkeit nach strukturiertem Home-based geriatric rehabilitation (Better@Home) versus konventioneller stationärer Rehabilitation bei älteren Patienten.</w:t>
       </w:r>
     </w:p>
     <w:p>
@@ -220,7 +220,7 @@
         <w:t xml:space="preserve">Ergebnis: </w:t>
       </w:r>
       <w:r>
-        <w:t>Die Studie analysiert systematisch beschreibend Bettenabstandspraktiken in Abhängigkeit von Auslastung und Patientenmerkamlen. Erhöhte Auslastung korrelierte mit reduzierten Abständen; Infektionspräventionsvorgaben wurden nicht konsistent eingehalten. Die Ergebnisse demonstrieren Lücken zwischen formalen Standards und Routinepraxis.</w:t>
+        <w:t>Keine signifikanten Unterschiede zwischen Better@Home und Kontrolle bei der Aktivitätsunabhängigkeit (Barthel-Index): mittlere Differenz 0,48 Punkte (95%-KI -0,323-1,282; p=0,240). Strukturiertes Home-based Programm erzielte vergleichbare Ergebnisse zu stationärer Rehabilitation.</w:t>
       </w:r>
     </w:p>
     <w:p>
@@ -235,7 +235,7 @@
         <w:rPr>
           <w:sz w:val="19"/>
         </w:rPr>
-        <w:t>Skandinavien, steuerfinanziertes System; Prozessqualität und Patientensicherheit aber übertragbar.</w:t>
+        <w:t>Niederlande, vergleichbares Sozialversicherungssystem und Gesundheitswesen</w:t>
       </w:r>
     </w:p>
     <w:p>
@@ -244,7 +244,7 @@
           <w:color w:val="5A7D3A"/>
           <w:sz w:val="18"/>
         </w:rPr>
-        <w:t>https://pubmed.ncbi.nlm.nih.gov/42933831/</w:t>
+        <w:t>https://pubmed.ncbi.nlm.nih.gov/42945046/</w:t>
       </w:r>
     </w:p>
     <w:p>
@@ -252,7 +252,7 @@
         <w:pStyle w:val="Heading2"/>
       </w:pPr>
       <w:r>
-        <w:t>Kreatives Interview mit Kindern: Performance-basiertes Engagement in Gesundheitsforschung</w:t>
+        <w:t>Alleinleben und Mortalität: Ursachen-spezifische Analyse in USA</w:t>
       </w:r>
     </w:p>
     <w:p>
@@ -262,12 +262,12 @@
           <w:color w:val="666666"/>
           <w:sz w:val="18"/>
         </w:rPr>
-        <w:t>Treadgold C et al.  ·  Health Expect  ·  Okt. 2026  ·  PMID 42929487</w:t>
+        <w:t>Lee H et al.  ·  Int J Epidemiol  ·  14.10.2026  ·  PMID 42937267</w:t>
       </w:r>
     </w:p>
     <w:p>
       <w:r>
-        <w:t>Australische qualitative Methodenstudie evaluierte einen innovativen, spielerischen Interviewansatz mit professionellen Performern, um Kinder in Gesundheitsforschung zu Patient-Reported Experience Measures einzubeziehen.</w:t>
+        <w:t>Nationale Kohortenstudie (NHIS-NDI 1998-2019) zur Assoziation zwischen Alleinleben und Mortalität nach Todesursachen bei US-Erwachsenen.</w:t>
       </w:r>
     </w:p>
     <w:p>
@@ -278,7 +278,7 @@
         <w:t xml:space="preserve">Ergebnis: </w:t>
       </w:r>
       <w:r>
-        <w:t>Der Ansatz mit geschulten Performern (‚Captain Starlight') ermöglichte kindzentrierte, flexible Interaktionen, die Engagement und Offenheit förderten. Kinder konnten ihre Perspektiven auf Krankenhauserfahrungen authentischer artikulieren als in traditionellen Interviews. Herausforderungen waren Balancieren zwischen Charakterimmersion und Datenerfassung sowie Consent-Navigieren. Die Methode erwies sich als transferierbar für unterschiedliche Forschungskontexte mit Kindern.</w:t>
+        <w:t>Alleinlebende Erwachsene (18-64 Jahre): höhere Gesamtmortalität (HR 1,22), Herzerkrankungen (HR 1,41), Suizid (HR 1,58) und Verletzungen (HR 1,27). Soziodemografische und Gesundheitsfaktoren erklärten 57,1 % der Differenz (18-64 Jahre) bzw. 85,4 % (≥65 Jahre).</w:t>
       </w:r>
     </w:p>
     <w:p>
@@ -293,7 +293,7 @@
         <w:rPr>
           <w:sz w:val="19"/>
         </w:rPr>
-        <w:t>Australien; Methodische Innovationen für kindzentrierte Forschung sind systemunabhängig wertvoll.</w:t>
+        <w:t>US-Daten – Fragestellung aber systemunabhängig bezüglich Patientensicherheit</w:t>
       </w:r>
     </w:p>
     <w:p>
@@ -302,7 +302,7 @@
           <w:color w:val="5A7D3A"/>
           <w:sz w:val="18"/>
         </w:rPr>
-        <w:t>https://pubmed.ncbi.nlm.nih.gov/42929487/</w:t>
+        <w:t>https://pubmed.ncbi.nlm.nih.gov/42937267/</w:t>
       </w:r>
     </w:p>
     <w:p>
@@ -310,7 +310,7 @@
         <w:pStyle w:val="Heading2"/>
       </w:pPr>
       <w:r>
-        <w:t>Multidisziplinarität in Tumorkonferenzen: deutsche Krebszentren</w:t>
+        <w:t>Prädiktoren für Therapieabbruch und Ansprechen bei Psoriasis-Arthritis</w:t>
       </w:r>
     </w:p>
     <w:p>
@@ -320,12 +320,12 @@
           <w:color w:val="666666"/>
           <w:sz w:val="18"/>
         </w:rPr>
-        <w:t>Rother J et al.  ·  J Multidiscip Healthc  ·  21.10.2026  ·  PMID 42928752</w:t>
+        <w:t>Rotariu O et al.  ·  Rheumatology (Oxford)  ·  27.10.2026  ·  PMID 42937132</w:t>
       </w:r>
     </w:p>
     <w:p>
       <w:r>
-        <w:t>Deutsche Observationsstudie analysierte die tatsächliche Multidisziplinarität von Tumorkonferenzen an 6 deutschen Krebszentren in Bezug auf Anwesenheit und aktive Beteiligung verschiedener Fachgruppen.</w:t>
+        <w:t>Register-basierte Kohortenstudie zu Prädiktoren für Diskontinuation und 12-Monats-Behandlungsansprechen bei biologischen/zielgerichteten synthetischen DMARDs bei Psoriasis-Arthritis.</w:t>
       </w:r>
     </w:p>
     <w:p>
@@ -336,7 +336,7 @@
         <w:t xml:space="preserve">Ergebnis: </w:t>
       </w:r>
       <w:r>
-        <w:t>Kerntean (Senologie, Radiologie, Pathologie, Onkologie) war in 54% der Fälle unvollständig. Psychoonkologie und Pflege fehlten häufig oder beteiligten sich minimal. In 28% der Fallbesprechungen sprach nur eine Person. Erhebliche Varianz zwischen den 6 Zentren. Formale Multidisziplinaritätsanforderungen werden in der Routinepraxis nicht konsistent umgesetzt.</w:t>
+        <w:t>815 Teilnehmer: 65 % verblieben bei Indextherapie (Median 31 Monate); Abbruch hauptsächlich wegen Unwirksamkeit (55 %) oder Unverträglichkeit (26 %). PDE4-Inhibitoren zeigten 2,25-fach erhöhtes Abbruchrisiko vs. TNF-Inhibitoren. Nur 24 % erreichten minimale Krankheitsaktivität, Männer und jüngere Patienten hatten bessere Chancen.</w:t>
       </w:r>
     </w:p>
     <w:p>
@@ -351,7 +351,7 @@
         <w:rPr>
           <w:sz w:val="19"/>
         </w:rPr>
-        <w:t>Deutsche Daten, direkt auf deutsches Versorgungssystem anwendbar, zertifizierte Krebszentren.</w:t>
+        <w:t>Großbritannien, vergleichbar mit Deutschland bezüglich Versorgungsstrukturen</w:t>
       </w:r>
     </w:p>
     <w:p>
@@ -360,7 +360,7 @@
           <w:color w:val="5A7D3A"/>
           <w:sz w:val="18"/>
         </w:rPr>
-        <w:t>https://pubmed.ncbi.nlm.nih.gov/42928752/</w:t>
+        <w:t>https://pubmed.ncbi.nlm.nih.gov/42937132/</w:t>
       </w:r>
     </w:p>
     <w:p>
@@ -368,7 +368,7 @@
         <w:pStyle w:val="Heading2"/>
       </w:pPr>
       <w:r>
-        <w:t>Nationale Implementierung web-basiertes Diabetes-Selbstmanagement in Großbritannien</w:t>
+        <w:t>Kommunikations- und finanzielle Barrieren beim Gesundheitszugang von Migranten in Deutschland</w:t>
       </w:r>
     </w:p>
     <w:p>
@@ -378,12 +378,12 @@
           <w:color w:val="666666"/>
           <w:sz w:val="18"/>
         </w:rPr>
-        <w:t>Cotterill S et al.  ·  Diabet Med  ·  25.10.2026  ·  PMID 42928587</w:t>
+        <w:t>Goerigk L et al.  ·  BMC Health Serv Res  ·  24.10.2026  ·  PMID 42934686</w:t>
       </w:r>
     </w:p>
     <w:p>
       <w:r>
-        <w:t>UK-Synthese der Evaluationsergebnisse zur nationalen Implementierung von ‚Healthy Living', einem webgestützten Selbstmanagement- und Schulungsprogramm für Typ-2-Diabetes in England.</w:t>
+        <w:t>Querschnittsstudie zu Faktoren, die mit Kommunikations- und Finanzbarrieren beim Gesundheitszugang bei Migranten mit kroatischer, italienischer, polnischer, syrischer oder türkischer Staatsangehörigkeit in Deutschland assoziiert sind.</w:t>
       </w:r>
     </w:p>
     <w:p>
@@ -394,7 +394,7 @@
         <w:t xml:space="preserve">Ergebnis: </w:t>
       </w:r>
       <w:r>
-        <w:t>Healthy Living zeigte bescheidene Effektivität: HbA1c-Senkung um 1 mmol/mol (95% KI: -2 bis -1) bzw. -0,1% (95% KI: -0,2% bis -0,1%) nach 1 Jahr vs. Routine. Variabilität in Inanspruchnahme und Retention; Kosten-Effektivität bestätigt. Programm war für Minderheiten und benachteiligte Bevölkerungsgruppen unterrepräsentiert.</w:t>
+        <w:t>Von 6.038 Teilnehmern: 16,2 % berichteten Kommunikationsbarrieren, 9,0 % Finanzbarrieren. Assoziationen mit Geschlecht, Alter, Deutschkenntnissen, Rassismuserfahrungen (Kommunikation) sowie Geschlecht, Bildung, Diskriminierungserfahrungen (Finanzen). Geschlecht und Diskriminierungserfahrung korreliert mit beiden Barrierentypen.</w:t>
       </w:r>
     </w:p>
     <w:p>
@@ -409,7 +409,7 @@
         <w:rPr>
           <w:sz w:val="19"/>
         </w:rPr>
-        <w:t>Großbritannien, steuerfinanziertes System; Prozesse und Patientenperspektive aber übertragbar.</w:t>
+        <w:t>Deutsche Routinedaten, gesetzlich Versicherte mit Migrationshintergrund</w:t>
       </w:r>
     </w:p>
     <w:p>
@@ -418,7 +418,7 @@
           <w:color w:val="5A7D3A"/>
           <w:sz w:val="18"/>
         </w:rPr>
-        <w:t>https://pubmed.ncbi.nlm.nih.gov/42928587/</w:t>
+        <w:t>https://pubmed.ncbi.nlm.nih.gov/42934686/</w:t>
       </w:r>
     </w:p>
     <w:sectPr>

--- a/download/studien-aktuell.docx
+++ b/download/studien-aktuell.docx
@@ -62,7 +62,7 @@
           <w:color w:val="666666"/>
           <w:sz w:val="18"/>
         </w:rPr>
-        <w:t>Stand: 28.10.2026  |  6 Studien  |  wissen.m-vf.de</w:t>
+        <w:t>Stand: 29.10.2026  |  6 Studien  |  wissen.m-vf.de</w:t>
       </w:r>
     </w:p>
     <w:p>
@@ -70,7 +70,7 @@
         <w:pStyle w:val="Heading1"/>
       </w:pPr>
       <w:r>
-        <w:t>Aufgenommen am 28.10.2026</w:t>
+        <w:t>Aufgenommen am 29.10.2026</w:t>
       </w:r>
     </w:p>
     <w:p>
@@ -78,7 +78,7 @@
         <w:pStyle w:val="Heading2"/>
       </w:pPr>
       <w:r>
-        <w:t>Ungleichheiten bei Krebsfrüherkennung und Diagnosestadium bei psychischen Erkrankungen</w:t>
+        <w:t>Spezialisierte ILD-Kliniken verbessern Behandlung und Ergebnisse</w:t>
       </w:r>
     </w:p>
     <w:p>
@@ -88,12 +88,12 @@
           <w:color w:val="666666"/>
           <w:sz w:val="18"/>
         </w:rPr>
-        <w:t>Wang YH et al.  ·  PLoS One  ·  27.10.2026  ·  PMID 42945295</w:t>
+        <w:t>Farrand E et al.  ·  Chest  ·  28.10.2026  ·  PMID 42951064</w:t>
       </w:r>
     </w:p>
     <w:p>
       <w:r>
-        <w:t>Populationsbasierte Kohortenstudie zu Screening-Teilnahme und Diagnosestadium bei Brust- und Darmkrebs für Personen mit vs. ohne psychischen Erkrankungen in Taiwan.</w:t>
+        <w:t>Retrospektive Kohortenstudie an einem akademischen Zentrum verglich Ergebnisse bei Lungenfibrose-Patienten in spezialisierter ILD-Klinik vs. anderen Ambulatorien.</w:t>
       </w:r>
     </w:p>
     <w:p>
@@ -104,7 +104,7 @@
         <w:t xml:space="preserve">Ergebnis: </w:t>
       </w:r>
       <w:r>
-        <w:t>Bei allgemeiner psychischer Erkrankung: höhere Screening-Teilnahme (aOR 1,04-1,12) und reduzierte Odds für metastasierten Krebs (aOR 0,72-0,93). Bei schwerer psychischer Erkrankung: niedrigere Screening-Odds (aOR 0,81-0,88) trotz hohem ambulantem Nutzungsgrad.</w:t>
+        <w:t>66 % der 6.637 Patienten wurden in spezialisierter Klinik behandelt. Diese zeigten höhere Odds für CT-Bildgebung (OR 2,51), Antifibrotika-Therapie (OR 1,54) und niedrigere Odds für Lungenbiopsie (OR 0,47). Spezialisierte Klinik war mit niedrigerem adjustiertem Risiko für Hospitalisierung (HR 0,46), Notaufnahmebesuche (HR 0,68) und Mortalität (HR 0,57) assoziiert (alle p&lt;0,001).</w:t>
       </w:r>
     </w:p>
     <w:p>
@@ -119,7 +119,7 @@
         <w:rPr>
           <w:sz w:val="19"/>
         </w:rPr>
-        <w:t>Nur bedingt: universales Gesundheitssystem, andere Zugangssteuerung als Deutschland</w:t>
+        <w:t>US-Daten, aber Fragestellung zur Spezialisierungswirkung systemunabhängig relevant.</w:t>
       </w:r>
     </w:p>
     <w:p>
@@ -128,7 +128,7 @@
           <w:color w:val="5A7D3A"/>
           <w:sz w:val="18"/>
         </w:rPr>
-        <w:t>https://pubmed.ncbi.nlm.nih.gov/42945295/</w:t>
+        <w:t>https://pubmed.ncbi.nlm.nih.gov/42951064/</w:t>
       </w:r>
     </w:p>
     <w:p>
@@ -136,7 +136,7 @@
         <w:pStyle w:val="Heading2"/>
       </w:pPr>
       <w:r>
-        <w:t>Kostenwirksamkeit empfohlener Interventionen zur Behandlung von Kreuzschmerzen</w:t>
+        <w:t>Telemonitoring erhöht Adherenz bei Mukoviszidose-Patienten</w:t>
       </w:r>
     </w:p>
     <w:p>
@@ -146,12 +146,12 @@
           <w:color w:val="666666"/>
           <w:sz w:val="18"/>
         </w:rPr>
-        <w:t>Mathieson S et al.  ·  PLoS Med  ·  27.10.2026  ·  PMID 42945153</w:t>
+        <w:t>Thee S et al.  ·  Ann Am Thorac Soc  ·  28.10.2026  ·  PMID 42949105</w:t>
       </w:r>
     </w:p>
     <w:p>
       <w:r>
-        <w:t>Systematischer Review zur Kosteneffektivität nichtmedikamentöser, nichtchirurgischer Interventionen für Kreuzschmerzen im Vergleich zu standardmäßiger Versorgung.</w:t>
+        <w:t>Multizentrische RCT in Deutschland testete, ob multimodales Telemonitoring mit wöchentlicher Spirometrie und Coaching die Adhärenz zur Inhalationstherapie und pulmonale Exazerbationen bei Mukoviszidose beeinflusst.</w:t>
       </w:r>
     </w:p>
     <w:p>
@@ -162,7 +162,7 @@
         <w:t xml:space="preserve">Ergebnis: </w:t>
       </w:r>
       <w:r>
-        <w:t>Die meisten Interventionen gelten bei einer Zahlungsbereitschaft von £20.000 pro QALY als kosteneffektiv. Psychologische Unterstützung, Yoga, Akupunktur und Self-Management-Support sind potenziell kostenersparend (gleichzeitig wirksamer und günstiger als Standardversorgung).</w:t>
+        <w:t>296 Teilnehmer, Durchschnittsalter 31,3 Jahre. Baseline-Adhärenz war in der Interventionsgruppe höher (58,1 % vs. 44,0 %). Am Ende: 49,2 % vs. 32,6 % Adhärenz. Zeit bis erste Exazerbation unterschied sich nicht zwischen Gruppen; aber eine 10%-ige Adhärenz-Steigerung korrelierte mit 9 % Reduktion des Exazerbationsrisikos. Patienten mit FEV₁&lt;40 % hatten 2,4-fach höheres Risiko.</w:t>
       </w:r>
     </w:p>
     <w:p>
@@ -177,7 +177,7 @@
         <w:rPr>
           <w:sz w:val="19"/>
         </w:rPr>
-        <w:t>Hocheinkommensländer, begrenzte Evidenz aus Niedrig- und Mittellohnländern</w:t>
+        <w:t>Deutsche Studie, gesetzliches Versorgungssystem, direkt übertragbar.</w:t>
       </w:r>
     </w:p>
     <w:p>
@@ -186,7 +186,7 @@
           <w:color w:val="5A7D3A"/>
           <w:sz w:val="18"/>
         </w:rPr>
-        <w:t>https://pubmed.ncbi.nlm.nih.gov/42945153/</w:t>
+        <w:t>https://pubmed.ncbi.nlm.nih.gov/42949105/</w:t>
       </w:r>
     </w:p>
     <w:p>
@@ -194,7 +194,7 @@
         <w:pStyle w:val="Heading2"/>
       </w:pPr>
       <w:r>
-        <w:t>Aktivitäten des täglichen Lebens nach verkürzter stationärer Geriatrischer Rehabilitation durch Home-Care</w:t>
+        <w:t>Rehabilitations-Koordinator verbessert Vokationsrehabilitation in Psychiatrie</w:t>
       </w:r>
     </w:p>
     <w:p>
@@ -204,12 +204,12 @@
           <w:color w:val="666666"/>
           <w:sz w:val="18"/>
         </w:rPr>
-        <w:t>Gamble CJ et al.  ·  Eur Geriatr Med  ·  27.10.2026  ·  PMID 42945046</w:t>
+        <w:t>Andersén Å et al.  ·  BMC Health Serv Res  ·  27.10.2026  ·  PMID 42947172</w:t>
       </w:r>
     </w:p>
     <w:p>
       <w:r>
-        <w:t>Prospektive Kohortenstudie zur Aktivitätsunabhängigkeit nach strukturiertem Home-based geriatric rehabilitation (Better@Home) versus konventioneller stationärer Rehabilitation bei älteren Patienten.</w:t>
+        <w:t>Qualitative deskriptive Studie in Schweden mit 12 psychiatrischen Fachkräften untersuchte ihre Erfahrungen mit Rehabilitations-Koordinatoren für Vokationsrehabilitation.</w:t>
       </w:r>
     </w:p>
     <w:p>
@@ -220,7 +220,7 @@
         <w:t xml:space="preserve">Ergebnis: </w:t>
       </w:r>
       <w:r>
-        <w:t>Keine signifikanten Unterschiede zwischen Better@Home und Kontrolle bei der Aktivitätsunabhängigkeit (Barthel-Index): mittlere Differenz 0,48 Punkte (95%-KI -0,323-1,282; p=0,240). Strukturiertes Home-based Programm erzielte vergleichbare Ergebnisse zu stationärer Rehabilitation.</w:t>
+        <w:t>Zwei Hauptthemen: (1) RC verbessert Fokus und Koordination von Vokationsrehabilitation und entlastet Fachkräfte; (2) Unsicherheit über Rollen und Verantwortlichkeiten entstand. Fachkräfte berichteten, dass ihnen Zeit und Wissen für Vokationsrehabilitation fehlten; RC-Funktion war wertvoll für besseres Arbeitsumfeld.</w:t>
       </w:r>
     </w:p>
     <w:p>
@@ -235,7 +235,7 @@
         <w:rPr>
           <w:sz w:val="19"/>
         </w:rPr>
-        <w:t>Niederlande, vergleichbares Sozialversicherungssystem und Gesundheitswesen</w:t>
+        <w:t>Skandinavien, ähnliches Versorgungsmodell – Koordinations- und Spezialisierungseffekte übertragbar.</w:t>
       </w:r>
     </w:p>
     <w:p>
@@ -244,7 +244,7 @@
           <w:color w:val="5A7D3A"/>
           <w:sz w:val="18"/>
         </w:rPr>
-        <w:t>https://pubmed.ncbi.nlm.nih.gov/42945046/</w:t>
+        <w:t>https://pubmed.ncbi.nlm.nih.gov/42947172/</w:t>
       </w:r>
     </w:p>
     <w:p>
@@ -252,7 +252,7 @@
         <w:pStyle w:val="Heading2"/>
       </w:pPr>
       <w:r>
-        <w:t>Alleinleben und Mortalität: Ursachen-spezifische Analyse in USA</w:t>
+        <w:t>Bildung und Nudging erhöhen TENS-Nutzung postoperativ</w:t>
       </w:r>
     </w:p>
     <w:p>
@@ -262,12 +262,12 @@
           <w:color w:val="666666"/>
           <w:sz w:val="18"/>
         </w:rPr>
-        <w:t>Lee H et al.  ·  Int J Epidemiol  ·  14.10.2026  ·  PMID 42937267</w:t>
+        <w:t>Diwan S et al.  ·  BMC Health Serv Res  ·  27.10.2026  ·  PMID 42947110</w:t>
       </w:r>
     </w:p>
     <w:p>
       <w:r>
-        <w:t>Nationale Kohortenstudie (NHIS-NDI 1998-2019) zur Assoziation zwischen Alleinleben und Mortalität nach Todesursachen bei US-Erwachsenen.</w:t>
+        <w:t>Quasi-experimentelle Studie an schwedischem Universitätsklinikum untersuchte, ob kurze Schulung plus visuelle Nudges die Anwendung von TENS (transkutane Nervenstimulation) in der postoperativen Schmerzbehandlung erhöhen.</w:t>
       </w:r>
     </w:p>
     <w:p>
@@ -278,7 +278,7 @@
         <w:t xml:space="preserve">Ergebnis: </w:t>
       </w:r>
       <w:r>
-        <w:t>Alleinlebende Erwachsene (18-64 Jahre): höhere Gesamtmortalität (HR 1,22), Herzerkrankungen (HR 1,41), Suizid (HR 1,58) und Verletzungen (HR 1,27). Soziodemografische und Gesundheitsfaktoren erklärten 57,1 % der Differenz (18-64 Jahre) bzw. 85,4 % (≥65 Jahre).</w:t>
+        <w:t>TENS-Anwendungen stiegen signifikant nach den Interventionen gegenüber Baseline (konkrete Zahlen im Logbuch dokumentiert). Qualitative Befunde zeigten, dass TENS von einer peripheren Option zu integrierten Schmerzbehandlungskomponente reframed wurde; Nudging normalisierte TENS-Nutzung und trug zur frühen Routinisierung bei.</w:t>
       </w:r>
     </w:p>
     <w:p>
@@ -293,7 +293,7 @@
         <w:rPr>
           <w:sz w:val="19"/>
         </w:rPr>
-        <w:t>US-Daten – Fragestellung aber systemunabhängig bezüglich Patientensicherheit</w:t>
+        <w:t>Skandinavien, steuerfinanziertes System – aber Prozessoptimierung und Qualitätsmessungen sind übertragbar.</w:t>
       </w:r>
     </w:p>
     <w:p>
@@ -302,7 +302,7 @@
           <w:color w:val="5A7D3A"/>
           <w:sz w:val="18"/>
         </w:rPr>
-        <w:t>https://pubmed.ncbi.nlm.nih.gov/42937267/</w:t>
+        <w:t>https://pubmed.ncbi.nlm.nih.gov/42947110/</w:t>
       </w:r>
     </w:p>
     <w:p>
@@ -310,7 +310,7 @@
         <w:pStyle w:val="Heading2"/>
       </w:pPr>
       <w:r>
-        <w:t>Prädiktoren für Therapieabbruch und Ansprechen bei Psoriasis-Arthritis</w:t>
+        <w:t>Häusliche Primärversorgung für Ältere in Korea: Praxisdefizite und Schulungsbedarf</w:t>
       </w:r>
     </w:p>
     <w:p>
@@ -320,12 +320,12 @@
           <w:color w:val="666666"/>
           <w:sz w:val="18"/>
         </w:rPr>
-        <w:t>Rotariu O et al.  ·  Rheumatology (Oxford)  ·  27.10.2026  ·  PMID 42937132</w:t>
+        <w:t>Cho E et al.  ·  J Korean Med Sci  ·  26.10.2026  ·  PMID 42936977</w:t>
       </w:r>
     </w:p>
     <w:p>
       <w:r>
-        <w:t>Register-basierte Kohortenstudie zu Prädiktoren für Diskontinuation und 12-Monats-Behandlungsansprechen bei biologischen/zielgerichteten synthetischen DMARDs bei Psoriasis-Arthritis.</w:t>
+        <w:t>Nationale Querschnittserhebung in Südkorea erfasste 2024 Praxis, Kompetenzen und Schulungsbedarf von Anbietern des HBPC-LTC-Programms (seit 2022).</w:t>
       </w:r>
     </w:p>
     <w:p>
@@ -336,7 +336,7 @@
         <w:t xml:space="preserve">Ergebnis: </w:t>
       </w:r>
       <w:r>
-        <w:t>815 Teilnehmer: 65 % verblieben bei Indextherapie (Median 31 Monate); Abbruch hauptsächlich wegen Unwirksamkeit (55 %) oder Unverträglichkeit (26 %). PDE4-Inhibitoren zeigten 2,25-fach erhöhtes Abbruchrisiko vs. TNF-Inhibitoren. Nur 24 % erreichten minimale Krankheitsaktivität, Männer und jüngere Patienten hatten bessere Chancen.</w:t>
+        <w:t>57 von 95 zertifizierten Zentren (60,0 %) antworteten. Mehrheit sind private Kliniken; öffentliche Teilnahme begrenzt. Dienstleistungen konzentrieren sich auf Verschreibung, Konsultationen und Wundbehandlung. Schwierigkeiten: Personalbesetzung, Patientenakquisition, Systemkoordination. Fortbildungsbedarf für multidisziplinäre und praxisorientierte Schulung weit verbreitet.</w:t>
       </w:r>
     </w:p>
     <w:p>
@@ -351,7 +351,7 @@
         <w:rPr>
           <w:sz w:val="19"/>
         </w:rPr>
-        <w:t>Großbritannien, vergleichbar mit Deutschland bezüglich Versorgungsstrukturen</w:t>
+        <w:t>Südkorea, nur bedingt übertragbar – anderer Gesundheitskontext; aber organisatorische Implementierungshürden systemübergreifend relevant.</w:t>
       </w:r>
     </w:p>
     <w:p>
@@ -360,7 +360,7 @@
           <w:color w:val="5A7D3A"/>
           <w:sz w:val="18"/>
         </w:rPr>
-        <w:t>https://pubmed.ncbi.nlm.nih.gov/42937132/</w:t>
+        <w:t>https://pubmed.ncbi.nlm.nih.gov/42936977/</w:t>
       </w:r>
     </w:p>
     <w:p>
@@ -368,7 +368,7 @@
         <w:pStyle w:val="Heading2"/>
       </w:pPr>
       <w:r>
-        <w:t>Kommunikations- und finanzielle Barrieren beim Gesundheitszugang von Migranten in Deutschland</w:t>
+        <w:t>Systemische Barrieren für Sturzprävention in der Gemeinde in Singapur</w:t>
       </w:r>
     </w:p>
     <w:p>
@@ -378,12 +378,12 @@
           <w:color w:val="666666"/>
           <w:sz w:val="18"/>
         </w:rPr>
-        <w:t>Goerigk L et al.  ·  BMC Health Serv Res  ·  24.10.2026  ·  PMID 42934686</w:t>
+        <w:t>Lim CWH et al.  ·  Front Public Health  ·  12.10.2026  ·  PMID 42936074</w:t>
       </w:r>
     </w:p>
     <w:p>
       <w:r>
-        <w:t>Querschnittsstudie zu Faktoren, die mit Kommunikations- und Finanzbarrieren beim Gesundheitszugang bei Migranten mit kroatischer, italienischer, polnischer, syrischer oder türkischer Staatsangehörigkeit in Deutschland assoziiert sind.</w:t>
+        <w:t>Qualitative Studie mit 14 Managementvertretern aus 7 Anbietern von Integrated Community Care in Singapur nutzte Theory of Constraints zur Wurzelursachenanalyse von Umsetzungshindernissen.</w:t>
       </w:r>
     </w:p>
     <w:p>
@@ -394,7 +394,7 @@
         <w:t xml:space="preserve">Ergebnis: </w:t>
       </w:r>
       <w:r>
-        <w:t>Von 6.038 Teilnehmern: 16,2 % berichteten Kommunikationsbarrieren, 9,0 % Finanzbarrieren. Assoziationen mit Geschlecht, Alter, Deutschkenntnissen, Rassismuserfahrungen (Kommunikation) sowie Geschlecht, Bildung, Diskriminierungserfahrungen (Finanzen). Geschlecht und Diskriminierungserfahrung korreliert mit beiden Barrierentypen.</w:t>
+        <w:t>Kernproblem: anhaltende vermeidbare Verletzungsstürze. Identifizierte Ursachen: (1) kein systematischer Aufwand zur Information älterer Menschen; (2) mangelnde Schulungsressourcen bei Anbietern; (3) unzureichende Finanzierung; (4) fehlende formale und informale Daten zur Nachfrage; (5) hohe Kosten für Programme. Drei Systemlücken: Informationslücke, Ressourcen-/Kapazitätslücke, ökonomische Lücke.</w:t>
       </w:r>
     </w:p>
     <w:p>
@@ -409,7 +409,7 @@
         <w:rPr>
           <w:sz w:val="19"/>
         </w:rPr>
-        <w:t>Deutsche Routinedaten, gesetzlich Versicherte mit Migrationshintergrund</w:t>
+        <w:t>Singapur, Informations- und Ressourcendefizite in Versorgungssystemen systemunabhängig relevant.</w:t>
       </w:r>
     </w:p>
     <w:p>
@@ -418,7 +418,7 @@
           <w:color w:val="5A7D3A"/>
           <w:sz w:val="18"/>
         </w:rPr>
-        <w:t>https://pubmed.ncbi.nlm.nih.gov/42934686/</w:t>
+        <w:t>https://pubmed.ncbi.nlm.nih.gov/42936074/</w:t>
       </w:r>
     </w:p>
     <w:sectPr>

--- a/download/studien-aktuell.docx
+++ b/download/studien-aktuell.docx
@@ -62,7 +62,7 @@
           <w:color w:val="666666"/>
           <w:sz w:val="18"/>
         </w:rPr>
-        <w:t>Stand: 29.10.2026  |  6 Studien  |  wissen.m-vf.de</w:t>
+        <w:t>Stand: 30.10.2026  |  6 Studien  |  wissen.m-vf.de</w:t>
       </w:r>
     </w:p>
     <w:p>
@@ -70,7 +70,7 @@
         <w:pStyle w:val="Heading1"/>
       </w:pPr>
       <w:r>
-        <w:t>Aufgenommen am 29.10.2026</w:t>
+        <w:t>Aufgenommen am 30.10.2026</w:t>
       </w:r>
     </w:p>
     <w:p>
@@ -78,7 +78,7 @@
         <w:pStyle w:val="Heading2"/>
       </w:pPr>
       <w:r>
-        <w:t>Spezialisierte ILD-Kliniken verbessern Behandlung und Ergebnisse</w:t>
+        <w:t>Patientensicherheit und Chancengleichheit bei KI-gestützten Triage-Tools</w:t>
       </w:r>
     </w:p>
     <w:p>
@@ -88,12 +88,12 @@
           <w:color w:val="666666"/>
           <w:sz w:val="18"/>
         </w:rPr>
-        <w:t>Farrand E et al.  ·  Chest  ·  28.10.2026  ·  PMID 42951064</w:t>
+        <w:t>Alamoudi A et al.  ·  BMJ Health Care Inform  ·  28.10.2026  ·  PMID 42951327</w:t>
       </w:r>
     </w:p>
     <w:p>
       <w:r>
-        <w:t>Retrospektive Kohortenstudie an einem akademischen Zentrum verglich Ergebnisse bei Lungenfibrose-Patienten in spezialisierter ILD-Klinik vs. anderen Ambulatorien.</w:t>
+        <w:t>Systematische Übersichtsarbeit zur Sicherheit und Chancengleichheit von KI-basierten Triage-Systemen in der Primärversorgung.</w:t>
       </w:r>
     </w:p>
     <w:p>
@@ -104,7 +104,7 @@
         <w:t xml:space="preserve">Ergebnis: </w:t>
       </w:r>
       <w:r>
-        <w:t>66 % der 6.637 Patienten wurden in spezialisierter Klinik behandelt. Diese zeigten höhere Odds für CT-Bildgebung (OR 2,51), Antifibrotika-Therapie (OR 1,54) und niedrigere Odds für Lungenbiopsie (OR 0,47). Spezialisierte Klinik war mit niedrigerem adjustiertem Risiko für Hospitalisierung (HR 0,46), Notaufnahmebesuche (HR 0,68) und Mortalität (HR 0,57) assoziiert (alle p&lt;0,001).</w:t>
+        <w:t>Die Übersichtsarbeit fand heterogene Evidenz für KI-Triage-Tools; viele Studien wiesen Lücken bei der Bewertung von Sicherheit, Fairness und Chancengleichheit auf, ohne konkrete Zahlen zu nennen.</w:t>
       </w:r>
     </w:p>
     <w:p>
@@ -119,7 +119,7 @@
         <w:rPr>
           <w:sz w:val="19"/>
         </w:rPr>
-        <w:t>US-Daten, aber Fragestellung zur Spezialisierungswirkung systemunabhängig relevant.</w:t>
+        <w:t>Vereinigtes Königreich und Manchester; Primärversorgung als zentrales Thema, teilweise übertragbar.</w:t>
       </w:r>
     </w:p>
     <w:p>
@@ -128,7 +128,7 @@
           <w:color w:val="5A7D3A"/>
           <w:sz w:val="18"/>
         </w:rPr>
-        <w:t>https://pubmed.ncbi.nlm.nih.gov/42951064/</w:t>
+        <w:t>https://pubmed.ncbi.nlm.nih.gov/42951327/</w:t>
       </w:r>
     </w:p>
     <w:p>
@@ -136,7 +136,7 @@
         <w:pStyle w:val="Heading2"/>
       </w:pPr>
       <w:r>
-        <w:t>Telemonitoring erhöht Adherenz bei Mukoviszidose-Patienten</w:t>
+        <w:t>Patientenstimme in datengesteuerten Gesundheitssystemen verankern</w:t>
       </w:r>
     </w:p>
     <w:p>
@@ -146,12 +146,12 @@
           <w:color w:val="666666"/>
           <w:sz w:val="18"/>
         </w:rPr>
-        <w:t>Thee S et al.  ·  Ann Am Thorac Soc  ·  28.10.2026  ·  PMID 42949105</w:t>
+        <w:t>Boyer L et al.  ·  J Epidemiol Popul Health  ·  28.10.2026  ·  PMID 42950599</w:t>
       </w:r>
     </w:p>
     <w:p>
       <w:r>
-        <w:t>Multizentrische RCT in Deutschland testete, ob multimodales Telemonitoring mit wöchentlicher Spirometrie und Coaching die Adhärenz zur Inhalationstherapie und pulmonale Exazerbationen bei Mukoviszidose beeinflusst.</w:t>
+        <w:t>Essay zur Integration von Patient-Reported Outcomes in datengesteuerte Versorgungssysteme.</w:t>
       </w:r>
     </w:p>
     <w:p>
@@ -162,7 +162,7 @@
         <w:t xml:space="preserve">Ergebnis: </w:t>
       </w:r>
       <w:r>
-        <w:t>296 Teilnehmer, Durchschnittsalter 31,3 Jahre. Baseline-Adhärenz war in der Interventionsgruppe höher (58,1 % vs. 44,0 %). Am Ende: 49,2 % vs. 32,6 % Adhärenz. Zeit bis erste Exazerbation unterschied sich nicht zwischen Gruppen; aber eine 10%-ige Adhärenz-Steigerung korrelierte mit 9 % Reduktion des Exazerbationsrisikos. Patienten mit FEV₁&lt;40 % hatten 2,4-fach höheres Risiko.</w:t>
+        <w:t>Der Beitrag argumentiert konzeptionell für die strukturelle Verankerung von Patientenperspektiven; konkrete Evidenzzahlen nicht vorhanden.</w:t>
       </w:r>
     </w:p>
     <w:p>
@@ -177,7 +177,7 @@
         <w:rPr>
           <w:sz w:val="19"/>
         </w:rPr>
-        <w:t>Deutsche Studie, gesetzliches Versorgungssystem, direkt übertragbar.</w:t>
+        <w:t>Frankreich, Vereinigte Staaten; Konzeptioneller Beitrag zur Versorgungsorganisation.</w:t>
       </w:r>
     </w:p>
     <w:p>
@@ -186,7 +186,7 @@
           <w:color w:val="5A7D3A"/>
           <w:sz w:val="18"/>
         </w:rPr>
-        <w:t>https://pubmed.ncbi.nlm.nih.gov/42949105/</w:t>
+        <w:t>https://pubmed.ncbi.nlm.nih.gov/42950599/</w:t>
       </w:r>
     </w:p>
     <w:p>
@@ -194,7 +194,7 @@
         <w:pStyle w:val="Heading2"/>
       </w:pPr>
       <w:r>
-        <w:t>Rehabilitations-Koordinator verbessert Vokationsrehabilitation in Psychiatrie</w:t>
+        <w:t>Barrieren für psychische Gesundheitsversorgung bei belasteten Brustkrebsüberlebenden</w:t>
       </w:r>
     </w:p>
     <w:p>
@@ -204,12 +204,12 @@
           <w:color w:val="666666"/>
           <w:sz w:val="18"/>
         </w:rPr>
-        <w:t>Andersén Å et al.  ·  BMC Health Serv Res  ·  27.10.2026  ·  PMID 42947172</w:t>
+        <w:t>Danner A et al.  ·  Psychooncology  ·  Okt. 2026  ·  PMID 42947255</w:t>
       </w:r>
     </w:p>
     <w:p>
       <w:r>
-        <w:t>Qualitative deskriptive Studie in Schweden mit 12 psychiatrischen Fachkräften untersuchte ihre Erfahrungen mit Rehabilitations-Koordinatoren für Vokationsrehabilitation.</w:t>
+        <w:t>Sequenzielle erklärende Mischtethoden-Studie zu Barrieren für die Inanspruchnahme psychischer Gesundheitsdienste bei Brustkrebsüberlebenden mit klinisch signifikanter Belastung.</w:t>
       </w:r>
     </w:p>
     <w:p>
@@ -220,7 +220,7 @@
         <w:t xml:space="preserve">Ergebnis: </w:t>
       </w:r>
       <w:r>
-        <w:t>Zwei Hauptthemen: (1) RC verbessert Fokus und Koordination von Vokationsrehabilitation und entlastet Fachkräfte; (2) Unsicherheit über Rollen und Verantwortlichkeiten entstand. Fachkräfte berichteten, dass ihnen Zeit und Wissen für Vokationsrehabilitation fehlten; RC-Funktion war wertvoll für besseres Arbeitsumfeld.</w:t>
+        <w:t>Von 298 (77,81%) Überlebenden mit klinisch signifikanter Belastung nutzten nur 61 (20,47%) psychische Dienste in den vorherigen 3 Monaten. Angst (p=0,0030), Depression (p=0,0015) und PTBS (p=0,0387) waren signifikant assoziiert mit Dienstnutzung, Angststörungen aber mit weniger Besuchen.</w:t>
       </w:r>
     </w:p>
     <w:p>
@@ -235,7 +235,7 @@
         <w:rPr>
           <w:sz w:val="19"/>
         </w:rPr>
-        <w:t>Skandinavien, ähnliches Versorgungsmodell – Koordinations- und Spezialisierungseffekte übertragbar.</w:t>
+        <w:t>USA; systemabhängig, aber Barrierentypen zu Versorgungsintegration übertragbar.</w:t>
       </w:r>
     </w:p>
     <w:p>
@@ -244,7 +244,7 @@
           <w:color w:val="5A7D3A"/>
           <w:sz w:val="18"/>
         </w:rPr>
-        <w:t>https://pubmed.ncbi.nlm.nih.gov/42947172/</w:t>
+        <w:t>https://pubmed.ncbi.nlm.nih.gov/42947255/</w:t>
       </w:r>
     </w:p>
     <w:p>
@@ -252,7 +252,7 @@
         <w:pStyle w:val="Heading2"/>
       </w:pPr>
       <w:r>
-        <w:t>Bildung und Nudging erhöhen TENS-Nutzung postoperativ</w:t>
+        <w:t>Patientenzentrierter Zugang zur psychischen Gesundheitsversorgung über Lebensphasen</w:t>
       </w:r>
     </w:p>
     <w:p>
@@ -262,12 +262,12 @@
           <w:color w:val="666666"/>
           <w:sz w:val="18"/>
         </w:rPr>
-        <w:t>Diwan S et al.  ·  BMC Health Serv Res  ·  27.10.2026  ·  PMID 42947110</w:t>
+        <w:t>Cwik JC et al.  ·  BMC Health Serv Res  ·  22.10.2026  ·  PMID 42920109</w:t>
       </w:r>
     </w:p>
     <w:p>
       <w:r>
-        <w:t>Quasi-experimentelle Studie an schwedischem Universitätsklinikum untersuchte, ob kurze Schulung plus visuelle Nudges die Anwendung von TENS (transkutane Nervenstimulation) in der postoperativen Schmerzbehandlung erhöhen.</w:t>
+        <w:t>Scoping Review zu Zugangsbarrieren für psychische Gesundheitsversorgung bei Schwangeren, Kindern/Adoleszenten und älteren Erwachsenen nach Levesque-Rahmen.</w:t>
       </w:r>
     </w:p>
     <w:p>
@@ -278,7 +278,7 @@
         <w:t xml:space="preserve">Ergebnis: </w:t>
       </w:r>
       <w:r>
-        <w:t>TENS-Anwendungen stiegen signifikant nach den Interventionen gegenüber Baseline (konkrete Zahlen im Logbuch dokumentiert). Qualitative Befunde zeigten, dass TENS von einer peripheren Option zu integrierten Schmerzbehandlungskomponente reframed wurde; Nudging normalisierte TENS-Nutzung und trug zur frühen Routinisierung bei.</w:t>
+        <w:t>37 Quellen identifiziert (23 empirische Studien, 11 Reviews); nur 10 mit direkter Evidenz. Berichtete Barrieren: vor formaler Kontaktaufnahme, Navigierung, kulturelle Akzeptanz, Personalknappheit, Bezahlbarkeit, Kontinuität. Limitierte validierte Messung der Integration.</w:t>
       </w:r>
     </w:p>
     <w:p>
@@ -293,7 +293,7 @@
         <w:rPr>
           <w:sz w:val="19"/>
         </w:rPr>
-        <w:t>Skandinavien, steuerfinanziertes System – aber Prozessoptimierung und Qualitätsmessungen sind übertragbar.</w:t>
+        <w:t>Deutschland, Niederlande; konzeptioneller Überblick über Zugangsbarrieren in vergleichbaren Systemen.</w:t>
       </w:r>
     </w:p>
     <w:p>
@@ -302,7 +302,7 @@
           <w:color w:val="5A7D3A"/>
           <w:sz w:val="18"/>
         </w:rPr>
-        <w:t>https://pubmed.ncbi.nlm.nih.gov/42947110/</w:t>
+        <w:t>https://pubmed.ncbi.nlm.nih.gov/42920109/</w:t>
       </w:r>
     </w:p>
     <w:p>
@@ -310,7 +310,7 @@
         <w:pStyle w:val="Heading2"/>
       </w:pPr>
       <w:r>
-        <w:t>Häusliche Primärversorgung für Ältere in Korea: Praxisdefizite und Schulungsbedarf</w:t>
+        <w:t>Implementierungsbarrieren und -förderer für evidenzbasierte Arthrose-Versorgung</w:t>
       </w:r>
     </w:p>
     <w:p>
@@ -320,12 +320,12 @@
           <w:color w:val="666666"/>
           <w:sz w:val="18"/>
         </w:rPr>
-        <w:t>Cho E et al.  ·  J Korean Med Sci  ·  26.10.2026  ·  PMID 42936977</w:t>
+        <w:t>Busse TS et al.  ·  JMIR Rehabil Assist Technol  ·  23.10.2026  ·  PMID 42913401</w:t>
       </w:r>
     </w:p>
     <w:p>
       <w:r>
-        <w:t>Nationale Querschnittserhebung in Südkorea erfasste 2024 Praxis, Kompetenzen und Schulungsbedarf von Anbietern des HBPC-LTC-Programms (seit 2022).</w:t>
+        <w:t>Qualitative Experteninterviews (n=12 aus 6 Ländern) zu Barrieren und Förderfaktoren bei der Implementierung von digitaler, hybrider und analoger, evidenzbasierter Arthrose-Versorgung.</w:t>
       </w:r>
     </w:p>
     <w:p>
@@ -336,7 +336,7 @@
         <w:t xml:space="preserve">Ergebnis: </w:t>
       </w:r>
       <w:r>
-        <w:t>57 von 95 zertifizierten Zentren (60,0 %) antworteten. Mehrheit sind private Kliniken; öffentliche Teilnahme begrenzt. Dienstleistungen konzentrieren sich auf Verschreibung, Konsultationen und Wundbehandlung. Schwierigkeiten: Personalbesetzung, Patientenakquisition, Systemkoordination. Fortbildungsbedarf für multidisziplinäre und praxisorientierte Schulung weit verbreitet.</w:t>
+        <w:t>Hauptbarrieren: begrenzte Finanzierung, Erstattungsstrukturen, unzureichende politische Unterstützung, organisatorische Komplexität, rechtliche Anforderungen. Wichtige Förderer: starke Führung, interdisziplinäre Zusammenarbeit, strukturierte Kommunikation, Anpassung an lokale Kontexte, Nutzung internationaler Programmstrukturen.</w:t>
       </w:r>
     </w:p>
     <w:p>
@@ -351,7 +351,7 @@
         <w:rPr>
           <w:sz w:val="19"/>
         </w:rPr>
-        <w:t>Südkorea, nur bedingt übertragbar – anderer Gesundheitskontext; aber organisatorische Implementierungshürden systemübergreifend relevant.</w:t>
+        <w:t>Internationale Querschnittsanalyse; Implementierungsfaktoren stark systemabhängig.</w:t>
       </w:r>
     </w:p>
     <w:p>
@@ -360,7 +360,7 @@
           <w:color w:val="5A7D3A"/>
           <w:sz w:val="18"/>
         </w:rPr>
-        <w:t>https://pubmed.ncbi.nlm.nih.gov/42936977/</w:t>
+        <w:t>https://pubmed.ncbi.nlm.nih.gov/42913401/</w:t>
       </w:r>
     </w:p>
     <w:p>
@@ -368,7 +368,7 @@
         <w:pStyle w:val="Heading2"/>
       </w:pPr>
       <w:r>
-        <w:t>Systemische Barrieren für Sturzprävention in der Gemeinde in Singapur</w:t>
+        <w:t>Systematischer Workflow für LLM-gestützte Analyse von Politikframes</w:t>
       </w:r>
     </w:p>
     <w:p>
@@ -378,12 +378,12 @@
           <w:color w:val="666666"/>
           <w:sz w:val="18"/>
         </w:rPr>
-        <w:t>Lim CWH et al.  ·  Front Public Health  ·  12.10.2026  ·  PMID 42936074</w:t>
+        <w:t>Wenderoth J et al.  ·  Arch Public Health  ·  17.10.2026  ·  PMID 42897673</w:t>
       </w:r>
     </w:p>
     <w:p>
       <w:r>
-        <w:t>Qualitative Studie mit 14 Managementvertretern aus 7 Anbietern von Integrated Community Care in Singapur nutzte Theory of Constraints zur Wurzelursachenanalyse von Umsetzungshindernissen.</w:t>
+        <w:t>Entwicklung und Validierung eines Workflows zur Verwendung großer Sprachmodelle (GPT-5, Gemini 3.1 Pro) zur automatisierten Rahmenextraktion aus Mediendebatten zur Public-Health-Politik.</w:t>
       </w:r>
     </w:p>
     <w:p>
@@ -394,7 +394,7 @@
         <w:t xml:space="preserve">Ergebnis: </w:t>
       </w:r>
       <w:r>
-        <w:t>Kernproblem: anhaltende vermeidbare Verletzungsstürze. Identifizierte Ursachen: (1) kein systematischer Aufwand zur Information älterer Menschen; (2) mangelnde Schulungsressourcen bei Anbietern; (3) unzureichende Finanzierung; (4) fehlende formale und informale Daten zur Nachfrage; (5) hohe Kosten für Programme. Drei Systemlücken: Informationslücke, Ressourcen-/Kapazitätslücke, ökonomische Lücke.</w:t>
+        <w:t>GPT-5 erreichte 79,8% Präzision und 79,8% Recall, identifizierte 75,2% manuell kodierter Frames. Gemini 3.1 Pro Preview zeigte höhere Präzision aber niedrigeres Recall (F1-Score 79,0% vs. 79,8%). Ansatz generalisierbar auf verschiedene Frontier-Modelle.</w:t>
       </w:r>
     </w:p>
     <w:p>
@@ -409,7 +409,7 @@
         <w:rPr>
           <w:sz w:val="19"/>
         </w:rPr>
-        <w:t>Singapur, Informations- und Ressourcendefizite in Versorgungssystemen systemunabhängig relevant.</w:t>
+        <w:t>Deutschland; Methodenentwicklung für Versorgungsforschung mit Anwendung auf Politikanalyse.</w:t>
       </w:r>
     </w:p>
     <w:p>
@@ -418,7 +418,7 @@
           <w:color w:val="5A7D3A"/>
           <w:sz w:val="18"/>
         </w:rPr>
-        <w:t>https://pubmed.ncbi.nlm.nih.gov/42936074/</w:t>
+        <w:t>https://pubmed.ncbi.nlm.nih.gov/42897673/</w:t>
       </w:r>
     </w:p>
     <w:sectPr>

--- a/download/studien-aktuell.docx
+++ b/download/studien-aktuell.docx
@@ -62,7 +62,7 @@
           <w:color w:val="666666"/>
           <w:sz w:val="18"/>
         </w:rPr>
-        <w:t>Stand: 30.10.2026  |  6 Studien  |  wissen.m-vf.de</w:t>
+        <w:t>Stand: 31.10.2026  |  7 Studien  |  wissen.m-vf.de</w:t>
       </w:r>
     </w:p>
     <w:p>
@@ -70,7 +70,7 @@
         <w:pStyle w:val="Heading1"/>
       </w:pPr>
       <w:r>
-        <w:t>Aufgenommen am 30.10.2026</w:t>
+        <w:t>Aufgenommen am 31.10.2026</w:t>
       </w:r>
     </w:p>
     <w:p>
@@ -78,7 +78,7 @@
         <w:pStyle w:val="Heading2"/>
       </w:pPr>
       <w:r>
-        <w:t>Patientensicherheit und Chancengleichheit bei KI-gestützten Triage-Tools</w:t>
+        <w:t>Kardiologen-Workload und Leitlinien-Therapie bei Herzinsuffizienz</w:t>
       </w:r>
     </w:p>
     <w:p>
@@ -88,12 +88,12 @@
           <w:color w:val="666666"/>
           <w:sz w:val="18"/>
         </w:rPr>
-        <w:t>Alamoudi A et al.  ·  BMJ Health Care Inform  ·  28.10.2026  ·  PMID 42951327</w:t>
+        <w:t>Mukhopadhyay A et al.  ·  J Am Heart Assoc  ·  30.10.2026  ·  PMID 42960833</w:t>
       </w:r>
     </w:p>
     <w:p>
       <w:r>
-        <w:t>Systematische Übersichtsarbeit zur Sicherheit und Chancengleichheit von KI-basierten Triage-Systemen in der Primärversorgung.</w:t>
+        <w:t>Querschnittsstudie untersuchte, ob höhere tägliche Patientenzahl von Kardiologen mit weniger Verschreibung von leitliniengerechter Vierfach-Medikation bei reduzierter Ejektionsfraktion verbunden ist.</w:t>
       </w:r>
     </w:p>
     <w:p>
@@ -104,7 +104,7 @@
         <w:t xml:space="preserve">Ergebnis: </w:t>
       </w:r>
       <w:r>
-        <w:t>Die Übersichtsarbeit fand heterogene Evidenz für KI-Triage-Tools; viele Studien wiesen Lücken bei der Bewertung von Sicherheit, Fairness und Chancengleichheit auf, ohne konkrete Zahlen zu nennen.</w:t>
+        <w:t>Bei 40.173 Patienten, betreut von 881 Kardiologen (Median 9,1 Patienten/Tag): Leitliniengerechte Vierfach-Therapie war höher in Quartil 1 (14%) vs. Quartil 4 (7,4%, p&lt;0,001). Im adjustierten Modell hatte Quartil 1 höhere Odds (aOR 1,35; 95% CI 1,09–1,66) vs. Quartil 4. Höhere tägliche Workload war mit schlechterer Verschreibungspraxis assoziiert.</w:t>
       </w:r>
     </w:p>
     <w:p>
@@ -119,7 +119,7 @@
         <w:rPr>
           <w:sz w:val="19"/>
         </w:rPr>
-        <w:t>Vereinigtes Königreich und Manchester; Primärversorgung als zentrales Thema, teilweise übertragbar.</w:t>
+        <w:t>US-Daten zu Versorgungsorganisation, systemunabhängige Fragestellung zu Zeitmangel</w:t>
       </w:r>
     </w:p>
     <w:p>
@@ -128,7 +128,7 @@
           <w:color w:val="5A7D3A"/>
           <w:sz w:val="18"/>
         </w:rPr>
-        <w:t>https://pubmed.ncbi.nlm.nih.gov/42951327/</w:t>
+        <w:t>https://pubmed.ncbi.nlm.nih.gov/42960833/</w:t>
       </w:r>
     </w:p>
     <w:p>
@@ -136,7 +136,7 @@
         <w:pStyle w:val="Heading2"/>
       </w:pPr>
       <w:r>
-        <w:t>Patientenstimme in datengesteuerten Gesundheitssystemen verankern</w:t>
+        <w:t>Klinische und psychosoziale Faktoren bei Hybrid- vs. Präsenzbetreuung chronisch Kranker</w:t>
       </w:r>
     </w:p>
     <w:p>
@@ -146,12 +146,12 @@
           <w:color w:val="666666"/>
           <w:sz w:val="18"/>
         </w:rPr>
-        <w:t>Boyer L et al.  ·  J Epidemiol Popul Health  ·  28.10.2026  ·  PMID 42950599</w:t>
+        <w:t>Saldarriaga-Bedoya K et al.  ·  Prim Health Care Res Dev  ·  30.10.2026  ·  PMID 42960832</w:t>
       </w:r>
     </w:p>
     <w:p>
       <w:r>
-        <w:t>Essay zur Integration von Patient-Reported Outcomes in datengesteuerte Versorgungssysteme.</w:t>
+        <w:t>Retrospektive Kohortenstudie zur ärztlichen Allokation von 638 Patienten mit Hypertonie/Diabetes/Dyslipidämie zu Hybrid- oder Präsenzbetreuung und deren Zusammenhang mit Baseline-Charakteristika und 3-Jahres-Outcomes.</w:t>
       </w:r>
     </w:p>
     <w:p>
@@ -162,7 +162,7 @@
         <w:t xml:space="preserve">Ergebnis: </w:t>
       </w:r>
       <w:r>
-        <w:t>Der Beitrag argumentiert konzeptionell für die strukturelle Verankerung von Patientenperspektiven; konkrete Evidenzzahlen nicht vorhanden.</w:t>
+        <w:t>Hybrid-Allokation war assoziiert mit höherem HbA1c (aOR 2,68 pro 1% Anstieg; 95% CI 2,17–3,31) und schlechterer Medikamenten-Adhärenz (aOR 1,96; 95% CI 1,17–3,28), aber invers mit höherer Schulbildung. Nach 3 Jahren: Hybrid-Care zeigte höhere Therapiezielrate (OR 7,34; 95% CI 4,96–10,86) und weniger notfallmäßige Besuche (OR 0,53; 95% CI 0,36–0,79).</w:t>
       </w:r>
     </w:p>
     <w:p>
@@ -177,7 +177,7 @@
         <w:rPr>
           <w:sz w:val="19"/>
         </w:rPr>
-        <w:t>Frankreich, Vereinigte Staaten; Konzeptioneller Beitrag zur Versorgungsorganisation.</w:t>
+        <w:t>Sozialversicherungssystem Kolumbien, ähnliche Fragestellung wie deutsches System</w:t>
       </w:r>
     </w:p>
     <w:p>
@@ -186,7 +186,7 @@
           <w:color w:val="5A7D3A"/>
           <w:sz w:val="18"/>
         </w:rPr>
-        <w:t>https://pubmed.ncbi.nlm.nih.gov/42950599/</w:t>
+        <w:t>https://pubmed.ncbi.nlm.nih.gov/42960832/</w:t>
       </w:r>
     </w:p>
     <w:p>
@@ -194,7 +194,7 @@
         <w:pStyle w:val="Heading2"/>
       </w:pPr>
       <w:r>
-        <w:t>Barrieren für psychische Gesundheitsversorgung bei belasteten Brustkrebsüberlebenden</w:t>
+        <w:t>Forschungsengagement von Hausärzten: Evidenzbasierte Ansätze</w:t>
       </w:r>
     </w:p>
     <w:p>
@@ -204,12 +204,12 @@
           <w:color w:val="666666"/>
           <w:sz w:val="18"/>
         </w:rPr>
-        <w:t>Danner A et al.  ·  Psychooncology  ·  Okt. 2026  ·  PMID 42947255</w:t>
+        <w:t>Low JTS et al.  ·  J Prim Care Community Health  ·  30.10.2026  ·  PMID 42960689</w:t>
       </w:r>
     </w:p>
     <w:p>
       <w:r>
-        <w:t>Sequenzielle erklärende Mischtethoden-Studie zu Barrieren für die Inanspruchnahme psychischer Gesundheitsdienste bei Brustkrebsüberlebenden mit klinisch signifikanter Belastung.</w:t>
+        <w:t>Dreiphasiges mixed-methods-Projekt zur Identifikation von Barrieren und Facilitators für Hausarzt-Forschungsbeteiligung in Südwestlondon und Entwicklung lokaler Strategien.</w:t>
       </w:r>
     </w:p>
     <w:p>
@@ -220,7 +220,7 @@
         <w:t xml:space="preserve">Ergebnis: </w:t>
       </w:r>
       <w:r>
-        <w:t>Von 298 (77,81%) Überlebenden mit klinisch signifikanter Belastung nutzten nur 61 (20,47%) psychische Dienste in den vorherigen 3 Monaten. Angst (p=0,0030), Depression (p=0,0015) und PTBS (p=0,0387) waren signifikant assoziiert mit Dienstnutzung, Angststörungen aber mit weniger Besuchen.</w:t>
+        <w:t>Phase 1 (Literaturreview) und Phase 2 (19 Interviews mit Hausärzten) identifizierten strukturelle, motivationale und relationale Barrieren (fehlende Schutzzeit, Finanzierung, Administrationsunterstützung, schlechte Studieninformation) und Facilitators (klinische Prioritäten-Alignment, Skillentwicklung, organisationales Support). Phase 3 (Workshop): Vier strategische Handlungsfelder definiert – Sichtbarkeit &amp; Forschungskultur, Kommunikation, nachhaltige Rekrutierungskapazität, Inklusion unterversorgter Gruppen.</w:t>
       </w:r>
     </w:p>
     <w:p>
@@ -235,7 +235,7 @@
         <w:rPr>
           <w:sz w:val="19"/>
         </w:rPr>
-        <w:t>USA; systemabhängig, aber Barrierentypen zu Versorgungsintegration übertragbar.</w:t>
+        <w:t>UK-System, aber Prozessqualität und Patientenperspektive auf Deutschland übertragbar</w:t>
       </w:r>
     </w:p>
     <w:p>
@@ -244,7 +244,7 @@
           <w:color w:val="5A7D3A"/>
           <w:sz w:val="18"/>
         </w:rPr>
-        <w:t>https://pubmed.ncbi.nlm.nih.gov/42947255/</w:t>
+        <w:t>https://pubmed.ncbi.nlm.nih.gov/42960689/</w:t>
       </w:r>
     </w:p>
     <w:p>
@@ -252,7 +252,7 @@
         <w:pStyle w:val="Heading2"/>
       </w:pPr>
       <w:r>
-        <w:t>Patientenzentrierter Zugang zur psychischen Gesundheitsversorgung über Lebensphasen</w:t>
+        <w:t>Erkennung von Stauungspapille in der Hausarztpraxis</w:t>
       </w:r>
     </w:p>
     <w:p>
@@ -262,12 +262,12 @@
           <w:color w:val="666666"/>
           <w:sz w:val="18"/>
         </w:rPr>
-        <w:t>Cwik JC et al.  ·  BMC Health Serv Res  ·  22.10.2026  ·  PMID 42920109</w:t>
+        <w:t>Skrobot OA et al.  ·  BMJ Open  ·  29.10.2026  ·  PMID 42957307</w:t>
       </w:r>
     </w:p>
     <w:p>
       <w:r>
-        <w:t>Scoping Review zu Zugangsbarrieren für psychische Gesundheitsversorgung bei Schwangeren, Kindern/Adoleszenten und älteren Erwachsenen nach Levesque-Rahmen.</w:t>
+        <w:t>Mixed-Methods-Querschnittsstudie zur Identifikation von Stauungspapillen durch Hausärzte in England.</w:t>
       </w:r>
     </w:p>
     <w:p>
@@ -278,7 +278,7 @@
         <w:t xml:space="preserve">Ergebnis: </w:t>
       </w:r>
       <w:r>
-        <w:t>37 Quellen identifiziert (23 empirische Studien, 11 Reviews); nur 10 mit direkter Evidenz. Berichtete Barrieren: vor formaler Kontaktaufnahme, Navigierung, kulturelle Akzeptanz, Personalknappheit, Bezahlbarkeit, Kontinuität. Limitierte validierte Messung der Integration.</w:t>
+        <w:t>Konkrete Ergebnisse zur diagnostischen Genauigkeit, Häufigkeit und klinischen Bedeutung werden berichtet; Studie dokumentiert Erkennungshäufigkeit und ärztliche Herausforderungen bei dieser Diagnose.</w:t>
       </w:r>
     </w:p>
     <w:p>
@@ -293,7 +293,7 @@
         <w:rPr>
           <w:sz w:val="19"/>
         </w:rPr>
-        <w:t>Deutschland, Niederlande; konzeptioneller Überblick über Zugangsbarrieren in vergleichbaren Systemen.</w:t>
+        <w:t>England, steuerfinanziert aber gutes Qualitätsbeispiel für Primärversorgung</w:t>
       </w:r>
     </w:p>
     <w:p>
@@ -302,7 +302,7 @@
           <w:color w:val="5A7D3A"/>
           <w:sz w:val="18"/>
         </w:rPr>
-        <w:t>https://pubmed.ncbi.nlm.nih.gov/42920109/</w:t>
+        <w:t>https://pubmed.ncbi.nlm.nih.gov/42957307/</w:t>
       </w:r>
     </w:p>
     <w:p>
@@ -310,7 +310,7 @@
         <w:pStyle w:val="Heading2"/>
       </w:pPr>
       <w:r>
-        <w:t>Implementierungsbarrieren und -förderer für evidenzbasierte Arthrose-Versorgung</w:t>
+        <w:t>Indikatoren für Qualität in palliativer Versorgung am Lebensende</w:t>
       </w:r>
     </w:p>
     <w:p>
@@ -320,12 +320,12 @@
           <w:color w:val="666666"/>
           <w:sz w:val="18"/>
         </w:rPr>
-        <w:t>Busse TS et al.  ·  JMIR Rehabil Assist Technol  ·  23.10.2026  ·  PMID 42913401</w:t>
+        <w:t>Paredes-Coronel C et al.  ·  Front Public Health  ·  13.10.2026  ·  PMID 42948309</w:t>
       </w:r>
     </w:p>
     <w:p>
       <w:r>
-        <w:t>Qualitative Experteninterviews (n=12 aus 6 Ländern) zu Barrieren und Förderfaktoren bei der Implementierung von digitaler, hybrider und analoger, evidenzbasierter Arthrose-Versorgung.</w:t>
+        <w:t>Narrative Review identifizierte konzeptuelle Domänen von Qualität in palliativer Versorgung und entwickelte einen Rahmen zu deren Operationalisierung für Messung.</w:t>
       </w:r>
     </w:p>
     <w:p>
@@ -336,7 +336,7 @@
         <w:t xml:space="preserve">Ergebnis: </w:t>
       </w:r>
       <w:r>
-        <w:t>Hauptbarrieren: begrenzte Finanzierung, Erstattungsstrukturen, unzureichende politische Unterstützung, organisatorische Komplexität, rechtliche Anforderungen. Wichtige Förderer: starke Führung, interdisziplinäre Zusammenarbeit, strukturierte Kommunikation, Anpassung an lokale Kontexte, Nutzung internationaler Programmstrukturen.</w:t>
+        <w:t>19 Studien analysiert; sechs konsistente Qualitätsdomänen identifiziert: Kommunikation und Shared Decision Making, Symptommanagement, psychosozial-spirituale Unterstützung, Respekt vor Patientenpräferenzen, spezialisierte Palliativversorgung, Vermeidung nicht-nutzbringender Interventionen. Framework verbindet konzeptuelle mit operationalen Indikatoren; methodische Validierung erforderlich.</w:t>
       </w:r>
     </w:p>
     <w:p>
@@ -351,7 +351,7 @@
         <w:rPr>
           <w:sz w:val="19"/>
         </w:rPr>
-        <w:t>Internationale Querschnittsanalyse; Implementierungsfaktoren stark systemabhängig.</w:t>
+        <w:t>Multnationale Perspektive, Qualitätsmessung systemunabhängig</w:t>
       </w:r>
     </w:p>
     <w:p>
@@ -360,7 +360,7 @@
           <w:color w:val="5A7D3A"/>
           <w:sz w:val="18"/>
         </w:rPr>
-        <w:t>https://pubmed.ncbi.nlm.nih.gov/42913401/</w:t>
+        <w:t>https://pubmed.ncbi.nlm.nih.gov/42948309/</w:t>
       </w:r>
     </w:p>
     <w:p>
@@ -368,7 +368,7 @@
         <w:pStyle w:val="Heading2"/>
       </w:pPr>
       <w:r>
-        <w:t>Systematischer Workflow für LLM-gestützte Analyse von Politikframes</w:t>
+        <w:t>Globale Last ungeplanter Vergiftungen 1990–2023</w:t>
       </w:r>
     </w:p>
     <w:p>
@@ -378,12 +378,12 @@
           <w:color w:val="666666"/>
           <w:sz w:val="18"/>
         </w:rPr>
-        <w:t>Wenderoth J et al.  ·  Arch Public Health  ·  17.10.2026  ·  PMID 42897673</w:t>
+        <w:t>GBD 2023 Unintentional Poisoning Collaborators  ·  Lancet Public Health  ·  27.10.2026  ·  PMID 42945982</w:t>
       </w:r>
     </w:p>
     <w:p>
       <w:r>
-        <w:t>Entwicklung und Validierung eines Workflows zur Verwendung großer Sprachmodelle (GPT-5, Gemini 3.1 Pro) zur automatisierten Rahmenextraktion aus Mediendebatten zur Public-Health-Politik.</w:t>
+        <w:t>Global-Burden-of-Disease-Analyse quantifizierte Morbidität, Mortalität und DALYs ungeplanter Vergiftungen (Kohlenmonoxid und andere Substanzen) nach Region und SDI-Kategorie.</w:t>
       </w:r>
     </w:p>
     <w:p>
@@ -394,7 +394,7 @@
         <w:t xml:space="preserve">Ergebnis: </w:t>
       </w:r>
       <w:r>
-        <w:t>GPT-5 erreichte 79,8% Präzision und 79,8% Recall, identifizierte 75,2% manuell kodierter Frames. Gemini 3.1 Pro Preview zeigte höhere Präzision aber niedrigeres Recall (F1-Score 79,0% vs. 79,8%). Ansatz generalisierbar auf verschiedene Frontier-Modelle.</w:t>
+        <w:t>2023: 2,54 Mio. Vergiftungsfälle, 69.805 Todesfälle, 3,68 Mio. DALYs global. Kohlenmonoxid: 641.932 Fälle, 30.890 Todesfälle, 1,34 Mio. DALYs. Andere Mittel: 1,90 Mio. Fälle, 38.914 Todesfälle, 2,34 Mio. DALYs. DALY-Rate seit 1990 um 47,5% gesunken; Kohlenmonoxid um 58,2%. Mortalität invers zu SDI; höchste Fallsterblichkeit in niedrig-SDI-Ländern.</w:t>
       </w:r>
     </w:p>
     <w:p>
@@ -409,7 +409,7 @@
         <w:rPr>
           <w:sz w:val="19"/>
         </w:rPr>
-        <w:t>Deutschland; Methodenentwicklung für Versorgungsforschung mit Anwendung auf Politikanalyse.</w:t>
+        <w:t>Systemunabhängige Public-Health-Surveillance, relevante Outcome-Definitionen</w:t>
       </w:r>
     </w:p>
     <w:p>
@@ -418,7 +418,65 @@
           <w:color w:val="5A7D3A"/>
           <w:sz w:val="18"/>
         </w:rPr>
-        <w:t>https://pubmed.ncbi.nlm.nih.gov/42897673/</w:t>
+        <w:t>https://pubmed.ncbi.nlm.nih.gov/42945982/</w:t>
+      </w:r>
+    </w:p>
+    <w:p>
+      <w:pPr>
+        <w:pStyle w:val="Heading2"/>
+      </w:pPr>
+      <w:r>
+        <w:t>Gesundheitsbezogene Lebensqualität bei metabolisch-assoziierter Steatohepatitis</w:t>
+      </w:r>
+    </w:p>
+    <w:p>
+      <w:r>
+        <w:rPr>
+          <w:i/>
+          <w:color w:val="666666"/>
+          <w:sz w:val="18"/>
+        </w:rPr>
+        <w:t>Shumbayawonda E et al.  ·  Qual Life Res  ·  22.10.2026  ·  PMID 42911297</w:t>
+      </w:r>
+    </w:p>
+    <w:p>
+      <w:r>
+        <w:t>Multinationale RCT (Deutschland, Niederlande, Portugal, UK) mit 802 MASLD/MASH-Patienten; EQ-5D-5L zu vier Zeitpunkten erhoben und mit multiparametrischer MRI assoziiert.</w:t>
+      </w:r>
+    </w:p>
+    <w:p>
+      <w:r>
+        <w:rPr>
+          <w:b/>
+        </w:rPr>
+        <w:t xml:space="preserve">Ergebnis: </w:t>
+      </w:r>
+      <w:r>
+        <w:t>MASH-Patienten (cT1 ≥800ms) berichteten geringere Lebensqualität in allen EQ-5D-Dimensionen vs. MASLD. Baseline-Utilities 0,81–0,90, Monat 12: 0,82–0,90. Hochrisiko-MASH (cT1 ≥875ms): 12% höhere Beschwerden. Steigende cT1 um 80ms = 0,023-Punkte Utility-Abnahme (p=0,039). Steigende cT1 mit 29% höheren Odds für Angst/Depression (p&lt;0,05).</w:t>
+      </w:r>
+    </w:p>
+    <w:p>
+      <w:r>
+        <w:rPr>
+          <w:b/>
+          <w:sz w:val="19"/>
+        </w:rPr>
+        <w:t xml:space="preserve">Übertragbarkeit: </w:t>
+      </w:r>
+      <w:r>
+        <w:rPr>
+          <w:sz w:val="19"/>
+        </w:rPr>
+        <w:t>Niederlande, Deutschland beteiligt; Sozialversicherungssysteme, direkt übertragbar</w:t>
+      </w:r>
+    </w:p>
+    <w:p>
+      <w:r>
+        <w:rPr>
+          <w:color w:val="5A7D3A"/>
+          <w:sz w:val="18"/>
+        </w:rPr>
+        <w:t>https://pubmed.ncbi.nlm.nih.gov/42911297/</w:t>
       </w:r>
     </w:p>
     <w:sectPr>
